--- a/papers/Maintext_cholera_outbreak_modeling_31Oct2025.docx
+++ b/papers/Maintext_cholera_outbreak_modeling_31Oct2025.docx
@@ -309,19 +309,11 @@
         </w:rPr>
         <w:t xml:space="preserve"> </w:t>
       </w:r>
-      <w:proofErr w:type="gramStart"/>
-      <w:r>
-        <w:rPr>
-          <w:rFonts w:hint="eastAsia"/>
-        </w:rPr>
-        <w:t>varies</w:t>
-      </w:r>
-      <w:proofErr w:type="gramEnd"/>
-      <w:r>
-        <w:rPr>
-          <w:rFonts w:hint="eastAsia"/>
-        </w:rPr>
-        <w:t xml:space="preserve"> </w:t>
+      <w:r>
+        <w:rPr>
+          <w:rFonts w:hint="eastAsia"/>
+        </w:rPr>
+        <w:t xml:space="preserve">varies </w:t>
       </w:r>
       <w:r>
         <w:t>across</w:t>
@@ -362,11 +354,6 @@
       </w:r>
     </w:p>
     <w:p>
-      <w:pPr>
-        <w:rPr>
-          <w:rFonts w:hint="eastAsia"/>
-        </w:rPr>
-      </w:pPr>
       <w:r>
         <w:t>Using data from 1,192 cholera outbreaks (2010–2020) in sub-Saharan Africa</w:t>
       </w:r>
@@ -529,21 +516,8 @@
       </w:r>
     </w:p>
     <w:p>
-      <w:pPr>
-        <w:rPr>
-          <w:rFonts w:hint="eastAsia"/>
-        </w:rPr>
-      </w:pPr>
-      <w:r>
-        <w:t xml:space="preserve">At 75% coverage, ORI initiated in week 1 averted a median of 129 cases (IQR 41–375; 70% of total). Impact declined exponentially with </w:t>
-      </w:r>
-      <w:proofErr w:type="gramStart"/>
-      <w:r>
-        <w:t>delay—</w:t>
-      </w:r>
-      <w:proofErr w:type="gramEnd"/>
-      <w:r>
-        <w:t>by 15% per week and by half every 4·2 weeks—falling to 22 cases (9·8%) by week 9, c</w:t>
+      <w:r>
+        <w:t>At 75% coverage, ORI initiated in week 1 averted a median of 129 cases (IQR 41–375; 70% of total). Impact declined exponentially with delay—by 15% per week and by half every 4·2 weeks—falling to 22 cases (9·8%) by week 9, c</w:t>
       </w:r>
       <w:r>
         <w:rPr>
@@ -1528,15 +1502,25 @@
         <w:t xml:space="preserve"> </w:t>
       </w:r>
       <w:r>
-        <w:t>It remains a significant concern in regions with inadequate water, sanitation, and hygiene (</w:t>
-      </w:r>
-      <w:proofErr w:type="spellStart"/>
-      <w:r>
-        <w:t>WaSH</w:t>
-      </w:r>
-      <w:proofErr w:type="spellEnd"/>
-      <w:r>
-        <w:t>), particularly in low- and middle-income countries (LMICs).</w:t>
+        <w:t xml:space="preserve">It remains a significant </w:t>
+      </w:r>
+      <w:r>
+        <w:rPr>
+          <w:rFonts w:hint="eastAsia"/>
+        </w:rPr>
+        <w:t>threat</w:t>
+      </w:r>
+      <w:r>
+        <w:t xml:space="preserve"> in </w:t>
+      </w:r>
+      <w:r>
+        <w:rPr>
+          <w:rFonts w:hint="eastAsia"/>
+        </w:rPr>
+        <w:t>settings</w:t>
+      </w:r>
+      <w:r>
+        <w:t xml:space="preserve"> with inadequate water, sanitation, and hygiene (WaSH), particularly in low- and middle-income countries (LMICs).</w:t>
       </w:r>
       <w:r>
         <w:fldChar w:fldCharType="begin"/>
@@ -1564,7 +1548,43 @@
         <w:t xml:space="preserve"> </w:t>
       </w:r>
       <w:r>
-        <w:t>Modelled estimates of cholera incidence and cases reported to the World Health Organization (WHO) indicate that sub-Saharan Africa bears the majority of the global burden, characterized by substantial spatial heterogeneity</w:t>
+        <w:t>Modelled estimates</w:t>
+      </w:r>
+      <w:r>
+        <w:rPr>
+          <w:rFonts w:hint="eastAsia"/>
+        </w:rPr>
+        <w:t xml:space="preserve"> and </w:t>
+      </w:r>
+      <w:r>
+        <w:t xml:space="preserve">World Health Organization (WHO) </w:t>
+      </w:r>
+      <w:r>
+        <w:rPr>
+          <w:rFonts w:hint="eastAsia"/>
+        </w:rPr>
+        <w:t xml:space="preserve">reports </w:t>
+      </w:r>
+      <w:r>
+        <w:t>indicate that sub-Saharan Africa</w:t>
+      </w:r>
+      <w:r>
+        <w:rPr>
+          <w:rFonts w:hint="eastAsia"/>
+        </w:rPr>
+        <w:t xml:space="preserve"> carries</w:t>
+      </w:r>
+      <w:r>
+        <w:t xml:space="preserve"> the majority of the global burden, </w:t>
+      </w:r>
+      <w:r>
+        <w:rPr>
+          <w:rFonts w:hint="eastAsia"/>
+        </w:rPr>
+        <w:t xml:space="preserve">marked by </w:t>
+      </w:r>
+      <w:r>
+        <w:t>substantial spatial heterogeneity</w:t>
       </w:r>
       <w:r>
         <w:rPr>
@@ -1760,7 +1780,40 @@
         <w:t>A</w:t>
       </w:r>
       <w:r>
-        <w:t>nalysis of cholera incidence time series from 2010 to 2016 in sub-Saharan Africa identified approximately 1,000 outbreaks of varying scale across different administrative units.</w:t>
+        <w:t>nalysis of cholera incidence</w:t>
+      </w:r>
+      <w:r>
+        <w:rPr>
+          <w:rFonts w:hint="eastAsia"/>
+        </w:rPr>
+        <w:t xml:space="preserve"> in the region </w:t>
+      </w:r>
+      <w:r>
+        <w:t xml:space="preserve">from 2010 to 2016 identified </w:t>
+      </w:r>
+      <w:r>
+        <w:rPr>
+          <w:rFonts w:hint="eastAsia"/>
+        </w:rPr>
+        <w:t>nearly</w:t>
+      </w:r>
+      <w:r>
+        <w:t xml:space="preserve"> 1,000 outbreaks of varying scale across </w:t>
+      </w:r>
+      <w:r>
+        <w:rPr>
+          <w:rFonts w:hint="eastAsia"/>
+        </w:rPr>
+        <w:t>multiple</w:t>
+      </w:r>
+      <w:r>
+        <w:t xml:space="preserve"> administrative </w:t>
+      </w:r>
+      <w:r>
+        <w:rPr>
+          <w:rFonts w:hint="eastAsia"/>
+        </w:rPr>
+        <w:t>levels,</w:t>
       </w:r>
       <w:r>
         <w:fldChar w:fldCharType="begin"/>
@@ -1782,31 +1835,56 @@
         <w:fldChar w:fldCharType="end"/>
       </w:r>
       <w:r>
-        <w:t xml:space="preserve"> These data also reveal considerable temporal heterogeneity within regions, alongside spatial variations, likely complicating intervention efforts.</w:t>
+        <w:t xml:space="preserve"> underscoring the complexity of controlling transmission.</w:t>
       </w:r>
     </w:p>
     <w:p/>
     <w:p>
       <w:r>
-        <w:t xml:space="preserve">Sustainable access to adequate </w:t>
-      </w:r>
-      <w:proofErr w:type="spellStart"/>
-      <w:r>
-        <w:t>WaSH</w:t>
-      </w:r>
-      <w:proofErr w:type="spellEnd"/>
-      <w:r>
-        <w:t xml:space="preserve">, alongside case management and surveillance, remains the foundation of cholera control. However, the oral cholera vaccine (OCV) serves as a critical supplementary tool, especially in areas where other interventions are </w:t>
+        <w:t>Sustain</w:t>
+      </w:r>
+      <w:r>
+        <w:rPr>
+          <w:rFonts w:hint="eastAsia"/>
+        </w:rPr>
+        <w:t>ed</w:t>
+      </w:r>
+      <w:r>
+        <w:t xml:space="preserve"> access to adequate WaSH</w:t>
+      </w:r>
+      <w:r>
+        <w:t>—</w:t>
+      </w:r>
+      <w:r>
+        <w:rPr>
+          <w:rFonts w:hint="eastAsia"/>
+        </w:rPr>
+        <w:t xml:space="preserve">along with </w:t>
+      </w:r>
+      <w:r>
+        <w:t>case management and surveillance</w:t>
+      </w:r>
+      <w:r>
+        <w:t>—</w:t>
+      </w:r>
+      <w:r>
+        <w:t xml:space="preserve">remains the foundation of cholera control. However, the oral cholera vaccine (OCV) </w:t>
+      </w:r>
+      <w:r>
+        <w:rPr>
+          <w:rFonts w:hint="eastAsia"/>
+        </w:rPr>
+        <w:t>provides an essential complementary</w:t>
+      </w:r>
+      <w:r>
+        <w:t xml:space="preserve"> tool, </w:t>
+      </w:r>
+      <w:r>
+        <w:t xml:space="preserve">particularly where long-term infrastructure improvements are difficult. To support rapid vaccine access, WHO established a global </w:t>
       </w:r>
       <w:r>
         <w:lastRenderedPageBreak/>
-        <w:t>challenging to implement. The WHO recommends OCV use for controlling endemic cholera and during outbreaks, establishing a global OCV stockpile in 2013 with Gavi’s financial support</w:t>
-      </w:r>
-      <w:r>
-        <w:rPr>
-          <w:rFonts w:hint="eastAsia"/>
-        </w:rPr>
-        <w:t>.</w:t>
+        <w:t>OCV stockpile in 2013 with Gavi’s support.</w:t>
       </w:r>
       <w:r>
         <w:fldChar w:fldCharType="begin"/>
@@ -1849,7 +1927,13 @@
         <w:rPr>
           <w:rFonts w:hint="eastAsia"/>
         </w:rPr>
-        <w:t xml:space="preserve">over 200 </w:t>
+        <w:t xml:space="preserve">more than </w:t>
+      </w:r>
+      <w:r>
+        <w:rPr>
+          <w:rFonts w:hint="eastAsia"/>
+        </w:rPr>
+        <w:t xml:space="preserve">200 </w:t>
       </w:r>
       <w:r>
         <w:t xml:space="preserve">million doses </w:t>
@@ -1861,7 +1945,16 @@
         <w:t xml:space="preserve">have been </w:t>
       </w:r>
       <w:r>
-        <w:t>deployed from this stockpile for both proactive and reactive vaccination campaigns</w:t>
+        <w:t xml:space="preserve">deployed </w:t>
+      </w:r>
+      <w:r>
+        <w:rPr>
+          <w:rFonts w:hint="eastAsia"/>
+        </w:rPr>
+        <w:t xml:space="preserve">for </w:t>
+      </w:r>
+      <w:r>
+        <w:t>both proactive and reactive campaigns</w:t>
       </w:r>
       <w:r>
         <w:t>.</w:t>
@@ -1904,13 +1997,46 @@
         <w:t xml:space="preserve"> </w:t>
       </w:r>
       <w:r>
-        <w:t xml:space="preserve">Rising demand, outpacing global production capacity, prompted the International Coordinating Group (ICG)—which manages the stockpile for WHO and Gavi—to </w:t>
+        <w:rPr>
+          <w:rFonts w:hint="eastAsia"/>
+        </w:rPr>
+        <w:t>In response to r</w:t>
+      </w:r>
+      <w:r>
+        <w:t>ising demand</w:t>
+      </w:r>
+      <w:r>
+        <w:rPr>
+          <w:rFonts w:hint="eastAsia"/>
+        </w:rPr>
+        <w:t xml:space="preserve"> and constrained supply, t</w:t>
+      </w:r>
+      <w:r>
+        <w:t>he International Coordinating Group (ICG)—which manages the stockpile for WHO and Gavi—</w:t>
       </w:r>
       <w:r>
         <w:t xml:space="preserve">temporarily </w:t>
       </w:r>
       <w:r>
-        <w:t>adopt a single-dose regimen for outbreak response in October 2022, replacing the standard two-dose schedule, to address the urgent needs of reactive campaigns</w:t>
+        <w:t>adopt</w:t>
+      </w:r>
+      <w:r>
+        <w:rPr>
+          <w:rFonts w:hint="eastAsia"/>
+        </w:rPr>
+        <w:t>ed</w:t>
+      </w:r>
+      <w:r>
+        <w:t xml:space="preserve"> a single-dose </w:t>
+      </w:r>
+      <w:r>
+        <w:rPr>
+          <w:rFonts w:hint="eastAsia"/>
+        </w:rPr>
+        <w:t xml:space="preserve">strategy </w:t>
+      </w:r>
+      <w:r>
+        <w:t>for outbreak response in October 2022, replacing the standard two-dose schedule</w:t>
       </w:r>
       <w:r>
         <w:rPr>
@@ -1954,9 +2080,6 @@
           <w:rFonts w:hint="eastAsia"/>
         </w:rPr>
         <w:t xml:space="preserve"> </w:t>
-      </w:r>
-      <w:r>
-        <w:t>This shift underscores the need to optimize OCV impact amid constrained supply.</w:t>
       </w:r>
     </w:p>
     <w:p/>
@@ -1967,7 +2090,10 @@
         </w:rPr>
       </w:pPr>
       <w:r>
-        <w:t>Given limited resources, policymakers—from local governments to global funders—prioritize efficient OCV use.</w:t>
+        <w:t>Given limited resources</w:t>
+      </w:r>
+      <w:r>
+        <w:t>, optimizing vaccine use is critical.</w:t>
       </w:r>
       <w:r>
         <w:rPr>
@@ -1979,9 +2105,56 @@
       </w:r>
       <w:r>
         <w:rPr>
-          <w:lang w:val="en-US"/>
-        </w:rPr>
-        <w:t>Studies highlighting spatial heterogeneity and cholera “hotspots” suggest that targeting high-risk areas, identified through covariates, historical incidence</w:t>
+          <w:rFonts w:hint="eastAsia"/>
+          <w:lang w:val="en-US"/>
+        </w:rPr>
+        <w:t xml:space="preserve">Although </w:t>
+      </w:r>
+      <w:r>
+        <w:rPr>
+          <w:lang w:val="en-US"/>
+        </w:rPr>
+        <w:t>targeting</w:t>
+      </w:r>
+      <w:r>
+        <w:rPr>
+          <w:rFonts w:hint="eastAsia"/>
+          <w:lang w:val="en-US"/>
+        </w:rPr>
+        <w:t xml:space="preserve"> high-risk areas </w:t>
+      </w:r>
+      <w:r>
+        <w:rPr>
+          <w:rFonts w:hint="eastAsia"/>
+          <w:lang w:val="en-US"/>
+        </w:rPr>
+        <w:t xml:space="preserve">preemptively </w:t>
+      </w:r>
+      <w:r>
+        <w:rPr>
+          <w:rFonts w:hint="eastAsia"/>
+          <w:lang w:val="en-US"/>
+        </w:rPr>
+        <w:t xml:space="preserve">based on </w:t>
+      </w:r>
+      <w:r>
+        <w:rPr>
+          <w:lang w:val="en-US"/>
+        </w:rPr>
+        <w:t>environmental</w:t>
+      </w:r>
+      <w:r>
+        <w:rPr>
+          <w:rFonts w:hint="eastAsia"/>
+          <w:lang w:val="en-US"/>
+        </w:rPr>
+        <w:t xml:space="preserve"> covariates or </w:t>
+      </w:r>
+      <w:r>
+        <w:rPr>
+          <w:lang w:val="en-US"/>
+        </w:rPr>
+        <w:t>historical incidence</w:t>
       </w:r>
       <w:r>
         <w:rPr>
@@ -2055,7 +2228,46 @@
         <w:rPr>
           <w:lang w:val="en-US"/>
         </w:rPr>
-        <w:t xml:space="preserve"> could maximize vaccine benefits. While this approach seems logical, accurately identifying high-risk populations is often hampered by temporal fluctuations in cholera incidence,</w:t>
+        <w:t xml:space="preserve"> </w:t>
+      </w:r>
+      <w:r>
+        <w:rPr>
+          <w:rFonts w:hint="eastAsia"/>
+          <w:lang w:val="en-US"/>
+        </w:rPr>
+        <w:t xml:space="preserve">can improve </w:t>
+      </w:r>
+      <w:r>
+        <w:rPr>
+          <w:lang w:val="en-US"/>
+        </w:rPr>
+        <w:t>benefits</w:t>
+      </w:r>
+      <w:r>
+        <w:rPr>
+          <w:rFonts w:hint="eastAsia"/>
+          <w:lang w:val="en-US"/>
+        </w:rPr>
+        <w:t xml:space="preserve">, such approaches are challenged by </w:t>
+      </w:r>
+      <w:r>
+        <w:rPr>
+          <w:lang w:val="en-US"/>
+        </w:rPr>
+        <w:t>fluctuatin</w:t>
+      </w:r>
+      <w:r>
+        <w:rPr>
+          <w:rFonts w:hint="eastAsia"/>
+          <w:lang w:val="en-US"/>
+        </w:rPr>
+        <w:t>g</w:t>
+      </w:r>
+      <w:r>
+        <w:rPr>
+          <w:lang w:val="en-US"/>
+        </w:rPr>
+        <w:t xml:space="preserve"> incidence,</w:t>
       </w:r>
       <w:r>
         <w:rPr>
@@ -2092,7 +2304,7 @@
         <w:rPr>
           <w:lang w:val="en-US"/>
         </w:rPr>
-        <w:t xml:space="preserve"> waning vaccine-derived immunity,</w:t>
+        <w:t xml:space="preserve"> waning immunity,</w:t>
       </w:r>
       <w:r>
         <w:rPr>
@@ -2164,9 +2376,68 @@
       </w:r>
       <w:r>
         <w:rPr>
-          <w:lang w:val="en-US"/>
-        </w:rPr>
-        <w:t xml:space="preserve"> These factors can diminish the effectiveness of targeting, even in areas with a high average risk, particularly when vaccine availability covers only a small fraction of at-risk populations. In contrast, outbreak-response immunizations (ORIs)—vaccinating populations where outbreaks are detected—reduce uncertainties tied to preemptive targeting. In practice, the OCV stockpile has primarily supported ORIs, with over </w:t>
+          <w:rFonts w:hint="eastAsia"/>
+          <w:lang w:val="en-US"/>
+        </w:rPr>
+        <w:t xml:space="preserve"> </w:t>
+      </w:r>
+      <w:r>
+        <w:rPr>
+          <w:lang w:val="en-US"/>
+        </w:rPr>
+        <w:t>In contrast, outbreak</w:t>
+      </w:r>
+      <w:r>
+        <w:rPr>
+          <w:rFonts w:hint="eastAsia"/>
+          <w:lang w:val="en-US"/>
+        </w:rPr>
+        <w:t xml:space="preserve"> </w:t>
+      </w:r>
+      <w:r>
+        <w:rPr>
+          <w:lang w:val="en-US"/>
+        </w:rPr>
+        <w:t xml:space="preserve">response immunizations (ORIs)—vaccinating populations where outbreaks </w:t>
+      </w:r>
+      <w:r>
+        <w:rPr>
+          <w:rFonts w:hint="eastAsia"/>
+          <w:lang w:val="en-US"/>
+        </w:rPr>
+        <w:t>occur</w:t>
+      </w:r>
+      <w:r>
+        <w:rPr>
+          <w:lang w:val="en-US"/>
+        </w:rPr>
+        <w:t xml:space="preserve">—reduce uncertainties tied to preemptive targeting. In practice, </w:t>
+      </w:r>
+      <w:r>
+        <w:rPr>
+          <w:rFonts w:hint="eastAsia"/>
+          <w:lang w:val="en-US"/>
+        </w:rPr>
+        <w:t>77</w:t>
+      </w:r>
+      <w:r>
+        <w:rPr>
+          <w:lang w:val="en-US"/>
+        </w:rPr>
+        <w:t>%</w:t>
+      </w:r>
+      <w:r>
+        <w:rPr>
+          <w:rFonts w:hint="eastAsia"/>
+          <w:lang w:val="en-US"/>
+        </w:rPr>
+        <w:t xml:space="preserve"> of </w:t>
+      </w:r>
+      <w:r>
+        <w:rPr>
+          <w:lang w:val="en-US"/>
+        </w:rPr>
+        <w:t xml:space="preserve">over </w:t>
       </w:r>
       <w:r>
         <w:rPr>
@@ -2190,22 +2461,30 @@
       </w:r>
       <w:r>
         <w:rPr>
-          <w:lang w:val="en-US"/>
-        </w:rPr>
-        <w:t>, of which a substantial proportion (</w:t>
-      </w:r>
-      <w:r>
-        <w:rPr>
-          <w:rFonts w:hint="eastAsia"/>
-          <w:lang w:val="en-US"/>
-        </w:rPr>
-        <w:t>77</w:t>
-      </w:r>
-      <w:r>
-        <w:rPr>
-          <w:lang w:val="en-US"/>
-        </w:rPr>
-        <w:t>%) addressed outbreaks rather than prevention.</w:t>
+          <w:rFonts w:hint="eastAsia"/>
+          <w:lang w:val="en-US"/>
+        </w:rPr>
+        <w:t xml:space="preserve"> </w:t>
+      </w:r>
+      <w:r>
+        <w:rPr>
+          <w:rFonts w:hint="eastAsia"/>
+          <w:lang w:val="en-US"/>
+        </w:rPr>
+        <w:t xml:space="preserve">were used for </w:t>
+      </w:r>
+      <w:r>
+        <w:rPr>
+          <w:rFonts w:hint="eastAsia"/>
+          <w:lang w:val="en-US"/>
+        </w:rPr>
+        <w:t>ORIs</w:t>
+      </w:r>
+      <w:r>
+        <w:rPr>
+          <w:lang w:val="en-US"/>
+        </w:rPr>
+        <w:t xml:space="preserve"> rather than prevention.</w:t>
       </w:r>
       <w:r>
         <w:rPr>
@@ -2242,327 +2521,453 @@
         <w:rPr>
           <w:lang w:val="en-US"/>
         </w:rPr>
-        <w:t xml:space="preserve"> Understanding the impact of ORIs, which dominate vaccination efforts, and identifying strategies to enhance their effectiveness are thus critical.</w:t>
+        <w:t xml:space="preserve"> </w:t>
+      </w:r>
+    </w:p>
+    <w:p>
+      <w:pPr>
+        <w:rPr>
+          <w:lang w:val="en-US"/>
+        </w:rPr>
+      </w:pPr>
+    </w:p>
+    <w:p>
+      <w:r>
+        <w:t xml:space="preserve">Despite this widespread use, evidence on ORI impact remains fragmented. </w:t>
+      </w:r>
+      <w:r>
+        <w:rPr>
+          <w:rFonts w:hint="eastAsia"/>
+        </w:rPr>
+        <w:t xml:space="preserve">Most previous </w:t>
+      </w:r>
+      <w:r>
+        <w:rPr>
+          <w:rFonts w:hint="eastAsia"/>
+          <w:lang w:val="en-US"/>
+        </w:rPr>
+        <w:t>analyses</w:t>
+      </w:r>
+      <w:r>
+        <w:rPr>
+          <w:lang w:val="en-US"/>
+        </w:rPr>
+        <w:t xml:space="preserve"> </w:t>
+      </w:r>
+      <w:r>
+        <w:rPr>
+          <w:rFonts w:hint="eastAsia"/>
+          <w:lang w:val="en-US"/>
+        </w:rPr>
+        <w:t xml:space="preserve">examined a few </w:t>
+      </w:r>
+      <w:r>
+        <w:rPr>
+          <w:lang w:val="en-US"/>
+        </w:rPr>
+        <w:t>large outbreaks,</w:t>
+      </w:r>
+      <w:r>
+        <w:fldChar w:fldCharType="begin"/>
+      </w:r>
+      <w:r>
+        <w:instrText xml:space="preserve"> ADDIN ZOTERO_ITEM CSL_CITATION {"citationID":"Yl7qnHdA","properties":{"formattedCitation":"\\super 1,3,5,6,10,15,23\\nosupersub{}","plainCitation":"1,3,5,6,10,15,23","noteIndex":0},"citationItems":[{"id":"ybNQHeeS/FsjA11A9","uris":["http://zotero.org/users/local/xDVOxgbN/items/3KCFPCDX"],"itemData":{"id":67,"type":"article-journal","container-title":"PLOS Medicine","DOI":"10.1371/journal.pmed.1002509","ISSN":"1549-1676","issue":"2","journalAbbreviation":"PLoS Med","language":"en","page":"e1002509","source":"DOI.org (Crossref)","title":"The potential impact of case-area targeted interventions in response to cholera outbreaks: A modeling study","title-short":"The potential impact of case-area targeted interventions in response to cholera outbreaks","volume":"15","author":[{"family":"Finger","given":"Flavio"},{"family":"Bertuzzo","given":"Enrico"},{"family":"Luquero","given":"Francisco J."},{"family":"Naibei","given":"Nathan"},{"family":"Touré","given":"Brahima"},{"family":"Allan","given":"Maya"},{"family":"Porten","given":"Klaudia"},{"family":"Lessler","given":"Justin"},{"family":"Rinaldo","given":"Andrea"},{"family":"Azman","given":"Andrew S."}],"editor":[{"family":"Von Seidlein","given":"Lorenz"}],"issued":{"date-parts":[["2018",2,27]]}}},{"id":"ybNQHeeS/KaT8ut55","uris":["http://zotero.org/users/local/xDVOxgbN/items/Z93MZCN2"],"itemData":{"id":74,"type":"article-journal","container-title":"PLoS Neglected Tropical Diseases","DOI":"10.1371/journal.pntd.0003343","ISSN":"1935-2735","issue":"12","journalAbbreviation":"PLoS Negl Trop Dis","language":"en","page":"e3343","source":"DOI.org (Crossref)","title":"Comparative Effectiveness of Different Strategies of Oral Cholera Vaccination in Bangladesh: A Modeling Study","title-short":"Comparative Effectiveness of Different Strategies of Oral Cholera Vaccination in Bangladesh","volume":"8","author":[{"family":"Dimitrov","given":"Dobromir T."},{"family":"Troeger","given":"Christopher"},{"family":"Halloran","given":"M. Elizabeth"},{"family":"Longini","given":"Ira M."},{"family":"Chao","given":"Dennis L."}],"editor":[{"family":"Baker","given":"Stephen"}],"issued":{"date-parts":[["2014",12,4]]}}},{"id":"ybNQHeeS/BUgPXzVF","uris":["http://zotero.org/users/local/xDVOxgbN/items/YPZZPLI9"],"itemData":{"id":80,"type":"article-journal","container-title":"The Lancet Global Health","DOI":"10.1016/S2214-109X(20)30310-7","ISSN":"2214109X","issue":"8","journalAbbreviation":"The Lancet Global Health","language":"en","page":"e1081-e1089","source":"DOI.org (Crossref)","title":"Achieving coordinated national immunity and cholera elimination in Haiti through vaccination: a modelling study","title-short":"Achieving coordinated national immunity and cholera elimination in Haiti through vaccination","volume":"8","author":[{"family":"Lee","given":"Elizabeth C"},{"family":"Chao","given":"Dennis L"},{"family":"Lemaitre","given":"Joseph C"},{"family":"Matrajt","given":"Laura"},{"family":"Pasetto","given":"Damiano"},{"family":"Perez-Saez","given":"Javier"},{"family":"Finger","given":"Flavio"},{"family":"Rinaldo","given":"Andrea"},{"family":"Sugimoto","given":"Jonathan D"},{"family":"Halloran","given":"M Elizabeth"},{"family":"Longini","given":"Ira M"},{"family":"Ternier","given":"Ralph"},{"family":"Vissieres","given":"Kenia"},{"family":"Azman","given":"Andrew S"},{"family":"Lessler","given":"Justin"},{"family":"Ivers","given":"Louise C"}],"issued":{"date-parts":[["2020",8]]}}},{"id":"ybNQHeeS/SclWsZkd","uris":["http://zotero.org/users/local/xDVOxgbN/items/C9VJ6Y9N"],"itemData":{"id":87,"type":"article-journal","abstract":"In October 2010, a virulent South Asian strain of El Tor cholera began to spread in Haiti. Interventions have included treatment of cases and improved sanitation. Use of cholera vaccines would likely have further reduced morbidity and mortality, but such vaccines are in short supply and little is known about effective vaccination strategies for epidemic cholera. We use a mathematical cholera transmission model to assess different vaccination strategies. With limited vaccine quantities, concentrating vaccine in high-risk areas is always most efficient. We show that targeting one million doses of vaccine to areas with high exposure to\n              Vibrio cholerae\n              , enough for two doses for 5% of the population, would reduce the number of cases by 11%. The same strategy with enough vaccine for 30% of the population with modest hygienic improvement could reduce cases by 55% and save 3,320 lives. For epidemic cholera, we recommend a large mobile stockpile of enough vaccine to cover 30% of a country's population to be reactively targeted to populations at high risk of exposure.","container-title":"Proceedings of the National Academy of Sciences","DOI":"10.1073/pnas.1102149108","ISSN":"0027-8424, 1091-6490","issue":"17","journalAbbreviation":"Proc. Natl. Acad. Sci. U.S.A.","language":"en","page":"7081-7085","source":"DOI.org (Crossref)","title":"Vaccination strategies for epidemic cholera in Haiti with implications for the developing world","volume":"108","author":[{"family":"Chao","given":"Dennis L."},{"family":"Halloran","given":"M. Elizabeth"},{"family":"Longini","given":"Ira M."}],"issued":{"date-parts":[["2011",4,26]]}}},{"id":"ybNQHeeS/nFz6CHzy","uris":["http://zotero.org/users/local/xDVOxgbN/items/A7JBWGAG"],"itemData":{"id":97,"type":"article-journal","container-title":"PLoS Neglected Tropical Diseases","DOI":"10.1371/journal.pntd.0001901","ISSN":"1935-2735","issue":"11","journalAbbreviation":"PLoS Negl Trop Dis","language":"en","page":"e1901","source":"DOI.org (Crossref)","title":"Urban Cholera Transmission Hotspots and Their Implications for Reactive Vaccination: Evidence from Bissau City, Guinea Bissau","title-short":"Urban Cholera Transmission Hotspots and Their Implications for Reactive Vaccination","volume":"6","author":[{"family":"Azman","given":"Andrew S."},{"family":"Luquero","given":"Francisco J."},{"family":"Rodrigues","given":"Amabelia"},{"family":"Palma","given":"Pedro Pablo"},{"family":"Grais","given":"Rebecca F."},{"family":"Banga","given":"Cunhate Na"},{"family":"Grenfell","given":"Bryan T."},{"family":"Lessler","given":"Justin"}],"editor":[{"family":"Vinetz","given":"Joseph M."}],"issued":{"date-parts":[["2012",11,8]]}}},{"id":"ybNQHeeS/dB2lsX4Z","uris":["http://zotero.org/users/local/xDVOxgbN/items/D9HE3GUQ"],"itemData":{"id":78,"type":"article-journal","container-title":"PLOS Medicine","DOI":"10.1371/journal.pmed.1001867","ISSN":"1549-1676","issue":"8","journalAbbreviation":"PLoS Med","language":"en","page":"e1001867","source":"DOI.org (Crossref)","title":"The Impact of a One-Dose versus Two-Dose Oral Cholera Vaccine Regimen in Outbreak Settings: A Modeling Study","title-short":"The Impact of a One-Dose versus Two-Dose Oral Cholera Vaccine Regimen in Outbreak Settings","volume":"12","author":[{"family":"Azman","given":"Andrew S."},{"family":"Luquero","given":"Francisco J."},{"family":"Ciglenecki","given":"Iza"},{"family":"Grais","given":"Rebecca F."},{"family":"Sack","given":"David A."},{"family":"Lessler","given":"Justin"}],"editor":[{"family":"Kretzschmar","given":"Mirjam E. E."}],"issued":{"date-parts":[["2015",8,25]]}}},{"id":7876,"uris":["http://zotero.org/users/7663102/items/CQNDTP3Y"],"itemData":{"id":7876,"type":"article-journal","container-title":"International Journal of Infectious Diseases","DOI":"10.1016/j.ijid.2022.05.039","ISSN":"1201-9712","journalAbbreviation":"IJID","language":"English","note":"publisher: Elsevier\nPMID: 35605949","page":"215-221","source":"www.ijidonline.com","title":"Cholera outbreaks in sub-Saharan Africa during 2010-2019: a descriptive analysis","title-short":"Cholera outbreaks in sub-Saharan Africa during 2010-2019","volume":"122","author":[{"family":"Zheng","given":"Qulu"},{"family":"Luquero","given":"Francisco J."},{"family":"Ciglenecki","given":"Iza"},{"family":"Wamala","given":"Joseph F."},{"family":"Abubakar","given":"Abdinasir"},{"family":"Welo","given":"Placide"},{"family":"Hussen","given":"Mukemil"},{"family":"Wossen","given":"Mesfin"},{"family":"Yennan","given":"Sebastian"},{"family":"Keita","given":"Alama"},{"family":"Lessler","given":"Justin"},{"family":"Azman","given":"Andrew S."},{"family":"Lee","given":"Elizabeth C."}],"issued":{"date-parts":[["2022",9,1]]},"citation-key":"zhengCholeraOutbreaksSubSaharan2022"}}],"schema":"https://github.com/citation-style-language/schema/raw/master/csl-citation.json"} </w:instrText>
+      </w:r>
+      <w:r>
+        <w:fldChar w:fldCharType="separate"/>
+      </w:r>
+      <w:r>
+        <w:rPr>
+          <w:rFonts w:cs="Times New Roman"/>
+          <w:vertAlign w:val="superscript"/>
+        </w:rPr>
+        <w:t>1,3,5,6,10,15,23</w:t>
+      </w:r>
+      <w:r>
+        <w:fldChar w:fldCharType="end"/>
+      </w:r>
+      <w:r>
+        <w:rPr>
+          <w:rFonts w:hint="eastAsia"/>
+        </w:rPr>
+        <w:t xml:space="preserve"> which </w:t>
+      </w:r>
+      <w:r>
+        <w:rPr>
+          <w:lang w:val="en-US"/>
+        </w:rPr>
+        <w:t>fail to represent the diverse epidemiological profiles</w:t>
+      </w:r>
+      <w:r>
+        <w:rPr>
+          <w:rFonts w:hint="eastAsia"/>
+          <w:lang w:val="en-US"/>
+        </w:rPr>
+        <w:t xml:space="preserve"> </w:t>
+      </w:r>
+      <w:r>
+        <w:rPr>
+          <w:lang w:val="en-US"/>
+        </w:rPr>
+        <w:t>of cholera outbreaks</w:t>
+      </w:r>
+      <w:r>
+        <w:rPr>
+          <w:rFonts w:hint="eastAsia"/>
+          <w:lang w:val="en-US"/>
+        </w:rPr>
+        <w:t>,</w:t>
+      </w:r>
+      <w:r>
+        <w:fldChar w:fldCharType="begin"/>
+      </w:r>
+      <w:r>
+        <w:instrText xml:space="preserve"> ADDIN ZOTERO_ITEM CSL_CITATION {"citationID":"CjSpsH7r","properties":{"formattedCitation":"\\super 23,30\\nosupersub{}","plainCitation":"23,30","noteIndex":0},"citationItems":[{"id":7876,"uris":["http://zotero.org/users/7663102/items/CQNDTP3Y"],"itemData":{"id":7876,"type":"article-journal","container-title":"International Journal of Infectious Diseases","DOI":"10.1016/j.ijid.2022.05.039","ISSN":"1201-9712","journalAbbreviation":"IJID","language":"English","note":"publisher: Elsevier\nPMID: 35605949","page":"215-221","source":"www.ijidonline.com","title":"Cholera outbreaks in sub-Saharan Africa during 2010-2019: a descriptive analysis","title-short":"Cholera outbreaks in sub-Saharan Africa during 2010-2019","volume":"122","author":[{"family":"Zheng","given":"Qulu"},{"family":"Luquero","given":"Francisco J."},{"family":"Ciglenecki","given":"Iza"},{"family":"Wamala","given":"Joseph F."},{"family":"Abubakar","given":"Abdinasir"},{"family":"Welo","given":"Placide"},{"family":"Hussen","given":"Mukemil"},{"family":"Wossen","given":"Mesfin"},{"family":"Yennan","given":"Sebastian"},{"family":"Keita","given":"Alama"},{"family":"Lessler","given":"Justin"},{"family":"Azman","given":"Andrew S."},{"family":"Lee","given":"Elizabeth C."}],"issued":{"date-parts":[["2022",9,1]]},"citation-key":"zhengCholeraOutbreaksSubSaharan2022"}},{"id":15218,"uris":["http://zotero.org/users/7663102/items/UWYP5WF6"],"itemData":{"id":15218,"type":"manuscript","event-place":"In preparation","publisher-place":"In preparation","title":"Cholera outbreak time series in Africa between 2010 and 2023.","author":[{"family":"Zheng","given":"Q."},{"family":"Lee","given":"E. C."}],"citation-key":"zhengCholeraOutbreakTime"}}],"schema":"https://github.com/citation-style-language/schema/raw/master/csl-citation.json"} </w:instrText>
+      </w:r>
+      <w:r>
+        <w:fldChar w:fldCharType="separate"/>
+      </w:r>
+      <w:r>
+        <w:rPr>
+          <w:rFonts w:cs="Times New Roman"/>
+          <w:vertAlign w:val="superscript"/>
+        </w:rPr>
+        <w:t>23,30</w:t>
+      </w:r>
+      <w:r>
+        <w:fldChar w:fldCharType="end"/>
+      </w:r>
+      <w:r>
+        <w:t xml:space="preserve"> </w:t>
+      </w:r>
+      <w:r>
+        <w:rPr>
+          <w:rFonts w:hint="eastAsia"/>
+        </w:rPr>
+        <w:t xml:space="preserve">or </w:t>
+      </w:r>
+      <w:r>
+        <w:rPr>
+          <w:lang w:val="en-US"/>
+        </w:rPr>
+        <w:t>overlook key operational and immunological factors</w:t>
+      </w:r>
+      <w:r>
+        <w:rPr>
+          <w:rFonts w:hint="eastAsia"/>
+          <w:lang w:val="en-US"/>
+        </w:rPr>
+        <w:t xml:space="preserve"> such ss delayed campaign initiation</w:t>
+      </w:r>
+      <w:r>
+        <w:rPr>
+          <w:lang w:val="en-US"/>
+        </w:rPr>
+        <w:fldChar w:fldCharType="begin"/>
+      </w:r>
+      <w:r>
+        <w:rPr>
+          <w:lang w:val="en-US"/>
+        </w:rPr>
+        <w:instrText xml:space="preserve"> ADDIN ZOTERO_ITEM CSL_CITATION {"citationID":"e9IFkJPi","properties":{"formattedCitation":"\\super 25,31\\nosupersub{}","plainCitation":"25,31","noteIndex":0},"citationItems":[{"id":"ybNQHeeS/kkRpyyQ9","uris":["http://zotero.org/users/local/xDVOxgbN/items/UK5GYXXH"],"itemData":{"id":"qgjhK9ns/wTRZRA3s","type":"dataset","title":"GTFCC OCV Dashboard","URL":"https://apps.epicentre-msf.org/public/app/gtfcc","author":[{"literal":"Global Task Force on Cholera Control"}]}},{"id":"ybNQHeeS/JC1Ar5Vn","uris":["http://zotero.org/users/local/xDVOxgbN/items/5UAYTNFT"],"itemData":{"id":132,"type":"article-journal","abstract":"Vaccination is a key intervention to prevent and control cholera in conjunction with water, sanitation and hygiene activities. An oral cholera vaccine (OCV) stockpile was established by the World Health Organization (WHO) in 2013. We reviewed its use from July 2013 to all of 2018 in order to assess its role in cholera control. We computed information related to OCV deployments and campaigns conducted including setting, target population, timelines, delivery strategy, reported adverse events, coverage achieved, and costs. In 2013-2018, a total of 83,509,941 OCV doses have been requested by 24 countries, of which 55,409,160 were approved and 36,066,010 eventually shipped in 83 deployments, resulting in 104 vaccination campaigns in 22 countries. OCVs had in general high uptake (mean administrative coverage 1st dose campaign at 90.3%; 2nd dose campaign at 88.2%; mean survey-estimated two-dose coverage at 69.9%, at least one dose at 84.6%) No serious adverse events were reported. Campaigns were organized quickly (five days median duration). In emergency settings, the longest delay was from the occurrence of the emergency to requesting OCV (median: 26</w:instrText>
+      </w:r>
+      <w:r>
+        <w:rPr>
+          <w:rFonts w:ascii="Arial" w:hAnsi="Arial"/>
+          <w:lang w:val="en-US"/>
+        </w:rPr>
+        <w:instrText> </w:instrText>
+      </w:r>
+      <w:r>
+        <w:rPr>
+          <w:lang w:val="en-US"/>
+        </w:rPr>
+        <w:instrText xml:space="preserve">days). The mean cost of administering one dose of vaccine was 2.98 USD. The OCV stockpile is an important public health resource. OCVs were generally well accepted by the population and their use demonstrated to be safe and feasible in all settings. OCV was an inexpensive intervention, although timing was a limiting factor for emergency use. The dynamic created by the establishment of the OCV stockpile has played a role in the increased use of the vaccine by setting in motion a virtuous cycle by which better monitoring and evaluation leads to better campaign organization, better cholera control, and more requests being generated. Further work is needed to improve timeliness of response and contextualize strategies for OCV delivery in the various settings.","container-title":"Vaccine","DOI":"10.1016/j.vaccine.2019.08.086","ISSN":"1873-2518","issue":"Suppl 1","journalAbbreviation":"Vaccine","language":"eng","note":"PMID: 31519444\nPMCID: PMC10967685","page":"A132-A140","source":"PubMed","title":"Global oral cholera vaccine use, 2013-2018","volume":"38 Suppl 1","author":[{"family":"Pezzoli","given":"Lorenzo"},{"literal":"Oral Cholera Vaccine Working Group of the Global Task Force on Cholera Control"}],"issued":{"date-parts":[["2020",2,29]]}}}],"schema":"https://github.com/citation-style-language/schema/raw/master/csl-citation.json"} </w:instrText>
+      </w:r>
+      <w:r>
+        <w:rPr>
+          <w:lang w:val="en-US"/>
+        </w:rPr>
+        <w:fldChar w:fldCharType="separate"/>
+      </w:r>
+      <w:r>
+        <w:rPr>
+          <w:rFonts w:cs="Times New Roman"/>
+          <w:vertAlign w:val="superscript"/>
+        </w:rPr>
+        <w:t>25,31</w:t>
+      </w:r>
+      <w:r>
+        <w:rPr>
+          <w:lang w:val="en-US"/>
+        </w:rPr>
+        <w:fldChar w:fldCharType="end"/>
+      </w:r>
+      <w:r>
+        <w:rPr>
+          <w:rFonts w:hint="eastAsia"/>
+          <w:lang w:val="en-US"/>
+        </w:rPr>
+        <w:t>or time to develop vaccine-derived immunity.</w:t>
+      </w:r>
+      <w:r>
+        <w:fldChar w:fldCharType="begin"/>
+      </w:r>
+      <w:r>
+        <w:instrText xml:space="preserve"> ADDIN ZOTERO_ITEM CSL_CITATION {"citationID":"p62dvBbO","properties":{"formattedCitation":"\\super 9,13\\uc0\\u8211{}15\\nosupersub{}","plainCitation":"9,13–15","noteIndex":0},"citationItems":[{"id":"ybNQHeeS/AcbiNQSK","uris":["http://zotero.org/users/local/xDVOxgbN/items/ZJQSH5FR"],"itemData":{"id":95,"type":"article-journal","container-title":"PLOS Neglected Tropical Diseases","DOI":"10.1371/journal.pntd.0006257","ISSN":"1935-2735","issue":"2","journalAbbreviation":"PLoS Negl Trop Dis","language":"en","page":"e0006257","source":"DOI.org (Crossref)","title":"Prolonging herd immunity to cholera via vaccination: Accounting for human mobility and waning vaccine effects","title-short":"Prolonging herd immunity to cholera via vaccination","volume":"12","author":[{"family":"Peak","given":"Corey M."},{"family":"Reilly","given":"Amanda L."},{"family":"Azman","given":"Andrew S."},{"family":"Buckee","given":"Caroline O."}],"editor":[{"family":"Marks","given":"Florian"}],"issued":{"date-parts":[["2018",2,28]]}}},{"id":"ybNQHeeS/DZXg9sJk","uris":["http://zotero.org/users/local/xDVOxgbN/items/P34TEJN2"],"itemData":{"id":93,"type":"article-journal","abstract":"Background\n              A global stockpile of oral cholera vaccine (OCV) was established in 2013 for use in outbreak response and are licensed as two-dose regimens. Vaccine availability, however, remains limited. Previous studies have found that a single dose of OCV may provide substantial protection against cholera.\n            \n            \n              Methods\n              Using a mathematical model with two age groups paired with optimization algorithms, we determine the optimal vaccination strategy with one and two doses of vaccine to minimize cumulative overall infections, symptomatic infections, and deaths. We explore counterfactual vaccination scenarios in three distinct settings: Maela, the largest refugee camp in Thailand, with high in- and out-migration; N’Djamena, Chad, a densely populated region; and Haiti, where departments are connected by rivers and roads.\n            \n            \n              Results\n              Over the short term under limited vaccine supply, the optimal strategies for all objectives prioritize one dose to the older age group (over five years old), irrespective of setting and level of vaccination coverage. As more vaccine becomes available, it is optimal to administer a second dose for long-term protection. With enough vaccine to cover the whole population with one dose, the optimal strategies can avert up to 30% to 90% of deaths and 36% to 92% of symptomatic infections across the three settings over one year. The one-dose optimal strategies can avert 1.2 to 1.8 times as many cases and deaths compared to the standard two-dose strategy.\n            \n            \n              Conclusions\n              In an outbreak setting, speedy vaccination campaigns with a single dose of OCV is likely to avert more cases and deaths than a two-dose pro-rata campaign under a limited vaccine supply.","container-title":"PLOS Neglected Tropical Diseases","DOI":"10.1371/journal.pntd.0010358","ISSN":"1935-2735","issue":"4","journalAbbreviation":"PLoS Negl Trop Dis","language":"en","page":"e0010358","source":"DOI.org (Crossref)","title":"Optimizing one-dose and two-dose cholera vaccine allocation in outbreak settings: A modeling study","title-short":"Optimizing one-dose and two-dose cholera vaccine allocation in outbreak settings","volume":"16","author":[{"family":"Leung","given":"Tiffany"},{"family":"Eaton","given":"Julia"},{"family":"Matrajt","given":"Laura"}],"editor":[{"family":"Fleckenstein","given":"James Michael"}],"issued":{"date-parts":[["2022",4,20]]}}},{"id":"ybNQHeeS/dB2lsX4Z","uris":["http://zotero.org/users/local/xDVOxgbN/items/D9HE3GUQ"],"itemData":{"id":78,"type":"article-journal","container-title":"PLOS Medicine","DOI":"10.1371/journal.pmed.1001867","ISSN":"1549-1676","issue":"8","journalAbbreviation":"PLoS Med","language":"en","page":"e1001867","source":"DOI.org (Crossref)","title":"The Impact of a One-Dose versus Two-Dose Oral Cholera Vaccine Regimen in Outbreak Settings: A Modeling Study","title-short":"The Impact of a One-Dose versus Two-Dose Oral Cholera Vaccine Regimen in Outbreak Settings","volume":"12","author":[{"family":"Azman","given":"Andrew S."},{"family":"Luquero","given":"Francisco J."},{"family":"Ciglenecki","given":"Iza"},{"family":"Grais","given":"Rebecca F."},{"family":"Sack","given":"David A."},{"family":"Lessler","given":"Justin"}],"editor":[{"family":"Kretzschmar","given":"Mirjam E. E."}],"issued":{"date-parts":[["2015",8,25]]}}},{"id":"ybNQHeeS/73MCWKFh","uris":["http://zotero.org/users/local/xDVOxgbN/items/I4JWC6R2"],"itemData":{"id":82,"type":"article-journal","abstract":"Reactive vaccination has recently been adopted as an outbreak response tool for cholera and other infectious diseases. Owing to the global shortage of oral cholera vaccine, health officials must quickly decide who and where to distribute limited vaccine. Targeted vaccination in transmission hotspots (i.e. areas with high transmission efficiency) may be a potential approach to efficiently allocate vaccine, however its effectiveness will likely be context-dependent. We compared strategies for allocating vaccine across multiple areas with heterogeneous transmission efficiency. We constructed metapopulation models of a cholera-like disease and compared simulated epidemics where: vaccine is targeted at areas of high or low transmission efficiency, where vaccine is distributed across the population, and where no vaccine is used. We find that connectivity between populations, transmission efficiency, vaccination timing and the amount of vaccine available all shape the performance of different allocation strategies. In highly connected settings (e.g. cities) when vaccinating early in the epidemic, targeting limited vaccine at transmission hotspots is often optimal. Once vaccination is delayed, targeting the hotspot is rarely optimal, and strategies that either spread vaccine between areas or those targeted at non-hotspots will avert more cases. Although hotspots may be an intuitive outbreak control target, we show that, in many situations, the hotspot-epidemic proceeds so fast that hotspot-targeted reactive vaccination will prevent relatively few cases, and vaccination shared across areas where transmission can be sustained is often best.","container-title":"Proceedings of the Royal Society B: Biological Sciences","DOI":"10.1098/rspb.2014.1341","ISSN":"0962-8452, 1471-2954","issue":"1798","journalAbbreviation":"Proc. R. Soc. B.","language":"en","page":"20141341","source":"DOI.org (Crossref)","title":"Reactive vaccination in the presence of disease hotspots","volume":"282","author":[{"family":"Azman","given":"Andrew S."},{"family":"Lessler","given":"Justin"}],"issued":{"date-parts":[["2015",1,7]]}}}],"schema":"https://github.com/citation-style-language/schema/raw/master/csl-citation.json"} </w:instrText>
+      </w:r>
+      <w:r>
+        <w:fldChar w:fldCharType="separate"/>
+      </w:r>
+      <w:r>
+        <w:rPr>
+          <w:vertAlign w:val="superscript"/>
+          <w:lang w:val="en-US"/>
+        </w:rPr>
+        <w:t>9,13–15</w:t>
+      </w:r>
+      <w:r>
+        <w:fldChar w:fldCharType="end"/>
+      </w:r>
+      <w:r>
+        <w:rPr>
+          <w:lang w:val="en-US"/>
+        </w:rPr>
+        <w:t xml:space="preserve"> A</w:t>
+      </w:r>
+      <w:r>
+        <w:rPr>
+          <w:rFonts w:hint="eastAsia"/>
+          <w:lang w:val="en-US"/>
+        </w:rPr>
+        <w:t xml:space="preserve"> comprehensive </w:t>
+      </w:r>
+      <w:r>
+        <w:rPr>
+          <w:lang w:val="en-US"/>
+        </w:rPr>
+        <w:t xml:space="preserve">modeling </w:t>
+      </w:r>
+      <w:r>
+        <w:rPr>
+          <w:rFonts w:hint="eastAsia"/>
+          <w:lang w:val="en-US"/>
+        </w:rPr>
+        <w:t xml:space="preserve">framework that captures the full </w:t>
+      </w:r>
+      <w:r>
+        <w:rPr>
+          <w:lang w:val="en-US"/>
+        </w:rPr>
+        <w:t>epidemiological diversity</w:t>
+      </w:r>
+      <w:r>
+        <w:rPr>
+          <w:rFonts w:hint="eastAsia"/>
+          <w:lang w:val="en-US"/>
+        </w:rPr>
+        <w:t xml:space="preserve"> of outbreaks</w:t>
+      </w:r>
+      <w:r>
+        <w:rPr>
+          <w:lang w:val="en-US"/>
+        </w:rPr>
+        <w:t xml:space="preserve">, </w:t>
+      </w:r>
+      <w:r>
+        <w:rPr>
+          <w:rFonts w:hint="eastAsia"/>
+          <w:lang w:val="en-US"/>
+        </w:rPr>
+        <w:t xml:space="preserve">real-world </w:t>
+      </w:r>
+      <w:r>
+        <w:rPr>
+          <w:lang w:val="en-US"/>
+        </w:rPr>
+        <w:t xml:space="preserve">immunological delays, and operational constraints is </w:t>
+      </w:r>
+      <w:r>
+        <w:rPr>
+          <w:rFonts w:hint="eastAsia"/>
+          <w:lang w:val="en-US"/>
+        </w:rPr>
+        <w:t xml:space="preserve">therefore </w:t>
+      </w:r>
+      <w:r>
+        <w:rPr>
+          <w:lang w:val="en-US"/>
+        </w:rPr>
+        <w:t>essential to inform cholera control strategies.</w:t>
       </w:r>
     </w:p>
     <w:p/>
     <w:p>
-      <w:r>
-        <w:rPr>
-          <w:lang w:val="en-US"/>
-        </w:rPr>
-        <w:t>Existing studies offer valuable insights into the potential impact of preventive campaigns and ORIs, yet they lack comprehensive scope</w:t>
-      </w:r>
-      <w:r>
-        <w:rPr>
-          <w:rFonts w:hint="eastAsia"/>
+      <w:pPr>
+        <w:rPr>
+          <w:rFonts w:hint="eastAsia"/>
+          <w:lang w:val="en-US"/>
+        </w:rPr>
+      </w:pPr>
+      <w:r>
+        <w:rPr>
+          <w:rFonts w:hint="eastAsia"/>
+          <w:lang w:val="en-US"/>
+        </w:rPr>
+        <w:t xml:space="preserve">We </w:t>
+      </w:r>
+      <w:r>
+        <w:rPr>
+          <w:lang w:val="en-US"/>
+        </w:rPr>
+        <w:t>addresse</w:t>
+      </w:r>
+      <w:r>
+        <w:rPr>
+          <w:rFonts w:hint="eastAsia"/>
+          <w:lang w:val="en-US"/>
+        </w:rPr>
+        <w:t>d</w:t>
+      </w:r>
+      <w:r>
+        <w:rPr>
+          <w:lang w:val="en-US"/>
+        </w:rPr>
+        <w:t xml:space="preserve"> </w:t>
+      </w:r>
+      <w:r>
+        <w:rPr>
+          <w:rFonts w:hint="eastAsia"/>
+          <w:lang w:val="en-US"/>
+        </w:rPr>
+        <w:t xml:space="preserve">this </w:t>
+      </w:r>
+      <w:r>
+        <w:rPr>
+          <w:rFonts w:hint="eastAsia"/>
+          <w:lang w:val="en-US"/>
+        </w:rPr>
+        <w:t>evidence</w:t>
+      </w:r>
+      <w:r>
+        <w:rPr>
+          <w:lang w:val="en-US"/>
+        </w:rPr>
+        <w:t xml:space="preserve"> gaps by evaluating the </w:t>
+      </w:r>
+      <w:r>
+        <w:rPr>
+          <w:rFonts w:hint="eastAsia"/>
+          <w:lang w:val="en-US"/>
+        </w:rPr>
+        <w:t xml:space="preserve">health and economic </w:t>
+      </w:r>
+      <w:r>
+        <w:rPr>
+          <w:lang w:val="en-US"/>
+        </w:rPr>
+        <w:t xml:space="preserve">impact of </w:t>
+      </w:r>
+      <w:r>
+        <w:rPr>
+          <w:rFonts w:hint="eastAsia"/>
+          <w:lang w:val="en-US"/>
+        </w:rPr>
+        <w:t xml:space="preserve">single-dose </w:t>
+      </w:r>
+      <w:r>
+        <w:rPr>
+          <w:lang w:val="en-US"/>
+        </w:rPr>
+        <w:t xml:space="preserve">OCV </w:t>
+      </w:r>
+      <w:r>
+        <w:rPr>
+          <w:rFonts w:hint="eastAsia"/>
+          <w:lang w:val="en-US"/>
+        </w:rPr>
+        <w:t>ORIs</w:t>
+      </w:r>
+      <w:r>
+        <w:rPr>
+          <w:lang w:val="en-US"/>
+        </w:rPr>
+        <w:t xml:space="preserve"> across 1,192 cholera outbreaks in sub-Saharan Africa from 2010 to 202</w:t>
+      </w:r>
+      <w:r>
+        <w:rPr>
+          <w:rFonts w:hint="eastAsia"/>
+          <w:lang w:val="en-US"/>
+        </w:rPr>
+        <w:t>0</w:t>
+      </w:r>
+      <w:r>
+        <w:rPr>
+          <w:rFonts w:hint="eastAsia"/>
+          <w:lang w:val="en-US"/>
         </w:rPr>
         <w:t>.</w:t>
       </w:r>
       <w:r>
         <w:rPr>
-          <w:vertAlign w:val="superscript"/>
-          <w:lang w:val="en-US"/>
-        </w:rPr>
-        <w:t>5</w:t>
-      </w:r>
-      <w:r>
-        <w:fldChar w:fldCharType="begin"/>
-      </w:r>
-      <w:r>
-        <w:instrText xml:space="preserve"> ADDIN ZOTERO_ITEM CSL_CITATION {"citationID":"RpMO7NJO","properties":{"formattedCitation":"\\super 1,3,5,6,10,15,23\\nosupersub{}","plainCitation":"1,3,5,6,10,15,23","noteIndex":0},"citationItems":[{"id":"ybNQHeeS/FsjA11A9","uris":["http://zotero.org/users/local/xDVOxgbN/items/3KCFPCDX"],"itemData":{"id":67,"type":"article-journal","container-title":"PLOS Medicine","DOI":"10.1371/journal.pmed.1002509","ISSN":"1549-1676","issue":"2","journalAbbreviation":"PLoS Med","language":"en","page":"e1002509","source":"DOI.org (Crossref)","title":"The potential impact of case-area targeted interventions in response to cholera outbreaks: A modeling study","title-short":"The potential impact of case-area targeted interventions in response to cholera outbreaks","volume":"15","author":[{"family":"Finger","given":"Flavio"},{"family":"Bertuzzo","given":"Enrico"},{"family":"Luquero","given":"Francisco J."},{"family":"Naibei","given":"Nathan"},{"family":"Touré","given":"Brahima"},{"family":"Allan","given":"Maya"},{"family":"Porten","given":"Klaudia"},{"family":"Lessler","given":"Justin"},{"family":"Rinaldo","given":"Andrea"},{"family":"Azman","given":"Andrew S."}],"editor":[{"family":"Von Seidlein","given":"Lorenz"}],"issued":{"date-parts":[["2018",2,27]]}}},{"id":"ybNQHeeS/KaT8ut55","uris":["http://zotero.org/users/local/xDVOxgbN/items/Z93MZCN2"],"itemData":{"id":74,"type":"article-journal","container-title":"PLoS Neglected Tropical Diseases","DOI":"10.1371/journal.pntd.0003343","ISSN":"1935-2735","issue":"12","journalAbbreviation":"PLoS Negl Trop Dis","language":"en","page":"e3343","source":"DOI.org (Crossref)","title":"Comparative Effectiveness of Different Strategies of Oral Cholera Vaccination in Bangladesh: A Modeling Study","title-short":"Comparative Effectiveness of Different Strategies of Oral Cholera Vaccination in Bangladesh","volume":"8","author":[{"family":"Dimitrov","given":"Dobromir T."},{"family":"Troeger","given":"Christopher"},{"family":"Halloran","given":"M. Elizabeth"},{"family":"Longini","given":"Ira M."},{"family":"Chao","given":"Dennis L."}],"editor":[{"family":"Baker","given":"Stephen"}],"issued":{"date-parts":[["2014",12,4]]}}},{"id":"ybNQHeeS/BUgPXzVF","uris":["http://zotero.org/users/local/xDVOxgbN/items/YPZZPLI9"],"itemData":{"id":80,"type":"article-journal","container-title":"The Lancet Global Health","DOI":"10.1016/S2214-109X(20)30310-7","ISSN":"2214109X","issue":"8","journalAbbreviation":"The Lancet Global Health","language":"en","page":"e1081-e1089","source":"DOI.org (Crossref)","title":"Achieving coordinated national immunity and cholera elimination in Haiti through vaccination: a modelling study","title-short":"Achieving coordinated national immunity and cholera elimination in Haiti through vaccination","volume":"8","author":[{"family":"Lee","given":"Elizabeth C"},{"family":"Chao","given":"Dennis L"},{"family":"Lemaitre","given":"Joseph C"},{"family":"Matrajt","given":"Laura"},{"family":"Pasetto","given":"Damiano"},{"family":"Perez-Saez","given":"Javier"},{"family":"Finger","given":"Flavio"},{"family":"Rinaldo","given":"Andrea"},{"family":"Sugimoto","given":"Jonathan D"},{"family":"Halloran","given":"M Elizabeth"},{"family":"Longini","given":"Ira M"},{"family":"Ternier","given":"Ralph"},{"family":"Vissieres","given":"Kenia"},{"family":"Azman","given":"Andrew S"},{"family":"Lessler","given":"Justin"},{"family":"Ivers","given":"Louise C"}],"issued":{"date-parts":[["2020",8]]}}},{"id":"ybNQHeeS/SclWsZkd","uris":["http://zotero.org/users/local/xDVOxgbN/items/C9VJ6Y9N"],"itemData":{"id":87,"type":"article-journal","abstract":"In October 2010, a virulent South Asian strain of El Tor cholera began to spread in Haiti. Interventions have included treatment of cases and improved sanitation. Use of cholera vaccines would likely have further reduced morbidity and mortality, but such vaccines are in short supply and little is known about effective vaccination strategies for epidemic cholera. We use a mathematical cholera transmission model to assess different vaccination strategies. With limited vaccine quantities, concentrating vaccine in high-risk areas is always most efficient. We show that targeting one million doses of vaccine to areas with high exposure to\n              Vibrio cholerae\n              , enough for two doses for 5% of the population, would reduce the number of cases by 11%. The same strategy with enough vaccine for 30% of the population with modest hygienic improvement could reduce cases by 55% and save 3,320 lives. For epidemic cholera, we recommend a large mobile stockpile of enough vaccine to cover 30% of a country's population to be reactively targeted to populations at high risk of exposure.","container-title":"Proceedings of the National Academy of Sciences","DOI":"10.1073/pnas.1102149108","ISSN":"0027-8424, 1091-6490","issue":"17","journalAbbreviation":"Proc. Natl. Acad. Sci. U.S.A.","language":"en","page":"7081-7085","source":"DOI.org (Crossref)","title":"Vaccination strategies for epidemic cholera in Haiti with implications for the developing world","volume":"108","author":[{"family":"Chao","given":"Dennis L."},{"family":"Halloran","given":"M. Elizabeth"},{"family":"Longini","given":"Ira M."}],"issued":{"date-parts":[["2011",4,26]]}}},{"id":"ybNQHeeS/nFz6CHzy","uris":["http://zotero.org/users/local/xDVOxgbN/items/A7JBWGAG"],"itemData":{"id":97,"type":"article-journal","container-title":"PLoS Neglected Tropical Diseases","DOI":"10.1371/journal.pntd.0001901","ISSN":"1935-2735","issue":"11","journalAbbreviation":"PLoS Negl Trop Dis","language":"en","page":"e1901","source":"DOI.org (Crossref)","title":"Urban Cholera Transmission Hotspots and Their Implications for Reactive Vaccination: Evidence from Bissau City, Guinea Bissau","title-short":"Urban Cholera Transmission Hotspots and Their Implications for Reactive Vaccination","volume":"6","author":[{"family":"Azman","given":"Andrew S."},{"family":"Luquero","given":"Francisco J."},{"family":"Rodrigues","given":"Amabelia"},{"family":"Palma","given":"Pedro Pablo"},{"family":"Grais","given":"Rebecca F."},{"family":"Banga","given":"Cunhate Na"},{"family":"Grenfell","given":"Bryan T."},{"family":"Lessler","given":"Justin"}],"editor":[{"family":"Vinetz","given":"Joseph M."}],"issued":{"date-parts":[["2012",11,8]]}}},{"id":"ybNQHeeS/dB2lsX4Z","uris":["http://zotero.org/users/local/xDVOxgbN/items/D9HE3GUQ"],"itemData":{"id":78,"type":"article-journal","container-title":"PLOS Medicine","DOI":"10.1371/journal.pmed.1001867","ISSN":"1549-1676","issue":"8","journalAbbreviation":"PLoS Med","language":"en","page":"e1001867","source":"DOI.org (Crossref)","title":"The Impact of a One-Dose versus Two-Dose Oral Cholera Vaccine Regimen in Outbreak Settings: A Modeling Study","title-short":"The Impact of a One-Dose versus Two-Dose Oral Cholera Vaccine Regimen in Outbreak Settings","volume":"12","author":[{"family":"Azman","given":"Andrew S."},{"family":"Luquero","given":"Francisco J."},{"family":"Ciglenecki","given":"Iza"},{"family":"Grais","given":"Rebecca F."},{"family":"Sack","given":"David A."},{"family":"Lessler","given":"Justin"}],"editor":[{"family":"Kretzschmar","given":"Mirjam E. E."}],"issued":{"date-parts":[["2015",8,25]]}}},{"id":7876,"uris":["http://zotero.org/users/7663102/items/CQNDTP3Y"],"itemData":{"id":7876,"type":"article-journal","container-title":"International Journal of Infectious Diseases","DOI":"10.1016/j.ijid.2022.05.039","ISSN":"1201-9712","journalAbbreviation":"IJID","language":"English","note":"publisher: Elsevier\nPMID: 35605949","page":"215-221","source":"www.ijidonline.com","title":"Cholera outbreaks in sub-Saharan Africa during 2010-2019: a descriptive analysis","title-short":"Cholera outbreaks in sub-Saharan Africa during 2010-2019","volume":"122","author":[{"family":"Zheng","given":"Qulu"},{"family":"Luquero","given":"Francisco J."},{"family":"Ciglenecki","given":"Iza"},{"family":"Wamala","given":"Joseph F."},{"family":"Abubakar","given":"Abdinasir"},{"family":"Welo","given":"Placide"},{"family":"Hussen","given":"Mukemil"},{"family":"Wossen","given":"Mesfin"},{"family":"Yennan","given":"Sebastian"},{"family":"Keita","given":"Alama"},{"family":"Lessler","given":"Justin"},{"family":"Azman","given":"Andrew S."},{"family":"Lee","given":"Elizabeth C."}],"issued":{"date-parts":[["2022",9,1]]},"citation-key":"zhengCholeraOutbreaksSubSaharan2022"}}],"schema":"https://github.com/citation-style-language/schema/raw/master/csl-citation.json"} </w:instrText>
-      </w:r>
-      <w:r>
-        <w:fldChar w:fldCharType="separate"/>
-      </w:r>
-      <w:r>
-        <w:rPr>
-          <w:rFonts w:cs="Times New Roman"/>
-          <w:vertAlign w:val="superscript"/>
-        </w:rPr>
-        <w:t>1,3,5,6,10,15,23</w:t>
-      </w:r>
-      <w:r>
-        <w:fldChar w:fldCharType="end"/>
-      </w:r>
-      <w:r>
-        <w:rPr>
-          <w:rFonts w:hint="eastAsia"/>
-        </w:rPr>
-        <w:t xml:space="preserve"> </w:t>
-      </w:r>
-      <w:r>
-        <w:rPr>
-          <w:lang w:val="en-US"/>
-        </w:rPr>
-        <w:t>Many focus on a handful of large or prolonged outbreaks,</w:t>
-      </w:r>
-      <w:r>
-        <w:t xml:space="preserve"> </w:t>
-      </w:r>
-      <w:r>
-        <w:fldChar w:fldCharType="begin"/>
-      </w:r>
-      <w:r>
-        <w:instrText xml:space="preserve"> ADDIN ZOTERO_ITEM CSL_CITATION {"citationID":"Yl7qnHdA","properties":{"formattedCitation":"\\super 1,3,5,6,10,15,23\\nosupersub{}","plainCitation":"1,3,5,6,10,15,23","noteIndex":0},"citationItems":[{"id":"ybNQHeeS/FsjA11A9","uris":["http://zotero.org/users/local/xDVOxgbN/items/3KCFPCDX"],"itemData":{"id":67,"type":"article-journal","container-title":"PLOS Medicine","DOI":"10.1371/journal.pmed.1002509","ISSN":"1549-1676","issue":"2","journalAbbreviation":"PLoS Med","language":"en","page":"e1002509","source":"DOI.org (Crossref)","title":"The potential impact of case-area targeted interventions in response to cholera outbreaks: A modeling study","title-short":"The potential impact of case-area targeted interventions in response to cholera outbreaks","volume":"15","author":[{"family":"Finger","given":"Flavio"},{"family":"Bertuzzo","given":"Enrico"},{"family":"Luquero","given":"Francisco J."},{"family":"Naibei","given":"Nathan"},{"family":"Touré","given":"Brahima"},{"family":"Allan","given":"Maya"},{"family":"Porten","given":"Klaudia"},{"family":"Lessler","given":"Justin"},{"family":"Rinaldo","given":"Andrea"},{"family":"Azman","given":"Andrew S."}],"editor":[{"family":"Von Seidlein","given":"Lorenz"}],"issued":{"date-parts":[["2018",2,27]]}}},{"id":"ybNQHeeS/KaT8ut55","uris":["http://zotero.org/users/local/xDVOxgbN/items/Z93MZCN2"],"itemData":{"id":74,"type":"article-journal","container-title":"PLoS Neglected Tropical Diseases","DOI":"10.1371/journal.pntd.0003343","ISSN":"1935-2735","issue":"12","journalAbbreviation":"PLoS Negl Trop Dis","language":"en","page":"e3343","source":"DOI.org (Crossref)","title":"Comparative Effectiveness of Different Strategies of Oral Cholera Vaccination in Bangladesh: A Modeling Study","title-short":"Comparative Effectiveness of Different Strategies of Oral Cholera Vaccination in Bangladesh","volume":"8","author":[{"family":"Dimitrov","given":"Dobromir T."},{"family":"Troeger","given":"Christopher"},{"family":"Halloran","given":"M. Elizabeth"},{"family":"Longini","given":"Ira M."},{"family":"Chao","given":"Dennis L."}],"editor":[{"family":"Baker","given":"Stephen"}],"issued":{"date-parts":[["2014",12,4]]}}},{"id":"ybNQHeeS/BUgPXzVF","uris":["http://zotero.org/users/local/xDVOxgbN/items/YPZZPLI9"],"itemData":{"id":80,"type":"article-journal","container-title":"The Lancet Global Health","DOI":"10.1016/S2214-109X(20)30310-7","ISSN":"2214109X","issue":"8","journalAbbreviation":"The Lancet Global Health","language":"en","page":"e1081-e1089","source":"DOI.org (Crossref)","title":"Achieving coordinated national immunity and cholera elimination in Haiti through vaccination: a modelling study","title-short":"Achieving coordinated national immunity and cholera elimination in Haiti through vaccination","volume":"8","author":[{"family":"Lee","given":"Elizabeth C"},{"family":"Chao","given":"Dennis L"},{"family":"Lemaitre","given":"Joseph C"},{"family":"Matrajt","given":"Laura"},{"family":"Pasetto","given":"Damiano"},{"family":"Perez-Saez","given":"Javier"},{"family":"Finger","given":"Flavio"},{"family":"Rinaldo","given":"Andrea"},{"family":"Sugimoto","given":"Jonathan D"},{"family":"Halloran","given":"M Elizabeth"},{"family":"Longini","given":"Ira M"},{"family":"Ternier","given":"Ralph"},{"family":"Vissieres","given":"Kenia"},{"family":"Azman","given":"Andrew S"},{"family":"Lessler","given":"Justin"},{"family":"Ivers","given":"Louise C"}],"issued":{"date-parts":[["2020",8]]}}},{"id":"ybNQHeeS/SclWsZkd","uris":["http://zotero.org/users/local/xDVOxgbN/items/C9VJ6Y9N"],"itemData":{"id":87,"type":"article-journal","abstract":"In October 2010, a virulent South Asian strain of El Tor cholera began to spread in Haiti. Interventions have included treatment of cases and improved sanitation. Use of cholera vaccines would likely have further reduced morbidity and mortality, but such vaccines are in short supply and little is known about effective vaccination strategies for epidemic cholera. We use a mathematical cholera transmission model to assess different vaccination strategies. With limited vaccine quantities, concentrating vaccine in high-risk areas is always most efficient. We show that targeting one million doses of vaccine to areas with high exposure to\n              Vibrio cholerae\n              , enough for two doses for 5% of the population, would reduce the number of cases by 11%. The same strategy with enough vaccine for 30% of the population with modest hygienic improvement could reduce cases by 55% and save 3,320 lives. For epidemic cholera, we recommend a large mobile stockpile of enough vaccine to cover 30% of a country's population to be reactively targeted to populations at high risk of exposure.","container-title":"Proceedings of the National Academy of Sciences","DOI":"10.1073/pnas.1102149108","ISSN":"0027-8424, 1091-6490","issue":"17","journalAbbreviation":"Proc. Natl. Acad. Sci. U.S.A.","language":"en","page":"7081-7085","source":"DOI.org (Crossref)","title":"Vaccination strategies for epidemic cholera in Haiti with implications for the developing world","volume":"108","author":[{"family":"Chao","given":"Dennis L."},{"family":"Halloran","given":"M. Elizabeth"},{"family":"Longini","given":"Ira M."}],"issued":{"date-parts":[["2011",4,26]]}}},{"id":"ybNQHeeS/nFz6CHzy","uris":["http://zotero.org/users/local/xDVOxgbN/items/A7JBWGAG"],"itemData":{"id":97,"type":"article-journal","container-title":"PLoS Neglected Tropical Diseases","DOI":"10.1371/journal.pntd.0001901","ISSN":"1935-2735","issue":"11","journalAbbreviation":"PLoS Negl Trop Dis","language":"en","page":"e1901","source":"DOI.org (Crossref)","title":"Urban Cholera Transmission Hotspots and Their Implications for Reactive Vaccination: Evidence from Bissau City, Guinea Bissau","title-short":"Urban Cholera Transmission Hotspots and Their Implications for Reactive Vaccination","volume":"6","author":[{"family":"Azman","given":"Andrew S."},{"family":"Luquero","given":"Francisco J."},{"family":"Rodrigues","given":"Amabelia"},{"family":"Palma","given":"Pedro Pablo"},{"family":"Grais","given":"Rebecca F."},{"family":"Banga","given":"Cunhate Na"},{"family":"Grenfell","given":"Bryan T."},{"family":"Lessler","given":"Justin"}],"editor":[{"family":"Vinetz","given":"Joseph M."}],"issued":{"date-parts":[["2012",11,8]]}}},{"id":"ybNQHeeS/dB2lsX4Z","uris":["http://zotero.org/users/local/xDVOxgbN/items/D9HE3GUQ"],"itemData":{"id":78,"type":"article-journal","container-title":"PLOS Medicine","DOI":"10.1371/journal.pmed.1001867","ISSN":"1549-1676","issue":"8","journalAbbreviation":"PLoS Med","language":"en","page":"e1001867","source":"DOI.org (Crossref)","title":"The Impact of a One-Dose versus Two-Dose Oral Cholera Vaccine Regimen in Outbreak Settings: A Modeling Study","title-short":"The Impact of a One-Dose versus Two-Dose Oral Cholera Vaccine Regimen in Outbreak Settings","volume":"12","author":[{"family":"Azman","given":"Andrew S."},{"family":"Luquero","given":"Francisco J."},{"family":"Ciglenecki","given":"Iza"},{"family":"Grais","given":"Rebecca F."},{"family":"Sack","given":"David A."},{"family":"Lessler","given":"Justin"}],"editor":[{"family":"Kretzschmar","given":"Mirjam E. E."}],"issued":{"date-parts":[["2015",8,25]]}}},{"id":7876,"uris":["http://zotero.org/users/7663102/items/CQNDTP3Y"],"itemData":{"id":7876,"type":"article-journal","container-title":"International Journal of Infectious Diseases","DOI":"10.1016/j.ijid.2022.05.039","ISSN":"1201-9712","journalAbbreviation":"IJID","language":"English","note":"publisher: Elsevier\nPMID: 35605949","page":"215-221","source":"www.ijidonline.com","title":"Cholera outbreaks in sub-Saharan Africa during 2010-2019: a descriptive analysis","title-short":"Cholera outbreaks in sub-Saharan Africa during 2010-2019","volume":"122","author":[{"family":"Zheng","given":"Qulu"},{"family":"Luquero","given":"Francisco J."},{"family":"Ciglenecki","given":"Iza"},{"family":"Wamala","given":"Joseph F."},{"family":"Abubakar","given":"Abdinasir"},{"family":"Welo","given":"Placide"},{"family":"Hussen","given":"Mukemil"},{"family":"Wossen","given":"Mesfin"},{"family":"Yennan","given":"Sebastian"},{"family":"Keita","given":"Alama"},{"family":"Lessler","given":"Justin"},{"family":"Azman","given":"Andrew S."},{"family":"Lee","given":"Elizabeth C."}],"issued":{"date-parts":[["2022",9,1]]},"citation-key":"zhengCholeraOutbreaksSubSaharan2022"}}],"schema":"https://github.com/citation-style-language/schema/raw/master/csl-citation.json"} </w:instrText>
-      </w:r>
-      <w:r>
-        <w:fldChar w:fldCharType="separate"/>
-      </w:r>
-      <w:r>
-        <w:rPr>
-          <w:rFonts w:cs="Times New Roman"/>
-          <w:vertAlign w:val="superscript"/>
-        </w:rPr>
-        <w:t>1,3,5,6,10,15,23</w:t>
-      </w:r>
-      <w:r>
-        <w:fldChar w:fldCharType="end"/>
-      </w:r>
-      <w:r>
-        <w:rPr>
-          <w:rFonts w:hint="eastAsia"/>
-        </w:rPr>
-        <w:t xml:space="preserve"> </w:t>
-      </w:r>
-      <w:r>
-        <w:rPr>
-          <w:lang w:val="en-US"/>
-        </w:rPr>
-        <w:t xml:space="preserve">which fail to represent the diverse epidemiological </w:t>
-      </w:r>
-      <w:r>
-        <w:rPr>
-          <w:lang w:val="en-US"/>
-        </w:rPr>
+          <w:lang w:val="en-US"/>
+        </w:rPr>
+        <w:t xml:space="preserve"> </w:t>
+      </w:r>
+      <w:r>
+        <w:rPr>
+          <w:rFonts w:hint="eastAsia"/>
+          <w:lang w:val="en-US"/>
+        </w:rPr>
+        <w:t>Specifically</w:t>
+      </w:r>
+      <w:r>
+        <w:rPr>
+          <w:rFonts w:hint="eastAsia"/>
+          <w:lang w:val="en-US"/>
+        </w:rPr>
+        <w:t xml:space="preserve">, </w:t>
+      </w:r>
+      <w:r>
+        <w:rPr>
+          <w:lang w:val="en-US"/>
+        </w:rPr>
+        <w:t>we asked: (1) how effective are single-dose OCV ORIs when implemented under varying delays and coverage levels during individual outbreaks? and (2) how effective are ORIs when deployed across multiple heterogeneous outbreaks, as in global stockpile operations?</w:t>
+      </w:r>
+      <w:r>
+        <w:rPr>
+          <w:rFonts w:hint="eastAsia"/>
+          <w:lang w:val="en-US"/>
+        </w:rPr>
+        <w:t xml:space="preserve"> </w:t>
+      </w:r>
+      <w:r>
+        <w:t xml:space="preserve">To </w:t>
+      </w:r>
+      <w:r>
+        <w:rPr>
+          <w:rFonts w:hint="eastAsia"/>
+        </w:rPr>
+        <w:t>answer</w:t>
+      </w:r>
+      <w:r>
+        <w:t xml:space="preserve"> these questions, </w:t>
+      </w:r>
+      <w:r>
+        <w:t xml:space="preserve">we combined outbreak-level impact estimates with </w:t>
+      </w:r>
+      <w:r>
         <w:lastRenderedPageBreak/>
-        <w:t>profiles—size, duration, location, and attack rate—of cholera outbreaks, as evidenced by data from sub-Saharan Africa between 2010 and 202</w:t>
-      </w:r>
-      <w:r>
-        <w:rPr>
-          <w:rFonts w:hint="eastAsia"/>
-          <w:lang w:val="en-US"/>
-        </w:rPr>
-        <w:t>3</w:t>
-      </w:r>
-      <w:r>
-        <w:t>.</w:t>
-      </w:r>
-      <w:r>
-        <w:fldChar w:fldCharType="begin"/>
-      </w:r>
-      <w:r>
-        <w:instrText xml:space="preserve"> ADDIN ZOTERO_ITEM CSL_CITATION {"citationID":"CjSpsH7r","properties":{"formattedCitation":"\\super 23,30\\nosupersub{}","plainCitation":"23,30","noteIndex":0},"citationItems":[{"id":7876,"uris":["http://zotero.org/users/7663102/items/CQNDTP3Y"],"itemData":{"id":7876,"type":"article-journal","container-title":"International Journal of Infectious Diseases","DOI":"10.1016/j.ijid.2022.05.039","ISSN":"1201-9712","journalAbbreviation":"IJID","language":"English","note":"publisher: Elsevier\nPMID: 35605949","page":"215-221","source":"www.ijidonline.com","title":"Cholera outbreaks in sub-Saharan Africa during 2010-2019: a descriptive analysis","title-short":"Cholera outbreaks in sub-Saharan Africa during 2010-2019","volume":"122","author":[{"family":"Zheng","given":"Qulu"},{"family":"Luquero","given":"Francisco J."},{"family":"Ciglenecki","given":"Iza"},{"family":"Wamala","given":"Joseph F."},{"family":"Abubakar","given":"Abdinasir"},{"family":"Welo","given":"Placide"},{"family":"Hussen","given":"Mukemil"},{"family":"Wossen","given":"Mesfin"},{"family":"Yennan","given":"Sebastian"},{"family":"Keita","given":"Alama"},{"family":"Lessler","given":"Justin"},{"family":"Azman","given":"Andrew S."},{"family":"Lee","given":"Elizabeth C."}],"issued":{"date-parts":[["2022",9,1]]},"citation-key":"zhengCholeraOutbreaksSubSaharan2022"}},{"id":15218,"uris":["http://zotero.org/users/7663102/items/UWYP5WF6"],"itemData":{"id":15218,"type":"manuscript","event-place":"In preparation","publisher-place":"In preparation","title":"Cholera outbreak time series in Africa between 2010 and 2023.","author":[{"family":"Zheng","given":"Q."},{"family":"Lee","given":"E. C."}],"citation-key":"zhengCholeraOutbreakTime"}}],"schema":"https://github.com/citation-style-language/schema/raw/master/csl-citation.json"} </w:instrText>
-      </w:r>
-      <w:r>
-        <w:fldChar w:fldCharType="separate"/>
-      </w:r>
-      <w:r>
-        <w:rPr>
-          <w:rFonts w:cs="Times New Roman"/>
-          <w:vertAlign w:val="superscript"/>
-        </w:rPr>
-        <w:t>23,30</w:t>
-      </w:r>
-      <w:r>
-        <w:fldChar w:fldCharType="end"/>
-      </w:r>
-      <w:r>
-        <w:t xml:space="preserve"> </w:t>
-      </w:r>
-      <w:r>
-        <w:rPr>
-          <w:lang w:val="en-US"/>
-        </w:rPr>
-        <w:t>Additionally, these studies often overlook key operational and immunological factors. For example, while some explore early-stage vaccination, real-world delays exceeding 66 days in emergencies are common,</w:t>
-      </w:r>
-      <w:r>
-        <w:rPr>
-          <w:lang w:val="en-US"/>
-        </w:rPr>
-        <w:fldChar w:fldCharType="begin"/>
-      </w:r>
-      <w:r>
-        <w:rPr>
-          <w:lang w:val="en-US"/>
-        </w:rPr>
-        <w:instrText xml:space="preserve"> ADDIN ZOTERO_ITEM CSL_CITATION {"citationID":"e9IFkJPi","properties":{"formattedCitation":"\\super 25,31\\nosupersub{}","plainCitation":"25,31","noteIndex":0},"citationItems":[{"id":"ybNQHeeS/kkRpyyQ9","uris":["http://zotero.org/users/local/xDVOxgbN/items/UK5GYXXH"],"itemData":{"id":"qgjhK9ns/wTRZRA3s","type":"dataset","title":"GTFCC OCV Dashboard","URL":"https://apps.epicentre-msf.org/public/app/gtfcc","author":[{"literal":"Global Task Force on Cholera Control"}]}},{"id":"ybNQHeeS/JC1Ar5Vn","uris":["http://zotero.org/users/local/xDVOxgbN/items/5UAYTNFT"],"itemData":{"id":132,"type":"article-journal","abstract":"Vaccination is a key intervention to prevent and control cholera in conjunction with water, sanitation and hygiene activities. An oral cholera vaccine (OCV) stockpile was established by the World Health Organization (WHO) in 2013. We reviewed its use from July 2013 to all of 2018 in order to assess its role in cholera control. We computed information related to OCV deployments and campaigns conducted including setting, target population, timelines, delivery strategy, reported adverse events, coverage achieved, and costs. In 2013-2018, a total of 83,509,941 OCV doses have been requested by 24 countries, of which 55,409,160 were approved and 36,066,010 eventually shipped in 83 deployments, resulting in 104 vaccination campaigns in 22 countries. OCVs had in general high uptake (mean administrative coverage 1st dose campaign at 90.3%; 2nd dose campaign at 88.2%; mean survey-estimated two-dose coverage at 69.9%, at least one dose at 84.6%) No serious adverse events were reported. Campaigns were organized quickly (five days median duration). In emergency settings, the longest delay was from the occurrence of the emergency to requesting OCV (median: 26</w:instrText>
-      </w:r>
-      <w:r>
-        <w:rPr>
-          <w:rFonts w:ascii="Arial" w:hAnsi="Arial"/>
-          <w:lang w:val="en-US"/>
-        </w:rPr>
-        <w:instrText> </w:instrText>
-      </w:r>
-      <w:r>
-        <w:rPr>
-          <w:lang w:val="en-US"/>
-        </w:rPr>
-        <w:instrText xml:space="preserve">days). The mean cost of administering one dose of vaccine was 2.98 USD. The OCV stockpile is an important public health resource. OCVs were generally well accepted by the population and their use demonstrated to be safe and feasible in all settings. OCV was an inexpensive intervention, although timing was a limiting factor for emergency use. The dynamic created by the establishment of the OCV stockpile has played a role in the increased use of the vaccine by setting in motion a virtuous cycle by which better monitoring and evaluation leads to better campaign organization, better cholera control, and more requests being generated. Further work is needed to improve timeliness of response and contextualize strategies for OCV delivery in the various settings.","container-title":"Vaccine","DOI":"10.1016/j.vaccine.2019.08.086","ISSN":"1873-2518","issue":"Suppl 1","journalAbbreviation":"Vaccine","language":"eng","note":"PMID: 31519444\nPMCID: PMC10967685","page":"A132-A140","source":"PubMed","title":"Global oral cholera vaccine use, 2013-2018","volume":"38 Suppl 1","author":[{"family":"Pezzoli","given":"Lorenzo"},{"literal":"Oral Cholera Vaccine Working Group of the Global Task Force on Cholera Control"}],"issued":{"date-parts":[["2020",2,29]]}}}],"schema":"https://github.com/citation-style-language/schema/raw/master/csl-citation.json"} </w:instrText>
-      </w:r>
-      <w:r>
-        <w:rPr>
-          <w:lang w:val="en-US"/>
-        </w:rPr>
-        <w:fldChar w:fldCharType="separate"/>
-      </w:r>
-      <w:r>
-        <w:rPr>
-          <w:rFonts w:cs="Times New Roman"/>
-          <w:vertAlign w:val="superscript"/>
-        </w:rPr>
-        <w:t>25,31</w:t>
-      </w:r>
-      <w:r>
-        <w:rPr>
-          <w:lang w:val="en-US"/>
-        </w:rPr>
-        <w:fldChar w:fldCharType="end"/>
-      </w:r>
-      <w:r>
-        <w:rPr>
-          <w:rFonts w:hint="eastAsia"/>
-          <w:lang w:val="en-US"/>
-        </w:rPr>
-        <w:t xml:space="preserve"> </w:t>
-      </w:r>
-      <w:r>
-        <w:rPr>
-          <w:lang w:val="en-US"/>
-        </w:rPr>
-        <w:t>occasionally rendering vaccines irrelevant if outbreaks subside before deployment. Similarly, assumptions about vaccine protection vary: some studies presume immediate immunity,</w:t>
-      </w:r>
-      <w:r>
-        <w:t xml:space="preserve"> </w:t>
-      </w:r>
-      <w:r>
-        <w:fldChar w:fldCharType="begin"/>
-      </w:r>
-      <w:r>
-        <w:instrText xml:space="preserve"> ADDIN ZOTERO_ITEM CSL_CITATION {"citationID":"p62dvBbO","properties":{"formattedCitation":"\\super 9,13\\uc0\\u8211{}15\\nosupersub{}","plainCitation":"9,13–15","noteIndex":0},"citationItems":[{"id":"ybNQHeeS/AcbiNQSK","uris":["http://zotero.org/users/local/xDVOxgbN/items/ZJQSH5FR"],"itemData":{"id":95,"type":"article-journal","container-title":"PLOS Neglected Tropical Diseases","DOI":"10.1371/journal.pntd.0006257","ISSN":"1935-2735","issue":"2","journalAbbreviation":"PLoS Negl Trop Dis","language":"en","page":"e0006257","source":"DOI.org (Crossref)","title":"Prolonging herd immunity to cholera via vaccination: Accounting for human mobility and waning vaccine effects","title-short":"Prolonging herd immunity to cholera via vaccination","volume":"12","author":[{"family":"Peak","given":"Corey M."},{"family":"Reilly","given":"Amanda L."},{"family":"Azman","given":"Andrew S."},{"family":"Buckee","given":"Caroline O."}],"editor":[{"family":"Marks","given":"Florian"}],"issued":{"date-parts":[["2018",2,28]]}}},{"id":"ybNQHeeS/DZXg9sJk","uris":["http://zotero.org/users/local/xDVOxgbN/items/P34TEJN2"],"itemData":{"id":93,"type":"article-journal","abstract":"Background\n              A global stockpile of oral cholera vaccine (OCV) was established in 2013 for use in outbreak response and are licensed as two-dose regimens. Vaccine availability, however, remains limited. Previous studies have found that a single dose of OCV may provide substantial protection against cholera.\n            \n            \n              Methods\n              Using a mathematical model with two age groups paired with optimization algorithms, we determine the optimal vaccination strategy with one and two doses of vaccine to minimize cumulative overall infections, symptomatic infections, and deaths. We explore counterfactual vaccination scenarios in three distinct settings: Maela, the largest refugee camp in Thailand, with high in- and out-migration; N’Djamena, Chad, a densely populated region; and Haiti, where departments are connected by rivers and roads.\n            \n            \n              Results\n              Over the short term under limited vaccine supply, the optimal strategies for all objectives prioritize one dose to the older age group (over five years old), irrespective of setting and level of vaccination coverage. As more vaccine becomes available, it is optimal to administer a second dose for long-term protection. With enough vaccine to cover the whole population with one dose, the optimal strategies can avert up to 30% to 90% of deaths and 36% to 92% of symptomatic infections across the three settings over one year. The one-dose optimal strategies can avert 1.2 to 1.8 times as many cases and deaths compared to the standard two-dose strategy.\n            \n            \n              Conclusions\n              In an outbreak setting, speedy vaccination campaigns with a single dose of OCV is likely to avert more cases and deaths than a two-dose pro-rata campaign under a limited vaccine supply.","container-title":"PLOS Neglected Tropical Diseases","DOI":"10.1371/journal.pntd.0010358","ISSN":"1935-2735","issue":"4","journalAbbreviation":"PLoS Negl Trop Dis","language":"en","page":"e0010358","source":"DOI.org (Crossref)","title":"Optimizing one-dose and two-dose cholera vaccine allocation in outbreak settings: A modeling study","title-short":"Optimizing one-dose and two-dose cholera vaccine allocation in outbreak settings","volume":"16","author":[{"family":"Leung","given":"Tiffany"},{"family":"Eaton","given":"Julia"},{"family":"Matrajt","given":"Laura"}],"editor":[{"family":"Fleckenstein","given":"James Michael"}],"issued":{"date-parts":[["2022",4,20]]}}},{"id":"ybNQHeeS/dB2lsX4Z","uris":["http://zotero.org/users/local/xDVOxgbN/items/D9HE3GUQ"],"itemData":{"id":78,"type":"article-journal","container-title":"PLOS Medicine","DOI":"10.1371/journal.pmed.1001867","ISSN":"1549-1676","issue":"8","journalAbbreviation":"PLoS Med","language":"en","page":"e1001867","source":"DOI.org (Crossref)","title":"The Impact of a One-Dose versus Two-Dose Oral Cholera Vaccine Regimen in Outbreak Settings: A Modeling Study","title-short":"The Impact of a One-Dose versus Two-Dose Oral Cholera Vaccine Regimen in Outbreak Settings","volume":"12","author":[{"family":"Azman","given":"Andrew S."},{"family":"Luquero","given":"Francisco J."},{"family":"Ciglenecki","given":"Iza"},{"family":"Grais","given":"Rebecca F."},{"family":"Sack","given":"David A."},{"family":"Lessler","given":"Justin"}],"editor":[{"family":"Kretzschmar","given":"Mirjam E. E."}],"issued":{"date-parts":[["2015",8,25]]}}},{"id":"ybNQHeeS/73MCWKFh","uris":["http://zotero.org/users/local/xDVOxgbN/items/I4JWC6R2"],"itemData":{"id":82,"type":"article-journal","abstract":"Reactive vaccination has recently been adopted as an outbreak response tool for cholera and other infectious diseases. Owing to the global shortage of oral cholera vaccine, health officials must quickly decide who and where to distribute limited vaccine. Targeted vaccination in transmission hotspots (i.e. areas with high transmission efficiency) may be a potential approach to efficiently allocate vaccine, however its effectiveness will likely be context-dependent. We compared strategies for allocating vaccine across multiple areas with heterogeneous transmission efficiency. We constructed metapopulation models of a cholera-like disease and compared simulated epidemics where: vaccine is targeted at areas of high or low transmission efficiency, where vaccine is distributed across the population, and where no vaccine is used. We find that connectivity between populations, transmission efficiency, vaccination timing and the amount of vaccine available all shape the performance of different allocation strategies. In highly connected settings (e.g. cities) when vaccinating early in the epidemic, targeting limited vaccine at transmission hotspots is often optimal. Once vaccination is delayed, targeting the hotspot is rarely optimal, and strategies that either spread vaccine between areas or those targeted at non-hotspots will avert more cases. Although hotspots may be an intuitive outbreak control target, we show that, in many situations, the hotspot-epidemic proceeds so fast that hotspot-targeted reactive vaccination will prevent relatively few cases, and vaccination shared across areas where transmission can be sustained is often best.","container-title":"Proceedings of the Royal Society B: Biological Sciences","DOI":"10.1098/rspb.2014.1341","ISSN":"0962-8452, 1471-2954","issue":"1798","journalAbbreviation":"Proc. R. Soc. B.","language":"en","page":"20141341","source":"DOI.org (Crossref)","title":"Reactive vaccination in the presence of disease hotspots","volume":"282","author":[{"family":"Azman","given":"Andrew S."},{"family":"Lessler","given":"Justin"}],"issued":{"date-parts":[["2015",1,7]]}}}],"schema":"https://github.com/citation-style-language/schema/raw/master/csl-citation.json"} </w:instrText>
-      </w:r>
-      <w:r>
-        <w:fldChar w:fldCharType="separate"/>
-      </w:r>
-      <w:r>
-        <w:rPr>
-          <w:vertAlign w:val="superscript"/>
-          <w:lang w:val="en-US"/>
-        </w:rPr>
-        <w:t>9,13–15</w:t>
-      </w:r>
-      <w:r>
-        <w:fldChar w:fldCharType="end"/>
-      </w:r>
-      <w:r>
-        <w:rPr>
-          <w:lang w:val="en-US"/>
-        </w:rPr>
-        <w:t xml:space="preserve"> while others account for delays in immunogenicity, reflecting the time required for immunity to develop.</w:t>
-      </w:r>
-      <w:r>
-        <w:t xml:space="preserve"> </w:t>
-      </w:r>
-      <w:r>
-        <w:fldChar w:fldCharType="begin"/>
-      </w:r>
-      <w:r>
-        <w:instrText xml:space="preserve"> ADDIN ZOTERO_ITEM CSL_CITATION {"citationID":"USI3FPwN","properties":{"formattedCitation":"\\super 1,6,8,10\\nosupersub{}","plainCitation":"1,6,8,10","noteIndex":0},"citationItems":[{"id":"ybNQHeeS/FsjA11A9","uris":["http://zotero.org/users/local/xDVOxgbN/items/3KCFPCDX"],"itemData":{"id":67,"type":"article-journal","container-title":"PLOS Medicine","DOI":"10.1371/journal.pmed.1002509","ISSN":"1549-1676","issue":"2","journalAbbreviation":"PLoS Med","language":"en","page":"e1002509","source":"DOI.org (Crossref)","title":"The potential impact of case-area targeted interventions in response to cholera outbreaks: A modeling study","title-short":"The potential impact of case-area targeted interventions in response to cholera outbreaks","volume":"15","author":[{"family":"Finger","given":"Flavio"},{"family":"Bertuzzo","given":"Enrico"},{"family":"Luquero","given":"Francisco J."},{"family":"Naibei","given":"Nathan"},{"family":"Touré","given":"Brahima"},{"family":"Allan","given":"Maya"},{"family":"Porten","given":"Klaudia"},{"family":"Lessler","given":"Justin"},{"family":"Rinaldo","given":"Andrea"},{"family":"Azman","given":"Andrew S."}],"editor":[{"family":"Von Seidlein","given":"Lorenz"}],"issued":{"date-parts":[["2018",2,27]]}}},{"id":"ybNQHeeS/SclWsZkd","uris":["http://zotero.org/users/local/xDVOxgbN/items/C9VJ6Y9N"],"itemData":{"id":87,"type":"article-journal","abstract":"In October 2010, a virulent South Asian strain of El Tor cholera began to spread in Haiti. Interventions have included treatment of cases and improved sanitation. Use of cholera vaccines would likely have further reduced morbidity and mortality, but such vaccines are in short supply and little is known about effective vaccination strategies for epidemic cholera. We use a mathematical cholera transmission model to assess different vaccination strategies. With limited vaccine quantities, concentrating vaccine in high-risk areas is always most efficient. We show that targeting one million doses of vaccine to areas with high exposure to\n              Vibrio cholerae\n              , enough for two doses for 5% of the population, would reduce the number of cases by 11%. The same strategy with enough vaccine for 30% of the population with modest hygienic improvement could reduce cases by 55% and save 3,320 lives. For epidemic cholera, we recommend a large mobile stockpile of enough vaccine to cover 30% of a country's population to be reactively targeted to populations at high risk of exposure.","container-title":"Proceedings of the National Academy of Sciences","DOI":"10.1073/pnas.1102149108","ISSN":"0027-8424, 1091-6490","issue":"17","journalAbbreviation":"Proc. Natl. Acad. Sci. U.S.A.","language":"en","page":"7081-7085","source":"DOI.org (Crossref)","title":"Vaccination strategies for epidemic cholera in Haiti with implications for the developing world","volume":"108","author":[{"family":"Chao","given":"Dennis L."},{"family":"Halloran","given":"M. Elizabeth"},{"family":"Longini","given":"Ira M."}],"issued":{"date-parts":[["2011",4,26]]}}},{"id":"ybNQHeeS/JSVKjJjQ","uris":["http://zotero.org/users/local/xDVOxgbN/items/TR5894IS"],"itemData":{"id":91,"type":"article-journal","abstract":"Abstract\n            \n              Background\n              Cholera is a major public health concern in displaced-person camps, which often contend with overcrowding and scarcity of resources. Maela, the largest and longest-standing refugee camp in Thailand, located along the Thai-Burmese border, experienced four cholera outbreaks between 2005 and 2010. In 2013, a cholera vaccine campaign was implemented in the camp. To assist in the evaluation of the campaign and planning for subsequent campaigns, we developed a mathematical model of cholera in Maela.\n            \n            \n              Methods\n              We formulated a Susceptible-Infectious-Water-Recovered-based transmission model and estimated parameters using incidence data from 2010. We next evaluated the reduction in cases conferred by several immunization strategies, varying timing, effectiveness, and resources (i.e., vaccine availability). After the vaccine campaign, we generated case forecasts for the next year, to inform on-the-ground decision-making regarding whether a booster campaign was needed.\n            \n            \n              Results\n              \n                We found that preexposure vaccination can substantially reduce the risk of cholera even when &lt;50\n                %\n                of the population is given the full two-dose series. Additionally, the preferred number of doses per person should be considered in the context of one vs. two dose effectiveness and vaccine availability. For reactive vaccination, a trade-off between timing and effectiveness was revealed, indicating that it may be beneficial to give one dose to more people rather than two doses to fewer people, given that a two-dose schedule would incur a delay in administration of the second dose. Forecasting using realistic coverage levels predicted that there was no need for a booster campaign in 2014 (consistent with our predictions, there was not a cholera epidemic in 2014).\n              \n            \n            \n              Conclusions\n              Our analyses suggest that vaccination in conjunction with ongoing water sanitation and hygiene efforts provides an effective strategy for controlling cholera outbreaks in refugee camps. Effective preexposure vaccination depends on timing and effectiveness. If a camp is facing an outbreak, delayed distribution of vaccines can substantially alter the effectiveness of reactive vaccination, suggesting that quick distribution of vaccines may be more important than ensuring every individual receives both vaccine doses. Overall, this analysis illustrates how mathematical models can be applied in public health practice, to assist in evaluating alternative intervention strategies and inform decision-making.","container-title":"BMC Infectious Diseases","DOI":"10.1186/s12879-019-4688-6","ISSN":"1471-2334","issue":"1","journalAbbreviation":"BMC Infect Dis","language":"en","page":"1075","source":"DOI.org (Crossref)","title":"Comparing alternative cholera vaccination strategies in Maela refugee camp: using a transmission model in public health practice","title-short":"Comparing alternative cholera vaccination strategies in Maela refugee camp","volume":"19","author":[{"family":"Havumaki","given":"Joshua"},{"family":"Meza","given":"Rafael"},{"family":"Phares","given":"Christina R."},{"family":"Date","given":"Kashmira"},{"family":"Eisenberg","given":"Marisa C."}],"issued":{"date-parts":[["2019",12]]}}},{"id":"ybNQHeeS/nFz6CHzy","uris":["http://zotero.org/users/local/xDVOxgbN/items/A7JBWGAG"],"itemData":{"id":97,"type":"article-journal","container-title":"PLoS Neglected Tropical Diseases","DOI":"10.1371/journal.pntd.0001901","ISSN":"1935-2735","issue":"11","journalAbbreviation":"PLoS Negl Trop Dis","language":"en","page":"e1901","source":"DOI.org (Crossref)","title":"Urban Cholera Transmission Hotspots and Their Implications for Reactive Vaccination: Evidence from Bissau City, Guinea Bissau","title-short":"Urban Cholera Transmission Hotspots and Their Implications for Reactive Vaccination","volume":"6","author":[{"family":"Azman","given":"Andrew S."},{"family":"Luquero","given":"Francisco J."},{"family":"Rodrigues","given":"Amabelia"},{"family":"Palma","given":"Pedro Pablo"},{"family":"Grais","given":"Rebecca F."},{"family":"Banga","given":"Cunhate Na"},{"family":"Grenfell","given":"Bryan T."},{"family":"Lessler","given":"Justin"}],"editor":[{"family":"Vinetz","given":"Joseph M."}],"issued":{"date-parts":[["2012",11,8]]}}}],"schema":"https://github.com/citation-style-language/schema/raw/master/csl-citation.json"} </w:instrText>
-      </w:r>
-      <w:r>
-        <w:fldChar w:fldCharType="separate"/>
-      </w:r>
-      <w:r>
-        <w:rPr>
-          <w:vertAlign w:val="superscript"/>
-          <w:lang w:val="en-US"/>
-        </w:rPr>
-        <w:t>1,6,8,10</w:t>
-      </w:r>
-      <w:r>
-        <w:fldChar w:fldCharType="end"/>
-      </w:r>
-      <w:r>
-        <w:rPr>
-          <w:rFonts w:hint="eastAsia"/>
-        </w:rPr>
-        <w:t xml:space="preserve"> </w:t>
-      </w:r>
-      <w:r>
-        <w:rPr>
-          <w:lang w:val="en-US"/>
-        </w:rPr>
-        <w:t xml:space="preserve"> A modeling approach integrating realistic epidemiological diversity, immunological delays, and operational constraints of ORIs is essential to assess their impact and inform global cholera control strategies.</w:t>
-      </w:r>
-    </w:p>
-    <w:p>
-      <w:pPr>
-        <w:rPr>
-          <w:lang w:val="en-US"/>
-        </w:rPr>
-      </w:pPr>
-    </w:p>
-    <w:p>
-      <w:pPr>
-        <w:rPr>
-          <w:lang w:val="en-US"/>
-        </w:rPr>
-      </w:pPr>
-      <w:r>
-        <w:rPr>
-          <w:lang w:val="en-US"/>
-        </w:rPr>
-        <w:t xml:space="preserve">This study addresses </w:t>
-      </w:r>
-      <w:r>
-        <w:rPr>
-          <w:rFonts w:hint="eastAsia"/>
-          <w:lang w:val="en-US"/>
-        </w:rPr>
-        <w:t>key evidence</w:t>
-      </w:r>
-      <w:r>
-        <w:rPr>
-          <w:lang w:val="en-US"/>
-        </w:rPr>
-        <w:t xml:space="preserve"> gaps by evaluating the </w:t>
-      </w:r>
-      <w:r>
-        <w:rPr>
-          <w:rFonts w:hint="eastAsia"/>
-          <w:lang w:val="en-US"/>
-        </w:rPr>
-        <w:t xml:space="preserve">health and economic </w:t>
-      </w:r>
-      <w:r>
-        <w:rPr>
-          <w:lang w:val="en-US"/>
-        </w:rPr>
-        <w:t>impact of OCV campaigns across 1,192 cholera outbreaks in sub-Saharan Africa from 2010 to 202</w:t>
-      </w:r>
-      <w:r>
-        <w:rPr>
-          <w:rFonts w:hint="eastAsia"/>
-          <w:lang w:val="en-US"/>
-        </w:rPr>
-        <w:t>0</w:t>
-      </w:r>
-      <w:r>
-        <w:rPr>
-          <w:rFonts w:hint="eastAsia"/>
-          <w:lang w:val="en-US"/>
-        </w:rPr>
-        <w:t xml:space="preserve">. These outbreaks spanned a wide range of setting in terms of </w:t>
-      </w:r>
-      <w:r>
-        <w:rPr>
-          <w:lang w:val="en-US"/>
-        </w:rPr>
-        <w:t xml:space="preserve">size, duration, attack rate, and spatiotemporal distribution. </w:t>
-      </w:r>
-      <w:r>
-        <w:t>Our analysis was guided by two key questions. First, how effective are reactive OCV campaigns when implemented during individual outbreaks, particularly under varying delays and levels of vaccination coverage? Second, what has been the overall impact of OCV deployments since the establishment of the global stockpile, when campaigns are considered collectively across multiple outbreaks? To address these questions, we conducted two complementary analyses: one estimating per-outbreak vaccine impact across a range of implementation scenarios, and another estimating overall impact by simulating vaccine deployments across a subset of outbreaks whose combined population size matched the number of OCV doses deployed globally between 2013 and 2020.</w:t>
+        <w:t>aggregate analyses simulating vaccine deployment under stockpile constraints</w:t>
+      </w:r>
+      <w:r>
+        <w:t xml:space="preserve"> across a range of implementation scenarios</w:t>
+      </w:r>
+      <w:r>
+        <w:rPr>
+          <w:rFonts w:hint="eastAsia"/>
+        </w:rPr>
+        <w:t xml:space="preserve">. </w:t>
       </w:r>
     </w:p>
     <w:p>
@@ -2574,7 +2979,6 @@
       <w:bookmarkStart w:id="13" w:name="_Hlk162276114"/>
       <w:bookmarkEnd w:id="11"/>
       <w:r>
-        <w:lastRenderedPageBreak/>
         <w:t>Methods</w:t>
       </w:r>
       <w:bookmarkStart w:id="14" w:name="_heading=h.35nkun2" w:colFirst="0" w:colLast="0"/>
@@ -3149,7 +3553,11 @@
         <w:t xml:space="preserve"> metrics (e.g., cases,</w:t>
       </w:r>
       <w:r>
-        <w:t xml:space="preserve"> deaths, </w:t>
+        <w:t xml:space="preserve"> </w:t>
+      </w:r>
+      <w:r>
+        <w:lastRenderedPageBreak/>
+        <w:t xml:space="preserve">deaths, </w:t>
       </w:r>
       <w:r>
         <w:rPr>
@@ -3220,7 +3628,6 @@
       </w:pPr>
       <w:bookmarkStart w:id="16" w:name="_Toc184909201"/>
       <w:r>
-        <w:lastRenderedPageBreak/>
         <w:t xml:space="preserve">Modeling the </w:t>
       </w:r>
       <w:r>
@@ -3414,14 +3821,7 @@
         <w:rPr>
           <w:rFonts w:hint="eastAsia"/>
         </w:rPr>
-        <w:t xml:space="preserve"> before the outbreak </w:t>
-      </w:r>
-      <w:proofErr w:type="gramStart"/>
-      <w:r>
-        <w:rPr>
-          <w:rFonts w:hint="eastAsia"/>
-        </w:rPr>
-        <w:t>ended</w:t>
+        <w:t xml:space="preserve"> before the outbreak ended</w:t>
       </w:r>
       <w:r>
         <w:rPr>
@@ -3435,7 +3835,6 @@
         </w:rPr>
         <w:t>t</w:t>
       </w:r>
-      <w:proofErr w:type="gramEnd"/>
       <w:r>
         <w:rPr>
           <w:rFonts w:hint="eastAsia"/>
@@ -4372,7 +4771,6 @@
           <w:rPr>
             <w:rFonts w:ascii="Cambria Math" w:hAnsi="Cambria Math"/>
           </w:rPr>
-          <w:lastRenderedPageBreak/>
           <m:t>1-</m:t>
         </m:r>
         <m:r>
@@ -5800,11 +6198,11 @@
         <w:t xml:space="preserve"> </w:t>
       </w:r>
       <w:r>
-        <w:t xml:space="preserve">Because this supply was insufficient to cover all outbreaks in the dataset, we simulated historical vaccine allocation by year. Specifically, for each year, we randomly sampled outbreaks (without replacement) that began in that year and assigned each enough vaccine to cover its target population, continuing this process until the annual number of doses deployed was matched. This sampling procedure was repeated for all years, and the entire process was iterated 200 times. For each iteration, we calculated the overall health impact by aggregating the effect across sampled outbreaks. </w:t>
+        <w:t xml:space="preserve">Because this supply was insufficient to cover all outbreaks in the dataset, we simulated historical vaccine allocation by year. Specifically, for each year, we randomly sampled outbreaks (without replacement) that began in that year and assigned each enough vaccine to cover its target population, continuing this process until </w:t>
       </w:r>
       <w:r>
         <w:lastRenderedPageBreak/>
-        <w:t xml:space="preserve">These results were then summarized to estimate the </w:t>
+        <w:t xml:space="preserve">the annual number of doses deployed was matched. This sampling procedure was repeated for all years, and the entire process was iterated 200 times. For each iteration, we calculated the overall health impact by aggregating the effect across sampled outbreaks. These results were then summarized to estimate the </w:t>
       </w:r>
       <w:r>
         <w:rPr>
@@ -6978,6 +7376,7 @@
               </w:rPr>
             </w:pPr>
             <w:r>
+              <w:lastRenderedPageBreak/>
               <w:t>Vaccine coverage</w:t>
             </w:r>
           </w:p>
@@ -7209,7 +7608,6 @@
               <w:spacing w:line="240" w:lineRule="auto"/>
             </w:pPr>
             <w:r>
-              <w:lastRenderedPageBreak/>
               <w:t>Disability weight for moderate and severe</w:t>
             </w:r>
             <w:r>
@@ -9170,6 +9568,7 @@
       </w:pPr>
       <w:bookmarkStart w:id="21" w:name="_Toc184909202"/>
       <w:r>
+        <w:lastRenderedPageBreak/>
         <w:t>Campaign triggers and assumptions</w:t>
       </w:r>
       <w:bookmarkEnd w:id="21"/>
@@ -9227,11 +9626,7 @@
         <w:t xml:space="preserve"> reached certain thresholds</w:t>
       </w:r>
       <w:r>
-        <w:t xml:space="preserve"> (case-</w:t>
-      </w:r>
-      <w:r>
-        <w:lastRenderedPageBreak/>
-        <w:t>triggered)</w:t>
+        <w:t xml:space="preserve"> (case-triggered)</w:t>
       </w:r>
       <w:r>
         <w:t xml:space="preserve"> (</w:t>
@@ -9408,19 +9803,11 @@
       <w:r>
         <w:t xml:space="preserve"> </w:t>
       </w:r>
-      <w:proofErr w:type="gramStart"/>
-      <w:r>
-        <w:rPr>
-          <w:rFonts w:hint="eastAsia"/>
-        </w:rPr>
-        <w:t>in</w:t>
-      </w:r>
-      <w:proofErr w:type="gramEnd"/>
-      <w:r>
-        <w:rPr>
-          <w:rFonts w:hint="eastAsia"/>
-        </w:rPr>
-        <w:t xml:space="preserve"> which </w:t>
+      <w:r>
+        <w:rPr>
+          <w:rFonts w:hint="eastAsia"/>
+        </w:rPr>
+        <w:t xml:space="preserve">in which </w:t>
       </w:r>
       <w:r>
         <w:rPr>
@@ -10373,15 +10760,7 @@
               <w:spacing w:line="240" w:lineRule="auto"/>
             </w:pPr>
             <w:r>
-              <w:t xml:space="preserve">Targeted the entire population of the affected administrative area. Coverage ranged from 60% to 90% in 5% increments. Main text presents </w:t>
-            </w:r>
-            <w:proofErr w:type="gramStart"/>
-            <w:r>
-              <w:t>results</w:t>
-            </w:r>
-            <w:proofErr w:type="gramEnd"/>
-            <w:r>
-              <w:t xml:space="preserve"> for 60%, 75%, and 90%.</w:t>
+              <w:t>Targeted the entire population of the affected administrative area. Coverage ranged from 60% to 90% in 5% increments. Main text presents results for 60%, 75%, and 90%.</w:t>
             </w:r>
           </w:p>
         </w:tc>
@@ -10408,6 +10787,7 @@
               </w:rPr>
             </w:pPr>
             <w:r>
+              <w:lastRenderedPageBreak/>
               <w:t>Campaign triggers</w:t>
             </w:r>
           </w:p>
@@ -10430,21 +10810,7 @@
               <w:rPr>
                 <w:rFonts w:hint="eastAsia"/>
               </w:rPr>
-              <w:t>(</w:t>
-            </w:r>
-            <w:proofErr w:type="spellStart"/>
-            <w:r>
-              <w:rPr>
-                <w:rFonts w:hint="eastAsia"/>
-              </w:rPr>
-              <w:t>i</w:t>
-            </w:r>
-            <w:proofErr w:type="spellEnd"/>
-            <w:r>
-              <w:rPr>
-                <w:rFonts w:hint="eastAsia"/>
-              </w:rPr>
-              <w:t xml:space="preserve">) </w:t>
+              <w:t xml:space="preserve">(i) </w:t>
             </w:r>
             <w:r>
               <w:t>Outbreak onset–triggered: Initiated 1–20 weeks after outbreak onset, in 1-week increments; implementation set at the midpoint of the specified week.</w:t>
@@ -10464,15 +10830,7 @@
               <w:t xml:space="preserve">(ii) </w:t>
             </w:r>
             <w:r>
-              <w:t>Case-triggered: Initiated once cumulative cases reached a predefined threshold (1, 10, 20, …, 100, 200, …, 1,000), followed by an additional 1–</w:t>
-            </w:r>
-            <w:proofErr w:type="gramStart"/>
-            <w:r>
-              <w:t>20 week</w:t>
-            </w:r>
-            <w:proofErr w:type="gramEnd"/>
-            <w:r>
-              <w:t xml:space="preserve"> implementation delay.</w:t>
+              <w:t>Case-triggered: Initiated once cumulative cases reached a predefined threshold (1, 10, 20, …, 100, 200, …, 1,000), followed by an additional 1–20 week implementation delay.</w:t>
             </w:r>
           </w:p>
         </w:tc>
@@ -10496,7 +10854,6 @@
               <w:spacing w:line="240" w:lineRule="auto"/>
             </w:pPr>
             <w:r>
-              <w:lastRenderedPageBreak/>
               <w:t>Vaccination round</w:t>
             </w:r>
             <w:r>
@@ -11097,6 +11454,7 @@
         <w:rPr>
           <w:rFonts w:hint="eastAsia"/>
         </w:rPr>
+        <w:lastRenderedPageBreak/>
         <w:t>geographic scales, such as at the country level</w:t>
       </w:r>
       <w:r>
@@ -11280,7 +11638,6 @@
         <w:t xml:space="preserve"> </w:t>
       </w:r>
       <w:r>
-        <w:lastRenderedPageBreak/>
         <w:t>rang</w:t>
       </w:r>
       <w:r>
@@ -11659,19 +12016,11 @@
         </w:rPr>
         <w:t xml:space="preserve"> </w:t>
       </w:r>
-      <w:proofErr w:type="gramStart"/>
-      <w:r>
-        <w:rPr>
-          <w:rFonts w:hint="eastAsia"/>
-        </w:rPr>
-        <w:t>in</w:t>
-      </w:r>
-      <w:proofErr w:type="gramEnd"/>
-      <w:r>
-        <w:rPr>
-          <w:rFonts w:hint="eastAsia"/>
-        </w:rPr>
-        <w:t xml:space="preserve"> </w:t>
+      <w:r>
+        <w:rPr>
+          <w:rFonts w:hint="eastAsia"/>
+        </w:rPr>
+        <w:t xml:space="preserve">in </w:t>
       </w:r>
       <w:r>
         <w:rPr>
@@ -11918,15 +12267,7 @@
         <w:t xml:space="preserve">. </w:t>
       </w:r>
       <w:r>
-        <w:t xml:space="preserve">By week 9, these medians fell to 26, 28, and 30, and the median </w:t>
-      </w:r>
-      <w:proofErr w:type="gramStart"/>
-      <w:r>
-        <w:t>percent</w:t>
-      </w:r>
-      <w:proofErr w:type="gramEnd"/>
-      <w:r>
-        <w:t xml:space="preserve"> cases averted dropped below 13% across all coverage levels.</w:t>
+        <w:t>By week 9, these medians fell to 26, 28, and 30, and the median percent cases averted dropped below 13% across all coverage levels.</w:t>
       </w:r>
       <w:r>
         <w:rPr>
@@ -12278,7 +12619,14 @@
         <w:rPr>
           <w:lang w:val="en-US"/>
         </w:rPr>
-        <w:t>Delay also causes some outbreaks to be missed entirely because vaccination would not occur before the outbreak ends (</w:t>
+        <w:t xml:space="preserve">Delay also causes some outbreaks to be missed entirely because </w:t>
+      </w:r>
+      <w:r>
+        <w:rPr>
+          <w:lang w:val="en-US"/>
+        </w:rPr>
+        <w:lastRenderedPageBreak/>
+        <w:t>vaccination would not occur before the outbreak ends (</w:t>
       </w:r>
       <w:r>
         <w:rPr>
@@ -12333,7 +12681,6 @@
         <w:rPr>
           <w:rFonts w:hint="eastAsia"/>
         </w:rPr>
-        <w:lastRenderedPageBreak/>
         <w:t>Impact of vaccine vari</w:t>
       </w:r>
       <w:r>
@@ -12508,23 +12855,7 @@
           <w:rFonts w:hint="eastAsia"/>
           <w:lang w:val="en-US"/>
         </w:rPr>
-        <w:t xml:space="preserve">691 </w:t>
-      </w:r>
-      <w:proofErr w:type="gramStart"/>
-      <w:r>
-        <w:rPr>
-          <w:rFonts w:hint="eastAsia"/>
-          <w:lang w:val="en-US"/>
-        </w:rPr>
-        <w:t>case</w:t>
-      </w:r>
-      <w:proofErr w:type="gramEnd"/>
-      <w:r>
-        <w:rPr>
-          <w:rFonts w:hint="eastAsia"/>
-          <w:lang w:val="en-US"/>
-        </w:rPr>
-        <w:t xml:space="preserve"> </w:t>
+        <w:t xml:space="preserve">691 case </w:t>
       </w:r>
       <w:r>
         <w:rPr>
@@ -12789,15 +13120,7 @@
         <w:t>S3</w:t>
       </w:r>
       <w:r>
-        <w:t xml:space="preserve">). In contrast, the </w:t>
-      </w:r>
-      <w:proofErr w:type="gramStart"/>
-      <w:r>
-        <w:t>percent</w:t>
-      </w:r>
-      <w:proofErr w:type="gramEnd"/>
-      <w:r>
-        <w:t xml:space="preserve"> cases averted (which is not normalized by doses) was most sensitive to </w:t>
+        <w:t xml:space="preserve">). In contrast, the percent cases averted (which is not normalized by doses) was most sensitive to </w:t>
       </w:r>
       <w:r>
         <w:rPr>
@@ -12815,13 +13138,8 @@
         <w:t xml:space="preserve">initiated </w:t>
       </w:r>
       <w:r>
-        <w:t xml:space="preserve">in week 1, the median </w:t>
-      </w:r>
-      <w:proofErr w:type="gramStart"/>
-      <w:r>
-        <w:t>percent</w:t>
-      </w:r>
-      <w:proofErr w:type="gramEnd"/>
+        <w:t>in week 1, the median percent</w:t>
+      </w:r>
       <w:r>
         <w:rPr>
           <w:rFonts w:hint="eastAsia"/>
@@ -13139,7 +13457,11 @@
         <w:t xml:space="preserve">, </w:t>
       </w:r>
       <w:r>
-        <w:t xml:space="preserve">initiated in the first week, </w:t>
+        <w:t xml:space="preserve">initiated in </w:t>
+      </w:r>
+      <w:r>
+        <w:lastRenderedPageBreak/>
+        <w:t xml:space="preserve">the first week, </w:t>
       </w:r>
       <w:r>
         <w:rPr>
@@ -13172,14 +13494,7 @@
         <w:rPr>
           <w:rFonts w:hint="eastAsia"/>
         </w:rPr>
-        <w:t xml:space="preserve">]. As expected in increased OCV efficiency under high AR prioritized targeting, the cost per case averted </w:t>
-      </w:r>
-      <w:proofErr w:type="gramStart"/>
-      <w:r>
-        <w:rPr>
-          <w:rFonts w:hint="eastAsia"/>
-        </w:rPr>
-        <w:t xml:space="preserve">was  </w:t>
+        <w:t xml:space="preserve">]. As expected in increased OCV efficiency under high AR prioritized targeting, the cost per case averted was  </w:t>
       </w:r>
       <w:r>
         <w:t>41</w:t>
@@ -13190,7 +13505,6 @@
         </w:rPr>
         <w:t>4</w:t>
       </w:r>
-      <w:proofErr w:type="gramEnd"/>
       <w:r>
         <w:t xml:space="preserve">  [IQR: -17 </w:t>
       </w:r>
@@ -13218,13 +13532,8 @@
         </w:rPr>
         <w:t xml:space="preserve">and </w:t>
       </w:r>
-      <w:proofErr w:type="gramStart"/>
-      <w:r>
-        <w:t>1,733  [</w:t>
-      </w:r>
-      <w:proofErr w:type="gramEnd"/>
-      <w:r>
-        <w:t>IQR:68</w:t>
+      <w:r>
+        <w:t>1,733  [IQR:68</w:t>
       </w:r>
       <w:r>
         <w:rPr>
@@ -13239,14 +13548,7 @@
         <w:rPr>
           <w:rFonts w:hint="eastAsia"/>
         </w:rPr>
-        <w:t xml:space="preserve">9] for ORI initiated at week 1 and 9, </w:t>
-      </w:r>
-      <w:r>
-        <w:rPr>
-          <w:rFonts w:hint="eastAsia"/>
-        </w:rPr>
-        <w:lastRenderedPageBreak/>
-        <w:t>respectively.  The cost per DALY averted were $</w:t>
+        <w:t>9] for ORI initiated at week 1 and 9, respectively.  The cost per DALY averted were $</w:t>
       </w:r>
       <w:r>
         <w:t>24,76</w:t>
@@ -13744,7 +14046,11 @@
     </w:p>
     <w:p>
       <w:r>
-        <w:t>Assuming 100,000 to 200 million OCV doses, the number of outbreaks eligible for ORI ranged from 1 to &gt;530 when targeted at random. Because outbreaks differ in population affected, the number of outbreaks targeted decreased when prioritizing larger outbreaks (approximately 480 outbreaks) and increased when prioritizing high-attack-rate (AR) outbreaks (≈ 800 outbreaks)</w:t>
+        <w:t xml:space="preserve">Assuming 100,000 to 200 million OCV doses, the number of outbreaks eligible for ORI ranged from 1 to &gt;530 when targeted at random. Because outbreaks differ in population affected, the number of outbreaks targeted decreased when prioritizing larger outbreaks (approximately 480 outbreaks) and increased when prioritizing high-attack-rate (AR) </w:t>
+      </w:r>
+      <w:r>
+        <w:lastRenderedPageBreak/>
+        <w:t>outbreaks (≈ 800 outbreaks)</w:t>
       </w:r>
       <w:r>
         <w:rPr>
@@ -13789,11 +14095,7 @@
         <w:t>Figure 4B</w:t>
       </w:r>
       <w:r>
-        <w:t xml:space="preserve">). With a 9-week delay in ORI implementation, the median number of cases averted </w:t>
-      </w:r>
-      <w:r>
-        <w:lastRenderedPageBreak/>
-        <w:t>reached 68,000 [IQR</w:t>
+        <w:t>). With a 9-week delay in ORI implementation, the median number of cases averted reached 68,000 [IQR</w:t>
       </w:r>
       <w:r>
         <w:rPr>
@@ -13979,11 +14281,7 @@
         <w:t xml:space="preserve"> and efficiency</w:t>
       </w:r>
       <w:r>
-        <w:t xml:space="preserve"> </w:t>
-      </w:r>
-      <w:r>
-        <w:lastRenderedPageBreak/>
-        <w:t xml:space="preserve">increased with the number of outbreaks included in the sample </w:t>
+        <w:t xml:space="preserve"> increased with the number of outbreaks included in the sample </w:t>
       </w:r>
       <w:r>
         <w:t>(</w:t>
@@ -14414,21 +14712,7 @@
         <w:rPr>
           <w:rFonts w:hint="eastAsia"/>
         </w:rPr>
-        <w:t xml:space="preserve">, assuming a 9-week delay </w:t>
-      </w:r>
-      <w:proofErr w:type="gramStart"/>
-      <w:r>
-        <w:rPr>
-          <w:rFonts w:hint="eastAsia"/>
-        </w:rPr>
-        <w:t>in ORI</w:t>
-      </w:r>
-      <w:proofErr w:type="gramEnd"/>
-      <w:r>
-        <w:rPr>
-          <w:rFonts w:hint="eastAsia"/>
-        </w:rPr>
-        <w:t xml:space="preserve"> implementation</w:t>
+        <w:t>, assuming a 9-week delay in ORI implementation</w:t>
       </w:r>
       <w:r>
         <w:rPr>
@@ -14810,21 +15094,7 @@
         <w:rPr>
           <w:rFonts w:hint="eastAsia"/>
         </w:rPr>
-        <w:t xml:space="preserve">ase averted per 1,000 OCVs </w:t>
-      </w:r>
-      <w:proofErr w:type="gramStart"/>
-      <w:r>
-        <w:rPr>
-          <w:rFonts w:hint="eastAsia"/>
-        </w:rPr>
-        <w:t>were</w:t>
-      </w:r>
-      <w:proofErr w:type="gramEnd"/>
-      <w:r>
-        <w:rPr>
-          <w:rFonts w:hint="eastAsia"/>
-        </w:rPr>
-        <w:t xml:space="preserve"> </w:t>
+        <w:t xml:space="preserve">ase averted per 1,000 OCVs were </w:t>
       </w:r>
       <w:r>
         <w:rPr>
@@ -14944,29 +15214,14 @@
         <w:rPr>
           <w:lang w:val="en-US"/>
         </w:rPr>
-        <w:t>9,035 [IQR: 8,142 - 9,945</w:t>
-      </w:r>
-      <w:proofErr w:type="gramStart"/>
-      <w:r>
-        <w:rPr>
-          <w:lang w:val="en-US"/>
-        </w:rPr>
-        <w:t>]</w:t>
-      </w:r>
-      <w:r>
-        <w:rPr>
-          <w:rFonts w:hint="eastAsia"/>
-          <w:lang w:val="en-US"/>
-        </w:rPr>
-        <w:t>,which</w:t>
-      </w:r>
-      <w:proofErr w:type="gramEnd"/>
-      <w:r>
-        <w:rPr>
-          <w:rFonts w:hint="eastAsia"/>
-          <w:lang w:val="en-US"/>
-        </w:rPr>
-        <w:t xml:space="preserve"> could be reduced to</w:t>
+        <w:t>9,035 [IQR: 8,142 - 9,945]</w:t>
+      </w:r>
+      <w:r>
+        <w:rPr>
+          <w:rFonts w:hint="eastAsia"/>
+          <w:lang w:val="en-US"/>
+        </w:rPr>
+        <w:t>,which could be reduced to</w:t>
       </w:r>
       <w:r>
         <w:rPr>
@@ -15041,7 +15296,15 @@
           <w:rFonts w:hint="eastAsia"/>
           <w:lang w:val="en-US"/>
         </w:rPr>
-        <w:t xml:space="preserve">as previously shown in </w:t>
+        <w:t xml:space="preserve">as previously </w:t>
+      </w:r>
+      <w:r>
+        <w:rPr>
+          <w:rFonts w:hint="eastAsia"/>
+          <w:lang w:val="en-US"/>
+        </w:rPr>
+        <w:lastRenderedPageBreak/>
+        <w:t xml:space="preserve">shown in </w:t>
       </w:r>
       <w:r>
         <w:rPr>
@@ -15135,16 +15398,7 @@
           <w:color w:val="000000"/>
           <w:lang w:val="en-US"/>
         </w:rPr>
-        <w:t xml:space="preserve"> much </w:t>
-      </w:r>
-      <w:r>
-        <w:rPr>
-          <w:rFonts w:hint="eastAsia"/>
-          <w:color w:val="000000"/>
-          <w:lang w:val="en-US"/>
-        </w:rPr>
-        <w:lastRenderedPageBreak/>
-        <w:t xml:space="preserve">lower than </w:t>
+        <w:t xml:space="preserve"> much lower than </w:t>
       </w:r>
       <w:r>
         <w:t>US$</w:t>
@@ -15530,21 +15784,7 @@
         <w:rPr>
           <w:rFonts w:hint="eastAsia"/>
         </w:rPr>
-        <w:t xml:space="preserve"> Similarly, OCV efficiency was 0.2 for an ORI with 5-week delay across all outbreaks whereas it was 0.5 in the top </w:t>
-      </w:r>
-      <w:proofErr w:type="gramStart"/>
-      <w:r>
-        <w:rPr>
-          <w:rFonts w:hint="eastAsia"/>
-        </w:rPr>
-        <w:t>quartile</w:t>
-      </w:r>
-      <w:proofErr w:type="gramEnd"/>
-      <w:r>
-        <w:rPr>
-          <w:rFonts w:hint="eastAsia"/>
-        </w:rPr>
-        <w:t xml:space="preserve"> by AR.</w:t>
+        <w:t xml:space="preserve"> Similarly, OCV efficiency was 0.2 for an ORI with 5-week delay across all outbreaks whereas it was 0.5 in the top quartile by AR.</w:t>
       </w:r>
       <w:r>
         <w:t xml:space="preserve"> This underscores the value of strategic prioritization: </w:t>
@@ -15601,7 +15841,11 @@
         <w:t xml:space="preserve"> or duration</w:t>
       </w:r>
       <w:r>
-        <w:t xml:space="preserve"> at the time of response, such prediction may be partially feasible using known risk factors—such as environmental indicators, socioeconomic conditions (e.g., poverty, literacy, healthcare access), and WASH infrastructure.</w:t>
+        <w:t xml:space="preserve"> at the time of response, such prediction may be partially feasible using known risk factors—such as environmental indicators, </w:t>
+      </w:r>
+      <w:r>
+        <w:lastRenderedPageBreak/>
+        <w:t>socioeconomic conditions (e.g., poverty, literacy, healthcare access), and WASH infrastructure.</w:t>
       </w:r>
       <w:r>
         <w:fldChar w:fldCharType="begin"/>
@@ -15704,11 +15948,7 @@
         <w:t xml:space="preserve"> and efficiency</w:t>
       </w:r>
       <w:r>
-        <w:t xml:space="preserve">. Prioritizing high-risk </w:t>
-      </w:r>
-      <w:r>
-        <w:lastRenderedPageBreak/>
-        <w:t>geographic areas has similarly been shown to improve the effectiveness and efficiency of OCV campaigns in sub-Saharan Africa.</w:t>
+        <w:t>. Prioritizing high-risk geographic areas has similarly been shown to improve the effectiveness and efficiency of OCV campaigns in sub-Saharan Africa.</w:t>
       </w:r>
       <w:r>
         <w:fldChar w:fldCharType="begin"/>
@@ -15831,21 +16071,7 @@
         <w:rPr>
           <w:rFonts w:hint="eastAsia"/>
         </w:rPr>
-        <w:t xml:space="preserve">ur study also </w:t>
-      </w:r>
-      <w:proofErr w:type="gramStart"/>
-      <w:r>
-        <w:rPr>
-          <w:rFonts w:hint="eastAsia"/>
-        </w:rPr>
-        <w:t>illustrate</w:t>
-      </w:r>
-      <w:proofErr w:type="gramEnd"/>
-      <w:r>
-        <w:rPr>
-          <w:rFonts w:hint="eastAsia"/>
-        </w:rPr>
-        <w:t xml:space="preserve"> </w:t>
+        <w:t xml:space="preserve">ur study also illustrate </w:t>
       </w:r>
       <w:r>
         <w:t>the</w:t>
@@ -15940,22 +16166,10 @@
           <w:rFonts w:hint="eastAsia"/>
           <w:lang w:val="en-US"/>
         </w:rPr>
-        <w:t xml:space="preserve"> 0.1 at the individual outbreak level). With prioritization in favor of attack rates, our model estimated </w:t>
-      </w:r>
-      <w:proofErr w:type="spellStart"/>
-      <w:r>
-        <w:rPr>
-          <w:rFonts w:hint="eastAsia"/>
-          <w:lang w:val="en-US"/>
-        </w:rPr>
-        <w:t>u</w:t>
-      </w:r>
-      <w:r>
-        <w:t>p</w:t>
-      </w:r>
-      <w:proofErr w:type="spellEnd"/>
-      <w:r>
-        <w:t xml:space="preserve"> to 420,000 cases averted when vaccination was initiated </w:t>
+        <w:t xml:space="preserve"> 0.1 at the individual outbreak level). With prioritization in favor of attack rates, our model estimated u</w:t>
+      </w:r>
+      <w:r>
+        <w:t xml:space="preserve">p to 420,000 cases averted when vaccination was initiated </w:t>
       </w:r>
       <w:r>
         <w:rPr>
@@ -15973,6 +16187,7 @@
         <w:rPr>
           <w:rFonts w:hint="eastAsia"/>
         </w:rPr>
+        <w:lastRenderedPageBreak/>
         <w:t>While estimates from previous studies are quite diverse, o</w:t>
       </w:r>
       <w:r>
@@ -16030,11 +16245,7 @@
         <w:t>In contrast to our extensive dataset, m</w:t>
       </w:r>
       <w:r>
-        <w:t xml:space="preserve">ost previous studies assessing OCV impact during or prior to cholera outbreaks have </w:t>
-      </w:r>
-      <w:r>
-        <w:lastRenderedPageBreak/>
-        <w:t>focused on single outbreaks or a small number of large-scale events</w:t>
+        <w:t>ost previous studies assessing OCV impact during or prior to cholera outbreaks have focused on single outbreaks or a small number of large-scale events</w:t>
       </w:r>
       <w:r>
         <w:rPr>
@@ -16567,21 +16778,7 @@
         <w:rPr>
           <w:rFonts w:hint="eastAsia"/>
         </w:rPr>
-        <w:t xml:space="preserve">prior studies focused on single or few relative larger, high AR outbreaks that tend to produce high OCV efficiency. They also employ two dose </w:t>
-      </w:r>
-      <w:proofErr w:type="gramStart"/>
-      <w:r>
-        <w:rPr>
-          <w:rFonts w:hint="eastAsia"/>
-        </w:rPr>
-        <w:t>schedule</w:t>
-      </w:r>
-      <w:proofErr w:type="gramEnd"/>
-      <w:r>
-        <w:rPr>
-          <w:rFonts w:hint="eastAsia"/>
-        </w:rPr>
-        <w:t xml:space="preserve"> with higher vaccine efficacy. They also employ pre-emptive vaccination strategies or with reactive vaccination while not incorporating the delay in the </w:t>
+        <w:t xml:space="preserve">prior studies focused on single or few relative larger, high AR outbreaks that tend to produce high OCV efficiency. They also employ two dose schedule with higher vaccine efficacy. They also employ pre-emptive vaccination strategies or with reactive vaccination while not incorporating the delay in the </w:t>
       </w:r>
       <w:r>
         <w:t>development</w:t>
@@ -16596,21 +16793,7 @@
         <w:rPr>
           <w:rFonts w:hint="eastAsia"/>
         </w:rPr>
-        <w:t xml:space="preserve">setting that other previous studies by incorporating </w:t>
-      </w:r>
-      <w:proofErr w:type="spellStart"/>
-      <w:r>
-        <w:rPr>
-          <w:rFonts w:hint="eastAsia"/>
-        </w:rPr>
-        <w:t>heteroneities</w:t>
-      </w:r>
-      <w:proofErr w:type="spellEnd"/>
-      <w:r>
-        <w:rPr>
-          <w:rFonts w:hint="eastAsia"/>
-        </w:rPr>
-        <w:t xml:space="preserve"> in cholera transmission (while not focusing on outbreaks) in sub-Saharan Africa. The study </w:t>
+        <w:t xml:space="preserve">setting that other previous studies by incorporating heteroneities in cholera transmission (while not focusing on outbreaks) in sub-Saharan Africa. The study </w:t>
       </w:r>
       <w:r>
         <w:rPr>
@@ -16664,7 +16847,11 @@
         <w:t>with some selective geographical targeting provides estimates varied from</w:t>
       </w:r>
       <w:r>
-        <w:t xml:space="preserve"> 2.6 (95% PI 2.4–2.9)</w:t>
+        <w:t xml:space="preserve"> 2.6 (95% PI </w:t>
+      </w:r>
+      <w:r>
+        <w:lastRenderedPageBreak/>
+        <w:t>2.4–2.9)</w:t>
       </w:r>
       <w:r>
         <w:rPr>
@@ -16709,62 +16896,13 @@
         <w:rPr>
           <w:rFonts w:hint="eastAsia"/>
         </w:rPr>
-        <w:t xml:space="preserve"> Also, our estimates </w:t>
-      </w:r>
-      <w:proofErr w:type="gramStart"/>
-      <w:r>
-        <w:rPr>
-          <w:rFonts w:hint="eastAsia"/>
-        </w:rPr>
-        <w:t>shows</w:t>
-      </w:r>
-      <w:proofErr w:type="gramEnd"/>
-      <w:r>
-        <w:rPr>
-          <w:rFonts w:hint="eastAsia"/>
-        </w:rPr>
-        <w:t xml:space="preserve"> cumulative </w:t>
-      </w:r>
-      <w:proofErr w:type="gramStart"/>
-      <w:r>
-        <w:rPr>
-          <w:rFonts w:hint="eastAsia"/>
-        </w:rPr>
-        <w:t>effect</w:t>
-      </w:r>
-      <w:proofErr w:type="gramEnd"/>
-      <w:r>
-        <w:rPr>
-          <w:rFonts w:hint="eastAsia"/>
-        </w:rPr>
-        <w:t xml:space="preserve"> of 200,000 million doses</w:t>
-      </w:r>
-      <w:r>
-        <w:rPr>
-          <w:rFonts w:hint="eastAsia"/>
-        </w:rPr>
-        <w:t xml:space="preserve"> which include around 800 outbreaks </w:t>
-      </w:r>
-      <w:r>
-        <w:rPr>
-          <w:rFonts w:hint="eastAsia"/>
-        </w:rPr>
-        <w:lastRenderedPageBreak/>
-        <w:t xml:space="preserve">(although OCV efficiency of this magnitude is already observed with 1 million doses) and not all outbreaks </w:t>
-      </w:r>
-      <w:proofErr w:type="gramStart"/>
-      <w:r>
-        <w:rPr>
-          <w:rFonts w:hint="eastAsia"/>
-        </w:rPr>
-        <w:t>has</w:t>
-      </w:r>
-      <w:proofErr w:type="gramEnd"/>
-      <w:r>
-        <w:rPr>
-          <w:rFonts w:hint="eastAsia"/>
-        </w:rPr>
-        <w:t xml:space="preserve"> AR as high as the incidence rate that Lee et al. study used. In other words, i</w:t>
+        <w:t xml:space="preserve"> Also, our estimates shows cumulative effect of 200,000 million doses</w:t>
+      </w:r>
+      <w:r>
+        <w:rPr>
+          <w:rFonts w:hint="eastAsia"/>
+        </w:rPr>
+        <w:t xml:space="preserve"> which include around 800 outbreaks (although OCV efficiency of this magnitude is already observed with 1 million doses) and not all outbreaks has AR as high as the incidence rate that Lee et al. study used. In other words, i</w:t>
       </w:r>
       <w:r>
         <w:rPr>
@@ -16788,21 +16926,7 @@
         <w:rPr>
           <w:rFonts w:hint="eastAsia"/>
         </w:rPr>
-        <w:t xml:space="preserve">the highest </w:t>
-      </w:r>
-      <w:proofErr w:type="spellStart"/>
-      <w:r>
-        <w:rPr>
-          <w:rFonts w:hint="eastAsia"/>
-        </w:rPr>
-        <w:t>estiamtes</w:t>
-      </w:r>
-      <w:proofErr w:type="spellEnd"/>
-      <w:r>
-        <w:rPr>
-          <w:rFonts w:hint="eastAsia"/>
-        </w:rPr>
-        <w:t xml:space="preserve"> by Lee et al. </w:t>
+        <w:t xml:space="preserve">the highest estiamtes by Lee et al. </w:t>
       </w:r>
       <w:r>
         <w:rPr>
@@ -16820,21 +16944,7 @@
         <w:rPr>
           <w:rFonts w:hint="eastAsia"/>
         </w:rPr>
-        <w:t xml:space="preserve">Simiarly, cost effectiveness measures, measured as cost per DALY averted, </w:t>
-      </w:r>
-      <w:proofErr w:type="gramStart"/>
-      <w:r>
-        <w:rPr>
-          <w:rFonts w:hint="eastAsia"/>
-        </w:rPr>
-        <w:t>is</w:t>
-      </w:r>
-      <w:proofErr w:type="gramEnd"/>
-      <w:r>
-        <w:rPr>
-          <w:rFonts w:hint="eastAsia"/>
-        </w:rPr>
-        <w:t xml:space="preserve"> comparable to existing estimates. </w:t>
+        <w:t xml:space="preserve">Simiarly, cost effectiveness measures, measured as cost per DALY averted, is comparable to existing estimates. </w:t>
       </w:r>
       <w:r>
         <w:t>T</w:t>
@@ -16894,21 +17004,7 @@
         <w:rPr>
           <w:rFonts w:hint="eastAsia"/>
         </w:rPr>
-        <w:t xml:space="preserve"> reported may be </w:t>
-      </w:r>
-      <w:proofErr w:type="gramStart"/>
-      <w:r>
-        <w:rPr>
-          <w:rFonts w:hint="eastAsia"/>
-        </w:rPr>
-        <w:t>a larger</w:t>
-      </w:r>
-      <w:proofErr w:type="gramEnd"/>
-      <w:r>
-        <w:rPr>
-          <w:rFonts w:hint="eastAsia"/>
-        </w:rPr>
-        <w:t xml:space="preserve"> </w:t>
+        <w:t xml:space="preserve"> reported may be a larger </w:t>
       </w:r>
     </w:p>
     <w:p>
@@ -16916,21 +17012,7 @@
         <w:rPr>
           <w:rFonts w:hint="eastAsia"/>
         </w:rPr>
-        <w:t xml:space="preserve">And most studies do not account for the delays in vaccination response as we incorporated in </w:t>
-      </w:r>
-      <w:proofErr w:type="gramStart"/>
-      <w:r>
-        <w:rPr>
-          <w:rFonts w:hint="eastAsia"/>
-        </w:rPr>
-        <w:t>our</w:t>
-      </w:r>
-      <w:proofErr w:type="gramEnd"/>
-      <w:r>
-        <w:rPr>
-          <w:rFonts w:hint="eastAsia"/>
-        </w:rPr>
-        <w:t xml:space="preserve"> </w:t>
+        <w:t xml:space="preserve">And most studies do not account for the delays in vaccination response as we incorporated in our </w:t>
       </w:r>
     </w:p>
     <w:p>
@@ -17035,21 +17117,7 @@
         <w:rPr>
           <w:rFonts w:hint="eastAsia"/>
         </w:rPr>
-        <w:t xml:space="preserve"> if lower-level, high-risk administrative units are targeted than our model assumed </w:t>
-      </w:r>
-      <w:proofErr w:type="spellStart"/>
-      <w:r>
-        <w:rPr>
-          <w:rFonts w:hint="eastAsia"/>
-        </w:rPr>
-        <w:t>tion</w:t>
-      </w:r>
-      <w:proofErr w:type="spellEnd"/>
-      <w:r>
-        <w:rPr>
-          <w:rFonts w:hint="eastAsia"/>
-        </w:rPr>
-        <w:t xml:space="preserve"> of targeting all people of the </w:t>
+        <w:t xml:space="preserve"> if lower-level, high-risk administrative units are targeted than our model assumed tion of targeting all people of the </w:t>
       </w:r>
       <w:r>
         <w:t>“</w:t>
@@ -17308,7 +17376,11 @@
         <w:t xml:space="preserve"> </w:t>
       </w:r>
       <w:r>
-        <w:t>This static approach, grounded in empirical observations, may offer a practical alternative for modeling ORI impact in settings with limited data.</w:t>
+        <w:t xml:space="preserve">This static approach, </w:t>
+      </w:r>
+      <w:r>
+        <w:lastRenderedPageBreak/>
+        <w:t>grounded in empirical observations, may offer a practical alternative for modeling ORI impact in settings with limited data.</w:t>
       </w:r>
       <w:r>
         <w:t xml:space="preserve"> </w:t>
@@ -17443,11 +17515,7 @@
         <w:t xml:space="preserve">also confer </w:t>
       </w:r>
       <w:r>
-        <w:t xml:space="preserve">preemptive </w:t>
-      </w:r>
-      <w:r>
-        <w:lastRenderedPageBreak/>
-        <w:t xml:space="preserve">benefits </w:t>
+        <w:t xml:space="preserve">preemptive benefits </w:t>
       </w:r>
       <w:r>
         <w:rPr>
@@ -17675,15 +17743,7 @@
         <w:t>Fifth</w:t>
       </w:r>
       <w:r>
-        <w:t xml:space="preserve">, we assumed that ORIs did not occur if the delay in implementation exceeded the duration of the </w:t>
-      </w:r>
-      <w:proofErr w:type="gramStart"/>
-      <w:r>
-        <w:t>outbreak—that is</w:t>
-      </w:r>
-      <w:proofErr w:type="gramEnd"/>
-      <w:r>
-        <w:t xml:space="preserve">, if the outbreak had ended </w:t>
+        <w:t xml:space="preserve">, we assumed that ORIs did not occur if the delay in implementation exceeded the duration of the outbreak—that is, if the outbreak had ended </w:t>
       </w:r>
       <w:r>
         <w:rPr>
@@ -17692,13 +17752,8 @@
         <w:t xml:space="preserve">two weeks </w:t>
       </w:r>
       <w:r>
-        <w:t xml:space="preserve">before the ORI was initiated. However, in real-world settings, it is often difficult to determine in real time whether an outbreak has </w:t>
-      </w:r>
-      <w:proofErr w:type="gramStart"/>
-      <w:r>
-        <w:t>concluded</w:t>
-      </w:r>
-      <w:proofErr w:type="gramEnd"/>
+        <w:t>before the ORI was initiated. However, in real-world settings, it is often difficult to determine in real time whether an outbreak has concluded</w:t>
+      </w:r>
       <w:r>
         <w:rPr>
           <w:rFonts w:hint="eastAsia"/>
@@ -17810,34 +17865,20 @@
         <w:rPr>
           <w:rFonts w:hint="eastAsia"/>
         </w:rPr>
-        <w:t xml:space="preserve">Finally (or </w:t>
-      </w:r>
-      <w:proofErr w:type="gramStart"/>
-      <w:r>
-        <w:rPr>
-          <w:rFonts w:hint="eastAsia"/>
-        </w:rPr>
-        <w:t>Seventh</w:t>
-      </w:r>
-      <w:proofErr w:type="gramEnd"/>
-      <w:r>
-        <w:rPr>
-          <w:rFonts w:hint="eastAsia"/>
-        </w:rPr>
-        <w:t xml:space="preserve">), the overall impact, efficiency, and cost effectiveness derived from our simulation of OCV deployment from stockpile requires careful interpretation. Our simulation </w:t>
-      </w:r>
-      <w:r>
-        <w:rPr>
-          <w:rFonts w:hint="eastAsia"/>
-        </w:rPr>
-        <w:t xml:space="preserve">ignores many potentially important realistic details to produce accurate estimation of the overall impact of OCV deployment from global stockpile. That is, our simulation does not account for, for example, critical </w:t>
+        <w:t xml:space="preserve">Finally (or Seventh), the overall impact, efficiency, </w:t>
       </w:r>
       <w:r>
         <w:rPr>
           <w:rFonts w:hint="eastAsia"/>
         </w:rPr>
         <w:lastRenderedPageBreak/>
-        <w:t>ch</w:t>
+        <w:t xml:space="preserve">and cost effectiveness derived from our simulation of OCV deployment from stockpile requires careful interpretation. Our simulation </w:t>
+      </w:r>
+      <w:r>
+        <w:rPr>
+          <w:rFonts w:hint="eastAsia"/>
+        </w:rPr>
+        <w:t>ignores many potentially important realistic details to produce accurate estimation of the overall impact of OCV deployment from global stockpile. That is, our simulation does not account for, for example, critical ch</w:t>
       </w:r>
       <w:r>
         <w:rPr>
@@ -17932,6 +17973,7 @@
         <w:rPr>
           <w:rFonts w:hint="eastAsia"/>
         </w:rPr>
+        <w:lastRenderedPageBreak/>
         <w:t xml:space="preserve">Author contributions </w:t>
       </w:r>
     </w:p>
@@ -18000,14 +18042,7 @@
         <w:rPr>
           <w:rFonts w:hint="eastAsia"/>
         </w:rPr>
-        <w:t xml:space="preserve">and QZ </w:t>
-      </w:r>
-      <w:r>
-        <w:rPr>
-          <w:rFonts w:hint="eastAsia"/>
-        </w:rPr>
-        <w:lastRenderedPageBreak/>
-        <w:t>collected</w:t>
+        <w:t>and QZ collected</w:t>
       </w:r>
       <w:r>
         <w:rPr>
@@ -18222,6 +18257,7 @@
         <w:pStyle w:val="Bibliography"/>
       </w:pPr>
       <w:r>
+        <w:lastRenderedPageBreak/>
         <w:t xml:space="preserve">8. </w:t>
       </w:r>
       <w:r>
@@ -18246,7 +18282,6 @@
         <w:pStyle w:val="Bibliography"/>
       </w:pPr>
       <w:r>
-        <w:lastRenderedPageBreak/>
         <w:t xml:space="preserve">10. </w:t>
       </w:r>
       <w:r>
@@ -18385,6 +18420,7 @@
         <w:pStyle w:val="Bibliography"/>
       </w:pPr>
       <w:r>
+        <w:lastRenderedPageBreak/>
         <w:t xml:space="preserve">20. </w:t>
       </w:r>
       <w:r>
@@ -18421,7 +18457,6 @@
         <w:pStyle w:val="Bibliography"/>
       </w:pPr>
       <w:r>
-        <w:lastRenderedPageBreak/>
         <w:t xml:space="preserve">23. </w:t>
       </w:r>
       <w:r>
@@ -18542,6 +18577,7 @@
         <w:pStyle w:val="Bibliography"/>
       </w:pPr>
       <w:r>
+        <w:lastRenderedPageBreak/>
         <w:t xml:space="preserve">33. </w:t>
       </w:r>
       <w:r>
@@ -18581,7 +18617,6 @@
         </w:rPr>
       </w:pPr>
       <w:r>
-        <w:lastRenderedPageBreak/>
         <w:t xml:space="preserve">36. </w:t>
       </w:r>
       <w:r>
@@ -18714,6 +18749,7 @@
         <w:pStyle w:val="Bibliography"/>
       </w:pPr>
       <w:r>
+        <w:lastRenderedPageBreak/>
         <w:t xml:space="preserve">45. </w:t>
       </w:r>
       <w:r>
@@ -18738,7 +18774,6 @@
         <w:pStyle w:val="Bibliography"/>
       </w:pPr>
       <w:r>
-        <w:lastRenderedPageBreak/>
         <w:t xml:space="preserve">47. </w:t>
       </w:r>
       <w:r>
@@ -18847,6 +18882,7 @@
         <w:pStyle w:val="Bibliography"/>
       </w:pPr>
       <w:r>
+        <w:lastRenderedPageBreak/>
         <w:t xml:space="preserve">56. </w:t>
       </w:r>
       <w:r>
@@ -18874,7 +18910,6 @@
         </w:rPr>
       </w:pPr>
       <w:r>
-        <w:lastRenderedPageBreak/>
         <w:t xml:space="preserve">58. </w:t>
       </w:r>
       <w:r>
@@ -19013,6 +19048,7 @@
         <w:rPr>
           <w:lang w:val="de-DE"/>
         </w:rPr>
+        <w:lastRenderedPageBreak/>
         <w:t xml:space="preserve">68. </w:t>
       </w:r>
       <w:r>
@@ -19043,7 +19079,6 @@
         <w:pStyle w:val="Bibliography"/>
       </w:pPr>
       <w:r>
-        <w:lastRenderedPageBreak/>
         <w:t xml:space="preserve">70. </w:t>
       </w:r>
       <w:r>
@@ -19170,6 +19205,7 @@
         <w:pStyle w:val="Bibliography"/>
       </w:pPr>
       <w:r>
+        <w:lastRenderedPageBreak/>
         <w:t xml:space="preserve">79. </w:t>
       </w:r>
       <w:r>
@@ -19209,7 +19245,6 @@
         <w:rPr>
           <w:lang w:val="de-DE"/>
         </w:rPr>
-        <w:lastRenderedPageBreak/>
         <w:t xml:space="preserve">81. </w:t>
       </w:r>
       <w:r>
@@ -22526,12 +22561,6 @@
 </file>
 
 <file path=customXml/item1.xml><?xml version="1.0" encoding="utf-8"?>
-<go:gDocsCustomXmlDataStorage xmlns:go="http://customooxmlschemas.google.com/" xmlns:r="http://schemas.openxmlformats.org/officeDocument/2006/relationships" uri="GoogleDocsCustomDataVersion2">
-  <go:docsCustomData xmlns:go="http://customooxmlschemas.google.com/" roundtripDataSignature="AMtx7mgdndu53wYGt6HnkXDpKDmMCu/43A==">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</go:docsCustomData>
-</go:gDocsCustomXmlDataStorage>
-</file>
-
-<file path=customXml/item2.xml><?xml version="1.0" encoding="utf-8"?>
 <ct:contentTypeSchema xmlns:ct="http://schemas.microsoft.com/office/2006/metadata/contentType" xmlns:ma="http://schemas.microsoft.com/office/2006/metadata/properties/metaAttributes" ct:_="" ma:_="" ma:contentTypeName="Document" ma:contentTypeID="0x010100A2E3680EE573554D94035A4421814AE7" ma:contentTypeVersion="17" ma:contentTypeDescription="Create a new document." ma:contentTypeScope="" ma:versionID="677f1e42a8347fa1a33a1e5bd082a6f0">
   <xsd:schema xmlns:xsd="http://www.w3.org/2001/XMLSchema" xmlns:xs="http://www.w3.org/2001/XMLSchema" xmlns:p="http://schemas.microsoft.com/office/2006/metadata/properties" xmlns:ns3="00f5eb7a-3f09-4ccb-9a17-2c4fa8202c3e" xmlns:ns4="534d57da-ff16-4cef-a6f3-6603b923fb9d" targetNamespace="http://schemas.microsoft.com/office/2006/metadata/properties" ma:root="true" ma:fieldsID="3152a6d693dc4f03211544ef130251e4" ns3:_="" ns4:_="">
     <xsd:import namespace="00f5eb7a-3f09-4ccb-9a17-2c4fa8202c3e"/>
@@ -22778,8 +22807,18 @@
 </ct:contentTypeSchema>
 </file>
 
+<file path=customXml/item2.xml><?xml version="1.0" encoding="utf-8"?>
+<go:gDocsCustomXmlDataStorage xmlns:go="http://customooxmlschemas.google.com/" xmlns:r="http://schemas.openxmlformats.org/officeDocument/2006/relationships" uri="GoogleDocsCustomDataVersion2">
+  <go:docsCustomData xmlns:go="http://customooxmlschemas.google.com/" roundtripDataSignature="AMtx7mgdndu53wYGt6HnkXDpKDmMCu/43A==">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</go:docsCustomData>
+</go:gDocsCustomXmlDataStorage>
+</file>
+
 <file path=customXml/item3.xml><?xml version="1.0" encoding="utf-8"?>
-<b:Sources xmlns:b="http://schemas.openxmlformats.org/officeDocument/2006/bibliography" xmlns="http://schemas.openxmlformats.org/officeDocument/2006/bibliography" SelectedStyle="\APASixthEditionOfficeOnline.xsl" StyleName="APA" Version="6"/>
+<p:properties xmlns:p="http://schemas.microsoft.com/office/2006/metadata/properties" xmlns:xsi="http://www.w3.org/2001/XMLSchema-instance" xmlns:pc="http://schemas.microsoft.com/office/infopath/2007/PartnerControls">
+  <documentManagement>
+    <_activity xmlns="00f5eb7a-3f09-4ccb-9a17-2c4fa8202c3e" xsi:nil="true"/>
+  </documentManagement>
+</p:properties>
 </file>
 
 <file path=customXml/item4.xml><?xml version="1.0" encoding="utf-8"?>
@@ -22792,23 +22831,10 @@
 </file>
 
 <file path=customXml/item5.xml><?xml version="1.0" encoding="utf-8"?>
-<p:properties xmlns:p="http://schemas.microsoft.com/office/2006/metadata/properties" xmlns:xsi="http://www.w3.org/2001/XMLSchema-instance" xmlns:pc="http://schemas.microsoft.com/office/infopath/2007/PartnerControls">
-  <documentManagement>
-    <_activity xmlns="00f5eb7a-3f09-4ccb-9a17-2c4fa8202c3e" xsi:nil="true"/>
-  </documentManagement>
-</p:properties>
+<b:Sources xmlns:b="http://schemas.openxmlformats.org/officeDocument/2006/bibliography" xmlns="http://schemas.openxmlformats.org/officeDocument/2006/bibliography" SelectedStyle="\APASixthEditionOfficeOnline.xsl" StyleName="APA" Version="6"/>
 </file>
 
 <file path=customXml/itemProps1.xml><?xml version="1.0" encoding="utf-8"?>
-<ds:datastoreItem xmlns:ds="http://schemas.openxmlformats.org/officeDocument/2006/customXml" ds:itemID="{11111111-1234-1234-1234-123412341234}">
-  <ds:schemaRefs>
-    <ds:schemaRef ds:uri="http://customooxmlschemas.google.com/"/>
-    <ds:schemaRef ds:uri="http://schemas.openxmlformats.org/officeDocument/2006/relationships"/>
-  </ds:schemaRefs>
-</ds:datastoreItem>
-</file>
-
-<file path=customXml/itemProps2.xml><?xml version="1.0" encoding="utf-8"?>
 <ds:datastoreItem xmlns:ds="http://schemas.openxmlformats.org/officeDocument/2006/customXml" ds:itemID="{84C8490E-D3BA-4C03-B8F3-1DA315608BFD}">
   <ds:schemaRefs>
     <ds:schemaRef ds:uri="http://schemas.microsoft.com/office/2006/metadata/contentType"/>
@@ -22827,10 +22853,21 @@
 </ds:datastoreItem>
 </file>
 
+<file path=customXml/itemProps2.xml><?xml version="1.0" encoding="utf-8"?>
+<ds:datastoreItem xmlns:ds="http://schemas.openxmlformats.org/officeDocument/2006/customXml" ds:itemID="{11111111-1234-1234-1234-123412341234}">
+  <ds:schemaRefs>
+    <ds:schemaRef ds:uri="http://customooxmlschemas.google.com/"/>
+    <ds:schemaRef ds:uri="http://schemas.openxmlformats.org/officeDocument/2006/relationships"/>
+  </ds:schemaRefs>
+</ds:datastoreItem>
+</file>
+
 <file path=customXml/itemProps3.xml><?xml version="1.0" encoding="utf-8"?>
-<ds:datastoreItem xmlns:ds="http://schemas.openxmlformats.org/officeDocument/2006/customXml" ds:itemID="{DF6F51F4-5859-44B7-B20A-7EB4E4161878}">
+<ds:datastoreItem xmlns:ds="http://schemas.openxmlformats.org/officeDocument/2006/customXml" ds:itemID="{9C00E788-F0BC-46FB-A07D-C58627BA0AFE}">
   <ds:schemaRefs>
-    <ds:schemaRef ds:uri="http://schemas.openxmlformats.org/officeDocument/2006/bibliography"/>
+    <ds:schemaRef ds:uri="http://schemas.microsoft.com/office/2006/metadata/properties"/>
+    <ds:schemaRef ds:uri="http://schemas.microsoft.com/office/infopath/2007/PartnerControls"/>
+    <ds:schemaRef ds:uri="00f5eb7a-3f09-4ccb-9a17-2c4fa8202c3e"/>
   </ds:schemaRefs>
 </ds:datastoreItem>
 </file>
@@ -22844,11 +22881,9 @@
 </file>
 
 <file path=customXml/itemProps5.xml><?xml version="1.0" encoding="utf-8"?>
-<ds:datastoreItem xmlns:ds="http://schemas.openxmlformats.org/officeDocument/2006/customXml" ds:itemID="{9C00E788-F0BC-46FB-A07D-C58627BA0AFE}">
+<ds:datastoreItem xmlns:ds="http://schemas.openxmlformats.org/officeDocument/2006/customXml" ds:itemID="{DF6F51F4-5859-44B7-B20A-7EB4E4161878}">
   <ds:schemaRefs>
-    <ds:schemaRef ds:uri="http://schemas.microsoft.com/office/2006/metadata/properties"/>
-    <ds:schemaRef ds:uri="http://schemas.microsoft.com/office/infopath/2007/PartnerControls"/>
-    <ds:schemaRef ds:uri="00f5eb7a-3f09-4ccb-9a17-2c4fa8202c3e"/>
+    <ds:schemaRef ds:uri="http://schemas.openxmlformats.org/officeDocument/2006/bibliography"/>
   </ds:schemaRefs>
 </ds:datastoreItem>
 </file>
--- a/papers/Maintext_cholera_outbreak_modeling_31Oct2025.docx
+++ b/papers/Maintext_cholera_outbreak_modeling_31Oct2025.docx
@@ -2805,7 +2805,6 @@
     <w:p>
       <w:pPr>
         <w:rPr>
-          <w:rFonts w:hint="eastAsia"/>
           <w:lang w:val="en-US"/>
         </w:rPr>
       </w:pPr>
@@ -3049,37 +3048,13 @@
         <w:rPr>
           <w:rFonts w:hint="eastAsia"/>
         </w:rPr>
-        <w:t xml:space="preserve">an </w:t>
-      </w:r>
-      <w:r>
-        <w:t xml:space="preserve">expanded </w:t>
-      </w:r>
-      <w:r>
-        <w:rPr>
-          <w:rFonts w:hint="eastAsia"/>
-        </w:rPr>
-        <w:t xml:space="preserve">dataset derived </w:t>
-      </w:r>
-      <w:r>
-        <w:t>from the existing database</w:t>
-      </w:r>
-      <w:r>
-        <w:rPr>
-          <w:rFonts w:hint="eastAsia"/>
-        </w:rPr>
-        <w:t xml:space="preserve">. This </w:t>
-      </w:r>
-      <w:r>
-        <w:rPr>
-          <w:rFonts w:hint="eastAsia"/>
-        </w:rPr>
-        <w:t>data</w:t>
-      </w:r>
-      <w:r>
-        <w:rPr>
-          <w:rFonts w:hint="eastAsia"/>
-        </w:rPr>
-        <w:t xml:space="preserve"> encompasses </w:t>
+        <w:t>which includes</w:t>
+      </w:r>
+      <w:r>
+        <w:rPr>
+          <w:rFonts w:hint="eastAsia"/>
+        </w:rPr>
+        <w:t xml:space="preserve"> </w:t>
       </w:r>
       <w:r>
         <w:t xml:space="preserve">1,664 outbreaks </w:t>
@@ -3091,16 +3066,37 @@
         <w:rPr>
           <w:rFonts w:hint="eastAsia"/>
         </w:rPr>
-        <w:t xml:space="preserve">in </w:t>
+        <w:t>across</w:t>
+      </w:r>
+      <w:r>
+        <w:rPr>
+          <w:rFonts w:hint="eastAsia"/>
+        </w:rPr>
+        <w:t xml:space="preserve"> </w:t>
       </w:r>
       <w:r>
         <w:t xml:space="preserve">various </w:t>
       </w:r>
       <w:r>
-        <w:t xml:space="preserve">administrative units </w:t>
-      </w:r>
-      <w:r>
-        <w:t>across 30 countries in sub-Saharan Africa from January 2010 to July 2023</w:t>
+        <w:t xml:space="preserve">administrative </w:t>
+      </w:r>
+      <w:r>
+        <w:rPr>
+          <w:rFonts w:hint="eastAsia"/>
+        </w:rPr>
+        <w:t>levels</w:t>
+      </w:r>
+      <w:r>
+        <w:t xml:space="preserve"> </w:t>
+      </w:r>
+      <w:r>
+        <w:rPr>
+          <w:rFonts w:hint="eastAsia"/>
+        </w:rPr>
+        <w:t>in</w:t>
+      </w:r>
+      <w:r>
+        <w:t xml:space="preserve"> 30 countries in sub-Saharan Africa from January 2010 to July 2023</w:t>
       </w:r>
       <w:r>
         <w:t>.</w:t>
@@ -3128,13 +3124,13 @@
         <w:t xml:space="preserve"> Outbreaks were defined by location-specific average weekly incidence thresholds, spanning from the first to the last reported suspected case</w:t>
       </w:r>
       <w:r>
-        <w:t xml:space="preserve">, with </w:t>
-      </w:r>
-      <w:r>
-        <w:rPr>
-          <w:rFonts w:hint="eastAsia"/>
-        </w:rPr>
-        <w:t xml:space="preserve">any </w:t>
+        <w:t>, with</w:t>
+      </w:r>
+      <w:r>
+        <w:rPr>
+          <w:rFonts w:hint="eastAsia"/>
+        </w:rPr>
+        <w:t xml:space="preserve"> </w:t>
       </w:r>
       <w:r>
         <w:t xml:space="preserve">weeks </w:t>
@@ -3143,7 +3139,13 @@
         <w:rPr>
           <w:rFonts w:hint="eastAsia"/>
         </w:rPr>
-        <w:t>lacking data</w:t>
+        <w:t>without</w:t>
+      </w:r>
+      <w:r>
+        <w:rPr>
+          <w:rFonts w:hint="eastAsia"/>
+        </w:rPr>
+        <w:t xml:space="preserve"> data</w:t>
       </w:r>
       <w:r>
         <w:t xml:space="preserve"> assumed to have zero cases</w:t>
@@ -3174,127 +3176,22 @@
         <w:t xml:space="preserve"> </w:t>
       </w:r>
       <w:r>
-        <w:rPr>
-          <w:rFonts w:hint="eastAsia"/>
-        </w:rPr>
-        <w:t>Out of 1,664 outbreaks</w:t>
-      </w:r>
-      <w:r>
-        <w:rPr>
-          <w:rFonts w:hint="eastAsia"/>
-        </w:rPr>
-        <w:t>, w</w:t>
-      </w:r>
-      <w:r>
-        <w:rPr>
-          <w:rFonts w:hint="eastAsia"/>
-        </w:rPr>
-        <w:t xml:space="preserve">e excluded </w:t>
-      </w:r>
-      <w:r>
-        <w:rPr>
-          <w:rFonts w:hint="eastAsia"/>
-        </w:rPr>
-        <w:t>the ones</w:t>
-      </w:r>
-      <w:r>
-        <w:rPr>
-          <w:rFonts w:hint="eastAsia"/>
-        </w:rPr>
-        <w:t xml:space="preserve"> that</w:t>
-      </w:r>
-      <w:r>
-        <w:rPr>
-          <w:rFonts w:hint="eastAsia"/>
-        </w:rPr>
-        <w:t xml:space="preserve"> are not </w:t>
-      </w:r>
-      <w:r>
-        <w:rPr>
-          <w:rFonts w:hint="eastAsia"/>
-        </w:rPr>
-        <w:t>appropriate for modeling the impact of ORI</w:t>
-      </w:r>
-      <w:r>
-        <w:rPr>
-          <w:rFonts w:hint="eastAsia"/>
-        </w:rPr>
-        <w:t>s</w:t>
-      </w:r>
-      <w:r>
-        <w:rPr>
-          <w:rFonts w:hint="eastAsia"/>
-        </w:rPr>
-        <w:t xml:space="preserve">. First, </w:t>
-      </w:r>
-      <w:r>
-        <w:rPr>
-          <w:rFonts w:hint="eastAsia"/>
-        </w:rPr>
-        <w:t xml:space="preserve">to include </w:t>
-      </w:r>
-      <w:r>
-        <w:t xml:space="preserve">outbreaks that </w:t>
-      </w:r>
-      <w:r>
-        <w:rPr>
-          <w:rFonts w:hint="eastAsia"/>
-        </w:rPr>
-        <w:t xml:space="preserve">match </w:t>
-      </w:r>
-      <w:r>
-        <w:t>with historical OCV deployment scales</w:t>
-      </w:r>
-      <w:r>
-        <w:rPr>
-          <w:rFonts w:hint="eastAsia"/>
-        </w:rPr>
-        <w:t xml:space="preserve">, </w:t>
-      </w:r>
-      <w:r>
-        <w:rPr>
-          <w:rFonts w:hint="eastAsia"/>
-        </w:rPr>
-        <w:t xml:space="preserve">we excluded outbreaks reported at the administrative units </w:t>
-      </w:r>
-      <w:r>
-        <w:rPr>
-          <w:rFonts w:hint="eastAsia"/>
-        </w:rPr>
-        <w:t xml:space="preserve">with </w:t>
-      </w:r>
-      <w:r>
-        <w:rPr>
-          <w:rFonts w:hint="eastAsia"/>
-        </w:rPr>
-        <w:t>population size</w:t>
-      </w:r>
-      <w:r>
-        <w:rPr>
-          <w:rFonts w:hint="eastAsia"/>
-        </w:rPr>
-        <w:t xml:space="preserve"> that is</w:t>
-      </w:r>
-      <w:r>
-        <w:t xml:space="preserve"> bigger than the reported maximum doses (5 million doses) </w:t>
-      </w:r>
-      <w:r>
-        <w:rPr>
-          <w:rFonts w:hint="eastAsia"/>
-        </w:rPr>
-        <w:t>or</w:t>
-      </w:r>
-      <w:r>
-        <w:t xml:space="preserve"> smaller th</w:t>
-      </w:r>
-      <w:r>
-        <w:rPr>
-          <w:rFonts w:hint="eastAsia"/>
-        </w:rPr>
-        <w:t>a</w:t>
-      </w:r>
-      <w:r>
-        <w:t>n the minimum doses (16,500 doses) of historic OCV deployment.</w:t>
+        <w:t>To ensure consistency with real-world outbreak response conditions,</w:t>
+      </w:r>
+      <w:r>
+        <w:rPr>
+          <w:rFonts w:hint="eastAsia"/>
+        </w:rPr>
+        <w:t xml:space="preserve"> some outbreaks were excluded. </w:t>
+      </w:r>
+      <w:r>
+        <w:t>We excluded outbreaks reported from administrative units with populations outside the range of historical OCV deployments—specifically, those corresponding to fewer than 16,500 or more than 5 million doses</w:t>
+      </w:r>
+      <w:r>
+        <w:rPr>
+          <w:rFonts w:hint="eastAsia"/>
+        </w:rPr>
+        <w:t>.</w:t>
       </w:r>
       <w:r>
         <w:fldChar w:fldCharType="begin"/>
@@ -3325,121 +3222,89 @@
         <w:rPr>
           <w:rFonts w:hint="eastAsia"/>
         </w:rPr>
-        <w:t xml:space="preserve">Second, when outbreaks were reported across multiple administrative unit levels, we excluded smaller </w:t>
-      </w:r>
-      <w:r>
-        <w:rPr>
-          <w:rFonts w:hint="eastAsia"/>
-        </w:rPr>
-        <w:t xml:space="preserve">nested </w:t>
-      </w:r>
-      <w:r>
-        <w:rPr>
-          <w:rFonts w:hint="eastAsia"/>
-        </w:rPr>
-        <w:t>outbreaks</w:t>
-      </w:r>
-      <w:r>
-        <w:rPr>
-          <w:rFonts w:hint="eastAsia"/>
-        </w:rPr>
-        <w:t xml:space="preserve"> within the largest outbreak</w:t>
-      </w:r>
-      <w:r>
-        <w:rPr>
-          <w:rFonts w:hint="eastAsia"/>
-        </w:rPr>
-        <w:t xml:space="preserve"> while keeping only the largest outbreak</w:t>
-      </w:r>
-      <w:r>
-        <w:rPr>
-          <w:rFonts w:hint="eastAsia"/>
-        </w:rPr>
-        <w:t xml:space="preserve">. Nested outbreaks were </w:t>
-      </w:r>
-      <w:r>
-        <w:rPr>
-          <w:rFonts w:hint="eastAsia"/>
-        </w:rPr>
-        <w:t>defined as those of which start date, end date, case count, and locations are encapsulated by the largest outbreak.</w:t>
-      </w:r>
-      <w:r>
-        <w:rPr>
-          <w:rFonts w:hint="eastAsia"/>
-        </w:rPr>
-        <w:t xml:space="preserve"> For some outbreaks, </w:t>
-      </w:r>
-      <w:r>
-        <w:rPr>
-          <w:rFonts w:hint="eastAsia"/>
-        </w:rPr>
-        <w:t xml:space="preserve">the same or even </w:t>
-      </w:r>
-      <w:r>
-        <w:t>larger</w:t>
-      </w:r>
-      <w:r>
-        <w:rPr>
-          <w:rFonts w:hint="eastAsia"/>
-        </w:rPr>
-        <w:t xml:space="preserve"> number of cases were reported at smaller administrative units,</w:t>
-      </w:r>
-      <w:r>
-        <w:rPr>
-          <w:rFonts w:hint="eastAsia"/>
-        </w:rPr>
-        <w:t xml:space="preserve"> and in these cases,</w:t>
-      </w:r>
-      <w:r>
-        <w:rPr>
-          <w:rFonts w:hint="eastAsia"/>
-        </w:rPr>
-        <w:t xml:space="preserve"> smaller outbreaks were retained while larger outbreaks were excluded. </w:t>
-      </w:r>
-      <w:r>
-        <w:t>Third, we excluded outbreaks that may have already been influenced by OCVs, defined as those where vaccination campaigns occurred within the three years prior to or during the outbreak.</w:t>
-      </w:r>
-      <w:r>
-        <w:rPr>
-          <w:rFonts w:hint="eastAsia"/>
-        </w:rPr>
-        <w:t xml:space="preserve"> </w:t>
-      </w:r>
-      <w:r>
-        <w:rPr>
-          <w:rFonts w:hint="eastAsia"/>
-        </w:rPr>
-        <w:t xml:space="preserve">Finally, we also excluded outbreaks that were reported after 1 </w:t>
-      </w:r>
-      <w:r>
-        <w:t>January</w:t>
-      </w:r>
-      <w:r>
-        <w:rPr>
-          <w:rFonts w:hint="eastAsia"/>
-        </w:rPr>
-        <w:t xml:space="preserve"> 202</w:t>
-      </w:r>
-      <w:r>
-        <w:rPr>
-          <w:rFonts w:hint="eastAsia"/>
-        </w:rPr>
-        <w:t>2</w:t>
-      </w:r>
-      <w:r>
-        <w:rPr>
-          <w:rFonts w:hint="eastAsia"/>
-        </w:rPr>
-        <w:t xml:space="preserve"> for </w:t>
-      </w:r>
-      <w:r>
-        <w:t>which</w:t>
-      </w:r>
-      <w:r>
-        <w:rPr>
-          <w:rFonts w:hint="eastAsia"/>
-        </w:rPr>
-        <w:t xml:space="preserve"> OCV campaign information is not available.</w:t>
+        <w:t xml:space="preserve"> </w:t>
+      </w:r>
+      <w:r>
+        <w:rPr>
+          <w:rFonts w:hint="eastAsia"/>
+        </w:rPr>
+        <w:t>Also, w</w:t>
+      </w:r>
+      <w:r>
+        <w:t>hen outbreaks overlapped across multiple administrative levels, smaller nested outbreaks entirely contained within a larger one were excluded. If a smaller administrative unit reported an equal or greater number of cases, the smaller outbreak was retained and the larger one excluded.</w:t>
+      </w:r>
+      <w:r>
+        <w:rPr>
+          <w:rFonts w:hint="eastAsia"/>
+        </w:rPr>
+        <w:t xml:space="preserve"> In addition, o</w:t>
+      </w:r>
+      <w:r>
+        <w:t xml:space="preserve">utbreaks occurring within three years after an OCV campaign were removed to avoid vaccine-influenced </w:t>
+      </w:r>
+      <w:r>
+        <w:rPr>
+          <w:highlight w:val="yellow"/>
+        </w:rPr>
+        <w:t>estimates</w:t>
+      </w:r>
+      <w:r>
+        <w:rPr>
+          <w:rFonts w:hint="eastAsia"/>
+          <w:highlight w:val="yellow"/>
+        </w:rPr>
+        <w:t xml:space="preserve">, assuming that these outbreaks </w:t>
+      </w:r>
+      <w:r>
+        <w:rPr>
+          <w:highlight w:val="yellow"/>
+        </w:rPr>
+        <w:t>may have already been influenced by OCVs</w:t>
+      </w:r>
+      <w:r>
+        <w:rPr>
+          <w:rFonts w:hint="eastAsia"/>
+          <w:highlight w:val="yellow"/>
+        </w:rPr>
+        <w:t xml:space="preserve"> and therefore do not serve as good controls for counterfactual analyses.</w:t>
+      </w:r>
+      <w:r>
+        <w:rPr>
+          <w:rFonts w:hint="eastAsia"/>
+          <w:highlight w:val="yellow"/>
+        </w:rPr>
+        <w:t xml:space="preserve"> </w:t>
+      </w:r>
+      <w:r>
+        <w:rPr>
+          <w:rFonts w:hint="eastAsia"/>
+          <w:highlight w:val="yellow"/>
+        </w:rPr>
+        <w:t>Finally</w:t>
+      </w:r>
+      <w:r>
+        <w:rPr>
+          <w:rFonts w:hint="eastAsia"/>
+        </w:rPr>
+        <w:t xml:space="preserve">, </w:t>
+      </w:r>
+      <w:r>
+        <w:rPr>
+          <w:rFonts w:hint="eastAsia"/>
+        </w:rPr>
+        <w:t>o</w:t>
+      </w:r>
+      <w:r>
+        <w:t>utbreaks reported after 1 January 202</w:t>
+      </w:r>
+      <w:r>
+        <w:rPr>
+          <w:rFonts w:hint="eastAsia"/>
+        </w:rPr>
+        <w:t>0</w:t>
+      </w:r>
+      <w:r>
+        <w:t xml:space="preserve"> were excluded due to unavailable OCV campaign data.</w:t>
       </w:r>
       <w:r>
         <w:rPr>
@@ -3469,24 +3334,6 @@
         <w:rPr>
           <w:rFonts w:hint="eastAsia"/>
         </w:rPr>
-        <w:t>we</w:t>
-      </w:r>
-      <w:r>
-        <w:rPr>
-          <w:rFonts w:hint="eastAsia"/>
-        </w:rPr>
-        <w:t xml:space="preserve"> evaluated the impact of </w:t>
-      </w:r>
-      <w:r>
-        <w:rPr>
-          <w:rFonts w:hint="eastAsia"/>
-        </w:rPr>
-        <w:t xml:space="preserve">ORIs in </w:t>
-      </w:r>
-      <w:r>
-        <w:rPr>
-          <w:rFonts w:hint="eastAsia"/>
-        </w:rPr>
         <w:t>1,192</w:t>
       </w:r>
       <w:r>
@@ -3499,6 +3346,12 @@
         <w:rPr>
           <w:rFonts w:hint="eastAsia"/>
         </w:rPr>
+        <w:t xml:space="preserve"> were retained for modeling</w:t>
+      </w:r>
+      <w:r>
+        <w:rPr>
+          <w:rFonts w:hint="eastAsia"/>
+        </w:rPr>
         <w:t>.</w:t>
       </w:r>
       <w:r>
@@ -3506,91 +3359,6 @@
           <w:rFonts w:hint="eastAsia"/>
         </w:rPr>
         <w:t xml:space="preserve"> </w:t>
-      </w:r>
-      <w:r>
-        <w:rPr>
-          <w:rFonts w:hint="eastAsia"/>
-        </w:rPr>
-        <w:t>The outcomes were reported as</w:t>
-      </w:r>
-      <w:r>
-        <w:t xml:space="preserve"> cases, deaths, and disability-adjusted life years (DALY</w:t>
-      </w:r>
-      <w:r>
-        <w:rPr>
-          <w:rFonts w:hint="eastAsia"/>
-        </w:rPr>
-        <w:t>s</w:t>
-      </w:r>
-      <w:r>
-        <w:t>)</w:t>
-      </w:r>
-      <w:r>
-        <w:rPr>
-          <w:rFonts w:hint="eastAsia"/>
-        </w:rPr>
-        <w:t xml:space="preserve"> averted, which were</w:t>
-      </w:r>
-      <w:r>
-        <w:rPr>
-          <w:rFonts w:hint="eastAsia"/>
-        </w:rPr>
-        <w:t xml:space="preserve"> also</w:t>
-      </w:r>
-      <w:r>
-        <w:rPr>
-          <w:rFonts w:hint="eastAsia"/>
-        </w:rPr>
-        <w:t xml:space="preserve"> converted to </w:t>
-      </w:r>
-      <w:r>
-        <w:t>vaccination campaign efficiency</w:t>
-      </w:r>
-      <w:r>
-        <w:rPr>
-          <w:rFonts w:hint="eastAsia"/>
-        </w:rPr>
-        <w:t xml:space="preserve"> metrics (e.g., cases,</w:t>
-      </w:r>
-      <w:r>
-        <w:t xml:space="preserve"> </w:t>
-      </w:r>
-      <w:r>
-        <w:lastRenderedPageBreak/>
-        <w:t xml:space="preserve">deaths, </w:t>
-      </w:r>
-      <w:r>
-        <w:rPr>
-          <w:rFonts w:hint="eastAsia"/>
-        </w:rPr>
-        <w:t>and</w:t>
-      </w:r>
-      <w:r>
-        <w:t xml:space="preserve"> DALYs averted per 1,000 OCVs</w:t>
-      </w:r>
-      <w:r>
-        <w:rPr>
-          <w:rFonts w:hint="eastAsia"/>
-        </w:rPr>
-        <w:t>)</w:t>
-      </w:r>
-      <w:r>
-        <w:t xml:space="preserve"> and cost-effectiveness</w:t>
-      </w:r>
-      <w:r>
-        <w:rPr>
-          <w:rFonts w:hint="eastAsia"/>
-        </w:rPr>
-        <w:t xml:space="preserve"> metrics (e.g., </w:t>
-      </w:r>
-      <w:r>
-        <w:t>cost per case, death, or DALY averted</w:t>
-      </w:r>
-      <w:r>
-        <w:rPr>
-          <w:rFonts w:hint="eastAsia"/>
-        </w:rPr>
-        <w:t xml:space="preserve">) </w:t>
       </w:r>
       <w:r>
         <w:rPr>
@@ -3615,6 +3383,121 @@
       <w:r>
         <w:t>.</w:t>
       </w:r>
+    </w:p>
+    <w:p/>
+    <w:p>
+      <w:r>
+        <w:rPr>
+          <w:rFonts w:hint="eastAsia"/>
+          <w:highlight w:val="yellow"/>
+        </w:rPr>
+        <w:t>The outcomes were reported as</w:t>
+      </w:r>
+      <w:r>
+        <w:rPr>
+          <w:highlight w:val="yellow"/>
+        </w:rPr>
+        <w:t xml:space="preserve"> cases, deaths, and disability-adjusted life years (DALY</w:t>
+      </w:r>
+      <w:r>
+        <w:rPr>
+          <w:rFonts w:hint="eastAsia"/>
+          <w:highlight w:val="yellow"/>
+        </w:rPr>
+        <w:t>s</w:t>
+      </w:r>
+      <w:r>
+        <w:rPr>
+          <w:highlight w:val="yellow"/>
+        </w:rPr>
+        <w:t>)</w:t>
+      </w:r>
+      <w:r>
+        <w:rPr>
+          <w:rFonts w:hint="eastAsia"/>
+          <w:highlight w:val="yellow"/>
+        </w:rPr>
+        <w:t xml:space="preserve"> averted, which were</w:t>
+      </w:r>
+      <w:r>
+        <w:rPr>
+          <w:rFonts w:hint="eastAsia"/>
+          <w:highlight w:val="yellow"/>
+        </w:rPr>
+        <w:t xml:space="preserve"> also</w:t>
+      </w:r>
+      <w:r>
+        <w:rPr>
+          <w:rFonts w:hint="eastAsia"/>
+          <w:highlight w:val="yellow"/>
+        </w:rPr>
+        <w:t xml:space="preserve"> converted to </w:t>
+      </w:r>
+      <w:r>
+        <w:rPr>
+          <w:highlight w:val="yellow"/>
+        </w:rPr>
+        <w:t>vaccination campaign efficiency</w:t>
+      </w:r>
+      <w:r>
+        <w:rPr>
+          <w:rFonts w:hint="eastAsia"/>
+          <w:highlight w:val="yellow"/>
+        </w:rPr>
+        <w:t xml:space="preserve"> metrics (e.g., cases,</w:t>
+      </w:r>
+      <w:r>
+        <w:rPr>
+          <w:highlight w:val="yellow"/>
+        </w:rPr>
+        <w:t xml:space="preserve"> deaths, </w:t>
+      </w:r>
+      <w:r>
+        <w:rPr>
+          <w:rFonts w:hint="eastAsia"/>
+          <w:highlight w:val="yellow"/>
+        </w:rPr>
+        <w:t>and</w:t>
+      </w:r>
+      <w:r>
+        <w:rPr>
+          <w:highlight w:val="yellow"/>
+        </w:rPr>
+        <w:t xml:space="preserve"> DALYs averted per 1,000 OCVs</w:t>
+      </w:r>
+      <w:r>
+        <w:rPr>
+          <w:rFonts w:hint="eastAsia"/>
+          <w:highlight w:val="yellow"/>
+        </w:rPr>
+        <w:t>)</w:t>
+      </w:r>
+      <w:r>
+        <w:rPr>
+          <w:highlight w:val="yellow"/>
+        </w:rPr>
+        <w:t xml:space="preserve"> and cost-effectiveness</w:t>
+      </w:r>
+      <w:r>
+        <w:rPr>
+          <w:rFonts w:hint="eastAsia"/>
+          <w:highlight w:val="yellow"/>
+        </w:rPr>
+        <w:t xml:space="preserve"> metrics (e.g., </w:t>
+      </w:r>
+      <w:r>
+        <w:rPr>
+          <w:highlight w:val="yellow"/>
+        </w:rPr>
+        <w:t>cost per case, death, or DALY averted</w:t>
+      </w:r>
+      <w:r>
+        <w:rPr>
+          <w:rFonts w:hint="eastAsia"/>
+          <w:highlight w:val="yellow"/>
+        </w:rPr>
+        <w:t>)</w:t>
+      </w:r>
       <w:r>
         <w:rPr>
           <w:rFonts w:hint="eastAsia"/>
@@ -3628,6 +3511,7 @@
       </w:pPr>
       <w:bookmarkStart w:id="16" w:name="_Toc184909201"/>
       <w:r>
+        <w:lastRenderedPageBreak/>
         <w:t xml:space="preserve">Modeling the </w:t>
       </w:r>
       <w:r>
@@ -3643,7 +3527,13 @@
         <w:rPr>
           <w:rFonts w:hint="eastAsia"/>
         </w:rPr>
-        <w:t>Our model simulated</w:t>
+        <w:t>We si</w:t>
+      </w:r>
+      <w:r>
+        <w:rPr>
+          <w:rFonts w:hint="eastAsia"/>
+        </w:rPr>
+        <w:t>mulated</w:t>
       </w:r>
       <w:r>
         <w:rPr>
@@ -3661,28 +3551,49 @@
         <w:t>ase counts under counterfactual vaccination scenarios</w:t>
       </w:r>
       <w:r>
-        <w:rPr>
-          <w:rFonts w:hint="eastAsia"/>
-        </w:rPr>
-        <w:t xml:space="preserve"> in which all conditions are the same except for the presence of vaccination</w:t>
-      </w:r>
-      <w:r>
-        <w:rPr>
-          <w:rFonts w:hint="eastAsia"/>
-        </w:rPr>
-        <w:t xml:space="preserve"> campaigns</w:t>
-      </w:r>
-      <w:r>
-        <w:rPr>
-          <w:rFonts w:hint="eastAsia"/>
-        </w:rPr>
-        <w:t xml:space="preserve">. The impact of ORIs </w:t>
-      </w:r>
-      <w:r>
-        <w:rPr>
-          <w:rFonts w:hint="eastAsia"/>
-        </w:rPr>
-        <w:t xml:space="preserve">is based on </w:t>
+        <w:t>—</w:t>
+      </w:r>
+      <w:r>
+        <w:rPr>
+          <w:rFonts w:hint="eastAsia"/>
+        </w:rPr>
+        <w:t>identical in all respects</w:t>
+      </w:r>
+      <w:r>
+        <w:rPr>
+          <w:rFonts w:hint="eastAsia"/>
+        </w:rPr>
+        <w:t xml:space="preserve"> except for the </w:t>
+      </w:r>
+      <w:r>
+        <w:rPr>
+          <w:rFonts w:hint="eastAsia"/>
+        </w:rPr>
+        <w:t>implementation of ORIs.</w:t>
+      </w:r>
+      <w:r>
+        <w:rPr>
+          <w:rFonts w:hint="eastAsia"/>
+        </w:rPr>
+        <w:t xml:space="preserve"> The impact of ORIs </w:t>
+      </w:r>
+      <w:r>
+        <w:rPr>
+          <w:rFonts w:hint="eastAsia"/>
+        </w:rPr>
+        <w:t>was</w:t>
+      </w:r>
+      <w:r>
+        <w:rPr>
+          <w:rFonts w:hint="eastAsia"/>
+        </w:rPr>
+        <w:t xml:space="preserve"> based on </w:t>
+      </w:r>
+      <w:r>
+        <w:rPr>
+          <w:rFonts w:hint="eastAsia"/>
+        </w:rPr>
+        <w:t xml:space="preserve">the number of </w:t>
       </w:r>
       <w:r>
         <w:t>cases averted</w:t>
@@ -3704,12 +3615,6 @@
           <w:rFonts w:hint="eastAsia"/>
         </w:rPr>
         <w:t>(</w:t>
-      </w:r>
-      <w:r>
-        <w:rPr>
-          <w:rFonts w:hint="eastAsia"/>
-        </w:rPr>
-        <w:t>Top panel in</w:t>
       </w:r>
       <w:r>
         <w:rPr>
@@ -3717,6 +3622,12 @@
           <w:b/>
           <w:bCs/>
         </w:rPr>
+        <w:t>Figure</w:t>
+      </w:r>
+      <w:r>
+        <w:rPr>
+          <w:rFonts w:hint="eastAsia"/>
+        </w:rPr>
         <w:t xml:space="preserve"> </w:t>
       </w:r>
       <w:r>
@@ -3725,13 +3636,134 @@
           <w:b/>
           <w:bCs/>
         </w:rPr>
-        <w:t>Figure</w:t>
-      </w:r>
-      <w:r>
-        <w:rPr>
-          <w:rFonts w:hint="eastAsia"/>
-        </w:rPr>
-        <w:t xml:space="preserve"> </w:t>
+        <w:t>1B</w:t>
+      </w:r>
+      <w:r>
+        <w:rPr>
+          <w:rFonts w:hint="eastAsia"/>
+        </w:rPr>
+        <w:t>, top panel</w:t>
+      </w:r>
+      <w:r>
+        <w:rPr>
+          <w:rFonts w:hint="eastAsia"/>
+        </w:rPr>
+        <w:t>)</w:t>
+      </w:r>
+      <w:r>
+        <w:t>.</w:t>
+      </w:r>
+      <w:r>
+        <w:rPr>
+          <w:rFonts w:hint="eastAsia"/>
+        </w:rPr>
+        <w:t xml:space="preserve"> </w:t>
+      </w:r>
+      <w:r>
+        <w:t>Because ORIs can only occur if outbreaks are still ongoing, we assumed no campaign would be initiated if two or more weeks had passed since the outbreak ended, consistent with the outbreak definition</w:t>
+      </w:r>
+      <w:r>
+        <w:fldChar w:fldCharType="begin"/>
+      </w:r>
+      <w:r>
+        <w:instrText xml:space="preserve"> ADDIN ZOTERO_ITEM CSL_CITATION {"citationID":"l3TCsMVu","properties":{"formattedCitation":"\\super 35\\nosupersub{}","plainCitation":"35","noteIndex":0},"citationItems":[{"id":15756,"uris":["http://zotero.org/users/7663102/items/Q9CPQPJC"],"itemData":{"id":15756,"type":"webpage","title":"Cholera surveillance time series in Africa between 2010 ... | VeriXiv","URL":"https://verixiv.org/articles/2-116","accessed":{"date-parts":[["2025",7,9]]},"citation-key":"zotero-item-15756"}}],"schema":"https://github.com/citation-style-language/schema/raw/master/csl-citation.json"} </w:instrText>
+      </w:r>
+      <w:r>
+        <w:fldChar w:fldCharType="separate"/>
+      </w:r>
+      <w:r>
+        <w:rPr>
+          <w:rFonts w:cs="Times New Roman"/>
+          <w:vertAlign w:val="superscript"/>
+        </w:rPr>
+        <w:t>35</w:t>
+      </w:r>
+      <w:r>
+        <w:fldChar w:fldCharType="end"/>
+      </w:r>
+      <w:r>
+        <w:rPr>
+          <w:rFonts w:hint="eastAsia"/>
+        </w:rPr>
+        <w:t xml:space="preserve"> and </w:t>
+      </w:r>
+      <w:r>
+        <w:t>validated in sensitivity analyses</w:t>
+      </w:r>
+      <w:r>
+        <w:rPr>
+          <w:rFonts w:hint="eastAsia"/>
+        </w:rPr>
+        <w:t>. O</w:t>
+      </w:r>
+      <w:r>
+        <w:rPr>
+          <w:rFonts w:hint="eastAsia"/>
+        </w:rPr>
+        <w:t>RIs</w:t>
+      </w:r>
+      <w:r>
+        <w:rPr>
+          <w:rFonts w:hint="eastAsia"/>
+        </w:rPr>
+        <w:t xml:space="preserve"> </w:t>
+      </w:r>
+      <w:r>
+        <w:t>begin</w:t>
+      </w:r>
+      <w:r>
+        <w:t>ning</w:t>
+      </w:r>
+      <w:r>
+        <w:rPr>
+          <w:rFonts w:hint="eastAsia"/>
+        </w:rPr>
+        <w:t xml:space="preserve"> before outbreak </w:t>
+      </w:r>
+      <w:r>
+        <w:rPr>
+          <w:rFonts w:hint="eastAsia"/>
+        </w:rPr>
+        <w:t xml:space="preserve">resolution may still </w:t>
+      </w:r>
+      <w:r>
+        <w:rPr>
+          <w:rFonts w:hint="eastAsia"/>
+        </w:rPr>
+        <w:t>produce no</w:t>
+      </w:r>
+      <w:r>
+        <w:rPr>
+          <w:rFonts w:hint="eastAsia"/>
+        </w:rPr>
+        <w:t xml:space="preserve"> impact </w:t>
+      </w:r>
+      <w:r>
+        <w:rPr>
+          <w:rFonts w:hint="eastAsia"/>
+        </w:rPr>
+        <w:t xml:space="preserve">due to the time </w:t>
+      </w:r>
+      <w:r>
+        <w:t xml:space="preserve">required for implementation and vaccine-derived immunity to </w:t>
+      </w:r>
+      <w:r>
+        <w:rPr>
+          <w:rFonts w:hint="eastAsia"/>
+        </w:rPr>
+        <w:t>develop</w:t>
+      </w:r>
+      <w:r>
+        <w:rPr>
+          <w:rFonts w:hint="eastAsia"/>
+        </w:rPr>
+        <w:t xml:space="preserve"> </w:t>
+      </w:r>
+      <w:r>
+        <w:rPr>
+          <w:rFonts w:hint="eastAsia"/>
+        </w:rPr>
+        <w:t>(</w:t>
       </w:r>
       <w:r>
         <w:rPr>
@@ -3739,140 +3771,13 @@
           <w:b/>
           <w:bCs/>
         </w:rPr>
-        <w:t>1B</w:t>
-      </w:r>
-      <w:r>
-        <w:rPr>
-          <w:rFonts w:hint="eastAsia"/>
-        </w:rPr>
-        <w:t>)</w:t>
-      </w:r>
-      <w:r>
-        <w:t>.</w:t>
-      </w:r>
-      <w:r>
-        <w:rPr>
-          <w:rFonts w:hint="eastAsia"/>
-        </w:rPr>
-        <w:t xml:space="preserve"> </w:t>
-      </w:r>
-      <w:r>
-        <w:t>Outbreak response immunizations (ORIs) may not occur if an outbreak ends before vaccination can be initiated. In this analysis, we assumed that ORIs would not be implemented if two or more weeks had elapsed since the outbreak ended, an assumption partially derived from the outbreak definition itself.</w:t>
-      </w:r>
-      <w:r>
-        <w:fldChar w:fldCharType="begin"/>
-      </w:r>
-      <w:r>
-        <w:instrText xml:space="preserve"> ADDIN ZOTERO_ITEM CSL_CITATION {"citationID":"l3TCsMVu","properties":{"formattedCitation":"\\super 35\\nosupersub{}","plainCitation":"35","noteIndex":0},"citationItems":[{"id":15756,"uris":["http://zotero.org/users/7663102/items/Q9CPQPJC"],"itemData":{"id":15756,"type":"webpage","title":"Cholera surveillance time series in Africa between 2010 ... | VeriXiv","URL":"https://verixiv.org/articles/2-116","accessed":{"date-parts":[["2025",7,9]]},"citation-key":"zotero-item-15756"}}],"schema":"https://github.com/citation-style-language/schema/raw/master/csl-citation.json"} </w:instrText>
-      </w:r>
-      <w:r>
-        <w:fldChar w:fldCharType="separate"/>
-      </w:r>
-      <w:r>
-        <w:rPr>
-          <w:rFonts w:cs="Times New Roman"/>
-          <w:vertAlign w:val="superscript"/>
-        </w:rPr>
-        <w:t>35</w:t>
-      </w:r>
-      <w:r>
-        <w:fldChar w:fldCharType="end"/>
-      </w:r>
-      <w:r>
-        <w:t xml:space="preserve"> The sensitivity of this assumption was subsequently assessed.</w:t>
-      </w:r>
-      <w:r>
-        <w:rPr>
-          <w:rFonts w:hint="eastAsia"/>
-        </w:rPr>
-        <w:t xml:space="preserve"> </w:t>
-      </w:r>
-      <w:r>
-        <w:rPr>
-          <w:rFonts w:hint="eastAsia"/>
-        </w:rPr>
-        <w:t xml:space="preserve">ORIs </w:t>
-      </w:r>
-      <w:r>
-        <w:rPr>
-          <w:rFonts w:hint="eastAsia"/>
-        </w:rPr>
-        <w:t>m</w:t>
-      </w:r>
-      <w:r>
-        <w:rPr>
-          <w:rFonts w:hint="eastAsia"/>
-        </w:rPr>
-        <w:t>ay</w:t>
-      </w:r>
-      <w:r>
-        <w:rPr>
-          <w:rFonts w:hint="eastAsia"/>
-        </w:rPr>
-        <w:t xml:space="preserve"> </w:t>
-      </w:r>
-      <w:r>
-        <w:rPr>
-          <w:rFonts w:hint="eastAsia"/>
-        </w:rPr>
-        <w:t>begin</w:t>
-      </w:r>
-      <w:r>
-        <w:rPr>
-          <w:rFonts w:hint="eastAsia"/>
-        </w:rPr>
-        <w:t xml:space="preserve"> before the outbreak ended</w:t>
-      </w:r>
-      <w:r>
-        <w:rPr>
-          <w:rFonts w:hint="eastAsia"/>
-        </w:rPr>
-        <w:t>, ye</w:t>
-      </w:r>
-      <w:r>
-        <w:rPr>
-          <w:rFonts w:hint="eastAsia"/>
-        </w:rPr>
-        <w:t>t</w:t>
-      </w:r>
-      <w:r>
-        <w:rPr>
-          <w:rFonts w:hint="eastAsia"/>
-        </w:rPr>
-        <w:t xml:space="preserve"> </w:t>
-      </w:r>
-      <w:r>
-        <w:rPr>
-          <w:rFonts w:hint="eastAsia"/>
-        </w:rPr>
-        <w:t>produce no</w:t>
-      </w:r>
-      <w:r>
-        <w:rPr>
-          <w:rFonts w:hint="eastAsia"/>
-        </w:rPr>
-        <w:t xml:space="preserve"> impact </w:t>
-      </w:r>
-      <w:r>
-        <w:rPr>
-          <w:rFonts w:hint="eastAsia"/>
-        </w:rPr>
-        <w:t xml:space="preserve">due to the time </w:t>
-      </w:r>
-      <w:r>
-        <w:t>required for implementation and the delay in conferring vaccine-derived immunity to recipients</w:t>
-      </w:r>
-      <w:r>
-        <w:rPr>
-          <w:rFonts w:hint="eastAsia"/>
-        </w:rPr>
-        <w:t xml:space="preserve"> </w:t>
-      </w:r>
-      <w:r>
-        <w:rPr>
-          <w:rFonts w:hint="eastAsia"/>
-        </w:rPr>
-        <w:t>(Second panel in</w:t>
+        <w:t>Figure</w:t>
+      </w:r>
+      <w:r>
+        <w:rPr>
+          <w:rFonts w:hint="eastAsia"/>
+        </w:rPr>
+        <w:t xml:space="preserve"> </w:t>
       </w:r>
       <w:r>
         <w:rPr>
@@ -3880,13 +3785,49 @@
           <w:b/>
           <w:bCs/>
         </w:rPr>
-        <w:t xml:space="preserve"> Figure</w:t>
-      </w:r>
-      <w:r>
-        <w:rPr>
-          <w:rFonts w:hint="eastAsia"/>
-        </w:rPr>
-        <w:t xml:space="preserve"> </w:t>
+        <w:t>1B</w:t>
+      </w:r>
+      <w:r>
+        <w:rPr>
+          <w:rFonts w:hint="eastAsia"/>
+        </w:rPr>
+        <w:t>, s</w:t>
+      </w:r>
+      <w:r>
+        <w:rPr>
+          <w:rFonts w:hint="eastAsia"/>
+        </w:rPr>
+        <w:t>econd panel)</w:t>
+      </w:r>
+      <w:r>
+        <w:rPr>
+          <w:rFonts w:hint="eastAsia"/>
+        </w:rPr>
+        <w:t xml:space="preserve">. </w:t>
+      </w:r>
+      <w:r>
+        <w:rPr>
+          <w:rFonts w:hint="eastAsia"/>
+        </w:rPr>
+        <w:t>T</w:t>
+      </w:r>
+      <w:r>
+        <w:rPr>
+          <w:rFonts w:hint="eastAsia"/>
+        </w:rPr>
+        <w:t>he impact of ORIs tends to be larger for a larger outbreak (</w:t>
+      </w:r>
+      <w:r>
+        <w:rPr>
+          <w:rFonts w:hint="eastAsia"/>
+        </w:rPr>
+        <w:t>third</w:t>
+      </w:r>
+      <w:r>
+        <w:rPr>
+          <w:rFonts w:hint="eastAsia"/>
+        </w:rPr>
+        <w:t xml:space="preserve"> panel of </w:t>
       </w:r>
       <w:r>
         <w:rPr>
@@ -3894,73 +3835,7 @@
           <w:b/>
           <w:bCs/>
         </w:rPr>
-        <w:t>1B</w:t>
-      </w:r>
-      <w:r>
-        <w:rPr>
-          <w:rFonts w:hint="eastAsia"/>
-        </w:rPr>
-        <w:t>)</w:t>
-      </w:r>
-      <w:r>
-        <w:rPr>
-          <w:rFonts w:hint="eastAsia"/>
-        </w:rPr>
-        <w:t xml:space="preserve">. </w:t>
-      </w:r>
-      <w:r>
-        <w:rPr>
-          <w:rFonts w:hint="eastAsia"/>
-        </w:rPr>
-        <w:t xml:space="preserve">The impact of ORI </w:t>
-      </w:r>
-      <w:r>
-        <w:rPr>
-          <w:rFonts w:hint="eastAsia"/>
-        </w:rPr>
-        <w:t>can</w:t>
-      </w:r>
-      <w:r>
-        <w:rPr>
-          <w:rFonts w:hint="eastAsia"/>
-        </w:rPr>
-        <w:t xml:space="preserve"> be </w:t>
-      </w:r>
-      <w:r>
-        <w:rPr>
-          <w:rFonts w:hint="eastAsia"/>
-        </w:rPr>
-        <w:t xml:space="preserve">evaluated </w:t>
-      </w:r>
-      <w:r>
-        <w:rPr>
-          <w:rFonts w:hint="eastAsia"/>
-        </w:rPr>
-        <w:t xml:space="preserve">at the individual outbreak level and collectively across multiple outbreaks. </w:t>
-      </w:r>
-      <w:r>
-        <w:rPr>
-          <w:rFonts w:hint="eastAsia"/>
-        </w:rPr>
-        <w:t>T</w:t>
-      </w:r>
-      <w:r>
-        <w:rPr>
-          <w:rFonts w:hint="eastAsia"/>
-        </w:rPr>
-        <w:t>he impact of ORIs tends to be larger for a larger outbreak (</w:t>
-      </w:r>
-      <w:r>
-        <w:rPr>
-          <w:rFonts w:hint="eastAsia"/>
-        </w:rPr>
-        <w:t>third</w:t>
-      </w:r>
-      <w:r>
-        <w:rPr>
-          <w:rFonts w:hint="eastAsia"/>
-        </w:rPr>
-        <w:t xml:space="preserve"> panel of </w:t>
+        <w:t>Figure 1B</w:t>
       </w:r>
       <w:r>
         <w:rPr>
@@ -3968,7 +3843,49 @@
           <w:b/>
           <w:bCs/>
         </w:rPr>
-        <w:t>Figure 1B</w:t>
+        <w:t>)</w:t>
+      </w:r>
+      <w:r>
+        <w:rPr>
+          <w:rFonts w:hint="eastAsia"/>
+        </w:rPr>
+        <w:t xml:space="preserve"> and th</w:t>
+      </w:r>
+      <w:r>
+        <w:rPr>
+          <w:rFonts w:hint="eastAsia"/>
+        </w:rPr>
+        <w:t>e overall impact across multiple heterogeneous outbreaks tends to be larger</w:t>
+      </w:r>
+      <w:r>
+        <w:rPr>
+          <w:rFonts w:hint="eastAsia"/>
+        </w:rPr>
+        <w:t xml:space="preserve"> than the simple average,</w:t>
+      </w:r>
+      <w:r>
+        <w:rPr>
+          <w:rFonts w:hint="eastAsia"/>
+        </w:rPr>
+        <w:t xml:space="preserve"> </w:t>
+      </w:r>
+      <w:r>
+        <w:rPr>
+          <w:rFonts w:hint="eastAsia"/>
+        </w:rPr>
+        <w:t xml:space="preserve">as larger outbreaks contribute disproportionately to the overall impact </w:t>
+      </w:r>
+      <w:r>
+        <w:rPr>
+          <w:rFonts w:hint="eastAsia"/>
+        </w:rPr>
+        <w:t>(</w:t>
+      </w:r>
+      <w:r>
+        <w:rPr>
+          <w:rFonts w:hint="eastAsia"/>
+        </w:rPr>
+        <w:t xml:space="preserve">fourth panel in </w:t>
       </w:r>
       <w:r>
         <w:rPr>
@@ -3976,60 +3893,13 @@
           <w:b/>
           <w:bCs/>
         </w:rPr>
-        <w:t>)</w:t>
-      </w:r>
-      <w:r>
-        <w:rPr>
-          <w:rFonts w:hint="eastAsia"/>
-        </w:rPr>
-        <w:t xml:space="preserve"> and therefore th</w:t>
-      </w:r>
-      <w:r>
-        <w:rPr>
-          <w:rFonts w:hint="eastAsia"/>
-        </w:rPr>
-        <w:t xml:space="preserve">e overall impact across multiple heterogeneous outbreaks tends to be larger when it </w:t>
-      </w:r>
-      <w:r>
-        <w:t>is</w:t>
-      </w:r>
-      <w:r>
-        <w:rPr>
-          <w:rFonts w:hint="eastAsia"/>
-        </w:rPr>
-        <w:t xml:space="preserve"> weighted by the number of cases compared to the unweighted average </w:t>
-      </w:r>
-      <w:r>
-        <w:rPr>
-          <w:rFonts w:hint="eastAsia"/>
-        </w:rPr>
-        <w:t>across</w:t>
-      </w:r>
-      <w:r>
-        <w:rPr>
-          <w:rFonts w:hint="eastAsia"/>
-        </w:rPr>
-        <w:t xml:space="preserve"> individual-level impacts (</w:t>
-      </w:r>
-      <w:r>
-        <w:rPr>
-          <w:rFonts w:hint="eastAsia"/>
-        </w:rPr>
-        <w:t xml:space="preserve">fourth panels in </w:t>
-      </w:r>
-      <w:r>
-        <w:rPr>
-          <w:rFonts w:hint="eastAsia"/>
-          <w:b/>
-          <w:bCs/>
-        </w:rPr>
         <w:t>Figure 1B</w:t>
       </w:r>
       <w:r>
         <w:rPr>
           <w:rFonts w:hint="eastAsia"/>
         </w:rPr>
-        <w:t xml:space="preserve">). </w:t>
+        <w:t>).</w:t>
       </w:r>
     </w:p>
     <w:p/>
@@ -4038,16 +3908,25 @@
         <w:rPr>
           <w:rFonts w:hint="eastAsia"/>
         </w:rPr>
-        <w:t xml:space="preserve">To make the predicted impact more realistic, our model accounts for direct and indirect effects of OCV </w:t>
-      </w:r>
-      <w:r>
-        <w:t>(</w:t>
-      </w:r>
-      <w:r>
-        <w:rPr>
-          <w:rFonts w:hint="eastAsia"/>
-        </w:rPr>
-        <w:t>overall effectiveness</w:t>
+        <w:t>The</w:t>
+      </w:r>
+      <w:r>
+        <w:rPr>
+          <w:rFonts w:hint="eastAsia"/>
+        </w:rPr>
+        <w:t xml:space="preserve"> model </w:t>
+      </w:r>
+      <w:r>
+        <w:rPr>
+          <w:rFonts w:hint="eastAsia"/>
+        </w:rPr>
+        <w:t xml:space="preserve">captures both </w:t>
+      </w:r>
+      <w:r>
+        <w:rPr>
+          <w:rFonts w:hint="eastAsia"/>
+        </w:rPr>
+        <w:t>direct and indirect effects of OCV</w:t>
       </w:r>
       <w:r>
         <w:fldChar w:fldCharType="begin"/>
@@ -4072,10 +3951,10 @@
         <w:rPr>
           <w:rFonts w:hint="eastAsia"/>
         </w:rPr>
-        <w:t>; s</w:t>
-      </w:r>
-      <w:r>
-        <w:t xml:space="preserve">ee Supplementary Information </w:t>
+        <w:t xml:space="preserve"> (</w:t>
+      </w:r>
+      <w:r>
+        <w:t xml:space="preserve">Supplementary Information </w:t>
       </w:r>
       <w:r>
         <w:rPr>
@@ -4091,7 +3970,40 @@
         <w:rPr>
           <w:rFonts w:hint="eastAsia"/>
         </w:rPr>
-        <w:t xml:space="preserve"> in the target population</w:t>
+        <w:t xml:space="preserve"> and incorporates</w:t>
+      </w:r>
+      <w:r>
+        <w:rPr>
+          <w:rFonts w:hint="eastAsia"/>
+        </w:rPr>
+        <w:t xml:space="preserve"> </w:t>
+      </w:r>
+      <w:r>
+        <w:t xml:space="preserve">age-specific vaccine </w:t>
+      </w:r>
+      <w:r>
+        <w:rPr>
+          <w:rFonts w:hint="eastAsia"/>
+        </w:rPr>
+        <w:t>efficacy</w:t>
+      </w:r>
+      <w:r>
+        <w:rPr>
+          <w:rFonts w:hint="eastAsia"/>
+        </w:rPr>
+        <w:t xml:space="preserve"> (&lt; 5 and 5+ yo), delays in</w:t>
+      </w:r>
+      <w:r>
+        <w:t xml:space="preserve"> </w:t>
+      </w:r>
+      <w:r>
+        <w:rPr>
+          <w:rFonts w:hint="eastAsia"/>
+        </w:rPr>
+        <w:t xml:space="preserve">ORI </w:t>
+      </w:r>
+      <w:r>
+        <w:t>implementation</w:t>
       </w:r>
       <w:r>
         <w:rPr>
@@ -4100,31 +4012,22 @@
         <w:t xml:space="preserve">, </w:t>
       </w:r>
       <w:r>
-        <w:t xml:space="preserve">age-specific vaccine </w:t>
-      </w:r>
-      <w:r>
-        <w:rPr>
-          <w:rFonts w:hint="eastAsia"/>
-        </w:rPr>
-        <w:t>effectiveness (&lt; 5 and 5+ yo), delays in</w:t>
-      </w:r>
-      <w:r>
-        <w:t xml:space="preserve"> vaccine deployment</w:t>
-      </w:r>
-      <w:r>
-        <w:rPr>
-          <w:rFonts w:hint="eastAsia"/>
-        </w:rPr>
-        <w:t xml:space="preserve"> and administration</w:t>
-      </w:r>
-      <w:r>
-        <w:t>,</w:t>
-      </w:r>
-      <w:r>
-        <w:rPr>
-          <w:rFonts w:hint="eastAsia"/>
-        </w:rPr>
-        <w:t xml:space="preserve"> and the delays in the vaccine-induced immunity </w:t>
+        <w:rPr>
+          <w:rFonts w:hint="eastAsia"/>
+        </w:rPr>
+        <w:t>and the delays in the vaccine-</w:t>
+      </w:r>
+      <w:r>
+        <w:rPr>
+          <w:rFonts w:hint="eastAsia"/>
+        </w:rPr>
+        <w:t>derived</w:t>
+      </w:r>
+      <w:r>
+        <w:rPr>
+          <w:rFonts w:hint="eastAsia"/>
+        </w:rPr>
+        <w:t xml:space="preserve"> immunity </w:t>
       </w:r>
       <w:r>
         <w:t>(</w:t>
@@ -4219,12 +4122,6 @@
       </w:r>
       <w:r>
         <w:t xml:space="preserve">ven vaccine coverage </w:t>
-      </w:r>
-      <w:r>
-        <w:rPr>
-          <w:rFonts w:hint="eastAsia"/>
-        </w:rPr>
-        <w:t xml:space="preserve">proportion </w:t>
       </w:r>
       <m:oMath>
         <m:r>
@@ -4238,13 +4135,16 @@
         <w:t xml:space="preserve"> </w:t>
       </w:r>
       <w:r>
-        <w:t xml:space="preserve">was calculated </w:t>
-      </w:r>
-      <w:r>
         <w:t xml:space="preserve">for </w:t>
       </w:r>
       <w:r>
-        <w:t>two age groups</w:t>
+        <w:rPr>
+          <w:rFonts w:hint="eastAsia"/>
+        </w:rPr>
+        <w:t>each</w:t>
+      </w:r>
+      <w:r>
+        <w:t xml:space="preserve"> age group</w:t>
       </w:r>
       <w:r>
         <w:t>—</w:t>
@@ -4287,7 +4187,16 @@
         <w:t xml:space="preserve">individuals </w:t>
       </w:r>
       <w:r>
-        <w:t>aged five and older</w:t>
+        <w:t xml:space="preserve">aged five </w:t>
+      </w:r>
+      <w:r>
+        <w:rPr>
+          <w:rFonts w:hint="eastAsia"/>
+        </w:rPr>
+        <w:t>or</w:t>
+      </w:r>
+      <w:r>
+        <w:t xml:space="preserve"> older</w:t>
       </w:r>
       <w:r>
         <w:t xml:space="preserve"> (</w:t>
@@ -4316,13 +4225,10 @@
         <w:t>—</w:t>
       </w:r>
       <w:r>
-        <w:t>using</w:t>
-      </w:r>
-      <w:r>
-        <w:rPr>
-          <w:rFonts w:hint="eastAsia"/>
-        </w:rPr>
-        <w:t xml:space="preserve"> the following equation</w:t>
+        <w:rPr>
+          <w:rFonts w:hint="eastAsia"/>
+        </w:rPr>
+        <w:t>was computed as</w:t>
       </w:r>
       <w:r>
         <w:t>:</w:t>
@@ -4646,7 +4552,10 @@
         <w:t xml:space="preserve">vaccine </w:t>
       </w:r>
       <w:r>
-        <w:t>effectiveness</w:t>
+        <w:rPr>
+          <w:rFonts w:hint="eastAsia"/>
+        </w:rPr>
+        <w:t>efficacy</w:t>
       </w:r>
       <w:r>
         <w:t xml:space="preserve"> </w:t>
@@ -4717,7 +4626,13 @@
         <w:t>indirect</w:t>
       </w:r>
       <w:r>
-        <w:t xml:space="preserve"> vaccine effectiveness</w:t>
+        <w:t xml:space="preserve"> vaccine </w:t>
+      </w:r>
+      <w:r>
+        <w:rPr>
+          <w:rFonts w:hint="eastAsia"/>
+        </w:rPr>
+        <w:t>efficacy</w:t>
       </w:r>
       <w:r>
         <w:t xml:space="preserve"> at </w:t>
@@ -5116,7 +5031,13 @@
         <w:t xml:space="preserve"> </w:t>
       </w:r>
       <w:r>
-        <w:t xml:space="preserve">under </w:t>
+        <w:rPr>
+          <w:rFonts w:hint="eastAsia"/>
+        </w:rPr>
+        <w:t>for</w:t>
+      </w:r>
+      <w:r>
+        <w:t xml:space="preserve"> </w:t>
       </w:r>
       <w:r>
         <w:t>a</w:t>
@@ -5599,42 +5520,13 @@
         <w:t xml:space="preserve">ndicator function </w:t>
       </w:r>
       <w:r>
-        <w:t xml:space="preserve">that </w:t>
-      </w:r>
-      <w:r>
-        <w:t xml:space="preserve">equals 1 if </w:t>
-      </w:r>
-      <m:oMath>
-        <m:r>
-          <w:rPr>
-            <w:rFonts w:ascii="Cambria Math" w:hAnsi="Cambria Math"/>
-          </w:rPr>
-          <m:t>x</m:t>
-        </m:r>
-      </m:oMath>
-      <w:r>
-        <w:t xml:space="preserve"> is true and </w:t>
-      </w:r>
-      <w:r>
-        <w:t>0</w:t>
-      </w:r>
-      <w:r>
-        <w:t xml:space="preserve"> otherwise.</w:t>
-      </w:r>
-      <w:r>
-        <w:t xml:space="preserve"> </w:t>
-      </w:r>
-      <w:r>
-        <w:t xml:space="preserve">The </w:t>
-      </w:r>
-      <w:r>
-        <w:rPr>
-          <w:rFonts w:hint="eastAsia"/>
-        </w:rPr>
-        <w:t>term</w:t>
-      </w:r>
-      <w:r>
-        <w:t xml:space="preserve"> </w:t>
+        <w:t>(1 if x is true, 0 otherwise</w:t>
+      </w:r>
+      <w:r>
+        <w:rPr>
+          <w:rFonts w:hint="eastAsia"/>
+        </w:rPr>
+        <w:t xml:space="preserve">), </w:t>
       </w:r>
       <m:oMath>
         <m:r>
@@ -5663,19 +5555,19 @@
         <w:rPr>
           <w:rFonts w:hint="eastAsia"/>
         </w:rPr>
-        <w:t xml:space="preserve"> for c</w:t>
-      </w:r>
-      <w:r>
-        <w:rPr>
-          <w:rFonts w:hint="eastAsia"/>
-        </w:rPr>
-        <w:t>a</w:t>
-      </w:r>
-      <w:r>
-        <w:rPr>
-          <w:rFonts w:hint="eastAsia"/>
-        </w:rPr>
-        <w:t xml:space="preserve">mpaign implementation and the development of vaccine-derived immunity, and </w:t>
+        <w:t xml:space="preserve"> for </w:t>
+      </w:r>
+      <w:r>
+        <w:rPr>
+          <w:rFonts w:hint="eastAsia"/>
+        </w:rPr>
+        <w:t>ORI</w:t>
+      </w:r>
+      <w:r>
+        <w:rPr>
+          <w:rFonts w:hint="eastAsia"/>
+        </w:rPr>
+        <w:t xml:space="preserve"> implementation and the vaccine-derived immunity, and </w:t>
       </w:r>
       <m:oMath>
         <m:r>
@@ -5686,7 +5578,25 @@
         </m:r>
       </m:oMath>
       <w:r>
-        <w:t xml:space="preserve"> denotes the outbreak's end date. </w:t>
+        <w:t xml:space="preserve"> </w:t>
+      </w:r>
+      <w:r>
+        <w:rPr>
+          <w:rFonts w:hint="eastAsia"/>
+        </w:rPr>
+        <w:t>marks</w:t>
+      </w:r>
+      <w:r>
+        <w:t xml:space="preserve"> the </w:t>
+      </w:r>
+      <w:r>
+        <w:rPr>
+          <w:rFonts w:hint="eastAsia"/>
+        </w:rPr>
+        <w:t xml:space="preserve">end of the </w:t>
+      </w:r>
+      <w:r>
+        <w:t xml:space="preserve">outbreak. </w:t>
       </w:r>
       <w:r>
         <w:rPr>
@@ -5762,20 +5672,7 @@
           <w:rFonts w:hint="eastAsia"/>
           <w:lang w:val="en-US"/>
         </w:rPr>
-        <w:t xml:space="preserve">, exploring </w:t>
-      </w:r>
-      <w:r>
-        <w:rPr>
-          <w:lang w:val="en-US"/>
-        </w:rPr>
-        <w:t>various</w:t>
-      </w:r>
-      <w:r>
-        <w:rPr>
-          <w:rFonts w:hint="eastAsia"/>
-          <w:lang w:val="en-US"/>
-        </w:rPr>
-        <w:t xml:space="preserve"> </w:t>
+        <w:t xml:space="preserve"> under combinations of </w:t>
       </w:r>
       <w:r>
         <w:rPr>
@@ -5785,19 +5682,6 @@
       </w:r>
       <w:r>
         <w:rPr>
-          <w:rFonts w:hint="eastAsia"/>
-          <w:lang w:val="en-US"/>
-        </w:rPr>
-        <w:t xml:space="preserve"> level</w:t>
-      </w:r>
-      <w:r>
-        <w:rPr>
-          <w:lang w:val="en-US"/>
-        </w:rPr>
-        <w:t>s</w:t>
-      </w:r>
-      <w:r>
-        <w:rPr>
           <w:lang w:val="en-US"/>
         </w:rPr>
         <w:t xml:space="preserve">, </w:t>
@@ -5825,7 +5709,20 @@
         <w:rPr>
           <w:lang w:val="en-US"/>
         </w:rPr>
-        <w:t>iggers (</w:t>
+        <w:t>igger</w:t>
+      </w:r>
+      <w:r>
+        <w:rPr>
+          <w:rFonts w:hint="eastAsia"/>
+          <w:lang w:val="en-US"/>
+        </w:rPr>
+        <w:t xml:space="preserve"> criteria</w:t>
+      </w:r>
+      <w:r>
+        <w:rPr>
+          <w:lang w:val="en-US"/>
+        </w:rPr>
+        <w:t xml:space="preserve"> (</w:t>
       </w:r>
       <w:r>
         <w:rPr>
@@ -5871,20 +5768,34 @@
           <w:rFonts w:hint="eastAsia"/>
           <w:lang w:val="en-US"/>
         </w:rPr>
-        <w:t>. We sampled</w:t>
-      </w:r>
-      <w:r>
-        <w:rPr>
-          <w:lang w:val="en-US"/>
-        </w:rPr>
-        <w:t xml:space="preserve"> 200 parameter sets </w:t>
-      </w:r>
-      <w:r>
-        <w:rPr>
-          <w:rFonts w:hint="eastAsia"/>
-          <w:lang w:val="en-US"/>
-        </w:rPr>
-        <w:t>via a</w:t>
+        <w:t>.</w:t>
+      </w:r>
+      <w:r>
+        <w:rPr>
+          <w:rFonts w:hint="eastAsia"/>
+          <w:lang w:val="en-US"/>
+        </w:rPr>
+        <w:t xml:space="preserve"> Two hundred </w:t>
+      </w:r>
+      <w:r>
+        <w:rPr>
+          <w:lang w:val="en-US"/>
+        </w:rPr>
+        <w:t xml:space="preserve">parameter sets </w:t>
+      </w:r>
+      <w:r>
+        <w:rPr>
+          <w:rFonts w:hint="eastAsia"/>
+          <w:lang w:val="en-US"/>
+        </w:rPr>
+        <w:t>were drawn using</w:t>
+      </w:r>
+      <w:r>
+        <w:rPr>
+          <w:rFonts w:hint="eastAsia"/>
+          <w:lang w:val="en-US"/>
+        </w:rPr>
+        <w:t xml:space="preserve"> a</w:t>
       </w:r>
       <w:r>
         <w:rPr>
@@ -5947,13 +5858,13 @@
           <w:rFonts w:hint="eastAsia"/>
           <w:lang w:val="en-US"/>
         </w:rPr>
-        <w:t xml:space="preserve">, yielding varying estimates of ORI impact. </w:t>
-      </w:r>
-      <w:r>
-        <w:rPr>
-          <w:lang w:val="en-US"/>
-        </w:rPr>
-        <w:t>Results</w:t>
+        <w:t xml:space="preserve"> and re</w:t>
+      </w:r>
+      <w:r>
+        <w:rPr>
+          <w:lang w:val="en-US"/>
+        </w:rPr>
+        <w:t>sults</w:t>
       </w:r>
       <w:r>
         <w:rPr>
@@ -5973,7 +5884,7 @@
           <w:rFonts w:hint="eastAsia"/>
           <w:lang w:val="en-US"/>
         </w:rPr>
-        <w:t xml:space="preserve">reported </w:t>
+        <w:t xml:space="preserve">summarized </w:t>
       </w:r>
       <w:r>
         <w:rPr>
@@ -6004,20 +5915,149 @@
           <w:rFonts w:hint="eastAsia"/>
           <w:lang w:val="en-US"/>
         </w:rPr>
-        <w:t>interquartile range (IQR)</w:t>
-      </w:r>
-      <w:r>
-        <w:rPr>
-          <w:lang w:val="en-US"/>
-        </w:rPr>
-        <w:t xml:space="preserve">. </w:t>
-      </w:r>
-      <w:r>
-        <w:rPr>
-          <w:rFonts w:hint="eastAsia"/>
-          <w:lang w:val="en-US"/>
-        </w:rPr>
-        <w:t xml:space="preserve"> </w:t>
+        <w:t>interquartile range</w:t>
+      </w:r>
+      <w:r>
+        <w:rPr>
+          <w:rFonts w:hint="eastAsia"/>
+          <w:lang w:val="en-US"/>
+        </w:rPr>
+        <w:t>s</w:t>
+      </w:r>
+      <w:r>
+        <w:rPr>
+          <w:rFonts w:hint="eastAsia"/>
+          <w:lang w:val="en-US"/>
+        </w:rPr>
+        <w:t xml:space="preserve"> (IQR</w:t>
+      </w:r>
+      <w:r>
+        <w:rPr>
+          <w:rFonts w:hint="eastAsia"/>
+          <w:lang w:val="en-US"/>
+        </w:rPr>
+        <w:t>s</w:t>
+      </w:r>
+      <w:r>
+        <w:rPr>
+          <w:rFonts w:hint="eastAsia"/>
+          <w:lang w:val="en-US"/>
+        </w:rPr>
+        <w:t>)</w:t>
+      </w:r>
+      <w:r>
+        <w:rPr>
+          <w:lang w:val="en-US"/>
+        </w:rPr>
+        <w:t>.</w:t>
+      </w:r>
+    </w:p>
+    <w:p>
+      <w:pPr>
+        <w:rPr>
+          <w:lang w:val="en-US"/>
+        </w:rPr>
+      </w:pPr>
+    </w:p>
+    <w:p>
+      <w:r>
+        <w:t xml:space="preserve">To estimate the global impact of reactive vaccination, we aggregated results across outbreaks assuming a constrained OCV supply of approximately 100,000 to 200 million doses, </w:t>
+      </w:r>
+      <w:r>
+        <w:rPr>
+          <w:rFonts w:hint="eastAsia"/>
+        </w:rPr>
+        <w:t xml:space="preserve">roughly </w:t>
+      </w:r>
+      <w:r>
+        <w:t>reflecting the scale of global stockpile deployments</w:t>
+      </w:r>
+      <w:r>
+        <w:rPr>
+          <w:rFonts w:hint="eastAsia"/>
+          <w:highlight w:val="yellow"/>
+        </w:rPr>
+        <w:t>.</w:t>
+      </w:r>
+      <w:r>
+        <w:rPr>
+          <w:highlight w:val="yellow"/>
+        </w:rPr>
+        <w:fldChar w:fldCharType="begin"/>
+      </w:r>
+      <w:r>
+        <w:rPr>
+          <w:highlight w:val="yellow"/>
+        </w:rPr>
+        <w:instrText xml:space="preserve"> ADDIN ZOTERO_ITEM CSL_CITATION {"citationID":"sRbe03pR","properties":{"formattedCitation":"\\super 34\\nosupersub{}","plainCitation":"34","noteIndex":0},"citationItems":[{"id":15101,"uris":["http://zotero.org/users/7663102/items/TX7JU4AF"],"itemData":{"id":15101,"type":"webpage","title":"GTFCC OCV Dashboard","URL":"https://apps.epicentre-msf.org/public/app/gtfcc","accessed":{"date-parts":[["2024",11,7]]},"citation-key":"GTFCCOCVDashboard"}}],"schema":"https://github.com/citation-style-language/schema/raw/master/csl-citation.json"} </w:instrText>
+      </w:r>
+      <w:r>
+        <w:rPr>
+          <w:highlight w:val="yellow"/>
+        </w:rPr>
+        <w:fldChar w:fldCharType="separate"/>
+      </w:r>
+      <w:r>
+        <w:rPr>
+          <w:rFonts w:cs="Times New Roman"/>
+          <w:highlight w:val="yellow"/>
+          <w:vertAlign w:val="superscript"/>
+        </w:rPr>
+        <w:t>34</w:t>
+      </w:r>
+      <w:r>
+        <w:rPr>
+          <w:highlight w:val="yellow"/>
+        </w:rPr>
+        <w:fldChar w:fldCharType="end"/>
+      </w:r>
+      <w:r>
+        <w:t xml:space="preserve"> </w:t>
+      </w:r>
+      <w:r>
+        <w:t>Because this supply was insufficient to vaccinate all outbreak populations, we modeled allocation strategies across all or selected outbreaks prioritized by characteristics such as attack rate, duration, size, or case-fatality ratio.</w:t>
+      </w:r>
+      <w:r>
+        <w:t xml:space="preserve"> </w:t>
+      </w:r>
+      <w:r>
+        <w:t>Outbreaks were sampled without replacement and assigned enough vaccine to reach their target coverage. Sampling continued until the cumulative number of doses matched the supply.</w:t>
+      </w:r>
+      <w:r>
+        <w:rPr>
+          <w:rFonts w:hint="eastAsia"/>
+        </w:rPr>
+        <w:t xml:space="preserve"> </w:t>
+      </w:r>
+      <w:r>
+        <w:t>This allocation was repeated 200 iterations, and results were aggregated to estimate</w:t>
+      </w:r>
+      <w:r>
+        <w:rPr>
+          <w:rFonts w:hint="eastAsia"/>
+        </w:rPr>
+        <w:t xml:space="preserve"> the impact (</w:t>
+      </w:r>
+      <w:r>
+        <w:t>total cases, deaths, and DALYs averted</w:t>
+      </w:r>
+      <w:r>
+        <w:rPr>
+          <w:rFonts w:hint="eastAsia"/>
+        </w:rPr>
+        <w:t>)</w:t>
+      </w:r>
+      <w:r>
+        <w:t xml:space="preserve"> as well as efficiency (impact per 1,000 doses) and cost-effectiveness (cost per </w:t>
+      </w:r>
+      <w:r>
+        <w:rPr>
+          <w:rFonts w:hint="eastAsia"/>
+        </w:rPr>
+        <w:t>unit of impact</w:t>
+      </w:r>
+      <w:r>
+        <w:t>).</w:t>
       </w:r>
     </w:p>
     <w:p/>
@@ -6025,146 +6065,144 @@
       <w:r>
         <w:rPr>
           <w:rFonts w:hint="eastAsia"/>
-        </w:rPr>
-        <w:t xml:space="preserve">In addition to </w:t>
-      </w:r>
-      <w:r>
-        <w:t>evaluating the impact of ORIs at the level</w:t>
-      </w:r>
-      <w:r>
-        <w:t xml:space="preserve"> </w:t>
-      </w:r>
-      <w:r>
-        <w:rPr>
-          <w:rFonts w:hint="eastAsia"/>
-        </w:rPr>
-        <w:t xml:space="preserve">of </w:t>
-      </w:r>
-      <w:r>
-        <w:t>individual outbreak</w:t>
-      </w:r>
-      <w:r>
-        <w:rPr>
-          <w:rFonts w:hint="eastAsia"/>
-        </w:rPr>
-        <w:t>s</w:t>
-      </w:r>
-      <w:r>
+          <w:highlight w:val="yellow"/>
+        </w:rPr>
+        <w:t xml:space="preserve">The model </w:t>
+      </w:r>
+      <w:r>
+        <w:rPr>
+          <w:rFonts w:hint="eastAsia"/>
+          <w:highlight w:val="yellow"/>
+          <w:lang w:val="en-US"/>
+        </w:rPr>
+        <w:t xml:space="preserve">captures </w:t>
+      </w:r>
+      <w:r>
+        <w:rPr>
+          <w:rFonts w:hint="eastAsia"/>
+          <w:highlight w:val="yellow"/>
+        </w:rPr>
+        <w:t xml:space="preserve">on the immediate </w:t>
+      </w:r>
+      <w:r>
+        <w:rPr>
+          <w:rFonts w:hint="eastAsia"/>
+          <w:highlight w:val="yellow"/>
+        </w:rPr>
+        <w:t xml:space="preserve">, within-outbreak </w:t>
+      </w:r>
+      <w:r>
+        <w:rPr>
+          <w:rFonts w:hint="eastAsia"/>
+          <w:highlight w:val="yellow"/>
+        </w:rPr>
+        <w:t xml:space="preserve">impact of </w:t>
+      </w:r>
+      <w:r>
+        <w:rPr>
+          <w:highlight w:val="yellow"/>
+        </w:rPr>
+        <w:t>ORI</w:t>
+      </w:r>
+      <w:r>
+        <w:rPr>
+          <w:rFonts w:hint="eastAsia"/>
+          <w:highlight w:val="yellow"/>
+        </w:rPr>
+        <w:t xml:space="preserve"> and </w:t>
+      </w:r>
+      <w:r>
+        <w:rPr>
+          <w:rFonts w:hint="eastAsia"/>
+          <w:highlight w:val="yellow"/>
+        </w:rPr>
+        <w:t xml:space="preserve">does not account for </w:t>
+      </w:r>
+      <w:r>
+        <w:rPr>
+          <w:rFonts w:hint="eastAsia"/>
+          <w:highlight w:val="yellow"/>
+        </w:rPr>
+        <w:t xml:space="preserve">potential </w:t>
+      </w:r>
+      <w:r>
+        <w:rPr>
+          <w:rFonts w:hint="eastAsia"/>
+          <w:highlight w:val="yellow"/>
+        </w:rPr>
+        <w:t xml:space="preserve">long-term </w:t>
+      </w:r>
+      <w:r>
+        <w:rPr>
+          <w:rFonts w:hint="eastAsia"/>
+          <w:highlight w:val="yellow"/>
+        </w:rPr>
+        <w:t>benefits</w:t>
+      </w:r>
+      <w:r>
+        <w:rPr>
+          <w:rFonts w:hint="eastAsia"/>
+          <w:highlight w:val="yellow"/>
+        </w:rPr>
         <w:t>,</w:t>
       </w:r>
       <w:r>
         <w:rPr>
-          <w:rFonts w:hint="eastAsia"/>
-        </w:rPr>
-        <w:t xml:space="preserve"> </w:t>
-      </w:r>
-      <w:r>
-        <w:t xml:space="preserve">we also estimated their </w:t>
-      </w:r>
-      <w:r>
-        <w:rPr>
-          <w:rFonts w:hint="eastAsia"/>
-        </w:rPr>
-        <w:t xml:space="preserve">overall global </w:t>
-      </w:r>
-      <w:r>
-        <w:rPr>
-          <w:rFonts w:hint="eastAsia"/>
-        </w:rPr>
-        <w:t>i</w:t>
-      </w:r>
-      <w:r>
-        <w:t>mpact</w:t>
-      </w:r>
-      <w:r>
-        <w:rPr>
-          <w:rFonts w:hint="eastAsia"/>
-        </w:rPr>
-        <w:t xml:space="preserve"> </w:t>
-      </w:r>
-      <w:r>
-        <w:rPr>
-          <w:rFonts w:hint="eastAsia"/>
-        </w:rPr>
-        <w:t xml:space="preserve">by aggregating the effects </w:t>
-      </w:r>
-      <w:r>
-        <w:rPr>
-          <w:rFonts w:hint="eastAsia"/>
-        </w:rPr>
-        <w:t xml:space="preserve">across multiple outbreaks </w:t>
-      </w:r>
-      <w:r>
-        <w:rPr>
-          <w:rFonts w:hint="eastAsia"/>
-        </w:rPr>
-        <w:t xml:space="preserve">under a constrained </w:t>
-      </w:r>
-      <w:r>
-        <w:rPr>
-          <w:rFonts w:hint="eastAsia"/>
-        </w:rPr>
-        <w:t>OCV supply</w:t>
-      </w:r>
-      <w:r>
+          <w:highlight w:val="yellow"/>
+        </w:rPr>
+        <w:t xml:space="preserve"> </w:t>
+      </w:r>
+      <w:r>
+        <w:t>such as preventing or mitigating future outbreaks</w:t>
+      </w:r>
+      <w:r>
+        <w:rPr>
+          <w:rFonts w:hint="eastAsia"/>
+          <w:highlight w:val="yellow"/>
+        </w:rPr>
         <w:t>.</w:t>
       </w:r>
       <w:r>
-        <w:rPr>
-          <w:rFonts w:hint="eastAsia"/>
-        </w:rPr>
-        <w:t xml:space="preserve"> Specifically, we</w:t>
-      </w:r>
-      <w:r>
-        <w:t xml:space="preserve"> modeled the deployment of approximately 38 million </w:t>
-      </w:r>
-      <w:r>
-        <w:rPr>
-          <w:rFonts w:hint="eastAsia"/>
-        </w:rPr>
-        <w:t xml:space="preserve">doses of OCVs </w:t>
-      </w:r>
-      <w:r>
-        <w:t xml:space="preserve">administered </w:t>
-      </w:r>
-      <w:r>
-        <w:rPr>
-          <w:rFonts w:hint="eastAsia"/>
-        </w:rPr>
-        <w:t xml:space="preserve">in </w:t>
-      </w:r>
-      <w:r>
-        <w:rPr>
-          <w:rFonts w:hint="eastAsia"/>
-        </w:rPr>
-        <w:t>reactive c</w:t>
-      </w:r>
-      <w:r>
-        <w:rPr>
-          <w:rFonts w:hint="eastAsia"/>
-        </w:rPr>
-        <w:t xml:space="preserve">ampaigns </w:t>
-      </w:r>
-      <w:r>
-        <w:t xml:space="preserve">globally from the creation of the stockpile through 2020, based on the </w:t>
-      </w:r>
-      <w:r>
-        <w:rPr>
-          <w:rFonts w:hint="eastAsia"/>
-        </w:rPr>
-        <w:t>Global Task Force on Cholera Control (</w:t>
-      </w:r>
-      <w:r>
-        <w:t>GTFCC</w:t>
-      </w:r>
-      <w:r>
-        <w:rPr>
-          <w:rFonts w:hint="eastAsia"/>
-        </w:rPr>
-        <w:t>)</w:t>
-      </w:r>
-      <w:r>
-        <w:t xml:space="preserve"> dashboard</w:t>
+        <w:t xml:space="preserve"> </w:t>
+      </w:r>
+      <w:r>
+        <w:rPr>
+          <w:rFonts w:hint="eastAsia"/>
+        </w:rPr>
+        <w:t xml:space="preserve">This assumption reflects the </w:t>
+      </w:r>
+      <w:r>
+        <w:rPr>
+          <w:rFonts w:hint="eastAsia"/>
+        </w:rPr>
+        <w:t>temporary</w:t>
+      </w:r>
+      <w:r>
+        <w:t xml:space="preserve"> population-level protection expected from single-dose campaigns</w:t>
+      </w:r>
+      <w:r>
+        <w:rPr>
+          <w:rFonts w:hint="eastAsia"/>
+        </w:rPr>
+        <w:t xml:space="preserve">, </w:t>
+      </w:r>
+      <w:r>
+        <w:rPr>
+          <w:rFonts w:hint="eastAsia"/>
+        </w:rPr>
+        <w:t>given waning immunity</w:t>
+      </w:r>
+      <w:r>
+        <w:rPr>
+          <w:rFonts w:hint="eastAsia"/>
+        </w:rPr>
+        <w:t xml:space="preserve"> and</w:t>
+      </w:r>
+      <w:r>
+        <w:rPr>
+          <w:rFonts w:hint="eastAsia"/>
+        </w:rPr>
+        <w:t xml:space="preserve"> population mobility</w:t>
       </w:r>
       <w:r>
         <w:rPr>
@@ -6176,7 +6214,7 @@
         <w:fldChar w:fldCharType="begin"/>
       </w:r>
       <w:r>
-        <w:instrText xml:space="preserve"> ADDIN ZOTERO_ITEM CSL_CITATION {"citationID":"sRbe03pR","properties":{"formattedCitation":"\\super 34\\nosupersub{}","plainCitation":"34","noteIndex":0},"citationItems":[{"id":15101,"uris":["http://zotero.org/users/7663102/items/TX7JU4AF"],"itemData":{"id":15101,"type":"webpage","title":"GTFCC OCV Dashboard","URL":"https://apps.epicentre-msf.org/public/app/gtfcc","accessed":{"date-parts":[["2024",11,7]]},"citation-key":"GTFCCOCVDashboard"}}],"schema":"https://github.com/citation-style-language/schema/raw/master/csl-citation.json"} </w:instrText>
+        <w:instrText xml:space="preserve"> ADDIN ZOTERO_ITEM CSL_CITATION {"citationID":"zg76TUrS","properties":{"formattedCitation":"\\super 38\\nosupersub{}","plainCitation":"38","noteIndex":0},"citationItems":[{"id":9927,"uris":["http://zotero.org/users/7663102/items/VME6ZAW8"],"itemData":{"id":9927,"type":"article-journal","abstract":"Background Oral cholera vaccination is an approach to preventing outbreaks in at-risk settings and controlling cholera in endemic settings. However, vaccine-derived herd immunity may be short-lived due to interactions between human mobility and imperfect or waning vaccine efficacy. As the supply and utilization of oral cholera vaccines grows, critical questions related to herd immunity are emerging, including: who should be targeted; when should revaccination be performed; and why have cholera outbreaks occurred in recently vaccinated populations? Methods and findings We use mathematical models to simulate routine and mass oral cholera vaccination in populations with varying degrees of migration, transmission intensity, and vaccine coverage. We show that migration and waning vaccine efficacy strongly influence the duration of herd immunity while birth and death rates have relatively minimal impacts. As compared to either periodic mass vaccination or routine vaccination alone, a community could be protected longer by a blended “Mass and Maintain” strategy. We show that vaccination may be best targeted at populations with intermediate degrees of mobility as compared to communities with very high or very low population turnover. Using a case study of an internally displaced person camp in South Sudan which underwent high-coverage mass vaccination in 2014 and 2015, we show that waning vaccine direct effects and high population turnover rendered the camp over 80% susceptible at the time of the cholera outbreak beginning in October 2016. Conclusions Oral cholera vaccines can be powerful tools for quickly protecting a population for a period of time that depends critically on vaccine coverage, vaccine efficacy over time, and the rate of population turnover through human mobility. Due to waning herd immunity, epidemics in vaccinated communities are possible but become less likely through complementary interventions or data-driven revaccination strategies.","container-title":"PLOS Neglected Tropical Diseases","DOI":"10.1371/journal.pntd.0006257","ISSN":"1935-2735","issue":"2","journalAbbreviation":"PLOS Neglected Tropical Diseases","language":"en","note":"publisher: Public Library of Science","page":"e0006257","source":"PLoS Journals","title":"Prolonging herd immunity to cholera via vaccination: Accounting for human mobility and waning vaccine effects","title-short":"Prolonging herd immunity to cholera via vaccination","volume":"12","author":[{"family":"Peak","given":"Corey M."},{"family":"Reilly","given":"Amanda L."},{"family":"Azman","given":"Andrew S."},{"family":"Buckee","given":"Caroline O."}],"issued":{"date-parts":[["2018",2,28]]},"citation-key":"peakProlongingHerdImmunity2018a"}}],"schema":"https://github.com/citation-style-language/schema/raw/master/csl-citation.json"} </w:instrText>
       </w:r>
       <w:r>
         <w:fldChar w:fldCharType="separate"/>
@@ -6186,7 +6224,7 @@
           <w:rFonts w:cs="Times New Roman"/>
           <w:vertAlign w:val="superscript"/>
         </w:rPr>
-        <w:t>34</w:t>
+        <w:t>38</w:t>
       </w:r>
       <w:r>
         <w:fldChar w:fldCharType="end"/>
@@ -6194,30 +6232,60 @@
       <w:r>
         <w:rPr>
           <w:rFonts w:hint="eastAsia"/>
-        </w:rPr>
-        <w:t xml:space="preserve"> </w:t>
-      </w:r>
-      <w:r>
-        <w:t xml:space="preserve">Because this supply was insufficient to cover all outbreaks in the dataset, we simulated historical vaccine allocation by year. Specifically, for each year, we randomly sampled outbreaks (without replacement) that began in that year and assigned each enough vaccine to cover its target population, continuing this process until </w:t>
-      </w:r>
-      <w:r>
-        <w:lastRenderedPageBreak/>
-        <w:t xml:space="preserve">the annual number of doses deployed was matched. This sampling procedure was repeated for all years, and the entire process was iterated 200 times. For each iteration, we calculated the overall health impact by aggregating the effect across sampled outbreaks. These results were then summarized to estimate the </w:t>
-      </w:r>
-      <w:r>
-        <w:rPr>
-          <w:rFonts w:hint="eastAsia"/>
-        </w:rPr>
-        <w:t>overall</w:t>
-      </w:r>
-      <w:r>
-        <w:t xml:space="preserve"> impact of global OCV use through 2020</w:t>
-      </w:r>
-      <w:r>
-        <w:rPr>
-          <w:rFonts w:hint="eastAsia"/>
-        </w:rPr>
-        <w:t>.</w:t>
+          <w:lang w:val="en-US"/>
+        </w:rPr>
+        <w:t xml:space="preserve"> </w:t>
+      </w:r>
+      <w:r>
+        <w:rPr>
+          <w:rFonts w:hint="eastAsia"/>
+          <w:lang w:val="en-US"/>
+        </w:rPr>
+        <w:t>Moreover,</w:t>
+      </w:r>
+      <w:r>
+        <w:rPr>
+          <w:rFonts w:hint="eastAsia"/>
+          <w:lang w:val="en-US"/>
+        </w:rPr>
+        <w:t xml:space="preserve"> </w:t>
+      </w:r>
+      <w:r>
+        <w:rPr>
+          <w:rFonts w:hint="eastAsia"/>
+          <w:lang w:val="en-US"/>
+        </w:rPr>
+        <w:t>we modeled</w:t>
+      </w:r>
+      <w:r>
+        <w:rPr>
+          <w:rFonts w:hint="eastAsia"/>
+        </w:rPr>
+        <w:t xml:space="preserve"> each population independently</w:t>
+      </w:r>
+      <w:r>
+        <w:rPr>
+          <w:rFonts w:hint="eastAsia"/>
+        </w:rPr>
+        <w:t xml:space="preserve">, without </w:t>
+      </w:r>
+      <w:r>
+        <w:rPr>
+          <w:rFonts w:hint="eastAsia"/>
+        </w:rPr>
+        <w:t xml:space="preserve"> cross-population </w:t>
+      </w:r>
+      <w:r>
+        <w:rPr>
+          <w:rFonts w:hint="eastAsia"/>
+        </w:rPr>
+        <w:t>transmission or vaccination spillover</w:t>
+      </w:r>
+      <w:r>
+        <w:rPr>
+          <w:rFonts w:hint="eastAsia"/>
+        </w:rPr>
+        <w:t xml:space="preserve">. </w:t>
       </w:r>
     </w:p>
     <w:p/>
@@ -6228,205 +6296,16 @@
         </w:rPr>
       </w:pPr>
       <w:r>
-        <w:rPr>
-          <w:rFonts w:hint="eastAsia"/>
-        </w:rPr>
-        <w:t>O</w:t>
-      </w:r>
-      <w:r>
-        <w:rPr>
-          <w:rFonts w:hint="eastAsia"/>
-        </w:rPr>
-        <w:t>ur</w:t>
-      </w:r>
-      <w:r>
-        <w:rPr>
-          <w:rFonts w:hint="eastAsia"/>
-          <w:lang w:val="en-US"/>
-        </w:rPr>
-        <w:t xml:space="preserve"> </w:t>
-      </w:r>
-      <w:r>
-        <w:rPr>
-          <w:lang w:val="en-US"/>
-        </w:rPr>
-        <w:t xml:space="preserve">modeling </w:t>
-      </w:r>
-      <w:r>
-        <w:rPr>
-          <w:lang w:val="en-US"/>
-        </w:rPr>
-        <w:t>approach</w:t>
-      </w:r>
-      <w:r>
-        <w:rPr>
-          <w:lang w:val="en-US"/>
-        </w:rPr>
-        <w:t xml:space="preserve"> </w:t>
-      </w:r>
-      <w:r>
-        <w:rPr>
-          <w:rFonts w:hint="eastAsia"/>
-        </w:rPr>
-        <w:t xml:space="preserve">focuses on the immediate impact of </w:t>
-      </w:r>
-      <w:r>
-        <w:t>ORI</w:t>
-      </w:r>
-      <w:r>
-        <w:rPr>
-          <w:rFonts w:hint="eastAsia"/>
-        </w:rPr>
-        <w:t xml:space="preserve"> during ongoing outbreaks and </w:t>
-      </w:r>
-      <w:r>
-        <w:rPr>
-          <w:rFonts w:hint="eastAsia"/>
-        </w:rPr>
-        <w:t xml:space="preserve">does not account for </w:t>
-      </w:r>
-      <w:r>
-        <w:rPr>
-          <w:rFonts w:hint="eastAsia"/>
-        </w:rPr>
-        <w:t>potential additional benefits</w:t>
-      </w:r>
-      <w:r>
-        <w:rPr>
-          <w:rFonts w:hint="eastAsia"/>
-        </w:rPr>
-        <w:t>,</w:t>
-      </w:r>
-      <w:r>
-        <w:t xml:space="preserve"> such as the prevention of future outbreaks in the same population. </w:t>
-      </w:r>
-      <w:r>
-        <w:rPr>
-          <w:rFonts w:hint="eastAsia"/>
-        </w:rPr>
-        <w:t xml:space="preserve">This assumption reflects the </w:t>
-      </w:r>
-      <w:r>
-        <w:rPr>
-          <w:rFonts w:hint="eastAsia"/>
-        </w:rPr>
-        <w:t>l</w:t>
-      </w:r>
-      <w:r>
-        <w:t>imited duration of population-level protection expected from single-dose campaigns</w:t>
-      </w:r>
-      <w:r>
-        <w:rPr>
-          <w:rFonts w:hint="eastAsia"/>
-        </w:rPr>
-        <w:t xml:space="preserve">, </w:t>
-      </w:r>
-      <w:r>
-        <w:rPr>
-          <w:rFonts w:hint="eastAsia"/>
-        </w:rPr>
-        <w:t>given the waning of immunity conferred by single-dose regimens</w:t>
-      </w:r>
-      <w:r>
-        <w:rPr>
-          <w:rFonts w:hint="eastAsia"/>
-        </w:rPr>
-        <w:t xml:space="preserve"> and</w:t>
-      </w:r>
-      <w:r>
-        <w:rPr>
-          <w:rFonts w:hint="eastAsia"/>
-        </w:rPr>
-        <w:t xml:space="preserve"> population mobility</w:t>
-      </w:r>
-      <w:r>
-        <w:rPr>
-          <w:rFonts w:hint="eastAsia"/>
-        </w:rPr>
-        <w:t>.</w:t>
-      </w:r>
-      <w:r>
-        <w:fldChar w:fldCharType="begin"/>
-      </w:r>
-      <w:r>
-        <w:instrText xml:space="preserve"> ADDIN ZOTERO_ITEM CSL_CITATION {"citationID":"zg76TUrS","properties":{"formattedCitation":"\\super 38\\nosupersub{}","plainCitation":"38","noteIndex":0},"citationItems":[{"id":9927,"uris":["http://zotero.org/users/7663102/items/VME6ZAW8"],"itemData":{"id":9927,"type":"article-journal","abstract":"Background Oral cholera vaccination is an approach to preventing outbreaks in at-risk settings and controlling cholera in endemic settings. However, vaccine-derived herd immunity may be short-lived due to interactions between human mobility and imperfect or waning vaccine efficacy. As the supply and utilization of oral cholera vaccines grows, critical questions related to herd immunity are emerging, including: who should be targeted; when should revaccination be performed; and why have cholera outbreaks occurred in recently vaccinated populations? Methods and findings We use mathematical models to simulate routine and mass oral cholera vaccination in populations with varying degrees of migration, transmission intensity, and vaccine coverage. We show that migration and waning vaccine efficacy strongly influence the duration of herd immunity while birth and death rates have relatively minimal impacts. As compared to either periodic mass vaccination or routine vaccination alone, a community could be protected longer by a blended “Mass and Maintain” strategy. We show that vaccination may be best targeted at populations with intermediate degrees of mobility as compared to communities with very high or very low population turnover. Using a case study of an internally displaced person camp in South Sudan which underwent high-coverage mass vaccination in 2014 and 2015, we show that waning vaccine direct effects and high population turnover rendered the camp over 80% susceptible at the time of the cholera outbreak beginning in October 2016. Conclusions Oral cholera vaccines can be powerful tools for quickly protecting a population for a period of time that depends critically on vaccine coverage, vaccine efficacy over time, and the rate of population turnover through human mobility. Due to waning herd immunity, epidemics in vaccinated communities are possible but become less likely through complementary interventions or data-driven revaccination strategies.","container-title":"PLOS Neglected Tropical Diseases","DOI":"10.1371/journal.pntd.0006257","ISSN":"1935-2735","issue":"2","journalAbbreviation":"PLOS Neglected Tropical Diseases","language":"en","note":"publisher: Public Library of Science","page":"e0006257","source":"PLoS Journals","title":"Prolonging herd immunity to cholera via vaccination: Accounting for human mobility and waning vaccine effects","title-short":"Prolonging herd immunity to cholera via vaccination","volume":"12","author":[{"family":"Peak","given":"Corey M."},{"family":"Reilly","given":"Amanda L."},{"family":"Azman","given":"Andrew S."},{"family":"Buckee","given":"Caroline O."}],"issued":{"date-parts":[["2018",2,28]]},"citation-key":"peakProlongingHerdImmunity2018a"}}],"schema":"https://github.com/citation-style-language/schema/raw/master/csl-citation.json"} </w:instrText>
-      </w:r>
-      <w:r>
-        <w:fldChar w:fldCharType="separate"/>
-      </w:r>
-      <w:r>
-        <w:rPr>
-          <w:rFonts w:cs="Times New Roman"/>
-          <w:vertAlign w:val="superscript"/>
-        </w:rPr>
-        <w:t>38</w:t>
-      </w:r>
-      <w:r>
-        <w:fldChar w:fldCharType="end"/>
-      </w:r>
-      <w:r>
-        <w:rPr>
-          <w:rFonts w:hint="eastAsia"/>
-          <w:lang w:val="en-US"/>
-        </w:rPr>
-        <w:t xml:space="preserve"> </w:t>
-      </w:r>
-      <w:r>
-        <w:rPr>
-          <w:rFonts w:hint="eastAsia"/>
-          <w:lang w:val="en-US"/>
-        </w:rPr>
-        <w:t>Moreover,</w:t>
-      </w:r>
-      <w:r>
-        <w:rPr>
-          <w:rFonts w:hint="eastAsia"/>
-          <w:lang w:val="en-US"/>
-        </w:rPr>
-        <w:t xml:space="preserve"> </w:t>
-      </w:r>
-      <w:r>
-        <w:rPr>
-          <w:rFonts w:hint="eastAsia"/>
-          <w:lang w:val="en-US"/>
-        </w:rPr>
-        <w:t>we modeled</w:t>
-      </w:r>
-      <w:r>
-        <w:rPr>
-          <w:rFonts w:hint="eastAsia"/>
-        </w:rPr>
-        <w:t xml:space="preserve"> each population independently</w:t>
-      </w:r>
-      <w:r>
-        <w:rPr>
-          <w:rFonts w:hint="eastAsia"/>
-        </w:rPr>
-        <w:t xml:space="preserve">, without considering </w:t>
-      </w:r>
-      <w:r>
-        <w:rPr>
-          <w:rFonts w:hint="eastAsia"/>
-        </w:rPr>
-        <w:t xml:space="preserve">potential cross-population effects </w:t>
-      </w:r>
-      <w:r>
-        <w:t>from outbreaks or vaccination campaigns</w:t>
-      </w:r>
-      <w:r>
-        <w:rPr>
-          <w:rFonts w:hint="eastAsia"/>
-        </w:rPr>
-        <w:t xml:space="preserve">. </w:t>
-      </w:r>
-      <w:r>
-        <w:t>All code and datasets used in the analysis</w:t>
-      </w:r>
-      <w:r>
-        <w:rPr>
-          <w:lang w:val="en-US"/>
-        </w:rPr>
-        <w:t xml:space="preserve"> </w:t>
+        <w:t xml:space="preserve">All code and </w:t>
+      </w:r>
+      <w:r>
+        <w:rPr>
+          <w:rFonts w:hint="eastAsia"/>
+        </w:rPr>
+        <w:t xml:space="preserve">processed </w:t>
+      </w:r>
+      <w:r>
+        <w:t xml:space="preserve">datasets </w:t>
       </w:r>
       <w:r>
         <w:rPr>
@@ -6684,13 +6563,13 @@
               <w:rPr>
                 <w:rFonts w:eastAsia="Aptos"/>
               </w:rPr>
-              <w:t>accine eff</w:t>
+              <w:t xml:space="preserve">accine </w:t>
             </w:r>
             <w:r>
               <w:rPr>
                 <w:rFonts w:hint="eastAsia"/>
               </w:rPr>
-              <w:t>ectiveness</w:t>
+              <w:t>efficacy</w:t>
             </w:r>
             <w:r>
               <w:t xml:space="preserve"> by one dose of OCV for the &lt; 5 yo and 5+ yo,</w:t>
@@ -6939,12 +6818,18 @@
             <w:pPr>
               <w:snapToGrid w:val="0"/>
               <w:spacing w:line="240" w:lineRule="auto"/>
+              <w:rPr>
+                <w:rFonts w:hint="eastAsia"/>
+              </w:rPr>
             </w:pPr>
             <w:r>
               <w:t xml:space="preserve">Indirect vaccine </w:t>
             </w:r>
             <w:r>
-              <w:t>effectiveness</w:t>
+              <w:rPr>
+                <w:rFonts w:hint="eastAsia"/>
+              </w:rPr>
+              <w:t>efficacy</w:t>
             </w:r>
           </w:p>
         </w:tc>
@@ -7126,9 +7011,18 @@
           <w:p>
             <w:pPr>
               <w:spacing w:line="240" w:lineRule="auto"/>
+              <w:rPr>
+                <w:rFonts w:hint="eastAsia"/>
+              </w:rPr>
             </w:pPr>
             <w:r>
-              <w:t>Delay in vaccine-derived protection</w:t>
+              <w:t xml:space="preserve">Delay in vaccine-derived </w:t>
+            </w:r>
+            <w:r>
+              <w:rPr>
+                <w:rFonts w:hint="eastAsia"/>
+              </w:rPr>
+              <w:t>immunity</w:t>
             </w:r>
           </w:p>
         </w:tc>
@@ -7376,7 +7270,6 @@
               </w:rPr>
             </w:pPr>
             <w:r>
-              <w:lastRenderedPageBreak/>
               <w:t>Vaccine coverage</w:t>
             </w:r>
           </w:p>
@@ -8671,6 +8564,7 @@
               <w:spacing w:line="240" w:lineRule="auto"/>
             </w:pPr>
             <w:r>
+              <w:lastRenderedPageBreak/>
               <w:t>Mean age of infection</w:t>
             </w:r>
           </w:p>
@@ -8962,7 +8856,34 @@
               <w:rPr>
                 <w:rFonts w:hint="eastAsia"/>
               </w:rPr>
-              <w:t>42.2, IQR: 42.2</w:t>
+              <w:t>42.2</w:t>
+            </w:r>
+            <w:r>
+              <w:rPr>
+                <w:rFonts w:hint="eastAsia"/>
+              </w:rPr>
+              <w:t xml:space="preserve"> </w:t>
+            </w:r>
+            <w:r>
+              <w:t>–</w:t>
+            </w:r>
+            <w:r>
+              <w:rPr>
+                <w:rFonts w:hint="eastAsia"/>
+              </w:rPr>
+              <w:t xml:space="preserve"> 4</w:t>
+            </w:r>
+            <w:r>
+              <w:rPr>
+                <w:rFonts w:hint="eastAsia"/>
+              </w:rPr>
+              <w:t>3</w:t>
+            </w:r>
+            <w:r>
+              <w:rPr>
+                <w:rFonts w:hint="eastAsia"/>
+              </w:rPr>
+              <w:t>.2</w:t>
             </w:r>
             <w:r>
               <w:rPr>
@@ -9319,7 +9240,20 @@
                 <w:rFonts w:hint="eastAsia"/>
                 <w:lang w:val="en-US"/>
               </w:rPr>
-              <w:t xml:space="preserve">, </w:t>
+              <w:t xml:space="preserve"> </w:t>
+            </w:r>
+            <w:r>
+              <w:rPr>
+                <w:lang w:val="en-US"/>
+              </w:rPr>
+              <w:t>–</w:t>
+            </w:r>
+            <w:r>
+              <w:rPr>
+                <w:rFonts w:hint="eastAsia"/>
+                <w:lang w:val="en-US"/>
+              </w:rPr>
+              <w:t xml:space="preserve"> </w:t>
             </w:r>
             <w:r>
               <w:rPr>
@@ -9496,7 +9430,19 @@
               <w:rPr>
                 <w:rFonts w:hint="eastAsia"/>
               </w:rPr>
-              <w:t>IQR: 67.9, 68.4</w:t>
+              <w:t>IQR: 67.9</w:t>
+            </w:r>
+            <w:r>
+              <w:rPr>
+                <w:rFonts w:hint="eastAsia"/>
+              </w:rPr>
+              <w:t xml:space="preserve"> - </w:t>
+            </w:r>
+            <w:r>
+              <w:rPr>
+                <w:rFonts w:hint="eastAsia"/>
+              </w:rPr>
+              <w:t>68.4</w:t>
             </w:r>
             <w:r>
               <w:rPr>
@@ -9568,7 +9514,6 @@
       </w:pPr>
       <w:bookmarkStart w:id="21" w:name="_Toc184909202"/>
       <w:r>
-        <w:lastRenderedPageBreak/>
         <w:t>Campaign triggers and assumptions</w:t>
       </w:r>
       <w:bookmarkEnd w:id="21"/>
@@ -9578,13 +9523,13 @@
         <w:rPr>
           <w:rFonts w:hint="eastAsia"/>
         </w:rPr>
-        <w:t xml:space="preserve">ORIs were triggered </w:t>
-      </w:r>
-      <w:r>
-        <w:rPr>
-          <w:rFonts w:hint="eastAsia"/>
-        </w:rPr>
-        <w:t>either at</w:t>
+        <w:t>ORIs were triggered</w:t>
+      </w:r>
+      <w:r>
+        <w:rPr>
+          <w:rFonts w:hint="eastAsia"/>
+        </w:rPr>
+        <w:t xml:space="preserve"> at</w:t>
       </w:r>
       <w:r>
         <w:rPr>
@@ -9617,16 +9562,22 @@
         <w:t>or when</w:t>
       </w:r>
       <w:r>
-        <w:t xml:space="preserve"> the cumulative number of reported symptomatic cases</w:t>
-      </w:r>
-      <w:r>
-        <w:rPr>
-          <w:rFonts w:hint="eastAsia"/>
-        </w:rPr>
-        <w:t xml:space="preserve"> reached certain thresholds</w:t>
-      </w:r>
-      <w:r>
-        <w:t xml:space="preserve"> (case-triggered)</w:t>
+        <w:t xml:space="preserve"> the cumulative number of reported cases</w:t>
+      </w:r>
+      <w:r>
+        <w:rPr>
+          <w:rFonts w:hint="eastAsia"/>
+        </w:rPr>
+        <w:t xml:space="preserve"> </w:t>
+      </w:r>
+      <w:r>
+        <w:t>exceeded a predefined threshold</w:t>
+      </w:r>
+      <w:r>
+        <w:t xml:space="preserve"> </w:t>
+      </w:r>
+      <w:r>
+        <w:t>(case-triggered)</w:t>
       </w:r>
       <w:r>
         <w:t xml:space="preserve"> (</w:t>
@@ -9666,322 +9617,94 @@
         <w:t xml:space="preserve">approach </w:t>
       </w:r>
       <w:r>
-        <w:rPr>
-          <w:rFonts w:hint="eastAsia"/>
-        </w:rPr>
-        <w:t>highlight</w:t>
-      </w:r>
-      <w:r>
-        <w:rPr>
-          <w:rFonts w:hint="eastAsia"/>
-        </w:rPr>
-        <w:t>s</w:t>
-      </w:r>
-      <w:r>
-        <w:t xml:space="preserve"> how </w:t>
-      </w:r>
-      <w:r>
-        <w:rPr>
-          <w:rFonts w:hint="eastAsia"/>
-        </w:rPr>
-        <w:t xml:space="preserve">campaign </w:t>
-      </w:r>
-      <w:r>
-        <w:t xml:space="preserve">delays influence </w:t>
-      </w:r>
-      <w:r>
-        <w:rPr>
-          <w:rFonts w:hint="eastAsia"/>
-        </w:rPr>
-        <w:t>the impact of ORI</w:t>
-      </w:r>
-      <w:r>
-        <w:t xml:space="preserve">, </w:t>
-      </w:r>
-      <w:r>
-        <w:rPr>
-          <w:rFonts w:hint="eastAsia"/>
-        </w:rPr>
-        <w:t xml:space="preserve">offering </w:t>
-      </w:r>
-      <w:r>
-        <w:t xml:space="preserve">insights into the </w:t>
-      </w:r>
-      <w:r>
-        <w:rPr>
-          <w:rFonts w:hint="eastAsia"/>
-        </w:rPr>
-        <w:t>interplay</w:t>
-      </w:r>
-      <w:r>
-        <w:t xml:space="preserve"> between </w:t>
-      </w:r>
-      <w:r>
-        <w:t>the</w:t>
-      </w:r>
-      <w:r>
-        <w:rPr>
-          <w:rFonts w:hint="eastAsia"/>
-        </w:rPr>
-        <w:t xml:space="preserve"> </w:t>
-      </w:r>
-      <w:r>
-        <w:rPr>
-          <w:rFonts w:hint="eastAsia"/>
-        </w:rPr>
-        <w:t xml:space="preserve">timing and </w:t>
-      </w:r>
-      <w:r>
-        <w:rPr>
-          <w:rFonts w:hint="eastAsia"/>
-        </w:rPr>
-        <w:t xml:space="preserve">the </w:t>
-      </w:r>
-      <w:r>
-        <w:rPr>
-          <w:rFonts w:hint="eastAsia"/>
-        </w:rPr>
-        <w:t>impact</w:t>
-      </w:r>
-      <w:r>
-        <w:rPr>
-          <w:rFonts w:hint="eastAsia"/>
-        </w:rPr>
-        <w:t xml:space="preserve"> of ORI</w:t>
-      </w:r>
-      <w:r>
+        <w:t>isolates the effect of response delay, clarifying how timing influences ORI impact.</w:t>
+      </w:r>
+      <w:r>
+        <w:t xml:space="preserve"> </w:t>
+      </w:r>
+      <w:r>
+        <w:rPr>
+          <w:rFonts w:hint="eastAsia"/>
+        </w:rPr>
+        <w:t>T</w:t>
+      </w:r>
+      <w:r>
+        <w:rPr>
+          <w:rFonts w:hint="eastAsia"/>
+        </w:rPr>
+        <w:t xml:space="preserve">he </w:t>
+      </w:r>
+      <w:r>
+        <w:rPr>
+          <w:rFonts w:hint="eastAsia"/>
+        </w:rPr>
+        <w:t>c</w:t>
+      </w:r>
+      <w:r>
+        <w:t>ase-</w:t>
+      </w:r>
+      <w:r>
+        <w:t>t</w:t>
+      </w:r>
+      <w:r>
+        <w:t xml:space="preserve">riggered </w:t>
+      </w:r>
+      <w:r>
+        <w:rPr>
+          <w:rFonts w:hint="eastAsia"/>
+        </w:rPr>
+        <w:t>approach</w:t>
+      </w:r>
+      <w:r>
+        <w:t xml:space="preserve"> </w:t>
+      </w:r>
+      <w:r>
+        <w:rPr>
+          <w:rFonts w:hint="eastAsia"/>
+        </w:rPr>
+        <w:t>reflects</w:t>
+      </w:r>
+      <w:r>
+        <w:rPr>
+          <w:rFonts w:hint="eastAsia"/>
+        </w:rPr>
+        <w:t xml:space="preserve"> </w:t>
+      </w:r>
+      <w:r>
+        <w:rPr>
+          <w:rFonts w:hint="eastAsia"/>
+        </w:rPr>
+        <w:t>potentially</w:t>
+      </w:r>
+      <w:r>
+        <w:rPr>
+          <w:rFonts w:hint="eastAsia"/>
+        </w:rPr>
+        <w:t xml:space="preserve"> more</w:t>
+      </w:r>
+      <w:r>
+        <w:rPr>
+          <w:rFonts w:hint="eastAsia"/>
+        </w:rPr>
+        <w:t xml:space="preserve"> realistic</w:t>
+      </w:r>
+      <w:r>
+        <w:t xml:space="preserve"> </w:t>
+      </w:r>
+      <w:r>
+        <w:t>conditions in which uncertainty in surveillance or confirmation delays may postpone the start of campaigns</w:t>
+      </w:r>
+      <w:r>
+        <w:rPr>
+          <w:rFonts w:hint="eastAsia"/>
+        </w:rPr>
         <w:t xml:space="preserve">. </w:t>
       </w:r>
       <w:r>
-        <w:rPr>
-          <w:rFonts w:hint="eastAsia"/>
-        </w:rPr>
-        <w:t>T</w:t>
-      </w:r>
-      <w:r>
-        <w:rPr>
-          <w:rFonts w:hint="eastAsia"/>
-        </w:rPr>
-        <w:t xml:space="preserve">he </w:t>
-      </w:r>
-      <w:r>
-        <w:rPr>
-          <w:rFonts w:hint="eastAsia"/>
-        </w:rPr>
-        <w:t>c</w:t>
-      </w:r>
-      <w:r>
-        <w:t>ase-</w:t>
-      </w:r>
-      <w:r>
-        <w:t>t</w:t>
-      </w:r>
-      <w:r>
-        <w:t xml:space="preserve">riggered </w:t>
-      </w:r>
-      <w:r>
-        <w:rPr>
-          <w:rFonts w:hint="eastAsia"/>
-        </w:rPr>
-        <w:t>approach</w:t>
-      </w:r>
-      <w:r>
-        <w:t xml:space="preserve"> </w:t>
-      </w:r>
-      <w:r>
-        <w:rPr>
-          <w:rFonts w:hint="eastAsia"/>
-        </w:rPr>
-        <w:t xml:space="preserve">adds additional </w:t>
-      </w:r>
-      <w:r>
-        <w:t xml:space="preserve">real-world </w:t>
-      </w:r>
-      <w:r>
-        <w:t>delays</w:t>
-      </w:r>
-      <w:r>
-        <w:t xml:space="preserve"> </w:t>
-      </w:r>
-      <w:r>
-        <w:rPr>
-          <w:rFonts w:hint="eastAsia"/>
-        </w:rPr>
-        <w:t xml:space="preserve">in which </w:t>
-      </w:r>
-      <w:r>
-        <w:rPr>
-          <w:rFonts w:hint="eastAsia"/>
-        </w:rPr>
-        <w:t xml:space="preserve">the </w:t>
-      </w:r>
-      <w:r>
-        <w:t>exact</w:t>
-      </w:r>
-      <w:r>
-        <w:rPr>
-          <w:rFonts w:hint="eastAsia"/>
-        </w:rPr>
-        <w:t xml:space="preserve"> start dat</w:t>
-      </w:r>
-      <w:r>
-        <w:rPr>
-          <w:rFonts w:hint="eastAsia"/>
-        </w:rPr>
-        <w:t>e</w:t>
-      </w:r>
-      <w:r>
-        <w:rPr>
-          <w:rFonts w:hint="eastAsia"/>
-        </w:rPr>
-        <w:t xml:space="preserve"> may be uncertain</w:t>
-      </w:r>
-      <w:r>
-        <w:rPr>
-          <w:rFonts w:hint="eastAsia"/>
-        </w:rPr>
-        <w:t xml:space="preserve"> </w:t>
-      </w:r>
-      <w:r>
-        <w:rPr>
-          <w:rFonts w:hint="eastAsia"/>
-        </w:rPr>
-        <w:t xml:space="preserve">(e.g., because of poor surveillance) </w:t>
-      </w:r>
-      <w:r>
-        <w:rPr>
-          <w:rFonts w:hint="eastAsia"/>
-        </w:rPr>
-        <w:t xml:space="preserve">and an ORI is triggered only after some </w:t>
-      </w:r>
-      <w:r>
-        <w:rPr>
-          <w:rFonts w:hint="eastAsia"/>
-        </w:rPr>
-        <w:t>threshold</w:t>
-      </w:r>
-      <w:r>
-        <w:rPr>
-          <w:rFonts w:hint="eastAsia"/>
-        </w:rPr>
-        <w:t xml:space="preserve"> number </w:t>
-      </w:r>
-      <w:r>
-        <w:rPr>
-          <w:rFonts w:hint="eastAsia"/>
-        </w:rPr>
-        <w:t xml:space="preserve">of cases </w:t>
-      </w:r>
-      <w:r>
-        <w:rPr>
-          <w:rFonts w:hint="eastAsia"/>
-        </w:rPr>
-        <w:t xml:space="preserve">is reached. </w:t>
-      </w:r>
-      <w:r>
-        <w:rPr>
-          <w:rFonts w:hint="eastAsia"/>
-        </w:rPr>
-        <w:t xml:space="preserve">Under the case-triggered approach, </w:t>
-      </w:r>
-      <w:r>
-        <w:rPr>
-          <w:rFonts w:hint="eastAsia"/>
-        </w:rPr>
-        <w:t>the same cumulative</w:t>
-      </w:r>
-      <w:r>
-        <w:rPr>
-          <w:rFonts w:hint="eastAsia"/>
-        </w:rPr>
-        <w:t>-</w:t>
-      </w:r>
-      <w:r>
-        <w:rPr>
-          <w:rFonts w:hint="eastAsia"/>
-        </w:rPr>
-        <w:t>case</w:t>
-      </w:r>
-      <w:r>
-        <w:rPr>
-          <w:rFonts w:hint="eastAsia"/>
-        </w:rPr>
-        <w:t xml:space="preserve"> threshold could trigger </w:t>
-      </w:r>
-      <w:r>
-        <w:rPr>
-          <w:rFonts w:hint="eastAsia"/>
-        </w:rPr>
-        <w:t>ORIs</w:t>
-      </w:r>
-      <w:r>
-        <w:rPr>
-          <w:rFonts w:hint="eastAsia"/>
-        </w:rPr>
-        <w:t xml:space="preserve"> earlier</w:t>
-      </w:r>
-      <w:r>
-        <w:rPr>
-          <w:rFonts w:hint="eastAsia"/>
-        </w:rPr>
-        <w:t xml:space="preserve"> </w:t>
-      </w:r>
-      <w:r>
-        <w:rPr>
-          <w:rFonts w:hint="eastAsia"/>
-        </w:rPr>
-        <w:t>in</w:t>
-      </w:r>
-      <w:r>
-        <w:rPr>
-          <w:rFonts w:hint="eastAsia"/>
-        </w:rPr>
-        <w:t xml:space="preserve"> </w:t>
-      </w:r>
-      <w:r>
-        <w:rPr>
-          <w:rFonts w:hint="eastAsia"/>
-        </w:rPr>
-        <w:t xml:space="preserve">more rapidly growing </w:t>
-      </w:r>
-      <w:r>
-        <w:rPr>
-          <w:rFonts w:hint="eastAsia"/>
-        </w:rPr>
-        <w:t xml:space="preserve">outbreaks </w:t>
-      </w:r>
-      <w:r>
-        <w:rPr>
-          <w:rFonts w:hint="eastAsia"/>
-        </w:rPr>
-        <w:t>and later</w:t>
-      </w:r>
-      <w:r>
-        <w:rPr>
-          <w:rFonts w:hint="eastAsia"/>
-        </w:rPr>
-        <w:t xml:space="preserve"> </w:t>
-      </w:r>
-      <w:r>
-        <w:rPr>
-          <w:rFonts w:hint="eastAsia"/>
-        </w:rPr>
-        <w:t xml:space="preserve">in </w:t>
-      </w:r>
-      <w:r>
-        <w:rPr>
-          <w:rFonts w:hint="eastAsia"/>
-        </w:rPr>
-        <w:t xml:space="preserve">more slowly growing </w:t>
-      </w:r>
-      <w:r>
-        <w:rPr>
-          <w:rFonts w:hint="eastAsia"/>
-        </w:rPr>
-        <w:t>outbreaks</w:t>
-      </w:r>
-      <w:r>
-        <w:t xml:space="preserve">. </w:t>
+        <w:t>Under this scenario, identical case thresholds may trigger earlier responses in rapidly growing outbreaks and later responses in slower ones.</w:t>
+      </w:r>
+      <w:r>
+        <w:t xml:space="preserve"> </w:t>
       </w:r>
     </w:p>
     <w:p/>
@@ -9993,130 +9716,40 @@
         <w:rPr>
           <w:rFonts w:hint="eastAsia"/>
         </w:rPr>
-        <w:t xml:space="preserve"> levels</w:t>
-      </w:r>
-      <w:r>
-        <w:t xml:space="preserve"> were</w:t>
-      </w:r>
-      <w:r>
-        <w:rPr>
-          <w:rFonts w:hint="eastAsia"/>
-        </w:rPr>
-        <w:t xml:space="preserve"> varied from</w:t>
-      </w:r>
-      <w:r>
-        <w:t xml:space="preserve"> 60</w:t>
-      </w:r>
-      <w:r>
-        <w:rPr>
-          <w:rFonts w:hint="eastAsia"/>
-        </w:rPr>
-        <w:t>%</w:t>
-      </w:r>
-      <w:r>
-        <w:t xml:space="preserve"> to 9</w:t>
-      </w:r>
-      <w:r>
-        <w:rPr>
-          <w:rFonts w:hint="eastAsia"/>
-        </w:rPr>
-        <w:t>0</w:t>
-      </w:r>
-      <w:r>
-        <w:rPr>
-          <w:rFonts w:hint="eastAsia"/>
-        </w:rPr>
-        <w:t>%</w:t>
-      </w:r>
-      <w:r>
-        <w:t xml:space="preserve"> of the </w:t>
-      </w:r>
-      <w:r>
-        <w:rPr>
-          <w:rFonts w:hint="eastAsia"/>
-        </w:rPr>
-        <w:t xml:space="preserve">affected </w:t>
-      </w:r>
-      <w:r>
-        <w:t>population</w:t>
-      </w:r>
-      <w:r>
-        <w:t>—</w:t>
-      </w:r>
-      <w:r>
-        <w:rPr>
-          <w:rFonts w:hint="eastAsia"/>
-        </w:rPr>
-        <w:t>an a</w:t>
-      </w:r>
-      <w:r>
-        <w:t>dministrative unit</w:t>
-      </w:r>
-      <w:r>
-        <w:rPr>
-          <w:rFonts w:hint="eastAsia"/>
-        </w:rPr>
-        <w:t xml:space="preserve"> </w:t>
-      </w:r>
-      <w:r>
-        <w:rPr>
-          <w:rFonts w:hint="eastAsia"/>
-        </w:rPr>
-        <w:t>where</w:t>
-      </w:r>
-      <w:r>
-        <w:rPr>
-          <w:rFonts w:hint="eastAsia"/>
-        </w:rPr>
-        <w:t xml:space="preserve"> </w:t>
-      </w:r>
-      <w:r>
-        <w:t xml:space="preserve">the outbreak </w:t>
-      </w:r>
-      <w:r>
-        <w:rPr>
-          <w:rFonts w:hint="eastAsia"/>
-        </w:rPr>
-        <w:t xml:space="preserve">was </w:t>
-      </w:r>
-      <w:r>
-        <w:rPr>
-          <w:rFonts w:hint="eastAsia"/>
-        </w:rPr>
-        <w:t>reported</w:t>
-      </w:r>
-      <w:r>
-        <w:t>. The vaccine coverage</w:t>
-      </w:r>
-      <w:r>
-        <w:t>s</w:t>
-      </w:r>
-      <w:r>
-        <w:t xml:space="preserve"> </w:t>
-      </w:r>
-      <w:r>
-        <w:t xml:space="preserve">were </w:t>
-      </w:r>
-      <w:r>
-        <w:rPr>
-          <w:rFonts w:hint="eastAsia"/>
-        </w:rPr>
-        <w:t xml:space="preserve">chosen </w:t>
-      </w:r>
-      <w:r>
-        <w:rPr>
-          <w:rFonts w:hint="eastAsia"/>
-        </w:rPr>
-        <w:t xml:space="preserve">based on trends </w:t>
-      </w:r>
-      <w:r>
-        <w:t>observ</w:t>
-      </w:r>
-      <w:r>
-        <w:rPr>
-          <w:rFonts w:hint="eastAsia"/>
-        </w:rPr>
-        <w:t>ed in</w:t>
+        <w:t xml:space="preserve"> </w:t>
+      </w:r>
+      <w:r>
+        <w:rPr>
+          <w:rFonts w:hint="eastAsia"/>
+        </w:rPr>
+        <w:t>was</w:t>
+      </w:r>
+      <w:r>
+        <w:rPr>
+          <w:rFonts w:hint="eastAsia"/>
+        </w:rPr>
+        <w:t xml:space="preserve"> varied </w:t>
+      </w:r>
+      <w:r>
+        <w:rPr>
+          <w:rFonts w:hint="eastAsia"/>
+        </w:rPr>
+        <w:t>a</w:t>
+      </w:r>
+      <w:r>
+        <w:t>cross 60 %, 75 %, and 90 % of the affected administrative unit’s population</w:t>
+      </w:r>
+      <w:r>
+        <w:rPr>
+          <w:rFonts w:hint="eastAsia"/>
+        </w:rPr>
+        <w:t xml:space="preserve">, consistent with ranges observed </w:t>
+      </w:r>
+      <w:r>
+        <w:rPr>
+          <w:rFonts w:hint="eastAsia"/>
+        </w:rPr>
+        <w:t>in</w:t>
       </w:r>
       <w:r>
         <w:t xml:space="preserve"> global OCV campaigns </w:t>
@@ -10230,61 +9863,47 @@
         <w:t xml:space="preserve"> 75% </w:t>
       </w:r>
       <w:r>
-        <w:t xml:space="preserve">coverage </w:t>
-      </w:r>
-      <w:r>
-        <w:rPr>
-          <w:rFonts w:hint="eastAsia"/>
-        </w:rPr>
-        <w:t>as a</w:t>
-      </w:r>
-      <w:r>
-        <w:t xml:space="preserve"> representative value for a single-dose regimen </w:t>
-      </w:r>
-      <w:r>
-        <w:rPr>
-          <w:rFonts w:hint="eastAsia"/>
-        </w:rPr>
-        <w:t xml:space="preserve">, reflecting </w:t>
-      </w:r>
-      <w:r>
-        <w:rPr>
-          <w:rFonts w:hint="eastAsia"/>
-        </w:rPr>
-        <w:t xml:space="preserve">estimated </w:t>
-      </w:r>
-      <w:r>
-        <w:t>coverage</w:t>
-      </w:r>
-      <w:r>
-        <w:rPr>
-          <w:rFonts w:hint="eastAsia"/>
-        </w:rPr>
-        <w:t xml:space="preserve"> level</w:t>
-      </w:r>
-      <w:r>
-        <w:t>s</w:t>
-      </w:r>
-      <w:r>
-        <w:t xml:space="preserve"> </w:t>
-      </w:r>
-      <w:r>
-        <w:rPr>
-          <w:rFonts w:hint="eastAsia"/>
-        </w:rPr>
-        <w:t xml:space="preserve">typically observed </w:t>
-      </w:r>
-      <w:r>
-        <w:t xml:space="preserve">during OCV </w:t>
-      </w:r>
-      <w:r>
-        <w:rPr>
-          <w:rFonts w:hint="eastAsia"/>
-        </w:rPr>
-        <w:t>responses in</w:t>
-      </w:r>
-      <w:r>
-        <w:t xml:space="preserve"> humanitarian crises or outbreaks (</w:t>
+        <w:rPr>
+          <w:rFonts w:hint="eastAsia"/>
+        </w:rPr>
+        <w:t xml:space="preserve">as </w:t>
+      </w:r>
+      <w:r>
+        <w:rPr>
+          <w:rFonts w:hint="eastAsia"/>
+        </w:rPr>
+        <w:t xml:space="preserve">the </w:t>
+      </w:r>
+      <w:r>
+        <w:t xml:space="preserve">representative single-dose </w:t>
+      </w:r>
+      <w:r>
+        <w:rPr>
+          <w:rFonts w:hint="eastAsia"/>
+        </w:rPr>
+        <w:t>coverage,</w:t>
+      </w:r>
+      <w:r>
+        <w:rPr>
+          <w:rFonts w:hint="eastAsia"/>
+        </w:rPr>
+        <w:t xml:space="preserve"> </w:t>
+      </w:r>
+      <w:r>
+        <w:t>reflecting levels typically achieved in</w:t>
+      </w:r>
+      <w:r>
+        <w:rPr>
+          <w:rFonts w:hint="eastAsia"/>
+        </w:rPr>
+        <w:t xml:space="preserve"> </w:t>
+      </w:r>
+      <w:r>
+        <w:t xml:space="preserve">humanitarian crises or outbreaks </w:t>
+      </w:r>
+      <w:r>
+        <w:lastRenderedPageBreak/>
+        <w:t>(</w:t>
       </w:r>
       <w:r>
         <w:t xml:space="preserve">Supplementary Information </w:t>
@@ -10315,28 +9934,64 @@
         <w:t xml:space="preserve"> T</w:t>
       </w:r>
       <w:r>
-        <w:t>he delay in protective immunity post-vaccination</w:t>
-      </w:r>
-      <w:r>
-        <w:rPr>
-          <w:rFonts w:hint="eastAsia"/>
-        </w:rPr>
-        <w:t xml:space="preserve"> was </w:t>
-      </w:r>
-      <w:r>
-        <w:rPr>
-          <w:rFonts w:hint="eastAsia"/>
-        </w:rPr>
-        <w:t xml:space="preserve">chosen </w:t>
-      </w:r>
-      <w:r>
-        <w:t>reflecting the time required for seroconversion</w:t>
-      </w:r>
-      <w:r>
-        <w:rPr>
-          <w:rFonts w:hint="eastAsia"/>
-        </w:rPr>
-        <w:t xml:space="preserve"> as a proxy</w:t>
+        <w:t xml:space="preserve">he delay </w:t>
+      </w:r>
+      <w:r>
+        <w:rPr>
+          <w:rFonts w:hint="eastAsia"/>
+        </w:rPr>
+        <w:t xml:space="preserve">between vaccination and the onset of </w:t>
+      </w:r>
+      <w:r>
+        <w:t>protecti</w:t>
+      </w:r>
+      <w:r>
+        <w:rPr>
+          <w:rFonts w:hint="eastAsia"/>
+        </w:rPr>
+        <w:t>on</w:t>
+      </w:r>
+      <w:r>
+        <w:t xml:space="preserve"> </w:t>
+      </w:r>
+      <w:r>
+        <w:rPr>
+          <w:rFonts w:hint="eastAsia"/>
+        </w:rPr>
+        <w:t xml:space="preserve">was </w:t>
+      </w:r>
+      <w:r>
+        <w:rPr>
+          <w:rFonts w:hint="eastAsia"/>
+        </w:rPr>
+        <w:t>based on observed</w:t>
+      </w:r>
+      <w:r>
+        <w:t xml:space="preserve"> seroconversion</w:t>
+      </w:r>
+      <w:r>
+        <w:rPr>
+          <w:rFonts w:hint="eastAsia"/>
+        </w:rPr>
+        <w:t xml:space="preserve"> </w:t>
+      </w:r>
+      <w:r>
+        <w:rPr>
+          <w:rFonts w:hint="eastAsia"/>
+        </w:rPr>
+        <w:t>times (</w:t>
+      </w:r>
+      <w:r>
+        <w:rPr>
+          <w:rFonts w:hint="eastAsia"/>
+        </w:rPr>
+        <w:t>proxy</w:t>
+      </w:r>
+      <w:r>
+        <w:rPr>
+          <w:rFonts w:hint="eastAsia"/>
+        </w:rPr>
+        <w:t xml:space="preserve"> for immune response),</w:t>
       </w:r>
       <w:r>
         <w:rPr>
@@ -10465,19 +10120,19 @@
         <w:fldChar w:fldCharType="end"/>
       </w:r>
       <w:r>
-        <w:t xml:space="preserve"> </w:t>
-      </w:r>
-      <w:r>
-        <w:rPr>
-          <w:rFonts w:hint="eastAsia"/>
-        </w:rPr>
-        <w:t xml:space="preserve">, which </w:t>
-      </w:r>
-      <w:r>
-        <w:t>occur between</w:t>
-      </w:r>
-      <w:r>
-        <w:t xml:space="preserve"> 3 to 28 days</w:t>
+        <w:rPr>
+          <w:rFonts w:hint="eastAsia"/>
+        </w:rPr>
+        <w:t xml:space="preserve"> </w:t>
+      </w:r>
+      <w:r>
+        <w:rPr>
+          <w:rFonts w:hint="eastAsia"/>
+        </w:rPr>
+        <w:t xml:space="preserve">ranging from </w:t>
+      </w:r>
+      <w:r>
+        <w:t>3 to 28 days</w:t>
       </w:r>
       <w:r>
         <w:rPr>
@@ -10492,10 +10147,31 @@
         <w:rPr>
           <w:rFonts w:hint="eastAsia"/>
         </w:rPr>
-        <w:t xml:space="preserve">) following the first </w:t>
-      </w:r>
-      <w:r>
-        <w:t xml:space="preserve">dose in a two-dose </w:t>
+        <w:t xml:space="preserve">) </w:t>
+      </w:r>
+      <w:r>
+        <w:rPr>
+          <w:rFonts w:hint="eastAsia"/>
+        </w:rPr>
+        <w:t xml:space="preserve">after </w:t>
+      </w:r>
+      <w:r>
+        <w:rPr>
+          <w:rFonts w:hint="eastAsia"/>
+        </w:rPr>
+        <w:t xml:space="preserve">the first </w:t>
+      </w:r>
+      <w:r>
+        <w:t xml:space="preserve">dose </w:t>
+      </w:r>
+      <w:r>
+        <w:rPr>
+          <w:rFonts w:hint="eastAsia"/>
+        </w:rPr>
+        <w:t>of</w:t>
+      </w:r>
+      <w:r>
+        <w:t xml:space="preserve"> a two-dose </w:t>
       </w:r>
       <w:r>
         <w:t>regimen</w:t>
@@ -10618,7 +10294,7 @@
           <w:b/>
           <w:bCs/>
         </w:rPr>
-        <w:t>7</w:t>
+        <w:t>4</w:t>
       </w:r>
       <w:r>
         <w:t>)</w:t>
@@ -10760,7 +10436,52 @@
               <w:spacing w:line="240" w:lineRule="auto"/>
             </w:pPr>
             <w:r>
-              <w:t>Targeted the entire population of the affected administrative area. Coverage ranged from 60% to 90% in 5% increments. Main text presents results for 60%, 75%, and 90%.</w:t>
+              <w:t>Target</w:t>
+            </w:r>
+            <w:r>
+              <w:rPr>
+                <w:rFonts w:hint="eastAsia"/>
+              </w:rPr>
+              <w:t xml:space="preserve"> population included the entire</w:t>
+            </w:r>
+            <w:r>
+              <w:t xml:space="preserve"> population of the affected administrative </w:t>
+            </w:r>
+            <w:r>
+              <w:rPr>
+                <w:rFonts w:hint="eastAsia"/>
+              </w:rPr>
+              <w:t>unit</w:t>
+            </w:r>
+            <w:r>
+              <w:t xml:space="preserve">. </w:t>
+            </w:r>
+            <w:r>
+              <w:rPr>
+                <w:rFonts w:hint="eastAsia"/>
+              </w:rPr>
+              <w:t>Three c</w:t>
+            </w:r>
+            <w:r>
+              <w:t xml:space="preserve">overage </w:t>
+            </w:r>
+            <w:r>
+              <w:rPr>
+                <w:rFonts w:hint="eastAsia"/>
+              </w:rPr>
+              <w:t xml:space="preserve">levels were modeled: </w:t>
+            </w:r>
+            <w:r>
+              <w:t xml:space="preserve">60%, 75%, </w:t>
+            </w:r>
+            <w:r>
+              <w:rPr>
+                <w:rFonts w:hint="eastAsia"/>
+              </w:rPr>
+              <w:t>and</w:t>
+            </w:r>
+            <w:r>
+              <w:t xml:space="preserve"> 90%.</w:t>
             </w:r>
           </w:p>
         </w:tc>
@@ -10787,7 +10508,6 @@
               </w:rPr>
             </w:pPr>
             <w:r>
-              <w:lastRenderedPageBreak/>
               <w:t>Campaign triggers</w:t>
             </w:r>
           </w:p>
@@ -10813,7 +10533,43 @@
               <w:t xml:space="preserve">(i) </w:t>
             </w:r>
             <w:r>
-              <w:t>Outbreak onset–triggered: Initiated 1–20 weeks after outbreak onset, in 1-week increments; implementation set at the midpoint of the specified week.</w:t>
+              <w:t xml:space="preserve">Outbreak onset–triggered: </w:t>
+            </w:r>
+            <w:r>
+              <w:rPr>
+                <w:rFonts w:hint="eastAsia"/>
+              </w:rPr>
+              <w:t>ORI i</w:t>
+            </w:r>
+            <w:r>
+              <w:t xml:space="preserve">nitiated </w:t>
+            </w:r>
+            <w:r>
+              <w:rPr>
+                <w:rFonts w:hint="eastAsia"/>
+              </w:rPr>
+              <w:t xml:space="preserve">in </w:t>
+            </w:r>
+            <w:r>
+              <w:t>1</w:t>
+            </w:r>
+            <w:r>
+              <w:rPr>
+                <w:rFonts w:hint="eastAsia"/>
+              </w:rPr>
+              <w:t>-15</w:t>
+            </w:r>
+            <w:r>
+              <w:t xml:space="preserve"> weeks </w:t>
+            </w:r>
+            <w:r>
+              <w:rPr>
+                <w:rFonts w:hint="eastAsia"/>
+              </w:rPr>
+              <w:t>after outbreak onset</w:t>
+            </w:r>
+            <w:r>
+              <w:t>, in 1-week increments; implementation set at the midpoint of the specified week.</w:t>
             </w:r>
           </w:p>
           <w:p>
@@ -10830,7 +10586,88 @@
               <w:t xml:space="preserve">(ii) </w:t>
             </w:r>
             <w:r>
-              <w:t>Case-triggered: Initiated once cumulative cases reached a predefined threshold (1, 10, 20, …, 100, 200, …, 1,000), followed by an additional 1–20 week implementation delay.</w:t>
+              <w:t xml:space="preserve">Case-triggered: </w:t>
+            </w:r>
+            <w:r>
+              <w:rPr>
+                <w:rFonts w:hint="eastAsia"/>
+              </w:rPr>
+              <w:t>ORI i</w:t>
+            </w:r>
+            <w:r>
+              <w:t xml:space="preserve">nitiated once cumulative cases reached a predefined threshold (1, </w:t>
+            </w:r>
+            <w:r>
+              <w:rPr>
+                <w:rFonts w:hint="eastAsia"/>
+              </w:rPr>
+              <w:t xml:space="preserve">5, </w:t>
+            </w:r>
+            <w:r>
+              <w:t xml:space="preserve">10, </w:t>
+            </w:r>
+            <w:r>
+              <w:rPr>
+                <w:rFonts w:hint="eastAsia"/>
+              </w:rPr>
+              <w:t>30</w:t>
+            </w:r>
+            <w:r>
+              <w:t xml:space="preserve">, </w:t>
+            </w:r>
+            <w:r>
+              <w:rPr>
+                <w:rFonts w:hint="eastAsia"/>
+              </w:rPr>
+              <w:t>50, 70</w:t>
+            </w:r>
+            <w:r>
+              <w:t>,</w:t>
+            </w:r>
+            <w:r>
+              <w:rPr>
+                <w:rFonts w:hint="eastAsia"/>
+              </w:rPr>
+              <w:t xml:space="preserve"> 90</w:t>
+            </w:r>
+            <w:r>
+              <w:t xml:space="preserve">, </w:t>
+            </w:r>
+            <w:r>
+              <w:rPr>
+                <w:rFonts w:hint="eastAsia"/>
+              </w:rPr>
+              <w:t xml:space="preserve">140, 190, 240, </w:t>
+            </w:r>
+            <w:r>
+              <w:t>2</w:t>
+            </w:r>
+            <w:r>
+              <w:rPr>
+                <w:rFonts w:hint="eastAsia"/>
+              </w:rPr>
+              <w:t>9</w:t>
+            </w:r>
+            <w:r>
+              <w:t>0</w:t>
+            </w:r>
+            <w:r>
+              <w:rPr>
+                <w:rFonts w:hint="eastAsia"/>
+              </w:rPr>
+              <w:t xml:space="preserve"> cases</w:t>
+            </w:r>
+            <w:r>
+              <w:t>), followed by an additional 1–</w:t>
+            </w:r>
+            <w:r>
+              <w:rPr>
+                <w:rFonts w:hint="eastAsia"/>
+              </w:rPr>
+              <w:t>15</w:t>
+            </w:r>
+            <w:r>
+              <w:t xml:space="preserve"> week implementation delay.</w:t>
             </w:r>
           </w:p>
         </w:tc>
@@ -10877,17 +10714,38 @@
           <w:p>
             <w:pPr>
               <w:spacing w:line="240" w:lineRule="auto"/>
+              <w:rPr>
+                <w:rFonts w:hint="eastAsia"/>
+              </w:rPr>
             </w:pPr>
             <w:r>
               <w:rPr>
                 <w:rFonts w:hint="eastAsia"/>
               </w:rPr>
-              <w:t>One round of vaccination per campa</w:t>
+              <w:t>Single-roun</w:t>
             </w:r>
             <w:r>
               <w:rPr>
                 <w:rFonts w:hint="eastAsia"/>
               </w:rPr>
+              <w:t>d vaccination</w:t>
+            </w:r>
+            <w:r>
+              <w:rPr>
+                <w:rFonts w:hint="eastAsia"/>
+              </w:rPr>
+              <w:t xml:space="preserve"> </w:t>
+            </w:r>
+            <w:r>
+              <w:rPr>
+                <w:rFonts w:hint="eastAsia"/>
+              </w:rPr>
+              <w:t>campa</w:t>
+            </w:r>
+            <w:r>
+              <w:rPr>
+                <w:rFonts w:hint="eastAsia"/>
+              </w:rPr>
               <w:t>ig</w:t>
             </w:r>
             <w:r>
@@ -10895,6 +10753,12 @@
                 <w:rFonts w:hint="eastAsia"/>
               </w:rPr>
               <w:t>n</w:t>
+            </w:r>
+            <w:r>
+              <w:rPr>
+                <w:rFonts w:hint="eastAsia"/>
+              </w:rPr>
+              <w:t xml:space="preserve"> per outbreak</w:t>
             </w:r>
           </w:p>
         </w:tc>
@@ -10938,9 +10802,12 @@
           <w:p>
             <w:pPr>
               <w:spacing w:line="240" w:lineRule="auto"/>
+              <w:rPr>
+                <w:rFonts w:hint="eastAsia"/>
+              </w:rPr>
             </w:pPr>
             <w:r>
-              <w:t>Analyses were performed across all reconstructed outbreaks and in subsets reflecting OCV stockpile deployments during 2013–2020.</w:t>
+              <w:t>Analyses performed at both the individual-outbreak level and in aggregated subsets selected by outbreak characteristics, including attack rate, duration, size, and case-fatality ratio.</w:t>
             </w:r>
           </w:p>
         </w:tc>
@@ -10960,24 +10827,53 @@
     </w:p>
     <w:p>
       <w:r>
-        <w:t xml:space="preserve">We evaluated cost-effectiveness by calculating the cost per case, death, and DALY averted. </w:t>
-      </w:r>
-      <w:r>
-        <w:rPr>
-          <w:rFonts w:hint="eastAsia"/>
-        </w:rPr>
-        <w:t xml:space="preserve">Following </w:t>
-      </w:r>
-      <w:r>
-        <w:t>a literature review</w:t>
-      </w:r>
-      <w:r>
-        <w:rPr>
-          <w:rFonts w:hint="eastAsia"/>
-        </w:rPr>
-        <w:t xml:space="preserve"> </w:t>
-      </w:r>
-      <w:r>
+        <w:rPr>
+          <w:rFonts w:hint="eastAsia"/>
+        </w:rPr>
+        <w:t>C</w:t>
+      </w:r>
+      <w:r>
+        <w:t xml:space="preserve">ost-effectiveness </w:t>
+      </w:r>
+      <w:r>
+        <w:rPr>
+          <w:rFonts w:hint="eastAsia"/>
+        </w:rPr>
+        <w:t xml:space="preserve">was assessed </w:t>
+      </w:r>
+      <w:r>
+        <w:rPr>
+          <w:rFonts w:hint="eastAsia"/>
+        </w:rPr>
+        <w:t xml:space="preserve">as </w:t>
+      </w:r>
+      <w:r>
+        <w:t xml:space="preserve">the cost per case, death, and DALY averted. </w:t>
+      </w:r>
+      <w:r>
+        <w:rPr>
+          <w:rFonts w:hint="eastAsia"/>
+          <w:highlight w:val="yellow"/>
+        </w:rPr>
+        <w:t xml:space="preserve">Cost estimates were based on a </w:t>
+      </w:r>
+      <w:r>
+        <w:rPr>
+          <w:highlight w:val="yellow"/>
+        </w:rPr>
+        <w:t>literature review</w:t>
+      </w:r>
+      <w:r>
+        <w:rPr>
+          <w:rFonts w:hint="eastAsia"/>
+          <w:highlight w:val="yellow"/>
+        </w:rPr>
+        <w:t xml:space="preserve"> </w:t>
+      </w:r>
+      <w:r>
+        <w:rPr>
+          <w:highlight w:val="yellow"/>
+        </w:rPr>
         <w:t>(</w:t>
       </w:r>
       <w:r>
@@ -10985,22 +10881,28 @@
           <w:rFonts w:hint="eastAsia"/>
           <w:b/>
           <w:bCs/>
+          <w:highlight w:val="yellow"/>
         </w:rPr>
         <w:t>Table 1</w:t>
       </w:r>
       <w:r>
         <w:rPr>
           <w:rFonts w:hint="eastAsia"/>
+          <w:highlight w:val="yellow"/>
         </w:rPr>
         <w:t xml:space="preserve"> and</w:t>
       </w:r>
       <w:r>
+        <w:rPr>
+          <w:highlight w:val="yellow"/>
+        </w:rPr>
         <w:t xml:space="preserve"> Supplementary Material </w:t>
       </w:r>
       <w:r>
         <w:rPr>
           <w:b/>
           <w:bCs/>
+          <w:highlight w:val="yellow"/>
         </w:rPr>
         <w:t>S</w:t>
       </w:r>
@@ -11009,41 +10911,54 @@
           <w:rFonts w:hint="eastAsia"/>
           <w:b/>
           <w:bCs/>
+          <w:highlight w:val="yellow"/>
         </w:rPr>
         <w:t>8</w:t>
       </w:r>
       <w:r>
+        <w:rPr>
+          <w:highlight w:val="yellow"/>
+        </w:rPr>
+        <w:t>).</w:t>
+      </w:r>
+      <w:r>
+        <w:t xml:space="preserve"> </w:t>
+      </w:r>
+      <w:r>
+        <w:rPr>
+          <w:rFonts w:hint="eastAsia"/>
+        </w:rPr>
+        <w:t>W</w:t>
+      </w:r>
+      <w:r>
+        <w:t>e adopted a societal perspective</w:t>
+      </w:r>
+      <w:r>
+        <w:rPr>
+          <w:rFonts w:hint="eastAsia"/>
+        </w:rPr>
+        <w:t xml:space="preserve">, including both </w:t>
+      </w:r>
+      <w:r>
+        <w:t>direct costs</w:t>
+      </w:r>
+      <w:r>
+        <w:rPr>
+          <w:rFonts w:hint="eastAsia"/>
+        </w:rPr>
+        <w:t xml:space="preserve"> (e.g., </w:t>
+      </w:r>
+      <w:r>
+        <w:t>vaccine procurement and healthcare utilization</w:t>
+      </w:r>
+      <w:r>
+        <w:rPr>
+          <w:rFonts w:hint="eastAsia"/>
+        </w:rPr>
         <w:t>)</w:t>
       </w:r>
       <w:r>
-        <w:rPr>
-          <w:rFonts w:hint="eastAsia"/>
-        </w:rPr>
-        <w:t xml:space="preserve">, we selected </w:t>
-      </w:r>
-      <w:r>
-        <w:t>recent, high-quality cost estimates representative of our modeling data.</w:t>
-      </w:r>
-      <w:r>
-        <w:t xml:space="preserve"> To </w:t>
-      </w:r>
-      <w:r>
-        <w:rPr>
-          <w:rFonts w:hint="eastAsia"/>
-        </w:rPr>
-        <w:t xml:space="preserve">be </w:t>
-      </w:r>
-      <w:r>
-        <w:t>comprehensive, we adopted a societal perspective</w:t>
-      </w:r>
-      <w:r>
-        <w:rPr>
-          <w:rFonts w:hint="eastAsia"/>
-        </w:rPr>
-        <w:t xml:space="preserve"> that includes </w:t>
-      </w:r>
-      <w:r>
-        <w:t>direct costs</w:t>
+        <w:t xml:space="preserve"> and indirect costs</w:t>
       </w:r>
       <w:r>
         <w:rPr>
@@ -11052,7 +10967,7 @@
         <w:t xml:space="preserve"> (e.g., </w:t>
       </w:r>
       <w:r>
-        <w:t>vaccine procurement and healthcare utilization</w:t>
+        <w:t>productivity losses</w:t>
       </w:r>
       <w:r>
         <w:rPr>
@@ -11061,42 +10976,6 @@
         <w:t>)</w:t>
       </w:r>
       <w:r>
-        <w:t xml:space="preserve"> and indirect costs</w:t>
-      </w:r>
-      <w:r>
-        <w:rPr>
-          <w:rFonts w:hint="eastAsia"/>
-        </w:rPr>
-        <w:t xml:space="preserve"> (e.g., </w:t>
-      </w:r>
-      <w:r>
-        <w:t>productivity losses</w:t>
-      </w:r>
-      <w:r>
-        <w:rPr>
-          <w:rFonts w:hint="eastAsia"/>
-        </w:rPr>
-        <w:t>)</w:t>
-      </w:r>
-      <w:r>
-        <w:t xml:space="preserve">. This perspective provides a holistic </w:t>
-      </w:r>
-      <w:r>
-        <w:rPr>
-          <w:rFonts w:hint="eastAsia"/>
-        </w:rPr>
-        <w:t xml:space="preserve">view of </w:t>
-      </w:r>
-      <w:r>
-        <w:t>ORI intervention</w:t>
-      </w:r>
-      <w:r>
-        <w:rPr>
-          <w:rFonts w:hint="eastAsia"/>
-        </w:rPr>
-        <w:t>s</w:t>
-      </w:r>
-      <w:r>
         <w:t>.</w:t>
       </w:r>
       <w:r>
@@ -11115,37 +10994,10 @@
         <w:rPr>
           <w:rFonts w:hint="eastAsia"/>
         </w:rPr>
-        <w:t>$</w:t>
-      </w:r>
-      <w:r>
-        <w:t xml:space="preserve"> equivalents by </w:t>
-      </w:r>
-      <w:r>
-        <w:rPr>
-          <w:rFonts w:hint="eastAsia"/>
-        </w:rPr>
-        <w:t xml:space="preserve">inflating </w:t>
-      </w:r>
-      <w:r>
-        <w:t xml:space="preserve">the costs from the </w:t>
-      </w:r>
-      <w:r>
-        <w:rPr>
-          <w:rFonts w:hint="eastAsia"/>
-        </w:rPr>
-        <w:t xml:space="preserve">original </w:t>
-      </w:r>
-      <w:r>
-        <w:t xml:space="preserve">reporting year </w:t>
-      </w:r>
-      <w:r>
-        <w:rPr>
-          <w:rFonts w:hint="eastAsia"/>
-        </w:rPr>
-        <w:t>b</w:t>
-      </w:r>
-      <w:r>
-        <w:t>ased on annual consumer price index change</w:t>
+        <w:t xml:space="preserve"> dollars, adjusting for inflation using </w:t>
+      </w:r>
+      <w:r>
+        <w:t>annual consumer price index change</w:t>
       </w:r>
       <w:r>
         <w:rPr>
@@ -11196,6 +11048,7 @@
       <w:bookmarkStart w:id="26" w:name="_Toc184909204"/>
       <w:bookmarkEnd w:id="25"/>
       <w:r>
+        <w:lastRenderedPageBreak/>
         <w:t>Result</w:t>
       </w:r>
       <w:r>
@@ -11454,7 +11307,6 @@
         <w:rPr>
           <w:rFonts w:hint="eastAsia"/>
         </w:rPr>
-        <w:lastRenderedPageBreak/>
         <w:t>geographic scales, such as at the country level</w:t>
       </w:r>
       <w:r>
@@ -12231,7 +12083,11 @@
         <w:t xml:space="preserve"> </w:t>
       </w:r>
       <w:r>
-        <w:t>Higher vaccine coverage consistently yielded greater benefit</w:t>
+        <w:t xml:space="preserve">Higher vaccine </w:t>
+      </w:r>
+      <w:r>
+        <w:lastRenderedPageBreak/>
+        <w:t>coverage consistently yielded greater benefit</w:t>
       </w:r>
       <w:r>
         <w:rPr>
@@ -12619,14 +12475,7 @@
         <w:rPr>
           <w:lang w:val="en-US"/>
         </w:rPr>
-        <w:t xml:space="preserve">Delay also causes some outbreaks to be missed entirely because </w:t>
-      </w:r>
-      <w:r>
-        <w:rPr>
-          <w:lang w:val="en-US"/>
-        </w:rPr>
-        <w:lastRenderedPageBreak/>
-        <w:t>vaccination would not occur before the outbreak ends (</w:t>
+        <w:t>Delay also causes some outbreaks to be missed entirely because vaccination would not occur before the outbreak ends (</w:t>
       </w:r>
       <w:r>
         <w:rPr>
@@ -13147,6 +12996,7 @@
         <w:t xml:space="preserve"> </w:t>
       </w:r>
       <w:r>
+        <w:lastRenderedPageBreak/>
         <w:t xml:space="preserve">cases averted </w:t>
       </w:r>
       <w:r>
@@ -13457,11 +13307,7 @@
         <w:t xml:space="preserve">, </w:t>
       </w:r>
       <w:r>
-        <w:t xml:space="preserve">initiated in </w:t>
-      </w:r>
-      <w:r>
-        <w:lastRenderedPageBreak/>
-        <w:t xml:space="preserve">the first week, </w:t>
+        <w:t xml:space="preserve">initiated in the first week, </w:t>
       </w:r>
       <w:r>
         <w:rPr>
@@ -13954,7 +13800,11 @@
         <w:t>, death,</w:t>
       </w:r>
       <w:r>
-        <w:t xml:space="preserve"> and DALY averted </w:t>
+        <w:t xml:space="preserve"> and </w:t>
+      </w:r>
+      <w:r>
+        <w:lastRenderedPageBreak/>
+        <w:t xml:space="preserve">DALY averted </w:t>
       </w:r>
       <w:r>
         <w:rPr>
@@ -14046,11 +13896,7 @@
     </w:p>
     <w:p>
       <w:r>
-        <w:t xml:space="preserve">Assuming 100,000 to 200 million OCV doses, the number of outbreaks eligible for ORI ranged from 1 to &gt;530 when targeted at random. Because outbreaks differ in population affected, the number of outbreaks targeted decreased when prioritizing larger outbreaks (approximately 480 outbreaks) and increased when prioritizing high-attack-rate (AR) </w:t>
-      </w:r>
-      <w:r>
-        <w:lastRenderedPageBreak/>
-        <w:t>outbreaks (≈ 800 outbreaks)</w:t>
+        <w:t>Assuming 100,000 to 200 million OCV doses, the number of outbreaks eligible for ORI ranged from 1 to &gt;530 when targeted at random. Because outbreaks differ in population affected, the number of outbreaks targeted decreased when prioritizing larger outbreaks (approximately 480 outbreaks) and increased when prioritizing high-attack-rate (AR) outbreaks (≈ 800 outbreaks)</w:t>
       </w:r>
       <w:r>
         <w:rPr>
@@ -14184,7 +14030,11 @@
         <w:t xml:space="preserve">). As the number of doses increased, targeting high-AR outbreaks consistently produced the </w:t>
       </w:r>
       <w:r>
-        <w:t>highest efficiency, exceeding 2 cases averted per 1,000 doses with a 1-week delay and about 1 case per 1,000 doses with a 9-week delay, while other strategies remained lower. The pattern for DALYs averted per 1,000 doses mirrored that of cases averted but with smaller magnitude—approximately 0.6 for high-AR targeting at a 1-week delay and 0.3–0.4 for other strategies (</w:t>
+        <w:t xml:space="preserve">highest efficiency, exceeding 2 cases averted per 1,000 doses with a 1-week delay and about 1 case per 1,000 doses with a 9-week delay, while other strategies remained lower. The pattern for DALYs averted per 1,000 doses mirrored that of cases averted but with </w:t>
+      </w:r>
+      <w:r>
+        <w:lastRenderedPageBreak/>
+        <w:t>smaller magnitude—approximately 0.6 for high-AR targeting at a 1-week delay and 0.3–0.4 for other strategies (</w:t>
       </w:r>
       <w:r>
         <w:rPr>
@@ -14799,7 +14649,11 @@
         <w:t xml:space="preserve"> contrast with the lower median impact observed when vaccination scenarios were evaluated at the level of individual outbreaks—e.g., </w:t>
       </w:r>
       <w:r>
-        <w:t>12.3 [IQR: 1.7 - 34.2]</w:t>
+        <w:t xml:space="preserve">12.3 [IQR: </w:t>
+      </w:r>
+      <w:r>
+        <w:lastRenderedPageBreak/>
+        <w:t>1.7 - 34.2]</w:t>
       </w:r>
       <w:r>
         <w:rPr>
@@ -15296,15 +15150,7 @@
           <w:rFonts w:hint="eastAsia"/>
           <w:lang w:val="en-US"/>
         </w:rPr>
-        <w:t xml:space="preserve">as previously </w:t>
-      </w:r>
-      <w:r>
-        <w:rPr>
-          <w:rFonts w:hint="eastAsia"/>
-          <w:lang w:val="en-US"/>
-        </w:rPr>
-        <w:lastRenderedPageBreak/>
-        <w:t xml:space="preserve">shown in </w:t>
+        <w:t xml:space="preserve">as previously shown in </w:t>
       </w:r>
       <w:r>
         <w:rPr>
@@ -15682,7 +15528,11 @@
         <w:t xml:space="preserve"> weeks.</w:t>
       </w:r>
       <w:r>
-        <w:t xml:space="preserve"> Vaccine efficiency showed a similar decline, dropping from roughly 0.7 to 0.1 cases averted per 1,000 vaccinated persons over the same delay interval.</w:t>
+        <w:t xml:space="preserve"> Vaccine efficiency </w:t>
+      </w:r>
+      <w:r>
+        <w:lastRenderedPageBreak/>
+        <w:t>showed a similar decline, dropping from roughly 0.7 to 0.1 cases averted per 1,000 vaccinated persons over the same delay interval.</w:t>
       </w:r>
       <w:r>
         <w:rPr>
@@ -15841,11 +15691,7 @@
         <w:t xml:space="preserve"> or duration</w:t>
       </w:r>
       <w:r>
-        <w:t xml:space="preserve"> at the time of response, such prediction may be partially feasible using known risk factors—such as environmental indicators, </w:t>
-      </w:r>
-      <w:r>
-        <w:lastRenderedPageBreak/>
-        <w:t>socioeconomic conditions (e.g., poverty, literacy, healthcare access), and WASH infrastructure.</w:t>
+        <w:t xml:space="preserve"> at the time of response, such prediction may be partially feasible using known risk factors—such as environmental indicators, socioeconomic conditions (e.g., poverty, literacy, healthcare access), and WASH infrastructure.</w:t>
       </w:r>
       <w:r>
         <w:fldChar w:fldCharType="begin"/>
@@ -16041,7 +15887,14 @@
         <w:rPr>
           <w:rFonts w:hint="eastAsia"/>
         </w:rPr>
-        <w:t xml:space="preserve"> as large uncertainty intervals in plots presented throughout. As an illustration, percent case averted can vary from zero to close to 100 % regardless of delays in ORIs implementation. Similarly, OCV efficiency could vary from 0 to </w:t>
+        <w:t xml:space="preserve"> as large uncertainty intervals in plots presented throughout. As an illustration, percent case averted can vary from zero to close to 100 % regardless of delays in ORIs implementation. </w:t>
+      </w:r>
+      <w:r>
+        <w:rPr>
+          <w:rFonts w:hint="eastAsia"/>
+        </w:rPr>
+        <w:lastRenderedPageBreak/>
+        <w:t xml:space="preserve">Similarly, OCV efficiency could vary from 0 to </w:t>
       </w:r>
       <w:r>
         <w:rPr>
@@ -16187,7 +16040,6 @@
         <w:rPr>
           <w:rFonts w:hint="eastAsia"/>
         </w:rPr>
-        <w:lastRenderedPageBreak/>
         <w:t>While estimates from previous studies are quite diverse, o</w:t>
       </w:r>
       <w:r>
@@ -16598,7 +16450,11 @@
         <w:t xml:space="preserve"> </w:t>
       </w:r>
       <w:r>
-        <w:t>up to 68%, 90%, and 36%</w:t>
+        <w:t xml:space="preserve">up to 68%, </w:t>
+      </w:r>
+      <w:r>
+        <w:lastRenderedPageBreak/>
+        <w:t>90%, and 36%</w:t>
       </w:r>
       <w:r>
         <w:rPr>
@@ -16847,11 +16703,7 @@
         <w:t>with some selective geographical targeting provides estimates varied from</w:t>
       </w:r>
       <w:r>
-        <w:t xml:space="preserve"> 2.6 (95% PI </w:t>
-      </w:r>
-      <w:r>
-        <w:lastRenderedPageBreak/>
-        <w:t>2.4–2.9)</w:t>
+        <w:t xml:space="preserve"> 2.6 (95% PI 2.4–2.9)</w:t>
       </w:r>
       <w:r>
         <w:rPr>
@@ -17012,6 +16864,7 @@
         <w:rPr>
           <w:rFonts w:hint="eastAsia"/>
         </w:rPr>
+        <w:lastRenderedPageBreak/>
         <w:t xml:space="preserve">And most studies do not account for the delays in vaccination response as we incorporated in our </w:t>
       </w:r>
     </w:p>
@@ -17376,11 +17229,7 @@
         <w:t xml:space="preserve"> </w:t>
       </w:r>
       <w:r>
-        <w:t xml:space="preserve">This static approach, </w:t>
-      </w:r>
-      <w:r>
-        <w:lastRenderedPageBreak/>
-        <w:t>grounded in empirical observations, may offer a practical alternative for modeling ORI impact in settings with limited data.</w:t>
+        <w:t>This static approach, grounded in empirical observations, may offer a practical alternative for modeling ORI impact in settings with limited data.</w:t>
       </w:r>
       <w:r>
         <w:t xml:space="preserve"> </w:t>
@@ -17752,7 +17601,11 @@
         <w:t xml:space="preserve">two weeks </w:t>
       </w:r>
       <w:r>
-        <w:t>before the ORI was initiated. However, in real-world settings, it is often difficult to determine in real time whether an outbreak has concluded</w:t>
+        <w:t xml:space="preserve">before the ORI was initiated. However, in real-world settings, it is </w:t>
+      </w:r>
+      <w:r>
+        <w:lastRenderedPageBreak/>
+        <w:t>often difficult to determine in real time whether an outbreak has concluded</w:t>
       </w:r>
       <w:r>
         <w:rPr>
@@ -17865,14 +17718,7 @@
         <w:rPr>
           <w:rFonts w:hint="eastAsia"/>
         </w:rPr>
-        <w:t xml:space="preserve">Finally (or Seventh), the overall impact, efficiency, </w:t>
-      </w:r>
-      <w:r>
-        <w:rPr>
-          <w:rFonts w:hint="eastAsia"/>
-        </w:rPr>
-        <w:lastRenderedPageBreak/>
-        <w:t xml:space="preserve">and cost effectiveness derived from our simulation of OCV deployment from stockpile requires careful interpretation. Our simulation </w:t>
+        <w:t xml:space="preserve">Finally (or Seventh), the overall impact, efficiency, and cost effectiveness derived from our simulation of OCV deployment from stockpile requires careful interpretation. Our simulation </w:t>
       </w:r>
       <w:r>
         <w:rPr>
@@ -17935,7 +17781,11 @@
     </w:p>
     <w:p>
       <w:r>
-        <w:t>This study provides important insights into the effectiveness of outbreak response immunizations (ORIs) across a broad range of cholera outbreak scenarios in sub-Saharan Africa. Our findings underscore the critical importance of timely intervention and strategic outbreak prioritization to maximize vaccine impact. Looking ahead, advances in predictive modeling, the integration of real-time surveillance data, and the development of more flexible and targeted vaccine deployment strategies will be essential</w:t>
+        <w:t xml:space="preserve">This study provides important insights into the effectiveness of outbreak response immunizations (ORIs) across a broad range of cholera outbreak scenarios in sub-Saharan </w:t>
+      </w:r>
+      <w:r>
+        <w:lastRenderedPageBreak/>
+        <w:t>Africa. Our findings underscore the critical importance of timely intervention and strategic outbreak prioritization to maximize vaccine impact. Looking ahead, advances in predictive modeling, the integration of real-time surveillance data, and the development of more flexible and targeted vaccine deployment strategies will be essential</w:t>
       </w:r>
       <w:r>
         <w:rPr>
@@ -17973,7 +17823,6 @@
         <w:rPr>
           <w:rFonts w:hint="eastAsia"/>
         </w:rPr>
-        <w:lastRenderedPageBreak/>
         <w:t xml:space="preserve">Author contributions </w:t>
       </w:r>
     </w:p>
@@ -18185,6 +18034,7 @@
         <w:pStyle w:val="Bibliography"/>
       </w:pPr>
       <w:r>
+        <w:lastRenderedPageBreak/>
         <w:t xml:space="preserve">2. </w:t>
       </w:r>
       <w:r>
@@ -18257,7 +18107,6 @@
         <w:pStyle w:val="Bibliography"/>
       </w:pPr>
       <w:r>
-        <w:lastRenderedPageBreak/>
         <w:t xml:space="preserve">8. </w:t>
       </w:r>
       <w:r>
@@ -18318,6 +18167,7 @@
         <w:pStyle w:val="Bibliography"/>
       </w:pPr>
       <w:r>
+        <w:lastRenderedPageBreak/>
         <w:t xml:space="preserve">13. </w:t>
       </w:r>
       <w:r>
@@ -18420,7 +18270,6 @@
         <w:pStyle w:val="Bibliography"/>
       </w:pPr>
       <w:r>
-        <w:lastRenderedPageBreak/>
         <w:t xml:space="preserve">20. </w:t>
       </w:r>
       <w:r>
@@ -18493,6 +18342,7 @@
         <w:pStyle w:val="Bibliography"/>
       </w:pPr>
       <w:r>
+        <w:lastRenderedPageBreak/>
         <w:t xml:space="preserve">26. </w:t>
       </w:r>
       <w:r>
@@ -18577,7 +18427,6 @@
         <w:pStyle w:val="Bibliography"/>
       </w:pPr>
       <w:r>
-        <w:lastRenderedPageBreak/>
         <w:t xml:space="preserve">33. </w:t>
       </w:r>
       <w:r>
@@ -18668,6 +18517,7 @@
         <w:pStyle w:val="Bibliography"/>
       </w:pPr>
       <w:r>
+        <w:lastRenderedPageBreak/>
         <w:t xml:space="preserve">39. </w:t>
       </w:r>
       <w:r>
@@ -18749,7 +18599,6 @@
         <w:pStyle w:val="Bibliography"/>
       </w:pPr>
       <w:r>
-        <w:lastRenderedPageBreak/>
         <w:t xml:space="preserve">45. </w:t>
       </w:r>
       <w:r>
@@ -18802,7 +18651,11 @@
       </w:r>
       <w:r>
         <w:tab/>
-        <w:t xml:space="preserve">Mbewe N, Imamura T, Sivile S, Sinkala A, Zulu P, Chanda C, et al. Clinical Characteristics of 6578 Adult Patients With Cholera Admitted to Community and Referral Cholera Treatment Centers in Lusaka, Zambia, October 2023 to April 2024. Open Forum Infect Dis. 2025 Jun 1;12(6):ofaf277. </w:t>
+        <w:t xml:space="preserve">Mbewe N, Imamura T, Sivile S, Sinkala A, Zulu P, Chanda C, et al. Clinical Characteristics of 6578 Adult Patients With Cholera Admitted to Community and </w:t>
+      </w:r>
+      <w:r>
+        <w:lastRenderedPageBreak/>
+        <w:t xml:space="preserve">Referral Cholera Treatment Centers in Lusaka, Zambia, October 2023 to April 2024. Open Forum Infect Dis. 2025 Jun 1;12(6):ofaf277. </w:t>
       </w:r>
     </w:p>
     <w:p>
@@ -18882,7 +18735,6 @@
         <w:pStyle w:val="Bibliography"/>
       </w:pPr>
       <w:r>
-        <w:lastRenderedPageBreak/>
         <w:t xml:space="preserve">56. </w:t>
       </w:r>
       <w:r>
@@ -18949,6 +18801,7 @@
         <w:pStyle w:val="Bibliography"/>
       </w:pPr>
       <w:r>
+        <w:lastRenderedPageBreak/>
         <w:t xml:space="preserve">60. </w:t>
       </w:r>
       <w:r>
@@ -19048,7 +18901,6 @@
         <w:rPr>
           <w:lang w:val="de-DE"/>
         </w:rPr>
-        <w:lastRenderedPageBreak/>
         <w:t xml:space="preserve">68. </w:t>
       </w:r>
       <w:r>
@@ -19103,6 +18955,7 @@
         <w:pStyle w:val="Bibliography"/>
       </w:pPr>
       <w:r>
+        <w:lastRenderedPageBreak/>
         <w:t xml:space="preserve">72. </w:t>
       </w:r>
       <w:r>
@@ -19205,7 +19058,6 @@
         <w:pStyle w:val="Bibliography"/>
       </w:pPr>
       <w:r>
-        <w:lastRenderedPageBreak/>
         <w:t xml:space="preserve">79. </w:t>
       </w:r>
       <w:r>
@@ -19293,6 +19145,7 @@
         </w:rPr>
       </w:pPr>
       <w:r>
+        <w:lastRenderedPageBreak/>
         <w:t xml:space="preserve">83. </w:t>
       </w:r>
       <w:r>

--- a/papers/Maintext_cholera_outbreak_modeling_31Oct2025.docx
+++ b/papers/Maintext_cholera_outbreak_modeling_31Oct2025.docx
@@ -309,11 +309,19 @@
         </w:rPr>
         <w:t xml:space="preserve"> </w:t>
       </w:r>
-      <w:r>
-        <w:rPr>
-          <w:rFonts w:hint="eastAsia"/>
-        </w:rPr>
-        <w:t xml:space="preserve">varies </w:t>
+      <w:proofErr w:type="gramStart"/>
+      <w:r>
+        <w:rPr>
+          <w:rFonts w:hint="eastAsia"/>
+        </w:rPr>
+        <w:t>varies</w:t>
+      </w:r>
+      <w:proofErr w:type="gramEnd"/>
+      <w:r>
+        <w:rPr>
+          <w:rFonts w:hint="eastAsia"/>
+        </w:rPr>
+        <w:t xml:space="preserve"> </w:t>
       </w:r>
       <w:r>
         <w:t>across</w:t>
@@ -517,7 +525,15 @@
     </w:p>
     <w:p>
       <w:r>
-        <w:t>At 75% coverage, ORI initiated in week 1 averted a median of 129 cases (IQR 41–375; 70% of total). Impact declined exponentially with delay—by 15% per week and by half every 4·2 weeks—falling to 22 cases (9·8%) by week 9, c</w:t>
+        <w:t xml:space="preserve">At 75% coverage, ORI initiated in week 1 averted a median of 129 cases (IQR 41–375; 70% of total). Impact declined exponentially with </w:t>
+      </w:r>
+      <w:proofErr w:type="gramStart"/>
+      <w:r>
+        <w:t>delay—</w:t>
+      </w:r>
+      <w:proofErr w:type="gramEnd"/>
+      <w:r>
+        <w:t>by 15% per week and by half every 4·2 weeks—falling to 22 cases (9·8%) by week 9, c</w:t>
       </w:r>
       <w:r>
         <w:rPr>
@@ -1520,7 +1536,15 @@
         <w:t>settings</w:t>
       </w:r>
       <w:r>
-        <w:t xml:space="preserve"> with inadequate water, sanitation, and hygiene (WaSH), particularly in low- and middle-income countries (LMICs).</w:t>
+        <w:t xml:space="preserve"> with inadequate water, sanitation, and hygiene (</w:t>
+      </w:r>
+      <w:proofErr w:type="spellStart"/>
+      <w:r>
+        <w:t>WaSH</w:t>
+      </w:r>
+      <w:proofErr w:type="spellEnd"/>
+      <w:r>
+        <w:t>), particularly in low- and middle-income countries (LMICs).</w:t>
       </w:r>
       <w:r>
         <w:fldChar w:fldCharType="begin"/>
@@ -1850,8 +1874,13 @@
         <w:t>ed</w:t>
       </w:r>
       <w:r>
-        <w:t xml:space="preserve"> access to adequate WaSH</w:t>
-      </w:r>
+        <w:t xml:space="preserve"> access to adequate </w:t>
+      </w:r>
+      <w:proofErr w:type="spellStart"/>
+      <w:r>
+        <w:t>WaSH</w:t>
+      </w:r>
+      <w:proofErr w:type="spellEnd"/>
       <w:r>
         <w:t>—</w:t>
       </w:r>
@@ -3253,7 +3282,23 @@
           <w:rFonts w:hint="eastAsia"/>
           <w:highlight w:val="yellow"/>
         </w:rPr>
-        <w:t xml:space="preserve">, assuming that these outbreaks </w:t>
+        <w:t xml:space="preserve">, </w:t>
+      </w:r>
+      <w:proofErr w:type="gramStart"/>
+      <w:r>
+        <w:rPr>
+          <w:rFonts w:hint="eastAsia"/>
+          <w:highlight w:val="yellow"/>
+        </w:rPr>
+        <w:t>assuming that</w:t>
+      </w:r>
+      <w:proofErr w:type="gramEnd"/>
+      <w:r>
+        <w:rPr>
+          <w:rFonts w:hint="eastAsia"/>
+          <w:highlight w:val="yellow"/>
+        </w:rPr>
+        <w:t xml:space="preserve"> these outbreaks </w:t>
       </w:r>
       <w:r>
         <w:rPr>
@@ -3820,18 +3865,6 @@
       <w:r>
         <w:rPr>
           <w:rFonts w:hint="eastAsia"/>
-        </w:rPr>
-        <w:t>third</w:t>
-      </w:r>
-      <w:r>
-        <w:rPr>
-          <w:rFonts w:hint="eastAsia"/>
-        </w:rPr>
-        <w:t xml:space="preserve"> panel of </w:t>
-      </w:r>
-      <w:r>
-        <w:rPr>
-          <w:rFonts w:hint="eastAsia"/>
           <w:b/>
           <w:bCs/>
         </w:rPr>
@@ -3840,6 +3873,12 @@
       <w:r>
         <w:rPr>
           <w:rFonts w:hint="eastAsia"/>
+        </w:rPr>
+        <w:t>, third panel</w:t>
+      </w:r>
+      <w:r>
+        <w:rPr>
+          <w:rFonts w:hint="eastAsia"/>
           <w:b/>
           <w:bCs/>
         </w:rPr>
@@ -3884,16 +3923,22 @@
       <w:r>
         <w:rPr>
           <w:rFonts w:hint="eastAsia"/>
-        </w:rPr>
-        <w:t xml:space="preserve">fourth panel in </w:t>
-      </w:r>
-      <w:r>
-        <w:rPr>
-          <w:rFonts w:hint="eastAsia"/>
           <w:b/>
           <w:bCs/>
         </w:rPr>
         <w:t>Figure 1B</w:t>
+      </w:r>
+      <w:r>
+        <w:rPr>
+          <w:rFonts w:hint="eastAsia"/>
+        </w:rPr>
+        <w:t xml:space="preserve">, </w:t>
+      </w:r>
+      <w:r>
+        <w:rPr>
+          <w:rFonts w:hint="eastAsia"/>
+        </w:rPr>
+        <w:t>fourth panel</w:t>
       </w:r>
       <w:r>
         <w:rPr>
@@ -5961,7 +6006,10 @@
     </w:p>
     <w:p>
       <w:r>
-        <w:t xml:space="preserve">To estimate the global impact of reactive vaccination, we aggregated results across outbreaks assuming a constrained OCV supply of approximately 100,000 to 200 million doses, </w:t>
+        <w:t xml:space="preserve">To estimate the global impact of reactive vaccination, we aggregated results across outbreaks assuming a constrained OCV supply of </w:t>
+      </w:r>
+      <w:r>
+        <w:t xml:space="preserve">approximately 100,000 to 200 million doses, </w:t>
       </w:r>
       <w:r>
         <w:rPr>
@@ -5975,53 +6023,30 @@
       <w:r>
         <w:rPr>
           <w:rFonts w:hint="eastAsia"/>
-          <w:highlight w:val="yellow"/>
         </w:rPr>
         <w:t>.</w:t>
       </w:r>
       <w:r>
-        <w:rPr>
-          <w:highlight w:val="yellow"/>
-        </w:rPr>
         <w:fldChar w:fldCharType="begin"/>
       </w:r>
       <w:r>
-        <w:rPr>
-          <w:highlight w:val="yellow"/>
-        </w:rPr>
         <w:instrText xml:space="preserve"> ADDIN ZOTERO_ITEM CSL_CITATION {"citationID":"sRbe03pR","properties":{"formattedCitation":"\\super 34\\nosupersub{}","plainCitation":"34","noteIndex":0},"citationItems":[{"id":15101,"uris":["http://zotero.org/users/7663102/items/TX7JU4AF"],"itemData":{"id":15101,"type":"webpage","title":"GTFCC OCV Dashboard","URL":"https://apps.epicentre-msf.org/public/app/gtfcc","accessed":{"date-parts":[["2024",11,7]]},"citation-key":"GTFCCOCVDashboard"}}],"schema":"https://github.com/citation-style-language/schema/raw/master/csl-citation.json"} </w:instrText>
       </w:r>
       <w:r>
-        <w:rPr>
-          <w:highlight w:val="yellow"/>
-        </w:rPr>
         <w:fldChar w:fldCharType="separate"/>
       </w:r>
       <w:r>
         <w:rPr>
           <w:rFonts w:cs="Times New Roman"/>
-          <w:highlight w:val="yellow"/>
           <w:vertAlign w:val="superscript"/>
         </w:rPr>
         <w:t>34</w:t>
       </w:r>
       <w:r>
-        <w:rPr>
-          <w:highlight w:val="yellow"/>
-        </w:rPr>
         <w:fldChar w:fldCharType="end"/>
       </w:r>
       <w:r>
-        <w:t xml:space="preserve"> </w:t>
-      </w:r>
-      <w:r>
-        <w:t>Because this supply was insufficient to vaccinate all outbreak populations, we modeled allocation strategies across all or selected outbreaks prioritized by characteristics such as attack rate, duration, size, or case-fatality ratio.</w:t>
-      </w:r>
-      <w:r>
-        <w:t xml:space="preserve"> </w:t>
-      </w:r>
-      <w:r>
-        <w:t>Outbreaks were sampled without replacement and assigned enough vaccine to reach their target coverage. Sampling continued until the cumulative number of doses matched the supply.</w:t>
+        <w:t xml:space="preserve"> Because this supply was insufficient to vaccinate all outbreak populations, we modeled allocation strategies across all or selected outbreaks prioritized by characteristics such as attack rate, duration, size, or case-fatality ratio. Outbreaks were sampled without replacement and assigned enough vaccine to reach their target coverage. Sampling continued until the cumulative number of doses matched the supply.</w:t>
       </w:r>
       <w:r>
         <w:rPr>
@@ -6065,14 +6090,12 @@
       <w:r>
         <w:rPr>
           <w:rFonts w:hint="eastAsia"/>
-          <w:highlight w:val="yellow"/>
         </w:rPr>
         <w:t xml:space="preserve">The model </w:t>
       </w:r>
       <w:r>
         <w:rPr>
           <w:rFonts w:hint="eastAsia"/>
-          <w:highlight w:val="yellow"/>
           <w:lang w:val="en-US"/>
         </w:rPr>
         <w:t xml:space="preserve">captures </w:t>
@@ -6080,76 +6103,64 @@
       <w:r>
         <w:rPr>
           <w:rFonts w:hint="eastAsia"/>
-          <w:highlight w:val="yellow"/>
-        </w:rPr>
-        <w:t xml:space="preserve">on the immediate </w:t>
-      </w:r>
-      <w:r>
-        <w:rPr>
-          <w:rFonts w:hint="eastAsia"/>
-          <w:highlight w:val="yellow"/>
-        </w:rPr>
-        <w:t xml:space="preserve">, within-outbreak </w:t>
-      </w:r>
-      <w:r>
-        <w:rPr>
-          <w:rFonts w:hint="eastAsia"/>
-          <w:highlight w:val="yellow"/>
+        </w:rPr>
+        <w:t xml:space="preserve">on the </w:t>
+      </w:r>
+      <w:r>
+        <w:t>immediate,</w:t>
+      </w:r>
+      <w:r>
+        <w:rPr>
+          <w:rFonts w:hint="eastAsia"/>
+        </w:rPr>
+        <w:t xml:space="preserve"> within-outbreak </w:t>
+      </w:r>
+      <w:r>
+        <w:rPr>
+          <w:rFonts w:hint="eastAsia"/>
         </w:rPr>
         <w:t xml:space="preserve">impact of </w:t>
       </w:r>
       <w:r>
-        <w:rPr>
-          <w:highlight w:val="yellow"/>
-        </w:rPr>
         <w:t>ORI</w:t>
       </w:r>
       <w:r>
         <w:rPr>
           <w:rFonts w:hint="eastAsia"/>
-          <w:highlight w:val="yellow"/>
         </w:rPr>
         <w:t xml:space="preserve"> and </w:t>
       </w:r>
       <w:r>
         <w:rPr>
           <w:rFonts w:hint="eastAsia"/>
-          <w:highlight w:val="yellow"/>
         </w:rPr>
         <w:t xml:space="preserve">does not account for </w:t>
       </w:r>
       <w:r>
         <w:rPr>
           <w:rFonts w:hint="eastAsia"/>
-          <w:highlight w:val="yellow"/>
         </w:rPr>
         <w:t xml:space="preserve">potential </w:t>
       </w:r>
       <w:r>
         <w:rPr>
           <w:rFonts w:hint="eastAsia"/>
-          <w:highlight w:val="yellow"/>
         </w:rPr>
         <w:t xml:space="preserve">long-term </w:t>
       </w:r>
       <w:r>
         <w:rPr>
           <w:rFonts w:hint="eastAsia"/>
-          <w:highlight w:val="yellow"/>
         </w:rPr>
         <w:t>benefits</w:t>
       </w:r>
       <w:r>
         <w:rPr>
           <w:rFonts w:hint="eastAsia"/>
-          <w:highlight w:val="yellow"/>
         </w:rPr>
         <w:t>,</w:t>
       </w:r>
       <w:r>
-        <w:rPr>
-          <w:highlight w:val="yellow"/>
-        </w:rPr>
         <w:t xml:space="preserve"> </w:t>
       </w:r>
       <w:r>
@@ -6158,7 +6169,6 @@
       <w:r>
         <w:rPr>
           <w:rFonts w:hint="eastAsia"/>
-          <w:highlight w:val="yellow"/>
         </w:rPr>
         <w:t>.</w:t>
       </w:r>
@@ -6169,7 +6179,13 @@
         <w:rPr>
           <w:rFonts w:hint="eastAsia"/>
         </w:rPr>
-        <w:t xml:space="preserve">This assumption reflects the </w:t>
+        <w:t>This</w:t>
+      </w:r>
+      <w:r>
+        <w:rPr>
+          <w:rFonts w:hint="eastAsia"/>
+        </w:rPr>
+        <w:t xml:space="preserve"> assumption reflects the </w:t>
       </w:r>
       <w:r>
         <w:rPr>
@@ -6371,6 +6387,7 @@
         <w:rPr>
           <w:b/>
         </w:rPr>
+        <w:lastRenderedPageBreak/>
         <w:t>Table 1</w:t>
       </w:r>
       <w:r>
@@ -6818,9 +6835,6 @@
             <w:pPr>
               <w:snapToGrid w:val="0"/>
               <w:spacing w:line="240" w:lineRule="auto"/>
-              <w:rPr>
-                <w:rFonts w:hint="eastAsia"/>
-              </w:rPr>
             </w:pPr>
             <w:r>
               <w:t xml:space="preserve">Indirect vaccine </w:t>
@@ -7011,9 +7025,6 @@
           <w:p>
             <w:pPr>
               <w:spacing w:line="240" w:lineRule="auto"/>
-              <w:rPr>
-                <w:rFonts w:hint="eastAsia"/>
-              </w:rPr>
             </w:pPr>
             <w:r>
               <w:t xml:space="preserve">Delay in vaccine-derived </w:t>
@@ -8564,7 +8575,6 @@
               <w:spacing w:line="240" w:lineRule="auto"/>
             </w:pPr>
             <w:r>
-              <w:lastRenderedPageBreak/>
               <w:t>Mean age of infection</w:t>
             </w:r>
           </w:p>
@@ -8690,6 +8700,7 @@
               <w:spacing w:line="240" w:lineRule="auto"/>
             </w:pPr>
             <w:r>
+              <w:lastRenderedPageBreak/>
               <w:t>Duration of illness</w:t>
             </w:r>
           </w:p>
@@ -9571,10 +9582,7 @@
         <w:t xml:space="preserve"> </w:t>
       </w:r>
       <w:r>
-        <w:t>exceeded a predefined threshold</w:t>
-      </w:r>
-      <w:r>
-        <w:t xml:space="preserve"> </w:t>
+        <w:t xml:space="preserve">exceeded a predefined threshold </w:t>
       </w:r>
       <w:r>
         <w:t>(case-triggered)</w:t>
@@ -9689,10 +9697,7 @@
         <w:t xml:space="preserve"> realistic</w:t>
       </w:r>
       <w:r>
-        <w:t xml:space="preserve"> </w:t>
-      </w:r>
-      <w:r>
-        <w:t>conditions in which uncertainty in surveillance or confirmation delays may postpone the start of campaigns</w:t>
+        <w:t xml:space="preserve"> conditions in which uncertainty in surveillance or confirmation delays may postpone the start of campaigns</w:t>
       </w:r>
       <w:r>
         <w:rPr>
@@ -9899,11 +9904,7 @@
         <w:t xml:space="preserve"> </w:t>
       </w:r>
       <w:r>
-        <w:t xml:space="preserve">humanitarian crises or outbreaks </w:t>
-      </w:r>
-      <w:r>
-        <w:lastRenderedPageBreak/>
-        <w:t>(</w:t>
+        <w:t>humanitarian crises or outbreaks (</w:t>
       </w:r>
       <w:r>
         <w:t xml:space="preserve">Supplementary Information </w:t>
@@ -9958,6 +9959,7 @@
         <w:rPr>
           <w:rFonts w:hint="eastAsia"/>
         </w:rPr>
+        <w:lastRenderedPageBreak/>
         <w:t xml:space="preserve">was </w:t>
       </w:r>
       <w:r>
@@ -10530,7 +10532,21 @@
               <w:rPr>
                 <w:rFonts w:hint="eastAsia"/>
               </w:rPr>
-              <w:t xml:space="preserve">(i) </w:t>
+              <w:t>(</w:t>
+            </w:r>
+            <w:proofErr w:type="spellStart"/>
+            <w:r>
+              <w:rPr>
+                <w:rFonts w:hint="eastAsia"/>
+              </w:rPr>
+              <w:t>i</w:t>
+            </w:r>
+            <w:proofErr w:type="spellEnd"/>
+            <w:r>
+              <w:rPr>
+                <w:rFonts w:hint="eastAsia"/>
+              </w:rPr>
+              <w:t xml:space="preserve">) </w:t>
             </w:r>
             <w:r>
               <w:t xml:space="preserve">Outbreak onset–triggered: </w:t>
@@ -10660,6 +10676,7 @@
             <w:r>
               <w:t>), followed by an additional 1–</w:t>
             </w:r>
+            <w:proofErr w:type="gramStart"/>
             <w:r>
               <w:rPr>
                 <w:rFonts w:hint="eastAsia"/>
@@ -10667,7 +10684,11 @@
               <w:t>15</w:t>
             </w:r>
             <w:r>
-              <w:t xml:space="preserve"> week implementation delay.</w:t>
+              <w:t xml:space="preserve"> week</w:t>
+            </w:r>
+            <w:proofErr w:type="gramEnd"/>
+            <w:r>
+              <w:t xml:space="preserve"> implementation delay.</w:t>
             </w:r>
           </w:p>
         </w:tc>
@@ -10714,9 +10735,6 @@
           <w:p>
             <w:pPr>
               <w:spacing w:line="240" w:lineRule="auto"/>
-              <w:rPr>
-                <w:rFonts w:hint="eastAsia"/>
-              </w:rPr>
             </w:pPr>
             <w:r>
               <w:rPr>
@@ -10802,9 +10820,6 @@
           <w:p>
             <w:pPr>
               <w:spacing w:line="240" w:lineRule="auto"/>
-              <w:rPr>
-                <w:rFonts w:hint="eastAsia"/>
-              </w:rPr>
             </w:pPr>
             <w:r>
               <w:t>Analyses performed at both the individual-outbreak level and in aggregated subsets selected by outbreak characteristics, including attack rate, duration, size, and case-fatality ratio.</w:t>
@@ -11146,25 +11161,13 @@
         <w:rPr>
           <w:rFonts w:hint="eastAsia"/>
         </w:rPr>
-        <w:t>At the continental level</w:t>
-      </w:r>
-      <w:r>
-        <w:rPr>
-          <w:rFonts w:hint="eastAsia"/>
-        </w:rPr>
-        <w:t>,</w:t>
-      </w:r>
-      <w:r>
-        <w:rPr>
-          <w:rFonts w:hint="eastAsia"/>
-        </w:rPr>
-        <w:t xml:space="preserve"> </w:t>
-      </w:r>
-      <w:r>
-        <w:rPr>
-          <w:rFonts w:hint="eastAsia"/>
-        </w:rPr>
-        <w:t xml:space="preserve">cholera </w:t>
+        <w:t>C</w:t>
+      </w:r>
+      <w:r>
+        <w:rPr>
+          <w:rFonts w:hint="eastAsia"/>
+        </w:rPr>
+        <w:t xml:space="preserve">holera </w:t>
       </w:r>
       <w:r>
         <w:rPr>
@@ -11201,6 +11204,9 @@
           <w:rFonts w:hint="eastAsia"/>
         </w:rPr>
         <w:t xml:space="preserve"> heterogeneity</w:t>
+      </w:r>
+      <w:r>
+        <w:t xml:space="preserve"> at both regional and country levels</w:t>
       </w:r>
       <w:r>
         <w:rPr>
@@ -11226,7 +11232,13 @@
         <w:rPr>
           <w:rFonts w:hint="eastAsia"/>
         </w:rPr>
-        <w:t>) show</w:t>
+        <w:t xml:space="preserve">) </w:t>
+      </w:r>
+      <w:r>
+        <w:rPr>
+          <w:rFonts w:hint="eastAsia"/>
+        </w:rPr>
+        <w:t>indicated</w:t>
       </w:r>
       <w:r>
         <w:rPr>
@@ -11259,7 +11271,34 @@
         <w:t xml:space="preserve">Africa. </w:t>
       </w:r>
       <w:r>
-        <w:t xml:space="preserve">Outbreaks during the first half of the period (2010–2015) were concentrated in Western Africa, while those in the latter half (2016–2021) were more prevalent in Eastern Africa. In contrast, </w:t>
+        <w:t>Outbreaks during 2010–2015 were concentrated in Western Africa, wh</w:t>
+      </w:r>
+      <w:r>
+        <w:rPr>
+          <w:rFonts w:hint="eastAsia"/>
+        </w:rPr>
+        <w:t>ereas</w:t>
+      </w:r>
+      <w:r>
+        <w:t xml:space="preserve"> those</w:t>
+      </w:r>
+      <w:r>
+        <w:rPr>
+          <w:rFonts w:hint="eastAsia"/>
+        </w:rPr>
+        <w:t xml:space="preserve"> during </w:t>
+      </w:r>
+      <w:r>
+        <w:t xml:space="preserve">2016–2021 were more </w:t>
+      </w:r>
+      <w:r>
+        <w:rPr>
+          <w:rFonts w:hint="eastAsia"/>
+        </w:rPr>
+        <w:t>frequent</w:t>
+      </w:r>
+      <w:r>
+        <w:t xml:space="preserve"> in Eastern Africa. </w:t>
       </w:r>
       <w:r>
         <w:rPr>
@@ -11277,7 +11316,13 @@
         <w:t xml:space="preserve">more consistently </w:t>
       </w:r>
       <w:r>
-        <w:t>across the study period.</w:t>
+        <w:rPr>
+          <w:rFonts w:hint="eastAsia"/>
+        </w:rPr>
+        <w:t>throughout</w:t>
+      </w:r>
+      <w:r>
+        <w:t xml:space="preserve"> the period.</w:t>
       </w:r>
       <w:r>
         <w:rPr>
@@ -11307,7 +11352,7 @@
         <w:rPr>
           <w:rFonts w:hint="eastAsia"/>
         </w:rPr>
-        <w:t>geographic scales, such as at the country level</w:t>
+        <w:t>geographic scales</w:t>
       </w:r>
       <w:r>
         <w:rPr>
@@ -11351,43 +11396,43 @@
         <w:rPr>
           <w:rFonts w:hint="eastAsia"/>
         </w:rPr>
-        <w:t xml:space="preserve"> around week 5 (mean = 6</w:t>
-      </w:r>
-      <w:r>
-        <w:rPr>
-          <w:rFonts w:hint="eastAsia"/>
-        </w:rPr>
-        <w:t xml:space="preserve"> </w:t>
-      </w:r>
-      <w:r>
-        <w:rPr>
-          <w:rFonts w:hint="eastAsia"/>
-        </w:rPr>
-        <w:t xml:space="preserve">weeks </w:t>
-      </w:r>
-      <w:r>
-        <w:rPr>
-          <w:rFonts w:hint="eastAsia"/>
-        </w:rPr>
-        <w:t>and median =</w:t>
-      </w:r>
-      <w:r>
-        <w:rPr>
-          <w:rFonts w:hint="eastAsia"/>
-        </w:rPr>
-        <w:t xml:space="preserve"> </w:t>
-      </w:r>
-      <w:r>
-        <w:rPr>
-          <w:rFonts w:hint="eastAsia"/>
-        </w:rPr>
-        <w:t>4</w:t>
-      </w:r>
-      <w:r>
-        <w:rPr>
-          <w:rFonts w:hint="eastAsia"/>
-        </w:rPr>
-        <w:t xml:space="preserve"> weeks</w:t>
+        <w:t xml:space="preserve"> around week 5 (mean = </w:t>
+      </w:r>
+      <w:r>
+        <w:rPr>
+          <w:rFonts w:hint="eastAsia"/>
+        </w:rPr>
+        <w:t xml:space="preserve">week </w:t>
+      </w:r>
+      <w:r>
+        <w:rPr>
+          <w:rFonts w:hint="eastAsia"/>
+        </w:rPr>
+        <w:t>6</w:t>
+      </w:r>
+      <w:r>
+        <w:rPr>
+          <w:rFonts w:hint="eastAsia"/>
+        </w:rPr>
+        <w:t>;</w:t>
+      </w:r>
+      <w:r>
+        <w:rPr>
+          <w:rFonts w:hint="eastAsia"/>
+        </w:rPr>
+        <w:t xml:space="preserve"> median =</w:t>
+      </w:r>
+      <w:r>
+        <w:rPr>
+          <w:rFonts w:hint="eastAsia"/>
+        </w:rPr>
+        <w:t xml:space="preserve"> week</w:t>
+      </w:r>
+      <w:r>
+        <w:rPr>
+          <w:rFonts w:hint="eastAsia"/>
+        </w:rPr>
+        <w:t xml:space="preserve"> 4</w:t>
       </w:r>
       <w:r>
         <w:rPr>
@@ -11405,7 +11450,13 @@
         <w:rPr>
           <w:rFonts w:hint="eastAsia"/>
         </w:rPr>
-        <w:t xml:space="preserve"> with </w:t>
+        <w:t xml:space="preserve"> </w:t>
+      </w:r>
+      <w:r>
+        <w:rPr>
+          <w:rFonts w:hint="eastAsia"/>
+        </w:rPr>
+        <w:t xml:space="preserve">and </w:t>
       </w:r>
       <w:r>
         <w:rPr>
@@ -11417,19 +11468,19 @@
         <w:rPr>
           <w:rFonts w:hint="eastAsia"/>
         </w:rPr>
-        <w:t xml:space="preserve">88% </w:t>
-      </w:r>
-      <w:r>
-        <w:rPr>
-          <w:rFonts w:hint="eastAsia"/>
-        </w:rPr>
-        <w:t>reaching their</w:t>
-      </w:r>
-      <w:r>
-        <w:rPr>
-          <w:rFonts w:hint="eastAsia"/>
-        </w:rPr>
-        <w:t xml:space="preserve"> peak before week 10 (</w:t>
+        <w:t>88% peak</w:t>
+      </w:r>
+      <w:r>
+        <w:rPr>
+          <w:rFonts w:hint="eastAsia"/>
+        </w:rPr>
+        <w:t>ed</w:t>
+      </w:r>
+      <w:r>
+        <w:rPr>
+          <w:rFonts w:hint="eastAsia"/>
+        </w:rPr>
+        <w:t xml:space="preserve"> before week 10 (</w:t>
       </w:r>
       <w:r>
         <w:rPr>
@@ -11449,7 +11500,139 @@
         <w:rPr>
           <w:rFonts w:hint="eastAsia"/>
         </w:rPr>
-        <w:t>Substantial variation was observed in outbreak characteristics, including size duration, and attack rate (</w:t>
+        <w:t>Outbreak d</w:t>
+      </w:r>
+      <w:r>
+        <w:rPr>
+          <w:rFonts w:hint="eastAsia"/>
+        </w:rPr>
+        <w:t>uration</w:t>
+      </w:r>
+      <w:r>
+        <w:rPr>
+          <w:rFonts w:hint="eastAsia"/>
+        </w:rPr>
+        <w:t>s</w:t>
+      </w:r>
+      <w:r>
+        <w:rPr>
+          <w:rFonts w:hint="eastAsia"/>
+        </w:rPr>
+        <w:t xml:space="preserve"> </w:t>
+      </w:r>
+      <w:r>
+        <w:t>rang</w:t>
+      </w:r>
+      <w:r>
+        <w:rPr>
+          <w:rFonts w:hint="eastAsia"/>
+        </w:rPr>
+        <w:t>ed</w:t>
+      </w:r>
+      <w:r>
+        <w:t xml:space="preserve"> from 5 to </w:t>
+      </w:r>
+      <w:r>
+        <w:rPr>
+          <w:rFonts w:hint="eastAsia"/>
+        </w:rPr>
+        <w:t>93</w:t>
+      </w:r>
+      <w:r>
+        <w:t xml:space="preserve"> weeks</w:t>
+      </w:r>
+      <w:r>
+        <w:rPr>
+          <w:rFonts w:hint="eastAsia"/>
+        </w:rPr>
+        <w:t xml:space="preserve">, </w:t>
+      </w:r>
+      <w:r>
+        <w:rPr>
+          <w:rFonts w:hint="eastAsia"/>
+        </w:rPr>
+        <w:t xml:space="preserve">with </w:t>
+      </w:r>
+      <w:r>
+        <w:t xml:space="preserve">sizes </w:t>
+      </w:r>
+      <w:r>
+        <w:rPr>
+          <w:rFonts w:hint="eastAsia"/>
+        </w:rPr>
+        <w:t>f</w:t>
+      </w:r>
+      <w:r>
+        <w:t>rom 3 to 1</w:t>
+      </w:r>
+      <w:r>
+        <w:rPr>
+          <w:rFonts w:hint="eastAsia"/>
+        </w:rPr>
+        <w:t>4</w:t>
+      </w:r>
+      <w:r>
+        <w:t>,</w:t>
+      </w:r>
+      <w:r>
+        <w:rPr>
+          <w:rFonts w:hint="eastAsia"/>
+        </w:rPr>
+        <w:t>522</w:t>
+      </w:r>
+      <w:r>
+        <w:t xml:space="preserve"> suspected cases</w:t>
+      </w:r>
+      <w:r>
+        <w:rPr>
+          <w:rFonts w:hint="eastAsia"/>
+        </w:rPr>
+        <w:t xml:space="preserve"> and t</w:t>
+      </w:r>
+      <w:r>
+        <w:t>he attack rate</w:t>
+      </w:r>
+      <w:r>
+        <w:rPr>
+          <w:rFonts w:hint="eastAsia"/>
+        </w:rPr>
+        <w:t>s</w:t>
+      </w:r>
+      <w:r>
+        <w:t xml:space="preserve"> from 0.00</w:t>
+      </w:r>
+      <w:r>
+        <w:rPr>
+          <w:rFonts w:hint="eastAsia"/>
+        </w:rPr>
+        <w:t>5</w:t>
+      </w:r>
+      <w:r>
+        <w:t xml:space="preserve"> to </w:t>
+      </w:r>
+      <w:r>
+        <w:rPr>
+          <w:rFonts w:hint="eastAsia"/>
+        </w:rPr>
+        <w:t>112</w:t>
+      </w:r>
+      <w:r>
+        <w:t xml:space="preserve"> rates per 10,000 p</w:t>
+      </w:r>
+      <w:r>
+        <w:rPr>
+          <w:rFonts w:hint="eastAsia"/>
+        </w:rPr>
+        <w:t>opulations</w:t>
+      </w:r>
+      <w:r>
+        <w:t xml:space="preserve"> </w:t>
+      </w:r>
+      <w:r>
+        <w:rPr>
+          <w:rFonts w:hint="eastAsia"/>
+        </w:rPr>
+        <w:t>(</w:t>
       </w:r>
       <w:r>
         <w:rPr>
@@ -11469,70 +11652,91 @@
         <w:rPr>
           <w:rFonts w:hint="eastAsia"/>
         </w:rPr>
-        <w:t>Outbreak d</w:t>
-      </w:r>
-      <w:r>
-        <w:rPr>
-          <w:rFonts w:hint="eastAsia"/>
-        </w:rPr>
-        <w:t>uration</w:t>
-      </w:r>
-      <w:r>
-        <w:rPr>
-          <w:rFonts w:hint="eastAsia"/>
-        </w:rPr>
+        <w:t>Among</w:t>
+      </w:r>
+      <w:r>
+        <w:t xml:space="preserve"> the 1</w:t>
+      </w:r>
+      <w:r>
+        <w:t>5</w:t>
+      </w:r>
+      <w:r>
+        <w:t>2</w:t>
+      </w:r>
+      <w:r>
+        <w:t xml:space="preserve"> </w:t>
+      </w:r>
+      <w:r>
+        <w:t xml:space="preserve">outbreaks </w:t>
+      </w:r>
+      <w:r>
+        <w:rPr>
+          <w:rFonts w:hint="eastAsia"/>
+        </w:rPr>
+        <w:t xml:space="preserve">reporting </w:t>
+      </w:r>
+      <w:r>
+        <w:t>at least one laboratory-confirmed case</w:t>
+      </w:r>
+      <w:r>
+        <w:t xml:space="preserve">, duration ranged from </w:t>
+      </w:r>
+      <w:r>
+        <w:t>5</w:t>
+      </w:r>
+      <w:r>
+        <w:t xml:space="preserve"> </w:t>
+      </w:r>
+      <w:r>
+        <w:t>to</w:t>
+      </w:r>
+      <w:r>
+        <w:t xml:space="preserve"> 56 </w:t>
+      </w:r>
+      <w:r>
+        <w:t>weeks</w:t>
+      </w:r>
+      <w:r>
+        <w:rPr>
+          <w:rFonts w:hint="eastAsia"/>
+        </w:rPr>
+        <w:t xml:space="preserve">, outbreak </w:t>
+      </w:r>
+      <w:r>
+        <w:t>size</w:t>
+      </w:r>
+      <w:r>
         <w:t>s</w:t>
       </w:r>
       <w:r>
-        <w:rPr>
-          <w:rFonts w:hint="eastAsia"/>
-        </w:rPr>
-        <w:t xml:space="preserve"> </w:t>
-      </w:r>
-      <w:r>
-        <w:t>rang</w:t>
-      </w:r>
-      <w:r>
-        <w:rPr>
-          <w:rFonts w:hint="eastAsia"/>
-        </w:rPr>
-        <w:t>ed</w:t>
-      </w:r>
-      <w:r>
-        <w:t xml:space="preserve"> from 5 to </w:t>
-      </w:r>
-      <w:r>
-        <w:rPr>
-          <w:rFonts w:hint="eastAsia"/>
-        </w:rPr>
-        <w:t>93</w:t>
-      </w:r>
-      <w:r>
-        <w:t xml:space="preserve"> weeks</w:t>
-      </w:r>
-      <w:r>
-        <w:rPr>
-          <w:rFonts w:hint="eastAsia"/>
-        </w:rPr>
-        <w:t xml:space="preserve">, </w:t>
-      </w:r>
-      <w:r>
-        <w:t xml:space="preserve">sizes </w:t>
-      </w:r>
-      <w:r>
-        <w:rPr>
-          <w:rFonts w:hint="eastAsia"/>
-        </w:rPr>
-        <w:t>f</w:t>
-      </w:r>
-      <w:r>
-        <w:t>rom 3 to 1</w:t>
-      </w:r>
-      <w:r>
-        <w:rPr>
-          <w:rFonts w:hint="eastAsia"/>
-        </w:rPr>
-        <w:t>4</w:t>
+        <w:t xml:space="preserve"> </w:t>
+      </w:r>
+      <w:r>
+        <w:rPr>
+          <w:rFonts w:hint="eastAsia"/>
+        </w:rPr>
+        <w:t xml:space="preserve">from </w:t>
+      </w:r>
+      <w:r>
+        <w:t>10</w:t>
+      </w:r>
+      <w:r>
+        <w:t xml:space="preserve"> </w:t>
+      </w:r>
+      <w:r>
+        <w:rPr>
+          <w:rFonts w:hint="eastAsia"/>
+        </w:rPr>
+        <w:t>to</w:t>
+      </w:r>
+      <w:r>
+        <w:t xml:space="preserve"> </w:t>
+      </w:r>
+      <w:r>
+        <w:rPr>
+          <w:rFonts w:hint="eastAsia"/>
+        </w:rPr>
+        <w:t>7</w:t>
       </w:r>
       <w:r>
         <w:t>,</w:t>
@@ -11541,7 +11745,7 @@
         <w:rPr>
           <w:rFonts w:hint="eastAsia"/>
         </w:rPr>
-        <w:t>522</w:t>
+        <w:t>726</w:t>
       </w:r>
       <w:r>
         <w:t xml:space="preserve"> suspected cases</w:t>
@@ -11550,19 +11754,22 @@
         <w:rPr>
           <w:rFonts w:hint="eastAsia"/>
         </w:rPr>
-        <w:t>, and t</w:t>
-      </w:r>
-      <w:r>
-        <w:t>he attack rate</w:t>
-      </w:r>
-      <w:r>
-        <w:rPr>
-          <w:rFonts w:hint="eastAsia"/>
-        </w:rPr>
-        <w:t>s</w:t>
-      </w:r>
-      <w:r>
-        <w:t xml:space="preserve"> from 0.00</w:t>
+        <w:t xml:space="preserve">, and attack rates </w:t>
+      </w:r>
+      <w:r>
+        <w:rPr>
+          <w:rFonts w:hint="eastAsia"/>
+        </w:rPr>
+        <w:t>from</w:t>
+      </w:r>
+      <w:r>
+        <w:rPr>
+          <w:rFonts w:hint="eastAsia"/>
+        </w:rPr>
+        <w:t xml:space="preserve"> 0</w:t>
+      </w:r>
+      <w:r>
+        <w:t>.00</w:t>
       </w:r>
       <w:r>
         <w:rPr>
@@ -11571,22 +11778,115 @@
         <w:t>5</w:t>
       </w:r>
       <w:r>
-        <w:t xml:space="preserve"> to </w:t>
-      </w:r>
-      <w:r>
-        <w:rPr>
-          <w:rFonts w:hint="eastAsia"/>
-        </w:rPr>
-        <w:t>112</w:t>
-      </w:r>
-      <w:r>
-        <w:t xml:space="preserve"> rates per 10,000 p</w:t>
-      </w:r>
-      <w:r>
-        <w:rPr>
-          <w:rFonts w:hint="eastAsia"/>
-        </w:rPr>
-        <w:t>opulations</w:t>
+        <w:t xml:space="preserve"> </w:t>
+      </w:r>
+      <w:r>
+        <w:rPr>
+          <w:rFonts w:hint="eastAsia"/>
+        </w:rPr>
+        <w:t>to</w:t>
+      </w:r>
+      <w:r>
+        <w:t xml:space="preserve"> </w:t>
+      </w:r>
+      <w:r>
+        <w:rPr>
+          <w:rFonts w:hint="eastAsia"/>
+        </w:rPr>
+        <w:t>19</w:t>
+      </w:r>
+      <w:r>
+        <w:t xml:space="preserve"> rates per 10,000 </w:t>
+      </w:r>
+      <w:r>
+        <w:rPr>
+          <w:rFonts w:hint="eastAsia"/>
+        </w:rPr>
+        <w:t>population</w:t>
+      </w:r>
+      <w:r>
+        <w:t>.</w:t>
+      </w:r>
+      <w:r>
+        <w:rPr>
+          <w:rFonts w:hint="eastAsia"/>
+        </w:rPr>
+        <w:t xml:space="preserve"> </w:t>
+      </w:r>
+      <w:r>
+        <w:rPr>
+          <w:rFonts w:hint="eastAsia"/>
+        </w:rPr>
+        <w:t>O</w:t>
+      </w:r>
+      <w:r>
+        <w:rPr>
+          <w:rFonts w:hint="eastAsia"/>
+        </w:rPr>
+        <w:t xml:space="preserve">utbreaks </w:t>
+      </w:r>
+      <w:r>
+        <w:rPr>
+          <w:rFonts w:hint="eastAsia"/>
+        </w:rPr>
+        <w:t xml:space="preserve">excluded from analysis </w:t>
+      </w:r>
+      <w:r>
+        <w:rPr>
+          <w:rFonts w:hint="eastAsia"/>
+        </w:rPr>
+        <w:t xml:space="preserve">exhibited </w:t>
+      </w:r>
+      <w:r>
+        <w:rPr>
+          <w:rFonts w:hint="eastAsia"/>
+        </w:rPr>
+        <w:t>similar spatiotemporal patterns</w:t>
+      </w:r>
+      <w:r>
+        <w:rPr>
+          <w:rFonts w:hint="eastAsia"/>
+        </w:rPr>
+        <w:t>, although the</w:t>
+      </w:r>
+      <w:r>
+        <w:rPr>
+          <w:rFonts w:hint="eastAsia"/>
+        </w:rPr>
+        <w:t>y</w:t>
+      </w:r>
+      <w:r>
+        <w:rPr>
+          <w:rFonts w:hint="eastAsia"/>
+        </w:rPr>
+        <w:t xml:space="preserve"> tended to be larger.</w:t>
+      </w:r>
+      <w:r>
+        <w:rPr>
+          <w:rFonts w:hint="eastAsia"/>
+        </w:rPr>
+        <w:t xml:space="preserve"> </w:t>
+      </w:r>
+      <w:r>
+        <w:t>These consistencies suggest that the dataset is broadly representative</w:t>
+      </w:r>
+      <w:r>
+        <w:rPr>
+          <w:rFonts w:hint="eastAsia"/>
+        </w:rPr>
+        <w:t xml:space="preserve"> of cholera epidemiology across the region</w:t>
+      </w:r>
+      <w:r>
+        <w:rPr>
+          <w:rFonts w:hint="eastAsia"/>
+        </w:rPr>
+        <w:t xml:space="preserve"> </w:t>
+      </w:r>
+      <w:r>
+        <w:rPr>
+          <w:rFonts w:hint="eastAsia"/>
+        </w:rPr>
+        <w:t>(</w:t>
       </w:r>
       <w:r>
         <w:rPr>
@@ -11594,220 +11894,7 @@
           <w:b/>
           <w:bCs/>
         </w:rPr>
-        <w:t>.</w:t>
-      </w:r>
-      <w:r>
-        <w:t xml:space="preserve"> </w:t>
-      </w:r>
-      <w:r>
-        <w:t>Of the 1</w:t>
-      </w:r>
-      <w:r>
-        <w:t>5</w:t>
-      </w:r>
-      <w:r>
-        <w:t>2</w:t>
-      </w:r>
-      <w:r>
-        <w:t xml:space="preserve"> </w:t>
-      </w:r>
-      <w:r>
-        <w:t xml:space="preserve">outbreaks </w:t>
-      </w:r>
-      <w:r>
-        <w:rPr>
-          <w:rFonts w:hint="eastAsia"/>
-        </w:rPr>
-        <w:t xml:space="preserve">reporting </w:t>
-      </w:r>
-      <w:r>
-        <w:t>at least one laboratory-confirmed case</w:t>
-      </w:r>
-      <w:r>
-        <w:t xml:space="preserve">, duration ranged from </w:t>
-      </w:r>
-      <w:r>
-        <w:t>5</w:t>
-      </w:r>
-      <w:r>
-        <w:t xml:space="preserve"> </w:t>
-      </w:r>
-      <w:r>
-        <w:t>to</w:t>
-      </w:r>
-      <w:r>
-        <w:t xml:space="preserve"> 56 </w:t>
-      </w:r>
-      <w:r>
-        <w:t>weeks</w:t>
-      </w:r>
-      <w:r>
-        <w:rPr>
-          <w:rFonts w:hint="eastAsia"/>
-        </w:rPr>
-        <w:t xml:space="preserve">, outbreak </w:t>
-      </w:r>
-      <w:r>
-        <w:t>size</w:t>
-      </w:r>
-      <w:r>
-        <w:t>s</w:t>
-      </w:r>
-      <w:r>
-        <w:t xml:space="preserve"> </w:t>
-      </w:r>
-      <w:r>
-        <w:rPr>
-          <w:rFonts w:hint="eastAsia"/>
-        </w:rPr>
-        <w:t xml:space="preserve">from </w:t>
-      </w:r>
-      <w:r>
-        <w:t>10</w:t>
-      </w:r>
-      <w:r>
-        <w:t xml:space="preserve"> </w:t>
-      </w:r>
-      <w:r>
-        <w:rPr>
-          <w:rFonts w:hint="eastAsia"/>
-        </w:rPr>
-        <w:t>to</w:t>
-      </w:r>
-      <w:r>
-        <w:t xml:space="preserve"> </w:t>
-      </w:r>
-      <w:r>
-        <w:rPr>
-          <w:rFonts w:hint="eastAsia"/>
-        </w:rPr>
-        <w:t>7</w:t>
-      </w:r>
-      <w:r>
-        <w:t>,</w:t>
-      </w:r>
-      <w:r>
-        <w:rPr>
-          <w:rFonts w:hint="eastAsia"/>
-        </w:rPr>
-        <w:t>726</w:t>
-      </w:r>
-      <w:r>
-        <w:t xml:space="preserve"> suspected cases</w:t>
-      </w:r>
-      <w:r>
-        <w:rPr>
-          <w:rFonts w:hint="eastAsia"/>
-        </w:rPr>
-        <w:t xml:space="preserve">, and attack rates </w:t>
-      </w:r>
-      <w:r>
-        <w:rPr>
-          <w:rFonts w:hint="eastAsia"/>
-        </w:rPr>
-        <w:t>from</w:t>
-      </w:r>
-      <w:r>
-        <w:rPr>
-          <w:rFonts w:hint="eastAsia"/>
-        </w:rPr>
-        <w:t xml:space="preserve"> 0</w:t>
-      </w:r>
-      <w:r>
-        <w:t>.00</w:t>
-      </w:r>
-      <w:r>
-        <w:rPr>
-          <w:rFonts w:hint="eastAsia"/>
-        </w:rPr>
-        <w:t>5</w:t>
-      </w:r>
-      <w:r>
-        <w:t xml:space="preserve"> </w:t>
-      </w:r>
-      <w:r>
-        <w:rPr>
-          <w:rFonts w:hint="eastAsia"/>
-        </w:rPr>
-        <w:t>to</w:t>
-      </w:r>
-      <w:r>
-        <w:t xml:space="preserve"> </w:t>
-      </w:r>
-      <w:r>
-        <w:rPr>
-          <w:rFonts w:hint="eastAsia"/>
-        </w:rPr>
-        <w:t>19</w:t>
-      </w:r>
-      <w:r>
-        <w:t xml:space="preserve"> rates per 10,000 </w:t>
-      </w:r>
-      <w:r>
-        <w:rPr>
-          <w:rFonts w:hint="eastAsia"/>
-        </w:rPr>
-        <w:t>population</w:t>
-      </w:r>
-      <w:r>
-        <w:t>.</w:t>
-      </w:r>
-      <w:r>
-        <w:t xml:space="preserve"> </w:t>
-      </w:r>
-      <w:r>
-        <w:rPr>
-          <w:rFonts w:hint="eastAsia"/>
-        </w:rPr>
-        <w:t xml:space="preserve">Excluded outbreaks </w:t>
-      </w:r>
-      <w:r>
-        <w:rPr>
-          <w:rFonts w:hint="eastAsia"/>
-        </w:rPr>
-        <w:t xml:space="preserve">exhibited </w:t>
-      </w:r>
-      <w:r>
-        <w:rPr>
-          <w:rFonts w:hint="eastAsia"/>
-        </w:rPr>
-        <w:t>similar spatiotemporal patterns</w:t>
-      </w:r>
-      <w:r>
-        <w:rPr>
-          <w:rFonts w:hint="eastAsia"/>
-        </w:rPr>
-        <w:t>, although their sizes tended to be larger.</w:t>
-      </w:r>
-      <w:r>
-        <w:rPr>
-          <w:rFonts w:hint="eastAsia"/>
-        </w:rPr>
-        <w:t xml:space="preserve"> </w:t>
-      </w:r>
-      <w:r>
-        <w:t xml:space="preserve">These consistencies </w:t>
-      </w:r>
-      <w:r>
-        <w:rPr>
-          <w:rFonts w:hint="eastAsia"/>
-        </w:rPr>
-        <w:t xml:space="preserve">between </w:t>
-      </w:r>
-      <w:r>
-        <w:t>included and excluded outbreaks suggest that the dataset is broadly representative</w:t>
-      </w:r>
-      <w:r>
-        <w:rPr>
-          <w:rFonts w:hint="eastAsia"/>
-        </w:rPr>
-        <w:t xml:space="preserve"> </w:t>
-      </w:r>
-      <w:r>
-        <w:rPr>
-          <w:rFonts w:hint="eastAsia"/>
-        </w:rPr>
-        <w:t>(</w:t>
+        <w:t>Figure S</w:t>
       </w:r>
       <w:r>
         <w:rPr>
@@ -11815,26 +11902,266 @@
           <w:b/>
           <w:bCs/>
         </w:rPr>
-        <w:t>Figure S</w:t>
-      </w:r>
-      <w:r>
-        <w:rPr>
-          <w:rFonts w:hint="eastAsia"/>
+        <w:t>2</w:t>
+      </w:r>
+      <w:r>
+        <w:rPr>
+          <w:rFonts w:hint="eastAsia"/>
+        </w:rPr>
+        <w:t xml:space="preserve"> in Supplementary Material</w:t>
+      </w:r>
+      <w:r>
+        <w:rPr>
+          <w:rFonts w:hint="eastAsia"/>
+        </w:rPr>
+        <w:t>)</w:t>
+      </w:r>
+      <w:r>
+        <w:rPr>
+          <w:rFonts w:hint="eastAsia"/>
+        </w:rPr>
+        <w:t>.</w:t>
+      </w:r>
+    </w:p>
+    <w:p>
+      <w:pPr>
+        <w:pStyle w:val="Heading3"/>
+      </w:pPr>
+      <w:bookmarkStart w:id="28" w:name="_Toc184909206"/>
+      <w:r>
+        <w:t>Impact of ORI</w:t>
+      </w:r>
+      <w:bookmarkEnd w:id="28"/>
+      <w:r>
+        <w:rPr>
+          <w:rFonts w:hint="eastAsia"/>
+        </w:rPr>
+        <w:t>s</w:t>
+      </w:r>
+      <w:r>
+        <w:rPr>
+          <w:rFonts w:hint="eastAsia"/>
+        </w:rPr>
+        <w:t xml:space="preserve"> </w:t>
+      </w:r>
+      <w:proofErr w:type="gramStart"/>
+      <w:r>
+        <w:rPr>
+          <w:rFonts w:hint="eastAsia"/>
+        </w:rPr>
+        <w:t>in</w:t>
+      </w:r>
+      <w:proofErr w:type="gramEnd"/>
+      <w:r>
+        <w:rPr>
+          <w:rFonts w:hint="eastAsia"/>
+        </w:rPr>
+        <w:t xml:space="preserve"> </w:t>
+      </w:r>
+      <w:r>
+        <w:rPr>
+          <w:rFonts w:hint="eastAsia"/>
+        </w:rPr>
+        <w:t>individual outbreak</w:t>
+      </w:r>
+      <w:r>
+        <w:rPr>
+          <w:rFonts w:hint="eastAsia"/>
+        </w:rPr>
+        <w:t>s</w:t>
+      </w:r>
+    </w:p>
+    <w:p>
+      <w:pPr>
+        <w:pStyle w:val="Heading4"/>
+      </w:pPr>
+      <w:r>
+        <w:rPr>
+          <w:rFonts w:hint="eastAsia"/>
+        </w:rPr>
+        <w:t>Impact of ORIs across campaign timing and coverage levels</w:t>
+      </w:r>
+    </w:p>
+    <w:p>
+      <w:r>
+        <w:rPr>
+          <w:rFonts w:hint="eastAsia"/>
+        </w:rPr>
+        <w:t>In the o</w:t>
+      </w:r>
+      <w:r>
+        <w:rPr>
+          <w:rFonts w:hint="eastAsia"/>
+        </w:rPr>
+        <w:t>utbreak</w:t>
+      </w:r>
+      <w:r>
+        <w:rPr>
+          <w:rFonts w:hint="eastAsia"/>
+        </w:rPr>
+        <w:t>-</w:t>
+      </w:r>
+      <w:r>
+        <w:rPr>
+          <w:rFonts w:hint="eastAsia"/>
+        </w:rPr>
+        <w:t>onset-</w:t>
+      </w:r>
+      <w:r>
+        <w:t xml:space="preserve">triggered </w:t>
+      </w:r>
+      <w:r>
+        <w:rPr>
+          <w:rFonts w:hint="eastAsia"/>
+        </w:rPr>
+        <w:t xml:space="preserve">scenario, </w:t>
+      </w:r>
+      <w:r>
+        <w:rPr>
+          <w:rFonts w:hint="eastAsia"/>
+        </w:rPr>
+        <w:t xml:space="preserve">an </w:t>
+      </w:r>
+      <w:r>
+        <w:rPr>
+          <w:rFonts w:hint="eastAsia"/>
+        </w:rPr>
+        <w:t xml:space="preserve">ORI </w:t>
+      </w:r>
+      <w:r>
+        <w:t xml:space="preserve">launched </w:t>
+      </w:r>
+      <w:r>
+        <w:rPr>
+          <w:rFonts w:hint="eastAsia"/>
+        </w:rPr>
+        <w:t xml:space="preserve">in </w:t>
+      </w:r>
+      <w:r>
+        <w:t xml:space="preserve">week 1 </w:t>
+      </w:r>
+      <w:r>
+        <w:rPr>
+          <w:rFonts w:hint="eastAsia"/>
+        </w:rPr>
+        <w:t xml:space="preserve">at 75% coverage averted </w:t>
+      </w:r>
+      <w:r>
+        <w:t>70</w:t>
+      </w:r>
+      <w:r>
+        <w:rPr>
+          <w:rFonts w:hint="eastAsia"/>
+        </w:rPr>
+        <w:t>%</w:t>
+      </w:r>
+      <w:r>
+        <w:t xml:space="preserve"> [IQR: 49.</w:t>
+      </w:r>
+      <w:r>
+        <w:rPr>
+          <w:rFonts w:hint="eastAsia"/>
+        </w:rPr>
+        <w:t>8-</w:t>
+      </w:r>
+      <w:r>
+        <w:t>8</w:t>
+      </w:r>
+      <w:r>
+        <w:rPr>
+          <w:rFonts w:hint="eastAsia"/>
+        </w:rPr>
+        <w:t>2</w:t>
+      </w:r>
+      <w:r>
+        <w:t>.</w:t>
+      </w:r>
+      <w:r>
+        <w:rPr>
+          <w:rFonts w:hint="eastAsia"/>
+        </w:rPr>
+        <w:t>5</w:t>
+      </w:r>
+      <w:r>
+        <w:t>]</w:t>
+      </w:r>
+      <w:r>
+        <w:rPr>
+          <w:rFonts w:hint="eastAsia"/>
+        </w:rPr>
+        <w:t xml:space="preserve"> o</w:t>
+      </w:r>
+      <w:r>
+        <w:t xml:space="preserve">f all </w:t>
+      </w:r>
+      <w:r>
+        <w:rPr>
+          <w:rFonts w:hint="eastAsia"/>
+        </w:rPr>
+        <w:t xml:space="preserve">outbreak </w:t>
+      </w:r>
+      <w:r>
+        <w:t>cases</w:t>
+      </w:r>
+      <w:r>
+        <w:t>—corresponding to 1</w:t>
+      </w:r>
+      <w:r>
+        <w:rPr>
+          <w:rFonts w:hint="eastAsia"/>
+        </w:rPr>
+        <w:t>29</w:t>
+      </w:r>
+      <w:r>
+        <w:t xml:space="preserve"> cases </w:t>
+      </w:r>
+      <w:r>
+        <w:rPr>
+          <w:rFonts w:hint="eastAsia"/>
+        </w:rPr>
+        <w:t>[</w:t>
+      </w:r>
+      <w:r>
+        <w:rPr>
+          <w:lang w:val="en-US"/>
+        </w:rPr>
+        <w:t xml:space="preserve">IQR: </w:t>
+      </w:r>
+      <w:r>
+        <w:t>41</w:t>
+      </w:r>
+      <w:r>
+        <w:rPr>
+          <w:rFonts w:hint="eastAsia"/>
+        </w:rPr>
+        <w:t>-</w:t>
+      </w:r>
+      <w:r>
+        <w:t>37</w:t>
+      </w:r>
+      <w:r>
+        <w:rPr>
+          <w:rFonts w:hint="eastAsia"/>
+        </w:rPr>
+        <w:t>5]</w:t>
+      </w:r>
+      <w:r>
+        <w:t xml:space="preserve"> averted</w:t>
+      </w:r>
+      <w:r>
+        <w:rPr>
+          <w:rFonts w:hint="eastAsia"/>
+        </w:rPr>
+        <w:t xml:space="preserve"> (</w:t>
+      </w:r>
+      <w:r>
+        <w:rPr>
           <w:b/>
           <w:bCs/>
         </w:rPr>
-        <w:t>2</w:t>
-      </w:r>
-      <w:r>
-        <w:rPr>
-          <w:rFonts w:hint="eastAsia"/>
-        </w:rPr>
-        <w:t xml:space="preserve"> in Supplementary Material</w:t>
-      </w:r>
-      <w:r>
-        <w:rPr>
-          <w:rFonts w:hint="eastAsia"/>
-        </w:rPr>
+        <w:t>Figure 3A</w:t>
+      </w:r>
+      <w:r>
         <w:t>)</w:t>
       </w:r>
       <w:r>
@@ -11844,149 +12171,69 @@
         <w:t>.</w:t>
       </w:r>
       <w:r>
-        <w:t xml:space="preserve"> </w:t>
-      </w:r>
-    </w:p>
-    <w:p>
-      <w:pPr>
-        <w:pStyle w:val="Heading3"/>
-      </w:pPr>
-      <w:bookmarkStart w:id="28" w:name="_Toc184909206"/>
-      <w:r>
-        <w:t>Impact of ORI</w:t>
-      </w:r>
-      <w:bookmarkEnd w:id="28"/>
-      <w:r>
-        <w:rPr>
-          <w:rFonts w:hint="eastAsia"/>
-        </w:rPr>
-        <w:t>s</w:t>
-      </w:r>
-      <w:r>
-        <w:rPr>
-          <w:rFonts w:hint="eastAsia"/>
-        </w:rPr>
-        <w:t xml:space="preserve"> </w:t>
-      </w:r>
-      <w:r>
-        <w:rPr>
-          <w:rFonts w:hint="eastAsia"/>
-        </w:rPr>
-        <w:t xml:space="preserve">in </w:t>
-      </w:r>
-      <w:r>
-        <w:rPr>
-          <w:rFonts w:hint="eastAsia"/>
-        </w:rPr>
-        <w:t>individual outbreak</w:t>
-      </w:r>
-      <w:r>
-        <w:rPr>
-          <w:rFonts w:hint="eastAsia"/>
-        </w:rPr>
-        <w:t>s</w:t>
-      </w:r>
-    </w:p>
-    <w:p>
-      <w:pPr>
-        <w:pStyle w:val="Heading4"/>
-      </w:pPr>
-      <w:r>
-        <w:rPr>
-          <w:rFonts w:hint="eastAsia"/>
-        </w:rPr>
-        <w:t>Impact of ORIs across campaign timing and coverage levels</w:t>
-      </w:r>
-    </w:p>
-    <w:p>
-      <w:pPr>
-        <w:rPr>
-          <w:lang w:val="en-US"/>
-        </w:rPr>
-      </w:pPr>
-      <w:r>
-        <w:rPr>
-          <w:rFonts w:hint="eastAsia"/>
-        </w:rPr>
-        <w:t>In the o</w:t>
-      </w:r>
-      <w:r>
-        <w:rPr>
-          <w:rFonts w:hint="eastAsia"/>
-        </w:rPr>
-        <w:t>utbreak</w:t>
-      </w:r>
-      <w:r>
-        <w:rPr>
-          <w:rFonts w:hint="eastAsia"/>
-        </w:rPr>
-        <w:t>-</w:t>
-      </w:r>
-      <w:r>
-        <w:rPr>
-          <w:rFonts w:hint="eastAsia"/>
-        </w:rPr>
-        <w:t>onset-</w:t>
-      </w:r>
-      <w:r>
-        <w:t xml:space="preserve">triggered </w:t>
-      </w:r>
-      <w:r>
-        <w:rPr>
-          <w:rFonts w:hint="eastAsia"/>
-        </w:rPr>
-        <w:t xml:space="preserve">scenario, </w:t>
-      </w:r>
-      <w:r>
-        <w:rPr>
-          <w:rFonts w:hint="eastAsia"/>
-        </w:rPr>
-        <w:t xml:space="preserve">an </w:t>
-      </w:r>
-      <w:r>
-        <w:rPr>
-          <w:rFonts w:hint="eastAsia"/>
-        </w:rPr>
-        <w:t xml:space="preserve">ORI </w:t>
-      </w:r>
-      <w:r>
-        <w:t xml:space="preserve">launched without delay (week 1) </w:t>
-      </w:r>
-      <w:r>
-        <w:rPr>
-          <w:rFonts w:hint="eastAsia"/>
-        </w:rPr>
-        <w:t xml:space="preserve">at 75% coverage averted </w:t>
-      </w:r>
-      <w:r>
-        <w:t>70</w:t>
-      </w:r>
-      <w:r>
-        <w:rPr>
-          <w:rFonts w:hint="eastAsia"/>
-        </w:rPr>
-        <w:t>%</w:t>
-      </w:r>
-      <w:r>
-        <w:t xml:space="preserve"> [IQR: 49.</w:t>
-      </w:r>
-      <w:r>
-        <w:rPr>
-          <w:rFonts w:hint="eastAsia"/>
-        </w:rPr>
-        <w:t>8-</w:t>
-      </w:r>
-      <w:r>
-        <w:t>8</w:t>
-      </w:r>
-      <w:r>
-        <w:rPr>
-          <w:rFonts w:hint="eastAsia"/>
-        </w:rPr>
-        <w:t>2</w:t>
-      </w:r>
-      <w:r>
-        <w:t>.</w:t>
+        <w:rPr>
+          <w:rFonts w:hint="eastAsia"/>
+        </w:rPr>
+        <w:t xml:space="preserve"> </w:t>
+      </w:r>
+      <w:r>
+        <w:t>Higher coverage yielded greater benefit</w:t>
+      </w:r>
+      <w:r>
+        <w:rPr>
+          <w:rFonts w:hint="eastAsia"/>
+        </w:rPr>
+        <w:t xml:space="preserve">: </w:t>
+      </w:r>
+      <w:proofErr w:type="gramStart"/>
+      <w:r>
+        <w:rPr>
+          <w:rFonts w:hint="eastAsia"/>
+        </w:rPr>
+        <w:t>a</w:t>
+      </w:r>
+      <w:r>
+        <w:t>t</w:t>
+      </w:r>
+      <w:proofErr w:type="gramEnd"/>
+      <w:r>
+        <w:t xml:space="preserve"> week 1</w:t>
+      </w:r>
+      <w:r>
+        <w:rPr>
+          <w:rFonts w:hint="eastAsia"/>
+        </w:rPr>
+        <w:t>,</w:t>
+      </w:r>
+      <w:r>
+        <w:t xml:space="preserve"> the median</w:t>
+      </w:r>
+      <w:r>
+        <w:rPr>
+          <w:rFonts w:hint="eastAsia"/>
+        </w:rPr>
+        <w:t xml:space="preserve"> </w:t>
+      </w:r>
+      <w:r>
+        <w:t>cases averted were 1</w:t>
+      </w:r>
+      <w:r>
+        <w:rPr>
+          <w:rFonts w:hint="eastAsia"/>
+        </w:rPr>
+        <w:t>20</w:t>
+      </w:r>
+      <w:r>
+        <w:t>, 1</w:t>
+      </w:r>
+      <w:r>
+        <w:rPr>
+          <w:rFonts w:hint="eastAsia"/>
+        </w:rPr>
+        <w:t>29</w:t>
+      </w:r>
+      <w:r>
+        <w:t>, and 13</w:t>
       </w:r>
       <w:r>
         <w:rPr>
@@ -11995,135 +12242,74 @@
         <w:t>5</w:t>
       </w:r>
       <w:r>
-        <w:t>]</w:t>
-      </w:r>
-      <w:r>
-        <w:rPr>
-          <w:rFonts w:hint="eastAsia"/>
-        </w:rPr>
-        <w:t xml:space="preserve"> o</w:t>
-      </w:r>
-      <w:r>
-        <w:t xml:space="preserve">f all </w:t>
-      </w:r>
-      <w:r>
-        <w:rPr>
-          <w:rFonts w:hint="eastAsia"/>
-        </w:rPr>
-        <w:t xml:space="preserve">outbreak </w:t>
-      </w:r>
-      <w:r>
-        <w:t>cases</w:t>
-      </w:r>
-      <w:r>
-        <w:t>—corresponding to 1</w:t>
-      </w:r>
-      <w:r>
-        <w:rPr>
-          <w:rFonts w:hint="eastAsia"/>
-        </w:rPr>
-        <w:t>29</w:t>
-      </w:r>
-      <w:r>
-        <w:t xml:space="preserve"> cases </w:t>
-      </w:r>
-      <w:r>
-        <w:rPr>
-          <w:rFonts w:hint="eastAsia"/>
-        </w:rPr>
-        <w:t>[</w:t>
-      </w:r>
-      <w:r>
-        <w:rPr>
-          <w:lang w:val="en-US"/>
-        </w:rPr>
-        <w:t xml:space="preserve">IQR: </w:t>
-      </w:r>
-      <w:r>
-        <w:t>41</w:t>
-      </w:r>
-      <w:r>
-        <w:rPr>
-          <w:rFonts w:hint="eastAsia"/>
-        </w:rPr>
-        <w:t>-</w:t>
-      </w:r>
-      <w:r>
-        <w:t>37</w:t>
-      </w:r>
-      <w:r>
-        <w:rPr>
-          <w:rFonts w:hint="eastAsia"/>
-        </w:rPr>
-        <w:t>5]</w:t>
-      </w:r>
-      <w:r>
-        <w:t xml:space="preserve"> averted when counted over the entire outbreak (that is, cases occurring before and after the trigger relative to a no-ORI counterfactual; </w:t>
-      </w:r>
-      <w:r>
-        <w:rPr>
-          <w:b/>
-          <w:bCs/>
-        </w:rPr>
-        <w:t>Figure 3A</w:t>
-      </w:r>
-      <w:r>
-        <w:t>)</w:t>
-      </w:r>
-      <w:r>
-        <w:rPr>
-          <w:rFonts w:hint="eastAsia"/>
-        </w:rPr>
-        <w:t>.</w:t>
-      </w:r>
-      <w:r>
-        <w:rPr>
-          <w:rFonts w:hint="eastAsia"/>
-        </w:rPr>
-        <w:t xml:space="preserve"> </w:t>
-      </w:r>
-      <w:r>
-        <w:t xml:space="preserve">Higher vaccine </w:t>
-      </w:r>
-      <w:r>
+        <w:t xml:space="preserve"> for coverage levels of 60%, 75%, and 90%, respectively</w:t>
+      </w:r>
+      <w:r>
+        <w:rPr>
+          <w:rFonts w:hint="eastAsia"/>
+        </w:rPr>
+        <w:t xml:space="preserve">. </w:t>
+      </w:r>
+      <w:r>
+        <w:t xml:space="preserve">By week 9, these medians fell to </w:t>
+      </w:r>
+      <w:r>
+        <w:rPr>
+          <w:rFonts w:hint="eastAsia"/>
+        </w:rPr>
+        <w:t>15</w:t>
+      </w:r>
+      <w:r>
+        <w:t xml:space="preserve">, </w:t>
+      </w:r>
+      <w:r>
+        <w:rPr>
+          <w:rFonts w:hint="eastAsia"/>
+        </w:rPr>
+        <w:t>16</w:t>
+      </w:r>
+      <w:r>
+        <w:t xml:space="preserve">, and </w:t>
+      </w:r>
+      <w:r>
+        <w:rPr>
+          <w:rFonts w:hint="eastAsia"/>
+        </w:rPr>
+        <w:t>17</w:t>
+      </w:r>
+      <w:r>
+        <w:rPr>
+          <w:rFonts w:hint="eastAsia"/>
+        </w:rPr>
+        <w:t xml:space="preserve"> cases</w:t>
+      </w:r>
+      <w:r>
+        <w:t xml:space="preserve">, </w:t>
+      </w:r>
+      <w:r>
+        <w:rPr>
+          <w:rFonts w:hint="eastAsia"/>
+        </w:rPr>
+        <w:t xml:space="preserve">corresponding to &lt; </w:t>
+      </w:r>
+      <w:r>
+        <w:rPr>
+          <w:rFonts w:hint="eastAsia"/>
+        </w:rPr>
+        <w:t>9</w:t>
+      </w:r>
+      <w:r>
+        <w:t xml:space="preserve">% </w:t>
+      </w:r>
+      <w:r>
+        <w:rPr>
+          <w:rFonts w:hint="eastAsia"/>
+        </w:rPr>
         <w:lastRenderedPageBreak/>
-        <w:t>coverage consistently yielded greater benefit</w:t>
-      </w:r>
-      <w:r>
-        <w:rPr>
-          <w:rFonts w:hint="eastAsia"/>
-        </w:rPr>
-        <w:t>: a</w:t>
-      </w:r>
-      <w:r>
-        <w:t>t week 1</w:t>
-      </w:r>
-      <w:r>
-        <w:rPr>
-          <w:rFonts w:hint="eastAsia"/>
-        </w:rPr>
-        <w:t>,</w:t>
-      </w:r>
-      <w:r>
-        <w:t xml:space="preserve"> the median </w:t>
-      </w:r>
-      <w:r>
-        <w:rPr>
-          <w:rFonts w:hint="eastAsia"/>
-        </w:rPr>
-        <w:t xml:space="preserve">numbers of </w:t>
-      </w:r>
-      <w:r>
-        <w:t>cases averted were 118, 130, and 136 for coverage levels of 60%, 75%, and 90%, respectively</w:t>
-      </w:r>
-      <w:r>
-        <w:rPr>
-          <w:rFonts w:hint="eastAsia"/>
-        </w:rPr>
-        <w:t xml:space="preserve">. </w:t>
-      </w:r>
-      <w:r>
-        <w:t>By week 9, these medians fell to 26, 28, and 30, and the median percent cases averted dropped below 13% across all coverage levels.</w:t>
+        <w:t xml:space="preserve">of cases </w:t>
+      </w:r>
+      <w:r>
+        <w:t>across all coverage levels.</w:t>
       </w:r>
       <w:r>
         <w:rPr>
@@ -12139,1115 +12325,1497 @@
           <w:rFonts w:hint="eastAsia"/>
         </w:rPr>
         <w:t xml:space="preserve"> </w:t>
-      </w:r>
-      <w:r>
-        <w:rPr>
-          <w:rFonts w:hint="eastAsia"/>
-        </w:rPr>
-        <w:t>Exponential decay</w:t>
-      </w:r>
-      <w:r>
-        <w:rPr>
-          <w:rFonts w:hint="eastAsia"/>
-        </w:rPr>
-        <w:t xml:space="preserve"> model</w:t>
-      </w:r>
-      <w:r>
-        <w:rPr>
-          <w:rFonts w:hint="eastAsia"/>
-        </w:rPr>
-        <w:t xml:space="preserve"> </w:t>
-      </w:r>
-      <w:r>
-        <w:rPr>
-          <w:rFonts w:hint="eastAsia"/>
-        </w:rPr>
-        <w:t xml:space="preserve">captured </w:t>
-      </w:r>
-      <w:r>
-        <w:rPr>
-          <w:rFonts w:hint="eastAsia"/>
-        </w:rPr>
-        <w:t>the dec</w:t>
-      </w:r>
-      <w:r>
-        <w:rPr>
-          <w:rFonts w:hint="eastAsia"/>
-        </w:rPr>
-        <w:t xml:space="preserve">line in impact </w:t>
-      </w:r>
-      <w:r>
-        <w:rPr>
-          <w:rFonts w:hint="eastAsia"/>
-        </w:rPr>
-        <w:t>across delay (</w:t>
-      </w:r>
-      <w:r>
-        <w:rPr>
-          <w:rFonts w:hint="eastAsia"/>
-          <w:i/>
-          <w:iCs/>
-        </w:rPr>
-        <w:t>R</w:t>
-      </w:r>
-      <w:r>
-        <w:rPr>
-          <w:rFonts w:hint="eastAsia"/>
-          <w:vertAlign w:val="superscript"/>
-        </w:rPr>
-        <w:t>2</w:t>
-      </w:r>
-      <w:r>
-        <w:rPr>
-          <w:rFonts w:hint="eastAsia"/>
-        </w:rPr>
-        <w:t>=</w:t>
-      </w:r>
-      <w:r>
-        <w:t xml:space="preserve"> 0.942 [IQR: 0.882 - 0.975]</w:t>
-      </w:r>
-      <w:r>
-        <w:rPr>
-          <w:rFonts w:hint="eastAsia"/>
-        </w:rPr>
-        <w:t>)</w:t>
-      </w:r>
-      <w:r>
-        <w:rPr>
-          <w:rFonts w:hint="eastAsia"/>
-        </w:rPr>
-        <w:t xml:space="preserve"> (</w:t>
-      </w:r>
-      <w:r>
-        <w:rPr>
-          <w:rFonts w:hint="eastAsia"/>
-          <w:b/>
-          <w:bCs/>
-        </w:rPr>
-        <w:t>Figure 3B</w:t>
-      </w:r>
-      <w:r>
-        <w:rPr>
-          <w:rFonts w:hint="eastAsia"/>
-        </w:rPr>
-        <w:t>)</w:t>
-      </w:r>
-      <w:r>
-        <w:rPr>
-          <w:rFonts w:hint="eastAsia"/>
-        </w:rPr>
-        <w:t xml:space="preserve">. </w:t>
-      </w:r>
-      <w:r>
-        <w:rPr>
-          <w:rFonts w:hint="eastAsia"/>
-        </w:rPr>
-        <w:t>Among o</w:t>
-      </w:r>
-      <w:r>
-        <w:rPr>
-          <w:rFonts w:hint="eastAsia"/>
-        </w:rPr>
-        <w:t xml:space="preserve">utbreaks </w:t>
-      </w:r>
-      <w:r>
-        <w:rPr>
-          <w:rFonts w:hint="eastAsia"/>
-        </w:rPr>
-        <w:t>lasting &gt;</w:t>
-      </w:r>
-      <w:r>
-        <w:rPr>
-          <w:rFonts w:hint="eastAsia"/>
-        </w:rPr>
-        <w:t>9 weeks</w:t>
-      </w:r>
-      <w:r>
-        <w:rPr>
-          <w:rFonts w:hint="eastAsia"/>
-        </w:rPr>
-        <w:t xml:space="preserve">, the </w:t>
-      </w:r>
-      <w:r>
-        <w:rPr>
-          <w:rFonts w:hint="eastAsia"/>
-        </w:rPr>
-        <w:t xml:space="preserve">instantaneous reduction rate </w:t>
-      </w:r>
-      <w:r>
-        <w:rPr>
-          <w:rFonts w:hint="eastAsia"/>
-        </w:rPr>
-        <w:t>was</w:t>
-      </w:r>
-      <w:r>
-        <w:rPr>
-          <w:rFonts w:hint="eastAsia"/>
-        </w:rPr>
-        <w:t xml:space="preserve"> </w:t>
-      </w:r>
-      <w:r>
-        <w:rPr>
-          <w:lang w:val="en-US"/>
-        </w:rPr>
-        <w:t xml:space="preserve">0.166 </w:t>
-      </w:r>
-      <w:r>
-        <w:rPr>
-          <w:rFonts w:hint="eastAsia"/>
-          <w:lang w:val="en-US"/>
-        </w:rPr>
-        <w:t xml:space="preserve">per </w:t>
-      </w:r>
-      <w:r>
-        <w:rPr>
-          <w:lang w:val="en-US"/>
-        </w:rPr>
-        <w:t>week</w:t>
-      </w:r>
-      <w:r>
-        <w:rPr>
-          <w:rFonts w:hint="eastAsia"/>
-          <w:lang w:val="en-US"/>
-        </w:rPr>
-        <w:t xml:space="preserve"> </w:t>
-      </w:r>
-      <w:r>
-        <w:rPr>
-          <w:lang w:val="en-US"/>
-        </w:rPr>
-        <w:t>[IQR: 0.079 - 0.293]</w:t>
-      </w:r>
-      <w:r>
-        <w:rPr>
-          <w:rFonts w:hint="eastAsia"/>
-          <w:lang w:val="en-US"/>
-        </w:rPr>
-        <w:t xml:space="preserve">, </w:t>
-      </w:r>
-      <w:r>
-        <w:rPr>
-          <w:rFonts w:hint="eastAsia"/>
-          <w:lang w:val="en-US"/>
-        </w:rPr>
-        <w:t xml:space="preserve">implying </w:t>
-      </w:r>
-      <w:r>
-        <w:rPr>
-          <w:rFonts w:hint="eastAsia"/>
-          <w:lang w:val="en-US"/>
-        </w:rPr>
-        <w:t xml:space="preserve">a week-to-week decline of </w:t>
-      </w:r>
-      <w:r>
-        <w:rPr>
-          <w:lang w:val="en-US"/>
-        </w:rPr>
-        <w:t>15.3</w:t>
-      </w:r>
-      <w:r>
-        <w:rPr>
-          <w:rFonts w:hint="eastAsia"/>
-          <w:lang w:val="en-US"/>
-        </w:rPr>
-        <w:t>%</w:t>
-      </w:r>
-      <w:r>
-        <w:rPr>
-          <w:lang w:val="en-US"/>
-        </w:rPr>
-        <w:t xml:space="preserve"> [IQR: 7.6 - 25.4]</w:t>
-      </w:r>
-      <w:r>
-        <w:rPr>
-          <w:rFonts w:hint="eastAsia"/>
-          <w:lang w:val="en-US"/>
-        </w:rPr>
-        <w:t xml:space="preserve"> </w:t>
-      </w:r>
-      <w:r>
-        <w:rPr>
-          <w:rFonts w:hint="eastAsia"/>
-          <w:lang w:val="en-US"/>
-        </w:rPr>
-        <w:t>and a halving time of</w:t>
-      </w:r>
-      <w:r>
-        <w:rPr>
-          <w:rFonts w:hint="eastAsia"/>
-          <w:lang w:val="en-US"/>
-        </w:rPr>
-        <w:t xml:space="preserve"> </w:t>
-      </w:r>
-      <w:r>
-        <w:rPr>
-          <w:lang w:val="en-US"/>
-        </w:rPr>
-        <w:t>4.2</w:t>
-      </w:r>
-      <w:r>
-        <w:rPr>
-          <w:rFonts w:hint="eastAsia"/>
-          <w:lang w:val="en-US"/>
-        </w:rPr>
-        <w:t xml:space="preserve"> weeks</w:t>
-      </w:r>
-      <w:r>
-        <w:rPr>
-          <w:lang w:val="en-US"/>
-        </w:rPr>
-        <w:t xml:space="preserve"> [IQR: 2.4 - 8.8]</w:t>
-      </w:r>
-      <w:r>
-        <w:rPr>
-          <w:rFonts w:hint="eastAsia"/>
-          <w:lang w:val="en-US"/>
-        </w:rPr>
-        <w:t>.</w:t>
-      </w:r>
-      <w:r>
-        <w:rPr>
-          <w:rFonts w:hint="eastAsia"/>
-          <w:lang w:val="en-US"/>
-        </w:rPr>
-        <w:t xml:space="preserve"> </w:t>
-      </w:r>
-      <w:r>
-        <w:rPr>
-          <w:lang w:val="en-US"/>
-        </w:rPr>
-        <w:t>Decay was faster in subsets enriched for shorter outbreaks (</w:t>
-      </w:r>
-      <w:r>
-        <w:rPr>
-          <w:rFonts w:hint="eastAsia"/>
-          <w:lang w:val="en-US"/>
-        </w:rPr>
-        <w:t xml:space="preserve">i.e., </w:t>
-      </w:r>
-      <w:r>
-        <w:rPr>
-          <w:lang w:val="en-US"/>
-        </w:rPr>
-        <w:t>0.193</w:t>
-      </w:r>
-      <w:r>
-        <w:rPr>
-          <w:rFonts w:hint="eastAsia"/>
-          <w:lang w:val="en-US"/>
-        </w:rPr>
-        <w:t xml:space="preserve"> </w:t>
-      </w:r>
-      <w:r>
-        <w:rPr>
-          <w:rFonts w:hint="eastAsia"/>
-          <w:lang w:val="en-US"/>
-        </w:rPr>
-        <w:t xml:space="preserve">among </w:t>
-      </w:r>
-      <w:r>
-        <w:rPr>
-          <w:rFonts w:hint="eastAsia"/>
-        </w:rPr>
-        <w:t>outbreaks lasting &gt;5 weeks</w:t>
-      </w:r>
-      <w:r>
-        <w:rPr>
-          <w:rFonts w:hint="eastAsia"/>
-          <w:lang w:val="en-US"/>
-        </w:rPr>
-        <w:t>)</w:t>
-      </w:r>
-      <w:r>
-        <w:rPr>
-          <w:lang w:val="en-US"/>
-        </w:rPr>
-        <w:t>.</w:t>
-      </w:r>
-      <w:r>
-        <w:rPr>
-          <w:rFonts w:hint="eastAsia"/>
-          <w:lang w:val="en-US"/>
-        </w:rPr>
-        <w:t xml:space="preserve"> </w:t>
-      </w:r>
-      <w:r>
-        <w:rPr>
-          <w:lang w:val="en-US"/>
-        </w:rPr>
-        <w:t>Delay also causes some outbreaks to be missed entirely because vaccination would not occur before the outbreak ends (</w:t>
-      </w:r>
-      <w:r>
-        <w:rPr>
-          <w:b/>
-          <w:bCs/>
-          <w:lang w:val="en-US"/>
-        </w:rPr>
-        <w:t>Figure 3C</w:t>
-      </w:r>
-      <w:r>
-        <w:rPr>
-          <w:lang w:val="en-US"/>
-        </w:rPr>
-        <w:t>). From week 5 onward, an additional 5.</w:t>
-      </w:r>
-      <w:r>
-        <w:rPr>
-          <w:rFonts w:hint="eastAsia"/>
-          <w:lang w:val="en-US"/>
-        </w:rPr>
-        <w:t>3</w:t>
-      </w:r>
-      <w:r>
-        <w:rPr>
-          <w:lang w:val="en-US"/>
-        </w:rPr>
-        <w:t>% of outbreaks were missed per week of delay; by week 9, ~26.6% of potential ORIs would be missed.</w:t>
-      </w:r>
-      <w:r>
-        <w:rPr>
-          <w:lang w:val="en-US"/>
-        </w:rPr>
-        <w:t xml:space="preserve"> </w:t>
-      </w:r>
-      <w:r>
-        <w:rPr>
-          <w:rFonts w:hint="eastAsia"/>
-          <w:lang w:val="en-US"/>
-        </w:rPr>
-        <w:t xml:space="preserve"> </w:t>
-      </w:r>
-    </w:p>
-    <w:p>
-      <w:pPr>
-        <w:rPr>
-          <w:lang w:val="en-US"/>
-        </w:rPr>
-      </w:pPr>
-    </w:p>
-    <w:p>
-      <w:r>
-        <w:rPr>
-          <w:rFonts w:hint="eastAsia"/>
-        </w:rPr>
-        <w:t>Impact of vaccine vari</w:t>
-      </w:r>
-      <w:r>
-        <w:t>ed</w:t>
-      </w:r>
-      <w:r>
-        <w:rPr>
-          <w:rFonts w:hint="eastAsia"/>
-        </w:rPr>
-        <w:t xml:space="preserve"> by epidemiological characteristics of outbreaks</w:t>
-      </w:r>
-      <w:r>
-        <w:t xml:space="preserve"> and different metrics were influenced to different extents. </w:t>
-      </w:r>
-      <w:r>
-        <w:t>Prioritizing larger outbreaks produced the largest gains in t</w:t>
-      </w:r>
-      <w:r>
-        <w:t>he number of c</w:t>
-      </w:r>
-      <w:r>
-        <w:rPr>
-          <w:rFonts w:hint="eastAsia"/>
-        </w:rPr>
-        <w:t xml:space="preserve">ases averted per ORI </w:t>
-      </w:r>
-      <w:r>
-        <w:t>(</w:t>
-      </w:r>
-      <w:r>
-        <w:rPr>
-          <w:b/>
-          <w:bCs/>
-        </w:rPr>
-        <w:t>Figure 3D; Figure S</w:t>
-      </w:r>
-      <w:r>
-        <w:rPr>
-          <w:rFonts w:hint="eastAsia"/>
-          <w:b/>
-          <w:bCs/>
-        </w:rPr>
-        <w:t>3</w:t>
-      </w:r>
-      <w:r>
-        <w:rPr>
-          <w:b/>
-          <w:bCs/>
-        </w:rPr>
-        <w:t xml:space="preserve"> </w:t>
-      </w:r>
-      <w:r>
-        <w:t xml:space="preserve">in the </w:t>
-      </w:r>
-      <w:r>
-        <w:rPr>
-          <w:b/>
-          <w:bCs/>
-        </w:rPr>
-        <w:t>Supplement</w:t>
-      </w:r>
-      <w:r>
-        <w:t>)</w:t>
-      </w:r>
-      <w:r>
-        <w:t xml:space="preserve"> whereas prioritizing high attack rate outbreaks </w:t>
-      </w:r>
-      <w:r>
-        <w:t>produced the largest gains in v</w:t>
-      </w:r>
-      <w:r>
-        <w:t>accine efficiency—measured as cases</w:t>
-      </w:r>
-      <w:r>
-        <w:t xml:space="preserve"> or DALYs</w:t>
-      </w:r>
-      <w:r>
-        <w:t xml:space="preserve"> averted per 1,000 OCV dose</w:t>
-      </w:r>
-      <w:r>
-        <w:t>s</w:t>
-      </w:r>
-      <w:r>
-        <w:rPr>
-          <w:rFonts w:hint="eastAsia"/>
-        </w:rPr>
-        <w:t xml:space="preserve"> </w:t>
-      </w:r>
-      <w:r>
-        <w:rPr>
-          <w:rFonts w:hint="eastAsia"/>
-        </w:rPr>
-        <w:t>(</w:t>
-      </w:r>
-      <w:r>
-        <w:rPr>
-          <w:rFonts w:hint="eastAsia"/>
-        </w:rPr>
-        <w:t>or people as a single-dose regimen</w:t>
-      </w:r>
-      <w:r>
-        <w:rPr>
-          <w:rFonts w:hint="eastAsia"/>
-        </w:rPr>
-        <w:t>)</w:t>
-      </w:r>
-      <w:r>
-        <w:t xml:space="preserve"> </w:t>
-      </w:r>
-      <w:r>
-        <w:t>(</w:t>
-      </w:r>
-      <w:r>
-        <w:rPr>
-          <w:b/>
-          <w:bCs/>
-        </w:rPr>
-        <w:t>Figure</w:t>
-      </w:r>
-      <w:r>
-        <w:rPr>
-          <w:rFonts w:hint="eastAsia"/>
-          <w:b/>
-          <w:bCs/>
-        </w:rPr>
-        <w:t>s</w:t>
-      </w:r>
-      <w:r>
-        <w:rPr>
-          <w:b/>
-          <w:bCs/>
-        </w:rPr>
-        <w:t xml:space="preserve"> 3</w:t>
-      </w:r>
-      <w:r>
-        <w:rPr>
-          <w:b/>
-          <w:bCs/>
-        </w:rPr>
-        <w:t>E</w:t>
-      </w:r>
-      <w:r>
-        <w:rPr>
-          <w:b/>
-          <w:bCs/>
-        </w:rPr>
-        <w:t>–F</w:t>
-      </w:r>
-      <w:r>
-        <w:t>).</w:t>
-      </w:r>
-      <w:r>
-        <w:t xml:space="preserve"> Targeting</w:t>
-      </w:r>
-      <w:r>
-        <w:rPr>
-          <w:rFonts w:hint="eastAsia"/>
-        </w:rPr>
-        <w:t xml:space="preserve"> </w:t>
-      </w:r>
-      <w:r>
-        <w:t>top 10% of outbreaks</w:t>
-      </w:r>
-      <w:r>
-        <w:rPr>
-          <w:rFonts w:hint="eastAsia"/>
-        </w:rPr>
-        <w:t xml:space="preserve"> by outbreak size increased the median to </w:t>
-      </w:r>
-      <w:r>
-        <w:rPr>
-          <w:rFonts w:hint="eastAsia"/>
-          <w:lang w:val="en-US"/>
-        </w:rPr>
-        <w:t xml:space="preserve">691 case </w:t>
-      </w:r>
-      <w:r>
-        <w:rPr>
-          <w:lang w:val="en-US"/>
-        </w:rPr>
-        <w:t>compared</w:t>
-      </w:r>
-      <w:r>
-        <w:rPr>
-          <w:rFonts w:hint="eastAsia"/>
-          <w:lang w:val="en-US"/>
-        </w:rPr>
-        <w:t xml:space="preserve"> to </w:t>
-      </w:r>
-      <w:r>
-        <w:rPr>
-          <w:lang w:val="en-US"/>
-        </w:rPr>
-        <w:t>21.8</w:t>
-      </w:r>
-      <w:r>
-        <w:rPr>
-          <w:rFonts w:hint="eastAsia"/>
-          <w:lang w:val="en-US"/>
-        </w:rPr>
-        <w:t xml:space="preserve"> cases when randomly </w:t>
-      </w:r>
-      <w:r>
-        <w:rPr>
-          <w:lang w:val="en-US"/>
-        </w:rPr>
-        <w:t>targeted</w:t>
-      </w:r>
-      <w:r>
-        <w:rPr>
-          <w:rFonts w:hint="eastAsia"/>
-          <w:lang w:val="en-US"/>
-        </w:rPr>
-        <w:t xml:space="preserve"> with ORI i</w:t>
-      </w:r>
-      <w:r>
-        <w:rPr>
-          <w:rFonts w:hint="eastAsia"/>
-          <w:lang w:val="en-US"/>
-        </w:rPr>
-        <w:t xml:space="preserve">nitiated </w:t>
-      </w:r>
-      <w:r>
-        <w:rPr>
-          <w:rFonts w:hint="eastAsia"/>
-          <w:lang w:val="en-US"/>
-        </w:rPr>
-        <w:t>at week 9</w:t>
-      </w:r>
-      <w:r>
-        <w:rPr>
-          <w:rFonts w:hint="eastAsia"/>
-          <w:lang w:val="en-US"/>
-        </w:rPr>
-        <w:t xml:space="preserve">. This value increases to </w:t>
-      </w:r>
-      <w:r>
-        <w:rPr>
-          <w:lang w:val="en-US"/>
-        </w:rPr>
-        <w:t>1</w:t>
-      </w:r>
-      <w:r>
-        <w:rPr>
-          <w:rFonts w:hint="eastAsia"/>
-          <w:lang w:val="en-US"/>
-        </w:rPr>
-        <w:t>,</w:t>
-      </w:r>
-      <w:r>
-        <w:rPr>
-          <w:lang w:val="en-US"/>
-        </w:rPr>
-        <w:t>725</w:t>
-      </w:r>
-      <w:r>
-        <w:rPr>
-          <w:rFonts w:hint="eastAsia"/>
-          <w:lang w:val="en-US"/>
-        </w:rPr>
-        <w:t xml:space="preserve"> cases if ORI could b</w:t>
-      </w:r>
-      <w:r>
-        <w:rPr>
-          <w:rFonts w:hint="eastAsia"/>
-          <w:lang w:val="en-US"/>
-        </w:rPr>
-        <w:t xml:space="preserve">e initiated </w:t>
-      </w:r>
-      <w:r>
-        <w:rPr>
-          <w:rFonts w:hint="eastAsia"/>
-          <w:lang w:val="en-US"/>
-        </w:rPr>
-        <w:t xml:space="preserve">in the first week. </w:t>
-      </w:r>
-      <w:r>
-        <w:t xml:space="preserve">Prioritizing </w:t>
-      </w:r>
-      <w:r>
-        <w:rPr>
-          <w:rFonts w:hint="eastAsia"/>
-        </w:rPr>
-        <w:t xml:space="preserve">top 10 % of outbreak regarding </w:t>
-      </w:r>
-      <w:r>
-        <w:t>attack</w:t>
-      </w:r>
-      <w:r>
-        <w:rPr>
-          <w:rFonts w:hint="eastAsia"/>
-        </w:rPr>
-        <w:t xml:space="preserve"> </w:t>
-      </w:r>
-      <w:r>
-        <w:t xml:space="preserve">rate </w:t>
-      </w:r>
-      <w:r>
-        <w:rPr>
-          <w:rFonts w:hint="eastAsia"/>
-        </w:rPr>
-        <w:t xml:space="preserve">increased </w:t>
-      </w:r>
-      <w:r>
-        <w:rPr>
-          <w:rFonts w:hint="eastAsia"/>
-        </w:rPr>
-        <w:t xml:space="preserve">the vaccination efficiency </w:t>
-      </w:r>
-      <w:r>
-        <w:rPr>
-          <w:rFonts w:hint="eastAsia"/>
-        </w:rPr>
-        <w:t>approximately</w:t>
-      </w:r>
-      <w:r>
-        <w:rPr>
-          <w:rFonts w:hint="eastAsia"/>
-        </w:rPr>
-        <w:t xml:space="preserve"> to</w:t>
-      </w:r>
-      <w:r>
-        <w:rPr>
-          <w:rFonts w:hint="eastAsia"/>
-        </w:rPr>
-        <w:t xml:space="preserve"> </w:t>
-      </w:r>
-      <w:r>
-        <w:rPr>
-          <w:rFonts w:hint="eastAsia"/>
-        </w:rPr>
-        <w:t>2</w:t>
-      </w:r>
-      <w:r>
-        <w:rPr>
-          <w:rFonts w:hint="eastAsia"/>
-        </w:rPr>
-        <w:t>.</w:t>
-      </w:r>
-      <w:r>
-        <w:rPr>
-          <w:rFonts w:hint="eastAsia"/>
-        </w:rPr>
-        <w:t>5</w:t>
-      </w:r>
-      <w:r>
-        <w:rPr>
-          <w:rFonts w:hint="eastAsia"/>
-        </w:rPr>
-        <w:t xml:space="preserve"> </w:t>
-      </w:r>
-      <w:r>
-        <w:rPr>
-          <w:rFonts w:hint="eastAsia"/>
-        </w:rPr>
-        <w:t xml:space="preserve">(or 0.07 DALYs) </w:t>
-      </w:r>
-      <w:r>
-        <w:rPr>
-          <w:rFonts w:hint="eastAsia"/>
-        </w:rPr>
-        <w:t>and 9.6</w:t>
-      </w:r>
-      <w:r>
-        <w:t xml:space="preserve"> </w:t>
-      </w:r>
-      <w:r>
-        <w:rPr>
-          <w:rFonts w:hint="eastAsia"/>
-        </w:rPr>
-        <w:t>cases</w:t>
-      </w:r>
-      <w:r>
-        <w:rPr>
-          <w:rFonts w:hint="eastAsia"/>
-        </w:rPr>
-        <w:t xml:space="preserve"> (1.3 DALYs)</w:t>
-      </w:r>
-      <w:r>
-        <w:rPr>
-          <w:rFonts w:hint="eastAsia"/>
-        </w:rPr>
-        <w:t xml:space="preserve"> </w:t>
-      </w:r>
-      <w:r>
-        <w:t xml:space="preserve">averted per 1,000 doses </w:t>
-      </w:r>
-      <w:r>
-        <w:rPr>
-          <w:rFonts w:hint="eastAsia"/>
-        </w:rPr>
-        <w:t xml:space="preserve">with ORIs initiated </w:t>
-      </w:r>
-      <w:r>
-        <w:rPr>
-          <w:rFonts w:hint="eastAsia"/>
-        </w:rPr>
-        <w:t>in</w:t>
-      </w:r>
-      <w:r>
-        <w:rPr>
-          <w:rFonts w:hint="eastAsia"/>
-        </w:rPr>
-        <w:t xml:space="preserve"> week 9 and 1, respectively</w:t>
-      </w:r>
-      <w:r>
-        <w:t>.</w:t>
-      </w:r>
-      <w:r>
-        <w:rPr>
-          <w:rFonts w:hint="eastAsia"/>
-        </w:rPr>
-        <w:t xml:space="preserve"> </w:t>
-      </w:r>
-      <w:r>
-        <w:rPr>
-          <w:rFonts w:hint="eastAsia"/>
-        </w:rPr>
-        <w:t xml:space="preserve"> Prioritizing </w:t>
-      </w:r>
-      <w:r>
-        <w:t>by size or duration also improved efficiency, although gains were smaller than targeting by attack rate (</w:t>
-      </w:r>
-      <w:r>
-        <w:rPr>
-          <w:b/>
-          <w:bCs/>
-        </w:rPr>
-        <w:t xml:space="preserve">Figure </w:t>
-      </w:r>
-      <w:r>
-        <w:rPr>
-          <w:rFonts w:hint="eastAsia"/>
-          <w:b/>
-          <w:bCs/>
-        </w:rPr>
-        <w:t>S3</w:t>
-      </w:r>
-      <w:r>
-        <w:t xml:space="preserve">). In contrast, the percent cases averted (which is not normalized by doses) was most sensitive to </w:t>
-      </w:r>
-      <w:r>
-        <w:rPr>
-          <w:rFonts w:hint="eastAsia"/>
-        </w:rPr>
-        <w:t xml:space="preserve">prioritizing </w:t>
-      </w:r>
-      <w:r>
-        <w:t xml:space="preserve">by duration. When ORIs were </w:t>
-      </w:r>
-      <w:r>
-        <w:rPr>
-          <w:rFonts w:hint="eastAsia"/>
-        </w:rPr>
-        <w:t xml:space="preserve">initiated </w:t>
-      </w:r>
-      <w:r>
-        <w:t>in week 1, the median percent</w:t>
-      </w:r>
-      <w:r>
-        <w:rPr>
-          <w:rFonts w:hint="eastAsia"/>
-        </w:rPr>
-        <w:t xml:space="preserve"> </w:t>
-      </w:r>
-      <w:r>
-        <w:lastRenderedPageBreak/>
-        <w:t xml:space="preserve">cases averted </w:t>
-      </w:r>
-      <w:r>
-        <w:rPr>
-          <w:rFonts w:hint="eastAsia"/>
-        </w:rPr>
-        <w:t>were approximately</w:t>
-      </w:r>
-      <w:r>
-        <w:t xml:space="preserve"> 83</w:t>
-      </w:r>
-      <w:r>
-        <w:rPr>
-          <w:rFonts w:hint="eastAsia"/>
-        </w:rPr>
-        <w:t>.8</w:t>
-      </w:r>
-      <w:r>
-        <w:t>%, 82%, and 80</w:t>
-      </w:r>
-      <w:r>
-        <w:rPr>
-          <w:rFonts w:hint="eastAsia"/>
-        </w:rPr>
-        <w:t>.1</w:t>
-      </w:r>
-      <w:r>
-        <w:t>% for outbreaks in the top decile of duration, size, and attack rate, respectively</w:t>
-      </w:r>
-      <w:r>
-        <w:rPr>
-          <w:rFonts w:hint="eastAsia"/>
-        </w:rPr>
-        <w:t xml:space="preserve">. These values fell to </w:t>
-      </w:r>
-      <w:r>
-        <w:t>55.2</w:t>
-      </w:r>
-      <w:r>
-        <w:rPr>
-          <w:rFonts w:hint="eastAsia"/>
-        </w:rPr>
-        <w:t>%,</w:t>
-      </w:r>
-      <w:r>
-        <w:t xml:space="preserve"> 2</w:t>
-      </w:r>
-      <w:r>
-        <w:rPr>
-          <w:rFonts w:hint="eastAsia"/>
-        </w:rPr>
-        <w:t>7</w:t>
-      </w:r>
-      <w:r>
-        <w:t>.2</w:t>
-      </w:r>
-      <w:r>
-        <w:rPr>
-          <w:rFonts w:hint="eastAsia"/>
-        </w:rPr>
-        <w:t>%,</w:t>
-      </w:r>
-      <w:r>
-        <w:t xml:space="preserve"> </w:t>
-      </w:r>
-      <w:r>
-        <w:rPr>
-          <w:rFonts w:hint="eastAsia"/>
-        </w:rPr>
-        <w:t xml:space="preserve">and </w:t>
-      </w:r>
-      <w:r>
-        <w:rPr>
-          <w:lang w:val="en-US"/>
-        </w:rPr>
-        <w:t>1</w:t>
-      </w:r>
-      <w:r>
-        <w:rPr>
-          <w:rFonts w:hint="eastAsia"/>
-          <w:lang w:val="en-US"/>
-        </w:rPr>
-        <w:t>8</w:t>
-      </w:r>
-      <w:r>
-        <w:rPr>
-          <w:lang w:val="en-US"/>
-        </w:rPr>
-        <w:t>.</w:t>
-      </w:r>
-      <w:r>
-        <w:rPr>
-          <w:rFonts w:hint="eastAsia"/>
-          <w:lang w:val="en-US"/>
-        </w:rPr>
-        <w:t>3</w:t>
-      </w:r>
-      <w:r>
-        <w:rPr>
-          <w:rFonts w:hint="eastAsia"/>
-          <w:lang w:val="en-US"/>
-        </w:rPr>
-        <w:t>%, respectively, by week 9</w:t>
-      </w:r>
-      <w:r>
-        <w:t>.</w:t>
       </w:r>
     </w:p>
     <w:p/>
     <w:p>
-      <w:r>
-        <w:rPr>
+      <w:pPr>
+        <w:rPr>
+          <w:lang w:val="en-US"/>
+        </w:rPr>
+      </w:pPr>
+      <w:r>
+        <w:rPr>
+          <w:rFonts w:hint="eastAsia"/>
+        </w:rPr>
+        <w:t>An e</w:t>
+      </w:r>
+      <w:r>
+        <w:rPr>
+          <w:rFonts w:hint="eastAsia"/>
+        </w:rPr>
+        <w:t>xponential decay</w:t>
+      </w:r>
+      <w:r>
+        <w:rPr>
+          <w:rFonts w:hint="eastAsia"/>
+        </w:rPr>
+        <w:t xml:space="preserve"> model</w:t>
+      </w:r>
+      <w:r>
+        <w:rPr>
+          <w:rFonts w:hint="eastAsia"/>
+        </w:rPr>
+        <w:t xml:space="preserve"> </w:t>
+      </w:r>
+      <w:r>
+        <w:rPr>
+          <w:rFonts w:hint="eastAsia"/>
+        </w:rPr>
+        <w:t xml:space="preserve">captured </w:t>
+      </w:r>
+      <w:r>
+        <w:rPr>
+          <w:rFonts w:hint="eastAsia"/>
+        </w:rPr>
+        <w:t>th</w:t>
+      </w:r>
+      <w:r>
+        <w:rPr>
+          <w:rFonts w:hint="eastAsia"/>
+        </w:rPr>
+        <w:t>is</w:t>
+      </w:r>
+      <w:r>
+        <w:rPr>
+          <w:rFonts w:hint="eastAsia"/>
+        </w:rPr>
+        <w:t xml:space="preserve"> dec</w:t>
+      </w:r>
+      <w:r>
+        <w:rPr>
+          <w:rFonts w:hint="eastAsia"/>
+        </w:rPr>
+        <w:t xml:space="preserve">line </w:t>
+      </w:r>
+      <w:r>
+        <w:rPr>
+          <w:rFonts w:hint="eastAsia"/>
+        </w:rPr>
+        <w:t>(</w:t>
+      </w:r>
+      <w:r>
+        <w:rPr>
+          <w:rFonts w:hint="eastAsia"/>
+          <w:i/>
+          <w:iCs/>
+        </w:rPr>
+        <w:t>R</w:t>
+      </w:r>
+      <w:r>
+        <w:rPr>
+          <w:rFonts w:hint="eastAsia"/>
+          <w:vertAlign w:val="superscript"/>
+        </w:rPr>
+        <w:t>2</w:t>
+      </w:r>
+      <w:r>
+        <w:rPr>
+          <w:rFonts w:hint="eastAsia"/>
+        </w:rPr>
+        <w:t>=</w:t>
+      </w:r>
+      <w:r>
+        <w:t xml:space="preserve"> 0.94 [IQR: 0.88 - 0.9</w:t>
+      </w:r>
+      <w:r>
+        <w:rPr>
+          <w:rFonts w:hint="eastAsia"/>
+        </w:rPr>
+        <w:t>8</w:t>
+      </w:r>
+      <w:r>
+        <w:t>]</w:t>
+      </w:r>
+      <w:r>
+        <w:rPr>
+          <w:rFonts w:hint="eastAsia"/>
+        </w:rPr>
+        <w:t>)</w:t>
+      </w:r>
+      <w:r>
+        <w:rPr>
+          <w:rFonts w:hint="eastAsia"/>
+        </w:rPr>
+        <w:t xml:space="preserve"> (</w:t>
+      </w:r>
+      <w:r>
+        <w:rPr>
+          <w:rFonts w:hint="eastAsia"/>
           <w:b/>
           <w:bCs/>
         </w:rPr>
-        <w:t>Table 3</w:t>
-      </w:r>
-      <w:r>
-        <w:t xml:space="preserve"> summarizes </w:t>
-      </w:r>
-      <w:r>
-        <w:t>the</w:t>
-      </w:r>
-      <w:r>
-        <w:rPr>
-          <w:rFonts w:hint="eastAsia"/>
-        </w:rPr>
-        <w:t xml:space="preserve"> impact of</w:t>
-      </w:r>
-      <w:r>
-        <w:t xml:space="preserve"> </w:t>
-      </w:r>
-      <w:r>
-        <w:rPr>
-          <w:rFonts w:hint="eastAsia"/>
-        </w:rPr>
-        <w:t>ORI</w:t>
-      </w:r>
-      <w:r>
-        <w:t xml:space="preserve"> </w:t>
-      </w:r>
-      <w:r>
-        <w:rPr>
-          <w:rFonts w:hint="eastAsia"/>
-        </w:rPr>
-        <w:t>under</w:t>
-      </w:r>
-      <w:r>
-        <w:t xml:space="preserve"> </w:t>
-      </w:r>
-      <w:r>
-        <w:rPr>
-          <w:rFonts w:hint="eastAsia"/>
-        </w:rPr>
-        <w:t xml:space="preserve">the </w:t>
-      </w:r>
-      <w:r>
-        <w:rPr>
-          <w:rFonts w:hint="eastAsia"/>
-        </w:rPr>
-        <w:t>outbreak onset-</w:t>
-      </w:r>
-      <w:r>
-        <w:t>trigger</w:t>
-      </w:r>
-      <w:r>
-        <w:rPr>
-          <w:rFonts w:hint="eastAsia"/>
-        </w:rPr>
-        <w:t>ed</w:t>
-      </w:r>
-      <w:r>
-        <w:t xml:space="preserve"> </w:t>
-      </w:r>
-      <w:r>
-        <w:rPr>
-          <w:rFonts w:hint="eastAsia"/>
-        </w:rPr>
-        <w:t>scenario</w:t>
-      </w:r>
-      <w:r>
-        <w:t xml:space="preserve"> </w:t>
-      </w:r>
-      <w:r>
-        <w:rPr>
-          <w:rFonts w:hint="eastAsia"/>
-        </w:rPr>
-        <w:t>with</w:t>
-      </w:r>
-      <w:r>
-        <w:t xml:space="preserve"> 75% vaccine </w:t>
-      </w:r>
-      <w:r>
-        <w:t>coverage</w:t>
-      </w:r>
-      <w:r>
+        <w:t>Figure 3B</w:t>
+      </w:r>
+      <w:r>
+        <w:rPr>
+          <w:rFonts w:hint="eastAsia"/>
+        </w:rPr>
+        <w:t>)</w:t>
+      </w:r>
+      <w:r>
+        <w:rPr>
+          <w:rFonts w:hint="eastAsia"/>
+        </w:rPr>
+        <w:t xml:space="preserve">. </w:t>
+      </w:r>
+      <w:r>
+        <w:rPr>
+          <w:rFonts w:hint="eastAsia"/>
+        </w:rPr>
+        <w:t>Among o</w:t>
+      </w:r>
+      <w:r>
+        <w:rPr>
+          <w:rFonts w:hint="eastAsia"/>
+        </w:rPr>
+        <w:t xml:space="preserve">utbreaks </w:t>
+      </w:r>
+      <w:r>
+        <w:rPr>
+          <w:rFonts w:hint="eastAsia"/>
+        </w:rPr>
+        <w:t>lasting &gt;</w:t>
+      </w:r>
+      <w:r>
+        <w:rPr>
+          <w:rFonts w:hint="eastAsia"/>
+        </w:rPr>
+        <w:t>9 weeks</w:t>
+      </w:r>
+      <w:r>
+        <w:rPr>
+          <w:rFonts w:hint="eastAsia"/>
+        </w:rPr>
+        <w:t xml:space="preserve">, the </w:t>
+      </w:r>
+      <w:r>
+        <w:rPr>
+          <w:rFonts w:hint="eastAsia"/>
+        </w:rPr>
+        <w:t xml:space="preserve">instantaneous reduction rate </w:t>
+      </w:r>
+      <w:r>
+        <w:rPr>
+          <w:rFonts w:hint="eastAsia"/>
+        </w:rPr>
+        <w:t>was</w:t>
+      </w:r>
+      <w:r>
+        <w:rPr>
+          <w:rFonts w:hint="eastAsia"/>
+        </w:rPr>
+        <w:t xml:space="preserve"> </w:t>
+      </w:r>
+      <w:r>
+        <w:rPr>
+          <w:lang w:val="en-US"/>
+        </w:rPr>
+        <w:t xml:space="preserve">0.166 </w:t>
+      </w:r>
+      <w:r>
+        <w:rPr>
+          <w:rFonts w:hint="eastAsia"/>
+          <w:lang w:val="en-US"/>
+        </w:rPr>
+        <w:t xml:space="preserve">per </w:t>
+      </w:r>
+      <w:r>
+        <w:rPr>
+          <w:lang w:val="en-US"/>
+        </w:rPr>
+        <w:t>week</w:t>
+      </w:r>
+      <w:r>
+        <w:rPr>
+          <w:rFonts w:hint="eastAsia"/>
+          <w:lang w:val="en-US"/>
+        </w:rPr>
+        <w:t xml:space="preserve"> </w:t>
+      </w:r>
+      <w:r>
+        <w:rPr>
+          <w:lang w:val="en-US"/>
+        </w:rPr>
+        <w:t>[IQR: 0.079 - 0.293]</w:t>
+      </w:r>
+      <w:r>
+        <w:rPr>
+          <w:rFonts w:hint="eastAsia"/>
+          <w:lang w:val="en-US"/>
+        </w:rPr>
+        <w:t xml:space="preserve">, </w:t>
+      </w:r>
+      <w:r>
+        <w:rPr>
+          <w:rFonts w:hint="eastAsia"/>
+          <w:lang w:val="en-US"/>
+        </w:rPr>
+        <w:t xml:space="preserve">implying </w:t>
+      </w:r>
+      <w:r>
+        <w:rPr>
+          <w:rFonts w:hint="eastAsia"/>
+          <w:lang w:val="en-US"/>
+        </w:rPr>
+        <w:t xml:space="preserve">a </w:t>
+      </w:r>
+      <w:r>
+        <w:rPr>
+          <w:rFonts w:hint="eastAsia"/>
+          <w:lang w:val="en-US"/>
+        </w:rPr>
+        <w:t>weekly</w:t>
+      </w:r>
+      <w:r>
+        <w:rPr>
+          <w:rFonts w:hint="eastAsia"/>
+          <w:lang w:val="en-US"/>
+        </w:rPr>
+        <w:t xml:space="preserve"> decline of </w:t>
+      </w:r>
+      <w:r>
+        <w:rPr>
+          <w:lang w:val="en-US"/>
+        </w:rPr>
+        <w:t>15.3</w:t>
+      </w:r>
+      <w:r>
+        <w:rPr>
+          <w:rFonts w:hint="eastAsia"/>
+          <w:lang w:val="en-US"/>
+        </w:rPr>
+        <w:t>%</w:t>
+      </w:r>
+      <w:r>
+        <w:rPr>
+          <w:lang w:val="en-US"/>
+        </w:rPr>
+        <w:t xml:space="preserve"> [IQR: 7.6 - 25.4]</w:t>
+      </w:r>
+      <w:r>
+        <w:rPr>
+          <w:rFonts w:hint="eastAsia"/>
+          <w:lang w:val="en-US"/>
+        </w:rPr>
+        <w:t xml:space="preserve"> </w:t>
+      </w:r>
+      <w:r>
+        <w:rPr>
+          <w:rFonts w:hint="eastAsia"/>
+          <w:lang w:val="en-US"/>
+        </w:rPr>
+        <w:t>and a halving time of</w:t>
+      </w:r>
+      <w:r>
+        <w:rPr>
+          <w:rFonts w:hint="eastAsia"/>
+          <w:lang w:val="en-US"/>
+        </w:rPr>
+        <w:t xml:space="preserve"> </w:t>
+      </w:r>
+      <w:r>
+        <w:rPr>
+          <w:lang w:val="en-US"/>
+        </w:rPr>
+        <w:t>4.2</w:t>
+      </w:r>
+      <w:r>
+        <w:rPr>
+          <w:rFonts w:hint="eastAsia"/>
+          <w:lang w:val="en-US"/>
+        </w:rPr>
+        <w:t xml:space="preserve"> weeks</w:t>
+      </w:r>
+      <w:r>
+        <w:rPr>
+          <w:lang w:val="en-US"/>
+        </w:rPr>
+        <w:t xml:space="preserve"> [IQR: 2.4 - 8.8]</w:t>
+      </w:r>
+      <w:r>
+        <w:rPr>
+          <w:rFonts w:hint="eastAsia"/>
+          <w:lang w:val="en-US"/>
+        </w:rPr>
+        <w:t>.</w:t>
+      </w:r>
+      <w:r>
+        <w:rPr>
+          <w:rFonts w:hint="eastAsia"/>
+          <w:lang w:val="en-US"/>
+        </w:rPr>
+        <w:t xml:space="preserve"> </w:t>
+      </w:r>
+      <w:r>
+        <w:rPr>
+          <w:rFonts w:hint="eastAsia"/>
+          <w:lang w:val="en-US"/>
+        </w:rPr>
+        <w:t>The d</w:t>
+      </w:r>
+      <w:r>
+        <w:rPr>
+          <w:lang w:val="en-US"/>
+        </w:rPr>
+        <w:t>ecay was faster in shorter outbreaks (</w:t>
+      </w:r>
+      <w:r>
+        <w:rPr>
+          <w:rFonts w:hint="eastAsia"/>
+          <w:lang w:val="en-US"/>
+        </w:rPr>
+        <w:t xml:space="preserve">weekly decline of </w:t>
+      </w:r>
+      <w:r>
+        <w:rPr>
+          <w:lang w:val="en-US"/>
+        </w:rPr>
+        <w:t>17.5</w:t>
+      </w:r>
+      <w:r>
+        <w:rPr>
+          <w:rFonts w:hint="eastAsia"/>
+          <w:lang w:val="en-US"/>
+        </w:rPr>
+        <w:t xml:space="preserve">% </w:t>
+      </w:r>
+      <w:r>
+        <w:rPr>
+          <w:rFonts w:hint="eastAsia"/>
+          <w:lang w:val="en-US"/>
+        </w:rPr>
+        <w:t>for outbreak</w:t>
+      </w:r>
+      <w:r>
+        <w:rPr>
+          <w:rFonts w:hint="eastAsia"/>
+        </w:rPr>
+        <w:t>s lasting &gt;5 weeks</w:t>
+      </w:r>
+      <w:r>
+        <w:rPr>
+          <w:rFonts w:hint="eastAsia"/>
+          <w:lang w:val="en-US"/>
+        </w:rPr>
+        <w:t>)</w:t>
+      </w:r>
+      <w:r>
+        <w:rPr>
+          <w:lang w:val="en-US"/>
+        </w:rPr>
+        <w:t>.</w:t>
+      </w:r>
+      <w:r>
+        <w:rPr>
+          <w:rFonts w:hint="eastAsia"/>
+          <w:lang w:val="en-US"/>
+        </w:rPr>
+        <w:t xml:space="preserve"> </w:t>
+      </w:r>
+      <w:r>
+        <w:rPr>
+          <w:lang w:val="en-US"/>
+        </w:rPr>
+        <w:t>Delay also cause</w:t>
+      </w:r>
+      <w:r>
+        <w:rPr>
+          <w:rFonts w:hint="eastAsia"/>
+          <w:lang w:val="en-US"/>
+        </w:rPr>
+        <w:t>d</w:t>
+      </w:r>
+      <w:r>
+        <w:rPr>
+          <w:lang w:val="en-US"/>
+        </w:rPr>
+        <w:t xml:space="preserve"> some outbreaks to </w:t>
+      </w:r>
+      <w:r>
+        <w:rPr>
+          <w:rFonts w:hint="eastAsia"/>
+          <w:lang w:val="en-US"/>
+        </w:rPr>
+        <w:t>end</w:t>
+      </w:r>
+      <w:r>
+        <w:rPr>
+          <w:lang w:val="en-US"/>
+        </w:rPr>
+        <w:t xml:space="preserve"> because vaccination </w:t>
+      </w:r>
+      <w:r>
+        <w:rPr>
+          <w:rFonts w:hint="eastAsia"/>
+          <w:lang w:val="en-US"/>
+        </w:rPr>
+        <w:t>began</w:t>
+      </w:r>
+      <w:r>
+        <w:rPr>
+          <w:lang w:val="en-US"/>
+        </w:rPr>
         <w:t xml:space="preserve"> (</w:t>
-      </w:r>
-      <w:r>
-        <w:t xml:space="preserve">results for other coverage levels and delays are provided </w:t>
       </w:r>
       <w:r>
         <w:rPr>
           <w:b/>
           <w:bCs/>
-        </w:rPr>
-        <w:t>Table S1</w:t>
-      </w:r>
-      <w:r>
-        <w:t>)</w:t>
+          <w:lang w:val="en-US"/>
+        </w:rPr>
+        <w:t>Figure 3C</w:t>
+      </w:r>
+      <w:r>
+        <w:rPr>
+          <w:lang w:val="en-US"/>
+        </w:rPr>
+        <w:t>). From week 5 onward, an additional 5.</w:t>
+      </w:r>
+      <w:r>
+        <w:rPr>
+          <w:rFonts w:hint="eastAsia"/>
+          <w:lang w:val="en-US"/>
+        </w:rPr>
+        <w:t>4</w:t>
+      </w:r>
+      <w:r>
+        <w:rPr>
+          <w:lang w:val="en-US"/>
+        </w:rPr>
+        <w:t>% of outbreaks were missed per week of delay</w:t>
+      </w:r>
+      <w:r>
+        <w:rPr>
+          <w:rFonts w:hint="eastAsia"/>
+          <w:lang w:val="en-US"/>
+        </w:rPr>
+        <w:t xml:space="preserve">, reaching around </w:t>
+      </w:r>
+      <w:r>
+        <w:rPr>
+          <w:lang w:val="en-US"/>
+        </w:rPr>
+        <w:t>2</w:t>
+      </w:r>
+      <w:r>
+        <w:rPr>
+          <w:rFonts w:hint="eastAsia"/>
+          <w:lang w:val="en-US"/>
+        </w:rPr>
+        <w:t>5</w:t>
+      </w:r>
+      <w:r>
+        <w:rPr>
+          <w:lang w:val="en-US"/>
+        </w:rPr>
+        <w:t>.</w:t>
+      </w:r>
+      <w:r>
+        <w:rPr>
+          <w:rFonts w:hint="eastAsia"/>
+          <w:lang w:val="en-US"/>
+        </w:rPr>
+        <w:t>9</w:t>
+      </w:r>
+      <w:r>
+        <w:rPr>
+          <w:lang w:val="en-US"/>
+        </w:rPr>
+        <w:t xml:space="preserve">% </w:t>
+      </w:r>
+      <w:r>
+        <w:rPr>
+          <w:rFonts w:hint="eastAsia"/>
+          <w:lang w:val="en-US"/>
+        </w:rPr>
+        <w:t>by week 9</w:t>
+      </w:r>
+      <w:r>
+        <w:rPr>
+          <w:lang w:val="en-US"/>
+        </w:rPr>
+        <w:t>.</w:t>
+      </w:r>
+      <w:r>
+        <w:rPr>
+          <w:lang w:val="en-US"/>
+        </w:rPr>
+        <w:t xml:space="preserve"> </w:t>
+      </w:r>
+      <w:r>
+        <w:rPr>
+          <w:rFonts w:hint="eastAsia"/>
+          <w:lang w:val="en-US"/>
+        </w:rPr>
+        <w:t xml:space="preserve"> </w:t>
+      </w:r>
+    </w:p>
+    <w:p>
+      <w:pPr>
+        <w:rPr>
+          <w:lang w:val="en-US"/>
+        </w:rPr>
+      </w:pPr>
+    </w:p>
+    <w:p>
+      <w:r>
+        <w:rPr>
+          <w:rFonts w:hint="eastAsia"/>
+        </w:rPr>
+        <w:t xml:space="preserve">Impact of </w:t>
+      </w:r>
+      <w:r>
+        <w:rPr>
+          <w:rFonts w:hint="eastAsia"/>
+        </w:rPr>
+        <w:t>ORI</w:t>
+      </w:r>
+      <w:r>
+        <w:rPr>
+          <w:rFonts w:hint="eastAsia"/>
+        </w:rPr>
+        <w:t xml:space="preserve"> vari</w:t>
+      </w:r>
+      <w:r>
+        <w:t>ed</w:t>
+      </w:r>
+      <w:r>
+        <w:rPr>
+          <w:rFonts w:hint="eastAsia"/>
+        </w:rPr>
+        <w:t xml:space="preserve"> by epidemiological characteristics of outbreaks</w:t>
+      </w:r>
+      <w:r>
+        <w:rPr>
+          <w:rFonts w:hint="eastAsia"/>
+        </w:rPr>
+        <w:t>,</w:t>
+      </w:r>
+      <w:r>
+        <w:t xml:space="preserve"> and different metrics </w:t>
+      </w:r>
+      <w:r>
+        <w:rPr>
+          <w:rFonts w:hint="eastAsia"/>
+        </w:rPr>
+        <w:t>responded to prioritization in distinct ways</w:t>
       </w:r>
       <w:r>
         <w:t xml:space="preserve">. </w:t>
       </w:r>
       <w:r>
-        <w:t xml:space="preserve">Consistent with the pattern of cases averted shown in </w:t>
-      </w:r>
-      <w:r>
-        <w:rPr>
-          <w:rFonts w:hint="eastAsia"/>
+        <w:t xml:space="preserve">Prioritizing larger outbreaks produced the </w:t>
+      </w:r>
+      <w:r>
+        <w:rPr>
+          <w:rFonts w:hint="eastAsia"/>
+        </w:rPr>
+        <w:t>greatest</w:t>
+      </w:r>
+      <w:r>
+        <w:t xml:space="preserve"> </w:t>
+      </w:r>
+      <w:r>
+        <w:rPr>
+          <w:rFonts w:hint="eastAsia"/>
+        </w:rPr>
+        <w:t>absolute case reduction</w:t>
+      </w:r>
+      <w:r>
+        <w:rPr>
+          <w:rFonts w:hint="eastAsia"/>
+        </w:rPr>
+        <w:t xml:space="preserve"> </w:t>
+      </w:r>
+      <w:r>
+        <w:t>(</w:t>
+      </w:r>
+      <w:r>
+        <w:rPr>
           <w:b/>
           <w:bCs/>
         </w:rPr>
-        <w:t>Figure 3</w:t>
-      </w:r>
-      <w:r>
-        <w:rPr>
-          <w:rFonts w:hint="eastAsia"/>
+        <w:t>Figure 3D; Figure S</w:t>
+      </w:r>
+      <w:r>
+        <w:rPr>
+          <w:rFonts w:hint="eastAsia"/>
+          <w:b/>
+          <w:bCs/>
+        </w:rPr>
+        <w:t>3</w:t>
+      </w:r>
+      <w:r>
+        <w:rPr>
+          <w:b/>
+          <w:bCs/>
+        </w:rPr>
+        <w:t xml:space="preserve"> </w:t>
+      </w:r>
+      <w:r>
+        <w:t xml:space="preserve">in the </w:t>
+      </w:r>
+      <w:r>
+        <w:t>Supplement</w:t>
+      </w:r>
+      <w:r>
+        <w:t>)</w:t>
+      </w:r>
+      <w:r>
+        <w:t xml:space="preserve"> whereas prioritizing high</w:t>
+      </w:r>
+      <w:r>
+        <w:rPr>
+          <w:rFonts w:hint="eastAsia"/>
+        </w:rPr>
+        <w:t>-</w:t>
+      </w:r>
+      <w:r>
+        <w:t>attack</w:t>
+      </w:r>
+      <w:r>
+        <w:rPr>
+          <w:rFonts w:hint="eastAsia"/>
+        </w:rPr>
+        <w:t>-</w:t>
+      </w:r>
+      <w:r>
+        <w:t xml:space="preserve">rate outbreaks </w:t>
+      </w:r>
+      <w:r>
+        <w:rPr>
+          <w:rFonts w:hint="eastAsia"/>
+        </w:rPr>
+        <w:t>maximized</w:t>
+      </w:r>
+      <w:r>
+        <w:t xml:space="preserve"> efficiency—measured as cases</w:t>
+      </w:r>
+      <w:r>
+        <w:t xml:space="preserve"> or DALYs</w:t>
+      </w:r>
+      <w:r>
+        <w:t xml:space="preserve"> averted per 1,000 OCV dose</w:t>
+      </w:r>
+      <w:r>
+        <w:t>s</w:t>
+      </w:r>
+      <w:r>
+        <w:rPr>
+          <w:rFonts w:hint="eastAsia"/>
+        </w:rPr>
+        <w:t xml:space="preserve"> </w:t>
+      </w:r>
+      <w:r>
+        <w:rPr>
+          <w:rFonts w:hint="eastAsia"/>
+        </w:rPr>
+        <w:t>(</w:t>
+      </w:r>
+      <w:r>
+        <w:rPr>
+          <w:rFonts w:hint="eastAsia"/>
+        </w:rPr>
+        <w:t xml:space="preserve">or </w:t>
+      </w:r>
+      <w:r>
+        <w:rPr>
+          <w:rFonts w:hint="eastAsia"/>
+        </w:rPr>
+        <w:t>vaccine recipients</w:t>
+      </w:r>
+      <w:r>
+        <w:rPr>
+          <w:rFonts w:hint="eastAsia"/>
+        </w:rPr>
+        <w:t>)</w:t>
+      </w:r>
+      <w:r>
+        <w:t xml:space="preserve"> </w:t>
+      </w:r>
+      <w:r>
+        <w:t>(</w:t>
+      </w:r>
+      <w:r>
+        <w:rPr>
+          <w:b/>
+          <w:bCs/>
+        </w:rPr>
+        <w:t>Figure</w:t>
+      </w:r>
+      <w:r>
+        <w:rPr>
+          <w:rFonts w:hint="eastAsia"/>
+          <w:b/>
+          <w:bCs/>
+        </w:rPr>
+        <w:t>s</w:t>
+      </w:r>
+      <w:r>
+        <w:rPr>
+          <w:b/>
+          <w:bCs/>
+        </w:rPr>
+        <w:t xml:space="preserve"> 3</w:t>
+      </w:r>
+      <w:r>
+        <w:rPr>
+          <w:b/>
+          <w:bCs/>
+        </w:rPr>
+        <w:t>E</w:t>
+      </w:r>
+      <w:r>
+        <w:rPr>
+          <w:b/>
+          <w:bCs/>
+        </w:rPr>
+        <w:t>–F</w:t>
+      </w:r>
+      <w:r>
+        <w:t>).</w:t>
+      </w:r>
+      <w:r>
+        <w:t xml:space="preserve"> </w:t>
+      </w:r>
+    </w:p>
+    <w:p/>
+    <w:p>
+      <w:r>
+        <w:t>Targeting</w:t>
+      </w:r>
+      <w:r>
+        <w:rPr>
+          <w:rFonts w:hint="eastAsia"/>
+        </w:rPr>
+        <w:t xml:space="preserve"> </w:t>
+      </w:r>
+      <w:r>
+        <w:t>top 10% of outbreaks</w:t>
+      </w:r>
+      <w:r>
+        <w:rPr>
+          <w:rFonts w:hint="eastAsia"/>
+        </w:rPr>
+        <w:t xml:space="preserve"> by size increased the median </w:t>
+      </w:r>
+      <w:r>
+        <w:rPr>
+          <w:rFonts w:hint="eastAsia"/>
+        </w:rPr>
+        <w:t xml:space="preserve">to </w:t>
+      </w:r>
+      <w:r>
+        <w:rPr>
+          <w:rFonts w:hint="eastAsia"/>
+          <w:lang w:val="en-US"/>
+        </w:rPr>
+        <w:t>6</w:t>
+      </w:r>
+      <w:r>
+        <w:rPr>
+          <w:rFonts w:hint="eastAsia"/>
+          <w:lang w:val="en-US"/>
+        </w:rPr>
+        <w:t>82</w:t>
+      </w:r>
+      <w:r>
+        <w:rPr>
+          <w:rFonts w:hint="eastAsia"/>
+          <w:lang w:val="en-US"/>
+        </w:rPr>
+        <w:t xml:space="preserve"> </w:t>
+      </w:r>
+      <w:proofErr w:type="gramStart"/>
+      <w:r>
+        <w:rPr>
+          <w:rFonts w:hint="eastAsia"/>
+          <w:lang w:val="en-US"/>
+        </w:rPr>
+        <w:t>case</w:t>
+      </w:r>
+      <w:proofErr w:type="gramEnd"/>
+      <w:r>
+        <w:rPr>
+          <w:rFonts w:hint="eastAsia"/>
+          <w:lang w:val="en-US"/>
+        </w:rPr>
+        <w:t xml:space="preserve"> </w:t>
+      </w:r>
+      <w:r>
+        <w:rPr>
+          <w:rFonts w:hint="eastAsia"/>
+          <w:lang w:val="en-US"/>
+        </w:rPr>
+        <w:t xml:space="preserve">(vs </w:t>
+      </w:r>
+      <w:r>
+        <w:rPr>
+          <w:rFonts w:hint="eastAsia"/>
+          <w:lang w:val="en-US"/>
+        </w:rPr>
+        <w:t>16</w:t>
+      </w:r>
+      <w:r>
+        <w:rPr>
+          <w:rFonts w:hint="eastAsia"/>
+          <w:lang w:val="en-US"/>
+        </w:rPr>
+        <w:t xml:space="preserve"> cases </w:t>
+      </w:r>
+      <w:r>
+        <w:rPr>
+          <w:rFonts w:hint="eastAsia"/>
+          <w:lang w:val="en-US"/>
+        </w:rPr>
+        <w:t>under random targeting) for ORIs</w:t>
+      </w:r>
+      <w:r>
+        <w:rPr>
+          <w:rFonts w:hint="eastAsia"/>
+          <w:lang w:val="en-US"/>
+        </w:rPr>
+        <w:t xml:space="preserve"> i</w:t>
+      </w:r>
+      <w:r>
+        <w:rPr>
+          <w:rFonts w:hint="eastAsia"/>
+          <w:lang w:val="en-US"/>
+        </w:rPr>
+        <w:t xml:space="preserve">nitiated </w:t>
+      </w:r>
+      <w:r>
+        <w:rPr>
+          <w:rFonts w:hint="eastAsia"/>
+          <w:lang w:val="en-US"/>
+        </w:rPr>
+        <w:t>in</w:t>
+      </w:r>
+      <w:r>
+        <w:rPr>
+          <w:rFonts w:hint="eastAsia"/>
+          <w:lang w:val="en-US"/>
+        </w:rPr>
+        <w:t xml:space="preserve"> week 9</w:t>
+      </w:r>
+      <w:r>
+        <w:rPr>
+          <w:rFonts w:hint="eastAsia"/>
+          <w:lang w:val="en-US"/>
+        </w:rPr>
+        <w:t xml:space="preserve">, and to </w:t>
+      </w:r>
+      <w:r>
+        <w:rPr>
+          <w:lang w:val="en-US"/>
+        </w:rPr>
+        <w:t>1</w:t>
+      </w:r>
+      <w:r>
+        <w:rPr>
+          <w:rFonts w:hint="eastAsia"/>
+          <w:lang w:val="en-US"/>
         </w:rPr>
         <w:t>,</w:t>
       </w:r>
       <w:r>
-        <w:t xml:space="preserve"> the impact of ORI diminished across other health and economic metrics, including DALYs averted, and efficiency measured as </w:t>
-      </w:r>
-      <w:r>
-        <w:rPr>
-          <w:rFonts w:hint="eastAsia"/>
-        </w:rPr>
-        <w:t>cases and DALYs</w:t>
-      </w:r>
-      <w:r>
-        <w:t xml:space="preserve"> averted per 1,000 OCV doses, while the cost per case, </w:t>
-      </w:r>
-      <w:r>
-        <w:rPr>
-          <w:rFonts w:hint="eastAsia"/>
-        </w:rPr>
-        <w:t>or</w:t>
-      </w:r>
-      <w:r>
-        <w:t xml:space="preserve"> DALY averted increased with longer delays.</w:t>
+        <w:rPr>
+          <w:lang w:val="en-US"/>
+        </w:rPr>
+        <w:t>725</w:t>
+      </w:r>
+      <w:r>
+        <w:rPr>
+          <w:rFonts w:hint="eastAsia"/>
+          <w:lang w:val="en-US"/>
+        </w:rPr>
+        <w:t xml:space="preserve"> cases if </w:t>
+      </w:r>
+      <w:r>
+        <w:rPr>
+          <w:rFonts w:hint="eastAsia"/>
+          <w:lang w:val="en-US"/>
+        </w:rPr>
+        <w:t xml:space="preserve">initiated </w:t>
+      </w:r>
+      <w:r>
+        <w:rPr>
+          <w:rFonts w:hint="eastAsia"/>
+          <w:lang w:val="en-US"/>
+        </w:rPr>
+        <w:t xml:space="preserve">in </w:t>
+      </w:r>
+      <w:r>
+        <w:rPr>
+          <w:rFonts w:hint="eastAsia"/>
+          <w:lang w:val="en-US"/>
+        </w:rPr>
+        <w:t>week 1</w:t>
+      </w:r>
+      <w:r>
+        <w:rPr>
+          <w:rFonts w:hint="eastAsia"/>
+          <w:lang w:val="en-US"/>
+        </w:rPr>
+        <w:t xml:space="preserve">. </w:t>
+      </w:r>
+      <w:r>
+        <w:t xml:space="preserve">Prioritizing </w:t>
+      </w:r>
+      <w:r>
+        <w:rPr>
+          <w:rFonts w:hint="eastAsia"/>
+        </w:rPr>
+        <w:t xml:space="preserve">the </w:t>
+      </w:r>
+      <w:r>
+        <w:rPr>
+          <w:rFonts w:hint="eastAsia"/>
+        </w:rPr>
+        <w:t xml:space="preserve">top 10 % </w:t>
+      </w:r>
+      <w:r>
+        <w:rPr>
+          <w:rFonts w:hint="eastAsia"/>
+        </w:rPr>
+        <w:t>by</w:t>
+      </w:r>
+      <w:r>
+        <w:rPr>
+          <w:rFonts w:hint="eastAsia"/>
+        </w:rPr>
+        <w:t xml:space="preserve"> </w:t>
+      </w:r>
+      <w:r>
+        <w:t>attack</w:t>
+      </w:r>
+      <w:r>
+        <w:rPr>
+          <w:rFonts w:hint="eastAsia"/>
+        </w:rPr>
+        <w:t xml:space="preserve"> </w:t>
+      </w:r>
+      <w:r>
+        <w:t xml:space="preserve">rate </w:t>
+      </w:r>
+      <w:r>
+        <w:rPr>
+          <w:rFonts w:hint="eastAsia"/>
+        </w:rPr>
+        <w:t xml:space="preserve">increased </w:t>
+      </w:r>
+      <w:r>
+        <w:rPr>
+          <w:rFonts w:hint="eastAsia"/>
+        </w:rPr>
+        <w:t xml:space="preserve">the </w:t>
+      </w:r>
+      <w:r>
+        <w:rPr>
+          <w:rFonts w:hint="eastAsia"/>
+        </w:rPr>
+        <w:t>ORI</w:t>
+      </w:r>
+      <w:r>
+        <w:rPr>
+          <w:rFonts w:hint="eastAsia"/>
+        </w:rPr>
+        <w:t xml:space="preserve"> efficiency </w:t>
+      </w:r>
+      <w:r>
+        <w:rPr>
+          <w:rFonts w:hint="eastAsia"/>
+        </w:rPr>
+        <w:t>approximately</w:t>
+      </w:r>
+      <w:r>
+        <w:rPr>
+          <w:rFonts w:hint="eastAsia"/>
+        </w:rPr>
+        <w:t xml:space="preserve"> to</w:t>
+      </w:r>
+      <w:r>
+        <w:rPr>
+          <w:rFonts w:hint="eastAsia"/>
+        </w:rPr>
+        <w:t xml:space="preserve"> </w:t>
+      </w:r>
+      <w:r>
+        <w:rPr>
+          <w:rFonts w:hint="eastAsia"/>
+        </w:rPr>
+        <w:t>2</w:t>
+      </w:r>
+      <w:r>
+        <w:rPr>
+          <w:rFonts w:hint="eastAsia"/>
+        </w:rPr>
+        <w:t>.</w:t>
+      </w:r>
+      <w:r>
+        <w:rPr>
+          <w:rFonts w:hint="eastAsia"/>
+        </w:rPr>
+        <w:t>39</w:t>
+      </w:r>
+      <w:r>
+        <w:rPr>
+          <w:rFonts w:hint="eastAsia"/>
+        </w:rPr>
+        <w:t xml:space="preserve"> </w:t>
+      </w:r>
+      <w:r>
+        <w:rPr>
+          <w:rFonts w:hint="eastAsia"/>
+        </w:rPr>
+        <w:t>(or 0.0</w:t>
+      </w:r>
+      <w:r>
+        <w:rPr>
+          <w:rFonts w:hint="eastAsia"/>
+        </w:rPr>
+        <w:t>6</w:t>
+      </w:r>
+      <w:r>
+        <w:rPr>
+          <w:rFonts w:hint="eastAsia"/>
+        </w:rPr>
+        <w:t xml:space="preserve"> DALYs) </w:t>
+      </w:r>
+      <w:r>
+        <w:rPr>
+          <w:rFonts w:hint="eastAsia"/>
+        </w:rPr>
+        <w:t>and 9.</w:t>
+      </w:r>
+      <w:r>
+        <w:rPr>
+          <w:rFonts w:hint="eastAsia"/>
+        </w:rPr>
+        <w:t>58</w:t>
+      </w:r>
+      <w:r>
+        <w:t xml:space="preserve"> </w:t>
+      </w:r>
+      <w:r>
+        <w:rPr>
+          <w:rFonts w:hint="eastAsia"/>
+        </w:rPr>
+        <w:t>cases</w:t>
+      </w:r>
+      <w:r>
+        <w:rPr>
+          <w:rFonts w:hint="eastAsia"/>
+        </w:rPr>
+        <w:t xml:space="preserve"> (1.</w:t>
+      </w:r>
+      <w:r>
+        <w:rPr>
+          <w:rFonts w:hint="eastAsia"/>
+        </w:rPr>
+        <w:t>28</w:t>
+      </w:r>
+      <w:r>
+        <w:rPr>
+          <w:rFonts w:hint="eastAsia"/>
+        </w:rPr>
+        <w:t xml:space="preserve"> DALYs)</w:t>
+      </w:r>
+      <w:r>
+        <w:rPr>
+          <w:rFonts w:hint="eastAsia"/>
+        </w:rPr>
+        <w:t xml:space="preserve"> </w:t>
+      </w:r>
+      <w:r>
+        <w:t xml:space="preserve">averted per 1,000 doses </w:t>
+      </w:r>
+      <w:r>
+        <w:rPr>
+          <w:rFonts w:hint="eastAsia"/>
+        </w:rPr>
+        <w:t>for</w:t>
+      </w:r>
+      <w:r>
+        <w:rPr>
+          <w:rFonts w:hint="eastAsia"/>
+        </w:rPr>
+        <w:t xml:space="preserve"> ORIs </w:t>
+      </w:r>
+      <w:r>
+        <w:rPr>
+          <w:rFonts w:hint="eastAsia"/>
+        </w:rPr>
+        <w:t>i</w:t>
+      </w:r>
+      <w:r>
+        <w:rPr>
+          <w:rFonts w:hint="eastAsia"/>
+        </w:rPr>
+        <w:t xml:space="preserve">nitiated </w:t>
+      </w:r>
+      <w:r>
+        <w:rPr>
+          <w:rFonts w:hint="eastAsia"/>
+        </w:rPr>
+        <w:t>in</w:t>
+      </w:r>
+      <w:r>
+        <w:rPr>
+          <w:rFonts w:hint="eastAsia"/>
+        </w:rPr>
+        <w:t xml:space="preserve"> week 9 and 1, respectively</w:t>
+      </w:r>
+      <w:r>
+        <w:t>.</w:t>
+      </w:r>
+      <w:r>
+        <w:rPr>
+          <w:rFonts w:hint="eastAsia"/>
+        </w:rPr>
+        <w:t xml:space="preserve"> </w:t>
+      </w:r>
+      <w:r>
+        <w:rPr>
+          <w:rFonts w:hint="eastAsia"/>
+        </w:rPr>
+        <w:t xml:space="preserve">Prioritizing </w:t>
+      </w:r>
+      <w:r>
+        <w:t>by size or duration also improved efficiency</w:t>
+      </w:r>
+      <w:r>
+        <w:rPr>
+          <w:rFonts w:hint="eastAsia"/>
+        </w:rPr>
+        <w:t xml:space="preserve"> but to a lesser extent</w:t>
+      </w:r>
+      <w:r>
+        <w:t xml:space="preserve"> (</w:t>
+      </w:r>
+      <w:r>
+        <w:rPr>
+          <w:b/>
+          <w:bCs/>
+        </w:rPr>
+        <w:t xml:space="preserve">Figure </w:t>
+      </w:r>
+      <w:r>
+        <w:rPr>
+          <w:rFonts w:hint="eastAsia"/>
+          <w:b/>
+          <w:bCs/>
+        </w:rPr>
+        <w:t>S3</w:t>
+      </w:r>
+      <w:r>
+        <w:rPr>
+          <w:rFonts w:hint="eastAsia"/>
+        </w:rPr>
+        <w:t xml:space="preserve"> in the Supplement</w:t>
+      </w:r>
+      <w:r>
+        <w:t xml:space="preserve">). In contrast, percent cases averted (not normalized by doses) was most sensitive to </w:t>
+      </w:r>
+      <w:r>
+        <w:rPr>
+          <w:rFonts w:hint="eastAsia"/>
+        </w:rPr>
+        <w:t xml:space="preserve">outbreak </w:t>
+      </w:r>
+      <w:r>
+        <w:t xml:space="preserve">duration. </w:t>
+      </w:r>
+      <w:r>
+        <w:rPr>
+          <w:rFonts w:hint="eastAsia"/>
+        </w:rPr>
+        <w:t>For</w:t>
+      </w:r>
+      <w:r>
+        <w:t xml:space="preserve"> ORIs </w:t>
+      </w:r>
+      <w:r>
+        <w:rPr>
+          <w:rFonts w:hint="eastAsia"/>
+        </w:rPr>
+        <w:t xml:space="preserve">initiated </w:t>
+      </w:r>
+      <w:r>
+        <w:t xml:space="preserve">in week 1, the median </w:t>
+      </w:r>
+      <w:proofErr w:type="gramStart"/>
+      <w:r>
+        <w:t>percent</w:t>
+      </w:r>
+      <w:proofErr w:type="gramEnd"/>
+      <w:r>
+        <w:rPr>
+          <w:rFonts w:hint="eastAsia"/>
+        </w:rPr>
+        <w:t xml:space="preserve"> </w:t>
+      </w:r>
+      <w:r>
+        <w:t xml:space="preserve">cases averted </w:t>
+      </w:r>
+      <w:r>
+        <w:rPr>
+          <w:rFonts w:hint="eastAsia"/>
+        </w:rPr>
+        <w:t xml:space="preserve">were </w:t>
+      </w:r>
+      <w:r>
+        <w:t>83</w:t>
+      </w:r>
+      <w:r>
+        <w:rPr>
+          <w:rFonts w:hint="eastAsia"/>
+        </w:rPr>
+        <w:t>.8</w:t>
+      </w:r>
+      <w:r>
+        <w:t>%, 82%, and 80</w:t>
+      </w:r>
+      <w:r>
+        <w:rPr>
+          <w:rFonts w:hint="eastAsia"/>
+        </w:rPr>
+        <w:t>.1</w:t>
+      </w:r>
+      <w:r>
+        <w:t>% for outbreaks in the top decile of duration, size, and attack rate, respectively</w:t>
+      </w:r>
+      <w:r>
+        <w:rPr>
+          <w:rFonts w:hint="eastAsia"/>
+        </w:rPr>
+        <w:t xml:space="preserve">, declining to </w:t>
+      </w:r>
+      <w:r>
+        <w:t>55.2</w:t>
+      </w:r>
+      <w:r>
+        <w:rPr>
+          <w:rFonts w:hint="eastAsia"/>
+        </w:rPr>
+        <w:t>%,</w:t>
+      </w:r>
+      <w:r>
+        <w:t xml:space="preserve"> 2</w:t>
+      </w:r>
+      <w:r>
+        <w:rPr>
+          <w:rFonts w:hint="eastAsia"/>
+        </w:rPr>
+        <w:t>6</w:t>
+      </w:r>
+      <w:r>
+        <w:t>.</w:t>
+      </w:r>
+      <w:r>
+        <w:rPr>
+          <w:rFonts w:hint="eastAsia"/>
+        </w:rPr>
+        <w:t>7</w:t>
+      </w:r>
+      <w:r>
+        <w:rPr>
+          <w:rFonts w:hint="eastAsia"/>
+        </w:rPr>
+        <w:t>%,</w:t>
+      </w:r>
+      <w:r>
+        <w:t xml:space="preserve"> </w:t>
+      </w:r>
+      <w:r>
+        <w:rPr>
+          <w:rFonts w:hint="eastAsia"/>
+        </w:rPr>
+        <w:t xml:space="preserve">and </w:t>
+      </w:r>
+      <w:r>
+        <w:rPr>
+          <w:lang w:val="en-US"/>
+        </w:rPr>
+        <w:t>1</w:t>
+      </w:r>
+      <w:r>
+        <w:rPr>
+          <w:rFonts w:hint="eastAsia"/>
+          <w:lang w:val="en-US"/>
+        </w:rPr>
+        <w:t>7</w:t>
+      </w:r>
+      <w:r>
+        <w:rPr>
+          <w:lang w:val="en-US"/>
+        </w:rPr>
+        <w:t>.</w:t>
+      </w:r>
+      <w:r>
+        <w:rPr>
+          <w:rFonts w:hint="eastAsia"/>
+          <w:lang w:val="en-US"/>
+        </w:rPr>
+        <w:t>1</w:t>
+      </w:r>
+      <w:r>
+        <w:rPr>
+          <w:rFonts w:hint="eastAsia"/>
+          <w:lang w:val="en-US"/>
+        </w:rPr>
+        <w:t>% by week 9</w:t>
+      </w:r>
+      <w:r>
+        <w:t>.</w:t>
+      </w:r>
+    </w:p>
+    <w:p/>
+    <w:p>
+      <w:r>
+        <w:rPr>
+          <w:b/>
+          <w:bCs/>
+        </w:rPr>
+        <w:lastRenderedPageBreak/>
+        <w:t>Table 3</w:t>
+      </w:r>
+      <w:r>
+        <w:t xml:space="preserve"> summarizes</w:t>
+      </w:r>
+      <w:r>
+        <w:rPr>
+          <w:rFonts w:hint="eastAsia"/>
+        </w:rPr>
+        <w:t xml:space="preserve"> the</w:t>
+      </w:r>
+      <w:r>
+        <w:t xml:space="preserve"> </w:t>
+      </w:r>
+      <w:r>
+        <w:rPr>
+          <w:rFonts w:hint="eastAsia"/>
+        </w:rPr>
+        <w:t>impact</w:t>
+      </w:r>
+      <w:r>
+        <w:rPr>
+          <w:rFonts w:hint="eastAsia"/>
+        </w:rPr>
+        <w:t>, efficiency, and cost effectiveness of the ORI</w:t>
+      </w:r>
+      <w:r>
+        <w:rPr>
+          <w:rFonts w:hint="eastAsia"/>
+        </w:rPr>
+        <w:t xml:space="preserve"> </w:t>
+      </w:r>
+      <w:r>
+        <w:rPr>
+          <w:rFonts w:hint="eastAsia"/>
+        </w:rPr>
+        <w:t>under</w:t>
+      </w:r>
+      <w:r>
+        <w:t xml:space="preserve"> </w:t>
+      </w:r>
+      <w:r>
+        <w:rPr>
+          <w:rFonts w:hint="eastAsia"/>
+        </w:rPr>
+        <w:t xml:space="preserve">the </w:t>
+      </w:r>
+      <w:r>
+        <w:rPr>
+          <w:rFonts w:hint="eastAsia"/>
+        </w:rPr>
+        <w:t>outbreak onset-</w:t>
+      </w:r>
+      <w:r>
+        <w:t>trigger</w:t>
+      </w:r>
+      <w:r>
+        <w:rPr>
+          <w:rFonts w:hint="eastAsia"/>
+        </w:rPr>
+        <w:t>ed</w:t>
+      </w:r>
+      <w:r>
+        <w:t xml:space="preserve"> </w:t>
+      </w:r>
+      <w:r>
+        <w:rPr>
+          <w:rFonts w:hint="eastAsia"/>
+        </w:rPr>
+        <w:t>scenario</w:t>
+      </w:r>
+      <w:r>
+        <w:t xml:space="preserve"> </w:t>
+      </w:r>
+      <w:r>
+        <w:rPr>
+          <w:rFonts w:hint="eastAsia"/>
+        </w:rPr>
+        <w:t>with</w:t>
+      </w:r>
+      <w:r>
+        <w:t xml:space="preserve"> 75% vaccine </w:t>
+      </w:r>
+      <w:r>
+        <w:t>coverage</w:t>
+      </w:r>
+      <w:r>
+        <w:t xml:space="preserve"> (</w:t>
+      </w:r>
+      <w:r>
+        <w:t xml:space="preserve">results for other coverage levels and delays </w:t>
+      </w:r>
+      <w:r>
+        <w:rPr>
+          <w:rFonts w:hint="eastAsia"/>
+        </w:rPr>
+        <w:t>appear in</w:t>
+      </w:r>
+      <w:r>
+        <w:t xml:space="preserve"> </w:t>
+      </w:r>
+      <w:r>
+        <w:rPr>
+          <w:b/>
+          <w:bCs/>
+        </w:rPr>
+        <w:t>Table S1</w:t>
+      </w:r>
+      <w:r>
+        <w:t>)</w:t>
+      </w:r>
+      <w:r>
+        <w:t xml:space="preserve">. </w:t>
+      </w:r>
+      <w:r>
+        <w:t xml:space="preserve">As delays increased, the number of </w:t>
+      </w:r>
+      <w:r>
+        <w:rPr>
+          <w:rFonts w:hint="eastAsia"/>
+        </w:rPr>
+        <w:t xml:space="preserve">cases or </w:t>
+      </w:r>
+      <w:r>
+        <w:t xml:space="preserve">DALYs averted and </w:t>
+      </w:r>
+      <w:r>
+        <w:t>the</w:t>
+      </w:r>
+      <w:r>
+        <w:rPr>
+          <w:rFonts w:hint="eastAsia"/>
+        </w:rPr>
+        <w:t xml:space="preserve"> ORI </w:t>
+      </w:r>
+      <w:r>
+        <w:t>efficiency declined, while costs per case or DALY averted rose.</w:t>
       </w:r>
       <w:r>
         <w:rPr>
@@ -13259,13 +13827,19 @@
         <w:t xml:space="preserve">The cost per case averted was approximately </w:t>
       </w:r>
       <w:r>
-        <w:t>4,65</w:t>
-      </w:r>
-      <w:r>
-        <w:rPr>
-          <w:rFonts w:hint="eastAsia"/>
-        </w:rPr>
-        <w:t>9</w:t>
+        <w:t>4,</w:t>
+      </w:r>
+      <w:r>
+        <w:rPr>
+          <w:highlight w:val="yellow"/>
+        </w:rPr>
+        <w:t>6</w:t>
+      </w:r>
+      <w:r>
+        <w:rPr>
+          <w:rFonts w:hint="eastAsia"/>
+        </w:rPr>
+        <w:t>62</w:t>
       </w:r>
       <w:r>
         <w:t xml:space="preserve"> [IQR: 98</w:t>
@@ -13274,10 +13848,109 @@
         <w:rPr>
           <w:rFonts w:hint="eastAsia"/>
         </w:rPr>
+        <w:t>5</w:t>
+      </w:r>
+      <w:r>
+        <w:t xml:space="preserve"> - 17,91</w:t>
+      </w:r>
+      <w:r>
+        <w:rPr>
+          <w:rFonts w:hint="eastAsia"/>
+        </w:rPr>
+        <w:t>7</w:t>
+      </w:r>
+      <w:r>
+        <w:rPr>
+          <w:rFonts w:hint="eastAsia"/>
+        </w:rPr>
+        <w:t>]</w:t>
+      </w:r>
+      <w:r>
+        <w:t xml:space="preserve"> for </w:t>
+      </w:r>
+      <w:r>
+        <w:rPr>
+          <w:rFonts w:hint="eastAsia"/>
+        </w:rPr>
+        <w:t>randomly targeted</w:t>
+      </w:r>
+      <w:r>
+        <w:rPr>
+          <w:rFonts w:hint="eastAsia"/>
+        </w:rPr>
+        <w:t xml:space="preserve"> ORIs </w:t>
+      </w:r>
+      <w:r>
+        <w:t>in week</w:t>
+      </w:r>
+      <w:r>
+        <w:rPr>
+          <w:rFonts w:hint="eastAsia"/>
+        </w:rPr>
+        <w:t xml:space="preserve"> 1</w:t>
+      </w:r>
+      <w:r>
+        <w:t xml:space="preserve">, </w:t>
+      </w:r>
+      <w:r>
+        <w:rPr>
+          <w:rFonts w:hint="eastAsia"/>
+        </w:rPr>
+        <w:t xml:space="preserve">rising to </w:t>
+      </w:r>
+      <w:r>
+        <w:t>$1</w:t>
+      </w:r>
+      <w:r>
+        <w:rPr>
+          <w:rFonts w:hint="eastAsia"/>
+        </w:rPr>
         <w:t>3</w:t>
       </w:r>
       <w:r>
-        <w:t xml:space="preserve"> - 17,915</w:t>
+        <w:t>,</w:t>
+      </w:r>
+      <w:r>
+        <w:rPr>
+          <w:rFonts w:hint="eastAsia"/>
+        </w:rPr>
+        <w:t>043</w:t>
+      </w:r>
+      <w:r>
+        <w:t xml:space="preserve"> </w:t>
+      </w:r>
+      <w:r>
+        <w:rPr>
+          <w:rFonts w:hint="eastAsia"/>
+        </w:rPr>
+        <w:t xml:space="preserve">[IQR: </w:t>
+      </w:r>
+      <w:r>
+        <w:t>2,</w:t>
+      </w:r>
+      <w:r>
+        <w:rPr>
+          <w:rFonts w:hint="eastAsia"/>
+        </w:rPr>
+        <w:t>575</w:t>
+      </w:r>
+      <w:r>
+        <w:t xml:space="preserve"> </w:t>
+      </w:r>
+      <w:r>
+        <w:rPr>
+          <w:rFonts w:hint="eastAsia"/>
+        </w:rPr>
+        <w:t>-</w:t>
+      </w:r>
+      <w:r>
+        <w:t xml:space="preserve"> </w:t>
+      </w:r>
+      <w:r>
+        <w:rPr>
+          <w:rFonts w:hint="eastAsia"/>
+        </w:rPr>
+        <w:t>60,026</w:t>
       </w:r>
       <w:r>
         <w:rPr>
@@ -13286,19 +13959,97 @@
         <w:t>]</w:t>
       </w:r>
       <w:r>
-        <w:t xml:space="preserve"> for ORIs </w:t>
-      </w:r>
-      <w:r>
-        <w:rPr>
-          <w:rFonts w:hint="eastAsia"/>
-        </w:rPr>
-        <w:t xml:space="preserve">that were </w:t>
-      </w:r>
-      <w:r>
-        <w:rPr>
-          <w:rFonts w:hint="eastAsia"/>
-        </w:rPr>
-        <w:t>randomly targeted</w:t>
+        <w:rPr>
+          <w:rFonts w:hint="eastAsia"/>
+        </w:rPr>
+        <w:t xml:space="preserve"> in week 9</w:t>
+      </w:r>
+      <w:r>
+        <w:rPr>
+          <w:rFonts w:hint="eastAsia"/>
+        </w:rPr>
+        <w:t>.</w:t>
+      </w:r>
+      <w:r>
+        <w:rPr>
+          <w:rFonts w:hint="eastAsia"/>
+        </w:rPr>
+        <w:t xml:space="preserve"> The </w:t>
+      </w:r>
+      <w:r>
+        <w:rPr>
+          <w:rFonts w:hint="eastAsia"/>
+        </w:rPr>
+        <w:t xml:space="preserve">corresponding </w:t>
+      </w:r>
+      <w:r>
+        <w:rPr>
+          <w:rFonts w:hint="eastAsia"/>
+        </w:rPr>
+        <w:t>cost per DALY averted was</w:t>
+      </w:r>
+      <w:r>
+        <w:rPr>
+          <w:rFonts w:hint="eastAsia"/>
+        </w:rPr>
+        <w:t xml:space="preserve"> </w:t>
+      </w:r>
+      <w:r>
+        <w:t xml:space="preserve">24,770 </w:t>
+      </w:r>
+      <w:r>
+        <w:rPr>
+          <w:rFonts w:hint="eastAsia"/>
+        </w:rPr>
+        <w:t xml:space="preserve">[IQR: </w:t>
+      </w:r>
+      <w:r>
+        <w:t>4,06</w:t>
+      </w:r>
+      <w:r>
+        <w:rPr>
+          <w:rFonts w:hint="eastAsia"/>
+        </w:rPr>
+        <w:t>6</w:t>
+      </w:r>
+      <w:r>
+        <w:t xml:space="preserve"> - 4,679,419</w:t>
+      </w:r>
+      <w:r>
+        <w:rPr>
+          <w:rFonts w:hint="eastAsia"/>
+        </w:rPr>
+        <w:t>]</w:t>
+      </w:r>
+      <w:r>
+        <w:rPr>
+          <w:rFonts w:hint="eastAsia"/>
+        </w:rPr>
+        <w:t xml:space="preserve"> and </w:t>
+      </w:r>
+      <w:r>
+        <w:t xml:space="preserve">1,745,455 </w:t>
+      </w:r>
+      <w:r>
+        <w:rPr>
+          <w:rFonts w:hint="eastAsia"/>
+        </w:rPr>
+        <w:t xml:space="preserve">[IQR: </w:t>
+      </w:r>
+      <w:r>
+        <w:t>11,816 - 40,406,869</w:t>
+      </w:r>
+      <w:r>
+        <w:rPr>
+          <w:rFonts w:hint="eastAsia"/>
+        </w:rPr>
+        <w:t>]</w:t>
+      </w:r>
+      <w:r>
+        <w:rPr>
+          <w:rFonts w:hint="eastAsia"/>
+        </w:rPr>
+        <w:t>, respectively</w:t>
       </w:r>
       <w:r>
         <w:rPr>
@@ -13307,136 +14058,10 @@
         <w:t xml:space="preserve">, </w:t>
       </w:r>
       <w:r>
-        <w:t xml:space="preserve">initiated in the first week, </w:t>
-      </w:r>
-      <w:r>
-        <w:rPr>
-          <w:rFonts w:hint="eastAsia"/>
-        </w:rPr>
-        <w:t>this cost rose markedly</w:t>
-      </w:r>
-      <w:r>
-        <w:t xml:space="preserve"> to $15,74</w:t>
-      </w:r>
-      <w:r>
-        <w:rPr>
-          <w:rFonts w:hint="eastAsia"/>
-        </w:rPr>
-        <w:t>4</w:t>
-      </w:r>
-      <w:r>
-        <w:t xml:space="preserve"> </w:t>
-      </w:r>
-      <w:r>
-        <w:rPr>
-          <w:rFonts w:hint="eastAsia"/>
-        </w:rPr>
-        <w:t xml:space="preserve">[IQR: </w:t>
-      </w:r>
-      <w:r>
-        <w:t>2,911 - 75,908</w:t>
-      </w:r>
-      <w:r>
-        <w:rPr>
-          <w:rFonts w:hint="eastAsia"/>
-        </w:rPr>
-        <w:t xml:space="preserve">]. As expected in increased OCV efficiency under high AR prioritized targeting, the cost per case averted was  </w:t>
-      </w:r>
-      <w:r>
-        <w:t>41</w:t>
-      </w:r>
-      <w:r>
-        <w:rPr>
-          <w:rFonts w:hint="eastAsia"/>
-        </w:rPr>
-        <w:t>4</w:t>
-      </w:r>
-      <w:r>
-        <w:t xml:space="preserve">  [IQR: -17 </w:t>
-      </w:r>
-      <w:r>
-        <w:rPr>
-          <w:rFonts w:hint="eastAsia"/>
-        </w:rPr>
-        <w:t>-</w:t>
-      </w:r>
-      <w:r>
-        <w:t xml:space="preserve"> 871</w:t>
-      </w:r>
-      <w:r>
-        <w:rPr>
-          <w:rFonts w:hint="eastAsia"/>
-        </w:rPr>
-        <w:t>]</w:t>
-      </w:r>
-      <w:r>
-        <w:t xml:space="preserve"> </w:t>
-      </w:r>
-      <w:r>
-        <w:rPr>
-          <w:rFonts w:hint="eastAsia"/>
-        </w:rPr>
-        <w:t xml:space="preserve">and </w:t>
-      </w:r>
-      <w:r>
-        <w:t>1,733  [IQR:68</w:t>
-      </w:r>
-      <w:r>
-        <w:rPr>
-          <w:rFonts w:hint="eastAsia"/>
-        </w:rPr>
-        <w:t>9</w:t>
-      </w:r>
-      <w:r>
-        <w:t xml:space="preserve"> - 5,22</w:t>
-      </w:r>
-      <w:r>
-        <w:rPr>
-          <w:rFonts w:hint="eastAsia"/>
-        </w:rPr>
-        <w:t>9] for ORI initiated at week 1 and 9, respectively.  The cost per DALY averted were $</w:t>
-      </w:r>
-      <w:r>
-        <w:t>24,76</w:t>
-      </w:r>
-      <w:r>
-        <w:rPr>
-          <w:rFonts w:hint="eastAsia"/>
-        </w:rPr>
-        <w:t>3</w:t>
-      </w:r>
-      <w:r>
-        <w:t xml:space="preserve"> </w:t>
-      </w:r>
-      <w:r>
-        <w:rPr>
-          <w:rFonts w:hint="eastAsia"/>
-        </w:rPr>
-        <w:t xml:space="preserve">[IQR: </w:t>
-      </w:r>
-      <w:r>
-        <w:t>4,05</w:t>
-      </w:r>
-      <w:r>
-        <w:rPr>
-          <w:rFonts w:hint="eastAsia"/>
-        </w:rPr>
-        <w:t>9</w:t>
-      </w:r>
-      <w:r>
-        <w:t xml:space="preserve"> - 4,67</w:t>
-      </w:r>
-      <w:r>
-        <w:rPr>
-          <w:rFonts w:hint="eastAsia"/>
-        </w:rPr>
-        <w:t>6],</w:t>
-      </w:r>
-      <w:r>
-        <w:rPr>
-          <w:rFonts w:hint="eastAsia"/>
-        </w:rPr>
-        <w:t xml:space="preserve"> much higher than </w:t>
+        <w:rPr>
+          <w:rFonts w:hint="eastAsia"/>
+        </w:rPr>
+        <w:t xml:space="preserve">much higher than </w:t>
       </w:r>
       <w:r>
         <w:rPr>
@@ -13800,11 +14425,7 @@
         <w:t>, death,</w:t>
       </w:r>
       <w:r>
-        <w:t xml:space="preserve"> and </w:t>
-      </w:r>
-      <w:r>
-        <w:lastRenderedPageBreak/>
-        <w:t xml:space="preserve">DALY averted </w:t>
+        <w:t xml:space="preserve"> and DALY averted </w:t>
       </w:r>
       <w:r>
         <w:rPr>
@@ -13849,9 +14470,6 @@
         <w:t>.</w:t>
       </w:r>
     </w:p>
-    <w:p/>
-    <w:p/>
-    <w:p/>
     <w:p>
       <w:pPr>
         <w:pStyle w:val="Heading3"/>
@@ -13896,7 +14514,11 @@
     </w:p>
     <w:p>
       <w:r>
-        <w:t>Assuming 100,000 to 200 million OCV doses, the number of outbreaks eligible for ORI ranged from 1 to &gt;530 when targeted at random. Because outbreaks differ in population affected, the number of outbreaks targeted decreased when prioritizing larger outbreaks (approximately 480 outbreaks) and increased when prioritizing high-attack-rate (AR) outbreaks (≈ 800 outbreaks)</w:t>
+        <w:t xml:space="preserve">Assuming 100,000 to 200 million OCV doses, the number of outbreaks eligible for ORI ranged from 1 to &gt;530 when targeted at random. Because outbreaks differ in population affected, the number of outbreaks targeted decreased when prioritizing larger outbreaks </w:t>
+      </w:r>
+      <w:r>
+        <w:lastRenderedPageBreak/>
+        <w:t>(approximately 480 outbreaks) and increased when prioritizing high-attack-rate (AR) outbreaks (≈ 800 outbreaks)</w:t>
       </w:r>
       <w:r>
         <w:rPr>
@@ -14030,11 +14652,7 @@
         <w:t xml:space="preserve">). As the number of doses increased, targeting high-AR outbreaks consistently produced the </w:t>
       </w:r>
       <w:r>
-        <w:t xml:space="preserve">highest efficiency, exceeding 2 cases averted per 1,000 doses with a 1-week delay and about 1 case per 1,000 doses with a 9-week delay, while other strategies remained lower. The pattern for DALYs averted per 1,000 doses mirrored that of cases averted but with </w:t>
-      </w:r>
-      <w:r>
-        <w:lastRenderedPageBreak/>
-        <w:t>smaller magnitude—approximately 0.6 for high-AR targeting at a 1-week delay and 0.3–0.4 for other strategies (</w:t>
+        <w:t>highest efficiency, exceeding 2 cases averted per 1,000 doses with a 1-week delay and about 1 case per 1,000 doses with a 9-week delay, while other strategies remained lower. The pattern for DALYs averted per 1,000 doses mirrored that of cases averted but with smaller magnitude—approximately 0.6 for high-AR targeting at a 1-week delay and 0.3–0.4 for other strategies (</w:t>
       </w:r>
       <w:r>
         <w:rPr>
@@ -14562,7 +15180,21 @@
         <w:rPr>
           <w:rFonts w:hint="eastAsia"/>
         </w:rPr>
-        <w:t>, assuming a 9-week delay in ORI implementation</w:t>
+        <w:t xml:space="preserve">, assuming a 9-week delay </w:t>
+      </w:r>
+      <w:proofErr w:type="gramStart"/>
+      <w:r>
+        <w:rPr>
+          <w:rFonts w:hint="eastAsia"/>
+        </w:rPr>
+        <w:t>in ORI</w:t>
+      </w:r>
+      <w:proofErr w:type="gramEnd"/>
+      <w:r>
+        <w:rPr>
+          <w:rFonts w:hint="eastAsia"/>
+        </w:rPr>
+        <w:t xml:space="preserve"> implementation</w:t>
       </w:r>
       <w:r>
         <w:rPr>
@@ -14649,11 +15281,7 @@
         <w:t xml:space="preserve"> contrast with the lower median impact observed when vaccination scenarios were evaluated at the level of individual outbreaks—e.g., </w:t>
       </w:r>
       <w:r>
-        <w:t xml:space="preserve">12.3 [IQR: </w:t>
-      </w:r>
-      <w:r>
-        <w:lastRenderedPageBreak/>
-        <w:t>1.7 - 34.2]</w:t>
+        <w:t>12.3 [IQR: 1.7 - 34.2]</w:t>
       </w:r>
       <w:r>
         <w:rPr>
@@ -14948,7 +15576,21 @@
         <w:rPr>
           <w:rFonts w:hint="eastAsia"/>
         </w:rPr>
-        <w:t xml:space="preserve">ase averted per 1,000 OCVs were </w:t>
+        <w:t xml:space="preserve">ase averted per 1,000 OCVs </w:t>
+      </w:r>
+      <w:proofErr w:type="gramStart"/>
+      <w:r>
+        <w:rPr>
+          <w:rFonts w:hint="eastAsia"/>
+        </w:rPr>
+        <w:t>were</w:t>
+      </w:r>
+      <w:proofErr w:type="gramEnd"/>
+      <w:r>
+        <w:rPr>
+          <w:rFonts w:hint="eastAsia"/>
+        </w:rPr>
+        <w:t xml:space="preserve"> </w:t>
       </w:r>
       <w:r>
         <w:rPr>
@@ -15068,14 +15710,29 @@
         <w:rPr>
           <w:lang w:val="en-US"/>
         </w:rPr>
-        <w:t>9,035 [IQR: 8,142 - 9,945]</w:t>
-      </w:r>
-      <w:r>
-        <w:rPr>
-          <w:rFonts w:hint="eastAsia"/>
-          <w:lang w:val="en-US"/>
-        </w:rPr>
-        <w:t>,which could be reduced to</w:t>
+        <w:t>9,035 [IQR: 8,142 - 9,945</w:t>
+      </w:r>
+      <w:proofErr w:type="gramStart"/>
+      <w:r>
+        <w:rPr>
+          <w:lang w:val="en-US"/>
+        </w:rPr>
+        <w:t>]</w:t>
+      </w:r>
+      <w:r>
+        <w:rPr>
+          <w:rFonts w:hint="eastAsia"/>
+          <w:lang w:val="en-US"/>
+        </w:rPr>
+        <w:t>,which</w:t>
+      </w:r>
+      <w:proofErr w:type="gramEnd"/>
+      <w:r>
+        <w:rPr>
+          <w:rFonts w:hint="eastAsia"/>
+          <w:lang w:val="en-US"/>
+        </w:rPr>
+        <w:t xml:space="preserve"> could be reduced to</w:t>
       </w:r>
       <w:r>
         <w:rPr>
@@ -15105,6 +15762,7 @@
         <w:t xml:space="preserve">much lower than </w:t>
       </w:r>
       <w:r>
+        <w:lastRenderedPageBreak/>
         <w:t>US$</w:t>
       </w:r>
       <w:r>
@@ -15528,11 +16186,7 @@
         <w:t xml:space="preserve"> weeks.</w:t>
       </w:r>
       <w:r>
-        <w:t xml:space="preserve"> Vaccine efficiency </w:t>
-      </w:r>
-      <w:r>
-        <w:lastRenderedPageBreak/>
-        <w:t>showed a similar decline, dropping from roughly 0.7 to 0.1 cases averted per 1,000 vaccinated persons over the same delay interval.</w:t>
+        <w:t xml:space="preserve"> Vaccine efficiency showed a similar decline, dropping from roughly 0.7 to 0.1 cases averted per 1,000 vaccinated persons over the same delay interval.</w:t>
       </w:r>
       <w:r>
         <w:rPr>
@@ -15634,7 +16288,21 @@
         <w:rPr>
           <w:rFonts w:hint="eastAsia"/>
         </w:rPr>
-        <w:t xml:space="preserve"> Similarly, OCV efficiency was 0.2 for an ORI with 5-week delay across all outbreaks whereas it was 0.5 in the top quartile by AR.</w:t>
+        <w:t xml:space="preserve"> Similarly, OCV efficiency was 0.2 for an ORI with 5-week delay across all outbreaks whereas it was 0.5 in the top </w:t>
+      </w:r>
+      <w:proofErr w:type="gramStart"/>
+      <w:r>
+        <w:rPr>
+          <w:rFonts w:hint="eastAsia"/>
+        </w:rPr>
+        <w:t>quartile</w:t>
+      </w:r>
+      <w:proofErr w:type="gramEnd"/>
+      <w:r>
+        <w:rPr>
+          <w:rFonts w:hint="eastAsia"/>
+        </w:rPr>
+        <w:t xml:space="preserve"> by AR.</w:t>
       </w:r>
       <w:r>
         <w:t xml:space="preserve"> This underscores the value of strategic prioritization: </w:t>
@@ -15691,7 +16359,11 @@
         <w:t xml:space="preserve"> or duration</w:t>
       </w:r>
       <w:r>
-        <w:t xml:space="preserve"> at the time of response, such prediction may be partially feasible using known risk factors—such as environmental indicators, socioeconomic conditions (e.g., poverty, literacy, healthcare access), and WASH infrastructure.</w:t>
+        <w:t xml:space="preserve"> at the time of response, such prediction may be </w:t>
+      </w:r>
+      <w:r>
+        <w:lastRenderedPageBreak/>
+        <w:t>partially feasible using known risk factors—such as environmental indicators, socioeconomic conditions (e.g., poverty, literacy, healthcare access), and WASH infrastructure.</w:t>
       </w:r>
       <w:r>
         <w:fldChar w:fldCharType="begin"/>
@@ -15887,14 +16559,7 @@
         <w:rPr>
           <w:rFonts w:hint="eastAsia"/>
         </w:rPr>
-        <w:t xml:space="preserve"> as large uncertainty intervals in plots presented throughout. As an illustration, percent case averted can vary from zero to close to 100 % regardless of delays in ORIs implementation. </w:t>
-      </w:r>
-      <w:r>
-        <w:rPr>
-          <w:rFonts w:hint="eastAsia"/>
-        </w:rPr>
-        <w:lastRenderedPageBreak/>
-        <w:t xml:space="preserve">Similarly, OCV efficiency could vary from 0 to </w:t>
+        <w:t xml:space="preserve"> as large uncertainty intervals in plots presented throughout. As an illustration, percent case averted can vary from zero to close to 100 % regardless of delays in ORIs implementation. Similarly, OCV efficiency could vary from 0 to </w:t>
       </w:r>
       <w:r>
         <w:rPr>
@@ -15924,7 +16589,21 @@
         <w:rPr>
           <w:rFonts w:hint="eastAsia"/>
         </w:rPr>
-        <w:t xml:space="preserve">ur study also illustrate </w:t>
+        <w:t xml:space="preserve">ur study also </w:t>
+      </w:r>
+      <w:proofErr w:type="gramStart"/>
+      <w:r>
+        <w:rPr>
+          <w:rFonts w:hint="eastAsia"/>
+        </w:rPr>
+        <w:t>illustrate</w:t>
+      </w:r>
+      <w:proofErr w:type="gramEnd"/>
+      <w:r>
+        <w:rPr>
+          <w:rFonts w:hint="eastAsia"/>
+        </w:rPr>
+        <w:t xml:space="preserve"> </w:t>
       </w:r>
       <w:r>
         <w:t>the</w:t>
@@ -16019,10 +16698,22 @@
           <w:rFonts w:hint="eastAsia"/>
           <w:lang w:val="en-US"/>
         </w:rPr>
-        <w:t xml:space="preserve"> 0.1 at the individual outbreak level). With prioritization in favor of attack rates, our model estimated u</w:t>
-      </w:r>
-      <w:r>
-        <w:t xml:space="preserve">p to 420,000 cases averted when vaccination was initiated </w:t>
+        <w:t xml:space="preserve"> 0.1 at the individual outbreak level). With prioritization in favor of attack rates, our model estimated </w:t>
+      </w:r>
+      <w:proofErr w:type="spellStart"/>
+      <w:r>
+        <w:rPr>
+          <w:rFonts w:hint="eastAsia"/>
+          <w:lang w:val="en-US"/>
+        </w:rPr>
+        <w:t>u</w:t>
+      </w:r>
+      <w:r>
+        <w:t>p</w:t>
+      </w:r>
+      <w:proofErr w:type="spellEnd"/>
+      <w:r>
+        <w:t xml:space="preserve"> to 420,000 cases averted when vaccination was initiated </w:t>
       </w:r>
       <w:r>
         <w:rPr>
@@ -16040,6 +16731,7 @@
         <w:rPr>
           <w:rFonts w:hint="eastAsia"/>
         </w:rPr>
+        <w:lastRenderedPageBreak/>
         <w:t>While estimates from previous studies are quite diverse, o</w:t>
       </w:r>
       <w:r>
@@ -16450,11 +17142,7 @@
         <w:t xml:space="preserve"> </w:t>
       </w:r>
       <w:r>
-        <w:t xml:space="preserve">up to 68%, </w:t>
-      </w:r>
-      <w:r>
-        <w:lastRenderedPageBreak/>
-        <w:t>90%, and 36%</w:t>
+        <w:t>up to 68%, 90%, and 36%</w:t>
       </w:r>
       <w:r>
         <w:rPr>
@@ -16634,7 +17322,21 @@
         <w:rPr>
           <w:rFonts w:hint="eastAsia"/>
         </w:rPr>
-        <w:t xml:space="preserve">prior studies focused on single or few relative larger, high AR outbreaks that tend to produce high OCV efficiency. They also employ two dose schedule with higher vaccine efficacy. They also employ pre-emptive vaccination strategies or with reactive vaccination while not incorporating the delay in the </w:t>
+        <w:t xml:space="preserve">prior studies focused on single or few relative larger, high AR outbreaks that tend to produce high OCV efficiency. They also employ two dose </w:t>
+      </w:r>
+      <w:proofErr w:type="gramStart"/>
+      <w:r>
+        <w:rPr>
+          <w:rFonts w:hint="eastAsia"/>
+        </w:rPr>
+        <w:t>schedule</w:t>
+      </w:r>
+      <w:proofErr w:type="gramEnd"/>
+      <w:r>
+        <w:rPr>
+          <w:rFonts w:hint="eastAsia"/>
+        </w:rPr>
+        <w:t xml:space="preserve"> with higher vaccine efficacy. They also employ pre-emptive vaccination strategies or with reactive vaccination while not incorporating the delay in the </w:t>
       </w:r>
       <w:r>
         <w:t>development</w:t>
@@ -16649,7 +17351,21 @@
         <w:rPr>
           <w:rFonts w:hint="eastAsia"/>
         </w:rPr>
-        <w:t xml:space="preserve">setting that other previous studies by incorporating heteroneities in cholera transmission (while not focusing on outbreaks) in sub-Saharan Africa. The study </w:t>
+        <w:t xml:space="preserve">setting that other previous studies by incorporating </w:t>
+      </w:r>
+      <w:proofErr w:type="spellStart"/>
+      <w:r>
+        <w:rPr>
+          <w:rFonts w:hint="eastAsia"/>
+        </w:rPr>
+        <w:t>heteroneities</w:t>
+      </w:r>
+      <w:proofErr w:type="spellEnd"/>
+      <w:r>
+        <w:rPr>
+          <w:rFonts w:hint="eastAsia"/>
+        </w:rPr>
+        <w:t xml:space="preserve"> in cholera transmission (while not focusing on outbreaks) in sub-Saharan Africa. The study </w:t>
       </w:r>
       <w:r>
         <w:rPr>
@@ -16703,7 +17419,11 @@
         <w:t>with some selective geographical targeting provides estimates varied from</w:t>
       </w:r>
       <w:r>
-        <w:t xml:space="preserve"> 2.6 (95% PI 2.4–2.9)</w:t>
+        <w:t xml:space="preserve"> 2.6 (95% PI </w:t>
+      </w:r>
+      <w:r>
+        <w:lastRenderedPageBreak/>
+        <w:t>2.4–2.9)</w:t>
       </w:r>
       <w:r>
         <w:rPr>
@@ -16748,13 +17468,55 @@
         <w:rPr>
           <w:rFonts w:hint="eastAsia"/>
         </w:rPr>
-        <w:t xml:space="preserve"> Also, our estimates shows cumulative effect of 200,000 million doses</w:t>
-      </w:r>
-      <w:r>
-        <w:rPr>
-          <w:rFonts w:hint="eastAsia"/>
-        </w:rPr>
-        <w:t xml:space="preserve"> which include around 800 outbreaks (although OCV efficiency of this magnitude is already observed with 1 million doses) and not all outbreaks has AR as high as the incidence rate that Lee et al. study used. In other words, i</w:t>
+        <w:t xml:space="preserve"> Also, our estimates </w:t>
+      </w:r>
+      <w:proofErr w:type="gramStart"/>
+      <w:r>
+        <w:rPr>
+          <w:rFonts w:hint="eastAsia"/>
+        </w:rPr>
+        <w:t>shows</w:t>
+      </w:r>
+      <w:proofErr w:type="gramEnd"/>
+      <w:r>
+        <w:rPr>
+          <w:rFonts w:hint="eastAsia"/>
+        </w:rPr>
+        <w:t xml:space="preserve"> cumulative </w:t>
+      </w:r>
+      <w:proofErr w:type="gramStart"/>
+      <w:r>
+        <w:rPr>
+          <w:rFonts w:hint="eastAsia"/>
+        </w:rPr>
+        <w:t>effect</w:t>
+      </w:r>
+      <w:proofErr w:type="gramEnd"/>
+      <w:r>
+        <w:rPr>
+          <w:rFonts w:hint="eastAsia"/>
+        </w:rPr>
+        <w:t xml:space="preserve"> of 200,000 million doses</w:t>
+      </w:r>
+      <w:r>
+        <w:rPr>
+          <w:rFonts w:hint="eastAsia"/>
+        </w:rPr>
+        <w:t xml:space="preserve"> which include around 800 outbreaks (although OCV efficiency of this magnitude is already observed with 1 million doses) and not all outbreaks </w:t>
+      </w:r>
+      <w:proofErr w:type="gramStart"/>
+      <w:r>
+        <w:rPr>
+          <w:rFonts w:hint="eastAsia"/>
+        </w:rPr>
+        <w:t>has</w:t>
+      </w:r>
+      <w:proofErr w:type="gramEnd"/>
+      <w:r>
+        <w:rPr>
+          <w:rFonts w:hint="eastAsia"/>
+        </w:rPr>
+        <w:t xml:space="preserve"> AR as high as the incidence rate that Lee et al. study used. In other words, i</w:t>
       </w:r>
       <w:r>
         <w:rPr>
@@ -16778,7 +17540,21 @@
         <w:rPr>
           <w:rFonts w:hint="eastAsia"/>
         </w:rPr>
-        <w:t xml:space="preserve">the highest estiamtes by Lee et al. </w:t>
+        <w:t xml:space="preserve">the highest </w:t>
+      </w:r>
+      <w:proofErr w:type="spellStart"/>
+      <w:r>
+        <w:rPr>
+          <w:rFonts w:hint="eastAsia"/>
+        </w:rPr>
+        <w:t>estiamtes</w:t>
+      </w:r>
+      <w:proofErr w:type="spellEnd"/>
+      <w:r>
+        <w:rPr>
+          <w:rFonts w:hint="eastAsia"/>
+        </w:rPr>
+        <w:t xml:space="preserve"> by Lee et al. </w:t>
       </w:r>
       <w:r>
         <w:rPr>
@@ -16796,7 +17572,21 @@
         <w:rPr>
           <w:rFonts w:hint="eastAsia"/>
         </w:rPr>
-        <w:t xml:space="preserve">Simiarly, cost effectiveness measures, measured as cost per DALY averted, is comparable to existing estimates. </w:t>
+        <w:t xml:space="preserve">Simiarly, cost effectiveness measures, measured as cost per DALY averted, </w:t>
+      </w:r>
+      <w:proofErr w:type="gramStart"/>
+      <w:r>
+        <w:rPr>
+          <w:rFonts w:hint="eastAsia"/>
+        </w:rPr>
+        <w:t>is</w:t>
+      </w:r>
+      <w:proofErr w:type="gramEnd"/>
+      <w:r>
+        <w:rPr>
+          <w:rFonts w:hint="eastAsia"/>
+        </w:rPr>
+        <w:t xml:space="preserve"> comparable to existing estimates. </w:t>
       </w:r>
       <w:r>
         <w:t>T</w:t>
@@ -16856,7 +17646,21 @@
         <w:rPr>
           <w:rFonts w:hint="eastAsia"/>
         </w:rPr>
-        <w:t xml:space="preserve"> reported may be a larger </w:t>
+        <w:t xml:space="preserve"> reported may be </w:t>
+      </w:r>
+      <w:proofErr w:type="gramStart"/>
+      <w:r>
+        <w:rPr>
+          <w:rFonts w:hint="eastAsia"/>
+        </w:rPr>
+        <w:t>a larger</w:t>
+      </w:r>
+      <w:proofErr w:type="gramEnd"/>
+      <w:r>
+        <w:rPr>
+          <w:rFonts w:hint="eastAsia"/>
+        </w:rPr>
+        <w:t xml:space="preserve"> </w:t>
       </w:r>
     </w:p>
     <w:p>
@@ -16864,8 +17668,21 @@
         <w:rPr>
           <w:rFonts w:hint="eastAsia"/>
         </w:rPr>
-        <w:lastRenderedPageBreak/>
-        <w:t xml:space="preserve">And most studies do not account for the delays in vaccination response as we incorporated in our </w:t>
+        <w:t xml:space="preserve">And most studies do not account for the delays in vaccination response as we incorporated in </w:t>
+      </w:r>
+      <w:proofErr w:type="gramStart"/>
+      <w:r>
+        <w:rPr>
+          <w:rFonts w:hint="eastAsia"/>
+        </w:rPr>
+        <w:t>our</w:t>
+      </w:r>
+      <w:proofErr w:type="gramEnd"/>
+      <w:r>
+        <w:rPr>
+          <w:rFonts w:hint="eastAsia"/>
+        </w:rPr>
+        <w:t xml:space="preserve"> </w:t>
       </w:r>
     </w:p>
     <w:p>
@@ -16970,7 +17787,21 @@
         <w:rPr>
           <w:rFonts w:hint="eastAsia"/>
         </w:rPr>
-        <w:t xml:space="preserve"> if lower-level, high-risk administrative units are targeted than our model assumed tion of targeting all people of the </w:t>
+        <w:t xml:space="preserve"> if lower-level, high-risk administrative units are targeted than our model assumed </w:t>
+      </w:r>
+      <w:proofErr w:type="spellStart"/>
+      <w:r>
+        <w:rPr>
+          <w:rFonts w:hint="eastAsia"/>
+        </w:rPr>
+        <w:t>tion</w:t>
+      </w:r>
+      <w:proofErr w:type="spellEnd"/>
+      <w:r>
+        <w:rPr>
+          <w:rFonts w:hint="eastAsia"/>
+        </w:rPr>
+        <w:t xml:space="preserve"> of targeting all people of the </w:t>
       </w:r>
       <w:r>
         <w:t>“</w:t>
@@ -17229,7 +18060,11 @@
         <w:t xml:space="preserve"> </w:t>
       </w:r>
       <w:r>
-        <w:t>This static approach, grounded in empirical observations, may offer a practical alternative for modeling ORI impact in settings with limited data.</w:t>
+        <w:t xml:space="preserve">This static approach, </w:t>
+      </w:r>
+      <w:r>
+        <w:lastRenderedPageBreak/>
+        <w:t>grounded in empirical observations, may offer a practical alternative for modeling ORI impact in settings with limited data.</w:t>
       </w:r>
       <w:r>
         <w:t xml:space="preserve"> </w:t>
@@ -17592,7 +18427,15 @@
         <w:t>Fifth</w:t>
       </w:r>
       <w:r>
-        <w:t xml:space="preserve">, we assumed that ORIs did not occur if the delay in implementation exceeded the duration of the outbreak—that is, if the outbreak had ended </w:t>
+        <w:t xml:space="preserve">, we assumed that ORIs did not occur if the delay in implementation exceeded the duration of the </w:t>
+      </w:r>
+      <w:proofErr w:type="gramStart"/>
+      <w:r>
+        <w:t>outbreak—that is</w:t>
+      </w:r>
+      <w:proofErr w:type="gramEnd"/>
+      <w:r>
+        <w:t xml:space="preserve">, if the outbreak had ended </w:t>
       </w:r>
       <w:r>
         <w:rPr>
@@ -17601,12 +18444,13 @@
         <w:t xml:space="preserve">two weeks </w:t>
       </w:r>
       <w:r>
-        <w:t xml:space="preserve">before the ORI was initiated. However, in real-world settings, it is </w:t>
-      </w:r>
-      <w:r>
-        <w:lastRenderedPageBreak/>
-        <w:t>often difficult to determine in real time whether an outbreak has concluded</w:t>
-      </w:r>
+        <w:t xml:space="preserve">before the ORI was initiated. However, in real-world settings, it is often difficult to determine in real time whether an outbreak has </w:t>
+      </w:r>
+      <w:proofErr w:type="gramStart"/>
+      <w:r>
+        <w:t>concluded</w:t>
+      </w:r>
+      <w:proofErr w:type="gramEnd"/>
       <w:r>
         <w:rPr>
           <w:rFonts w:hint="eastAsia"/>
@@ -17718,7 +18562,28 @@
         <w:rPr>
           <w:rFonts w:hint="eastAsia"/>
         </w:rPr>
-        <w:t xml:space="preserve">Finally (or Seventh), the overall impact, efficiency, and cost effectiveness derived from our simulation of OCV deployment from stockpile requires careful interpretation. Our simulation </w:t>
+        <w:t xml:space="preserve">Finally (or </w:t>
+      </w:r>
+      <w:proofErr w:type="gramStart"/>
+      <w:r>
+        <w:rPr>
+          <w:rFonts w:hint="eastAsia"/>
+        </w:rPr>
+        <w:t>Seventh</w:t>
+      </w:r>
+      <w:proofErr w:type="gramEnd"/>
+      <w:r>
+        <w:rPr>
+          <w:rFonts w:hint="eastAsia"/>
+        </w:rPr>
+        <w:t xml:space="preserve">), the overall impact, efficiency, </w:t>
+      </w:r>
+      <w:r>
+        <w:rPr>
+          <w:rFonts w:hint="eastAsia"/>
+        </w:rPr>
+        <w:lastRenderedPageBreak/>
+        <w:t xml:space="preserve">and cost effectiveness derived from our simulation of OCV deployment from stockpile requires careful interpretation. Our simulation </w:t>
       </w:r>
       <w:r>
         <w:rPr>
@@ -17781,11 +18646,7 @@
     </w:p>
     <w:p>
       <w:r>
-        <w:t xml:space="preserve">This study provides important insights into the effectiveness of outbreak response immunizations (ORIs) across a broad range of cholera outbreak scenarios in sub-Saharan </w:t>
-      </w:r>
-      <w:r>
-        <w:lastRenderedPageBreak/>
-        <w:t>Africa. Our findings underscore the critical importance of timely intervention and strategic outbreak prioritization to maximize vaccine impact. Looking ahead, advances in predictive modeling, the integration of real-time surveillance data, and the development of more flexible and targeted vaccine deployment strategies will be essential</w:t>
+        <w:t>This study provides important insights into the effectiveness of outbreak response immunizations (ORIs) across a broad range of cholera outbreak scenarios in sub-Saharan Africa. Our findings underscore the critical importance of timely intervention and strategic outbreak prioritization to maximize vaccine impact. Looking ahead, advances in predictive modeling, the integration of real-time surveillance data, and the development of more flexible and targeted vaccine deployment strategies will be essential</w:t>
       </w:r>
       <w:r>
         <w:rPr>
@@ -17823,6 +18684,7 @@
         <w:rPr>
           <w:rFonts w:hint="eastAsia"/>
         </w:rPr>
+        <w:lastRenderedPageBreak/>
         <w:t xml:space="preserve">Author contributions </w:t>
       </w:r>
     </w:p>
@@ -18034,7 +18896,6 @@
         <w:pStyle w:val="Bibliography"/>
       </w:pPr>
       <w:r>
-        <w:lastRenderedPageBreak/>
         <w:t xml:space="preserve">2. </w:t>
       </w:r>
       <w:r>
@@ -18107,6 +18968,7 @@
         <w:pStyle w:val="Bibliography"/>
       </w:pPr>
       <w:r>
+        <w:lastRenderedPageBreak/>
         <w:t xml:space="preserve">8. </w:t>
       </w:r>
       <w:r>
@@ -18167,7 +19029,6 @@
         <w:pStyle w:val="Bibliography"/>
       </w:pPr>
       <w:r>
-        <w:lastRenderedPageBreak/>
         <w:t xml:space="preserve">13. </w:t>
       </w:r>
       <w:r>
@@ -18270,6 +19131,7 @@
         <w:pStyle w:val="Bibliography"/>
       </w:pPr>
       <w:r>
+        <w:lastRenderedPageBreak/>
         <w:t xml:space="preserve">20. </w:t>
       </w:r>
       <w:r>
@@ -18342,7 +19204,6 @@
         <w:pStyle w:val="Bibliography"/>
       </w:pPr>
       <w:r>
-        <w:lastRenderedPageBreak/>
         <w:t xml:space="preserve">26. </w:t>
       </w:r>
       <w:r>
@@ -18427,6 +19288,7 @@
         <w:pStyle w:val="Bibliography"/>
       </w:pPr>
       <w:r>
+        <w:lastRenderedPageBreak/>
         <w:t xml:space="preserve">33. </w:t>
       </w:r>
       <w:r>
@@ -18517,7 +19379,6 @@
         <w:pStyle w:val="Bibliography"/>
       </w:pPr>
       <w:r>
-        <w:lastRenderedPageBreak/>
         <w:t xml:space="preserve">39. </w:t>
       </w:r>
       <w:r>
@@ -18599,6 +19460,7 @@
         <w:pStyle w:val="Bibliography"/>
       </w:pPr>
       <w:r>
+        <w:lastRenderedPageBreak/>
         <w:t xml:space="preserve">45. </w:t>
       </w:r>
       <w:r>
@@ -18651,11 +19513,7 @@
       </w:r>
       <w:r>
         <w:tab/>
-        <w:t xml:space="preserve">Mbewe N, Imamura T, Sivile S, Sinkala A, Zulu P, Chanda C, et al. Clinical Characteristics of 6578 Adult Patients With Cholera Admitted to Community and </w:t>
-      </w:r>
-      <w:r>
-        <w:lastRenderedPageBreak/>
-        <w:t xml:space="preserve">Referral Cholera Treatment Centers in Lusaka, Zambia, October 2023 to April 2024. Open Forum Infect Dis. 2025 Jun 1;12(6):ofaf277. </w:t>
+        <w:t xml:space="preserve">Mbewe N, Imamura T, Sivile S, Sinkala A, Zulu P, Chanda C, et al. Clinical Characteristics of 6578 Adult Patients With Cholera Admitted to Community and Referral Cholera Treatment Centers in Lusaka, Zambia, October 2023 to April 2024. Open Forum Infect Dis. 2025 Jun 1;12(6):ofaf277. </w:t>
       </w:r>
     </w:p>
     <w:p>
@@ -18735,6 +19593,7 @@
         <w:pStyle w:val="Bibliography"/>
       </w:pPr>
       <w:r>
+        <w:lastRenderedPageBreak/>
         <w:t xml:space="preserve">56. </w:t>
       </w:r>
       <w:r>
@@ -18801,7 +19660,6 @@
         <w:pStyle w:val="Bibliography"/>
       </w:pPr>
       <w:r>
-        <w:lastRenderedPageBreak/>
         <w:t xml:space="preserve">60. </w:t>
       </w:r>
       <w:r>
@@ -18901,6 +19759,7 @@
         <w:rPr>
           <w:lang w:val="de-DE"/>
         </w:rPr>
+        <w:lastRenderedPageBreak/>
         <w:t xml:space="preserve">68. </w:t>
       </w:r>
       <w:r>
@@ -18955,7 +19814,6 @@
         <w:pStyle w:val="Bibliography"/>
       </w:pPr>
       <w:r>
-        <w:lastRenderedPageBreak/>
         <w:t xml:space="preserve">72. </w:t>
       </w:r>
       <w:r>
@@ -19058,6 +19916,7 @@
         <w:pStyle w:val="Bibliography"/>
       </w:pPr>
       <w:r>
+        <w:lastRenderedPageBreak/>
         <w:t xml:space="preserve">79. </w:t>
       </w:r>
       <w:r>
@@ -19145,7 +20004,6 @@
         </w:rPr>
       </w:pPr>
       <w:r>
-        <w:lastRenderedPageBreak/>
         <w:t xml:space="preserve">83. </w:t>
       </w:r>
       <w:r>
@@ -21401,6 +22259,7 @@
   <w:style w:type="character" w:default="1" w:styleId="DefaultParagraphFont">
     <w:name w:val="Default Paragraph Font"/>
     <w:uiPriority w:val="1"/>
+    <w:semiHidden/>
     <w:unhideWhenUsed/>
   </w:style>
   <w:style w:type="table" w:default="1" w:styleId="TableNormal">

--- a/papers/Maintext_cholera_outbreak_modeling_31Oct2025.docx
+++ b/papers/Maintext_cholera_outbreak_modeling_31Oct2025.docx
@@ -12493,7 +12493,13 @@
         <w:rPr>
           <w:rFonts w:hint="eastAsia"/>
         </w:rPr>
-        <w:t xml:space="preserve">instantaneous reduction rate </w:t>
+        <w:t>exponential decay rate</w:t>
+      </w:r>
+      <w:r>
+        <w:rPr>
+          <w:rFonts w:hint="eastAsia"/>
+        </w:rPr>
+        <w:t xml:space="preserve"> </w:t>
       </w:r>
       <w:r>
         <w:rPr>
@@ -12548,17 +12554,9 @@
       </w:r>
       <w:r>
         <w:rPr>
-          <w:rFonts w:hint="eastAsia"/>
-          <w:lang w:val="en-US"/>
-        </w:rPr>
-        <w:t xml:space="preserve">implying </w:t>
-      </w:r>
-      <w:r>
-        <w:rPr>
-          <w:rFonts w:hint="eastAsia"/>
-          <w:lang w:val="en-US"/>
-        </w:rPr>
-        <w:t xml:space="preserve">a </w:t>
+          <w:lang w:val="en-US"/>
+        </w:rPr>
+        <w:t xml:space="preserve">corresponding to an average </w:t>
       </w:r>
       <w:r>
         <w:rPr>
@@ -12569,10 +12567,23 @@
       </w:r>
       <w:r>
         <w:rPr>
-          <w:rFonts w:hint="eastAsia"/>
-          <w:lang w:val="en-US"/>
-        </w:rPr>
-        <w:t xml:space="preserve"> decline of </w:t>
+          <w:lang w:val="en-US"/>
+        </w:rPr>
+        <w:t xml:space="preserve"> decline of 15.3%</w:t>
+      </w:r>
+      <w:r>
+        <w:rPr>
+          <w:rFonts w:hint="eastAsia"/>
+          <w:lang w:val="en-US"/>
+        </w:rPr>
+        <w:t xml:space="preserve"> o</w:t>
+      </w:r>
+      <w:r>
+        <w:rPr>
+          <w:rFonts w:hint="eastAsia"/>
+          <w:lang w:val="en-US"/>
+        </w:rPr>
+        <w:t xml:space="preserve">f </w:t>
       </w:r>
       <w:r>
         <w:rPr>
@@ -12848,658 +12859,89 @@
           <w:rFonts w:hint="eastAsia"/>
           <w:lang w:val="en-US"/>
         </w:rPr>
-        <w:t xml:space="preserve"> </w:t>
-      </w:r>
-    </w:p>
-    <w:p>
-      <w:pPr>
-        <w:rPr>
-          <w:lang w:val="en-US"/>
-        </w:rPr>
-      </w:pPr>
-    </w:p>
-    <w:p>
-      <w:r>
-        <w:rPr>
-          <w:rFonts w:hint="eastAsia"/>
-        </w:rPr>
-        <w:t xml:space="preserve">Impact of </w:t>
-      </w:r>
-      <w:r>
-        <w:rPr>
-          <w:rFonts w:hint="eastAsia"/>
-        </w:rPr>
-        <w:t>ORI</w:t>
-      </w:r>
-      <w:r>
-        <w:rPr>
-          <w:rFonts w:hint="eastAsia"/>
-        </w:rPr>
-        <w:t xml:space="preserve"> vari</w:t>
-      </w:r>
-      <w:r>
-        <w:t>ed</w:t>
-      </w:r>
-      <w:r>
-        <w:rPr>
-          <w:rFonts w:hint="eastAsia"/>
-        </w:rPr>
-        <w:t xml:space="preserve"> by epidemiological characteristics of outbreaks</w:t>
-      </w:r>
-      <w:r>
-        <w:rPr>
-          <w:rFonts w:hint="eastAsia"/>
-        </w:rPr>
-        <w:t>,</w:t>
-      </w:r>
-      <w:r>
-        <w:t xml:space="preserve"> and different metrics </w:t>
-      </w:r>
-      <w:r>
-        <w:rPr>
-          <w:rFonts w:hint="eastAsia"/>
-        </w:rPr>
-        <w:t>responded to prioritization in distinct ways</w:t>
-      </w:r>
-      <w:r>
-        <w:t xml:space="preserve">. </w:t>
-      </w:r>
-      <w:r>
-        <w:t xml:space="preserve">Prioritizing larger outbreaks produced the </w:t>
-      </w:r>
-      <w:r>
-        <w:rPr>
-          <w:rFonts w:hint="eastAsia"/>
-        </w:rPr>
-        <w:t>greatest</w:t>
-      </w:r>
-      <w:r>
-        <w:t xml:space="preserve"> </w:t>
-      </w:r>
-      <w:r>
-        <w:rPr>
-          <w:rFonts w:hint="eastAsia"/>
-        </w:rPr>
-        <w:t>absolute case reduction</w:t>
-      </w:r>
-      <w:r>
-        <w:rPr>
-          <w:rFonts w:hint="eastAsia"/>
-        </w:rPr>
-        <w:t xml:space="preserve"> </w:t>
-      </w:r>
-      <w:r>
-        <w:t>(</w:t>
-      </w:r>
-      <w:r>
-        <w:rPr>
-          <w:b/>
-          <w:bCs/>
-        </w:rPr>
-        <w:t>Figure 3D; Figure S</w:t>
-      </w:r>
-      <w:r>
-        <w:rPr>
-          <w:rFonts w:hint="eastAsia"/>
-          <w:b/>
-          <w:bCs/>
-        </w:rPr>
-        <w:t>3</w:t>
-      </w:r>
-      <w:r>
-        <w:rPr>
-          <w:b/>
-          <w:bCs/>
-        </w:rPr>
-        <w:t xml:space="preserve"> </w:t>
-      </w:r>
-      <w:r>
-        <w:t xml:space="preserve">in the </w:t>
-      </w:r>
-      <w:r>
-        <w:t>Supplement</w:t>
-      </w:r>
-      <w:r>
-        <w:t>)</w:t>
-      </w:r>
-      <w:r>
-        <w:t xml:space="preserve"> whereas prioritizing high</w:t>
-      </w:r>
-      <w:r>
-        <w:rPr>
-          <w:rFonts w:hint="eastAsia"/>
-        </w:rPr>
-        <w:t>-</w:t>
-      </w:r>
-      <w:r>
-        <w:t>attack</w:t>
-      </w:r>
-      <w:r>
-        <w:rPr>
-          <w:rFonts w:hint="eastAsia"/>
-        </w:rPr>
-        <w:t>-</w:t>
-      </w:r>
-      <w:r>
-        <w:t xml:space="preserve">rate outbreaks </w:t>
-      </w:r>
-      <w:r>
-        <w:rPr>
-          <w:rFonts w:hint="eastAsia"/>
-        </w:rPr>
-        <w:t>maximized</w:t>
-      </w:r>
-      <w:r>
-        <w:t xml:space="preserve"> efficiency—measured as cases</w:t>
-      </w:r>
-      <w:r>
-        <w:t xml:space="preserve"> or DALYs</w:t>
-      </w:r>
-      <w:r>
-        <w:t xml:space="preserve"> averted per 1,000 OCV dose</w:t>
-      </w:r>
-      <w:r>
-        <w:t>s</w:t>
-      </w:r>
-      <w:r>
-        <w:rPr>
-          <w:rFonts w:hint="eastAsia"/>
-        </w:rPr>
-        <w:t xml:space="preserve"> </w:t>
-      </w:r>
-      <w:r>
-        <w:rPr>
-          <w:rFonts w:hint="eastAsia"/>
-        </w:rPr>
-        <w:t>(</w:t>
-      </w:r>
-      <w:r>
-        <w:rPr>
-          <w:rFonts w:hint="eastAsia"/>
-        </w:rPr>
-        <w:t xml:space="preserve">or </w:t>
-      </w:r>
-      <w:r>
-        <w:rPr>
-          <w:rFonts w:hint="eastAsia"/>
-        </w:rPr>
-        <w:t>vaccine recipients</w:t>
-      </w:r>
-      <w:r>
-        <w:rPr>
-          <w:rFonts w:hint="eastAsia"/>
-        </w:rPr>
-        <w:t>)</w:t>
-      </w:r>
-      <w:r>
-        <w:t xml:space="preserve"> </w:t>
-      </w:r>
-      <w:r>
-        <w:t>(</w:t>
-      </w:r>
-      <w:r>
-        <w:rPr>
-          <w:b/>
-          <w:bCs/>
-        </w:rPr>
-        <w:t>Figure</w:t>
-      </w:r>
-      <w:r>
-        <w:rPr>
-          <w:rFonts w:hint="eastAsia"/>
-          <w:b/>
-          <w:bCs/>
-        </w:rPr>
-        <w:t>s</w:t>
-      </w:r>
-      <w:r>
-        <w:rPr>
-          <w:b/>
-          <w:bCs/>
-        </w:rPr>
-        <w:t xml:space="preserve"> 3</w:t>
-      </w:r>
-      <w:r>
-        <w:rPr>
-          <w:b/>
-          <w:bCs/>
-        </w:rPr>
-        <w:t>E</w:t>
-      </w:r>
-      <w:r>
-        <w:rPr>
-          <w:b/>
-          <w:bCs/>
-        </w:rPr>
-        <w:t>–F</w:t>
-      </w:r>
-      <w:r>
-        <w:t>).</w:t>
-      </w:r>
-      <w:r>
         <w:t xml:space="preserve"> </w:t>
       </w:r>
     </w:p>
     <w:p/>
     <w:p>
       <w:r>
-        <w:t>Targeting</w:t>
-      </w:r>
-      <w:r>
-        <w:rPr>
-          <w:rFonts w:hint="eastAsia"/>
-        </w:rPr>
-        <w:t xml:space="preserve"> </w:t>
-      </w:r>
-      <w:r>
-        <w:t>top 10% of outbreaks</w:t>
-      </w:r>
-      <w:r>
-        <w:rPr>
-          <w:rFonts w:hint="eastAsia"/>
-        </w:rPr>
-        <w:t xml:space="preserve"> by size increased the median </w:t>
-      </w:r>
-      <w:r>
-        <w:rPr>
-          <w:rFonts w:hint="eastAsia"/>
-        </w:rPr>
-        <w:t xml:space="preserve">to </w:t>
-      </w:r>
-      <w:r>
-        <w:rPr>
-          <w:rFonts w:hint="eastAsia"/>
-          <w:lang w:val="en-US"/>
-        </w:rPr>
-        <w:t>6</w:t>
-      </w:r>
-      <w:r>
-        <w:rPr>
-          <w:rFonts w:hint="eastAsia"/>
-          <w:lang w:val="en-US"/>
-        </w:rPr>
-        <w:t>82</w:t>
-      </w:r>
-      <w:r>
-        <w:rPr>
-          <w:rFonts w:hint="eastAsia"/>
-          <w:lang w:val="en-US"/>
-        </w:rPr>
-        <w:t xml:space="preserve"> </w:t>
-      </w:r>
-      <w:proofErr w:type="gramStart"/>
-      <w:r>
-        <w:rPr>
-          <w:rFonts w:hint="eastAsia"/>
-          <w:lang w:val="en-US"/>
-        </w:rPr>
-        <w:t>case</w:t>
-      </w:r>
-      <w:proofErr w:type="gramEnd"/>
-      <w:r>
-        <w:rPr>
-          <w:rFonts w:hint="eastAsia"/>
-          <w:lang w:val="en-US"/>
-        </w:rPr>
-        <w:t xml:space="preserve"> </w:t>
-      </w:r>
-      <w:r>
-        <w:rPr>
-          <w:rFonts w:hint="eastAsia"/>
-          <w:lang w:val="en-US"/>
-        </w:rPr>
-        <w:t xml:space="preserve">(vs </w:t>
-      </w:r>
-      <w:r>
-        <w:rPr>
-          <w:rFonts w:hint="eastAsia"/>
-          <w:lang w:val="en-US"/>
-        </w:rPr>
-        <w:t>16</w:t>
-      </w:r>
-      <w:r>
-        <w:rPr>
-          <w:rFonts w:hint="eastAsia"/>
-          <w:lang w:val="en-US"/>
-        </w:rPr>
-        <w:t xml:space="preserve"> cases </w:t>
-      </w:r>
-      <w:r>
-        <w:rPr>
-          <w:rFonts w:hint="eastAsia"/>
-          <w:lang w:val="en-US"/>
-        </w:rPr>
-        <w:t>under random targeting) for ORIs</w:t>
-      </w:r>
-      <w:r>
-        <w:rPr>
-          <w:rFonts w:hint="eastAsia"/>
-          <w:lang w:val="en-US"/>
-        </w:rPr>
-        <w:t xml:space="preserve"> i</w:t>
-      </w:r>
-      <w:r>
-        <w:rPr>
-          <w:rFonts w:hint="eastAsia"/>
-          <w:lang w:val="en-US"/>
-        </w:rPr>
-        <w:t xml:space="preserve">nitiated </w:t>
-      </w:r>
-      <w:r>
-        <w:rPr>
-          <w:rFonts w:hint="eastAsia"/>
-          <w:lang w:val="en-US"/>
-        </w:rPr>
-        <w:t>in</w:t>
-      </w:r>
-      <w:r>
-        <w:rPr>
-          <w:rFonts w:hint="eastAsia"/>
-          <w:lang w:val="en-US"/>
-        </w:rPr>
-        <w:t xml:space="preserve"> week 9</w:t>
-      </w:r>
-      <w:r>
-        <w:rPr>
-          <w:rFonts w:hint="eastAsia"/>
-          <w:lang w:val="en-US"/>
-        </w:rPr>
-        <w:t xml:space="preserve">, and to </w:t>
-      </w:r>
-      <w:r>
-        <w:rPr>
-          <w:lang w:val="en-US"/>
-        </w:rPr>
-        <w:t>1</w:t>
-      </w:r>
-      <w:r>
-        <w:rPr>
-          <w:rFonts w:hint="eastAsia"/>
-          <w:lang w:val="en-US"/>
+        <w:rPr>
+          <w:rFonts w:hint="eastAsia"/>
+        </w:rPr>
+        <w:t xml:space="preserve">Impact of </w:t>
+      </w:r>
+      <w:r>
+        <w:rPr>
+          <w:rFonts w:hint="eastAsia"/>
+        </w:rPr>
+        <w:t>ORI</w:t>
+      </w:r>
+      <w:r>
+        <w:rPr>
+          <w:rFonts w:hint="eastAsia"/>
+        </w:rPr>
+        <w:t xml:space="preserve"> vari</w:t>
+      </w:r>
+      <w:r>
+        <w:t>ed</w:t>
+      </w:r>
+      <w:r>
+        <w:rPr>
+          <w:rFonts w:hint="eastAsia"/>
+        </w:rPr>
+        <w:t xml:space="preserve"> by epidemiological characteristics of outbreaks</w:t>
+      </w:r>
+      <w:r>
+        <w:rPr>
+          <w:rFonts w:hint="eastAsia"/>
         </w:rPr>
         <w:t>,</w:t>
       </w:r>
       <w:r>
-        <w:rPr>
-          <w:lang w:val="en-US"/>
-        </w:rPr>
-        <w:t>725</w:t>
-      </w:r>
-      <w:r>
-        <w:rPr>
-          <w:rFonts w:hint="eastAsia"/>
-          <w:lang w:val="en-US"/>
-        </w:rPr>
-        <w:t xml:space="preserve"> cases if </w:t>
-      </w:r>
-      <w:r>
-        <w:rPr>
-          <w:rFonts w:hint="eastAsia"/>
-          <w:lang w:val="en-US"/>
-        </w:rPr>
-        <w:t xml:space="preserve">initiated </w:t>
-      </w:r>
-      <w:r>
-        <w:rPr>
-          <w:rFonts w:hint="eastAsia"/>
-          <w:lang w:val="en-US"/>
-        </w:rPr>
-        <w:t xml:space="preserve">in </w:t>
-      </w:r>
-      <w:r>
-        <w:rPr>
-          <w:rFonts w:hint="eastAsia"/>
-          <w:lang w:val="en-US"/>
-        </w:rPr>
-        <w:t>week 1</w:t>
-      </w:r>
-      <w:r>
-        <w:rPr>
-          <w:rFonts w:hint="eastAsia"/>
-          <w:lang w:val="en-US"/>
-        </w:rPr>
+        <w:t xml:space="preserve"> and different metrics </w:t>
+      </w:r>
+      <w:r>
+        <w:rPr>
+          <w:rFonts w:hint="eastAsia"/>
+        </w:rPr>
+        <w:t>responded to prioritization in distinct ways</w:t>
+      </w:r>
+      <w:r>
         <w:t xml:space="preserve">. </w:t>
       </w:r>
       <w:r>
-        <w:t xml:space="preserve">Prioritizing </w:t>
-      </w:r>
-      <w:r>
-        <w:rPr>
-          <w:rFonts w:hint="eastAsia"/>
-        </w:rPr>
-        <w:t xml:space="preserve">the </w:t>
-      </w:r>
-      <w:r>
-        <w:rPr>
-          <w:rFonts w:hint="eastAsia"/>
-        </w:rPr>
-        <w:t xml:space="preserve">top 10 % </w:t>
-      </w:r>
-      <w:r>
-        <w:rPr>
-          <w:rFonts w:hint="eastAsia"/>
-        </w:rPr>
-        <w:t>by</w:t>
-      </w:r>
-      <w:r>
-        <w:rPr>
-          <w:rFonts w:hint="eastAsia"/>
-        </w:rPr>
-        <w:t xml:space="preserve"> </w:t>
-      </w:r>
-      <w:r>
-        <w:t>attack</w:t>
-      </w:r>
-      <w:r>
-        <w:rPr>
-          <w:rFonts w:hint="eastAsia"/>
-        </w:rPr>
-        <w:t xml:space="preserve"> </w:t>
-      </w:r>
-      <w:r>
-        <w:t xml:space="preserve">rate </w:t>
-      </w:r>
-      <w:r>
-        <w:rPr>
-          <w:rFonts w:hint="eastAsia"/>
-        </w:rPr>
-        <w:t xml:space="preserve">increased </w:t>
-      </w:r>
-      <w:r>
-        <w:rPr>
-          <w:rFonts w:hint="eastAsia"/>
-        </w:rPr>
-        <w:t xml:space="preserve">the </w:t>
-      </w:r>
-      <w:r>
-        <w:rPr>
-          <w:rFonts w:hint="eastAsia"/>
-        </w:rPr>
-        <w:t>ORI</w:t>
-      </w:r>
-      <w:r>
-        <w:rPr>
-          <w:rFonts w:hint="eastAsia"/>
-        </w:rPr>
-        <w:t xml:space="preserve"> efficiency </w:t>
-      </w:r>
-      <w:r>
-        <w:rPr>
-          <w:rFonts w:hint="eastAsia"/>
-        </w:rPr>
-        <w:t>approximately</w:t>
-      </w:r>
-      <w:r>
-        <w:rPr>
-          <w:rFonts w:hint="eastAsia"/>
-        </w:rPr>
-        <w:t xml:space="preserve"> to</w:t>
-      </w:r>
-      <w:r>
-        <w:rPr>
-          <w:rFonts w:hint="eastAsia"/>
-        </w:rPr>
-        <w:t xml:space="preserve"> </w:t>
-      </w:r>
-      <w:r>
-        <w:rPr>
-          <w:rFonts w:hint="eastAsia"/>
-        </w:rPr>
-        <w:t>2</w:t>
-      </w:r>
-      <w:r>
-        <w:rPr>
-          <w:rFonts w:hint="eastAsia"/>
-        </w:rPr>
-        <w:t>.</w:t>
-      </w:r>
-      <w:r>
-        <w:rPr>
-          <w:rFonts w:hint="eastAsia"/>
-        </w:rPr>
-        <w:t>39</w:t>
-      </w:r>
-      <w:r>
-        <w:rPr>
-          <w:rFonts w:hint="eastAsia"/>
-        </w:rPr>
-        <w:t xml:space="preserve"> </w:t>
-      </w:r>
-      <w:r>
-        <w:rPr>
-          <w:rFonts w:hint="eastAsia"/>
-        </w:rPr>
-        <w:t>(or 0.0</w:t>
-      </w:r>
-      <w:r>
-        <w:rPr>
-          <w:rFonts w:hint="eastAsia"/>
-        </w:rPr>
-        <w:t>6</w:t>
-      </w:r>
-      <w:r>
-        <w:rPr>
-          <w:rFonts w:hint="eastAsia"/>
-        </w:rPr>
-        <w:t xml:space="preserve"> DALYs) </w:t>
-      </w:r>
-      <w:r>
-        <w:rPr>
-          <w:rFonts w:hint="eastAsia"/>
-        </w:rPr>
-        <w:t>and 9.</w:t>
-      </w:r>
-      <w:r>
-        <w:rPr>
-          <w:rFonts w:hint="eastAsia"/>
-        </w:rPr>
-        <w:t>58</w:t>
-      </w:r>
-      <w:r>
-        <w:t xml:space="preserve"> </w:t>
-      </w:r>
-      <w:r>
-        <w:rPr>
-          <w:rFonts w:hint="eastAsia"/>
-        </w:rPr>
-        <w:t>cases</w:t>
-      </w:r>
-      <w:r>
-        <w:rPr>
-          <w:rFonts w:hint="eastAsia"/>
-        </w:rPr>
-        <w:t xml:space="preserve"> (1.</w:t>
-      </w:r>
-      <w:r>
-        <w:rPr>
-          <w:rFonts w:hint="eastAsia"/>
-        </w:rPr>
-        <w:t>28</w:t>
-      </w:r>
-      <w:r>
-        <w:rPr>
-          <w:rFonts w:hint="eastAsia"/>
-        </w:rPr>
-        <w:t xml:space="preserve"> DALYs)</w:t>
-      </w:r>
-      <w:r>
-        <w:rPr>
-          <w:rFonts w:hint="eastAsia"/>
-        </w:rPr>
-        <w:t xml:space="preserve"> </w:t>
-      </w:r>
-      <w:r>
-        <w:t xml:space="preserve">averted per 1,000 doses </w:t>
-      </w:r>
-      <w:r>
-        <w:rPr>
-          <w:rFonts w:hint="eastAsia"/>
-        </w:rPr>
-        <w:t>for</w:t>
-      </w:r>
-      <w:r>
-        <w:rPr>
-          <w:rFonts w:hint="eastAsia"/>
-        </w:rPr>
-        <w:t xml:space="preserve"> ORIs </w:t>
-      </w:r>
-      <w:r>
-        <w:rPr>
-          <w:rFonts w:hint="eastAsia"/>
-        </w:rPr>
-        <w:t>i</w:t>
-      </w:r>
-      <w:r>
-        <w:rPr>
-          <w:rFonts w:hint="eastAsia"/>
-        </w:rPr>
-        <w:t xml:space="preserve">nitiated </w:t>
-      </w:r>
-      <w:r>
-        <w:rPr>
-          <w:rFonts w:hint="eastAsia"/>
-        </w:rPr>
-        <w:t>in</w:t>
-      </w:r>
-      <w:r>
-        <w:rPr>
-          <w:rFonts w:hint="eastAsia"/>
-        </w:rPr>
-        <w:t xml:space="preserve"> week 9 and 1, respectively</w:t>
-      </w:r>
-      <w:r>
-        <w:t>.</w:t>
-      </w:r>
-      <w:r>
-        <w:rPr>
-          <w:rFonts w:hint="eastAsia"/>
-        </w:rPr>
-        <w:t xml:space="preserve"> </w:t>
-      </w:r>
-      <w:r>
-        <w:rPr>
-          <w:rFonts w:hint="eastAsia"/>
-        </w:rPr>
-        <w:t xml:space="preserve">Prioritizing </w:t>
-      </w:r>
-      <w:r>
-        <w:t>by size or duration also improved efficiency</w:t>
-      </w:r>
-      <w:r>
-        <w:rPr>
-          <w:rFonts w:hint="eastAsia"/>
-        </w:rPr>
-        <w:t xml:space="preserve"> but to a lesser extent</w:t>
-      </w:r>
-      <w:r>
-        <w:t xml:space="preserve"> (</w:t>
+        <w:t xml:space="preserve">Prioritizing larger outbreaks produced the </w:t>
+      </w:r>
+      <w:r>
+        <w:rPr>
+          <w:rFonts w:hint="eastAsia"/>
+        </w:rPr>
+        <w:t>greatest</w:t>
+      </w:r>
+      <w:r>
+        <w:t xml:space="preserve"> </w:t>
+      </w:r>
+      <w:r>
+        <w:rPr>
+          <w:rFonts w:hint="eastAsia"/>
+        </w:rPr>
+        <w:t>absolute case reduction</w:t>
+      </w:r>
+      <w:r>
+        <w:rPr>
+          <w:rFonts w:hint="eastAsia"/>
+        </w:rPr>
+        <w:t xml:space="preserve"> </w:t>
+      </w:r>
+      <w:r>
+        <w:t>(</w:t>
       </w:r>
       <w:r>
         <w:rPr>
           <w:b/>
           <w:bCs/>
         </w:rPr>
-        <w:t xml:space="preserve">Figure </w:t>
+        <w:t>Figure 3D; Figure S</w:t>
       </w:r>
       <w:r>
         <w:rPr>
@@ -13507,177 +12949,738 @@
           <w:b/>
           <w:bCs/>
         </w:rPr>
-        <w:t>S3</w:t>
-      </w:r>
-      <w:r>
-        <w:rPr>
-          <w:rFonts w:hint="eastAsia"/>
-        </w:rPr>
-        <w:t xml:space="preserve"> in the Supplement</w:t>
-      </w:r>
-      <w:r>
-        <w:t xml:space="preserve">). In contrast, percent cases averted (not normalized by doses) was most sensitive to </w:t>
-      </w:r>
-      <w:r>
-        <w:rPr>
-          <w:rFonts w:hint="eastAsia"/>
-        </w:rPr>
-        <w:t xml:space="preserve">outbreak </w:t>
-      </w:r>
-      <w:r>
-        <w:t xml:space="preserve">duration. </w:t>
-      </w:r>
-      <w:r>
-        <w:rPr>
-          <w:rFonts w:hint="eastAsia"/>
-        </w:rPr>
-        <w:t>For</w:t>
-      </w:r>
-      <w:r>
-        <w:t xml:space="preserve"> ORIs </w:t>
-      </w:r>
-      <w:r>
-        <w:rPr>
-          <w:rFonts w:hint="eastAsia"/>
-        </w:rPr>
-        <w:t xml:space="preserve">initiated </w:t>
-      </w:r>
-      <w:r>
-        <w:t xml:space="preserve">in week 1, the median </w:t>
-      </w:r>
-      <w:proofErr w:type="gramStart"/>
-      <w:r>
-        <w:t>percent</w:t>
-      </w:r>
-      <w:proofErr w:type="gramEnd"/>
-      <w:r>
-        <w:rPr>
-          <w:rFonts w:hint="eastAsia"/>
-        </w:rPr>
-        <w:t xml:space="preserve"> </w:t>
-      </w:r>
-      <w:r>
-        <w:t xml:space="preserve">cases averted </w:t>
-      </w:r>
-      <w:r>
-        <w:rPr>
-          <w:rFonts w:hint="eastAsia"/>
-        </w:rPr>
-        <w:t xml:space="preserve">were </w:t>
-      </w:r>
-      <w:r>
-        <w:t>83</w:t>
-      </w:r>
-      <w:r>
-        <w:rPr>
-          <w:rFonts w:hint="eastAsia"/>
-        </w:rPr>
-        <w:t>.8</w:t>
-      </w:r>
-      <w:r>
-        <w:t>%, 82%, and 80</w:t>
-      </w:r>
-      <w:r>
-        <w:rPr>
-          <w:rFonts w:hint="eastAsia"/>
-        </w:rPr>
-        <w:t>.1</w:t>
-      </w:r>
-      <w:r>
-        <w:t>% for outbreaks in the top decile of duration, size, and attack rate, respectively</w:t>
-      </w:r>
-      <w:r>
-        <w:rPr>
-          <w:rFonts w:hint="eastAsia"/>
-        </w:rPr>
-        <w:t xml:space="preserve">, declining to </w:t>
-      </w:r>
-      <w:r>
-        <w:t>55.2</w:t>
-      </w:r>
-      <w:r>
-        <w:rPr>
-          <w:rFonts w:hint="eastAsia"/>
-        </w:rPr>
-        <w:t>%,</w:t>
-      </w:r>
-      <w:r>
-        <w:t xml:space="preserve"> 2</w:t>
-      </w:r>
-      <w:r>
-        <w:rPr>
-          <w:rFonts w:hint="eastAsia"/>
-        </w:rPr>
-        <w:t>6</w:t>
-      </w:r>
-      <w:r>
-        <w:t>.</w:t>
-      </w:r>
-      <w:r>
-        <w:rPr>
-          <w:rFonts w:hint="eastAsia"/>
-        </w:rPr>
-        <w:t>7</w:t>
-      </w:r>
-      <w:r>
-        <w:rPr>
-          <w:rFonts w:hint="eastAsia"/>
-        </w:rPr>
-        <w:t>%,</w:t>
-      </w:r>
-      <w:r>
-        <w:t xml:space="preserve"> </w:t>
-      </w:r>
-      <w:r>
-        <w:rPr>
-          <w:rFonts w:hint="eastAsia"/>
-        </w:rPr>
-        <w:t xml:space="preserve">and </w:t>
-      </w:r>
-      <w:r>
-        <w:rPr>
-          <w:lang w:val="en-US"/>
-        </w:rPr>
-        <w:t>1</w:t>
-      </w:r>
-      <w:r>
-        <w:rPr>
-          <w:rFonts w:hint="eastAsia"/>
-          <w:lang w:val="en-US"/>
-        </w:rPr>
-        <w:t>7</w:t>
-      </w:r>
-      <w:r>
-        <w:rPr>
-          <w:lang w:val="en-US"/>
-        </w:rPr>
-        <w:t>.</w:t>
-      </w:r>
-      <w:r>
-        <w:rPr>
-          <w:rFonts w:hint="eastAsia"/>
-          <w:lang w:val="en-US"/>
-        </w:rPr>
-        <w:t>1</w:t>
-      </w:r>
-      <w:r>
-        <w:rPr>
-          <w:rFonts w:hint="eastAsia"/>
-          <w:lang w:val="en-US"/>
-        </w:rPr>
-        <w:t>% by week 9</w:t>
-      </w:r>
-      <w:r>
-        <w:t>.</w:t>
+        <w:t>3</w:t>
+      </w:r>
+      <w:r>
+        <w:rPr>
+          <w:b/>
+          <w:bCs/>
+        </w:rPr>
+        <w:t xml:space="preserve"> </w:t>
+      </w:r>
+      <w:r>
+        <w:t xml:space="preserve">in the </w:t>
+      </w:r>
+      <w:r>
+        <w:t>Supplement</w:t>
+      </w:r>
+      <w:r>
+        <w:t>)</w:t>
+      </w:r>
+      <w:r>
+        <w:t xml:space="preserve"> whereas prioritizing high</w:t>
+      </w:r>
+      <w:r>
+        <w:rPr>
+          <w:rFonts w:hint="eastAsia"/>
+        </w:rPr>
+        <w:t>-</w:t>
+      </w:r>
+      <w:r>
+        <w:t>attack</w:t>
+      </w:r>
+      <w:r>
+        <w:rPr>
+          <w:rFonts w:hint="eastAsia"/>
+        </w:rPr>
+        <w:t>-</w:t>
+      </w:r>
+      <w:r>
+        <w:t xml:space="preserve">rate outbreaks </w:t>
+      </w:r>
+      <w:r>
+        <w:rPr>
+          <w:rFonts w:hint="eastAsia"/>
+        </w:rPr>
+        <w:t>maximized</w:t>
+      </w:r>
+      <w:r>
+        <w:t xml:space="preserve"> efficiency—measured as cases</w:t>
+      </w:r>
+      <w:r>
+        <w:t xml:space="preserve"> or DALYs</w:t>
+      </w:r>
+      <w:r>
+        <w:t xml:space="preserve"> averted per 1,000 OCV dose</w:t>
+      </w:r>
+      <w:r>
+        <w:t>s</w:t>
+      </w:r>
+      <w:r>
+        <w:rPr>
+          <w:rFonts w:hint="eastAsia"/>
+        </w:rPr>
+        <w:t xml:space="preserve"> </w:t>
+      </w:r>
+      <w:r>
+        <w:rPr>
+          <w:rFonts w:hint="eastAsia"/>
+        </w:rPr>
+        <w:t>(</w:t>
+      </w:r>
+      <w:r>
+        <w:rPr>
+          <w:rFonts w:hint="eastAsia"/>
+        </w:rPr>
+        <w:t xml:space="preserve">or </w:t>
+      </w:r>
+      <w:r>
+        <w:rPr>
+          <w:rFonts w:hint="eastAsia"/>
+        </w:rPr>
+        <w:t>vaccine recipients</w:t>
+      </w:r>
+      <w:r>
+        <w:rPr>
+          <w:rFonts w:hint="eastAsia"/>
+        </w:rPr>
+        <w:t>)</w:t>
+      </w:r>
+      <w:r>
+        <w:t xml:space="preserve"> </w:t>
+      </w:r>
+      <w:r>
+        <w:t>(</w:t>
+      </w:r>
+      <w:r>
+        <w:rPr>
+          <w:b/>
+          <w:bCs/>
+        </w:rPr>
+        <w:t>Figure</w:t>
+      </w:r>
+      <w:r>
+        <w:rPr>
+          <w:rFonts w:hint="eastAsia"/>
+          <w:b/>
+          <w:bCs/>
+        </w:rPr>
+        <w:t>s</w:t>
+      </w:r>
+      <w:r>
+        <w:rPr>
+          <w:b/>
+          <w:bCs/>
+        </w:rPr>
+        <w:t xml:space="preserve"> 3</w:t>
+      </w:r>
+      <w:r>
+        <w:rPr>
+          <w:b/>
+          <w:bCs/>
+        </w:rPr>
+        <w:t>E</w:t>
+      </w:r>
+      <w:r>
+        <w:rPr>
+          <w:b/>
+          <w:bCs/>
+        </w:rPr>
+        <w:t>–F</w:t>
+      </w:r>
+      <w:r>
+        <w:t>).</w:t>
+      </w:r>
+      <w:r>
+        <w:t xml:space="preserve"> </w:t>
       </w:r>
     </w:p>
     <w:p/>
     <w:p>
       <w:r>
+        <w:t>Targeting</w:t>
+      </w:r>
+      <w:r>
+        <w:rPr>
+          <w:rFonts w:hint="eastAsia"/>
+        </w:rPr>
+        <w:t xml:space="preserve"> </w:t>
+      </w:r>
+      <w:r>
+        <w:t>top 10% of outbreaks</w:t>
+      </w:r>
+      <w:r>
+        <w:rPr>
+          <w:rFonts w:hint="eastAsia"/>
+        </w:rPr>
+        <w:t xml:space="preserve"> by size increased the median </w:t>
+      </w:r>
+      <w:r>
+        <w:rPr>
+          <w:rFonts w:hint="eastAsia"/>
+        </w:rPr>
+        <w:t xml:space="preserve">to </w:t>
+      </w:r>
+      <w:r>
+        <w:rPr>
+          <w:rFonts w:hint="eastAsia"/>
+          <w:lang w:val="en-US"/>
+        </w:rPr>
+        <w:t>6</w:t>
+      </w:r>
+      <w:r>
+        <w:rPr>
+          <w:rFonts w:hint="eastAsia"/>
+          <w:lang w:val="en-US"/>
+        </w:rPr>
+        <w:t>82</w:t>
+      </w:r>
+      <w:r>
+        <w:rPr>
+          <w:rFonts w:hint="eastAsia"/>
+          <w:lang w:val="en-US"/>
+        </w:rPr>
+        <w:t xml:space="preserve"> case</w:t>
+      </w:r>
+      <w:r>
+        <w:rPr>
+          <w:rFonts w:hint="eastAsia"/>
+          <w:lang w:val="en-US"/>
+        </w:rPr>
+        <w:t>s</w:t>
+      </w:r>
+      <w:r>
+        <w:rPr>
+          <w:rFonts w:hint="eastAsia"/>
+          <w:lang w:val="en-US"/>
+        </w:rPr>
+        <w:t xml:space="preserve"> </w:t>
+      </w:r>
+      <w:r>
+        <w:rPr>
+          <w:rFonts w:hint="eastAsia"/>
+          <w:lang w:val="en-US"/>
+        </w:rPr>
+        <w:t xml:space="preserve">(vs </w:t>
+      </w:r>
+      <w:r>
+        <w:rPr>
+          <w:rFonts w:hint="eastAsia"/>
+          <w:lang w:val="en-US"/>
+        </w:rPr>
+        <w:t>16</w:t>
+      </w:r>
+      <w:r>
+        <w:rPr>
+          <w:rFonts w:hint="eastAsia"/>
+          <w:lang w:val="en-US"/>
+        </w:rPr>
+        <w:t xml:space="preserve"> cases </w:t>
+      </w:r>
+      <w:r>
+        <w:rPr>
+          <w:rFonts w:hint="eastAsia"/>
+          <w:lang w:val="en-US"/>
+        </w:rPr>
+        <w:t>under random targeting) for ORIs</w:t>
+      </w:r>
+      <w:r>
+        <w:rPr>
+          <w:rFonts w:hint="eastAsia"/>
+          <w:lang w:val="en-US"/>
+        </w:rPr>
+        <w:t xml:space="preserve"> i</w:t>
+      </w:r>
+      <w:r>
+        <w:rPr>
+          <w:rFonts w:hint="eastAsia"/>
+          <w:lang w:val="en-US"/>
+        </w:rPr>
+        <w:t xml:space="preserve">nitiated </w:t>
+      </w:r>
+      <w:r>
+        <w:rPr>
+          <w:rFonts w:hint="eastAsia"/>
+          <w:lang w:val="en-US"/>
+        </w:rPr>
+        <w:t>in</w:t>
+      </w:r>
+      <w:r>
+        <w:rPr>
+          <w:rFonts w:hint="eastAsia"/>
+          <w:lang w:val="en-US"/>
+        </w:rPr>
+        <w:t xml:space="preserve"> week 9</w:t>
+      </w:r>
+      <w:r>
+        <w:rPr>
+          <w:rFonts w:hint="eastAsia"/>
+          <w:lang w:val="en-US"/>
+        </w:rPr>
+        <w:t xml:space="preserve">, and to </w:t>
+      </w:r>
+      <w:r>
+        <w:rPr>
+          <w:lang w:val="en-US"/>
+        </w:rPr>
+        <w:t>1</w:t>
+      </w:r>
+      <w:r>
+        <w:rPr>
+          <w:rFonts w:hint="eastAsia"/>
+          <w:lang w:val="en-US"/>
+        </w:rPr>
+        <w:t>,</w:t>
+      </w:r>
+      <w:r>
+        <w:rPr>
+          <w:lang w:val="en-US"/>
+        </w:rPr>
+        <w:t>725</w:t>
+      </w:r>
+      <w:r>
+        <w:rPr>
+          <w:rFonts w:hint="eastAsia"/>
+          <w:lang w:val="en-US"/>
+        </w:rPr>
+        <w:t xml:space="preserve"> cases if </w:t>
+      </w:r>
+      <w:r>
+        <w:rPr>
+          <w:rFonts w:hint="eastAsia"/>
+          <w:lang w:val="en-US"/>
+        </w:rPr>
+        <w:t xml:space="preserve">initiated </w:t>
+      </w:r>
+      <w:r>
+        <w:rPr>
+          <w:rFonts w:hint="eastAsia"/>
+          <w:lang w:val="en-US"/>
+        </w:rPr>
+        <w:t xml:space="preserve">in </w:t>
+      </w:r>
+      <w:r>
+        <w:rPr>
+          <w:rFonts w:hint="eastAsia"/>
+          <w:lang w:val="en-US"/>
+        </w:rPr>
+        <w:t>week 1</w:t>
+      </w:r>
+      <w:r>
+        <w:rPr>
+          <w:rFonts w:hint="eastAsia"/>
+          <w:lang w:val="en-US"/>
+        </w:rPr>
+        <w:t xml:space="preserve">. </w:t>
+      </w:r>
+      <w:r>
+        <w:t xml:space="preserve">Prioritizing </w:t>
+      </w:r>
+      <w:r>
+        <w:rPr>
+          <w:rFonts w:hint="eastAsia"/>
+        </w:rPr>
+        <w:t xml:space="preserve">the </w:t>
+      </w:r>
+      <w:r>
+        <w:rPr>
+          <w:rFonts w:hint="eastAsia"/>
+        </w:rPr>
+        <w:t xml:space="preserve">top 10 % </w:t>
+      </w:r>
+      <w:r>
+        <w:rPr>
+          <w:rFonts w:hint="eastAsia"/>
+        </w:rPr>
+        <w:t>by</w:t>
+      </w:r>
+      <w:r>
+        <w:rPr>
+          <w:rFonts w:hint="eastAsia"/>
+        </w:rPr>
+        <w:t xml:space="preserve"> </w:t>
+      </w:r>
+      <w:r>
+        <w:t>attack</w:t>
+      </w:r>
+      <w:r>
+        <w:rPr>
+          <w:rFonts w:hint="eastAsia"/>
+        </w:rPr>
+        <w:t xml:space="preserve"> </w:t>
+      </w:r>
+      <w:r>
+        <w:t xml:space="preserve">rate </w:t>
+      </w:r>
+      <w:r>
+        <w:rPr>
+          <w:rFonts w:hint="eastAsia"/>
+        </w:rPr>
+        <w:t xml:space="preserve">increased </w:t>
+      </w:r>
+      <w:r>
+        <w:rPr>
+          <w:rFonts w:hint="eastAsia"/>
+        </w:rPr>
+        <w:t xml:space="preserve">the </w:t>
+      </w:r>
+      <w:r>
+        <w:rPr>
+          <w:rFonts w:hint="eastAsia"/>
+        </w:rPr>
+        <w:t>ORI</w:t>
+      </w:r>
+      <w:r>
+        <w:rPr>
+          <w:rFonts w:hint="eastAsia"/>
+        </w:rPr>
+        <w:t xml:space="preserve"> efficiency </w:t>
+      </w:r>
+      <w:r>
+        <w:rPr>
+          <w:rFonts w:hint="eastAsia"/>
+        </w:rPr>
+        <w:t>approximately</w:t>
+      </w:r>
+      <w:r>
+        <w:rPr>
+          <w:rFonts w:hint="eastAsia"/>
+        </w:rPr>
+        <w:t xml:space="preserve"> to</w:t>
+      </w:r>
+      <w:r>
+        <w:rPr>
+          <w:rFonts w:hint="eastAsia"/>
+        </w:rPr>
+        <w:t xml:space="preserve"> </w:t>
+      </w:r>
+      <w:r>
+        <w:rPr>
+          <w:rFonts w:hint="eastAsia"/>
+        </w:rPr>
+        <w:t>2</w:t>
+      </w:r>
+      <w:r>
+        <w:rPr>
+          <w:rFonts w:hint="eastAsia"/>
+        </w:rPr>
+        <w:t>.</w:t>
+      </w:r>
+      <w:r>
+        <w:rPr>
+          <w:rFonts w:hint="eastAsia"/>
+        </w:rPr>
+        <w:t>39</w:t>
+      </w:r>
+      <w:r>
+        <w:rPr>
+          <w:rFonts w:hint="eastAsia"/>
+        </w:rPr>
+        <w:t xml:space="preserve"> </w:t>
+      </w:r>
+      <w:r>
+        <w:rPr>
+          <w:rFonts w:hint="eastAsia"/>
+        </w:rPr>
+        <w:t>(or 0.0</w:t>
+      </w:r>
+      <w:r>
+        <w:rPr>
+          <w:rFonts w:hint="eastAsia"/>
+        </w:rPr>
+        <w:t>6</w:t>
+      </w:r>
+      <w:r>
+        <w:rPr>
+          <w:rFonts w:hint="eastAsia"/>
+        </w:rPr>
+        <w:t xml:space="preserve"> DALYs) </w:t>
+      </w:r>
+      <w:r>
+        <w:rPr>
+          <w:rFonts w:hint="eastAsia"/>
+        </w:rPr>
+        <w:t>and 9.</w:t>
+      </w:r>
+      <w:r>
+        <w:rPr>
+          <w:rFonts w:hint="eastAsia"/>
+        </w:rPr>
+        <w:t>58</w:t>
+      </w:r>
+      <w:r>
+        <w:t xml:space="preserve"> </w:t>
+      </w:r>
+      <w:r>
+        <w:rPr>
+          <w:rFonts w:hint="eastAsia"/>
+        </w:rPr>
+        <w:t>cases</w:t>
+      </w:r>
+      <w:r>
+        <w:rPr>
+          <w:rFonts w:hint="eastAsia"/>
+        </w:rPr>
+        <w:t xml:space="preserve"> (1.</w:t>
+      </w:r>
+      <w:r>
+        <w:rPr>
+          <w:rFonts w:hint="eastAsia"/>
+        </w:rPr>
+        <w:t>28</w:t>
+      </w:r>
+      <w:r>
+        <w:rPr>
+          <w:rFonts w:hint="eastAsia"/>
+        </w:rPr>
+        <w:t xml:space="preserve"> DALYs)</w:t>
+      </w:r>
+      <w:r>
+        <w:rPr>
+          <w:rFonts w:hint="eastAsia"/>
+        </w:rPr>
+        <w:t xml:space="preserve"> </w:t>
+      </w:r>
+      <w:r>
+        <w:t xml:space="preserve">averted per 1,000 doses </w:t>
+      </w:r>
+      <w:r>
+        <w:rPr>
+          <w:rFonts w:hint="eastAsia"/>
+        </w:rPr>
+        <w:t>for</w:t>
+      </w:r>
+      <w:r>
+        <w:rPr>
+          <w:rFonts w:hint="eastAsia"/>
+        </w:rPr>
+        <w:t xml:space="preserve"> ORIs </w:t>
+      </w:r>
+      <w:r>
+        <w:rPr>
+          <w:rFonts w:hint="eastAsia"/>
+        </w:rPr>
+        <w:t>i</w:t>
+      </w:r>
+      <w:r>
+        <w:rPr>
+          <w:rFonts w:hint="eastAsia"/>
+        </w:rPr>
+        <w:t xml:space="preserve">nitiated </w:t>
+      </w:r>
+      <w:r>
+        <w:rPr>
+          <w:rFonts w:hint="eastAsia"/>
+        </w:rPr>
+        <w:t>in</w:t>
+      </w:r>
+      <w:r>
+        <w:rPr>
+          <w:rFonts w:hint="eastAsia"/>
+        </w:rPr>
+        <w:t xml:space="preserve"> week 9 and 1, respectively</w:t>
+      </w:r>
+      <w:r>
+        <w:t>.</w:t>
+      </w:r>
+      <w:r>
+        <w:rPr>
+          <w:rFonts w:hint="eastAsia"/>
+        </w:rPr>
+        <w:t xml:space="preserve"> </w:t>
+      </w:r>
+      <w:r>
+        <w:rPr>
+          <w:rFonts w:hint="eastAsia"/>
+        </w:rPr>
+        <w:t xml:space="preserve">Prioritizing </w:t>
+      </w:r>
+      <w:r>
+        <w:t>by size or duration also improved efficiency</w:t>
+      </w:r>
+      <w:r>
+        <w:rPr>
+          <w:rFonts w:hint="eastAsia"/>
+        </w:rPr>
+        <w:t xml:space="preserve"> but to a lesser extent</w:t>
+      </w:r>
+      <w:r>
+        <w:t xml:space="preserve"> (</w:t>
+      </w:r>
+      <w:r>
         <w:rPr>
           <w:b/>
           <w:bCs/>
         </w:rPr>
+        <w:t xml:space="preserve">Figure </w:t>
+      </w:r>
+      <w:r>
+        <w:rPr>
+          <w:rFonts w:hint="eastAsia"/>
+          <w:b/>
+          <w:bCs/>
+        </w:rPr>
+        <w:t>S3</w:t>
+      </w:r>
+      <w:r>
+        <w:rPr>
+          <w:rFonts w:hint="eastAsia"/>
+        </w:rPr>
+        <w:t xml:space="preserve"> in the Supplement</w:t>
+      </w:r>
+      <w:r>
+        <w:t xml:space="preserve">). In contrast, percent cases averted (not normalized by doses) was most sensitive to </w:t>
+      </w:r>
+      <w:r>
+        <w:rPr>
+          <w:rFonts w:hint="eastAsia"/>
+        </w:rPr>
+        <w:t xml:space="preserve">outbreak </w:t>
+      </w:r>
+      <w:r>
+        <w:t xml:space="preserve">duration. </w:t>
+      </w:r>
+      <w:r>
+        <w:rPr>
+          <w:rFonts w:hint="eastAsia"/>
+        </w:rPr>
+        <w:t>For</w:t>
+      </w:r>
+      <w:r>
+        <w:t xml:space="preserve"> ORIs </w:t>
+      </w:r>
+      <w:r>
+        <w:rPr>
+          <w:rFonts w:hint="eastAsia"/>
+        </w:rPr>
+        <w:t xml:space="preserve">initiated </w:t>
+      </w:r>
+      <w:r>
+        <w:t xml:space="preserve">in week 1, the median </w:t>
+      </w:r>
+      <w:proofErr w:type="gramStart"/>
+      <w:r>
+        <w:t>percent</w:t>
+      </w:r>
+      <w:proofErr w:type="gramEnd"/>
+      <w:r>
+        <w:rPr>
+          <w:rFonts w:hint="eastAsia"/>
+        </w:rPr>
+        <w:t xml:space="preserve"> </w:t>
+      </w:r>
+      <w:r>
+        <w:t xml:space="preserve">cases averted </w:t>
+      </w:r>
+      <w:r>
+        <w:rPr>
+          <w:rFonts w:hint="eastAsia"/>
+        </w:rPr>
+        <w:t xml:space="preserve">were </w:t>
+      </w:r>
+      <w:r>
+        <w:t>83</w:t>
+      </w:r>
+      <w:r>
+        <w:rPr>
+          <w:rFonts w:hint="eastAsia"/>
+        </w:rPr>
+        <w:t>.8</w:t>
+      </w:r>
+      <w:r>
+        <w:t>%, 82%, and 80</w:t>
+      </w:r>
+      <w:r>
+        <w:rPr>
+          <w:rFonts w:hint="eastAsia"/>
+        </w:rPr>
+        <w:t>.1</w:t>
+      </w:r>
+      <w:r>
+        <w:t>% for outbreaks in the top decile of duration, size, and attack rate, respectively</w:t>
+      </w:r>
+      <w:r>
+        <w:rPr>
+          <w:rFonts w:hint="eastAsia"/>
+        </w:rPr>
+        <w:t xml:space="preserve">, declining to </w:t>
+      </w:r>
+      <w:r>
+        <w:t>55.2</w:t>
+      </w:r>
+      <w:r>
+        <w:rPr>
+          <w:rFonts w:hint="eastAsia"/>
+        </w:rPr>
+        <w:t>%,</w:t>
+      </w:r>
+      <w:r>
+        <w:t xml:space="preserve"> 2</w:t>
+      </w:r>
+      <w:r>
+        <w:rPr>
+          <w:rFonts w:hint="eastAsia"/>
+        </w:rPr>
+        <w:t>6</w:t>
+      </w:r>
+      <w:r>
+        <w:t>.</w:t>
+      </w:r>
+      <w:r>
+        <w:rPr>
+          <w:rFonts w:hint="eastAsia"/>
+        </w:rPr>
+        <w:t>7</w:t>
+      </w:r>
+      <w:r>
+        <w:rPr>
+          <w:rFonts w:hint="eastAsia"/>
+        </w:rPr>
+        <w:t>%,</w:t>
+      </w:r>
+      <w:r>
+        <w:t xml:space="preserve"> </w:t>
+      </w:r>
+      <w:r>
+        <w:rPr>
+          <w:rFonts w:hint="eastAsia"/>
+        </w:rPr>
+        <w:t xml:space="preserve">and </w:t>
+      </w:r>
+      <w:r>
+        <w:rPr>
+          <w:lang w:val="en-US"/>
+        </w:rPr>
+        <w:t>1</w:t>
+      </w:r>
+      <w:r>
+        <w:rPr>
+          <w:rFonts w:hint="eastAsia"/>
+          <w:lang w:val="en-US"/>
+        </w:rPr>
+        <w:t>7</w:t>
+      </w:r>
+      <w:r>
+        <w:rPr>
+          <w:lang w:val="en-US"/>
+        </w:rPr>
+        <w:t>.</w:t>
+      </w:r>
+      <w:r>
+        <w:rPr>
+          <w:rFonts w:hint="eastAsia"/>
+          <w:lang w:val="en-US"/>
+        </w:rPr>
+        <w:t>1</w:t>
+      </w:r>
+      <w:r>
+        <w:rPr>
+          <w:rFonts w:hint="eastAsia"/>
+          <w:lang w:val="en-US"/>
+        </w:rPr>
+        <w:t>% by week 9</w:t>
+      </w:r>
+      <w:r>
+        <w:t>.</w:t>
+      </w:r>
+    </w:p>
+    <w:p/>
+    <w:p>
+      <w:r>
+        <w:rPr>
+          <w:b/>
+          <w:bCs/>
+        </w:rPr>
         <w:lastRenderedPageBreak/>
         <w:t>Table 3</w:t>
       </w:r>
@@ -14061,16 +14064,28 @@
         <w:rPr>
           <w:rFonts w:hint="eastAsia"/>
         </w:rPr>
-        <w:t xml:space="preserve">much higher than </w:t>
-      </w:r>
-      <w:r>
-        <w:rPr>
-          <w:rFonts w:hint="eastAsia"/>
-        </w:rPr>
-        <w:t xml:space="preserve">approximate </w:t>
-      </w:r>
-      <w:r>
-        <w:t>GDP per capita in sub-Saharan Africa (≈$1,636</w:t>
+        <w:t>much higher than</w:t>
+      </w:r>
+      <w:r>
+        <w:rPr>
+          <w:rFonts w:hint="eastAsia"/>
+        </w:rPr>
+        <w:t xml:space="preserve"> the median</w:t>
+      </w:r>
+      <w:r>
+        <w:rPr>
+          <w:rFonts w:hint="eastAsia"/>
+        </w:rPr>
+        <w:t xml:space="preserve"> </w:t>
+      </w:r>
+      <w:r>
+        <w:t>GDP per capita in sub-Saharan Africa ($1,6</w:t>
+      </w:r>
+      <w:r>
+        <w:rPr>
+          <w:rFonts w:hint="eastAsia"/>
+        </w:rPr>
+        <w:t>65</w:t>
       </w:r>
       <w:r>
         <w:rPr>
@@ -14144,13 +14159,13 @@
         <w:t xml:space="preserve">also shows that </w:t>
       </w:r>
       <w:r>
-        <w:t>ORI impact</w:t>
-      </w:r>
-      <w:r>
-        <w:rPr>
-          <w:rFonts w:hint="eastAsia"/>
-        </w:rPr>
-        <w:t>, OCV efficiency, and cost effectiveness</w:t>
+        <w:t>impact</w:t>
+      </w:r>
+      <w:r>
+        <w:rPr>
+          <w:rFonts w:hint="eastAsia"/>
+        </w:rPr>
+        <w:t>, efficiency, and cost effectiveness</w:t>
       </w:r>
       <w:r>
         <w:t xml:space="preserve"> w</w:t>
@@ -14216,20 +14231,7 @@
         <w:t xml:space="preserve">and </w:t>
       </w:r>
       <w:r>
-        <w:t>24.6</w:t>
-      </w:r>
-      <w:r>
-        <w:rPr>
-          <w:rFonts w:hint="eastAsia"/>
-          <w:lang w:val="en-US"/>
-        </w:rPr>
-        <w:t>%</w:t>
-      </w:r>
-      <w:r>
-        <w:rPr>
-          <w:lang w:val="en-US"/>
-        </w:rPr>
-        <w:t xml:space="preserve"> </w:t>
+        <w:t xml:space="preserve">41.3% </w:t>
       </w:r>
       <w:r>
         <w:rPr>
@@ -14239,7 +14241,14 @@
         <w:t>[IQR:</w:t>
       </w:r>
       <w:r>
-        <w:t>12.9 - 44.1</w:t>
+        <w:rPr>
+          <w:rFonts w:hint="eastAsia"/>
+          <w:lang w:val="en-US"/>
+        </w:rPr>
+        <w:t xml:space="preserve"> </w:t>
+      </w:r>
+      <w:r>
+        <w:t>25.6 - 57.4</w:t>
       </w:r>
       <w:r>
         <w:rPr>
@@ -14258,7 +14267,142 @@
         <w:t xml:space="preserve"> and</w:t>
       </w:r>
       <w:r>
-        <w:t xml:space="preserve"> week 1</w:t>
+        <w:t xml:space="preserve"> week </w:t>
+      </w:r>
+      <w:r>
+        <w:rPr>
+          <w:rFonts w:hint="eastAsia"/>
+        </w:rPr>
+        <w:t>9</w:t>
+      </w:r>
+      <w:r>
+        <w:rPr>
+          <w:rFonts w:hint="eastAsia"/>
+        </w:rPr>
+        <w:t>, respectively</w:t>
+      </w:r>
+      <w:r>
+        <w:t>.</w:t>
+      </w:r>
+      <w:r>
+        <w:rPr>
+          <w:rFonts w:hint="eastAsia"/>
+        </w:rPr>
+        <w:t xml:space="preserve"> OCV efficiency and cost effectiveness were </w:t>
+      </w:r>
+      <w:r>
+        <w:rPr>
+          <w:rFonts w:hint="eastAsia"/>
+        </w:rPr>
+        <w:t xml:space="preserve">more </w:t>
+      </w:r>
+      <w:r>
+        <w:rPr>
+          <w:rFonts w:hint="eastAsia"/>
+        </w:rPr>
+        <w:t xml:space="preserve">pronounced </w:t>
+      </w:r>
+      <w:r>
+        <w:rPr>
+          <w:rFonts w:hint="eastAsia"/>
+        </w:rPr>
+        <w:t xml:space="preserve">in the top quartile of outbreaks by attack rate. </w:t>
+      </w:r>
+      <w:r>
+        <w:rPr>
+          <w:rFonts w:hint="eastAsia"/>
+        </w:rPr>
+        <w:t xml:space="preserve">Focusing on outbreaks of top quartile of </w:t>
+      </w:r>
+      <w:r>
+        <w:rPr>
+          <w:rFonts w:hint="eastAsia"/>
+        </w:rPr>
+        <w:t>attach rate</w:t>
+      </w:r>
+      <w:r>
+        <w:rPr>
+          <w:rFonts w:hint="eastAsia"/>
+        </w:rPr>
+        <w:t xml:space="preserve"> can achieve </w:t>
+      </w:r>
+      <w:r>
+        <w:rPr>
+          <w:rFonts w:hint="eastAsia"/>
+        </w:rPr>
+        <w:t xml:space="preserve">US$ </w:t>
+      </w:r>
+      <w:r>
+        <w:t xml:space="preserve">2,967 </w:t>
+      </w:r>
+      <w:r>
+        <w:rPr>
+          <w:rFonts w:hint="eastAsia"/>
+        </w:rPr>
+        <w:t xml:space="preserve">[IQR: </w:t>
+      </w:r>
+      <w:r>
+        <w:t>-37 - 45,357</w:t>
+      </w:r>
+      <w:r>
+        <w:rPr>
+          <w:rFonts w:hint="eastAsia"/>
+        </w:rPr>
+        <w:t xml:space="preserve">] and </w:t>
+      </w:r>
+      <w:r>
+        <w:rPr>
+          <w:rFonts w:hint="eastAsia"/>
+        </w:rPr>
+        <w:t xml:space="preserve">US$ </w:t>
+      </w:r>
+      <w:r>
+        <w:t xml:space="preserve">20,433 </w:t>
+      </w:r>
+      <w:r>
+        <w:rPr>
+          <w:rFonts w:hint="eastAsia"/>
+        </w:rPr>
+        <w:t xml:space="preserve">[IQR: </w:t>
+      </w:r>
+      <w:r>
+        <w:t>3,475 - 2,777,567</w:t>
+      </w:r>
+      <w:r>
+        <w:rPr>
+          <w:rFonts w:hint="eastAsia"/>
+        </w:rPr>
+        <w:t>]</w:t>
+      </w:r>
+      <w:r>
+        <w:rPr>
+          <w:rFonts w:hint="eastAsia"/>
+        </w:rPr>
+        <w:t xml:space="preserve"> per DLAY averted</w:t>
+      </w:r>
+      <w:r>
+        <w:rPr>
+          <w:rFonts w:hint="eastAsia"/>
+        </w:rPr>
+        <w:t xml:space="preserve"> for ORIs implemented in week 1 and 9, respectively. </w:t>
+      </w:r>
+      <w:r>
+        <w:rPr>
+          <w:rFonts w:hint="eastAsia"/>
+        </w:rPr>
+        <w:t xml:space="preserve">The median values were comparable to approximately 1.8 and </w:t>
+      </w:r>
+      <w:r>
+        <w:rPr>
+          <w:rFonts w:hint="eastAsia"/>
+        </w:rPr>
+        <w:t>12</w:t>
+      </w:r>
+      <w:r>
+        <w:rPr>
+          <w:rFonts w:hint="eastAsia"/>
+        </w:rPr>
+        <w:t>.</w:t>
       </w:r>
       <w:r>
         <w:rPr>
@@ -14270,125 +14414,45 @@
         <w:rPr>
           <w:rFonts w:hint="eastAsia"/>
         </w:rPr>
-        <w:t>, respectively</w:t>
-      </w:r>
-      <w:r>
-        <w:t>.</w:t>
-      </w:r>
-      <w:r>
-        <w:rPr>
-          <w:rFonts w:hint="eastAsia"/>
-        </w:rPr>
-        <w:t xml:space="preserve"> OCV efficiency and cost effectiveness were </w:t>
-      </w:r>
-      <w:r>
-        <w:rPr>
-          <w:rFonts w:hint="eastAsia"/>
-        </w:rPr>
-        <w:t xml:space="preserve">more </w:t>
-      </w:r>
-      <w:r>
-        <w:rPr>
-          <w:rFonts w:hint="eastAsia"/>
-        </w:rPr>
-        <w:t xml:space="preserve">pronounced </w:t>
-      </w:r>
-      <w:r>
-        <w:rPr>
-          <w:rFonts w:hint="eastAsia"/>
-        </w:rPr>
-        <w:t xml:space="preserve">in the top quartile of outbreaks by attack rate. </w:t>
-      </w:r>
-      <w:r>
-        <w:rPr>
-          <w:rFonts w:hint="eastAsia"/>
-        </w:rPr>
-        <w:t xml:space="preserve">Focusing on outbreaks of top quartile of </w:t>
-      </w:r>
-      <w:r>
-        <w:rPr>
-          <w:rFonts w:hint="eastAsia"/>
-        </w:rPr>
-        <w:t>attach rate</w:t>
-      </w:r>
-      <w:r>
-        <w:rPr>
-          <w:rFonts w:hint="eastAsia"/>
-        </w:rPr>
-        <w:t xml:space="preserve"> can achieve </w:t>
-      </w:r>
-      <w:r>
-        <w:t xml:space="preserve">2,967 </w:t>
-      </w:r>
-      <w:r>
-        <w:rPr>
-          <w:rFonts w:hint="eastAsia"/>
-        </w:rPr>
-        <w:t xml:space="preserve">[IQR: </w:t>
-      </w:r>
-      <w:r>
-        <w:t>-37 - 45,357</w:t>
-      </w:r>
-      <w:r>
-        <w:rPr>
-          <w:rFonts w:hint="eastAsia"/>
-        </w:rPr>
-        <w:t xml:space="preserve">] and </w:t>
-      </w:r>
-      <w:r>
-        <w:t>8,53</w:t>
-      </w:r>
-      <w:r>
-        <w:rPr>
-          <w:rFonts w:hint="eastAsia"/>
-        </w:rPr>
-        <w:t>3</w:t>
-      </w:r>
-      <w:r>
-        <w:t xml:space="preserve"> </w:t>
-      </w:r>
-      <w:r>
-        <w:rPr>
-          <w:rFonts w:hint="eastAsia"/>
-        </w:rPr>
-        <w:t xml:space="preserve">[IQR: </w:t>
-      </w:r>
-      <w:r>
-        <w:t>1,292 - 1,186,542</w:t>
-      </w:r>
-      <w:r>
-        <w:rPr>
-          <w:rFonts w:hint="eastAsia"/>
-        </w:rPr>
-        <w:t xml:space="preserve">] for ORIs implemented in week 1 and 9, respectively. </w:t>
-      </w:r>
-      <w:r>
-        <w:rPr>
-          <w:rFonts w:hint="eastAsia"/>
-        </w:rPr>
-        <w:t>The median values were comparable to approximately 1.8 and 5.2 times the GDP per capita values. Fo</w:t>
-      </w:r>
-      <w:r>
-        <w:rPr>
-          <w:rFonts w:hint="eastAsia"/>
+        <w:t xml:space="preserve"> times the GDP per capita values. </w:t>
+      </w:r>
+      <w:r>
+        <w:rPr>
+          <w:rFonts w:hint="eastAsia"/>
+          <w:highlight w:val="yellow"/>
+        </w:rPr>
+        <w:t>Fo</w:t>
+      </w:r>
+      <w:r>
+        <w:rPr>
+          <w:rFonts w:hint="eastAsia"/>
+          <w:highlight w:val="yellow"/>
         </w:rPr>
         <w:t xml:space="preserve">r the case-triggered scenario, </w:t>
       </w:r>
       <w:r>
+        <w:rPr>
+          <w:highlight w:val="yellow"/>
+        </w:rPr>
         <w:t xml:space="preserve">the impact of ORI </w:t>
       </w:r>
       <w:r>
         <w:rPr>
           <w:rFonts w:hint="eastAsia"/>
+          <w:highlight w:val="yellow"/>
         </w:rPr>
         <w:t>declined</w:t>
       </w:r>
       <w:r>
+        <w:rPr>
+          <w:highlight w:val="yellow"/>
+        </w:rPr>
         <w:t xml:space="preserve"> with longer delays</w:t>
       </w:r>
       <w:r>
         <w:rPr>
           <w:rFonts w:hint="eastAsia"/>
+          <w:highlight w:val="yellow"/>
         </w:rPr>
         <w:t xml:space="preserve"> after the trigger and higher thresholds (</w:t>
       </w:r>
@@ -14397,70 +14461,99 @@
           <w:rFonts w:hint="eastAsia"/>
           <w:b/>
           <w:bCs/>
+          <w:highlight w:val="yellow"/>
         </w:rPr>
         <w:t>Table S2</w:t>
       </w:r>
       <w:r>
         <w:rPr>
           <w:rFonts w:hint="eastAsia"/>
+          <w:highlight w:val="yellow"/>
         </w:rPr>
         <w:t xml:space="preserve">). </w:t>
       </w:r>
       <w:r>
+        <w:rPr>
+          <w:highlight w:val="yellow"/>
+        </w:rPr>
         <w:t>Efficiency also decreased with higher thresholds and longer delays</w:t>
       </w:r>
       <w:r>
         <w:rPr>
           <w:rFonts w:hint="eastAsia"/>
+          <w:highlight w:val="yellow"/>
         </w:rPr>
         <w:t xml:space="preserve">. </w:t>
       </w:r>
       <w:r>
+        <w:rPr>
+          <w:highlight w:val="yellow"/>
+        </w:rPr>
         <w:t>Accordingly, the median cost per case</w:t>
       </w:r>
       <w:r>
         <w:rPr>
           <w:rFonts w:hint="eastAsia"/>
+          <w:highlight w:val="yellow"/>
         </w:rPr>
         <w:t>, death,</w:t>
       </w:r>
       <w:r>
+        <w:rPr>
+          <w:highlight w:val="yellow"/>
+        </w:rPr>
         <w:t xml:space="preserve"> and DALY averted </w:t>
       </w:r>
       <w:r>
         <w:rPr>
           <w:rFonts w:hint="eastAsia"/>
+          <w:highlight w:val="yellow"/>
         </w:rPr>
         <w:t>rose with higher</w:t>
       </w:r>
       <w:r>
+        <w:rPr>
+          <w:highlight w:val="yellow"/>
+        </w:rPr>
         <w:t xml:space="preserve"> thresholds</w:t>
       </w:r>
       <w:r>
         <w:rPr>
           <w:rFonts w:hint="eastAsia"/>
+          <w:highlight w:val="yellow"/>
         </w:rPr>
         <w:t xml:space="preserve"> and longer delays, </w:t>
       </w:r>
       <w:r>
+        <w:rPr>
+          <w:highlight w:val="yellow"/>
+        </w:rPr>
         <w:t xml:space="preserve">remaining below </w:t>
       </w:r>
       <w:r>
         <w:rPr>
           <w:rFonts w:hint="eastAsia"/>
+          <w:highlight w:val="yellow"/>
         </w:rPr>
         <w:t xml:space="preserve">conventional </w:t>
       </w:r>
       <w:r>
+        <w:rPr>
+          <w:highlight w:val="yellow"/>
+        </w:rPr>
         <w:t xml:space="preserve">cost-effectiveness </w:t>
       </w:r>
       <w:r>
         <w:rPr>
           <w:rFonts w:hint="eastAsia"/>
+          <w:highlight w:val="yellow"/>
         </w:rPr>
         <w:t>benchmark</w:t>
       </w:r>
       <w:r>
+        <w:rPr>
+          <w:highlight w:val="yellow"/>
+        </w:rPr>
         <w:t>s</w:t>
       </w:r>
       <w:r>
@@ -14722,36 +14815,54 @@
     <w:p/>
     <w:p>
       <w:r>
+        <w:rPr>
+          <w:highlight w:val="lightGray"/>
+        </w:rPr>
         <w:t>When the impact</w:t>
       </w:r>
       <w:r>
         <w:rPr>
           <w:rFonts w:hint="eastAsia"/>
+          <w:highlight w:val="lightGray"/>
         </w:rPr>
         <w:t xml:space="preserve"> and efficiency</w:t>
       </w:r>
       <w:r>
+        <w:rPr>
+          <w:highlight w:val="lightGray"/>
+        </w:rPr>
         <w:t xml:space="preserve"> of ORI campaigns with 75% vaccine coverage was evaluated across aggregated sets of outbreaks</w:t>
       </w:r>
       <w:r>
         <w:rPr>
           <w:rFonts w:hint="eastAsia"/>
+          <w:highlight w:val="lightGray"/>
         </w:rPr>
         <w:t>,</w:t>
       </w:r>
       <w:r>
+        <w:rPr>
+          <w:highlight w:val="lightGray"/>
+        </w:rPr>
         <w:t xml:space="preserve"> median effectiveness</w:t>
       </w:r>
       <w:r>
         <w:rPr>
           <w:rFonts w:hint="eastAsia"/>
+          <w:highlight w:val="lightGray"/>
         </w:rPr>
         <w:t xml:space="preserve"> and efficiency</w:t>
       </w:r>
       <w:r>
+        <w:rPr>
+          <w:highlight w:val="lightGray"/>
+        </w:rPr>
         <w:t xml:space="preserve"> increased with the number of outbreaks included in the sample </w:t>
       </w:r>
       <w:r>
+        <w:rPr>
+          <w:highlight w:val="lightGray"/>
+        </w:rPr>
         <w:t>(</w:t>
       </w:r>
       <w:r>
@@ -14759,6 +14870,7 @@
           <w:rFonts w:hint="eastAsia"/>
           <w:b/>
           <w:bCs/>
+          <w:highlight w:val="lightGray"/>
         </w:rPr>
         <w:t xml:space="preserve">Figure </w:t>
       </w:r>
@@ -14767,18 +14879,26 @@
           <w:rFonts w:hint="eastAsia"/>
           <w:b/>
           <w:bCs/>
+          <w:highlight w:val="lightGray"/>
         </w:rPr>
         <w:t>S4</w:t>
       </w:r>
       <w:r>
+        <w:rPr>
+          <w:highlight w:val="lightGray"/>
+        </w:rPr>
         <w:t>)</w:t>
       </w:r>
       <w:r>
+        <w:rPr>
+          <w:highlight w:val="lightGray"/>
+        </w:rPr>
         <w:t>.</w:t>
       </w:r>
       <w:r>
         <w:rPr>
           <w:rFonts w:hint="eastAsia"/>
+          <w:highlight w:val="lightGray"/>
         </w:rPr>
         <w:t xml:space="preserve"> </w:t>
       </w:r>
@@ -14786,72 +14906,84 @@
       <w:r>
         <w:rPr>
           <w:rFonts w:hint="eastAsia"/>
+          <w:highlight w:val="lightGray"/>
         </w:rPr>
         <w:t>As such s</w:t>
       </w:r>
       <w:r>
         <w:rPr>
           <w:rFonts w:hint="eastAsia"/>
+          <w:highlight w:val="lightGray"/>
         </w:rPr>
         <w:t>ubstantial impact w</w:t>
       </w:r>
       <w:r>
         <w:rPr>
           <w:rFonts w:hint="eastAsia"/>
+          <w:highlight w:val="lightGray"/>
         </w:rPr>
         <w:t>as</w:t>
       </w:r>
       <w:r>
         <w:rPr>
           <w:rFonts w:hint="eastAsia"/>
+          <w:highlight w:val="lightGray"/>
         </w:rPr>
         <w:t xml:space="preserve"> observed when the outbreaks were </w:t>
       </w:r>
       <w:r>
         <w:rPr>
           <w:rFonts w:hint="eastAsia"/>
+          <w:highlight w:val="lightGray"/>
         </w:rPr>
         <w:t>aggregated</w:t>
       </w:r>
       <w:r>
         <w:rPr>
           <w:rFonts w:hint="eastAsia"/>
-        </w:rPr>
-        <w:t xml:space="preserve"> </w:t>
-      </w:r>
-      <w:r>
-        <w:rPr>
-          <w:rFonts w:hint="eastAsia"/>
+          <w:highlight w:val="lightGray"/>
+        </w:rPr>
+        <w:t xml:space="preserve"> </w:t>
+      </w:r>
+      <w:r>
+        <w:rPr>
+          <w:rFonts w:hint="eastAsia"/>
+          <w:highlight w:val="lightGray"/>
         </w:rPr>
         <w:t xml:space="preserve">to reflect </w:t>
       </w:r>
       <w:r>
         <w:rPr>
           <w:rFonts w:hint="eastAsia"/>
+          <w:highlight w:val="lightGray"/>
         </w:rPr>
         <w:t xml:space="preserve">the </w:t>
       </w:r>
       <w:r>
         <w:rPr>
           <w:rFonts w:hint="eastAsia"/>
+          <w:highlight w:val="lightGray"/>
         </w:rPr>
         <w:t xml:space="preserve">volume </w:t>
       </w:r>
       <w:r>
         <w:rPr>
           <w:rFonts w:hint="eastAsia"/>
+          <w:highlight w:val="lightGray"/>
         </w:rPr>
         <w:t xml:space="preserve">of OCVs deployed </w:t>
       </w:r>
       <w:r>
         <w:rPr>
           <w:rFonts w:hint="eastAsia"/>
+          <w:highlight w:val="lightGray"/>
         </w:rPr>
         <w:t>t</w:t>
       </w:r>
       <w:r>
         <w:rPr>
           <w:rFonts w:hint="eastAsia"/>
+          <w:highlight w:val="lightGray"/>
         </w:rPr>
         <w:t xml:space="preserve">hrough the global stockpile </w:t>
       </w:r>
@@ -14859,6 +14991,7 @@
       <w:r>
         <w:rPr>
           <w:rFonts w:hint="eastAsia"/>
+          <w:highlight w:val="lightGray"/>
         </w:rPr>
         <w:t>(</w:t>
       </w:r>
@@ -14867,6 +15000,7 @@
           <w:rFonts w:hint="eastAsia"/>
           <w:b/>
           <w:bCs/>
+          <w:highlight w:val="lightGray"/>
         </w:rPr>
         <w:t xml:space="preserve">Figure </w:t>
       </w:r>
@@ -14875,6 +15009,7 @@
           <w:rFonts w:hint="eastAsia"/>
           <w:b/>
           <w:bCs/>
+          <w:highlight w:val="lightGray"/>
         </w:rPr>
         <w:t>4</w:t>
       </w:r>
@@ -14883,12 +15018,14 @@
           <w:rFonts w:hint="eastAsia"/>
           <w:b/>
           <w:bCs/>
+          <w:highlight w:val="lightGray"/>
         </w:rPr>
         <w:t>;</w:t>
       </w:r>
       <w:r>
         <w:rPr>
           <w:rFonts w:hint="eastAsia"/>
+          <w:highlight w:val="lightGray"/>
         </w:rPr>
         <w:t xml:space="preserve"> more details in </w:t>
       </w:r>
@@ -14897,95 +15034,121 @@
           <w:rFonts w:hint="eastAsia"/>
           <w:b/>
           <w:bCs/>
+          <w:highlight w:val="lightGray"/>
         </w:rPr>
         <w:t>Table S3</w:t>
       </w:r>
       <w:r>
         <w:rPr>
           <w:rFonts w:hint="eastAsia"/>
+          <w:highlight w:val="lightGray"/>
         </w:rPr>
         <w:t>). Over time</w:t>
       </w:r>
       <w:r>
         <w:rPr>
           <w:rFonts w:hint="eastAsia"/>
+          <w:highlight w:val="lightGray"/>
         </w:rPr>
         <w:t xml:space="preserve">, </w:t>
       </w:r>
       <w:r>
+        <w:rPr>
+          <w:highlight w:val="lightGray"/>
+        </w:rPr>
         <w:t>the</w:t>
       </w:r>
       <w:r>
         <w:rPr>
           <w:rFonts w:hint="eastAsia"/>
-        </w:rPr>
-        <w:t xml:space="preserve"> </w:t>
-      </w:r>
-      <w:r>
-        <w:rPr>
-          <w:rFonts w:hint="eastAsia"/>
+          <w:highlight w:val="lightGray"/>
+        </w:rPr>
+        <w:t xml:space="preserve"> </w:t>
+      </w:r>
+      <w:r>
+        <w:rPr>
+          <w:rFonts w:hint="eastAsia"/>
+          <w:highlight w:val="lightGray"/>
         </w:rPr>
         <w:t xml:space="preserve">aggregated </w:t>
       </w:r>
       <w:r>
         <w:rPr>
           <w:rFonts w:hint="eastAsia"/>
+          <w:highlight w:val="lightGray"/>
         </w:rPr>
         <w:t xml:space="preserve">number of </w:t>
       </w:r>
       <w:r>
         <w:rPr>
           <w:rFonts w:hint="eastAsia"/>
+          <w:highlight w:val="lightGray"/>
         </w:rPr>
         <w:t>case</w:t>
       </w:r>
       <w:r>
         <w:rPr>
           <w:rFonts w:hint="eastAsia"/>
+          <w:highlight w:val="lightGray"/>
         </w:rPr>
         <w:t>s</w:t>
       </w:r>
       <w:r>
         <w:rPr>
           <w:rFonts w:hint="eastAsia"/>
+          <w:highlight w:val="lightGray"/>
         </w:rPr>
         <w:t xml:space="preserve"> a</w:t>
       </w:r>
       <w:r>
+        <w:rPr>
+          <w:highlight w:val="lightGray"/>
+        </w:rPr>
         <w:t>verted by these campaigns increased</w:t>
       </w:r>
       <w:r>
         <w:rPr>
           <w:rFonts w:hint="eastAsia"/>
+          <w:highlight w:val="lightGray"/>
         </w:rPr>
         <w:t>,</w:t>
       </w:r>
       <w:r>
         <w:rPr>
           <w:rFonts w:hint="eastAsia"/>
-        </w:rPr>
-        <w:t xml:space="preserve"> </w:t>
-      </w:r>
-      <w:r>
+          <w:highlight w:val="lightGray"/>
+        </w:rPr>
+        <w:t xml:space="preserve"> </w:t>
+      </w:r>
+      <w:r>
+        <w:rPr>
+          <w:highlight w:val="lightGray"/>
+        </w:rPr>
         <w:t>reach</w:t>
       </w:r>
       <w:r>
         <w:rPr>
           <w:rFonts w:hint="eastAsia"/>
+          <w:highlight w:val="lightGray"/>
         </w:rPr>
         <w:t>ing</w:t>
       </w:r>
       <w:r>
-        <w:t xml:space="preserve"> </w:t>
-      </w:r>
-      <w:r>
-        <w:rPr>
-          <w:rFonts w:hint="eastAsia"/>
+        <w:rPr>
+          <w:highlight w:val="lightGray"/>
+        </w:rPr>
+        <w:t xml:space="preserve"> </w:t>
+      </w:r>
+      <w:r>
+        <w:rPr>
+          <w:rFonts w:hint="eastAsia"/>
+          <w:highlight w:val="lightGray"/>
         </w:rPr>
         <w:t>4,028</w:t>
       </w:r>
       <w:r>
         <w:rPr>
+          <w:highlight w:val="lightGray"/>
           <w:lang w:val="en-US"/>
         </w:rPr>
         <w:t xml:space="preserve"> [IQR: </w:t>
@@ -14993,12 +15156,14 @@
       <w:r>
         <w:rPr>
           <w:rFonts w:hint="eastAsia"/>
+          <w:highlight w:val="lightGray"/>
           <w:lang w:val="en-US"/>
         </w:rPr>
         <w:t>3</w:t>
       </w:r>
       <w:r>
         <w:rPr>
+          <w:highlight w:val="lightGray"/>
           <w:lang w:val="en-US"/>
         </w:rPr>
         <w:t>,</w:t>
@@ -15006,12 +15171,14 @@
       <w:r>
         <w:rPr>
           <w:rFonts w:hint="eastAsia"/>
+          <w:highlight w:val="lightGray"/>
           <w:lang w:val="en-US"/>
         </w:rPr>
         <w:t>679</w:t>
       </w:r>
       <w:r>
         <w:rPr>
+          <w:highlight w:val="lightGray"/>
           <w:lang w:val="en-US"/>
         </w:rPr>
         <w:t xml:space="preserve"> - </w:t>
@@ -15019,12 +15186,14 @@
       <w:r>
         <w:rPr>
           <w:rFonts w:hint="eastAsia"/>
+          <w:highlight w:val="lightGray"/>
           <w:lang w:val="en-US"/>
         </w:rPr>
         <w:t>4</w:t>
       </w:r>
       <w:r>
         <w:rPr>
+          <w:highlight w:val="lightGray"/>
           <w:lang w:val="en-US"/>
         </w:rPr>
         <w:t>,</w:t>
@@ -15032,12 +15201,14 @@
       <w:r>
         <w:rPr>
           <w:rFonts w:hint="eastAsia"/>
+          <w:highlight w:val="lightGray"/>
           <w:lang w:val="en-US"/>
         </w:rPr>
         <w:t>376</w:t>
       </w:r>
       <w:r>
         <w:rPr>
+          <w:highlight w:val="lightGray"/>
           <w:lang w:val="en-US"/>
         </w:rPr>
         <w:t>]</w:t>
@@ -15045,88 +15216,105 @@
       <w:r>
         <w:rPr>
           <w:rFonts w:hint="eastAsia"/>
-          <w:lang w:val="en-US"/>
-        </w:rPr>
-        <w:t xml:space="preserve"> </w:t>
-      </w:r>
-      <w:r>
-        <w:rPr>
-          <w:rFonts w:hint="eastAsia"/>
+          <w:highlight w:val="lightGray"/>
+          <w:lang w:val="en-US"/>
+        </w:rPr>
+        <w:t xml:space="preserve"> </w:t>
+      </w:r>
+      <w:r>
+        <w:rPr>
+          <w:rFonts w:hint="eastAsia"/>
+          <w:highlight w:val="lightGray"/>
         </w:rPr>
         <w:t>by</w:t>
       </w:r>
       <w:r>
         <w:rPr>
           <w:rFonts w:hint="eastAsia"/>
+          <w:highlight w:val="lightGray"/>
         </w:rPr>
         <w:t xml:space="preserve"> 202</w:t>
       </w:r>
       <w:r>
         <w:rPr>
           <w:rFonts w:hint="eastAsia"/>
+          <w:highlight w:val="lightGray"/>
         </w:rPr>
         <w:t>0</w:t>
       </w:r>
       <w:r>
         <w:rPr>
           <w:rFonts w:hint="eastAsia"/>
+          <w:highlight w:val="lightGray"/>
         </w:rPr>
         <w:t>.</w:t>
       </w:r>
       <w:r>
         <w:rPr>
           <w:rFonts w:hint="eastAsia"/>
-        </w:rPr>
-        <w:t xml:space="preserve"> </w:t>
-      </w:r>
-      <w:r>
+          <w:highlight w:val="lightGray"/>
+        </w:rPr>
+        <w:t xml:space="preserve"> </w:t>
+      </w:r>
+      <w:r>
+        <w:rPr>
+          <w:highlight w:val="lightGray"/>
+        </w:rPr>
         <w:t>The percent</w:t>
       </w:r>
       <w:r>
         <w:rPr>
           <w:rFonts w:hint="eastAsia"/>
+          <w:highlight w:val="lightGray"/>
         </w:rPr>
         <w:t>age</w:t>
       </w:r>
       <w:r>
         <w:rPr>
           <w:rFonts w:hint="eastAsia"/>
-        </w:rPr>
-        <w:t xml:space="preserve"> </w:t>
-      </w:r>
-      <w:r>
-        <w:rPr>
-          <w:rFonts w:hint="eastAsia"/>
+          <w:highlight w:val="lightGray"/>
+        </w:rPr>
+        <w:t xml:space="preserve"> </w:t>
+      </w:r>
+      <w:r>
+        <w:rPr>
+          <w:rFonts w:hint="eastAsia"/>
+          <w:highlight w:val="lightGray"/>
         </w:rPr>
         <w:t>cases averted also rose steadily</w:t>
       </w:r>
       <w:r>
         <w:rPr>
           <w:rFonts w:hint="eastAsia"/>
+          <w:highlight w:val="lightGray"/>
         </w:rPr>
         <w:t xml:space="preserve"> to</w:t>
       </w:r>
       <w:r>
         <w:rPr>
           <w:rFonts w:hint="eastAsia"/>
-        </w:rPr>
-        <w:t xml:space="preserve"> </w:t>
-      </w:r>
-      <w:r>
-        <w:rPr>
-          <w:rFonts w:hint="eastAsia"/>
+          <w:highlight w:val="lightGray"/>
+        </w:rPr>
+        <w:t xml:space="preserve"> </w:t>
+      </w:r>
+      <w:r>
+        <w:rPr>
+          <w:rFonts w:hint="eastAsia"/>
+          <w:highlight w:val="lightGray"/>
         </w:rPr>
         <w:t>32.3</w:t>
       </w:r>
       <w:r>
         <w:rPr>
           <w:rFonts w:hint="eastAsia"/>
+          <w:highlight w:val="lightGray"/>
           <w:lang w:val="en-US"/>
         </w:rPr>
         <w:t>%</w:t>
       </w:r>
       <w:r>
         <w:rPr>
+          <w:highlight w:val="lightGray"/>
           <w:lang w:val="en-US"/>
         </w:rPr>
         <w:t xml:space="preserve"> [IQR: </w:t>
@@ -15134,12 +15322,14 @@
       <w:r>
         <w:rPr>
           <w:rFonts w:hint="eastAsia"/>
+          <w:highlight w:val="lightGray"/>
           <w:lang w:val="en-US"/>
         </w:rPr>
         <w:t xml:space="preserve">29.1 - </w:t>
       </w:r>
       <w:r>
         <w:rPr>
+          <w:highlight w:val="lightGray"/>
           <w:lang w:val="en-US"/>
         </w:rPr>
         <w:t>3</w:t>
@@ -15147,12 +15337,14 @@
       <w:r>
         <w:rPr>
           <w:rFonts w:hint="eastAsia"/>
+          <w:highlight w:val="lightGray"/>
           <w:lang w:val="en-US"/>
         </w:rPr>
         <w:t>5.2</w:t>
       </w:r>
       <w:r>
         <w:rPr>
+          <w:highlight w:val="lightGray"/>
           <w:lang w:val="en-US"/>
         </w:rPr>
         <w:t>]</w:t>
@@ -15160,25 +15352,29 @@
       <w:r>
         <w:rPr>
           <w:rFonts w:hint="eastAsia"/>
-          <w:lang w:val="en-US"/>
-        </w:rPr>
-        <w:t xml:space="preserve"> </w:t>
-      </w:r>
-      <w:r>
-        <w:rPr>
-          <w:rFonts w:hint="eastAsia"/>
+          <w:highlight w:val="lightGray"/>
+          <w:lang w:val="en-US"/>
+        </w:rPr>
+        <w:t xml:space="preserve"> </w:t>
+      </w:r>
+      <w:r>
+        <w:rPr>
+          <w:rFonts w:hint="eastAsia"/>
+          <w:highlight w:val="lightGray"/>
         </w:rPr>
         <w:t>in 202</w:t>
       </w:r>
       <w:r>
         <w:rPr>
           <w:rFonts w:hint="eastAsia"/>
+          <w:highlight w:val="lightGray"/>
         </w:rPr>
         <w:t>0</w:t>
       </w:r>
       <w:r>
         <w:rPr>
           <w:rFonts w:hint="eastAsia"/>
+          <w:highlight w:val="lightGray"/>
         </w:rPr>
         <w:t xml:space="preserve">, assuming a 9-week delay </w:t>
       </w:r>
@@ -15186,6 +15382,7 @@
       <w:r>
         <w:rPr>
           <w:rFonts w:hint="eastAsia"/>
+          <w:highlight w:val="lightGray"/>
         </w:rPr>
         <w:t>in ORI</w:t>
       </w:r>
@@ -15193,126 +15390,172 @@
       <w:r>
         <w:rPr>
           <w:rFonts w:hint="eastAsia"/>
+          <w:highlight w:val="lightGray"/>
         </w:rPr>
         <w:t xml:space="preserve"> implementation</w:t>
       </w:r>
       <w:r>
         <w:rPr>
           <w:rFonts w:hint="eastAsia"/>
+          <w:highlight w:val="lightGray"/>
         </w:rPr>
         <w:t xml:space="preserve"> with 75% coverage</w:t>
       </w:r>
       <w:r>
         <w:rPr>
           <w:rFonts w:hint="eastAsia"/>
+          <w:highlight w:val="lightGray"/>
         </w:rPr>
         <w:t>.</w:t>
       </w:r>
       <w:r>
         <w:rPr>
           <w:rFonts w:hint="eastAsia"/>
+          <w:highlight w:val="lightGray"/>
         </w:rPr>
         <w:t xml:space="preserve"> These values increase further if ORIs are prioritized to longer outbreaks. If outbreaks are targeted to top 25% of outbreaks by duration, case averted increased to </w:t>
       </w:r>
       <w:r>
+        <w:rPr>
+          <w:highlight w:val="lightGray"/>
+        </w:rPr>
         <w:t xml:space="preserve">7,805 </w:t>
       </w:r>
       <w:r>
         <w:rPr>
           <w:rFonts w:hint="eastAsia"/>
+          <w:highlight w:val="lightGray"/>
         </w:rPr>
         <w:t xml:space="preserve">[IQR: </w:t>
       </w:r>
       <w:r>
+        <w:rPr>
+          <w:highlight w:val="lightGray"/>
+        </w:rPr>
         <w:t>7,126 - 8,438</w:t>
       </w:r>
       <w:r>
         <w:rPr>
           <w:rFonts w:hint="eastAsia"/>
+          <w:highlight w:val="lightGray"/>
         </w:rPr>
         <w:t xml:space="preserve">], corresponding to </w:t>
       </w:r>
       <w:r>
+        <w:rPr>
+          <w:highlight w:val="lightGray"/>
+        </w:rPr>
         <w:t>41.3</w:t>
       </w:r>
       <w:r>
         <w:rPr>
           <w:rFonts w:hint="eastAsia"/>
+          <w:highlight w:val="lightGray"/>
         </w:rPr>
         <w:t>%</w:t>
       </w:r>
       <w:r>
-        <w:t xml:space="preserve"> </w:t>
-      </w:r>
-      <w:r>
-        <w:rPr>
-          <w:rFonts w:hint="eastAsia"/>
+        <w:rPr>
+          <w:highlight w:val="lightGray"/>
+        </w:rPr>
+        <w:t xml:space="preserve"> </w:t>
+      </w:r>
+      <w:r>
+        <w:rPr>
+          <w:rFonts w:hint="eastAsia"/>
+          <w:highlight w:val="lightGray"/>
         </w:rPr>
         <w:t xml:space="preserve">[IQR: </w:t>
       </w:r>
       <w:r>
+        <w:rPr>
+          <w:highlight w:val="lightGray"/>
+        </w:rPr>
         <w:t>37.6 - 44.8</w:t>
       </w:r>
       <w:r>
         <w:rPr>
           <w:rFonts w:hint="eastAsia"/>
+          <w:highlight w:val="lightGray"/>
         </w:rPr>
         <w:t xml:space="preserve">] under the same conditions of 9-week delay in ORI implementation with 70% coverage. </w:t>
       </w:r>
       <w:r>
+        <w:rPr>
+          <w:highlight w:val="lightGray"/>
+        </w:rPr>
         <w:t xml:space="preserve">These </w:t>
       </w:r>
       <w:r>
         <w:rPr>
           <w:rFonts w:hint="eastAsia"/>
+          <w:highlight w:val="lightGray"/>
         </w:rPr>
         <w:t>e</w:t>
       </w:r>
       <w:r>
+        <w:rPr>
+          <w:highlight w:val="lightGray"/>
+        </w:rPr>
         <w:t>stimates</w:t>
       </w:r>
       <w:r>
         <w:rPr>
           <w:rFonts w:hint="eastAsia"/>
+          <w:highlight w:val="lightGray"/>
         </w:rPr>
         <w:t xml:space="preserve"> across aggregated outbreaks</w:t>
       </w:r>
       <w:r>
+        <w:rPr>
+          <w:highlight w:val="lightGray"/>
+        </w:rPr>
         <w:t xml:space="preserve"> contrast with the lower median impact observed when vaccination scenarios were evaluated at the level of individual outbreaks—e.g., </w:t>
       </w:r>
       <w:r>
+        <w:rPr>
+          <w:highlight w:val="lightGray"/>
+        </w:rPr>
         <w:t>12.3 [IQR: 1.7 - 34.2]</w:t>
       </w:r>
       <w:r>
         <w:rPr>
           <w:rFonts w:hint="eastAsia"/>
-        </w:rPr>
-        <w:t xml:space="preserve"> </w:t>
-      </w:r>
-      <w:r>
+          <w:highlight w:val="lightGray"/>
+        </w:rPr>
+        <w:t xml:space="preserve"> </w:t>
+      </w:r>
+      <w:r>
+        <w:rPr>
+          <w:highlight w:val="lightGray"/>
+        </w:rPr>
         <w:t>under a comparable implementation delay</w:t>
       </w:r>
       <w:r>
         <w:rPr>
           <w:rFonts w:hint="eastAsia"/>
+          <w:highlight w:val="lightGray"/>
         </w:rPr>
         <w:t xml:space="preserve"> (</w:t>
       </w:r>
       <w:r>
         <w:rPr>
           <w:rFonts w:hint="eastAsia"/>
+          <w:highlight w:val="lightGray"/>
         </w:rPr>
         <w:t xml:space="preserve">as </w:t>
       </w:r>
       <w:r>
         <w:rPr>
           <w:rFonts w:hint="eastAsia"/>
+          <w:highlight w:val="lightGray"/>
         </w:rPr>
         <w:t xml:space="preserve">previously </w:t>
       </w:r>
       <w:r>
         <w:rPr>
           <w:rFonts w:hint="eastAsia"/>
+          <w:highlight w:val="lightGray"/>
         </w:rPr>
         <w:t xml:space="preserve">illustrated in </w:t>
       </w:r>
@@ -15321,12 +15564,14 @@
           <w:rFonts w:hint="eastAsia"/>
           <w:b/>
           <w:bCs/>
+          <w:highlight w:val="lightGray"/>
         </w:rPr>
         <w:t>Table2</w:t>
       </w:r>
       <w:r>
         <w:rPr>
           <w:rFonts w:hint="eastAsia"/>
+          <w:highlight w:val="lightGray"/>
         </w:rPr>
         <w:t xml:space="preserve"> and </w:t>
       </w:r>
@@ -15335,32 +15580,48 @@
           <w:rFonts w:hint="eastAsia"/>
           <w:b/>
           <w:bCs/>
+          <w:highlight w:val="lightGray"/>
         </w:rPr>
         <w:t>Figure 3</w:t>
       </w:r>
       <w:r>
         <w:rPr>
           <w:rFonts w:hint="eastAsia"/>
+          <w:highlight w:val="lightGray"/>
         </w:rPr>
         <w:t>)</w:t>
       </w:r>
       <w:r>
         <w:rPr>
           <w:rFonts w:hint="eastAsia"/>
-        </w:rPr>
-        <w:t xml:space="preserve">. </w:t>
+          <w:highlight w:val="lightGray"/>
+        </w:rPr>
+        <w:t>.</w:t>
+      </w:r>
+      <w:r>
+        <w:rPr>
+          <w:rFonts w:hint="eastAsia"/>
+        </w:rPr>
+        <w:t xml:space="preserve"> </w:t>
       </w:r>
     </w:p>
     <w:p>
       <w:pPr>
         <w:pStyle w:val="Heading4"/>
-      </w:pPr>
-      <w:r>
+        <w:rPr>
+          <w:highlight w:val="lightGray"/>
+        </w:rPr>
+      </w:pPr>
+      <w:r>
+        <w:rPr>
+          <w:highlight w:val="lightGray"/>
+        </w:rPr>
         <w:t>Efficiency and cost</w:t>
       </w:r>
       <w:r>
         <w:rPr>
           <w:rFonts w:hint="eastAsia"/>
+          <w:highlight w:val="lightGray"/>
         </w:rPr>
         <w:t xml:space="preserve"> effectiveness</w:t>
       </w:r>
@@ -15374,36 +15635,42 @@
       <w:r>
         <w:rPr>
           <w:rFonts w:hint="eastAsia"/>
+          <w:highlight w:val="lightGray"/>
         </w:rPr>
         <w:t>C</w:t>
       </w:r>
       <w:r>
         <w:rPr>
           <w:rFonts w:hint="eastAsia"/>
+          <w:highlight w:val="lightGray"/>
         </w:rPr>
         <w:t>ase</w:t>
       </w:r>
       <w:r>
         <w:rPr>
           <w:rFonts w:hint="eastAsia"/>
+          <w:highlight w:val="lightGray"/>
         </w:rPr>
         <w:t>s</w:t>
       </w:r>
       <w:r>
         <w:rPr>
           <w:rFonts w:hint="eastAsia"/>
+          <w:highlight w:val="lightGray"/>
         </w:rPr>
         <w:t xml:space="preserve"> averted per </w:t>
       </w:r>
       <w:r>
         <w:rPr>
           <w:rFonts w:hint="eastAsia"/>
+          <w:highlight w:val="lightGray"/>
         </w:rPr>
         <w:t>1,000 OCVs</w:t>
       </w:r>
       <w:r>
         <w:rPr>
           <w:rFonts w:hint="eastAsia"/>
+          <w:highlight w:val="lightGray"/>
         </w:rPr>
         <w:t xml:space="preserve"> (</w:t>
       </w:r>
@@ -15412,6 +15679,7 @@
           <w:rFonts w:hint="eastAsia"/>
           <w:b/>
           <w:bCs/>
+          <w:highlight w:val="lightGray"/>
         </w:rPr>
         <w:t xml:space="preserve">Figure </w:t>
       </w:r>
@@ -15420,6 +15688,7 @@
           <w:rFonts w:hint="eastAsia"/>
           <w:b/>
           <w:bCs/>
+          <w:highlight w:val="lightGray"/>
         </w:rPr>
         <w:t>5</w:t>
       </w:r>
@@ -15428,18 +15697,21 @@
           <w:rFonts w:hint="eastAsia"/>
           <w:b/>
           <w:bCs/>
+          <w:highlight w:val="lightGray"/>
         </w:rPr>
         <w:t>D</w:t>
       </w:r>
       <w:r>
         <w:rPr>
           <w:rFonts w:hint="eastAsia"/>
+          <w:highlight w:val="lightGray"/>
         </w:rPr>
         <w:t>)</w:t>
       </w:r>
       <w:r>
         <w:rPr>
           <w:rFonts w:hint="eastAsia"/>
+          <w:highlight w:val="lightGray"/>
         </w:rPr>
         <w:t xml:space="preserve"> tended to increase while the cost per case averted (</w:t>
       </w:r>
@@ -15448,6 +15720,7 @@
           <w:rFonts w:hint="eastAsia"/>
           <w:b/>
           <w:bCs/>
+          <w:highlight w:val="lightGray"/>
         </w:rPr>
         <w:t xml:space="preserve">Figure </w:t>
       </w:r>
@@ -15456,6 +15729,7 @@
           <w:rFonts w:hint="eastAsia"/>
           <w:b/>
           <w:bCs/>
+          <w:highlight w:val="lightGray"/>
         </w:rPr>
         <w:t>5</w:t>
       </w:r>
@@ -15464,18 +15738,21 @@
           <w:rFonts w:hint="eastAsia"/>
           <w:b/>
           <w:bCs/>
+          <w:highlight w:val="lightGray"/>
         </w:rPr>
         <w:t>E</w:t>
       </w:r>
       <w:r>
         <w:rPr>
           <w:rFonts w:hint="eastAsia"/>
+          <w:highlight w:val="lightGray"/>
         </w:rPr>
         <w:t xml:space="preserve">) and the cost per DALY averted </w:t>
       </w:r>
       <w:r>
         <w:rPr>
           <w:rFonts w:hint="eastAsia"/>
+          <w:highlight w:val="lightGray"/>
         </w:rPr>
         <w:t>(</w:t>
       </w:r>
@@ -15484,6 +15761,7 @@
           <w:rFonts w:hint="eastAsia"/>
           <w:b/>
           <w:bCs/>
+          <w:highlight w:val="lightGray"/>
         </w:rPr>
         <w:t xml:space="preserve">Figure </w:t>
       </w:r>
@@ -15492,6 +15770,7 @@
           <w:rFonts w:hint="eastAsia"/>
           <w:b/>
           <w:bCs/>
+          <w:highlight w:val="lightGray"/>
         </w:rPr>
         <w:t>5</w:t>
       </w:r>
@@ -15500,81 +15779,102 @@
           <w:rFonts w:hint="eastAsia"/>
           <w:b/>
           <w:bCs/>
+          <w:highlight w:val="lightGray"/>
         </w:rPr>
         <w:t>F</w:t>
       </w:r>
       <w:r>
         <w:rPr>
           <w:rFonts w:hint="eastAsia"/>
+          <w:highlight w:val="lightGray"/>
         </w:rPr>
         <w:t xml:space="preserve">) </w:t>
       </w:r>
       <w:r>
         <w:rPr>
           <w:rFonts w:hint="eastAsia"/>
+          <w:highlight w:val="lightGray"/>
         </w:rPr>
         <w:t xml:space="preserve">tended to </w:t>
       </w:r>
       <w:r>
+        <w:rPr>
+          <w:highlight w:val="lightGray"/>
+        </w:rPr>
         <w:t>decrease</w:t>
       </w:r>
       <w:r>
         <w:rPr>
           <w:rFonts w:hint="eastAsia"/>
+          <w:highlight w:val="lightGray"/>
         </w:rPr>
         <w:t xml:space="preserve"> as the years went by and the number of OCV doses used increased. Also, variability</w:t>
       </w:r>
       <w:r>
         <w:rPr>
           <w:rFonts w:hint="eastAsia"/>
+          <w:highlight w:val="lightGray"/>
         </w:rPr>
         <w:t xml:space="preserve"> in these metrics</w:t>
       </w:r>
       <w:r>
         <w:rPr>
           <w:rFonts w:hint="eastAsia"/>
+          <w:highlight w:val="lightGray"/>
         </w:rPr>
         <w:t xml:space="preserve"> decreased</w:t>
       </w:r>
       <w:r>
+        <w:rPr>
+          <w:highlight w:val="lightGray"/>
+        </w:rPr>
         <w:t xml:space="preserve"> as the number of deployed</w:t>
       </w:r>
       <w:r>
         <w:rPr>
           <w:rFonts w:hint="eastAsia"/>
-        </w:rPr>
-        <w:t xml:space="preserve"> </w:t>
-      </w:r>
-      <w:r>
-        <w:rPr>
-          <w:rFonts w:hint="eastAsia"/>
+          <w:highlight w:val="lightGray"/>
+        </w:rPr>
+        <w:t xml:space="preserve"> </w:t>
+      </w:r>
+      <w:r>
+        <w:rPr>
+          <w:rFonts w:hint="eastAsia"/>
+          <w:highlight w:val="lightGray"/>
         </w:rPr>
         <w:t>doses</w:t>
       </w:r>
       <w:r>
+        <w:rPr>
+          <w:highlight w:val="lightGray"/>
+        </w:rPr>
         <w:t xml:space="preserve"> increased.</w:t>
       </w:r>
       <w:r>
         <w:rPr>
           <w:rFonts w:hint="eastAsia"/>
-        </w:rPr>
-        <w:t xml:space="preserve"> </w:t>
-      </w:r>
-      <w:r>
-        <w:rPr>
-          <w:rFonts w:hint="eastAsia"/>
+          <w:highlight w:val="lightGray"/>
+        </w:rPr>
+        <w:t xml:space="preserve"> </w:t>
+      </w:r>
+      <w:r>
+        <w:rPr>
+          <w:rFonts w:hint="eastAsia"/>
+          <w:highlight w:val="lightGray"/>
         </w:rPr>
         <w:t xml:space="preserve">By 2020, </w:t>
       </w:r>
       <w:r>
         <w:rPr>
           <w:rFonts w:hint="eastAsia"/>
+          <w:highlight w:val="lightGray"/>
         </w:rPr>
         <w:t>the estimated c</w:t>
       </w:r>
       <w:r>
         <w:rPr>
           <w:rFonts w:hint="eastAsia"/>
+          <w:highlight w:val="lightGray"/>
         </w:rPr>
         <w:t xml:space="preserve">ase averted per 1,000 OCVs </w:t>
       </w:r>
@@ -15582,6 +15882,7 @@
       <w:r>
         <w:rPr>
           <w:rFonts w:hint="eastAsia"/>
+          <w:highlight w:val="lightGray"/>
         </w:rPr>
         <w:t>were</w:t>
       </w:r>
@@ -15589,11 +15890,13 @@
       <w:r>
         <w:rPr>
           <w:rFonts w:hint="eastAsia"/>
-        </w:rPr>
-        <w:t xml:space="preserve"> </w:t>
-      </w:r>
-      <w:r>
-        <w:rPr>
+          <w:highlight w:val="lightGray"/>
+        </w:rPr>
+        <w:t xml:space="preserve"> </w:t>
+      </w:r>
+      <w:r>
+        <w:rPr>
+          <w:highlight w:val="lightGray"/>
           <w:lang w:val="en-US"/>
         </w:rPr>
         <w:t>0.409 [IQR: 0.374 - 0.451]</w:t>
@@ -15601,38 +15904,47 @@
       <w:r>
         <w:rPr>
           <w:rFonts w:hint="eastAsia"/>
+          <w:highlight w:val="lightGray"/>
         </w:rPr>
         <w:t>,</w:t>
       </w:r>
       <w:r>
         <w:rPr>
           <w:rFonts w:hint="eastAsia"/>
+          <w:highlight w:val="lightGray"/>
         </w:rPr>
         <w:t xml:space="preserve"> which could increase to</w:t>
       </w:r>
       <w:r>
         <w:rPr>
           <w:rFonts w:hint="eastAsia"/>
-        </w:rPr>
-        <w:t xml:space="preserve"> </w:t>
-      </w:r>
-      <w:r>
+          <w:highlight w:val="lightGray"/>
+        </w:rPr>
+        <w:t xml:space="preserve"> </w:t>
+      </w:r>
+      <w:r>
+        <w:rPr>
+          <w:highlight w:val="lightGray"/>
+        </w:rPr>
         <w:t>0.736 [IQR: 0.663 - 0.813]</w:t>
       </w:r>
       <w:r>
         <w:rPr>
           <w:rFonts w:hint="eastAsia"/>
+          <w:highlight w:val="lightGray"/>
         </w:rPr>
         <w:t xml:space="preserve"> if top quartile of outbreaks by duration are prioritized. These median values are substantially higher </w:t>
       </w:r>
       <w:r>
         <w:rPr>
           <w:rFonts w:hint="eastAsia"/>
+          <w:highlight w:val="lightGray"/>
         </w:rPr>
         <w:t xml:space="preserve">than </w:t>
       </w:r>
       <w:r>
         <w:rPr>
+          <w:highlight w:val="lightGray"/>
           <w:lang w:val="en-US"/>
         </w:rPr>
         <w:t>0.151 [IQR: 0.013 - 0.892]</w:t>
@@ -15640,13 +15952,15 @@
       <w:r>
         <w:rPr>
           <w:rFonts w:hint="eastAsia"/>
-          <w:lang w:val="en-US"/>
-        </w:rPr>
-        <w:t xml:space="preserve"> </w:t>
-      </w:r>
-      <w:r>
-        <w:rPr>
-          <w:rFonts w:hint="eastAsia"/>
+          <w:highlight w:val="lightGray"/>
+          <w:lang w:val="en-US"/>
+        </w:rPr>
+        <w:t xml:space="preserve"> </w:t>
+      </w:r>
+      <w:r>
+        <w:rPr>
+          <w:rFonts w:hint="eastAsia"/>
+          <w:highlight w:val="lightGray"/>
           <w:lang w:val="en-US"/>
         </w:rPr>
         <w:t>per 1,000 OCVs</w:t>
@@ -15654,6 +15968,7 @@
       <w:r>
         <w:rPr>
           <w:rFonts w:hint="eastAsia"/>
+          <w:highlight w:val="lightGray"/>
           <w:lang w:val="en-US"/>
         </w:rPr>
         <w:t xml:space="preserve"> when</w:t>
@@ -15661,6 +15976,7 @@
       <w:r>
         <w:rPr>
           <w:rFonts w:hint="eastAsia"/>
+          <w:highlight w:val="lightGray"/>
           <w:lang w:val="en-US"/>
         </w:rPr>
         <w:t xml:space="preserve"> the estimate was </w:t>
@@ -15668,6 +15984,7 @@
       <w:r>
         <w:rPr>
           <w:rFonts w:hint="eastAsia"/>
+          <w:highlight w:val="lightGray"/>
           <w:lang w:val="en-US"/>
         </w:rPr>
         <w:t>e</w:t>
@@ -15675,6 +15992,7 @@
       <w:r>
         <w:rPr>
           <w:rFonts w:hint="eastAsia"/>
+          <w:highlight w:val="lightGray"/>
           <w:lang w:val="en-US"/>
         </w:rPr>
         <w:t xml:space="preserve">valuated at the individual outbreak level. </w:t>
@@ -15682,32 +16000,40 @@
       <w:r>
         <w:rPr>
           <w:rFonts w:hint="eastAsia"/>
+          <w:highlight w:val="lightGray"/>
         </w:rPr>
         <w:t>T</w:t>
       </w:r>
       <w:r>
         <w:rPr>
           <w:rFonts w:hint="eastAsia"/>
+          <w:highlight w:val="lightGray"/>
         </w:rPr>
         <w:t>he c</w:t>
       </w:r>
       <w:r>
         <w:rPr>
           <w:rFonts w:hint="eastAsia"/>
+          <w:highlight w:val="lightGray"/>
         </w:rPr>
         <w:t xml:space="preserve">ost per case averted were </w:t>
       </w:r>
       <w:r>
+        <w:rPr>
+          <w:highlight w:val="lightGray"/>
+        </w:rPr>
         <w:t>US$</w:t>
       </w:r>
       <w:r>
         <w:rPr>
           <w:rFonts w:hint="eastAsia"/>
-        </w:rPr>
-        <w:t xml:space="preserve"> </w:t>
-      </w:r>
-      <w:r>
-        <w:rPr>
+          <w:highlight w:val="lightGray"/>
+        </w:rPr>
+        <w:t xml:space="preserve"> </w:t>
+      </w:r>
+      <w:r>
+        <w:rPr>
+          <w:highlight w:val="lightGray"/>
           <w:lang w:val="en-US"/>
         </w:rPr>
         <w:t>9,035 [IQR: 8,142 - 9,945</w:t>
@@ -15715,6 +16041,7 @@
       <w:proofErr w:type="gramStart"/>
       <w:r>
         <w:rPr>
+          <w:highlight w:val="lightGray"/>
           <w:lang w:val="en-US"/>
         </w:rPr>
         <w:t>]</w:t>
@@ -15722,6 +16049,7 @@
       <w:r>
         <w:rPr>
           <w:rFonts w:hint="eastAsia"/>
+          <w:highlight w:val="lightGray"/>
           <w:lang w:val="en-US"/>
         </w:rPr>
         <w:t>,which</w:t>
@@ -15730,6 +16058,7 @@
       <w:r>
         <w:rPr>
           <w:rFonts w:hint="eastAsia"/>
+          <w:highlight w:val="lightGray"/>
           <w:lang w:val="en-US"/>
         </w:rPr>
         <w:t xml:space="preserve"> could be reduced to</w:t>
@@ -15737,12 +16066,14 @@
       <w:r>
         <w:rPr>
           <w:rFonts w:hint="eastAsia"/>
-          <w:lang w:val="en-US"/>
-        </w:rPr>
-        <w:t xml:space="preserve"> </w:t>
-      </w:r>
-      <w:r>
-        <w:rPr>
+          <w:highlight w:val="lightGray"/>
+          <w:lang w:val="en-US"/>
+        </w:rPr>
+        <w:t xml:space="preserve"> </w:t>
+      </w:r>
+      <w:r>
+        <w:rPr>
+          <w:highlight w:val="lightGray"/>
           <w:lang w:val="en-US"/>
         </w:rPr>
         <w:t>4,498 [IQR: 4,017 - 5,054]</w:t>
@@ -15750,6 +16081,7 @@
       <w:r>
         <w:rPr>
           <w:rFonts w:hint="eastAsia"/>
+          <w:highlight w:val="lightGray"/>
           <w:lang w:val="en-US"/>
         </w:rPr>
         <w:t xml:space="preserve"> if top quartile of outbreaks by duration are prioritized. These values again are </w:t>
@@ -15757,22 +16089,28 @@
       <w:r>
         <w:rPr>
           <w:rFonts w:hint="eastAsia"/>
+          <w:highlight w:val="lightGray"/>
           <w:lang w:val="en-US"/>
         </w:rPr>
         <w:t xml:space="preserve">much lower than </w:t>
       </w:r>
       <w:r>
+        <w:rPr>
+          <w:highlight w:val="lightGray"/>
+        </w:rPr>
         <w:lastRenderedPageBreak/>
         <w:t>US$</w:t>
       </w:r>
       <w:r>
         <w:rPr>
           <w:rFonts w:hint="eastAsia"/>
-        </w:rPr>
-        <w:t xml:space="preserve"> </w:t>
-      </w:r>
-      <w:r>
-        <w:rPr>
+          <w:highlight w:val="lightGray"/>
+        </w:rPr>
+        <w:t xml:space="preserve"> </w:t>
+      </w:r>
+      <w:r>
+        <w:rPr>
+          <w:highlight w:val="lightGray"/>
           <w:lang w:val="en-US"/>
         </w:rPr>
         <w:t>13,045 [IQR: 2,546 - 59,533]</w:t>
@@ -15780,25 +16118,29 @@
       <w:r>
         <w:rPr>
           <w:rFonts w:hint="eastAsia"/>
-          <w:lang w:val="en-US"/>
-        </w:rPr>
-        <w:t xml:space="preserve"> </w:t>
-      </w:r>
-      <w:r>
-        <w:rPr>
+          <w:highlight w:val="lightGray"/>
+          <w:lang w:val="en-US"/>
+        </w:rPr>
+        <w:t xml:space="preserve"> </w:t>
+      </w:r>
+      <w:r>
+        <w:rPr>
+          <w:highlight w:val="lightGray"/>
           <w:lang w:val="en-US"/>
         </w:rPr>
         <w:t>when evaluated for individual outbreaks</w:t>
       </w:r>
       <w:r>
         <w:rPr>
-          <w:lang w:val="en-US"/>
-        </w:rPr>
-        <w:t xml:space="preserve"> </w:t>
-      </w:r>
-      <w:r>
-        <w:rPr>
-          <w:rFonts w:hint="eastAsia"/>
+          <w:highlight w:val="lightGray"/>
+          <w:lang w:val="en-US"/>
+        </w:rPr>
+        <w:t xml:space="preserve"> </w:t>
+      </w:r>
+      <w:r>
+        <w:rPr>
+          <w:rFonts w:hint="eastAsia"/>
+          <w:highlight w:val="lightGray"/>
           <w:lang w:val="en-US"/>
         </w:rPr>
         <w:t>(</w:t>
@@ -15806,6 +16148,7 @@
       <w:r>
         <w:rPr>
           <w:rFonts w:hint="eastAsia"/>
+          <w:highlight w:val="lightGray"/>
           <w:lang w:val="en-US"/>
         </w:rPr>
         <w:t xml:space="preserve">as previously shown in </w:t>
@@ -15815,6 +16158,7 @@
           <w:b/>
           <w:bCs/>
           <w:color w:val="000000"/>
+          <w:highlight w:val="lightGray"/>
         </w:rPr>
         <w:t xml:space="preserve">Table </w:t>
       </w:r>
@@ -15824,12 +16168,14 @@
           <w:b/>
           <w:bCs/>
           <w:color w:val="000000"/>
+          <w:highlight w:val="lightGray"/>
         </w:rPr>
         <w:t>3</w:t>
       </w:r>
       <w:r>
         <w:rPr>
           <w:color w:val="000000"/>
+          <w:highlight w:val="lightGray"/>
         </w:rPr>
         <w:t>).</w:t>
       </w:r>
@@ -15837,21 +16183,27 @@
         <w:rPr>
           <w:rFonts w:hint="eastAsia"/>
           <w:color w:val="000000"/>
+          <w:highlight w:val="lightGray"/>
         </w:rPr>
         <w:t xml:space="preserve"> Similarly, the cost per DALY averted was </w:t>
       </w:r>
       <w:r>
+        <w:rPr>
+          <w:highlight w:val="lightGray"/>
+        </w:rPr>
         <w:t>US$</w:t>
       </w:r>
       <w:r>
         <w:rPr>
           <w:rFonts w:hint="eastAsia"/>
+          <w:highlight w:val="lightGray"/>
         </w:rPr>
         <w:t xml:space="preserve"> </w:t>
       </w:r>
       <w:r>
         <w:rPr>
           <w:color w:val="000000"/>
+          <w:highlight w:val="lightGray"/>
           <w:lang w:val="en-US"/>
         </w:rPr>
         <w:t>27,307 [IQR: 23,727 - 31,423]</w:t>
@@ -15860,6 +16212,7 @@
         <w:rPr>
           <w:rFonts w:hint="eastAsia"/>
           <w:color w:val="000000"/>
+          <w:highlight w:val="lightGray"/>
           <w:lang w:val="en-US"/>
         </w:rPr>
         <w:t xml:space="preserve">, </w:t>
@@ -15868,22 +16221,28 @@
         <w:rPr>
           <w:rFonts w:hint="eastAsia"/>
           <w:color w:val="000000"/>
+          <w:highlight w:val="lightGray"/>
           <w:lang w:val="en-US"/>
         </w:rPr>
         <w:t xml:space="preserve">which could decrease to </w:t>
       </w:r>
       <w:r>
+        <w:rPr>
+          <w:highlight w:val="lightGray"/>
+        </w:rPr>
         <w:t>US$</w:t>
       </w:r>
       <w:r>
         <w:rPr>
           <w:rFonts w:hint="eastAsia"/>
+          <w:highlight w:val="lightGray"/>
         </w:rPr>
         <w:t xml:space="preserve"> </w:t>
       </w:r>
       <w:r>
         <w:rPr>
           <w:color w:val="000000"/>
+          <w:highlight w:val="lightGray"/>
           <w:lang w:val="en-US"/>
         </w:rPr>
         <w:t>10,695 [IQR: 9,807 - 11,761]</w:t>
@@ -15892,6 +16251,7 @@
         <w:rPr>
           <w:rFonts w:hint="eastAsia"/>
           <w:color w:val="000000"/>
+          <w:highlight w:val="lightGray"/>
           <w:lang w:val="en-US"/>
         </w:rPr>
         <w:t xml:space="preserve"> when ORIs were prioritized to the top quartile of outbreak by duration. The median values are again</w:t>
@@ -15900,28 +16260,35 @@
         <w:rPr>
           <w:rFonts w:hint="eastAsia"/>
           <w:color w:val="000000"/>
+          <w:highlight w:val="lightGray"/>
           <w:lang w:val="en-US"/>
         </w:rPr>
         <w:t xml:space="preserve"> much lower than </w:t>
       </w:r>
       <w:r>
+        <w:rPr>
+          <w:highlight w:val="lightGray"/>
+        </w:rPr>
         <w:t>US$</w:t>
       </w:r>
       <w:r>
         <w:rPr>
           <w:rFonts w:hint="eastAsia"/>
+          <w:highlight w:val="lightGray"/>
         </w:rPr>
         <w:t xml:space="preserve"> </w:t>
       </w:r>
       <w:r>
         <w:rPr>
           <w:color w:val="000000"/>
+          <w:highlight w:val="lightGray"/>
           <w:lang w:val="en-US"/>
         </w:rPr>
         <w:t>1,744,390 [IQR: 11,650 - 40,068,121]</w:t>
       </w:r>
       <w:r>
         <w:rPr>
+          <w:highlight w:val="lightGray"/>
           <w:lang w:val="en-US"/>
         </w:rPr>
         <w:t xml:space="preserve"> when evaluated for individual outbreaks</w:t>
@@ -15929,6 +16296,7 @@
       <w:r>
         <w:rPr>
           <w:rFonts w:hint="eastAsia"/>
+          <w:highlight w:val="lightGray"/>
           <w:lang w:val="en-US"/>
         </w:rPr>
         <w:t xml:space="preserve"> (</w:t>
@@ -15936,6 +16304,7 @@
       <w:r>
         <w:rPr>
           <w:rFonts w:hint="eastAsia"/>
+          <w:highlight w:val="lightGray"/>
           <w:lang w:val="en-US"/>
         </w:rPr>
         <w:t xml:space="preserve">as </w:t>
@@ -15943,6 +16312,7 @@
       <w:r>
         <w:rPr>
           <w:rFonts w:hint="eastAsia"/>
+          <w:highlight w:val="lightGray"/>
           <w:lang w:val="en-US"/>
         </w:rPr>
         <w:t xml:space="preserve">previously shown in </w:t>
@@ -15953,6 +16323,7 @@
           <w:b/>
           <w:bCs/>
           <w:color w:val="000000"/>
+          <w:highlight w:val="lightGray"/>
         </w:rPr>
         <w:t>Ta</w:t>
       </w:r>
@@ -15961,6 +16332,7 @@
           <w:b/>
           <w:bCs/>
           <w:color w:val="000000"/>
+          <w:highlight w:val="lightGray"/>
         </w:rPr>
         <w:t xml:space="preserve">ble </w:t>
       </w:r>
@@ -15970,12 +16342,14 @@
           <w:b/>
           <w:bCs/>
           <w:color w:val="000000"/>
+          <w:highlight w:val="lightGray"/>
         </w:rPr>
         <w:t>3</w:t>
       </w:r>
       <w:r>
         <w:rPr>
           <w:color w:val="000000"/>
+          <w:highlight w:val="lightGray"/>
         </w:rPr>
         <w:t>).</w:t>
       </w:r>
@@ -23273,6 +23647,33 @@
 </file>
 
 <file path=customXml/item1.xml><?xml version="1.0" encoding="utf-8"?>
+<b:Sources xmlns:b="http://schemas.openxmlformats.org/officeDocument/2006/bibliography" xmlns="http://schemas.openxmlformats.org/officeDocument/2006/bibliography" SelectedStyle="\APASixthEditionOfficeOnline.xsl" StyleName="APA" Version="6"/>
+</file>
+
+<file path=customXml/item2.xml><?xml version="1.0" encoding="utf-8"?>
+<?mso-contentType ?>
+<FormTemplates xmlns="http://schemas.microsoft.com/sharepoint/v3/contenttype/forms">
+  <Display>DocumentLibraryForm</Display>
+  <Edit>DocumentLibraryForm</Edit>
+  <New>DocumentLibraryForm</New>
+</FormTemplates>
+</file>
+
+<file path=customXml/item3.xml><?xml version="1.0" encoding="utf-8"?>
+<p:properties xmlns:p="http://schemas.microsoft.com/office/2006/metadata/properties" xmlns:xsi="http://www.w3.org/2001/XMLSchema-instance" xmlns:pc="http://schemas.microsoft.com/office/infopath/2007/PartnerControls">
+  <documentManagement>
+    <_activity xmlns="00f5eb7a-3f09-4ccb-9a17-2c4fa8202c3e" xsi:nil="true"/>
+  </documentManagement>
+</p:properties>
+</file>
+
+<file path=customXml/item4.xml><?xml version="1.0" encoding="utf-8"?>
+<go:gDocsCustomXmlDataStorage xmlns:go="http://customooxmlschemas.google.com/" xmlns:r="http://schemas.openxmlformats.org/officeDocument/2006/relationships" uri="GoogleDocsCustomDataVersion2">
+  <go:docsCustomData xmlns:go="http://customooxmlschemas.google.com/" roundtripDataSignature="AMtx7mgdndu53wYGt6HnkXDpKDmMCu/43A==">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</go:docsCustomData>
+</go:gDocsCustomXmlDataStorage>
+</file>
+
+<file path=customXml/item5.xml><?xml version="1.0" encoding="utf-8"?>
 <ct:contentTypeSchema xmlns:ct="http://schemas.microsoft.com/office/2006/metadata/contentType" xmlns:ma="http://schemas.microsoft.com/office/2006/metadata/properties/metaAttributes" ct:_="" ma:_="" ma:contentTypeName="Document" ma:contentTypeID="0x010100A2E3680EE573554D94035A4421814AE7" ma:contentTypeVersion="17" ma:contentTypeDescription="Create a new document." ma:contentTypeScope="" ma:versionID="677f1e42a8347fa1a33a1e5bd082a6f0">
   <xsd:schema xmlns:xsd="http://www.w3.org/2001/XMLSchema" xmlns:xs="http://www.w3.org/2001/XMLSchema" xmlns:p="http://schemas.microsoft.com/office/2006/metadata/properties" xmlns:ns3="00f5eb7a-3f09-4ccb-9a17-2c4fa8202c3e" xmlns:ns4="534d57da-ff16-4cef-a6f3-6603b923fb9d" targetNamespace="http://schemas.microsoft.com/office/2006/metadata/properties" ma:root="true" ma:fieldsID="3152a6d693dc4f03211544ef130251e4" ns3:_="" ns4:_="">
     <xsd:import namespace="00f5eb7a-3f09-4ccb-9a17-2c4fa8202c3e"/>
@@ -23519,34 +23920,42 @@
 </ct:contentTypeSchema>
 </file>
 
-<file path=customXml/item2.xml><?xml version="1.0" encoding="utf-8"?>
-<go:gDocsCustomXmlDataStorage xmlns:go="http://customooxmlschemas.google.com/" xmlns:r="http://schemas.openxmlformats.org/officeDocument/2006/relationships" uri="GoogleDocsCustomDataVersion2">
-  <go:docsCustomData xmlns:go="http://customooxmlschemas.google.com/" roundtripDataSignature="AMtx7mgdndu53wYGt6HnkXDpKDmMCu/43A==">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</go:docsCustomData>
-</go:gDocsCustomXmlDataStorage>
+<file path=customXml/itemProps1.xml><?xml version="1.0" encoding="utf-8"?>
+<ds:datastoreItem xmlns:ds="http://schemas.openxmlformats.org/officeDocument/2006/customXml" ds:itemID="{DF6F51F4-5859-44B7-B20A-7EB4E4161878}">
+  <ds:schemaRefs>
+    <ds:schemaRef ds:uri="http://schemas.openxmlformats.org/officeDocument/2006/bibliography"/>
+  </ds:schemaRefs>
+</ds:datastoreItem>
 </file>
 
-<file path=customXml/item3.xml><?xml version="1.0" encoding="utf-8"?>
-<p:properties xmlns:p="http://schemas.microsoft.com/office/2006/metadata/properties" xmlns:xsi="http://www.w3.org/2001/XMLSchema-instance" xmlns:pc="http://schemas.microsoft.com/office/infopath/2007/PartnerControls">
-  <documentManagement>
-    <_activity xmlns="00f5eb7a-3f09-4ccb-9a17-2c4fa8202c3e" xsi:nil="true"/>
-  </documentManagement>
-</p:properties>
+<file path=customXml/itemProps2.xml><?xml version="1.0" encoding="utf-8"?>
+<ds:datastoreItem xmlns:ds="http://schemas.openxmlformats.org/officeDocument/2006/customXml" ds:itemID="{337A23CE-E10A-4043-BC60-ADD821B08A35}">
+  <ds:schemaRefs>
+    <ds:schemaRef ds:uri="http://schemas.microsoft.com/sharepoint/v3/contenttype/forms"/>
+  </ds:schemaRefs>
+</ds:datastoreItem>
 </file>
 
-<file path=customXml/item4.xml><?xml version="1.0" encoding="utf-8"?>
-<?mso-contentType ?>
-<FormTemplates xmlns="http://schemas.microsoft.com/sharepoint/v3/contenttype/forms">
-  <Display>DocumentLibraryForm</Display>
-  <Edit>DocumentLibraryForm</Edit>
-  <New>DocumentLibraryForm</New>
-</FormTemplates>
+<file path=customXml/itemProps3.xml><?xml version="1.0" encoding="utf-8"?>
+<ds:datastoreItem xmlns:ds="http://schemas.openxmlformats.org/officeDocument/2006/customXml" ds:itemID="{9C00E788-F0BC-46FB-A07D-C58627BA0AFE}">
+  <ds:schemaRefs>
+    <ds:schemaRef ds:uri="http://schemas.microsoft.com/office/2006/metadata/properties"/>
+    <ds:schemaRef ds:uri="http://schemas.microsoft.com/office/infopath/2007/PartnerControls"/>
+    <ds:schemaRef ds:uri="00f5eb7a-3f09-4ccb-9a17-2c4fa8202c3e"/>
+  </ds:schemaRefs>
+</ds:datastoreItem>
 </file>
 
-<file path=customXml/item5.xml><?xml version="1.0" encoding="utf-8"?>
-<b:Sources xmlns:b="http://schemas.openxmlformats.org/officeDocument/2006/bibliography" xmlns="http://schemas.openxmlformats.org/officeDocument/2006/bibliography" SelectedStyle="\APASixthEditionOfficeOnline.xsl" StyleName="APA" Version="6"/>
+<file path=customXml/itemProps4.xml><?xml version="1.0" encoding="utf-8"?>
+<ds:datastoreItem xmlns:ds="http://schemas.openxmlformats.org/officeDocument/2006/customXml" ds:itemID="{11111111-1234-1234-1234-123412341234}">
+  <ds:schemaRefs>
+    <ds:schemaRef ds:uri="http://customooxmlschemas.google.com/"/>
+    <ds:schemaRef ds:uri="http://schemas.openxmlformats.org/officeDocument/2006/relationships"/>
+  </ds:schemaRefs>
+</ds:datastoreItem>
 </file>
 
-<file path=customXml/itemProps1.xml><?xml version="1.0" encoding="utf-8"?>
+<file path=customXml/itemProps5.xml><?xml version="1.0" encoding="utf-8"?>
 <ds:datastoreItem xmlns:ds="http://schemas.openxmlformats.org/officeDocument/2006/customXml" ds:itemID="{84C8490E-D3BA-4C03-B8F3-1DA315608BFD}">
   <ds:schemaRefs>
     <ds:schemaRef ds:uri="http://schemas.microsoft.com/office/2006/metadata/contentType"/>
@@ -23563,39 +23972,4 @@
     <ds:schemaRef ds:uri="http://schemas.microsoft.com/internal/obd"/>
   </ds:schemaRefs>
 </ds:datastoreItem>
-</file>
-
-<file path=customXml/itemProps2.xml><?xml version="1.0" encoding="utf-8"?>
-<ds:datastoreItem xmlns:ds="http://schemas.openxmlformats.org/officeDocument/2006/customXml" ds:itemID="{11111111-1234-1234-1234-123412341234}">
-  <ds:schemaRefs>
-    <ds:schemaRef ds:uri="http://customooxmlschemas.google.com/"/>
-    <ds:schemaRef ds:uri="http://schemas.openxmlformats.org/officeDocument/2006/relationships"/>
-  </ds:schemaRefs>
-</ds:datastoreItem>
-</file>
-
-<file path=customXml/itemProps3.xml><?xml version="1.0" encoding="utf-8"?>
-<ds:datastoreItem xmlns:ds="http://schemas.openxmlformats.org/officeDocument/2006/customXml" ds:itemID="{9C00E788-F0BC-46FB-A07D-C58627BA0AFE}">
-  <ds:schemaRefs>
-    <ds:schemaRef ds:uri="http://schemas.microsoft.com/office/2006/metadata/properties"/>
-    <ds:schemaRef ds:uri="http://schemas.microsoft.com/office/infopath/2007/PartnerControls"/>
-    <ds:schemaRef ds:uri="00f5eb7a-3f09-4ccb-9a17-2c4fa8202c3e"/>
-  </ds:schemaRefs>
-</ds:datastoreItem>
-</file>
-
-<file path=customXml/itemProps4.xml><?xml version="1.0" encoding="utf-8"?>
-<ds:datastoreItem xmlns:ds="http://schemas.openxmlformats.org/officeDocument/2006/customXml" ds:itemID="{337A23CE-E10A-4043-BC60-ADD821B08A35}">
-  <ds:schemaRefs>
-    <ds:schemaRef ds:uri="http://schemas.microsoft.com/sharepoint/v3/contenttype/forms"/>
-  </ds:schemaRefs>
-</ds:datastoreItem>
-</file>
-
-<file path=customXml/itemProps5.xml><?xml version="1.0" encoding="utf-8"?>
-<ds:datastoreItem xmlns:ds="http://schemas.openxmlformats.org/officeDocument/2006/customXml" ds:itemID="{DF6F51F4-5859-44B7-B20A-7EB4E4161878}">
-  <ds:schemaRefs>
-    <ds:schemaRef ds:uri="http://schemas.openxmlformats.org/officeDocument/2006/bibliography"/>
-  </ds:schemaRefs>
-</ds:datastoreItem>
 </file>
--- a/papers/Maintext_cholera_outbreak_modeling_31Oct2025.docx
+++ b/papers/Maintext_cholera_outbreak_modeling_31Oct2025.docx
@@ -589,24 +589,13 @@
         <w:t>6</w:t>
       </w:r>
       <w:r>
-        <w:t xml:space="preserve">% per </w:t>
-      </w:r>
-      <w:proofErr w:type="gramStart"/>
-      <w:r>
-        <w:t xml:space="preserve">week </w:t>
-      </w:r>
-      <w:r>
-        <w:rPr>
-          <w:rFonts w:hint="eastAsia"/>
-        </w:rPr>
-        <w:t>,</w:t>
-      </w:r>
-      <w:proofErr w:type="gramEnd"/>
-      <w:r>
-        <w:rPr>
-          <w:rFonts w:hint="eastAsia"/>
-        </w:rPr>
-        <w:t xml:space="preserve"> or halving</w:t>
+        <w:t xml:space="preserve">% per week </w:t>
+      </w:r>
+      <w:r>
+        <w:rPr>
+          <w:rFonts w:hint="eastAsia"/>
+        </w:rPr>
+        <w:t>, or halving</w:t>
       </w:r>
       <w:r>
         <w:t xml:space="preserve"> every </w:t>
@@ -833,7 +822,6 @@
         </w:rPr>
         <w:t xml:space="preserve">per 1000 OCVs by </w:t>
       </w:r>
-      <w:proofErr w:type="gramStart"/>
       <w:r>
         <w:rPr>
           <w:rFonts w:hint="eastAsia"/>
@@ -850,14 +838,7 @@
         <w:rPr>
           <w:rFonts w:hint="eastAsia"/>
         </w:rPr>
-        <w:t>15 fold</w:t>
-      </w:r>
-      <w:proofErr w:type="gramEnd"/>
-      <w:r>
-        <w:rPr>
-          <w:rFonts w:hint="eastAsia"/>
-        </w:rPr>
-        <w:t xml:space="preserve"> </w:t>
+        <w:t xml:space="preserve">15 fold </w:t>
       </w:r>
       <w:r>
         <w:rPr>
@@ -871,7 +852,6 @@
         </w:rPr>
         <w:t xml:space="preserve">per DALY averted by </w:t>
       </w:r>
-      <w:proofErr w:type="gramStart"/>
       <w:r>
         <w:rPr>
           <w:rFonts w:hint="eastAsia"/>
@@ -896,7 +876,6 @@
         </w:rPr>
         <w:t xml:space="preserve"> fold</w:t>
       </w:r>
-      <w:proofErr w:type="gramEnd"/>
       <w:r>
         <w:rPr>
           <w:rFonts w:hint="eastAsia"/>
@@ -940,10 +919,7 @@
         <w:t xml:space="preserve">9 ORIs achieved </w:t>
       </w:r>
       <w:r>
-        <w:t>0.44 [IQR: 0.28 - 0.44]</w:t>
-      </w:r>
-      <w:r>
-        <w:t xml:space="preserve"> </w:t>
+        <w:t xml:space="preserve">0.44 [IQR: 0.28 - 0.44] </w:t>
       </w:r>
       <w:r>
         <w:t xml:space="preserve">cases averted per 1,000 </w:t>
@@ -1224,18 +1200,10 @@
         <w:t>%</w:t>
       </w:r>
       <w:r>
-        <w:t xml:space="preserve"> [QR: 49.8 - </w:t>
-      </w:r>
-      <w:proofErr w:type="gramStart"/>
-      <w:r>
-        <w:t>82.5]</w:t>
-      </w:r>
-      <w:r>
-        <w:t>%</w:t>
-      </w:r>
-      <w:proofErr w:type="gramEnd"/>
-      <w:r>
-        <w:t xml:space="preserve"> </w:t>
+        <w:t xml:space="preserve"> [QR: 49.8 - 82.5]</w:t>
+      </w:r>
+      <w:r>
+        <w:t xml:space="preserve">% </w:t>
       </w:r>
       <w:r>
         <w:rPr>
@@ -1253,10 +1221,7 @@
         <w:t xml:space="preserve">median </w:t>
       </w:r>
       <w:r>
-        <w:t>2.6 [IQR: 0.56.1]</w:t>
-      </w:r>
-      <w:r>
-        <w:t xml:space="preserve"> </w:t>
+        <w:t xml:space="preserve">2.6 [IQR: 0.56.1] </w:t>
       </w:r>
       <w:r>
         <w:t>week</w:t>
@@ -2269,15 +2234,7 @@
     </w:p>
     <w:p>
       <w:r>
-        <w:t xml:space="preserve">ORI impact declined by half approximately every 2·6 </w:t>
-      </w:r>
-      <w:proofErr w:type="gramStart"/>
-      <w:r>
-        <w:t>weeks</w:t>
-      </w:r>
-      <w:proofErr w:type="gramEnd"/>
-      <w:r>
-        <w:t xml:space="preserve"> of </w:t>
+        <w:t xml:space="preserve">ORI impact declined by half approximately every 2·6 weeks of </w:t>
       </w:r>
       <w:r>
         <w:rPr>
@@ -2364,10 +2321,7 @@
         <w:t>up to 85-fold. These results provide a quantitative basis for optimizing</w:t>
       </w:r>
       <w:r>
-        <w:t xml:space="preserve"> </w:t>
-      </w:r>
-      <w:r>
-        <w:t>reactive vaccination strategies under constrained OCV supply to maximize health impact across Africa.</w:t>
+        <w:t xml:space="preserve"> reactive vaccination strategies under constrained OCV supply to maximize health impact across Africa.</w:t>
       </w:r>
       <w:r>
         <w:t xml:space="preserve"> </w:t>
@@ -4025,21 +3979,12 @@
         </w:rPr>
         <w:t xml:space="preserve"> </w:t>
       </w:r>
-      <w:proofErr w:type="gramStart"/>
-      <w:r>
-        <w:rPr>
-          <w:rFonts w:hint="eastAsia"/>
-          <w:lang w:val="en-US"/>
-        </w:rPr>
-        <w:t>this</w:t>
-      </w:r>
-      <w:proofErr w:type="gramEnd"/>
-      <w:r>
-        <w:rPr>
-          <w:rFonts w:hint="eastAsia"/>
-          <w:lang w:val="en-US"/>
-        </w:rPr>
-        <w:t xml:space="preserve"> </w:t>
+      <w:r>
+        <w:rPr>
+          <w:rFonts w:hint="eastAsia"/>
+          <w:lang w:val="en-US"/>
+        </w:rPr>
+        <w:t xml:space="preserve">this </w:t>
       </w:r>
       <w:r>
         <w:rPr>
@@ -4603,24 +4548,13 @@
         <w:t xml:space="preserve">, </w:t>
       </w:r>
       <w:r>
-        <w:t xml:space="preserve">outbreaks beginning after Jan 1, </w:t>
-      </w:r>
-      <w:proofErr w:type="gramStart"/>
-      <w:r>
-        <w:t>202</w:t>
-      </w:r>
-      <w:r>
-        <w:rPr>
-          <w:rFonts w:hint="eastAsia"/>
-        </w:rPr>
-        <w:t>1</w:t>
-      </w:r>
-      <w:proofErr w:type="gramEnd"/>
-      <w:r>
-        <w:rPr>
-          <w:rFonts w:hint="eastAsia"/>
-        </w:rPr>
-        <w:t xml:space="preserve"> </w:t>
+        <w:t>outbreaks beginning after Jan 1, 202</w:t>
+      </w:r>
+      <w:r>
+        <w:rPr>
+          <w:rFonts w:hint="eastAsia"/>
+        </w:rPr>
+        <w:t xml:space="preserve">1 </w:t>
       </w:r>
       <w:r>
         <w:t xml:space="preserve">were excluded due to </w:t>
@@ -11935,7 +11869,6 @@
             <w:r>
               <w:t>), followed by an additional 1–</w:t>
             </w:r>
-            <w:proofErr w:type="gramStart"/>
             <w:r>
               <w:rPr>
                 <w:rFonts w:hint="eastAsia"/>
@@ -11943,11 +11876,7 @@
               <w:t>15</w:t>
             </w:r>
             <w:r>
-              <w:t xml:space="preserve"> week</w:t>
-            </w:r>
-            <w:proofErr w:type="gramEnd"/>
-            <w:r>
-              <w:t xml:space="preserve"> implementation delay.</w:t>
+              <w:t xml:space="preserve"> week implementation delay.</w:t>
             </w:r>
           </w:p>
         </w:tc>
@@ -12122,65 +12051,61 @@
         <w:t xml:space="preserve">as </w:t>
       </w:r>
       <w:r>
-        <w:t xml:space="preserve">the cost per case, death, and DALY averted. </w:t>
-      </w:r>
-      <w:r>
-        <w:rPr>
-          <w:rFonts w:hint="eastAsia"/>
+        <w:t>the cost per case, death, and DALY averte</w:t>
+      </w:r>
+      <w:r>
+        <w:t xml:space="preserve">d. </w:t>
+      </w:r>
+      <w:r>
+        <w:rPr>
+          <w:rFonts w:hint="eastAsia"/>
+        </w:rPr>
+        <w:t xml:space="preserve">Cost estimates were </w:t>
+      </w:r>
+      <w:r>
+        <w:rPr>
+          <w:rFonts w:hint="eastAsia"/>
+        </w:rPr>
+        <w:t xml:space="preserve">derived from published </w:t>
+      </w:r>
+      <w:r>
+        <w:t>literature (</w:t>
+      </w:r>
+      <w:r>
+        <w:rPr>
+          <w:rFonts w:hint="eastAsia"/>
+          <w:b/>
+          <w:bCs/>
+        </w:rPr>
+        <w:t>Table 1</w:t>
+      </w:r>
+      <w:r>
+        <w:rPr>
+          <w:rFonts w:hint="eastAsia"/>
+        </w:rPr>
+        <w:t xml:space="preserve">; </w:t>
+      </w:r>
+      <w:r>
+        <w:rPr>
           <w:highlight w:val="yellow"/>
         </w:rPr>
-        <w:t xml:space="preserve">Cost estimates were </w:t>
-      </w:r>
-      <w:r>
-        <w:rPr>
-          <w:rFonts w:hint="eastAsia"/>
-          <w:highlight w:val="yellow"/>
-        </w:rPr>
-        <w:t xml:space="preserve">derived from published </w:t>
-      </w:r>
-      <w:r>
-        <w:rPr>
-          <w:highlight w:val="yellow"/>
-        </w:rPr>
-        <w:t>literature (</w:t>
-      </w:r>
-      <w:r>
-        <w:rPr>
-          <w:rFonts w:hint="eastAsia"/>
+        <w:t xml:space="preserve">Supplementary Material </w:t>
+      </w:r>
+      <w:r>
+        <w:rPr>
           <w:b/>
           <w:bCs/>
           <w:highlight w:val="yellow"/>
         </w:rPr>
-        <w:t>Table 1</w:t>
-      </w:r>
-      <w:r>
-        <w:rPr>
-          <w:rFonts w:hint="eastAsia"/>
-          <w:highlight w:val="yellow"/>
-        </w:rPr>
-        <w:t xml:space="preserve">; </w:t>
-      </w:r>
-      <w:r>
-        <w:rPr>
-          <w:highlight w:val="yellow"/>
-        </w:rPr>
-        <w:t xml:space="preserve">Supplementary Material </w:t>
-      </w:r>
-      <w:r>
-        <w:rPr>
+        <w:t>S</w:t>
+      </w:r>
+      <w:r>
+        <w:rPr>
+          <w:rFonts w:hint="eastAsia"/>
           <w:b/>
           <w:bCs/>
           <w:highlight w:val="yellow"/>
         </w:rPr>
-        <w:t>S</w:t>
-      </w:r>
-      <w:r>
-        <w:rPr>
-          <w:rFonts w:hint="eastAsia"/>
-          <w:b/>
-          <w:bCs/>
-          <w:highlight w:val="yellow"/>
-        </w:rPr>
         <w:t>8</w:t>
       </w:r>
       <w:r>
@@ -12467,25 +12392,31 @@
         <w:rPr>
           <w:rFonts w:hint="eastAsia"/>
         </w:rPr>
+        <w:t xml:space="preserve">spatial </w:t>
+      </w:r>
+      <w:r>
+        <w:rPr>
+          <w:rFonts w:hint="eastAsia"/>
+        </w:rPr>
+        <w:t xml:space="preserve">and </w:t>
+      </w:r>
+      <w:r>
+        <w:rPr>
+          <w:rFonts w:hint="eastAsia"/>
+        </w:rPr>
         <w:t>temporal</w:t>
       </w:r>
       <w:r>
         <w:rPr>
           <w:rFonts w:hint="eastAsia"/>
         </w:rPr>
-        <w:t xml:space="preserve"> and </w:t>
-      </w:r>
-      <w:r>
-        <w:rPr>
-          <w:rFonts w:hint="eastAsia"/>
-        </w:rPr>
-        <w:t>spatial</w:t>
-      </w:r>
-      <w:r>
-        <w:rPr>
-          <w:rFonts w:hint="eastAsia"/>
-        </w:rPr>
-        <w:t xml:space="preserve"> heterogeneity</w:t>
+        <w:t xml:space="preserve"> </w:t>
+      </w:r>
+      <w:r>
+        <w:rPr>
+          <w:rFonts w:hint="eastAsia"/>
+        </w:rPr>
+        <w:t>heterogeneity</w:t>
       </w:r>
       <w:r>
         <w:t xml:space="preserve"> at both regional </w:t>
@@ -12504,6 +12435,48 @@
         <w:rPr>
           <w:rFonts w:hint="eastAsia"/>
         </w:rPr>
+        <w:t>indicated</w:t>
+      </w:r>
+      <w:r>
+        <w:rPr>
+          <w:rFonts w:hint="eastAsia"/>
+        </w:rPr>
+        <w:t xml:space="preserve"> that most outbreaks </w:t>
+      </w:r>
+      <w:r>
+        <w:rPr>
+          <w:rFonts w:hint="eastAsia"/>
+        </w:rPr>
+        <w:t xml:space="preserve">occurred in </w:t>
+      </w:r>
+      <w:r>
+        <w:rPr>
+          <w:rFonts w:hint="eastAsia"/>
+        </w:rPr>
+        <w:t xml:space="preserve">Eastern, Western, and </w:t>
+      </w:r>
+      <w:r>
+        <w:rPr>
+          <w:rFonts w:hint="eastAsia"/>
+        </w:rPr>
+        <w:t xml:space="preserve">Central </w:t>
+      </w:r>
+      <w:r>
+        <w:rPr>
+          <w:rFonts w:hint="eastAsia"/>
+        </w:rPr>
+        <w:t>Africa</w:t>
+      </w:r>
+      <w:r>
+        <w:rPr>
+          <w:rFonts w:hint="eastAsia"/>
+        </w:rPr>
+        <w:t xml:space="preserve"> </w:t>
+      </w:r>
+      <w:r>
+        <w:rPr>
+          <w:rFonts w:hint="eastAsia"/>
+        </w:rPr>
         <w:t>(</w:t>
       </w:r>
       <w:r>
@@ -12518,43 +12491,13 @@
         <w:rPr>
           <w:rFonts w:hint="eastAsia"/>
         </w:rPr>
-        <w:t xml:space="preserve">) </w:t>
-      </w:r>
-      <w:r>
-        <w:rPr>
-          <w:rFonts w:hint="eastAsia"/>
-        </w:rPr>
-        <w:t>indicated</w:t>
-      </w:r>
-      <w:r>
-        <w:rPr>
-          <w:rFonts w:hint="eastAsia"/>
-        </w:rPr>
-        <w:t xml:space="preserve"> that most outbreaks </w:t>
-      </w:r>
-      <w:r>
-        <w:rPr>
-          <w:rFonts w:hint="eastAsia"/>
-        </w:rPr>
-        <w:t xml:space="preserve">occurred in </w:t>
-      </w:r>
-      <w:r>
-        <w:rPr>
-          <w:rFonts w:hint="eastAsia"/>
-        </w:rPr>
-        <w:t xml:space="preserve">Eastern, Western, and </w:t>
-      </w:r>
-      <w:r>
-        <w:rPr>
-          <w:rFonts w:hint="eastAsia"/>
-        </w:rPr>
-        <w:t xml:space="preserve">Central </w:t>
-      </w:r>
-      <w:r>
-        <w:rPr>
-          <w:rFonts w:hint="eastAsia"/>
-        </w:rPr>
-        <w:t xml:space="preserve">Africa. </w:t>
+        <w:t>)</w:t>
+      </w:r>
+      <w:r>
+        <w:rPr>
+          <w:rFonts w:hint="eastAsia"/>
+        </w:rPr>
+        <w:t xml:space="preserve">. </w:t>
       </w:r>
       <w:r>
         <w:t>Outbreaks during 2010–2015 were concentrated in Western Africa, wh</w:t>
@@ -12885,16 +12828,19 @@
         <w:t>s</w:t>
       </w:r>
       <w:r>
-        <w:t xml:space="preserve"> from 0.00</w:t>
-      </w:r>
-      <w:r>
-        <w:rPr>
-          <w:rFonts w:hint="eastAsia"/>
-        </w:rPr>
-        <w:t>5</w:t>
-      </w:r>
-      <w:r>
-        <w:t xml:space="preserve"> to </w:t>
+        <w:t xml:space="preserve"> from </w:t>
+      </w:r>
+      <w:r>
+        <w:t>0·005</w:t>
+      </w:r>
+      <w:r>
+        <w:rPr>
+          <w:rFonts w:hint="eastAsia"/>
+        </w:rPr>
+        <w:t xml:space="preserve"> </w:t>
+      </w:r>
+      <w:r>
+        <w:t xml:space="preserve">to </w:t>
       </w:r>
       <w:r>
         <w:rPr>
@@ -13194,12 +13140,6 @@
         <w:rPr>
           <w:rFonts w:hint="eastAsia"/>
         </w:rPr>
-        <w:t xml:space="preserve"> in Supplementary Material</w:t>
-      </w:r>
-      <w:r>
-        <w:rPr>
-          <w:rFonts w:hint="eastAsia"/>
-        </w:rPr>
         <w:t>)</w:t>
       </w:r>
       <w:r>
@@ -13230,19 +13170,11 @@
         </w:rPr>
         <w:t xml:space="preserve"> </w:t>
       </w:r>
-      <w:proofErr w:type="gramStart"/>
-      <w:r>
-        <w:rPr>
-          <w:rFonts w:hint="eastAsia"/>
-        </w:rPr>
-        <w:t>in</w:t>
-      </w:r>
-      <w:proofErr w:type="gramEnd"/>
-      <w:r>
-        <w:rPr>
-          <w:rFonts w:hint="eastAsia"/>
-        </w:rPr>
-        <w:t xml:space="preserve"> </w:t>
+      <w:r>
+        <w:rPr>
+          <w:rFonts w:hint="eastAsia"/>
+        </w:rPr>
+        <w:t xml:space="preserve">in </w:t>
       </w:r>
       <w:r>
         <w:rPr>
@@ -13269,11 +13201,6 @@
       </w:r>
     </w:p>
     <w:p>
-      <w:pPr>
-        <w:rPr>
-          <w:lang w:val="en-US"/>
-        </w:rPr>
-      </w:pPr>
       <w:r>
         <w:rPr>
           <w:rFonts w:hint="eastAsia"/>
@@ -13335,7 +13262,19 @@
         <w:rPr>
           <w:rFonts w:hint="eastAsia"/>
         </w:rPr>
-        <w:t xml:space="preserve">at 75% coverage averted </w:t>
+        <w:t>at 75% coverage averted</w:t>
+      </w:r>
+      <w:r>
+        <w:rPr>
+          <w:rFonts w:hint="eastAsia"/>
+        </w:rPr>
+        <w:t xml:space="preserve"> a median of</w:t>
+      </w:r>
+      <w:r>
+        <w:rPr>
+          <w:rFonts w:hint="eastAsia"/>
+        </w:rPr>
+        <w:t xml:space="preserve"> </w:t>
       </w:r>
       <w:r>
         <w:t>70</w:t>
@@ -13383,16 +13322,7 @@
         <w:t xml:space="preserve"> o</w:t>
       </w:r>
       <w:r>
-        <w:t xml:space="preserve">f all </w:t>
-      </w:r>
-      <w:r>
-        <w:rPr>
-          <w:rFonts w:hint="eastAsia"/>
-        </w:rPr>
-        <w:t xml:space="preserve">outbreak </w:t>
-      </w:r>
-      <w:r>
-        <w:t>cases</w:t>
+        <w:t>f cases</w:t>
       </w:r>
       <w:r>
         <w:t>—corresponding to 1</w:t>
@@ -13474,21 +13404,10 @@
         <w:rPr>
           <w:rFonts w:hint="eastAsia"/>
         </w:rPr>
-        <w:t xml:space="preserve">: </w:t>
-      </w:r>
-      <w:proofErr w:type="gramStart"/>
-      <w:r>
-        <w:rPr>
-          <w:rFonts w:hint="eastAsia"/>
-        </w:rPr>
-        <w:t>a</w:t>
-      </w:r>
-      <w:r>
-        <w:t>t</w:t>
-      </w:r>
-      <w:proofErr w:type="gramEnd"/>
-      <w:r>
-        <w:t xml:space="preserve"> week 1</w:t>
+        <w:t>: a</w:t>
+      </w:r>
+      <w:r>
+        <w:t>t week 1</w:t>
       </w:r>
       <w:r>
         <w:rPr>
@@ -13542,7 +13461,16 @@
         <w:t xml:space="preserve">. </w:t>
       </w:r>
       <w:r>
-        <w:t xml:space="preserve">By week 9, these medians fell to </w:t>
+        <w:t xml:space="preserve">By week 9, these </w:t>
+      </w:r>
+      <w:r>
+        <w:rPr>
+          <w:rFonts w:hint="eastAsia"/>
+        </w:rPr>
+        <w:t>values</w:t>
+      </w:r>
+      <w:r>
+        <w:t xml:space="preserve"> fell to </w:t>
       </w:r>
       <w:r>
         <w:rPr>
@@ -13608,1250 +13536,1396 @@
         <w:t xml:space="preserve"> </w:t>
       </w:r>
       <w:r>
-        <w:t>Substantial variation remained across outbreaks for each delay, reflecting heterogeneity in outbreak dynamics and ORI parameters.</w:t>
-      </w:r>
-      <w:r>
-        <w:rPr>
-          <w:rFonts w:hint="eastAsia"/>
-        </w:rPr>
-        <w:t xml:space="preserve"> </w:t>
-      </w:r>
-      <w:r>
-        <w:rPr>
-          <w:rFonts w:hint="eastAsia"/>
-        </w:rPr>
-        <w:t>An e</w:t>
-      </w:r>
-      <w:r>
-        <w:rPr>
-          <w:rFonts w:hint="eastAsia"/>
-        </w:rPr>
-        <w:t>xponential decay</w:t>
-      </w:r>
-      <w:r>
-        <w:rPr>
-          <w:rFonts w:hint="eastAsia"/>
-        </w:rPr>
-        <w:t xml:space="preserve"> model</w:t>
-      </w:r>
-      <w:r>
-        <w:rPr>
-          <w:rFonts w:hint="eastAsia"/>
-        </w:rPr>
-        <w:t xml:space="preserve"> </w:t>
-      </w:r>
-      <w:r>
-        <w:rPr>
-          <w:rFonts w:hint="eastAsia"/>
-        </w:rPr>
-        <w:t xml:space="preserve">captured </w:t>
-      </w:r>
-      <w:r>
-        <w:rPr>
-          <w:rFonts w:hint="eastAsia"/>
-        </w:rPr>
-        <w:t>th</w:t>
-      </w:r>
-      <w:r>
-        <w:rPr>
-          <w:rFonts w:hint="eastAsia"/>
-        </w:rPr>
-        <w:t>is</w:t>
-      </w:r>
-      <w:r>
-        <w:rPr>
-          <w:rFonts w:hint="eastAsia"/>
-        </w:rPr>
-        <w:t xml:space="preserve"> dec</w:t>
-      </w:r>
-      <w:r>
-        <w:rPr>
-          <w:rFonts w:hint="eastAsia"/>
-        </w:rPr>
-        <w:t xml:space="preserve">line </w:t>
-      </w:r>
-      <w:r>
-        <w:rPr>
-          <w:rFonts w:hint="eastAsia"/>
-        </w:rPr>
-        <w:t>(</w:t>
-      </w:r>
-      <w:r>
-        <w:rPr>
-          <w:rFonts w:hint="eastAsia"/>
-          <w:i/>
-          <w:iCs/>
-        </w:rPr>
-        <w:t>R</w:t>
-      </w:r>
-      <w:r>
-        <w:rPr>
-          <w:rFonts w:hint="eastAsia"/>
-          <w:vertAlign w:val="superscript"/>
-        </w:rPr>
-        <w:t>2</w:t>
-      </w:r>
-      <w:r>
-        <w:rPr>
-          <w:rFonts w:hint="eastAsia"/>
-        </w:rPr>
-        <w:t>=</w:t>
-      </w:r>
-      <w:r>
-        <w:t xml:space="preserve"> 0.9</w:t>
-      </w:r>
-      <w:r>
-        <w:rPr>
-          <w:rFonts w:hint="eastAsia"/>
-        </w:rPr>
-        <w:t>0</w:t>
-      </w:r>
-      <w:r>
-        <w:t xml:space="preserve"> [IQR: 0.</w:t>
-      </w:r>
-      <w:r>
-        <w:rPr>
-          <w:rFonts w:hint="eastAsia"/>
-        </w:rPr>
-        <w:t>7</w:t>
-      </w:r>
-      <w:r>
-        <w:t>8 - 0.9</w:t>
-      </w:r>
-      <w:r>
-        <w:rPr>
-          <w:rFonts w:hint="eastAsia"/>
-        </w:rPr>
-        <w:t>6</w:t>
-      </w:r>
-      <w:r>
-        <w:t>]</w:t>
-      </w:r>
-      <w:r>
-        <w:rPr>
-          <w:rFonts w:hint="eastAsia"/>
-        </w:rPr>
-        <w:t>)</w:t>
-      </w:r>
-      <w:r>
-        <w:rPr>
-          <w:rFonts w:hint="eastAsia"/>
-        </w:rPr>
-        <w:t xml:space="preserve"> (</w:t>
-      </w:r>
-      <w:r>
-        <w:rPr>
-          <w:rFonts w:hint="eastAsia"/>
-          <w:b/>
-          <w:bCs/>
-        </w:rPr>
-        <w:t>Figure 3B</w:t>
-      </w:r>
-      <w:r>
-        <w:rPr>
-          <w:rFonts w:hint="eastAsia"/>
-        </w:rPr>
-        <w:t>)</w:t>
-      </w:r>
-      <w:r>
-        <w:rPr>
-          <w:rFonts w:hint="eastAsia"/>
-        </w:rPr>
-        <w:t xml:space="preserve">. </w:t>
-      </w:r>
-      <w:r>
-        <w:rPr>
-          <w:rFonts w:hint="eastAsia"/>
-        </w:rPr>
-        <w:t>Among o</w:t>
-      </w:r>
-      <w:r>
-        <w:rPr>
-          <w:rFonts w:hint="eastAsia"/>
-        </w:rPr>
-        <w:t xml:space="preserve">utbreaks </w:t>
-      </w:r>
-      <w:r>
-        <w:rPr>
-          <w:rFonts w:hint="eastAsia"/>
-        </w:rPr>
-        <w:t>for which week-9 ORIs can occur (la</w:t>
-      </w:r>
-      <w:r>
-        <w:rPr>
-          <w:rFonts w:hint="eastAsia"/>
-        </w:rPr>
-        <w:t>sting &gt;</w:t>
-      </w:r>
-      <w:r>
-        <w:rPr>
-          <w:rFonts w:hint="eastAsia"/>
-        </w:rPr>
-        <w:t>=7</w:t>
-      </w:r>
-      <w:r>
-        <w:rPr>
-          <w:rFonts w:hint="eastAsia"/>
-        </w:rPr>
-        <w:t xml:space="preserve"> weeks</w:t>
-      </w:r>
-      <w:r>
-        <w:rPr>
-          <w:rFonts w:hint="eastAsia"/>
-        </w:rPr>
-        <w:t>)</w:t>
-      </w:r>
-      <w:r>
-        <w:rPr>
-          <w:rFonts w:hint="eastAsia"/>
-        </w:rPr>
-        <w:t xml:space="preserve"> (75% of outbreaks)</w:t>
-      </w:r>
-      <w:r>
-        <w:rPr>
-          <w:rFonts w:hint="eastAsia"/>
-        </w:rPr>
-        <w:t xml:space="preserve">, the </w:t>
-      </w:r>
-      <w:r>
-        <w:rPr>
-          <w:rFonts w:hint="eastAsia"/>
-        </w:rPr>
-        <w:t>exponential decay rate</w:t>
-      </w:r>
-      <w:r>
-        <w:rPr>
-          <w:rFonts w:hint="eastAsia"/>
-        </w:rPr>
-        <w:t xml:space="preserve"> </w:t>
-      </w:r>
-      <w:r>
-        <w:rPr>
-          <w:rFonts w:hint="eastAsia"/>
-        </w:rPr>
-        <w:t>was</w:t>
-      </w:r>
-      <w:r>
-        <w:rPr>
-          <w:rFonts w:hint="eastAsia"/>
-        </w:rPr>
-        <w:t xml:space="preserve"> </w:t>
-      </w:r>
-      <w:r>
-        <w:t>0.27 [IQR: 0.11 - 1.49]</w:t>
-      </w:r>
-      <w:r>
-        <w:rPr>
-          <w:lang w:val="en-US"/>
-        </w:rPr>
-        <w:t xml:space="preserve"> </w:t>
-      </w:r>
-      <w:r>
-        <w:rPr>
-          <w:rFonts w:hint="eastAsia"/>
-          <w:lang w:val="en-US"/>
-        </w:rPr>
-        <w:t xml:space="preserve">per </w:t>
-      </w:r>
-      <w:r>
-        <w:rPr>
-          <w:lang w:val="en-US"/>
-        </w:rPr>
-        <w:t>week</w:t>
-      </w:r>
-      <w:r>
-        <w:rPr>
-          <w:rFonts w:hint="eastAsia"/>
-          <w:lang w:val="en-US"/>
-        </w:rPr>
-        <w:t xml:space="preserve">, </w:t>
-      </w:r>
-      <w:r>
-        <w:rPr>
-          <w:lang w:val="en-US"/>
-        </w:rPr>
-        <w:t>corresponding to a</w:t>
-      </w:r>
-      <w:r>
-        <w:rPr>
-          <w:rFonts w:hint="eastAsia"/>
-          <w:lang w:val="en-US"/>
-        </w:rPr>
-        <w:t xml:space="preserve"> median </w:t>
-      </w:r>
-      <w:r>
-        <w:rPr>
-          <w:rFonts w:hint="eastAsia"/>
-          <w:lang w:val="en-US"/>
-        </w:rPr>
-        <w:t>weekly</w:t>
-      </w:r>
-      <w:r>
-        <w:rPr>
-          <w:lang w:val="en-US"/>
-        </w:rPr>
-        <w:t xml:space="preserve"> decline of </w:t>
-      </w:r>
-      <w:r>
-        <w:rPr>
-          <w:rFonts w:hint="eastAsia"/>
-          <w:lang w:val="en-US"/>
-        </w:rPr>
-        <w:t>23</w:t>
-      </w:r>
-      <w:r>
-        <w:rPr>
-          <w:lang w:val="en-US"/>
-        </w:rPr>
-        <w:t>.</w:t>
-      </w:r>
-      <w:r>
-        <w:rPr>
-          <w:rFonts w:hint="eastAsia"/>
-          <w:lang w:val="en-US"/>
-        </w:rPr>
-        <w:t>6</w:t>
-      </w:r>
-      <w:r>
-        <w:rPr>
-          <w:rFonts w:hint="eastAsia"/>
-          <w:lang w:val="en-US"/>
-        </w:rPr>
-        <w:t>%</w:t>
-      </w:r>
-      <w:r>
-        <w:rPr>
-          <w:lang w:val="en-US"/>
-        </w:rPr>
-        <w:t xml:space="preserve"> </w:t>
-      </w:r>
-      <w:r>
-        <w:rPr>
-          <w:lang w:val="en-US"/>
-        </w:rPr>
-        <w:t>[IQR: 10.7 - 77.4]</w:t>
-      </w:r>
-      <w:r>
-        <w:rPr>
-          <w:rFonts w:hint="eastAsia"/>
-          <w:lang w:val="en-US"/>
-        </w:rPr>
-        <w:t xml:space="preserve"> </w:t>
-      </w:r>
-      <w:r>
-        <w:rPr>
-          <w:rFonts w:hint="eastAsia"/>
-          <w:lang w:val="en-US"/>
-        </w:rPr>
-        <w:t>and a halving time of</w:t>
-      </w:r>
-      <w:r>
-        <w:rPr>
-          <w:rFonts w:hint="eastAsia"/>
-          <w:lang w:val="en-US"/>
-        </w:rPr>
-        <w:t xml:space="preserve"> </w:t>
-      </w:r>
-      <w:r>
-        <w:rPr>
-          <w:rFonts w:hint="eastAsia"/>
-          <w:lang w:val="en-US"/>
-        </w:rPr>
-        <w:t>2</w:t>
-      </w:r>
-      <w:r>
-        <w:rPr>
-          <w:lang w:val="en-US"/>
-        </w:rPr>
-        <w:t>.</w:t>
-      </w:r>
-      <w:r>
-        <w:rPr>
-          <w:rFonts w:hint="eastAsia"/>
-          <w:lang w:val="en-US"/>
-        </w:rPr>
-        <w:t>6</w:t>
-      </w:r>
-      <w:r>
-        <w:rPr>
-          <w:rFonts w:hint="eastAsia"/>
-          <w:lang w:val="en-US"/>
-        </w:rPr>
-        <w:t xml:space="preserve"> weeks</w:t>
-      </w:r>
-      <w:r>
-        <w:rPr>
-          <w:lang w:val="en-US"/>
-        </w:rPr>
-        <w:t xml:space="preserve"> [IQR: 0.5 - 6.1]</w:t>
-      </w:r>
-      <w:r>
-        <w:rPr>
-          <w:rFonts w:hint="eastAsia"/>
-          <w:lang w:val="en-US"/>
-        </w:rPr>
-        <w:t xml:space="preserve">. </w:t>
-      </w:r>
-      <w:r>
-        <w:rPr>
-          <w:rFonts w:hint="eastAsia"/>
-          <w:lang w:val="en-US"/>
-        </w:rPr>
-        <w:t>The d</w:t>
-      </w:r>
-      <w:r>
-        <w:rPr>
-          <w:lang w:val="en-US"/>
-        </w:rPr>
-        <w:t>ecay was faster in shorter outbreaks (</w:t>
-      </w:r>
-      <w:r>
-        <w:rPr>
-          <w:rFonts w:hint="eastAsia"/>
-          <w:lang w:val="en-US"/>
-        </w:rPr>
-        <w:t xml:space="preserve">weekly decline of </w:t>
-      </w:r>
-      <w:r>
-        <w:rPr>
-          <w:lang w:val="en-US"/>
-        </w:rPr>
-        <w:t>17.5</w:t>
-      </w:r>
-      <w:r>
-        <w:rPr>
-          <w:rFonts w:hint="eastAsia"/>
-          <w:lang w:val="en-US"/>
-        </w:rPr>
-        <w:t xml:space="preserve">% </w:t>
-      </w:r>
-      <w:r>
-        <w:rPr>
-          <w:rFonts w:hint="eastAsia"/>
-          <w:lang w:val="en-US"/>
-        </w:rPr>
-        <w:t xml:space="preserve">for </w:t>
-      </w:r>
-      <w:r>
-        <w:rPr>
-          <w:rFonts w:hint="eastAsia"/>
-          <w:lang w:val="en-US"/>
-        </w:rPr>
-        <w:t>all outbreaks</w:t>
-      </w:r>
-      <w:r>
-        <w:rPr>
-          <w:rFonts w:hint="eastAsia"/>
-          <w:lang w:val="en-US"/>
-        </w:rPr>
-        <w:t>)</w:t>
-      </w:r>
-      <w:r>
-        <w:rPr>
-          <w:lang w:val="en-US"/>
-        </w:rPr>
-        <w:t>.</w:t>
-      </w:r>
-      <w:r>
-        <w:rPr>
-          <w:rFonts w:hint="eastAsia"/>
-          <w:lang w:val="en-US"/>
-        </w:rPr>
-        <w:t xml:space="preserve"> </w:t>
-      </w:r>
-      <w:r>
-        <w:rPr>
-          <w:lang w:val="en-US"/>
-        </w:rPr>
-        <w:t xml:space="preserve">Delay </w:t>
-      </w:r>
-      <w:r>
-        <w:rPr>
-          <w:lang w:val="en-US"/>
-        </w:rPr>
-        <w:lastRenderedPageBreak/>
-        <w:t>also cause</w:t>
-      </w:r>
-      <w:r>
-        <w:rPr>
-          <w:rFonts w:hint="eastAsia"/>
-          <w:lang w:val="en-US"/>
-        </w:rPr>
-        <w:t>d</w:t>
-      </w:r>
-      <w:r>
-        <w:rPr>
-          <w:lang w:val="en-US"/>
-        </w:rPr>
-        <w:t xml:space="preserve"> some outbreaks to </w:t>
-      </w:r>
-      <w:r>
-        <w:rPr>
-          <w:rFonts w:hint="eastAsia"/>
-          <w:lang w:val="en-US"/>
-        </w:rPr>
-        <w:t>end</w:t>
-      </w:r>
-      <w:r>
-        <w:rPr>
-          <w:lang w:val="en-US"/>
-        </w:rPr>
-        <w:t xml:space="preserve"> because vaccination </w:t>
-      </w:r>
-      <w:r>
-        <w:rPr>
-          <w:rFonts w:hint="eastAsia"/>
-          <w:lang w:val="en-US"/>
-        </w:rPr>
-        <w:t>began</w:t>
-      </w:r>
-      <w:r>
-        <w:rPr>
-          <w:lang w:val="en-US"/>
-        </w:rPr>
-        <w:t xml:space="preserve"> (</w:t>
-      </w:r>
-      <w:r>
-        <w:rPr>
-          <w:b/>
-          <w:bCs/>
-          <w:lang w:val="en-US"/>
-        </w:rPr>
-        <w:t>Figure 3C</w:t>
-      </w:r>
-      <w:r>
-        <w:rPr>
-          <w:lang w:val="en-US"/>
-        </w:rPr>
-        <w:t>). From week 5 onward, an additional 5.</w:t>
-      </w:r>
-      <w:r>
-        <w:rPr>
-          <w:rFonts w:hint="eastAsia"/>
-          <w:lang w:val="en-US"/>
-        </w:rPr>
-        <w:t>4</w:t>
-      </w:r>
-      <w:r>
-        <w:rPr>
-          <w:lang w:val="en-US"/>
-        </w:rPr>
-        <w:t>% of outbreaks were missed per week of delay</w:t>
-      </w:r>
-      <w:r>
-        <w:rPr>
-          <w:rFonts w:hint="eastAsia"/>
-          <w:lang w:val="en-US"/>
-        </w:rPr>
-        <w:t xml:space="preserve">, reaching around </w:t>
-      </w:r>
-      <w:r>
-        <w:rPr>
-          <w:lang w:val="en-US"/>
-        </w:rPr>
-        <w:t>2</w:t>
-      </w:r>
-      <w:r>
-        <w:rPr>
-          <w:rFonts w:hint="eastAsia"/>
-          <w:lang w:val="en-US"/>
-        </w:rPr>
-        <w:t>5</w:t>
-      </w:r>
-      <w:r>
-        <w:rPr>
-          <w:lang w:val="en-US"/>
-        </w:rPr>
-        <w:t>.</w:t>
-      </w:r>
-      <w:r>
-        <w:rPr>
-          <w:rFonts w:hint="eastAsia"/>
-          <w:lang w:val="en-US"/>
-        </w:rPr>
-        <w:t>3</w:t>
-      </w:r>
-      <w:r>
-        <w:rPr>
-          <w:lang w:val="en-US"/>
-        </w:rPr>
-        <w:t xml:space="preserve">% </w:t>
-      </w:r>
-      <w:r>
-        <w:rPr>
-          <w:rFonts w:hint="eastAsia"/>
-          <w:lang w:val="en-US"/>
-        </w:rPr>
-        <w:t>by week 9</w:t>
-      </w:r>
-      <w:r>
-        <w:rPr>
-          <w:lang w:val="en-US"/>
-        </w:rPr>
-        <w:t>.</w:t>
-      </w:r>
-      <w:r>
-        <w:rPr>
-          <w:lang w:val="en-US"/>
+        <w:t>Substantial varia</w:t>
+      </w:r>
+      <w:r>
+        <w:rPr>
+          <w:rFonts w:hint="eastAsia"/>
+        </w:rPr>
+        <w:t xml:space="preserve">bility </w:t>
+      </w:r>
+      <w:r>
+        <w:t xml:space="preserve">remained for each delay, reflecting heterogeneity in outbreak </w:t>
+      </w:r>
+      <w:r>
+        <w:rPr>
+          <w:rFonts w:hint="eastAsia"/>
+        </w:rPr>
+        <w:t>characteristic</w:t>
+      </w:r>
+      <w:r>
+        <w:t xml:space="preserve">s and </w:t>
+      </w:r>
+      <w:r>
+        <w:rPr>
+          <w:rFonts w:hint="eastAsia"/>
+        </w:rPr>
+        <w:t>campaign</w:t>
+      </w:r>
+      <w:r>
+        <w:t xml:space="preserve"> parameters.</w:t>
+      </w:r>
+      <w:r>
+        <w:rPr>
+          <w:rFonts w:hint="eastAsia"/>
         </w:rPr>
         <w:t xml:space="preserve"> </w:t>
       </w:r>
     </w:p>
     <w:p/>
     <w:p>
-      <w:r>
-        <w:t xml:space="preserve">Prioritizing larger outbreaks produced the </w:t>
-      </w:r>
-      <w:r>
-        <w:rPr>
-          <w:rFonts w:hint="eastAsia"/>
-        </w:rPr>
-        <w:t>greatest</w:t>
-      </w:r>
-      <w:r>
-        <w:t xml:space="preserve"> </w:t>
-      </w:r>
-      <w:r>
-        <w:rPr>
-          <w:rFonts w:hint="eastAsia"/>
-        </w:rPr>
-        <w:t>absolute case reduction</w:t>
-      </w:r>
-      <w:r>
-        <w:rPr>
-          <w:rFonts w:hint="eastAsia"/>
-        </w:rPr>
-        <w:t xml:space="preserve"> </w:t>
-      </w:r>
-      <w:r>
+      <w:pPr>
+        <w:rPr>
+          <w:lang w:val="en-US"/>
+        </w:rPr>
+      </w:pPr>
+      <w:r>
+        <w:rPr>
+          <w:rFonts w:hint="eastAsia"/>
+        </w:rPr>
+        <w:t>An e</w:t>
+      </w:r>
+      <w:r>
+        <w:rPr>
+          <w:rFonts w:hint="eastAsia"/>
+        </w:rPr>
+        <w:t>xponential decay</w:t>
+      </w:r>
+      <w:r>
+        <w:rPr>
+          <w:rFonts w:hint="eastAsia"/>
+        </w:rPr>
+        <w:t xml:space="preserve"> model</w:t>
+      </w:r>
+      <w:r>
+        <w:rPr>
+          <w:rFonts w:hint="eastAsia"/>
+        </w:rPr>
+        <w:t xml:space="preserve"> </w:t>
+      </w:r>
+      <w:r>
+        <w:rPr>
+          <w:rFonts w:hint="eastAsia"/>
+        </w:rPr>
+        <w:t xml:space="preserve">captured </w:t>
+      </w:r>
+      <w:r>
+        <w:rPr>
+          <w:rFonts w:hint="eastAsia"/>
+        </w:rPr>
+        <w:t>th</w:t>
+      </w:r>
+      <w:r>
+        <w:rPr>
+          <w:rFonts w:hint="eastAsia"/>
+        </w:rPr>
+        <w:t>is</w:t>
+      </w:r>
+      <w:r>
+        <w:rPr>
+          <w:rFonts w:hint="eastAsia"/>
+        </w:rPr>
+        <w:t xml:space="preserve"> dec</w:t>
+      </w:r>
+      <w:r>
+        <w:rPr>
+          <w:rFonts w:hint="eastAsia"/>
+        </w:rPr>
+        <w:t xml:space="preserve">line </w:t>
+      </w:r>
+      <w:r>
+        <w:rPr>
+          <w:rFonts w:hint="eastAsia"/>
+        </w:rPr>
         <w:t>(</w:t>
       </w:r>
       <w:r>
         <w:rPr>
+          <w:rFonts w:hint="eastAsia"/>
+          <w:i/>
+          <w:iCs/>
+        </w:rPr>
+        <w:t>R</w:t>
+      </w:r>
+      <w:r>
+        <w:rPr>
+          <w:rFonts w:hint="eastAsia"/>
+          <w:vertAlign w:val="superscript"/>
+        </w:rPr>
+        <w:t>2</w:t>
+      </w:r>
+      <w:r>
+        <w:rPr>
+          <w:rFonts w:hint="eastAsia"/>
+        </w:rPr>
+        <w:t>=</w:t>
+      </w:r>
+      <w:r>
+        <w:t xml:space="preserve"> 0.9</w:t>
+      </w:r>
+      <w:r>
+        <w:rPr>
+          <w:rFonts w:hint="eastAsia"/>
+        </w:rPr>
+        <w:t>0</w:t>
+      </w:r>
+      <w:r>
+        <w:t xml:space="preserve"> [IQR: 0.</w:t>
+      </w:r>
+      <w:r>
+        <w:rPr>
+          <w:rFonts w:hint="eastAsia"/>
+        </w:rPr>
+        <w:t>7</w:t>
+      </w:r>
+      <w:r>
+        <w:t>8 - 0.9</w:t>
+      </w:r>
+      <w:r>
+        <w:rPr>
+          <w:rFonts w:hint="eastAsia"/>
+        </w:rPr>
+        <w:t>6</w:t>
+      </w:r>
+      <w:r>
+        <w:t>]</w:t>
+      </w:r>
+      <w:r>
+        <w:rPr>
+          <w:rFonts w:hint="eastAsia"/>
+        </w:rPr>
+        <w:t>)</w:t>
+      </w:r>
+      <w:r>
+        <w:rPr>
+          <w:rFonts w:hint="eastAsia"/>
+        </w:rPr>
+        <w:t xml:space="preserve"> (</w:t>
+      </w:r>
+      <w:r>
+        <w:rPr>
+          <w:rFonts w:hint="eastAsia"/>
           <w:b/>
           <w:bCs/>
         </w:rPr>
-        <w:t>Figure 3D; Figure S</w:t>
-      </w:r>
-      <w:r>
-        <w:rPr>
-          <w:rFonts w:hint="eastAsia"/>
+        <w:t>Figure 3B</w:t>
+      </w:r>
+      <w:r>
+        <w:rPr>
+          <w:rFonts w:hint="eastAsia"/>
+        </w:rPr>
+        <w:t>)</w:t>
+      </w:r>
+      <w:r>
+        <w:rPr>
+          <w:rFonts w:hint="eastAsia"/>
+        </w:rPr>
+        <w:t xml:space="preserve">. </w:t>
+      </w:r>
+      <w:r>
+        <w:rPr>
+          <w:rFonts w:hint="eastAsia"/>
+        </w:rPr>
+        <w:t>Among o</w:t>
+      </w:r>
+      <w:r>
+        <w:rPr>
+          <w:rFonts w:hint="eastAsia"/>
+        </w:rPr>
+        <w:t xml:space="preserve">utbreaks </w:t>
+      </w:r>
+      <w:r>
+        <w:rPr>
+          <w:rFonts w:hint="eastAsia"/>
+        </w:rPr>
+        <w:t>la</w:t>
+      </w:r>
+      <w:r>
+        <w:rPr>
+          <w:rFonts w:hint="eastAsia"/>
+        </w:rPr>
+        <w:t>sting &gt;</w:t>
+      </w:r>
+      <w:r>
+        <w:rPr>
+          <w:rFonts w:hint="eastAsia"/>
+        </w:rPr>
+        <w:t>=7</w:t>
+      </w:r>
+      <w:r>
+        <w:rPr>
+          <w:rFonts w:hint="eastAsia"/>
+        </w:rPr>
+        <w:t xml:space="preserve"> weeks</w:t>
+      </w:r>
+      <w:r>
+        <w:rPr>
+          <w:rFonts w:hint="eastAsia"/>
+        </w:rPr>
+        <w:t xml:space="preserve"> (</w:t>
+      </w:r>
+      <w:r>
+        <w:rPr>
+          <w:rFonts w:hint="eastAsia"/>
+        </w:rPr>
+        <w:t>91%</w:t>
+      </w:r>
+      <w:r>
+        <w:rPr>
+          <w:rFonts w:hint="eastAsia"/>
+        </w:rPr>
+        <w:t xml:space="preserve"> of outbreaks)</w:t>
+      </w:r>
+      <w:r>
+        <w:rPr>
+          <w:rFonts w:hint="eastAsia"/>
+        </w:rPr>
+        <w:t xml:space="preserve">, </w:t>
+      </w:r>
+      <w:r>
+        <w:rPr>
+          <w:rFonts w:hint="eastAsia"/>
+        </w:rPr>
+        <w:t>for which ORI</w:t>
+      </w:r>
+      <w:r>
+        <w:rPr>
+          <w:rFonts w:hint="eastAsia"/>
+        </w:rPr>
+        <w:t xml:space="preserve">s could be implemented </w:t>
+      </w:r>
+      <w:r>
+        <w:rPr>
+          <w:rFonts w:hint="eastAsia"/>
+        </w:rPr>
+        <w:t xml:space="preserve">as late as week 9, </w:t>
+      </w:r>
+      <w:r>
+        <w:rPr>
+          <w:rFonts w:hint="eastAsia"/>
+        </w:rPr>
+        <w:t>the</w:t>
+      </w:r>
+      <w:r>
+        <w:rPr>
+          <w:rFonts w:hint="eastAsia"/>
+        </w:rPr>
+        <w:t xml:space="preserve"> </w:t>
+      </w:r>
+      <w:r>
+        <w:rPr>
+          <w:rFonts w:hint="eastAsia"/>
+        </w:rPr>
+        <w:t>decay rate</w:t>
+      </w:r>
+      <w:r>
+        <w:rPr>
+          <w:rFonts w:hint="eastAsia"/>
+        </w:rPr>
+        <w:t xml:space="preserve"> </w:t>
+      </w:r>
+      <w:r>
+        <w:rPr>
+          <w:rFonts w:hint="eastAsia"/>
+        </w:rPr>
+        <w:t>was</w:t>
+      </w:r>
+      <w:r>
+        <w:rPr>
+          <w:rFonts w:hint="eastAsia"/>
+        </w:rPr>
+        <w:t xml:space="preserve"> </w:t>
+      </w:r>
+      <w:r>
+        <w:t>0.27 [IQR: 0.11 - 1.49]</w:t>
+      </w:r>
+      <w:r>
+        <w:rPr>
+          <w:lang w:val="en-US"/>
+        </w:rPr>
+        <w:t xml:space="preserve"> </w:t>
+      </w:r>
+      <w:r>
+        <w:rPr>
+          <w:rFonts w:hint="eastAsia"/>
+          <w:lang w:val="en-US"/>
+        </w:rPr>
+        <w:t xml:space="preserve">per </w:t>
+      </w:r>
+      <w:r>
+        <w:rPr>
+          <w:lang w:val="en-US"/>
+        </w:rPr>
+        <w:t>week</w:t>
+      </w:r>
+      <w:r>
+        <w:rPr>
+          <w:rFonts w:hint="eastAsia"/>
+          <w:lang w:val="en-US"/>
+        </w:rPr>
+        <w:t xml:space="preserve">, </w:t>
+      </w:r>
+      <w:r>
+        <w:rPr>
+          <w:lang w:val="en-US"/>
+        </w:rPr>
+        <w:t>corresponding to a</w:t>
+      </w:r>
+      <w:r>
+        <w:rPr>
+          <w:rFonts w:hint="eastAsia"/>
+          <w:lang w:val="en-US"/>
+        </w:rPr>
+        <w:t xml:space="preserve"> </w:t>
+      </w:r>
+      <w:r>
+        <w:rPr>
+          <w:rFonts w:hint="eastAsia"/>
+          <w:lang w:val="en-US"/>
+        </w:rPr>
+        <w:t>weekly</w:t>
+      </w:r>
+      <w:r>
+        <w:rPr>
+          <w:lang w:val="en-US"/>
+        </w:rPr>
+        <w:t xml:space="preserve"> decline of </w:t>
+      </w:r>
+      <w:r>
+        <w:rPr>
+          <w:rFonts w:hint="eastAsia"/>
+          <w:lang w:val="en-US"/>
+        </w:rPr>
+        <w:t>23</w:t>
+      </w:r>
+      <w:r>
+        <w:rPr>
+          <w:lang w:val="en-US"/>
+        </w:rPr>
+        <w:t>.</w:t>
+      </w:r>
+      <w:r>
+        <w:rPr>
+          <w:rFonts w:hint="eastAsia"/>
+          <w:lang w:val="en-US"/>
+        </w:rPr>
+        <w:t>6</w:t>
+      </w:r>
+      <w:r>
+        <w:rPr>
+          <w:rFonts w:hint="eastAsia"/>
+          <w:lang w:val="en-US"/>
+        </w:rPr>
+        <w:t>%</w:t>
+      </w:r>
+      <w:r>
+        <w:rPr>
+          <w:lang w:val="en-US"/>
+        </w:rPr>
+        <w:t xml:space="preserve"> </w:t>
+      </w:r>
+      <w:r>
+        <w:rPr>
+          <w:lang w:val="en-US"/>
+        </w:rPr>
+        <w:t>[IQR: 10.7 - 77.4]</w:t>
+      </w:r>
+      <w:r>
+        <w:rPr>
+          <w:rFonts w:hint="eastAsia"/>
+          <w:lang w:val="en-US"/>
+        </w:rPr>
+        <w:t xml:space="preserve"> </w:t>
+      </w:r>
+      <w:r>
+        <w:rPr>
+          <w:rFonts w:hint="eastAsia"/>
+          <w:lang w:val="en-US"/>
+        </w:rPr>
+        <w:t xml:space="preserve">% </w:t>
+      </w:r>
+      <w:r>
+        <w:rPr>
+          <w:rFonts w:hint="eastAsia"/>
+          <w:lang w:val="en-US"/>
+        </w:rPr>
+        <w:t>and a halving time of</w:t>
+      </w:r>
+      <w:r>
+        <w:rPr>
+          <w:rFonts w:hint="eastAsia"/>
+          <w:lang w:val="en-US"/>
+        </w:rPr>
+        <w:t xml:space="preserve"> </w:t>
+      </w:r>
+      <w:r>
+        <w:rPr>
+          <w:rFonts w:hint="eastAsia"/>
+          <w:lang w:val="en-US"/>
+        </w:rPr>
+        <w:t>2</w:t>
+      </w:r>
+      <w:r>
+        <w:rPr>
+          <w:lang w:val="en-US"/>
+        </w:rPr>
+        <w:t>.</w:t>
+      </w:r>
+      <w:r>
+        <w:rPr>
+          <w:rFonts w:hint="eastAsia"/>
+          <w:lang w:val="en-US"/>
+        </w:rPr>
+        <w:t>6</w:t>
+      </w:r>
+      <w:r>
+        <w:rPr>
+          <w:rFonts w:hint="eastAsia"/>
+          <w:lang w:val="en-US"/>
+        </w:rPr>
+        <w:t xml:space="preserve"> </w:t>
+      </w:r>
+      <w:r>
+        <w:rPr>
+          <w:lang w:val="en-US"/>
+        </w:rPr>
+        <w:lastRenderedPageBreak/>
+        <w:t>[IQR: 0.5 - 6.1</w:t>
+      </w:r>
+      <w:r>
+        <w:rPr>
+          <w:rFonts w:hint="eastAsia"/>
+          <w:lang w:val="en-US"/>
+        </w:rPr>
+        <w:t>]</w:t>
+      </w:r>
+      <w:r>
+        <w:rPr>
+          <w:rFonts w:hint="eastAsia"/>
+          <w:lang w:val="en-US"/>
+        </w:rPr>
+        <w:t xml:space="preserve"> </w:t>
+      </w:r>
+      <w:r>
+        <w:rPr>
+          <w:rFonts w:hint="eastAsia"/>
+          <w:lang w:val="en-US"/>
+        </w:rPr>
+        <w:t>weeks</w:t>
+      </w:r>
+      <w:r>
+        <w:rPr>
+          <w:rFonts w:hint="eastAsia"/>
+          <w:lang w:val="en-US"/>
+        </w:rPr>
+        <w:t xml:space="preserve">. </w:t>
+      </w:r>
+      <w:r>
+        <w:rPr>
+          <w:rFonts w:hint="eastAsia"/>
+          <w:lang w:val="en-US"/>
+        </w:rPr>
+        <w:t>The d</w:t>
+      </w:r>
+      <w:r>
+        <w:rPr>
+          <w:lang w:val="en-US"/>
+        </w:rPr>
+        <w:t xml:space="preserve">ecay was </w:t>
+      </w:r>
+      <w:r>
+        <w:rPr>
+          <w:rFonts w:hint="eastAsia"/>
+          <w:lang w:val="en-US"/>
+        </w:rPr>
+        <w:t>slower</w:t>
+      </w:r>
+      <w:r>
+        <w:rPr>
+          <w:lang w:val="en-US"/>
+        </w:rPr>
+        <w:t xml:space="preserve"> in </w:t>
+      </w:r>
+      <w:r>
+        <w:rPr>
+          <w:rFonts w:hint="eastAsia"/>
+          <w:lang w:val="en-US"/>
+        </w:rPr>
+        <w:t>longer</w:t>
+      </w:r>
+      <w:r>
+        <w:rPr>
+          <w:lang w:val="en-US"/>
+        </w:rPr>
+        <w:t xml:space="preserve"> outbreaks (</w:t>
+      </w:r>
+      <w:r>
+        <w:rPr>
+          <w:rFonts w:hint="eastAsia"/>
+          <w:lang w:val="en-US"/>
+        </w:rPr>
+        <w:t xml:space="preserve">weekly decline of </w:t>
+      </w:r>
+      <w:r>
+        <w:rPr>
+          <w:lang w:val="en-US"/>
+        </w:rPr>
+        <w:t>19.2 [IQR: 9 - 61.7]</w:t>
+      </w:r>
+      <w:r>
+        <w:rPr>
+          <w:rFonts w:hint="eastAsia"/>
+          <w:lang w:val="en-US"/>
+        </w:rPr>
+        <w:t xml:space="preserve"> </w:t>
+      </w:r>
+      <w:r>
+        <w:rPr>
+          <w:rFonts w:hint="eastAsia"/>
+          <w:lang w:val="en-US"/>
+        </w:rPr>
+        <w:t xml:space="preserve">for </w:t>
+      </w:r>
+      <w:r>
+        <w:rPr>
+          <w:rFonts w:hint="eastAsia"/>
+          <w:lang w:val="en-US"/>
+        </w:rPr>
+        <w:t>outbreaks</w:t>
+      </w:r>
+      <w:r>
+        <w:rPr>
+          <w:rFonts w:hint="eastAsia"/>
+          <w:lang w:val="en-US"/>
+        </w:rPr>
+        <w:t xml:space="preserve"> lasting &gt;= 17 weeks; 32% of outbreaks</w:t>
+      </w:r>
+      <w:r>
+        <w:rPr>
+          <w:rFonts w:hint="eastAsia"/>
+          <w:lang w:val="en-US"/>
+        </w:rPr>
+        <w:t>)</w:t>
+      </w:r>
+      <w:r>
+        <w:rPr>
+          <w:lang w:val="en-US"/>
+        </w:rPr>
+        <w:t>.</w:t>
+      </w:r>
+      <w:r>
+        <w:rPr>
+          <w:rFonts w:hint="eastAsia"/>
+          <w:lang w:val="en-US"/>
+        </w:rPr>
+        <w:t xml:space="preserve"> </w:t>
+      </w:r>
+      <w:r>
+        <w:rPr>
+          <w:lang w:val="en-US"/>
+        </w:rPr>
+        <w:t>Delay also cause</w:t>
+      </w:r>
+      <w:r>
+        <w:rPr>
+          <w:rFonts w:hint="eastAsia"/>
+          <w:lang w:val="en-US"/>
+        </w:rPr>
+        <w:t>d</w:t>
+      </w:r>
+      <w:r>
+        <w:rPr>
+          <w:lang w:val="en-US"/>
+        </w:rPr>
+        <w:t xml:space="preserve"> some outbreaks to </w:t>
+      </w:r>
+      <w:r>
+        <w:rPr>
+          <w:rFonts w:hint="eastAsia"/>
+          <w:lang w:val="en-US"/>
+        </w:rPr>
+        <w:t>end</w:t>
+      </w:r>
+      <w:r>
+        <w:rPr>
+          <w:lang w:val="en-US"/>
+        </w:rPr>
+        <w:t xml:space="preserve"> because vaccination </w:t>
+      </w:r>
+      <w:r>
+        <w:rPr>
+          <w:rFonts w:hint="eastAsia"/>
+          <w:lang w:val="en-US"/>
+        </w:rPr>
+        <w:t>began</w:t>
+      </w:r>
+      <w:r>
+        <w:rPr>
+          <w:lang w:val="en-US"/>
+        </w:rPr>
+        <w:t xml:space="preserve"> (</w:t>
+      </w:r>
+      <w:r>
+        <w:rPr>
           <w:b/>
           <w:bCs/>
+          <w:lang w:val="en-US"/>
+        </w:rPr>
+        <w:t>Figure 3C</w:t>
+      </w:r>
+      <w:r>
+        <w:rPr>
+          <w:lang w:val="en-US"/>
+        </w:rPr>
+        <w:t>). From week 5 onward, an additional 5.</w:t>
+      </w:r>
+      <w:r>
+        <w:rPr>
+          <w:rFonts w:hint="eastAsia"/>
+          <w:lang w:val="en-US"/>
+        </w:rPr>
+        <w:t>4</w:t>
+      </w:r>
+      <w:r>
+        <w:rPr>
+          <w:lang w:val="en-US"/>
+        </w:rPr>
+        <w:t>% of outbreaks were missed per week of delay</w:t>
+      </w:r>
+      <w:r>
+        <w:rPr>
+          <w:rFonts w:hint="eastAsia"/>
+          <w:lang w:val="en-US"/>
+        </w:rPr>
+        <w:t xml:space="preserve">, reaching around </w:t>
+      </w:r>
+      <w:r>
+        <w:rPr>
+          <w:lang w:val="en-US"/>
+        </w:rPr>
+        <w:t>2</w:t>
+      </w:r>
+      <w:r>
+        <w:rPr>
+          <w:rFonts w:hint="eastAsia"/>
+          <w:lang w:val="en-US"/>
+        </w:rPr>
+        <w:t>5</w:t>
+      </w:r>
+      <w:r>
+        <w:rPr>
+          <w:lang w:val="en-US"/>
+        </w:rPr>
+        <w:t>.</w:t>
+      </w:r>
+      <w:r>
+        <w:rPr>
+          <w:rFonts w:hint="eastAsia"/>
+          <w:lang w:val="en-US"/>
         </w:rPr>
         <w:t>3</w:t>
+      </w:r>
+      <w:r>
+        <w:rPr>
+          <w:lang w:val="en-US"/>
+        </w:rPr>
+        <w:t xml:space="preserve">% </w:t>
+      </w:r>
+      <w:r>
+        <w:rPr>
+          <w:rFonts w:hint="eastAsia"/>
+          <w:lang w:val="en-US"/>
+        </w:rPr>
+        <w:t>by week 9</w:t>
+      </w:r>
+      <w:r>
+        <w:rPr>
+          <w:lang w:val="en-US"/>
+        </w:rPr>
+        <w:t>.</w:t>
+      </w:r>
+      <w:r>
+        <w:rPr>
+          <w:lang w:val="en-US"/>
+        </w:rPr>
+        <w:t xml:space="preserve"> </w:t>
+      </w:r>
+    </w:p>
+    <w:p>
+      <w:pPr>
+        <w:pStyle w:val="Heading4"/>
+        <w:rPr>
+          <w:rFonts w:hint="eastAsia"/>
+        </w:rPr>
+      </w:pPr>
+      <w:r>
+        <w:rPr>
+          <w:rFonts w:hint="eastAsia"/>
+        </w:rPr>
+        <w:t>Efficiency</w:t>
+      </w:r>
+      <w:r>
+        <w:rPr>
+          <w:rFonts w:hint="eastAsia"/>
+        </w:rPr>
+        <w:t xml:space="preserve"> of ORIs across campaign timing</w:t>
+      </w:r>
+      <w:r>
+        <w:rPr>
+          <w:rFonts w:hint="eastAsia"/>
+        </w:rPr>
+        <w:t xml:space="preserve"> and prioritization</w:t>
+      </w:r>
+    </w:p>
+    <w:p>
+      <w:r>
+        <w:t xml:space="preserve">Prioritizing larger outbreaks produced the </w:t>
+      </w:r>
+      <w:r>
+        <w:rPr>
+          <w:rFonts w:hint="eastAsia"/>
+        </w:rPr>
+        <w:t>greatest</w:t>
+      </w:r>
+      <w:r>
+        <w:t xml:space="preserve"> </w:t>
+      </w:r>
+      <w:r>
+        <w:rPr>
+          <w:rFonts w:hint="eastAsia"/>
+        </w:rPr>
+        <w:t>absolute case reduction</w:t>
+      </w:r>
+      <w:r>
+        <w:rPr>
+          <w:rFonts w:hint="eastAsia"/>
+        </w:rPr>
+        <w:t xml:space="preserve"> </w:t>
+      </w:r>
+      <w:r>
+        <w:t>(</w:t>
       </w:r>
       <w:r>
         <w:rPr>
           <w:b/>
           <w:bCs/>
         </w:rPr>
-        <w:t xml:space="preserve"> </w:t>
-      </w:r>
-      <w:r>
-        <w:t xml:space="preserve">in the </w:t>
-      </w:r>
-      <w:r>
-        <w:t>Supplement</w:t>
-      </w:r>
-      <w:r>
-        <w:rPr>
-          <w:rFonts w:hint="eastAsia"/>
-        </w:rPr>
-        <w:t xml:space="preserve"> Material</w:t>
-      </w:r>
-      <w:r>
-        <w:t>)</w:t>
-      </w:r>
-      <w:r>
-        <w:t xml:space="preserve"> whereas prioritizing high</w:t>
-      </w:r>
-      <w:r>
-        <w:rPr>
-          <w:rFonts w:hint="eastAsia"/>
-        </w:rPr>
-        <w:t>-</w:t>
-      </w:r>
-      <w:r>
-        <w:t>attack</w:t>
-      </w:r>
-      <w:r>
-        <w:rPr>
-          <w:rFonts w:hint="eastAsia"/>
-        </w:rPr>
-        <w:t>-</w:t>
-      </w:r>
-      <w:r>
-        <w:t xml:space="preserve">rate outbreaks </w:t>
-      </w:r>
-      <w:r>
-        <w:rPr>
-          <w:rFonts w:hint="eastAsia"/>
-        </w:rPr>
-        <w:t>maximized</w:t>
-      </w:r>
-      <w:r>
-        <w:t xml:space="preserve"> </w:t>
-      </w:r>
-      <w:r>
-        <w:rPr>
-          <w:rFonts w:hint="eastAsia"/>
-        </w:rPr>
-        <w:t xml:space="preserve">ORI </w:t>
-      </w:r>
-      <w:r>
-        <w:t>efficiency</w:t>
-      </w:r>
-      <w:r>
-        <w:t xml:space="preserve"> </w:t>
-      </w:r>
-      <w:r>
-        <w:t>(</w:t>
-      </w:r>
-      <w:r>
-        <w:rPr>
+        <w:t>Figure 3D; Figure S</w:t>
+      </w:r>
+      <w:r>
+        <w:rPr>
+          <w:rFonts w:hint="eastAsia"/>
           <w:b/>
           <w:bCs/>
         </w:rPr>
-        <w:t>Figure</w:t>
-      </w:r>
-      <w:r>
-        <w:rPr>
-          <w:rFonts w:hint="eastAsia"/>
+        <w:t>3</w:t>
+      </w:r>
+      <w:r>
+        <w:rPr>
           <w:b/>
           <w:bCs/>
         </w:rPr>
-        <w:t>s</w:t>
+        <w:t xml:space="preserve"> </w:t>
+      </w:r>
+      <w:r>
+        <w:t xml:space="preserve">in the </w:t>
+      </w:r>
+      <w:r>
+        <w:t>Supplement</w:t>
+      </w:r>
+      <w:r>
+        <w:rPr>
+          <w:rFonts w:hint="eastAsia"/>
+        </w:rPr>
+        <w:t xml:space="preserve"> Material</w:t>
+      </w:r>
+      <w:r>
+        <w:t>)</w:t>
+      </w:r>
+      <w:r>
+        <w:t xml:space="preserve"> whereas prioritizing high</w:t>
+      </w:r>
+      <w:r>
+        <w:rPr>
+          <w:rFonts w:hint="eastAsia"/>
+        </w:rPr>
+        <w:t>-</w:t>
+      </w:r>
+      <w:r>
+        <w:t>attack</w:t>
+      </w:r>
+      <w:r>
+        <w:rPr>
+          <w:rFonts w:hint="eastAsia"/>
+        </w:rPr>
+        <w:t>-</w:t>
+      </w:r>
+      <w:r>
+        <w:t xml:space="preserve">rate outbreaks </w:t>
+      </w:r>
+      <w:r>
+        <w:rPr>
+          <w:rFonts w:hint="eastAsia"/>
+        </w:rPr>
+        <w:t>maximized</w:t>
+      </w:r>
+      <w:r>
+        <w:t xml:space="preserve"> </w:t>
+      </w:r>
+      <w:r>
+        <w:rPr>
+          <w:rFonts w:hint="eastAsia"/>
+        </w:rPr>
+        <w:t xml:space="preserve">ORI </w:t>
+      </w:r>
+      <w:r>
+        <w:t>efficiency</w:t>
+      </w:r>
+      <w:r>
+        <w:t xml:space="preserve"> </w:t>
+      </w:r>
+      <w:r>
+        <w:t>(</w:t>
       </w:r>
       <w:r>
         <w:rPr>
           <w:b/>
           <w:bCs/>
         </w:rPr>
-        <w:t xml:space="preserve"> 3</w:t>
-      </w:r>
-      <w:r>
-        <w:rPr>
+        <w:t>Figure</w:t>
+      </w:r>
+      <w:r>
+        <w:rPr>
+          <w:rFonts w:hint="eastAsia"/>
           <w:b/>
           <w:bCs/>
         </w:rPr>
-        <w:t>E</w:t>
+        <w:t>s</w:t>
       </w:r>
       <w:r>
         <w:rPr>
           <w:b/>
           <w:bCs/>
         </w:rPr>
-        <w:t>–F</w:t>
-      </w:r>
-      <w:r>
-        <w:t>).</w:t>
-      </w:r>
-      <w:r>
-        <w:t xml:space="preserve"> Targeting</w:t>
-      </w:r>
-      <w:r>
-        <w:rPr>
-          <w:rFonts w:hint="eastAsia"/>
-        </w:rPr>
-        <w:t xml:space="preserve"> </w:t>
-      </w:r>
-      <w:r>
-        <w:rPr>
-          <w:rFonts w:hint="eastAsia"/>
-        </w:rPr>
-        <w:t xml:space="preserve">the </w:t>
-      </w:r>
-      <w:r>
-        <w:t>top 10% of outbreaks</w:t>
-      </w:r>
-      <w:r>
-        <w:rPr>
-          <w:rFonts w:hint="eastAsia"/>
-        </w:rPr>
-        <w:t xml:space="preserve"> by size increased the median </w:t>
-      </w:r>
-      <w:r>
-        <w:rPr>
-          <w:rFonts w:hint="eastAsia"/>
-        </w:rPr>
-        <w:t xml:space="preserve">to </w:t>
-      </w:r>
-      <w:r>
-        <w:rPr>
-          <w:rFonts w:hint="eastAsia"/>
-          <w:lang w:val="en-US"/>
-        </w:rPr>
-        <w:t>6</w:t>
-      </w:r>
-      <w:r>
-        <w:rPr>
-          <w:rFonts w:hint="eastAsia"/>
-          <w:lang w:val="en-US"/>
-        </w:rPr>
-        <w:t>82</w:t>
-      </w:r>
-      <w:r>
-        <w:rPr>
-          <w:rFonts w:hint="eastAsia"/>
-          <w:lang w:val="en-US"/>
-        </w:rPr>
-        <w:t xml:space="preserve"> case</w:t>
-      </w:r>
-      <w:r>
-        <w:rPr>
-          <w:rFonts w:hint="eastAsia"/>
-          <w:lang w:val="en-US"/>
-        </w:rPr>
-        <w:t>s</w:t>
-      </w:r>
-      <w:r>
-        <w:rPr>
-          <w:rFonts w:hint="eastAsia"/>
-          <w:lang w:val="en-US"/>
-        </w:rPr>
-        <w:t xml:space="preserve"> </w:t>
-      </w:r>
-      <w:r>
-        <w:rPr>
-          <w:rFonts w:hint="eastAsia"/>
-          <w:lang w:val="en-US"/>
-        </w:rPr>
-        <w:t>(vs</w:t>
-      </w:r>
-      <w:r>
-        <w:rPr>
-          <w:rFonts w:hint="eastAsia"/>
-          <w:lang w:val="en-US"/>
-        </w:rPr>
-        <w:t>.</w:t>
-      </w:r>
-      <w:r>
-        <w:rPr>
-          <w:rFonts w:hint="eastAsia"/>
-          <w:lang w:val="en-US"/>
-        </w:rPr>
-        <w:t xml:space="preserve"> </w:t>
-      </w:r>
-      <w:r>
-        <w:rPr>
-          <w:rFonts w:hint="eastAsia"/>
-          <w:lang w:val="en-US"/>
-        </w:rPr>
-        <w:t>16</w:t>
-      </w:r>
-      <w:r>
-        <w:rPr>
-          <w:rFonts w:hint="eastAsia"/>
-          <w:lang w:val="en-US"/>
-        </w:rPr>
-        <w:t xml:space="preserve"> cases </w:t>
-      </w:r>
-      <w:r>
-        <w:rPr>
-          <w:rFonts w:hint="eastAsia"/>
-          <w:lang w:val="en-US"/>
-        </w:rPr>
-        <w:t>under random targeting) for ORIs</w:t>
-      </w:r>
-      <w:r>
-        <w:rPr>
-          <w:rFonts w:hint="eastAsia"/>
-          <w:lang w:val="en-US"/>
-        </w:rPr>
-        <w:t xml:space="preserve"> </w:t>
-      </w:r>
-      <w:r>
-        <w:rPr>
-          <w:rFonts w:hint="eastAsia"/>
-          <w:lang w:val="en-US"/>
-        </w:rPr>
-        <w:t>implemented</w:t>
-      </w:r>
-      <w:r>
-        <w:rPr>
-          <w:rFonts w:hint="eastAsia"/>
-          <w:lang w:val="en-US"/>
-        </w:rPr>
-        <w:t xml:space="preserve"> </w:t>
-      </w:r>
-      <w:r>
-        <w:rPr>
-          <w:rFonts w:hint="eastAsia"/>
-          <w:lang w:val="en-US"/>
-        </w:rPr>
-        <w:t>in</w:t>
-      </w:r>
-      <w:r>
-        <w:rPr>
-          <w:rFonts w:hint="eastAsia"/>
-          <w:lang w:val="en-US"/>
-        </w:rPr>
-        <w:t xml:space="preserve"> week 9</w:t>
-      </w:r>
-      <w:r>
-        <w:rPr>
-          <w:rFonts w:hint="eastAsia"/>
-          <w:lang w:val="en-US"/>
-        </w:rPr>
-        <w:t xml:space="preserve">, and to </w:t>
-      </w:r>
-      <w:r>
-        <w:rPr>
-          <w:lang w:val="en-US"/>
-        </w:rPr>
-        <w:t>1</w:t>
-      </w:r>
-      <w:r>
-        <w:rPr>
-          <w:rFonts w:hint="eastAsia"/>
-          <w:lang w:val="en-US"/>
-        </w:rPr>
-        <w:t>,</w:t>
-      </w:r>
-      <w:r>
-        <w:rPr>
-          <w:lang w:val="en-US"/>
-        </w:rPr>
-        <w:t>725</w:t>
-      </w:r>
-      <w:r>
-        <w:rPr>
-          <w:rFonts w:hint="eastAsia"/>
-          <w:lang w:val="en-US"/>
-        </w:rPr>
-        <w:t xml:space="preserve"> cases if </w:t>
-      </w:r>
-      <w:r>
-        <w:rPr>
-          <w:rFonts w:hint="eastAsia"/>
-          <w:lang w:val="en-US"/>
-        </w:rPr>
-        <w:t>implemented</w:t>
-      </w:r>
-      <w:r>
-        <w:rPr>
-          <w:rFonts w:hint="eastAsia"/>
-          <w:lang w:val="en-US"/>
-        </w:rPr>
-        <w:t xml:space="preserve"> </w:t>
-      </w:r>
-      <w:r>
-        <w:rPr>
-          <w:rFonts w:hint="eastAsia"/>
-          <w:lang w:val="en-US"/>
-        </w:rPr>
-        <w:t xml:space="preserve">in </w:t>
-      </w:r>
-      <w:r>
-        <w:rPr>
-          <w:rFonts w:hint="eastAsia"/>
-          <w:lang w:val="en-US"/>
-        </w:rPr>
-        <w:t>week 1</w:t>
-      </w:r>
-      <w:r>
-        <w:rPr>
-          <w:rFonts w:hint="eastAsia"/>
-          <w:lang w:val="en-US"/>
-        </w:rPr>
-        <w:t xml:space="preserve">. </w:t>
-      </w:r>
-      <w:r>
-        <w:t xml:space="preserve">Prioritizing </w:t>
-      </w:r>
-      <w:r>
-        <w:rPr>
-          <w:rFonts w:hint="eastAsia"/>
-        </w:rPr>
-        <w:t xml:space="preserve">the </w:t>
-      </w:r>
-      <w:r>
-        <w:rPr>
-          <w:rFonts w:hint="eastAsia"/>
-        </w:rPr>
-        <w:t xml:space="preserve">top 10 % </w:t>
-      </w:r>
-      <w:r>
-        <w:rPr>
-          <w:rFonts w:hint="eastAsia"/>
-        </w:rPr>
-        <w:t>by</w:t>
-      </w:r>
-      <w:r>
-        <w:rPr>
-          <w:rFonts w:hint="eastAsia"/>
-        </w:rPr>
-        <w:t xml:space="preserve"> </w:t>
-      </w:r>
-      <w:r>
-        <w:t>attack</w:t>
-      </w:r>
-      <w:r>
-        <w:rPr>
-          <w:rFonts w:hint="eastAsia"/>
-        </w:rPr>
-        <w:t xml:space="preserve"> </w:t>
-      </w:r>
-      <w:r>
-        <w:t xml:space="preserve">rate </w:t>
-      </w:r>
-      <w:r>
-        <w:rPr>
-          <w:rFonts w:hint="eastAsia"/>
-        </w:rPr>
-        <w:t xml:space="preserve">increased </w:t>
-      </w:r>
-      <w:r>
-        <w:rPr>
-          <w:rFonts w:hint="eastAsia"/>
-        </w:rPr>
-        <w:t xml:space="preserve">the </w:t>
-      </w:r>
-      <w:r>
-        <w:rPr>
-          <w:rFonts w:hint="eastAsia"/>
-        </w:rPr>
-        <w:t>ORI</w:t>
-      </w:r>
-      <w:r>
-        <w:rPr>
-          <w:rFonts w:hint="eastAsia"/>
-        </w:rPr>
-        <w:t xml:space="preserve"> efficiency </w:t>
-      </w:r>
-      <w:r>
-        <w:rPr>
-          <w:rFonts w:hint="eastAsia"/>
-        </w:rPr>
-        <w:t>approximately</w:t>
-      </w:r>
-      <w:r>
-        <w:rPr>
-          <w:rFonts w:hint="eastAsia"/>
-        </w:rPr>
-        <w:t xml:space="preserve"> to</w:t>
-      </w:r>
-      <w:r>
-        <w:rPr>
-          <w:rFonts w:hint="eastAsia"/>
-        </w:rPr>
-        <w:t xml:space="preserve"> </w:t>
-      </w:r>
-      <w:r>
-        <w:rPr>
-          <w:rFonts w:hint="eastAsia"/>
-        </w:rPr>
-        <w:t>9.</w:t>
-      </w:r>
-      <w:r>
-        <w:rPr>
-          <w:rFonts w:hint="eastAsia"/>
-        </w:rPr>
-        <w:t>58</w:t>
-      </w:r>
-      <w:r>
-        <w:t xml:space="preserve"> </w:t>
-      </w:r>
-      <w:r>
-        <w:rPr>
-          <w:rFonts w:hint="eastAsia"/>
-        </w:rPr>
-        <w:t>cases (1.</w:t>
-      </w:r>
-      <w:r>
-        <w:rPr>
-          <w:rFonts w:hint="eastAsia"/>
-        </w:rPr>
-        <w:t>28</w:t>
-      </w:r>
-      <w:r>
-        <w:rPr>
-          <w:rFonts w:hint="eastAsia"/>
-        </w:rPr>
-        <w:t xml:space="preserve"> DALYs) and </w:t>
-      </w:r>
-      <w:r>
-        <w:rPr>
-          <w:rFonts w:hint="eastAsia"/>
-        </w:rPr>
-        <w:t>2</w:t>
-      </w:r>
-      <w:r>
-        <w:rPr>
-          <w:rFonts w:hint="eastAsia"/>
-        </w:rPr>
-        <w:t>.</w:t>
-      </w:r>
-      <w:r>
-        <w:rPr>
-          <w:rFonts w:hint="eastAsia"/>
-        </w:rPr>
-        <w:t>39</w:t>
-      </w:r>
-      <w:r>
-        <w:rPr>
-          <w:rFonts w:hint="eastAsia"/>
-        </w:rPr>
-        <w:t xml:space="preserve"> </w:t>
-      </w:r>
-      <w:r>
-        <w:rPr>
-          <w:rFonts w:hint="eastAsia"/>
-        </w:rPr>
-        <w:t>(or 0.0</w:t>
-      </w:r>
-      <w:r>
-        <w:rPr>
-          <w:rFonts w:hint="eastAsia"/>
-        </w:rPr>
-        <w:t>6</w:t>
-      </w:r>
-      <w:r>
-        <w:rPr>
-          <w:rFonts w:hint="eastAsia"/>
-        </w:rPr>
-        <w:t xml:space="preserve"> DALYs) </w:t>
-      </w:r>
-      <w:r>
-        <w:t xml:space="preserve">averted per 1,000 doses </w:t>
-      </w:r>
-      <w:r>
-        <w:rPr>
-          <w:rFonts w:hint="eastAsia"/>
-        </w:rPr>
-        <w:t>for</w:t>
-      </w:r>
-      <w:r>
-        <w:rPr>
-          <w:rFonts w:hint="eastAsia"/>
-        </w:rPr>
-        <w:t xml:space="preserve"> ORIs </w:t>
-      </w:r>
-      <w:r>
-        <w:rPr>
-          <w:rFonts w:hint="eastAsia"/>
-        </w:rPr>
-        <w:t>implemented</w:t>
-      </w:r>
-      <w:r>
-        <w:rPr>
-          <w:rFonts w:hint="eastAsia"/>
-        </w:rPr>
-        <w:t xml:space="preserve"> </w:t>
-      </w:r>
-      <w:r>
-        <w:rPr>
-          <w:rFonts w:hint="eastAsia"/>
-        </w:rPr>
-        <w:t>in</w:t>
-      </w:r>
-      <w:r>
-        <w:rPr>
-          <w:rFonts w:hint="eastAsia"/>
-        </w:rPr>
-        <w:t xml:space="preserve"> </w:t>
-      </w:r>
-      <w:r>
-        <w:rPr>
-          <w:rFonts w:hint="eastAsia"/>
-        </w:rPr>
-        <w:t xml:space="preserve">week </w:t>
-      </w:r>
-      <w:r>
-        <w:rPr>
-          <w:rFonts w:hint="eastAsia"/>
-        </w:rPr>
-        <w:t>1</w:t>
-      </w:r>
-      <w:r>
-        <w:rPr>
-          <w:rFonts w:hint="eastAsia"/>
-        </w:rPr>
-        <w:t xml:space="preserve"> and </w:t>
-      </w:r>
-      <w:r>
-        <w:rPr>
-          <w:rFonts w:hint="eastAsia"/>
-        </w:rPr>
-        <w:t>9</w:t>
-      </w:r>
-      <w:r>
-        <w:rPr>
-          <w:rFonts w:hint="eastAsia"/>
-        </w:rPr>
-        <w:t>, respectively</w:t>
-      </w:r>
-      <w:r>
-        <w:t>.</w:t>
-      </w:r>
-      <w:r>
-        <w:rPr>
-          <w:rFonts w:hint="eastAsia"/>
-        </w:rPr>
-        <w:t xml:space="preserve"> </w:t>
-      </w:r>
-      <w:r>
-        <w:rPr>
-          <w:rFonts w:hint="eastAsia"/>
-        </w:rPr>
-        <w:t xml:space="preserve">Prioritizing </w:t>
-      </w:r>
-      <w:r>
-        <w:t>by size or duration also improved efficiency</w:t>
-      </w:r>
-      <w:r>
-        <w:rPr>
-          <w:rFonts w:hint="eastAsia"/>
-        </w:rPr>
-        <w:t xml:space="preserve"> but to a lesser extent</w:t>
-      </w:r>
-      <w:r>
-        <w:t xml:space="preserve"> (</w:t>
+        <w:t xml:space="preserve"> 3</w:t>
       </w:r>
       <w:r>
         <w:rPr>
           <w:b/>
           <w:bCs/>
         </w:rPr>
-        <w:t xml:space="preserve">Figure </w:t>
-      </w:r>
-      <w:r>
-        <w:rPr>
-          <w:rFonts w:hint="eastAsia"/>
+        <w:t>E</w:t>
+      </w:r>
+      <w:r>
+        <w:rPr>
           <w:b/>
           <w:bCs/>
         </w:rPr>
+        <w:t>–F</w:t>
+      </w:r>
+      <w:r>
+        <w:t>).</w:t>
+      </w:r>
+      <w:r>
+        <w:t xml:space="preserve"> Targeting</w:t>
+      </w:r>
+      <w:r>
+        <w:rPr>
+          <w:rFonts w:hint="eastAsia"/>
+        </w:rPr>
+        <w:t xml:space="preserve"> </w:t>
+      </w:r>
+      <w:r>
+        <w:rPr>
+          <w:rFonts w:hint="eastAsia"/>
+        </w:rPr>
+        <w:t xml:space="preserve">the </w:t>
+      </w:r>
+      <w:r>
+        <w:t>top 10% of outbreaks</w:t>
+      </w:r>
+      <w:r>
+        <w:rPr>
+          <w:rFonts w:hint="eastAsia"/>
+        </w:rPr>
+        <w:t xml:space="preserve"> by size increased the median</w:t>
+      </w:r>
+      <w:r>
+        <w:rPr>
+          <w:rFonts w:hint="eastAsia"/>
+        </w:rPr>
+        <w:t xml:space="preserve"> number of cases averted</w:t>
+      </w:r>
+      <w:r>
+        <w:rPr>
+          <w:rFonts w:hint="eastAsia"/>
+        </w:rPr>
+        <w:t xml:space="preserve"> </w:t>
+      </w:r>
+      <w:r>
+        <w:rPr>
+          <w:rFonts w:hint="eastAsia"/>
+        </w:rPr>
+        <w:t xml:space="preserve">to </w:t>
+      </w:r>
+      <w:r>
+        <w:rPr>
+          <w:rFonts w:hint="eastAsia"/>
+          <w:lang w:val="en-US"/>
+        </w:rPr>
+        <w:t>6</w:t>
+      </w:r>
+      <w:r>
+        <w:rPr>
+          <w:rFonts w:hint="eastAsia"/>
+          <w:lang w:val="en-US"/>
+        </w:rPr>
+        <w:t>82</w:t>
+      </w:r>
+      <w:r>
+        <w:rPr>
+          <w:rFonts w:hint="eastAsia"/>
+          <w:lang w:val="en-US"/>
+        </w:rPr>
+        <w:t xml:space="preserve"> case</w:t>
+      </w:r>
+      <w:r>
+        <w:rPr>
+          <w:rFonts w:hint="eastAsia"/>
+          <w:lang w:val="en-US"/>
+        </w:rPr>
+        <w:t>s</w:t>
+      </w:r>
+      <w:r>
+        <w:rPr>
+          <w:rFonts w:hint="eastAsia"/>
+          <w:lang w:val="en-US"/>
+        </w:rPr>
+        <w:t xml:space="preserve"> </w:t>
+      </w:r>
+      <w:r>
+        <w:rPr>
+          <w:rFonts w:hint="eastAsia"/>
+          <w:lang w:val="en-US"/>
+        </w:rPr>
+        <w:t>(vs</w:t>
+      </w:r>
+      <w:r>
+        <w:rPr>
+          <w:rFonts w:hint="eastAsia"/>
+          <w:lang w:val="en-US"/>
+        </w:rPr>
+        <w:t>.</w:t>
+      </w:r>
+      <w:r>
+        <w:rPr>
+          <w:rFonts w:hint="eastAsia"/>
+          <w:lang w:val="en-US"/>
+        </w:rPr>
+        <w:t xml:space="preserve"> </w:t>
+      </w:r>
+      <w:r>
+        <w:rPr>
+          <w:rFonts w:hint="eastAsia"/>
+          <w:lang w:val="en-US"/>
+        </w:rPr>
+        <w:t>16</w:t>
+      </w:r>
+      <w:r>
+        <w:rPr>
+          <w:rFonts w:hint="eastAsia"/>
+          <w:lang w:val="en-US"/>
+        </w:rPr>
+        <w:t xml:space="preserve"> </w:t>
+      </w:r>
+      <w:r>
+        <w:rPr>
+          <w:rFonts w:hint="eastAsia"/>
+          <w:lang w:val="en-US"/>
+        </w:rPr>
+        <w:t xml:space="preserve">under random targeting) for </w:t>
+      </w:r>
+      <w:r>
+        <w:rPr>
+          <w:rFonts w:hint="eastAsia"/>
+          <w:lang w:val="en-US"/>
+        </w:rPr>
+        <w:t xml:space="preserve">week-9 </w:t>
+      </w:r>
+      <w:r>
+        <w:rPr>
+          <w:rFonts w:hint="eastAsia"/>
+          <w:lang w:val="en-US"/>
+        </w:rPr>
+        <w:t xml:space="preserve">ORIs, and to </w:t>
+      </w:r>
+      <w:r>
+        <w:rPr>
+          <w:lang w:val="en-US"/>
+        </w:rPr>
+        <w:t>1</w:t>
+      </w:r>
+      <w:r>
+        <w:rPr>
+          <w:rFonts w:hint="eastAsia"/>
+          <w:lang w:val="en-US"/>
+        </w:rPr>
+        <w:t>,</w:t>
+      </w:r>
+      <w:r>
+        <w:rPr>
+          <w:lang w:val="en-US"/>
+        </w:rPr>
+        <w:t>725</w:t>
+      </w:r>
+      <w:r>
+        <w:rPr>
+          <w:rFonts w:hint="eastAsia"/>
+          <w:lang w:val="en-US"/>
+        </w:rPr>
+        <w:t xml:space="preserve"> cases</w:t>
+      </w:r>
+      <w:r>
+        <w:rPr>
+          <w:rFonts w:hint="eastAsia"/>
+          <w:lang w:val="en-US"/>
+        </w:rPr>
+        <w:t xml:space="preserve"> for </w:t>
+      </w:r>
+      <w:r>
+        <w:rPr>
+          <w:rFonts w:hint="eastAsia"/>
+          <w:lang w:val="en-US"/>
+        </w:rPr>
+        <w:t>week</w:t>
+      </w:r>
+      <w:r>
+        <w:rPr>
+          <w:rFonts w:hint="eastAsia"/>
+          <w:lang w:val="en-US"/>
+        </w:rPr>
+        <w:t>-</w:t>
+      </w:r>
+      <w:r>
+        <w:rPr>
+          <w:rFonts w:hint="eastAsia"/>
+          <w:lang w:val="en-US"/>
+        </w:rPr>
+        <w:t>1</w:t>
+      </w:r>
+      <w:r>
+        <w:rPr>
+          <w:rFonts w:hint="eastAsia"/>
+          <w:lang w:val="en-US"/>
+        </w:rPr>
+        <w:t xml:space="preserve"> ORIs</w:t>
+      </w:r>
+      <w:r>
+        <w:rPr>
+          <w:rFonts w:hint="eastAsia"/>
+          <w:lang w:val="en-US"/>
+        </w:rPr>
+        <w:t xml:space="preserve">. </w:t>
+      </w:r>
+      <w:r>
+        <w:t xml:space="preserve">Prioritizing </w:t>
+      </w:r>
+      <w:r>
+        <w:rPr>
+          <w:rFonts w:hint="eastAsia"/>
+        </w:rPr>
+        <w:t xml:space="preserve">the </w:t>
+      </w:r>
+      <w:r>
+        <w:rPr>
+          <w:rFonts w:hint="eastAsia"/>
+        </w:rPr>
+        <w:t xml:space="preserve">top 10 % </w:t>
+      </w:r>
+      <w:r>
+        <w:rPr>
+          <w:rFonts w:hint="eastAsia"/>
+        </w:rPr>
+        <w:t>by</w:t>
+      </w:r>
+      <w:r>
+        <w:rPr>
+          <w:rFonts w:hint="eastAsia"/>
+        </w:rPr>
+        <w:t xml:space="preserve"> </w:t>
+      </w:r>
+      <w:r>
+        <w:t>attack</w:t>
+      </w:r>
+      <w:r>
+        <w:rPr>
+          <w:rFonts w:hint="eastAsia"/>
+        </w:rPr>
+        <w:t xml:space="preserve"> </w:t>
+      </w:r>
+      <w:r>
+        <w:t xml:space="preserve">rate </w:t>
+      </w:r>
+      <w:r>
+        <w:rPr>
+          <w:rFonts w:hint="eastAsia"/>
+        </w:rPr>
+        <w:t xml:space="preserve">increased </w:t>
+      </w:r>
+      <w:r>
+        <w:rPr>
+          <w:rFonts w:hint="eastAsia"/>
+        </w:rPr>
+        <w:t xml:space="preserve">the </w:t>
+      </w:r>
+      <w:r>
+        <w:rPr>
+          <w:rFonts w:hint="eastAsia"/>
+        </w:rPr>
+        <w:t>ORI</w:t>
+      </w:r>
+      <w:r>
+        <w:rPr>
+          <w:rFonts w:hint="eastAsia"/>
+        </w:rPr>
+        <w:t xml:space="preserve"> efficiency </w:t>
+      </w:r>
+      <w:r>
+        <w:rPr>
+          <w:rFonts w:hint="eastAsia"/>
+        </w:rPr>
+        <w:t>approximately</w:t>
+      </w:r>
+      <w:r>
+        <w:rPr>
+          <w:rFonts w:hint="eastAsia"/>
+        </w:rPr>
+        <w:t xml:space="preserve"> to</w:t>
+      </w:r>
+      <w:r>
+        <w:rPr>
+          <w:rFonts w:hint="eastAsia"/>
+        </w:rPr>
+        <w:t xml:space="preserve"> </w:t>
+      </w:r>
+      <w:r>
+        <w:rPr>
+          <w:rFonts w:hint="eastAsia"/>
+        </w:rPr>
+        <w:t>9.</w:t>
+      </w:r>
+      <w:r>
+        <w:rPr>
+          <w:rFonts w:hint="eastAsia"/>
+        </w:rPr>
+        <w:t>58</w:t>
+      </w:r>
+      <w:r>
+        <w:t xml:space="preserve"> </w:t>
+      </w:r>
+      <w:r>
+        <w:rPr>
+          <w:rFonts w:hint="eastAsia"/>
+        </w:rPr>
+        <w:t>cases (1.</w:t>
+      </w:r>
+      <w:r>
+        <w:rPr>
+          <w:rFonts w:hint="eastAsia"/>
+        </w:rPr>
+        <w:t>28</w:t>
+      </w:r>
+      <w:r>
+        <w:rPr>
+          <w:rFonts w:hint="eastAsia"/>
+        </w:rPr>
+        <w:t xml:space="preserve"> DALYs) and </w:t>
+      </w:r>
+      <w:r>
+        <w:rPr>
+          <w:rFonts w:hint="eastAsia"/>
+        </w:rPr>
+        <w:t>2</w:t>
+      </w:r>
+      <w:r>
+        <w:rPr>
+          <w:rFonts w:hint="eastAsia"/>
+        </w:rPr>
+        <w:t>.</w:t>
+      </w:r>
+      <w:r>
+        <w:rPr>
+          <w:rFonts w:hint="eastAsia"/>
+        </w:rPr>
+        <w:t>39</w:t>
+      </w:r>
+      <w:r>
+        <w:rPr>
+          <w:rFonts w:hint="eastAsia"/>
+        </w:rPr>
+        <w:t xml:space="preserve"> </w:t>
+      </w:r>
+      <w:r>
+        <w:rPr>
+          <w:rFonts w:hint="eastAsia"/>
+        </w:rPr>
+        <w:t>(or 0.0</w:t>
+      </w:r>
+      <w:r>
+        <w:rPr>
+          <w:rFonts w:hint="eastAsia"/>
+        </w:rPr>
+        <w:t>6</w:t>
+      </w:r>
+      <w:r>
+        <w:rPr>
+          <w:rFonts w:hint="eastAsia"/>
+        </w:rPr>
+        <w:t xml:space="preserve"> DALYs) </w:t>
+      </w:r>
+      <w:r>
+        <w:t xml:space="preserve">averted per 1,000 doses </w:t>
+      </w:r>
+      <w:r>
+        <w:rPr>
+          <w:rFonts w:hint="eastAsia"/>
+        </w:rPr>
+        <w:t>for</w:t>
+      </w:r>
+      <w:r>
+        <w:rPr>
+          <w:rFonts w:hint="eastAsia"/>
+        </w:rPr>
+        <w:t xml:space="preserve"> </w:t>
+      </w:r>
+      <w:r>
+        <w:rPr>
+          <w:rFonts w:hint="eastAsia"/>
+        </w:rPr>
+        <w:t>week</w:t>
+      </w:r>
+      <w:r>
+        <w:rPr>
+          <w:rFonts w:hint="eastAsia"/>
+        </w:rPr>
+        <w:t>-1</w:t>
+      </w:r>
+      <w:r>
+        <w:rPr>
+          <w:rFonts w:hint="eastAsia"/>
+        </w:rPr>
+        <w:t xml:space="preserve"> and </w:t>
+      </w:r>
+      <w:r>
+        <w:rPr>
+          <w:rFonts w:hint="eastAsia"/>
+        </w:rPr>
+        <w:t>wee</w:t>
+      </w:r>
+      <w:r>
+        <w:rPr>
+          <w:rFonts w:hint="eastAsia"/>
+        </w:rPr>
+        <w:t>k-</w:t>
+      </w:r>
+      <w:r>
+        <w:rPr>
+          <w:rFonts w:hint="eastAsia"/>
+        </w:rPr>
+        <w:t>9</w:t>
+      </w:r>
+      <w:r>
+        <w:rPr>
+          <w:rFonts w:hint="eastAsia"/>
+        </w:rPr>
+        <w:t xml:space="preserve"> </w:t>
+      </w:r>
+      <w:r>
+        <w:rPr>
+          <w:rFonts w:hint="eastAsia"/>
+        </w:rPr>
+        <w:t>ORIs</w:t>
+      </w:r>
+      <w:r>
+        <w:rPr>
+          <w:rFonts w:hint="eastAsia"/>
+        </w:rPr>
+        <w:t>,</w:t>
+      </w:r>
+      <w:r>
+        <w:rPr>
+          <w:rFonts w:hint="eastAsia"/>
+        </w:rPr>
+        <w:t xml:space="preserve"> respectively</w:t>
+      </w:r>
+      <w:r>
+        <w:t>.</w:t>
+      </w:r>
+      <w:r>
+        <w:rPr>
+          <w:rFonts w:hint="eastAsia"/>
+        </w:rPr>
+        <w:t xml:space="preserve"> </w:t>
+      </w:r>
+      <w:r>
+        <w:rPr>
+          <w:rFonts w:hint="eastAsia"/>
+        </w:rPr>
+        <w:t xml:space="preserve">Prioritizing </w:t>
+      </w:r>
+      <w:r>
+        <w:t>by size or duration also improved efficiency</w:t>
+      </w:r>
+      <w:r>
+        <w:rPr>
+          <w:rFonts w:hint="eastAsia"/>
+        </w:rPr>
+        <w:t xml:space="preserve"> but to a lesser extent</w:t>
+      </w:r>
+      <w:r>
+        <w:t xml:space="preserve"> (</w:t>
+      </w:r>
+      <w:r>
+        <w:rPr>
+          <w:b/>
+          <w:bCs/>
+        </w:rPr>
+        <w:t xml:space="preserve">Figure </w:t>
+      </w:r>
+      <w:r>
+        <w:rPr>
+          <w:rFonts w:hint="eastAsia"/>
+          <w:b/>
+          <w:bCs/>
+        </w:rPr>
         <w:t>S3</w:t>
       </w:r>
       <w:r>
-        <w:rPr>
-          <w:rFonts w:hint="eastAsia"/>
-        </w:rPr>
-        <w:t xml:space="preserve"> in the Supplement</w:t>
-      </w:r>
-      <w:r>
-        <w:t>). In contrast, percent cases averted</w:t>
-      </w:r>
-      <w:r>
-        <w:rPr>
-          <w:rFonts w:hint="eastAsia"/>
-        </w:rPr>
-        <w:t xml:space="preserve">, which </w:t>
-      </w:r>
-      <w:proofErr w:type="gramStart"/>
-      <w:r>
-        <w:rPr>
-          <w:rFonts w:hint="eastAsia"/>
-        </w:rPr>
-        <w:t>was</w:t>
-      </w:r>
-      <w:proofErr w:type="gramEnd"/>
-      <w:r>
-        <w:rPr>
-          <w:rFonts w:hint="eastAsia"/>
-        </w:rPr>
-        <w:t xml:space="preserve"> not </w:t>
+        <w:t>).</w:t>
+      </w:r>
+      <w:r>
+        <w:rPr>
+          <w:rFonts w:hint="eastAsia"/>
+        </w:rPr>
+        <w:t xml:space="preserve"> P</w:t>
+      </w:r>
+      <w:r>
+        <w:t>ercent</w:t>
+      </w:r>
+      <w:r>
+        <w:rPr>
+          <w:rFonts w:hint="eastAsia"/>
+        </w:rPr>
+        <w:t>age</w:t>
+      </w:r>
+      <w:r>
+        <w:t xml:space="preserve"> cases averted</w:t>
+      </w:r>
+      <w:r>
+        <w:rPr>
+          <w:rFonts w:hint="eastAsia"/>
+        </w:rPr>
+        <w:t xml:space="preserve">, which was not </w:t>
       </w:r>
       <w:r>
         <w:t>normalized by doses</w:t>
@@ -14878,19 +14952,10 @@
         <w:rPr>
           <w:rFonts w:hint="eastAsia"/>
         </w:rPr>
-        <w:t>For</w:t>
-      </w:r>
-      <w:r>
-        <w:t xml:space="preserve"> ORIs </w:t>
-      </w:r>
-      <w:r>
-        <w:rPr>
-          <w:rFonts w:hint="eastAsia"/>
-        </w:rPr>
-        <w:t xml:space="preserve">initiated </w:t>
-      </w:r>
-      <w:r>
-        <w:t xml:space="preserve">in week 1, the median </w:t>
+        <w:t>T</w:t>
+      </w:r>
+      <w:r>
+        <w:t xml:space="preserve">he median </w:t>
       </w:r>
       <w:r>
         <w:t>percentage</w:t>
@@ -14935,7 +15000,19 @@
         <w:rPr>
           <w:rFonts w:hint="eastAsia"/>
         </w:rPr>
-        <w:t xml:space="preserve">, declining to </w:t>
+        <w:t xml:space="preserve">, </w:t>
+      </w:r>
+      <w:r>
+        <w:rPr>
+          <w:rFonts w:hint="eastAsia"/>
+        </w:rPr>
+        <w:t xml:space="preserve">for week-1 ORIs, </w:t>
+      </w:r>
+      <w:r>
+        <w:rPr>
+          <w:rFonts w:hint="eastAsia"/>
+        </w:rPr>
+        <w:t xml:space="preserve">declining to </w:t>
       </w:r>
       <w:r>
         <w:t>55.2</w:t>
@@ -15029,16 +15106,13 @@
         <w:t xml:space="preserve"> </w:t>
       </w:r>
       <w:r>
-        <w:rPr>
-          <w:rFonts w:hint="eastAsia"/>
-        </w:rPr>
-        <w:t>provides more details of</w:t>
-      </w:r>
-      <w:r>
-        <w:rPr>
-          <w:rFonts w:hint="eastAsia"/>
-        </w:rPr>
-        <w:t xml:space="preserve"> the</w:t>
+        <w:t xml:space="preserve">summarizes </w:t>
+      </w:r>
+      <w:r>
+        <w:rPr>
+          <w:rFonts w:hint="eastAsia"/>
+        </w:rPr>
+        <w:t>the</w:t>
       </w:r>
       <w:r>
         <w:t xml:space="preserve"> </w:t>
@@ -15150,7 +15224,13 @@
         <w:rPr>
           <w:rFonts w:hint="eastAsia"/>
         </w:rPr>
-        <w:t xml:space="preserve"> of ORIs</w:t>
+        <w:t xml:space="preserve"> of </w:t>
+      </w:r>
+      <w:r>
+        <w:rPr>
+          <w:rFonts w:hint="eastAsia"/>
+        </w:rPr>
+        <w:t>ORIs</w:t>
       </w:r>
       <w:r>
         <w:t xml:space="preserve"> declined, while costs per </w:t>
@@ -15171,40 +15251,241 @@
         <w:t xml:space="preserve"> </w:t>
       </w:r>
       <w:r>
-        <w:t xml:space="preserve">The cost per case averted was approximately </w:t>
-      </w:r>
-      <w:r>
-        <w:t>4,</w:t>
-      </w:r>
-      <w:r>
-        <w:rPr>
-          <w:highlight w:val="yellow"/>
+        <w:t xml:space="preserve">The cost per case averted </w:t>
+      </w:r>
+      <w:r>
+        <w:rPr>
+          <w:rFonts w:hint="eastAsia"/>
+        </w:rPr>
+        <w:t xml:space="preserve">increased from </w:t>
+      </w:r>
+      <w:r>
+        <w:t>4,6</w:t>
+      </w:r>
+      <w:r>
+        <w:rPr>
+          <w:rFonts w:hint="eastAsia"/>
+        </w:rPr>
+        <w:t>62</w:t>
+      </w:r>
+      <w:r>
+        <w:t xml:space="preserve"> [IQR: 98</w:t>
+      </w:r>
+      <w:r>
+        <w:rPr>
+          <w:rFonts w:hint="eastAsia"/>
+        </w:rPr>
+        <w:t>5</w:t>
+      </w:r>
+      <w:r>
+        <w:t xml:space="preserve"> - 17,91</w:t>
+      </w:r>
+      <w:r>
+        <w:rPr>
+          <w:rFonts w:hint="eastAsia"/>
+        </w:rPr>
+        <w:t>7</w:t>
+      </w:r>
+      <w:r>
+        <w:rPr>
+          <w:rFonts w:hint="eastAsia"/>
+        </w:rPr>
+        <w:t>]</w:t>
+      </w:r>
+      <w:r>
+        <w:t xml:space="preserve"> for </w:t>
+      </w:r>
+      <w:r>
+        <w:rPr>
+          <w:rFonts w:hint="eastAsia"/>
+        </w:rPr>
+        <w:t>week-1</w:t>
+      </w:r>
+      <w:r>
+        <w:rPr>
+          <w:rFonts w:hint="eastAsia"/>
+        </w:rPr>
+        <w:t xml:space="preserve"> ORIs to </w:t>
+      </w:r>
+      <w:r>
+        <w:rPr>
+          <w:rFonts w:hint="eastAsia"/>
+        </w:rPr>
+        <w:t>US</w:t>
+      </w:r>
+      <w:r>
+        <w:t>$1</w:t>
+      </w:r>
+      <w:r>
+        <w:rPr>
+          <w:rFonts w:hint="eastAsia"/>
+        </w:rPr>
+        <w:t>3</w:t>
+      </w:r>
+      <w:r>
+        <w:t>,</w:t>
+      </w:r>
+      <w:r>
+        <w:rPr>
+          <w:rFonts w:hint="eastAsia"/>
+        </w:rPr>
+        <w:t>043</w:t>
+      </w:r>
+      <w:r>
+        <w:t xml:space="preserve"> </w:t>
+      </w:r>
+      <w:r>
+        <w:rPr>
+          <w:rFonts w:hint="eastAsia"/>
+        </w:rPr>
+        <w:t xml:space="preserve">[IQR: </w:t>
+      </w:r>
+      <w:r>
+        <w:t>2,</w:t>
+      </w:r>
+      <w:r>
+        <w:rPr>
+          <w:rFonts w:hint="eastAsia"/>
+        </w:rPr>
+        <w:t>575</w:t>
+      </w:r>
+      <w:r>
+        <w:t xml:space="preserve"> </w:t>
+      </w:r>
+      <w:r>
+        <w:rPr>
+          <w:rFonts w:hint="eastAsia"/>
+        </w:rPr>
+        <w:t>-</w:t>
+      </w:r>
+      <w:r>
+        <w:t xml:space="preserve"> </w:t>
+      </w:r>
+      <w:r>
+        <w:rPr>
+          <w:rFonts w:hint="eastAsia"/>
+        </w:rPr>
+        <w:t>60,026</w:t>
+      </w:r>
+      <w:r>
+        <w:rPr>
+          <w:rFonts w:hint="eastAsia"/>
+        </w:rPr>
+        <w:t>]</w:t>
+      </w:r>
+      <w:r>
+        <w:rPr>
+          <w:rFonts w:hint="eastAsia"/>
+        </w:rPr>
+        <w:t xml:space="preserve"> </w:t>
+      </w:r>
+      <w:r>
+        <w:rPr>
+          <w:rFonts w:hint="eastAsia"/>
+        </w:rPr>
+        <w:t xml:space="preserve">for </w:t>
+      </w:r>
+      <w:r>
+        <w:rPr>
+          <w:rFonts w:hint="eastAsia"/>
+        </w:rPr>
+        <w:t>week</w:t>
+      </w:r>
+      <w:r>
+        <w:rPr>
+          <w:rFonts w:hint="eastAsia"/>
+        </w:rPr>
+        <w:t>-</w:t>
+      </w:r>
+      <w:r>
+        <w:rPr>
+          <w:rFonts w:hint="eastAsia"/>
+        </w:rPr>
+        <w:t>9</w:t>
+      </w:r>
+      <w:r>
+        <w:rPr>
+          <w:rFonts w:hint="eastAsia"/>
+        </w:rPr>
+        <w:t xml:space="preserve"> ORIs</w:t>
+      </w:r>
+      <w:r>
+        <w:rPr>
+          <w:rFonts w:hint="eastAsia"/>
+        </w:rPr>
+        <w:t>.</w:t>
+      </w:r>
+      <w:r>
+        <w:rPr>
+          <w:rFonts w:hint="eastAsia"/>
+        </w:rPr>
+        <w:t xml:space="preserve"> </w:t>
+      </w:r>
+      <w:r>
+        <w:rPr>
+          <w:rFonts w:hint="eastAsia"/>
+        </w:rPr>
+        <w:t>C</w:t>
+      </w:r>
+      <w:r>
+        <w:rPr>
+          <w:rFonts w:hint="eastAsia"/>
+        </w:rPr>
+        <w:t xml:space="preserve">orresponding </w:t>
+      </w:r>
+      <w:r>
+        <w:rPr>
+          <w:rFonts w:hint="eastAsia"/>
+        </w:rPr>
+        <w:t>cost</w:t>
+      </w:r>
+      <w:r>
+        <w:rPr>
+          <w:rFonts w:hint="eastAsia"/>
+        </w:rPr>
+        <w:t>s</w:t>
+      </w:r>
+      <w:r>
+        <w:rPr>
+          <w:rFonts w:hint="eastAsia"/>
+        </w:rPr>
+        <w:t xml:space="preserve"> per DALY averted </w:t>
+      </w:r>
+      <w:r>
+        <w:rPr>
+          <w:rFonts w:hint="eastAsia"/>
+        </w:rPr>
+        <w:t xml:space="preserve">rose from </w:t>
+      </w:r>
+      <w:r>
+        <w:rPr>
+          <w:rFonts w:hint="eastAsia"/>
+        </w:rPr>
+        <w:t>US</w:t>
+      </w:r>
+      <w:r>
+        <w:t>$</w:t>
+      </w:r>
+      <w:r>
+        <w:t xml:space="preserve">24,770 </w:t>
+      </w:r>
+      <w:r>
+        <w:rPr>
+          <w:rFonts w:hint="eastAsia"/>
+        </w:rPr>
+        <w:t xml:space="preserve">[IQR: </w:t>
+      </w:r>
+      <w:r>
+        <w:t>4,06</w:t>
+      </w:r>
+      <w:r>
+        <w:rPr>
+          <w:rFonts w:hint="eastAsia"/>
         </w:rPr>
         <w:t>6</w:t>
       </w:r>
       <w:r>
-        <w:rPr>
-          <w:rFonts w:hint="eastAsia"/>
-        </w:rPr>
-        <w:t>62</w:t>
-      </w:r>
-      <w:r>
-        <w:t xml:space="preserve"> [IQR: 98</w:t>
-      </w:r>
-      <w:r>
-        <w:rPr>
-          <w:rFonts w:hint="eastAsia"/>
-        </w:rPr>
-        <w:t>5</w:t>
-      </w:r>
-      <w:r>
-        <w:t xml:space="preserve"> - 17,91</w:t>
-      </w:r>
-      <w:r>
-        <w:rPr>
-          <w:rFonts w:hint="eastAsia"/>
-        </w:rPr>
-        <w:t>7</w:t>
+        <w:t xml:space="preserve"> - 4,679,419</w:t>
       </w:r>
       <w:r>
         <w:rPr>
@@ -15213,232 +15494,61 @@
         <w:t>]</w:t>
       </w:r>
       <w:r>
-        <w:t xml:space="preserve"> for </w:t>
-      </w:r>
-      <w:r>
-        <w:rPr>
-          <w:rFonts w:hint="eastAsia"/>
-        </w:rPr>
-        <w:t>randomly targeted</w:t>
-      </w:r>
-      <w:r>
-        <w:rPr>
-          <w:rFonts w:hint="eastAsia"/>
-        </w:rPr>
-        <w:t xml:space="preserve"> ORIs </w:t>
-      </w:r>
-      <w:r>
-        <w:t>in week</w:t>
-      </w:r>
-      <w:r>
-        <w:rPr>
-          <w:rFonts w:hint="eastAsia"/>
-        </w:rPr>
-        <w:t xml:space="preserve"> 1</w:t>
-      </w:r>
-      <w:r>
+        <w:rPr>
+          <w:rFonts w:hint="eastAsia"/>
+        </w:rPr>
+        <w:t xml:space="preserve"> </w:t>
+      </w:r>
+      <w:r>
+        <w:rPr>
+          <w:rFonts w:hint="eastAsia"/>
+        </w:rPr>
+        <w:t xml:space="preserve">to </w:t>
+      </w:r>
+      <w:r>
+        <w:rPr>
+          <w:rFonts w:hint="eastAsia"/>
+        </w:rPr>
+        <w:t>US</w:t>
+      </w:r>
+      <w:r>
+        <w:t>$</w:t>
+      </w:r>
+      <w:r>
+        <w:t xml:space="preserve">1,745,455 </w:t>
+      </w:r>
+      <w:r>
+        <w:rPr>
+          <w:rFonts w:hint="eastAsia"/>
+        </w:rPr>
+        <w:t xml:space="preserve">[IQR: </w:t>
+      </w:r>
+      <w:r>
+        <w:t>11,816 - 40,406,869</w:t>
+      </w:r>
+      <w:r>
+        <w:rPr>
+          <w:rFonts w:hint="eastAsia"/>
+        </w:rPr>
+        <w:t>]</w:t>
+      </w:r>
+      <w:r>
+        <w:rPr>
+          <w:rFonts w:hint="eastAsia"/>
+        </w:rPr>
         <w:t xml:space="preserve">, </w:t>
       </w:r>
       <w:r>
         <w:rPr>
           <w:rFonts w:hint="eastAsia"/>
         </w:rPr>
-        <w:t xml:space="preserve">rising to </w:t>
-      </w:r>
-      <w:r>
-        <w:rPr>
-          <w:rFonts w:hint="eastAsia"/>
-        </w:rPr>
-        <w:t>US</w:t>
-      </w:r>
-      <w:r>
-        <w:t>$1</w:t>
-      </w:r>
-      <w:r>
-        <w:rPr>
-          <w:rFonts w:hint="eastAsia"/>
-        </w:rPr>
-        <w:t>3</w:t>
-      </w:r>
-      <w:r>
-        <w:t>,</w:t>
-      </w:r>
-      <w:r>
-        <w:rPr>
-          <w:rFonts w:hint="eastAsia"/>
-        </w:rPr>
-        <w:t>043</w:t>
-      </w:r>
-      <w:r>
-        <w:t xml:space="preserve"> </w:t>
-      </w:r>
-      <w:r>
-        <w:rPr>
-          <w:rFonts w:hint="eastAsia"/>
-        </w:rPr>
-        <w:t xml:space="preserve">[IQR: </w:t>
-      </w:r>
-      <w:r>
-        <w:t>2,</w:t>
-      </w:r>
-      <w:r>
-        <w:rPr>
-          <w:rFonts w:hint="eastAsia"/>
-        </w:rPr>
-        <w:t>575</w:t>
-      </w:r>
-      <w:r>
-        <w:t xml:space="preserve"> </w:t>
-      </w:r>
-      <w:r>
-        <w:rPr>
-          <w:rFonts w:hint="eastAsia"/>
-        </w:rPr>
-        <w:t>-</w:t>
-      </w:r>
-      <w:r>
-        <w:t xml:space="preserve"> </w:t>
-      </w:r>
-      <w:r>
-        <w:rPr>
-          <w:rFonts w:hint="eastAsia"/>
-        </w:rPr>
-        <w:t>60,026</w:t>
-      </w:r>
-      <w:r>
-        <w:rPr>
-          <w:rFonts w:hint="eastAsia"/>
-        </w:rPr>
-        <w:t>]</w:t>
-      </w:r>
-      <w:r>
-        <w:rPr>
-          <w:rFonts w:hint="eastAsia"/>
-        </w:rPr>
-        <w:t xml:space="preserve"> in week 9</w:t>
-      </w:r>
-      <w:r>
-        <w:rPr>
-          <w:rFonts w:hint="eastAsia"/>
-        </w:rPr>
-        <w:t>.</w:t>
-      </w:r>
-      <w:r>
-        <w:rPr>
-          <w:rFonts w:hint="eastAsia"/>
-        </w:rPr>
-        <w:t xml:space="preserve"> The </w:t>
-      </w:r>
-      <w:r>
-        <w:rPr>
-          <w:rFonts w:hint="eastAsia"/>
-        </w:rPr>
-        <w:t xml:space="preserve">corresponding </w:t>
-      </w:r>
-      <w:r>
-        <w:rPr>
-          <w:rFonts w:hint="eastAsia"/>
-        </w:rPr>
-        <w:t>cost per DALY averted was</w:t>
-      </w:r>
-      <w:r>
-        <w:rPr>
-          <w:rFonts w:hint="eastAsia"/>
-        </w:rPr>
-        <w:t xml:space="preserve"> </w:t>
-      </w:r>
-      <w:r>
-        <w:rPr>
-          <w:rFonts w:hint="eastAsia"/>
-        </w:rPr>
-        <w:t>US</w:t>
-      </w:r>
-      <w:r>
-        <w:t>$</w:t>
-      </w:r>
-      <w:r>
-        <w:t xml:space="preserve">24,770 </w:t>
-      </w:r>
-      <w:r>
-        <w:rPr>
-          <w:rFonts w:hint="eastAsia"/>
-        </w:rPr>
-        <w:t xml:space="preserve">[IQR: </w:t>
-      </w:r>
-      <w:r>
-        <w:t>4,06</w:t>
-      </w:r>
-      <w:r>
-        <w:rPr>
-          <w:rFonts w:hint="eastAsia"/>
-        </w:rPr>
-        <w:t>6</w:t>
-      </w:r>
-      <w:r>
-        <w:t xml:space="preserve"> - 4,679,419</w:t>
-      </w:r>
-      <w:r>
-        <w:rPr>
-          <w:rFonts w:hint="eastAsia"/>
-        </w:rPr>
-        <w:t>]</w:t>
-      </w:r>
-      <w:r>
-        <w:rPr>
-          <w:rFonts w:hint="eastAsia"/>
-        </w:rPr>
-        <w:t xml:space="preserve"> and </w:t>
-      </w:r>
-      <w:r>
-        <w:rPr>
-          <w:rFonts w:hint="eastAsia"/>
-        </w:rPr>
-        <w:t>US</w:t>
-      </w:r>
-      <w:r>
-        <w:t>$</w:t>
-      </w:r>
-      <w:r>
-        <w:t xml:space="preserve">1,745,455 </w:t>
-      </w:r>
-      <w:r>
-        <w:rPr>
-          <w:rFonts w:hint="eastAsia"/>
-        </w:rPr>
-        <w:t xml:space="preserve">[IQR: </w:t>
-      </w:r>
-      <w:r>
-        <w:t>11,816 - 40,406,869</w:t>
-      </w:r>
-      <w:r>
-        <w:rPr>
-          <w:rFonts w:hint="eastAsia"/>
-        </w:rPr>
-        <w:t>]</w:t>
-      </w:r>
-      <w:r>
-        <w:rPr>
-          <w:rFonts w:hint="eastAsia"/>
-        </w:rPr>
-        <w:t>, respectively</w:t>
-      </w:r>
-      <w:r>
-        <w:rPr>
-          <w:rFonts w:hint="eastAsia"/>
-        </w:rPr>
-        <w:t xml:space="preserve">, </w:t>
-      </w:r>
-      <w:r>
-        <w:rPr>
-          <w:rFonts w:hint="eastAsia"/>
-        </w:rPr>
-        <w:t>much higher than</w:t>
-      </w:r>
-      <w:r>
-        <w:rPr>
-          <w:rFonts w:hint="eastAsia"/>
-        </w:rPr>
-        <w:t xml:space="preserve"> the median</w:t>
+        <w:t xml:space="preserve">exceeding </w:t>
+      </w:r>
+      <w:r>
+        <w:rPr>
+          <w:rFonts w:hint="eastAsia"/>
+        </w:rPr>
+        <w:t>the median</w:t>
       </w:r>
       <w:r>
         <w:rPr>
@@ -15520,49 +15630,70 @@
         <w:t>ere</w:t>
       </w:r>
       <w:r>
-        <w:t xml:space="preserve"> consistently greater </w:t>
-      </w:r>
-      <w:r>
-        <w:rPr>
-          <w:rFonts w:hint="eastAsia"/>
-        </w:rPr>
-        <w:t xml:space="preserve">in subsets of outbreaks with higher attack rate, longer duration, or larger size, e.g., </w:t>
-      </w:r>
-      <w:r>
-        <w:t xml:space="preserve">in the top </w:t>
-      </w:r>
-      <w:r>
-        <w:rPr>
-          <w:rFonts w:hint="eastAsia"/>
-        </w:rPr>
-        <w:t xml:space="preserve">quartile </w:t>
-      </w:r>
-      <w:r>
-        <w:t xml:space="preserve">of outbreaks. </w:t>
-      </w:r>
-      <w:r>
-        <w:rPr>
-          <w:rFonts w:hint="eastAsia"/>
-        </w:rPr>
-        <w:t>Percent case averted</w:t>
-      </w:r>
-      <w:r>
-        <w:t xml:space="preserve"> in the </w:t>
-      </w:r>
-      <w:r>
-        <w:rPr>
-          <w:rFonts w:hint="eastAsia"/>
-        </w:rPr>
-        <w:t>top quartile of o</w:t>
-      </w:r>
-      <w:r>
-        <w:t>utbreaks</w:t>
-      </w:r>
-      <w:r>
-        <w:rPr>
-          <w:rFonts w:hint="eastAsia"/>
-        </w:rPr>
-        <w:t xml:space="preserve"> by duration</w:t>
+        <w:t xml:space="preserve"> consistently greater</w:t>
+      </w:r>
+      <w:r>
+        <w:rPr>
+          <w:rFonts w:hint="eastAsia"/>
+        </w:rPr>
+        <w:t xml:space="preserve"> among </w:t>
+      </w:r>
+      <w:r>
+        <w:rPr>
+          <w:rFonts w:hint="eastAsia"/>
+        </w:rPr>
+        <w:t>outbreaks with higher attack rate</w:t>
+      </w:r>
+      <w:r>
+        <w:rPr>
+          <w:rFonts w:hint="eastAsia"/>
+        </w:rPr>
+        <w:t>s</w:t>
+      </w:r>
+      <w:r>
+        <w:rPr>
+          <w:rFonts w:hint="eastAsia"/>
+        </w:rPr>
+        <w:t>, longer duration, or larger size</w:t>
+      </w:r>
+      <w:r>
+        <w:rPr>
+          <w:rFonts w:hint="eastAsia"/>
+        </w:rPr>
+        <w:t>. I</w:t>
+      </w:r>
+      <w:r>
+        <w:t xml:space="preserve">n the top </w:t>
+      </w:r>
+      <w:r>
+        <w:rPr>
+          <w:rFonts w:hint="eastAsia"/>
+        </w:rPr>
+        <w:t>quartile</w:t>
+      </w:r>
+      <w:r>
+        <w:rPr>
+          <w:rFonts w:hint="eastAsia"/>
+        </w:rPr>
+        <w:t xml:space="preserve"> by duration, p</w:t>
+      </w:r>
+      <w:r>
+        <w:rPr>
+          <w:rFonts w:hint="eastAsia"/>
+        </w:rPr>
+        <w:t>ercent</w:t>
+      </w:r>
+      <w:r>
+        <w:rPr>
+          <w:rFonts w:hint="eastAsia"/>
+        </w:rPr>
+        <w:t>age</w:t>
+      </w:r>
+      <w:r>
+        <w:rPr>
+          <w:rFonts w:hint="eastAsia"/>
+        </w:rPr>
+        <w:t xml:space="preserve"> case averted</w:t>
       </w:r>
       <w:r>
         <w:t xml:space="preserve"> reached 82% </w:t>
@@ -15583,65 +15714,1286 @@
         <w:t>-</w:t>
       </w:r>
       <w:r>
-        <w:t xml:space="preserve"> </w:t>
-      </w:r>
-      <w:r>
+        <w:t xml:space="preserve"> 88</w:t>
+      </w:r>
+      <w:r>
+        <w:rPr>
+          <w:rFonts w:hint="eastAsia"/>
+        </w:rPr>
+        <w:t>]</w:t>
+      </w:r>
+      <w:r>
+        <w:t xml:space="preserve"> </w:t>
+      </w:r>
+      <w:r>
+        <w:rPr>
+          <w:rFonts w:hint="eastAsia"/>
+        </w:rPr>
         <w:lastRenderedPageBreak/>
-        <w:t>88</w:t>
-      </w:r>
-      <w:r>
-        <w:rPr>
-          <w:rFonts w:hint="eastAsia"/>
+        <w:t xml:space="preserve">and </w:t>
+      </w:r>
+      <w:r>
+        <w:t xml:space="preserve">41.3% </w:t>
+      </w:r>
+      <w:r>
+        <w:rPr>
+          <w:rFonts w:hint="eastAsia"/>
+          <w:lang w:val="en-US"/>
+        </w:rPr>
+        <w:t xml:space="preserve">[IQR: </w:t>
+      </w:r>
+      <w:r>
+        <w:t>25.6 - 57.4</w:t>
+      </w:r>
+      <w:r>
+        <w:rPr>
+          <w:rFonts w:hint="eastAsia"/>
+          <w:lang w:val="en-US"/>
         </w:rPr>
         <w:t>]</w:t>
       </w:r>
       <w:r>
-        <w:t xml:space="preserve"> </w:t>
-      </w:r>
-      <w:r>
-        <w:rPr>
-          <w:rFonts w:hint="eastAsia"/>
-        </w:rPr>
+        <w:rPr>
+          <w:rFonts w:hint="eastAsia"/>
+        </w:rPr>
+        <w:t xml:space="preserve"> for</w:t>
+      </w:r>
+      <w:r>
+        <w:t xml:space="preserve"> ORI launched in week 1</w:t>
+      </w:r>
+      <w:r>
+        <w:rPr>
+          <w:rFonts w:hint="eastAsia"/>
+        </w:rPr>
+        <w:t xml:space="preserve"> and</w:t>
+      </w:r>
+      <w:r>
+        <w:t xml:space="preserve"> week </w:t>
+      </w:r>
+      <w:r>
+        <w:rPr>
+          <w:rFonts w:hint="eastAsia"/>
+        </w:rPr>
+        <w:t>9</w:t>
+      </w:r>
+      <w:r>
+        <w:rPr>
+          <w:rFonts w:hint="eastAsia"/>
+        </w:rPr>
+        <w:t>, respectively</w:t>
+      </w:r>
+      <w:r>
+        <w:t>.</w:t>
+      </w:r>
+      <w:r>
+        <w:rPr>
+          <w:rFonts w:hint="eastAsia"/>
+        </w:rPr>
+        <w:t xml:space="preserve"> </w:t>
+      </w:r>
+      <w:r>
+        <w:rPr>
+          <w:rFonts w:hint="eastAsia"/>
+        </w:rPr>
+        <w:t>T</w:t>
+      </w:r>
+      <w:r>
+        <w:t>argeting the top quartile by attack rate yielded the most</w:t>
+      </w:r>
+      <w:r>
+        <w:rPr>
+          <w:rFonts w:hint="eastAsia"/>
+        </w:rPr>
+        <w:t xml:space="preserve"> favorable </w:t>
+      </w:r>
+      <w:r>
+        <w:rPr>
+          <w:rFonts w:hint="eastAsia"/>
+        </w:rPr>
+        <w:t>efficiency and cost effectiveness</w:t>
+      </w:r>
+      <w:r>
+        <w:rPr>
+          <w:rFonts w:hint="eastAsia"/>
+        </w:rPr>
+        <w:t xml:space="preserve"> outcomes</w:t>
+      </w:r>
+      <w:r>
+        <w:rPr>
+          <w:rFonts w:hint="eastAsia"/>
+        </w:rPr>
+        <w:t>.</w:t>
+      </w:r>
+      <w:r>
+        <w:rPr>
+          <w:rFonts w:hint="eastAsia"/>
+        </w:rPr>
+        <w:t xml:space="preserve"> </w:t>
+      </w:r>
+      <w:r>
+        <w:rPr>
+          <w:rFonts w:hint="eastAsia"/>
+        </w:rPr>
+        <w:t xml:space="preserve">Week-1 and week-9 </w:t>
+      </w:r>
+      <w:r>
+        <w:rPr>
+          <w:rFonts w:hint="eastAsia"/>
+        </w:rPr>
+        <w:t>ORIs</w:t>
+      </w:r>
+      <w:r>
+        <w:rPr>
+          <w:rFonts w:hint="eastAsia"/>
+        </w:rPr>
+        <w:t xml:space="preserve"> cost </w:t>
+      </w:r>
+      <w:r>
+        <w:rPr>
+          <w:rFonts w:hint="eastAsia"/>
+        </w:rPr>
+        <w:t xml:space="preserve">US$ </w:t>
+      </w:r>
+      <w:r>
+        <w:t xml:space="preserve">2,967 </w:t>
+      </w:r>
+      <w:r>
+        <w:rPr>
+          <w:rFonts w:hint="eastAsia"/>
+        </w:rPr>
+        <w:t xml:space="preserve">[IQR: </w:t>
+      </w:r>
+      <w:r>
+        <w:t>-3</w:t>
+      </w:r>
+      <w:r>
+        <w:rPr>
+          <w:rFonts w:hint="eastAsia"/>
+        </w:rPr>
+        <w:t>5</w:t>
+      </w:r>
+      <w:r>
+        <w:t xml:space="preserve"> - 4</w:t>
+      </w:r>
+      <w:r>
+        <w:rPr>
+          <w:rFonts w:hint="eastAsia"/>
+        </w:rPr>
+        <w:t>6</w:t>
+      </w:r>
+      <w:r>
+        <w:t>,</w:t>
+      </w:r>
+      <w:r>
+        <w:rPr>
+          <w:rFonts w:hint="eastAsia"/>
+        </w:rPr>
+        <w:t>131</w:t>
+      </w:r>
+      <w:r>
+        <w:rPr>
+          <w:rFonts w:hint="eastAsia"/>
+        </w:rPr>
+        <w:t xml:space="preserve">] and </w:t>
+      </w:r>
+      <w:r>
+        <w:rPr>
+          <w:rFonts w:hint="eastAsia"/>
+        </w:rPr>
+        <w:t xml:space="preserve">US$ </w:t>
+      </w:r>
+      <w:r>
+        <w:t xml:space="preserve">20,433 </w:t>
+      </w:r>
+      <w:r>
+        <w:rPr>
+          <w:rFonts w:hint="eastAsia"/>
+        </w:rPr>
+        <w:t xml:space="preserve">[IQR: </w:t>
+      </w:r>
+      <w:r>
+        <w:t>3,47</w:t>
+      </w:r>
+      <w:r>
+        <w:rPr>
+          <w:rFonts w:hint="eastAsia"/>
+        </w:rPr>
+        <w:t>4</w:t>
+      </w:r>
+      <w:r>
+        <w:t xml:space="preserve"> - 2,777,567</w:t>
+      </w:r>
+      <w:r>
+        <w:rPr>
+          <w:rFonts w:hint="eastAsia"/>
+        </w:rPr>
+        <w:t>]</w:t>
+      </w:r>
+      <w:r>
+        <w:rPr>
+          <w:rFonts w:hint="eastAsia"/>
+        </w:rPr>
+        <w:t xml:space="preserve"> per DLAY averted</w:t>
+      </w:r>
+      <w:r>
+        <w:rPr>
+          <w:rFonts w:hint="eastAsia"/>
+        </w:rPr>
+        <w:t xml:space="preserve">, </w:t>
+      </w:r>
+      <w:r>
+        <w:rPr>
+          <w:rFonts w:hint="eastAsia"/>
+        </w:rPr>
+        <w:t>respectively</w:t>
+      </w:r>
+      <w:r>
+        <w:t>—</w:t>
+      </w:r>
+      <w:r>
+        <w:rPr>
+          <w:rFonts w:hint="eastAsia"/>
+        </w:rPr>
+        <w:t xml:space="preserve">approximately 1.8 and </w:t>
+      </w:r>
+      <w:r>
+        <w:rPr>
+          <w:rFonts w:hint="eastAsia"/>
+        </w:rPr>
+        <w:t>12</w:t>
+      </w:r>
+      <w:r>
+        <w:rPr>
+          <w:rFonts w:hint="eastAsia"/>
+        </w:rPr>
+        <w:t>.</w:t>
+      </w:r>
+      <w:r>
+        <w:rPr>
+          <w:rFonts w:hint="eastAsia"/>
+        </w:rPr>
+        <w:t>3</w:t>
+      </w:r>
+      <w:r>
+        <w:rPr>
+          <w:rFonts w:hint="eastAsia"/>
+        </w:rPr>
+        <w:t xml:space="preserve"> times the GDP per capita.</w:t>
+      </w:r>
+      <w:r>
+        <w:rPr>
+          <w:rFonts w:hint="eastAsia"/>
+        </w:rPr>
+        <w:t xml:space="preserve"> </w:t>
+      </w:r>
+    </w:p>
+    <w:p>
+      <w:pPr>
+        <w:pStyle w:val="Heading4"/>
+        <w:rPr>
+          <w:rFonts w:hint="eastAsia"/>
+        </w:rPr>
+      </w:pPr>
+      <w:r>
+        <w:rPr>
+          <w:rFonts w:hint="eastAsia"/>
+        </w:rPr>
+        <w:t>Case-triggered scenario</w:t>
+      </w:r>
+    </w:p>
+    <w:p>
+      <w:pPr>
+        <w:rPr>
+          <w:rFonts w:hint="eastAsia"/>
+        </w:rPr>
+      </w:pPr>
+      <w:r>
+        <w:rPr>
+          <w:rFonts w:hint="eastAsia"/>
+        </w:rPr>
+        <w:t>Fo</w:t>
+      </w:r>
+      <w:r>
+        <w:rPr>
+          <w:rFonts w:hint="eastAsia"/>
+        </w:rPr>
+        <w:t xml:space="preserve">r the case-triggered scenario, </w:t>
+      </w:r>
+      <w:r>
+        <w:t>the impact</w:t>
+      </w:r>
+      <w:r>
+        <w:rPr>
+          <w:rFonts w:hint="eastAsia"/>
+        </w:rPr>
+        <w:t>, efficiency, and cost effectiveness</w:t>
+      </w:r>
+      <w:r>
+        <w:t xml:space="preserve"> </w:t>
+      </w:r>
+      <w:r>
+        <w:rPr>
+          <w:rFonts w:hint="eastAsia"/>
+        </w:rPr>
+        <w:t>declined</w:t>
+      </w:r>
+      <w:r>
+        <w:t xml:space="preserve"> with </w:t>
+      </w:r>
+      <w:r>
+        <w:rPr>
+          <w:rFonts w:hint="eastAsia"/>
+        </w:rPr>
+        <w:t xml:space="preserve">increasing </w:t>
+      </w:r>
+      <w:r>
+        <w:rPr>
+          <w:rFonts w:hint="eastAsia"/>
+        </w:rPr>
+        <w:t>implementation</w:t>
+      </w:r>
+      <w:r>
+        <w:rPr>
+          <w:rFonts w:hint="eastAsia"/>
+        </w:rPr>
+        <w:t xml:space="preserve"> </w:t>
+      </w:r>
+      <w:r>
+        <w:rPr>
+          <w:rFonts w:hint="eastAsia"/>
+        </w:rPr>
+        <w:t xml:space="preserve">delays </w:t>
+      </w:r>
+      <w:r>
+        <w:rPr>
+          <w:rFonts w:hint="eastAsia"/>
+        </w:rPr>
+        <w:t xml:space="preserve">and higher </w:t>
+      </w:r>
+      <w:r>
+        <w:rPr>
+          <w:rFonts w:hint="eastAsia"/>
+        </w:rPr>
+        <w:t xml:space="preserve">case </w:t>
+      </w:r>
+      <w:r>
+        <w:rPr>
+          <w:rFonts w:hint="eastAsia"/>
+        </w:rPr>
+        <w:t>thresholds trigger</w:t>
+      </w:r>
+      <w:r>
+        <w:rPr>
+          <w:rFonts w:hint="eastAsia"/>
+        </w:rPr>
+        <w:t>ing vaccination</w:t>
+      </w:r>
+      <w:r>
+        <w:rPr>
+          <w:rFonts w:hint="eastAsia"/>
+        </w:rPr>
+        <w:t xml:space="preserve"> (</w:t>
+      </w:r>
+      <w:r>
+        <w:rPr>
+          <w:rFonts w:hint="eastAsia"/>
+          <w:b/>
+          <w:bCs/>
+        </w:rPr>
+        <w:t xml:space="preserve">Table </w:t>
+      </w:r>
+      <w:r>
+        <w:rPr>
+          <w:rFonts w:hint="eastAsia"/>
+          <w:b/>
+          <w:bCs/>
+        </w:rPr>
+        <w:t>4</w:t>
+      </w:r>
+      <w:r>
+        <w:rPr>
+          <w:rFonts w:hint="eastAsia"/>
+        </w:rPr>
+        <w:t>).</w:t>
+      </w:r>
+      <w:r>
+        <w:rPr>
+          <w:rFonts w:hint="eastAsia"/>
+        </w:rPr>
+        <w:t xml:space="preserve"> </w:t>
+      </w:r>
+      <w:r>
+        <w:rPr>
+          <w:rFonts w:hint="eastAsia"/>
+        </w:rPr>
+        <w:t>M</w:t>
+      </w:r>
+      <w:r>
+        <w:rPr>
+          <w:rFonts w:hint="eastAsia"/>
+        </w:rPr>
+        <w:t xml:space="preserve">edian percentage case averted for </w:t>
+      </w:r>
+      <w:r>
+        <w:rPr>
+          <w:rFonts w:hint="eastAsia"/>
+        </w:rPr>
+        <w:t>week-1</w:t>
+      </w:r>
+      <w:r>
+        <w:rPr>
+          <w:rFonts w:hint="eastAsia"/>
+        </w:rPr>
+        <w:t xml:space="preserve"> ORI</w:t>
+      </w:r>
+      <w:r>
+        <w:rPr>
+          <w:rFonts w:hint="eastAsia"/>
+        </w:rPr>
+        <w:t xml:space="preserve">s ranged from </w:t>
+      </w:r>
+      <w:r>
+        <w:rPr>
+          <w:rFonts w:hint="eastAsia"/>
+        </w:rPr>
+        <w:t xml:space="preserve">70%, as in the outbreak-onset triggered scenario, to </w:t>
+      </w:r>
+      <w:r>
+        <w:rPr>
+          <w:rFonts w:hint="eastAsia"/>
+        </w:rPr>
+        <w:t>below</w:t>
+      </w:r>
+      <w:r>
+        <w:rPr>
+          <w:rFonts w:hint="eastAsia"/>
+        </w:rPr>
+        <w:t xml:space="preserve"> </w:t>
+      </w:r>
+      <w:r>
+        <w:rPr>
+          <w:rFonts w:hint="eastAsia"/>
+        </w:rPr>
+        <w:t>35</w:t>
+      </w:r>
+      <w:r>
+        <w:rPr>
+          <w:rFonts w:hint="eastAsia"/>
+        </w:rPr>
+        <w:t xml:space="preserve">% in case </w:t>
+      </w:r>
+      <w:r>
+        <w:rPr>
+          <w:rFonts w:hint="eastAsia"/>
+        </w:rPr>
+        <w:t xml:space="preserve">at least </w:t>
+      </w:r>
+      <w:r>
+        <w:rPr>
+          <w:rFonts w:hint="eastAsia"/>
+        </w:rPr>
+        <w:t>1</w:t>
+      </w:r>
+      <w:r>
+        <w:rPr>
+          <w:rFonts w:hint="eastAsia"/>
+        </w:rPr>
+        <w:t>4</w:t>
+      </w:r>
+      <w:r>
+        <w:rPr>
+          <w:rFonts w:hint="eastAsia"/>
+        </w:rPr>
+        <w:t xml:space="preserve">0 cases </w:t>
+      </w:r>
+      <w:r>
+        <w:rPr>
+          <w:rFonts w:hint="eastAsia"/>
+        </w:rPr>
+        <w:t>were required to trigger a response. An exponential decay model (</w:t>
+      </w:r>
+      <w:r>
+        <w:rPr>
+          <w:rFonts w:hint="eastAsia"/>
+          <w:i/>
+          <w:iCs/>
+        </w:rPr>
+        <w:t>R</w:t>
+      </w:r>
+      <w:r>
+        <w:rPr>
+          <w:rFonts w:hint="eastAsia"/>
+          <w:vertAlign w:val="superscript"/>
+        </w:rPr>
+        <w:t>2</w:t>
+      </w:r>
+      <w:r>
+        <w:rPr>
+          <w:rFonts w:hint="eastAsia"/>
+        </w:rPr>
+        <w:t xml:space="preserve"> = </w:t>
+      </w:r>
+      <w:r>
+        <w:t>0.87 [IQR: 0.77 - 0.93]</w:t>
+      </w:r>
+      <w:r>
+        <w:rPr>
+          <w:rFonts w:hint="eastAsia"/>
+        </w:rPr>
+        <w:t xml:space="preserve">) </w:t>
+      </w:r>
+      <w:r>
+        <w:rPr>
+          <w:rFonts w:hint="eastAsia"/>
+        </w:rPr>
+        <w:t xml:space="preserve">predicted </w:t>
+      </w:r>
+      <w:r>
+        <w:rPr>
+          <w:rFonts w:hint="eastAsia"/>
+        </w:rPr>
+        <w:t>that case averted decrease</w:t>
+      </w:r>
+      <w:r>
+        <w:rPr>
+          <w:rFonts w:hint="eastAsia"/>
+        </w:rPr>
+        <w:t>d</w:t>
+      </w:r>
+      <w:r>
+        <w:rPr>
+          <w:rFonts w:hint="eastAsia"/>
+        </w:rPr>
+        <w:t xml:space="preserve"> by </w:t>
+      </w:r>
+      <w:r>
+        <w:t>6.4</w:t>
+      </w:r>
+      <w:r>
+        <w:rPr>
+          <w:rFonts w:hint="eastAsia"/>
+        </w:rPr>
+        <w:t>%</w:t>
+      </w:r>
+      <w:r>
+        <w:t xml:space="preserve"> [IQR: 2.5 - 14.2]</w:t>
+      </w:r>
+      <w:r>
+        <w:rPr>
+          <w:rFonts w:hint="eastAsia"/>
+        </w:rPr>
+        <w:t xml:space="preserve"> for every 10 additional cases </w:t>
+      </w:r>
+      <w:r>
+        <w:rPr>
+          <w:rFonts w:hint="eastAsia"/>
+        </w:rPr>
+        <w:t>missed before response</w:t>
+      </w:r>
+      <w:r>
+        <w:rPr>
+          <w:rFonts w:hint="eastAsia"/>
+        </w:rPr>
+        <w:t xml:space="preserve"> initiation</w:t>
+      </w:r>
+      <w:r>
+        <w:rPr>
+          <w:rFonts w:hint="eastAsia"/>
+        </w:rPr>
+        <w:t xml:space="preserve">, corresponding to </w:t>
+      </w:r>
+      <w:r>
+        <w:rPr>
+          <w:rFonts w:hint="eastAsia"/>
+        </w:rPr>
+        <w:t>halv</w:t>
+      </w:r>
+      <w:r>
+        <w:rPr>
+          <w:rFonts w:hint="eastAsia"/>
+        </w:rPr>
+        <w:t>ing of impact ev</w:t>
+      </w:r>
+      <w:r>
+        <w:rPr>
+          <w:rFonts w:hint="eastAsia"/>
+        </w:rPr>
+        <w:t xml:space="preserve">ery </w:t>
+      </w:r>
+      <w:r>
+        <w:rPr>
+          <w:lang w:val="en-US"/>
+        </w:rPr>
+        <w:t>104.7</w:t>
+      </w:r>
+      <w:r>
+        <w:rPr>
+          <w:rFonts w:hint="eastAsia"/>
+          <w:lang w:val="en-US"/>
+        </w:rPr>
+        <w:t xml:space="preserve"> additional cases</w:t>
+      </w:r>
+      <w:r>
+        <w:rPr>
+          <w:lang w:val="en-US"/>
+        </w:rPr>
+        <w:t xml:space="preserve"> [IQR: 45.3 - 272.7]</w:t>
+      </w:r>
+      <w:r>
+        <w:rPr>
+          <w:rFonts w:hint="eastAsia"/>
+          <w:lang w:val="en-US"/>
+        </w:rPr>
+        <w:t>.</w:t>
+      </w:r>
+      <w:r>
+        <w:rPr>
+          <w:rFonts w:hint="eastAsia"/>
+          <w:lang w:val="en-US"/>
+        </w:rPr>
+        <w:t xml:space="preserve"> </w:t>
+      </w:r>
+    </w:p>
+    <w:p>
+      <w:pPr>
+        <w:rPr>
+          <w:highlight w:val="yellow"/>
+        </w:rPr>
+      </w:pPr>
+    </w:p>
+    <w:p>
+      <w:pPr>
+        <w:pStyle w:val="Heading3"/>
+      </w:pPr>
+      <w:bookmarkStart w:id="29" w:name="_Toc184909208"/>
+      <w:r>
+        <w:rPr>
+          <w:rFonts w:hint="eastAsia"/>
+        </w:rPr>
+        <w:t xml:space="preserve">ORIs </w:t>
+      </w:r>
+      <w:r>
+        <w:rPr>
+          <w:rFonts w:hint="eastAsia"/>
+        </w:rPr>
+        <w:t>across</w:t>
+      </w:r>
+      <w:r>
+        <w:rPr>
+          <w:rFonts w:hint="eastAsia"/>
+        </w:rPr>
+        <w:t xml:space="preserve"> multiple outbreaks</w:t>
+      </w:r>
+    </w:p>
+    <w:bookmarkEnd w:id="29"/>
+    <w:p>
+      <w:pPr>
+        <w:pStyle w:val="Heading4"/>
+        <w:rPr>
+          <w:rFonts w:hint="eastAsia"/>
+        </w:rPr>
+      </w:pPr>
+      <w:r>
+        <w:rPr>
+          <w:rFonts w:hint="eastAsia"/>
+        </w:rPr>
+        <w:t>Impact across campaign timing</w:t>
+      </w:r>
+      <w:r>
+        <w:rPr>
+          <w:rFonts w:hint="eastAsia"/>
+        </w:rPr>
+        <w:t xml:space="preserve">, </w:t>
+      </w:r>
+      <w:r>
+        <w:rPr>
+          <w:rFonts w:hint="eastAsia"/>
+        </w:rPr>
+        <w:t>OCV doses</w:t>
+      </w:r>
+      <w:r>
+        <w:rPr>
+          <w:rFonts w:hint="eastAsia"/>
+        </w:rPr>
+        <w:t>, and prioritization</w:t>
+      </w:r>
+    </w:p>
+    <w:p>
+      <w:pPr>
+        <w:rPr>
+          <w:lang w:val="en-US"/>
+        </w:rPr>
+      </w:pPr>
+      <w:r>
+        <w:t xml:space="preserve">Assuming 100,000 to 200 million OCV doses, the number of outbreaks eligible for ORI ranged from 1 to </w:t>
+      </w:r>
+      <w:r>
+        <w:rPr>
+          <w:rFonts w:hint="eastAsia"/>
+        </w:rPr>
+        <w:t>559</w:t>
+      </w:r>
+      <w:r>
+        <w:t xml:space="preserve"> when</w:t>
+      </w:r>
+      <w:r>
+        <w:rPr>
+          <w:rFonts w:hint="eastAsia"/>
+        </w:rPr>
+        <w:t xml:space="preserve"> random</w:t>
+      </w:r>
+      <w:r>
+        <w:t xml:space="preserve"> target</w:t>
+      </w:r>
+      <w:r>
+        <w:rPr>
+          <w:rFonts w:hint="eastAsia"/>
+        </w:rPr>
+        <w:t>ing</w:t>
+      </w:r>
+      <w:r>
+        <w:t>. Because outbreaks</w:t>
+      </w:r>
+      <w:r>
+        <w:rPr>
+          <w:rFonts w:hint="eastAsia"/>
+        </w:rPr>
+        <w:t xml:space="preserve"> varied</w:t>
+      </w:r>
+      <w:r>
+        <w:t xml:space="preserve"> in population </w:t>
+      </w:r>
+      <w:r>
+        <w:rPr>
+          <w:rFonts w:hint="eastAsia"/>
+        </w:rPr>
+        <w:t>size</w:t>
+      </w:r>
+      <w:r>
+        <w:t xml:space="preserve">, </w:t>
+      </w:r>
+      <w:r>
+        <w:t xml:space="preserve">prioritizing larger outbreaks </w:t>
+      </w:r>
+      <w:r>
+        <w:rPr>
+          <w:rFonts w:hint="eastAsia"/>
+        </w:rPr>
+        <w:t xml:space="preserve">reduced </w:t>
+      </w:r>
+      <w:r>
+        <w:t xml:space="preserve">the number targeted </w:t>
+      </w:r>
+      <w:r>
+        <w:t>(4</w:t>
+      </w:r>
+      <w:r>
+        <w:rPr>
+          <w:rFonts w:hint="eastAsia"/>
+        </w:rPr>
+        <w:t xml:space="preserve">35 [IQR: </w:t>
+      </w:r>
+      <w:r>
+        <w:rPr>
+          <w:lang w:val="en-US"/>
+        </w:rPr>
+        <w:t>420</w:t>
+      </w:r>
+      <w:r>
+        <w:rPr>
+          <w:rFonts w:hint="eastAsia"/>
+          <w:lang w:val="en-US"/>
+        </w:rPr>
+        <w:t>-</w:t>
+      </w:r>
+      <w:r>
+        <w:rPr>
+          <w:lang w:val="en-US"/>
+        </w:rPr>
+        <w:t>453</w:t>
+      </w:r>
+      <w:r>
+        <w:rPr>
+          <w:rFonts w:hint="eastAsia"/>
+          <w:lang w:val="en-US"/>
+        </w:rPr>
+        <w:t xml:space="preserve">] </w:t>
+      </w:r>
+      <w:r>
+        <w:t>outbreaks</w:t>
+      </w:r>
+      <w:r>
+        <w:rPr>
+          <w:rFonts w:hint="eastAsia"/>
+        </w:rPr>
+        <w:t xml:space="preserve"> for 200 million doses</w:t>
+      </w:r>
+      <w:r>
+        <w:t>)</w:t>
+      </w:r>
+      <w:r>
+        <w:rPr>
+          <w:rFonts w:hint="eastAsia"/>
+        </w:rPr>
+        <w:t xml:space="preserve">, whereas </w:t>
+      </w:r>
+      <w:r>
+        <w:t xml:space="preserve">prioritizing </w:t>
+      </w:r>
+      <w:r>
+        <w:rPr>
+          <w:rFonts w:hint="eastAsia"/>
+        </w:rPr>
+        <w:t xml:space="preserve">those with </w:t>
+      </w:r>
+      <w:r>
+        <w:t>high</w:t>
+      </w:r>
+      <w:r>
+        <w:rPr>
+          <w:rFonts w:hint="eastAsia"/>
+        </w:rPr>
+        <w:t xml:space="preserve">er </w:t>
+      </w:r>
+      <w:r>
+        <w:t>attack</w:t>
+      </w:r>
+      <w:r>
+        <w:rPr>
+          <w:rFonts w:hint="eastAsia"/>
+        </w:rPr>
+        <w:t xml:space="preserve"> </w:t>
+      </w:r>
+      <w:r>
+        <w:t xml:space="preserve">rate </w:t>
+      </w:r>
+      <w:r>
+        <w:rPr>
+          <w:rFonts w:hint="eastAsia"/>
+        </w:rPr>
+        <w:t xml:space="preserve">increased it </w:t>
+      </w:r>
+      <w:r>
+        <w:t>(</w:t>
+      </w:r>
+      <w:r>
+        <w:t>776</w:t>
+      </w:r>
+      <w:r>
+        <w:rPr>
+          <w:rFonts w:hint="eastAsia"/>
+        </w:rPr>
+        <w:t xml:space="preserve"> [IQR: </w:t>
+      </w:r>
+      <w:r>
+        <w:t xml:space="preserve">     769</w:t>
+      </w:r>
+      <w:r>
+        <w:rPr>
+          <w:rFonts w:hint="eastAsia"/>
+        </w:rPr>
+        <w:t>-</w:t>
+      </w:r>
+      <w:r>
+        <w:t>785</w:t>
+      </w:r>
+      <w:r>
+        <w:rPr>
+          <w:rFonts w:hint="eastAsia"/>
+        </w:rPr>
+        <w:t>]</w:t>
+      </w:r>
+      <w:r>
+        <w:rPr>
+          <w:rFonts w:hint="eastAsia"/>
+        </w:rPr>
+        <w:t xml:space="preserve">), reflecting </w:t>
+      </w:r>
+      <w:r>
+        <w:rPr>
+          <w:rFonts w:hint="eastAsia"/>
+        </w:rPr>
+        <w:t xml:space="preserve">the tendency of high-attack-rate </w:t>
+      </w:r>
+      <w:r>
+        <w:rPr>
+          <w:rFonts w:hint="eastAsia"/>
+        </w:rPr>
+        <w:t xml:space="preserve">outbreaks </w:t>
+      </w:r>
+      <w:r>
+        <w:rPr>
+          <w:rFonts w:hint="eastAsia"/>
+        </w:rPr>
+        <w:t>to be</w:t>
+      </w:r>
+      <w:r>
+        <w:rPr>
+          <w:rFonts w:hint="eastAsia"/>
+        </w:rPr>
+        <w:t xml:space="preserve"> smaller</w:t>
+      </w:r>
+      <w:r>
+        <w:rPr>
+          <w:rFonts w:hint="eastAsia"/>
+        </w:rPr>
+        <w:t xml:space="preserve"> </w:t>
+      </w:r>
+      <w:r>
+        <w:rPr>
+          <w:rFonts w:hint="eastAsia"/>
+        </w:rPr>
+        <w:t>(</w:t>
+      </w:r>
+      <w:r>
+        <w:rPr>
+          <w:rFonts w:hint="eastAsia"/>
+          <w:b/>
+          <w:bCs/>
+        </w:rPr>
+        <w:t>Figure 4A</w:t>
+      </w:r>
+      <w:r>
+        <w:rPr>
+          <w:rFonts w:hint="eastAsia"/>
+        </w:rPr>
+        <w:t xml:space="preserve">). </w:t>
+      </w:r>
+      <w:r>
+        <w:t>Total cases averted increased with both the number of doses deployed and prioritization (</w:t>
+      </w:r>
+      <w:r>
+        <w:rPr>
+          <w:b/>
+          <w:bCs/>
+        </w:rPr>
+        <w:t>Figure 4B</w:t>
+      </w:r>
+      <w:r>
+        <w:t xml:space="preserve">). </w:t>
+      </w:r>
+      <w:r>
+        <w:rPr>
+          <w:rFonts w:hint="eastAsia"/>
+        </w:rPr>
+        <w:t>For ORIs implemented in week</w:t>
+      </w:r>
+      <w:r>
+        <w:t xml:space="preserve"> 9, the median number of cases averted </w:t>
+      </w:r>
+      <w:r>
+        <w:rPr>
+          <w:rFonts w:hint="eastAsia"/>
+        </w:rPr>
+        <w:t xml:space="preserve">per 200 million doses </w:t>
+      </w:r>
+      <w:r>
+        <w:rPr>
+          <w:rFonts w:hint="eastAsia"/>
+        </w:rPr>
+        <w:t>was</w:t>
+      </w:r>
+      <w:r>
+        <w:t xml:space="preserve"> </w:t>
+      </w:r>
+      <w:r>
+        <w:t>72,362 [IQR: 66,407 - 79,326]</w:t>
+      </w:r>
+      <w:r>
+        <w:rPr>
+          <w:rFonts w:hint="eastAsia"/>
+        </w:rPr>
+        <w:t xml:space="preserve"> </w:t>
+      </w:r>
+      <w:r>
+        <w:t xml:space="preserve">under random targeting, compared with </w:t>
+      </w:r>
+      <w:r>
+        <w:t>89,347 [IQR: 83,640 - 95,170]</w:t>
+      </w:r>
+      <w:r>
+        <w:t xml:space="preserve">, </w:t>
+      </w:r>
+      <w:r>
+        <w:t>96,929 [IQR: 91,991 - 104,011]</w:t>
+      </w:r>
+      <w:r>
+        <w:t xml:space="preserve">, and </w:t>
+      </w:r>
+      <w:r>
+        <w:t>156,732 [IQR: 154,407 - 158,981]</w:t>
+      </w:r>
+      <w:r>
+        <w:rPr>
+          <w:rFonts w:hint="eastAsia"/>
+        </w:rPr>
+        <w:t xml:space="preserve"> </w:t>
+      </w:r>
+      <w:r>
+        <w:t xml:space="preserve">when prioritizing </w:t>
+      </w:r>
+      <w:r>
+        <w:rPr>
+          <w:rFonts w:hint="eastAsia"/>
+        </w:rPr>
+        <w:t xml:space="preserve">by outbreak </w:t>
+      </w:r>
+      <w:r>
+        <w:t xml:space="preserve">size, </w:t>
+      </w:r>
+      <w:r>
+        <w:rPr>
+          <w:rFonts w:hint="eastAsia"/>
+        </w:rPr>
+        <w:t>d</w:t>
+      </w:r>
+      <w:r>
+        <w:t xml:space="preserve">uration, and </w:t>
+      </w:r>
+      <w:r>
+        <w:rPr>
+          <w:rFonts w:hint="eastAsia"/>
+        </w:rPr>
+        <w:t>attack rate,</w:t>
+      </w:r>
+      <w:r>
+        <w:t xml:space="preserve"> respectively. When </w:t>
+      </w:r>
+      <w:r>
+        <w:lastRenderedPageBreak/>
+        <w:t xml:space="preserve">the delay was shortened to 1 week, the corresponding </w:t>
+      </w:r>
+      <w:r>
+        <w:rPr>
+          <w:rFonts w:hint="eastAsia"/>
+        </w:rPr>
+        <w:t>medians</w:t>
+      </w:r>
+      <w:r>
+        <w:t xml:space="preserve"> increased to </w:t>
+      </w:r>
+      <w:r>
+        <w:rPr>
+          <w:lang w:val="en-US"/>
+        </w:rPr>
+        <w:t>200,283</w:t>
+      </w:r>
+      <w:r>
+        <w:t xml:space="preserve">, </w:t>
+      </w:r>
+      <w:r>
+        <w:rPr>
+          <w:lang w:val="en-US"/>
+        </w:rPr>
+        <w:t>247,062</w:t>
+      </w:r>
+      <w:r>
+        <w:rPr>
+          <w:rFonts w:hint="eastAsia"/>
+          <w:lang w:val="en-US"/>
+        </w:rPr>
+        <w:t>,</w:t>
+      </w:r>
+      <w:r>
+        <w:t xml:space="preserve"> </w:t>
+      </w:r>
+      <w:r>
+        <w:t>260,528</w:t>
+      </w:r>
+      <w:r>
+        <w:rPr>
+          <w:rFonts w:hint="eastAsia"/>
+        </w:rPr>
+        <w:t>,</w:t>
+      </w:r>
+      <w:r>
+        <w:t xml:space="preserve"> and </w:t>
+      </w:r>
+      <w:r>
+        <w:t>422,804</w:t>
+      </w:r>
+      <w:r>
+        <w:rPr>
+          <w:rFonts w:hint="eastAsia"/>
+        </w:rPr>
+        <w:t>, respectively</w:t>
+      </w:r>
+      <w:r>
+        <w:t>.</w:t>
+      </w:r>
+    </w:p>
+    <w:p>
+      <w:pPr>
+        <w:pStyle w:val="Heading4"/>
+      </w:pPr>
+      <w:r>
+        <w:t>Efficiency and cost</w:t>
+      </w:r>
+      <w:r>
+        <w:rPr>
+          <w:rFonts w:hint="eastAsia"/>
+        </w:rPr>
+        <w:t xml:space="preserve"> effectiveness</w:t>
+      </w:r>
+      <w:r>
+        <w:rPr>
+          <w:rFonts w:hint="eastAsia"/>
+        </w:rPr>
+        <w:t xml:space="preserve"> </w:t>
+      </w:r>
+      <w:r>
+        <w:rPr>
+          <w:rFonts w:hint="eastAsia"/>
+        </w:rPr>
+        <w:t>across campaign timing</w:t>
+      </w:r>
+      <w:r>
+        <w:rPr>
+          <w:rFonts w:hint="eastAsia"/>
+        </w:rPr>
+        <w:t>, OCV doses, and prioritization</w:t>
+      </w:r>
+    </w:p>
+    <w:p>
+      <w:r>
+        <w:rPr>
+          <w:rFonts w:hint="eastAsia"/>
+        </w:rPr>
+        <w:t>ORI e</w:t>
+      </w:r>
+      <w:r>
+        <w:rPr>
+          <w:rFonts w:hint="eastAsia"/>
+        </w:rPr>
+        <w:t>fficiency</w:t>
+      </w:r>
+      <w:r>
+        <w:rPr>
+          <w:rFonts w:hint="eastAsia"/>
+        </w:rPr>
+        <w:t xml:space="preserve"> varied widely</w:t>
+      </w:r>
+      <w:r>
+        <w:rPr>
+          <w:rFonts w:hint="eastAsia"/>
+        </w:rPr>
+        <w:t xml:space="preserve"> at low vaccine supply (</w:t>
+      </w:r>
+      <w:r>
+        <w:rPr>
+          <w:rFonts w:hint="eastAsia"/>
+        </w:rPr>
+        <w:t xml:space="preserve">&lt;= </w:t>
+      </w:r>
+      <w:r>
+        <w:rPr>
+          <w:rFonts w:hint="eastAsia"/>
+        </w:rPr>
+        <w:t xml:space="preserve">200,000 doses) but converged </w:t>
+      </w:r>
+      <w:r>
+        <w:rPr>
+          <w:rFonts w:hint="eastAsia"/>
+        </w:rPr>
+        <w:t>as supply increased</w:t>
+      </w:r>
+      <w:r>
+        <w:rPr>
+          <w:rFonts w:hint="eastAsia"/>
+        </w:rPr>
+        <w:t xml:space="preserve"> (</w:t>
+      </w:r>
+      <w:r>
+        <w:rPr>
+          <w:rFonts w:hint="eastAsia"/>
+          <w:b/>
+          <w:bCs/>
+        </w:rPr>
+        <w:t>Figure 4C</w:t>
+      </w:r>
+      <w:r>
+        <w:rPr>
+          <w:rFonts w:hint="eastAsia"/>
+        </w:rPr>
+        <w:t xml:space="preserve">). </w:t>
+      </w:r>
+      <w:r>
+        <w:rPr>
+          <w:rFonts w:hint="eastAsia"/>
+        </w:rPr>
+        <w:t>T</w:t>
+      </w:r>
+      <w:r>
+        <w:rPr>
+          <w:rFonts w:hint="eastAsia"/>
+        </w:rPr>
+        <w:t>argeting high-</w:t>
+      </w:r>
+      <w:r>
+        <w:rPr>
+          <w:rFonts w:hint="eastAsia"/>
+        </w:rPr>
+        <w:t>attack-rate</w:t>
+      </w:r>
+      <w:r>
+        <w:rPr>
+          <w:rFonts w:hint="eastAsia"/>
+        </w:rPr>
+        <w:t xml:space="preserve"> outbreaks consistently </w:t>
+      </w:r>
+      <w:r>
+        <w:rPr>
+          <w:rFonts w:hint="eastAsia"/>
+        </w:rPr>
+        <w:t>achieved the greatest</w:t>
+      </w:r>
+      <w:r>
+        <w:t xml:space="preserve"> efficiency, exceeding 2 cases averted per 1,000 doses </w:t>
+      </w:r>
+      <w:r>
+        <w:rPr>
+          <w:rFonts w:hint="eastAsia"/>
+        </w:rPr>
+        <w:t xml:space="preserve">for </w:t>
+      </w:r>
+      <w:r>
+        <w:rPr>
+          <w:rFonts w:hint="eastAsia"/>
+        </w:rPr>
+        <w:t xml:space="preserve">week-1 </w:t>
+      </w:r>
+      <w:r>
+        <w:rPr>
+          <w:rFonts w:hint="eastAsia"/>
+        </w:rPr>
+        <w:t xml:space="preserve">ORIs </w:t>
+      </w:r>
+      <w:r>
         <w:t xml:space="preserve">and </w:t>
       </w:r>
       <w:r>
-        <w:t xml:space="preserve">41.3% </w:t>
-      </w:r>
-      <w:r>
-        <w:rPr>
-          <w:rFonts w:hint="eastAsia"/>
-          <w:lang w:val="en-US"/>
-        </w:rPr>
-        <w:t>[IQR:</w:t>
-      </w:r>
-      <w:r>
-        <w:rPr>
-          <w:rFonts w:hint="eastAsia"/>
-          <w:lang w:val="en-US"/>
-        </w:rPr>
-        <w:t xml:space="preserve"> </w:t>
-      </w:r>
-      <w:r>
-        <w:t>25.6 - 57.4</w:t>
-      </w:r>
-      <w:r>
-        <w:rPr>
-          <w:rFonts w:hint="eastAsia"/>
-          <w:lang w:val="en-US"/>
-        </w:rPr>
-        <w:t xml:space="preserve">] </w:t>
-      </w:r>
-      <w:r>
-        <w:t>when ORI was launched in week 1</w:t>
-      </w:r>
-      <w:r>
-        <w:rPr>
-          <w:rFonts w:hint="eastAsia"/>
-        </w:rPr>
-        <w:t xml:space="preserve"> and</w:t>
-      </w:r>
-      <w:r>
-        <w:t xml:space="preserve"> week </w:t>
+        <w:rPr>
+          <w:rFonts w:hint="eastAsia"/>
+        </w:rPr>
+        <w:t xml:space="preserve">a bit lower than </w:t>
+      </w:r>
+      <w:r>
+        <w:t xml:space="preserve">1 case per 1,000 doses </w:t>
+      </w:r>
+      <w:r>
+        <w:rPr>
+          <w:rFonts w:hint="eastAsia"/>
+        </w:rPr>
+        <w:t xml:space="preserve">for </w:t>
+      </w:r>
+      <w:r>
+        <w:t>week</w:t>
+      </w:r>
+      <w:r>
+        <w:rPr>
+          <w:rFonts w:hint="eastAsia"/>
+        </w:rPr>
+        <w:t>-</w:t>
       </w:r>
       <w:r>
         <w:rPr>
@@ -15653,927 +17005,550 @@
         <w:rPr>
           <w:rFonts w:hint="eastAsia"/>
         </w:rPr>
-        <w:t>, respectively</w:t>
-      </w:r>
-      <w:r>
-        <w:t>.</w:t>
-      </w:r>
-      <w:r>
-        <w:rPr>
-          <w:rFonts w:hint="eastAsia"/>
-        </w:rPr>
-        <w:t xml:space="preserve"> OCV efficiency and cost effectiveness were </w:t>
-      </w:r>
-      <w:r>
-        <w:rPr>
-          <w:rFonts w:hint="eastAsia"/>
-        </w:rPr>
-        <w:t xml:space="preserve">more </w:t>
-      </w:r>
-      <w:r>
-        <w:rPr>
-          <w:rFonts w:hint="eastAsia"/>
-        </w:rPr>
-        <w:t xml:space="preserve">pronounced </w:t>
-      </w:r>
-      <w:r>
-        <w:rPr>
-          <w:rFonts w:hint="eastAsia"/>
-        </w:rPr>
-        <w:t xml:space="preserve">in the top quartile of outbreaks by attack rate. </w:t>
-      </w:r>
-      <w:r>
-        <w:rPr>
-          <w:rFonts w:hint="eastAsia"/>
-        </w:rPr>
-        <w:t xml:space="preserve">Focusing on outbreaks of top quartile of </w:t>
-      </w:r>
-      <w:r>
-        <w:rPr>
-          <w:rFonts w:hint="eastAsia"/>
-        </w:rPr>
-        <w:t>attac</w:t>
-      </w:r>
-      <w:r>
-        <w:rPr>
-          <w:rFonts w:hint="eastAsia"/>
-        </w:rPr>
-        <w:t>k</w:t>
-      </w:r>
-      <w:r>
-        <w:rPr>
-          <w:rFonts w:hint="eastAsia"/>
-        </w:rPr>
-        <w:t xml:space="preserve"> rate</w:t>
-      </w:r>
-      <w:r>
-        <w:rPr>
-          <w:rFonts w:hint="eastAsia"/>
-        </w:rPr>
-        <w:t xml:space="preserve"> can achieve </w:t>
-      </w:r>
-      <w:r>
-        <w:rPr>
-          <w:rFonts w:hint="eastAsia"/>
-        </w:rPr>
-        <w:t xml:space="preserve">US$ </w:t>
-      </w:r>
-      <w:r>
-        <w:t xml:space="preserve">2,967 </w:t>
-      </w:r>
-      <w:r>
-        <w:rPr>
-          <w:rFonts w:hint="eastAsia"/>
-        </w:rPr>
-        <w:t xml:space="preserve">[IQR: </w:t>
-      </w:r>
-      <w:r>
-        <w:t>-3</w:t>
-      </w:r>
-      <w:r>
-        <w:rPr>
-          <w:rFonts w:hint="eastAsia"/>
-        </w:rPr>
-        <w:t>5</w:t>
-      </w:r>
-      <w:r>
-        <w:t xml:space="preserve"> - 4</w:t>
-      </w:r>
-      <w:r>
-        <w:rPr>
-          <w:rFonts w:hint="eastAsia"/>
-        </w:rPr>
-        <w:t>6</w:t>
-      </w:r>
-      <w:r>
-        <w:t>,</w:t>
-      </w:r>
-      <w:r>
-        <w:rPr>
-          <w:rFonts w:hint="eastAsia"/>
-        </w:rPr>
-        <w:t>131</w:t>
-      </w:r>
-      <w:r>
-        <w:rPr>
-          <w:rFonts w:hint="eastAsia"/>
-        </w:rPr>
-        <w:t xml:space="preserve">] and </w:t>
-      </w:r>
-      <w:r>
-        <w:rPr>
-          <w:rFonts w:hint="eastAsia"/>
-        </w:rPr>
-        <w:t xml:space="preserve">US$ </w:t>
-      </w:r>
-      <w:r>
-        <w:t xml:space="preserve">20,433 </w:t>
-      </w:r>
-      <w:r>
-        <w:rPr>
-          <w:rFonts w:hint="eastAsia"/>
-        </w:rPr>
-        <w:t xml:space="preserve">[IQR: </w:t>
-      </w:r>
-      <w:r>
-        <w:t>3,47</w:t>
-      </w:r>
-      <w:r>
-        <w:rPr>
-          <w:rFonts w:hint="eastAsia"/>
-        </w:rPr>
-        <w:t>4</w:t>
-      </w:r>
-      <w:r>
-        <w:t xml:space="preserve"> - 2,777,567</w:t>
-      </w:r>
-      <w:r>
-        <w:rPr>
-          <w:rFonts w:hint="eastAsia"/>
-        </w:rPr>
-        <w:t>]</w:t>
-      </w:r>
-      <w:r>
-        <w:rPr>
-          <w:rFonts w:hint="eastAsia"/>
-        </w:rPr>
-        <w:t xml:space="preserve"> per DLAY averted</w:t>
-      </w:r>
-      <w:r>
-        <w:rPr>
-          <w:rFonts w:hint="eastAsia"/>
-        </w:rPr>
-        <w:t xml:space="preserve"> for ORIs implemented in week 1 and 9, respectively. </w:t>
-      </w:r>
-      <w:r>
-        <w:rPr>
-          <w:rFonts w:hint="eastAsia"/>
-        </w:rPr>
-        <w:t xml:space="preserve">The median values were comparable to approximately 1.8 and </w:t>
-      </w:r>
-      <w:r>
-        <w:rPr>
-          <w:rFonts w:hint="eastAsia"/>
-        </w:rPr>
-        <w:t>12</w:t>
-      </w:r>
-      <w:r>
-        <w:rPr>
-          <w:rFonts w:hint="eastAsia"/>
-        </w:rPr>
-        <w:t>.</w:t>
-      </w:r>
-      <w:r>
-        <w:rPr>
-          <w:rFonts w:hint="eastAsia"/>
-        </w:rPr>
-        <w:t>3</w:t>
-      </w:r>
-      <w:r>
-        <w:rPr>
-          <w:rFonts w:hint="eastAsia"/>
-        </w:rPr>
-        <w:t xml:space="preserve"> times the GDP per capita values. </w:t>
+        <w:t xml:space="preserve"> ORIs</w:t>
+      </w:r>
+      <w:r>
+        <w:t xml:space="preserve">, while other </w:t>
+      </w:r>
+      <w:r>
+        <w:rPr>
+          <w:rFonts w:hint="eastAsia"/>
+        </w:rPr>
+        <w:t xml:space="preserve">targeting </w:t>
+      </w:r>
+      <w:r>
+        <w:t>strategies remained lower. The pattern for DALYs averted per 1,000 doses</w:t>
+      </w:r>
+      <w:r>
+        <w:rPr>
+          <w:rFonts w:hint="eastAsia"/>
+        </w:rPr>
+        <w:t xml:space="preserve"> </w:t>
+      </w:r>
+      <w:r>
+        <w:t>mirrored that of cases averted</w:t>
+      </w:r>
+      <w:r>
+        <w:rPr>
+          <w:rFonts w:hint="eastAsia"/>
+        </w:rPr>
+        <w:t xml:space="preserve"> per 1,000 doses, though </w:t>
+      </w:r>
+      <w:r>
+        <w:t>with smaller magnitude—approximately 0.6 for high-</w:t>
+      </w:r>
+      <w:r>
+        <w:rPr>
+          <w:rFonts w:hint="eastAsia"/>
+        </w:rPr>
+        <w:t>attack-rate</w:t>
+      </w:r>
+      <w:r>
+        <w:t xml:space="preserve"> targeting and 0.3–0.4 for other </w:t>
+      </w:r>
+      <w:r>
+        <w:rPr>
+          <w:rFonts w:hint="eastAsia"/>
+        </w:rPr>
+        <w:t xml:space="preserve">targeting </w:t>
+      </w:r>
+      <w:r>
+        <w:t xml:space="preserve">strategies </w:t>
+      </w:r>
+      <w:r>
+        <w:rPr>
+          <w:rFonts w:hint="eastAsia"/>
+        </w:rPr>
+        <w:t xml:space="preserve">for week 1 ORIs </w:t>
+      </w:r>
+      <w:r>
+        <w:t>(</w:t>
+      </w:r>
+      <w:r>
+        <w:rPr>
+          <w:b/>
+          <w:bCs/>
+        </w:rPr>
+        <w:t>Figure 4D</w:t>
+      </w:r>
+      <w:r>
+        <w:t>).</w:t>
+      </w:r>
+      <w:r>
+        <w:rPr>
+          <w:rFonts w:hint="eastAsia"/>
+        </w:rPr>
+        <w:t xml:space="preserve"> </w:t>
       </w:r>
     </w:p>
     <w:p/>
     <w:p>
       <w:pPr>
         <w:rPr>
-          <w:highlight w:val="yellow"/>
-        </w:rPr>
-      </w:pPr>
-      <w:r>
-        <w:rPr>
-          <w:rFonts w:hint="eastAsia"/>
-          <w:highlight w:val="yellow"/>
-        </w:rPr>
-        <w:t>Fo</w:t>
-      </w:r>
-      <w:r>
-        <w:rPr>
-          <w:rFonts w:hint="eastAsia"/>
-          <w:highlight w:val="yellow"/>
-        </w:rPr>
-        <w:t xml:space="preserve">r the case-triggered scenario, </w:t>
-      </w:r>
-      <w:r>
-        <w:rPr>
-          <w:highlight w:val="yellow"/>
-        </w:rPr>
-        <w:t>the impact</w:t>
-      </w:r>
-      <w:r>
-        <w:rPr>
-          <w:rFonts w:hint="eastAsia"/>
-          <w:highlight w:val="yellow"/>
-        </w:rPr>
-        <w:t>, efficiency, and cost effectiveness</w:t>
-      </w:r>
-      <w:r>
-        <w:rPr>
-          <w:highlight w:val="yellow"/>
-        </w:rPr>
-        <w:t xml:space="preserve"> of ORI </w:t>
-      </w:r>
-      <w:r>
-        <w:rPr>
-          <w:rFonts w:hint="eastAsia"/>
-          <w:highlight w:val="yellow"/>
-        </w:rPr>
-        <w:t>declined</w:t>
-      </w:r>
-      <w:r>
-        <w:rPr>
-          <w:highlight w:val="yellow"/>
-        </w:rPr>
-        <w:t xml:space="preserve"> with </w:t>
-      </w:r>
-      <w:r>
-        <w:rPr>
-          <w:rFonts w:hint="eastAsia"/>
-          <w:highlight w:val="yellow"/>
-        </w:rPr>
-        <w:t>higher thresholds</w:t>
-      </w:r>
-      <w:r>
-        <w:rPr>
-          <w:rFonts w:hint="eastAsia"/>
-          <w:highlight w:val="yellow"/>
-        </w:rPr>
-        <w:t xml:space="preserve"> for ORI</w:t>
-      </w:r>
-      <w:r>
-        <w:rPr>
-          <w:rFonts w:hint="eastAsia"/>
-          <w:highlight w:val="yellow"/>
-        </w:rPr>
-        <w:t xml:space="preserve"> </w:t>
-      </w:r>
-      <w:r>
-        <w:rPr>
-          <w:rFonts w:hint="eastAsia"/>
-          <w:highlight w:val="yellow"/>
-        </w:rPr>
-        <w:t xml:space="preserve">as well as </w:t>
-      </w:r>
-      <w:r>
-        <w:rPr>
-          <w:highlight w:val="yellow"/>
-        </w:rPr>
-        <w:t>longer delays</w:t>
-      </w:r>
-      <w:r>
-        <w:rPr>
-          <w:rFonts w:hint="eastAsia"/>
-          <w:highlight w:val="yellow"/>
-        </w:rPr>
-        <w:t xml:space="preserve"> </w:t>
-      </w:r>
-      <w:r>
-        <w:rPr>
-          <w:rFonts w:hint="eastAsia"/>
-          <w:highlight w:val="yellow"/>
-        </w:rPr>
-        <w:t>in ORI implementation</w:t>
-      </w:r>
-      <w:r>
-        <w:rPr>
-          <w:rFonts w:hint="eastAsia"/>
-          <w:highlight w:val="yellow"/>
-        </w:rPr>
-        <w:t xml:space="preserve"> (</w:t>
+          <w:lang w:val="en-US"/>
+        </w:rPr>
+      </w:pPr>
+      <w:r>
+        <w:rPr>
+          <w:rFonts w:hint="eastAsia"/>
+          <w:lang w:val="en-US"/>
+        </w:rPr>
+        <w:t>Cost effectiveness</w:t>
+      </w:r>
+      <w:r>
+        <w:rPr>
+          <w:lang w:val="en-US"/>
+        </w:rPr>
+        <w:t xml:space="preserve"> improved </w:t>
+      </w:r>
+      <w:r>
+        <w:rPr>
+          <w:rFonts w:hint="eastAsia"/>
+          <w:lang w:val="en-US"/>
+        </w:rPr>
+        <w:t xml:space="preserve">both </w:t>
+      </w:r>
+      <w:r>
+        <w:rPr>
+          <w:lang w:val="en-US"/>
+        </w:rPr>
+        <w:t>with both shorter delays and target</w:t>
+      </w:r>
+      <w:r>
+        <w:rPr>
+          <w:rFonts w:hint="eastAsia"/>
+          <w:lang w:val="en-US"/>
+        </w:rPr>
+        <w:t>ed deployment (</w:t>
       </w:r>
       <w:r>
         <w:rPr>
           <w:rFonts w:hint="eastAsia"/>
           <w:b/>
           <w:bCs/>
-          <w:highlight w:val="yellow"/>
-        </w:rPr>
-        <w:t>Table S2</w:t>
-      </w:r>
-      <w:r>
-        <w:rPr>
-          <w:rFonts w:hint="eastAsia"/>
-          <w:highlight w:val="yellow"/>
-        </w:rPr>
-        <w:t xml:space="preserve">). </w:t>
-      </w:r>
-      <w:r>
-        <w:rPr>
-          <w:rFonts w:hint="eastAsia"/>
-          <w:highlight w:val="yellow"/>
-        </w:rPr>
-        <w:t xml:space="preserve"> For the ORI implemented week 9 after the trigger, case averted decreased with increasing number of cases trigger, X% reduction in cases averted for every 10 additional cases required to generate a trigger. </w:t>
-      </w:r>
-    </w:p>
-    <w:p>
-      <w:pPr>
-        <w:rPr>
-          <w:highlight w:val="yellow"/>
-        </w:rPr>
-      </w:pPr>
-    </w:p>
-    <w:p>
-      <w:pPr>
-        <w:pStyle w:val="Heading3"/>
-      </w:pPr>
-      <w:bookmarkStart w:id="29" w:name="_Toc184909208"/>
-      <w:r>
-        <w:rPr>
-          <w:rFonts w:hint="eastAsia"/>
-        </w:rPr>
-        <w:t xml:space="preserve">Impact of ORIs </w:t>
-      </w:r>
-      <w:r>
-        <w:rPr>
-          <w:rFonts w:hint="eastAsia"/>
-        </w:rPr>
-        <w:t xml:space="preserve">aggregated </w:t>
-      </w:r>
-      <w:r>
-        <w:rPr>
-          <w:rFonts w:hint="eastAsia"/>
-        </w:rPr>
-        <w:t>across</w:t>
-      </w:r>
-      <w:r>
-        <w:rPr>
-          <w:rFonts w:hint="eastAsia"/>
-        </w:rPr>
-        <w:t xml:space="preserve"> multiple outbreaks</w:t>
-      </w:r>
-    </w:p>
-    <w:bookmarkEnd w:id="29"/>
-    <w:p>
-      <w:pPr>
-        <w:pStyle w:val="Heading4"/>
-      </w:pPr>
-      <w:r>
-        <w:rPr>
-          <w:rFonts w:hint="eastAsia"/>
-        </w:rPr>
-        <w:t>Impact of ORIs across campaign timing and coverage levels</w:t>
-      </w:r>
-    </w:p>
-    <w:p>
-      <w:r>
-        <w:t>Assuming 100,000 to 200 million OCV doses, the number of outbreaks eligible for ORI ranged from 1 to &gt;530 when</w:t>
-      </w:r>
-      <w:r>
-        <w:rPr>
-          <w:rFonts w:hint="eastAsia"/>
-        </w:rPr>
-        <w:t xml:space="preserve"> random</w:t>
-      </w:r>
-      <w:r>
-        <w:t xml:space="preserve"> target</w:t>
-      </w:r>
-      <w:r>
-        <w:rPr>
-          <w:rFonts w:hint="eastAsia"/>
-        </w:rPr>
-        <w:t>ing</w:t>
-      </w:r>
-      <w:r>
-        <w:t>. Because outbreaks</w:t>
-      </w:r>
-      <w:r>
-        <w:rPr>
-          <w:rFonts w:hint="eastAsia"/>
-        </w:rPr>
-        <w:t xml:space="preserve"> varied</w:t>
-      </w:r>
-      <w:r>
-        <w:t xml:space="preserve"> in population </w:t>
-      </w:r>
-      <w:r>
-        <w:rPr>
-          <w:rFonts w:hint="eastAsia"/>
-        </w:rPr>
-        <w:t>size</w:t>
-      </w:r>
-      <w:r>
+          <w:lang w:val="en-US"/>
+        </w:rPr>
+        <w:t>Figures 4E-F</w:t>
+      </w:r>
+      <w:r>
+        <w:rPr>
+          <w:rFonts w:hint="eastAsia"/>
+          <w:lang w:val="en-US"/>
+        </w:rPr>
+        <w:t>)</w:t>
+      </w:r>
+      <w:r>
+        <w:rPr>
+          <w:lang w:val="en-US"/>
+        </w:rPr>
+        <w:t xml:space="preserve">. The cost per case averted </w:t>
+      </w:r>
+      <w:r>
+        <w:rPr>
+          <w:rFonts w:hint="eastAsia"/>
+          <w:lang w:val="en-US"/>
+        </w:rPr>
+        <w:t>decreased</w:t>
+      </w:r>
+      <w:r>
+        <w:rPr>
+          <w:lang w:val="en-US"/>
+        </w:rPr>
+        <w:t xml:space="preserve"> from US$</w:t>
+      </w:r>
+      <w:r>
+        <w:rPr>
+          <w:rFonts w:hint="eastAsia"/>
+          <w:lang w:val="en-US"/>
+        </w:rPr>
+        <w:t xml:space="preserve"> </w:t>
+      </w:r>
+      <w:r>
+        <w:rPr>
+          <w:lang w:val="en-US"/>
+        </w:rPr>
+        <w:t>8,352 [IQR: 7,641-9,140]</w:t>
+      </w:r>
+      <w:r>
+        <w:rPr>
+          <w:lang w:val="en-US"/>
+        </w:rPr>
+        <w:t xml:space="preserve"> </w:t>
+      </w:r>
+      <w:r>
+        <w:rPr>
+          <w:lang w:val="en-US"/>
+        </w:rPr>
+        <w:t>under random targeting to US$</w:t>
+      </w:r>
+      <w:r>
+        <w:rPr>
+          <w:rFonts w:hint="eastAsia"/>
+          <w:lang w:val="en-US"/>
+        </w:rPr>
+        <w:t xml:space="preserve"> </w:t>
+      </w:r>
+      <w:r>
+        <w:rPr>
+          <w:lang w:val="en-US"/>
+        </w:rPr>
+        <w:t>4,298 [IQR: 4,237-4,368]</w:t>
+      </w:r>
+      <w:r>
+        <w:rPr>
+          <w:lang w:val="en-US"/>
+        </w:rPr>
+        <w:t xml:space="preserve"> </w:t>
+      </w:r>
+      <w:r>
+        <w:rPr>
+          <w:lang w:val="en-US"/>
+        </w:rPr>
+        <w:t>when high-</w:t>
+      </w:r>
+      <w:r>
+        <w:rPr>
+          <w:rFonts w:hint="eastAsia"/>
+          <w:lang w:val="en-US"/>
+        </w:rPr>
+        <w:t xml:space="preserve">attack-rate </w:t>
+      </w:r>
+      <w:r>
+        <w:rPr>
+          <w:lang w:val="en-US"/>
+        </w:rPr>
+        <w:t xml:space="preserve">outbreaks were prioritized with </w:t>
+      </w:r>
+      <w:r>
+        <w:rPr>
+          <w:rFonts w:hint="eastAsia"/>
+          <w:lang w:val="en-US"/>
+        </w:rPr>
+        <w:t xml:space="preserve">week-9 </w:t>
+      </w:r>
+      <w:r>
+        <w:rPr>
+          <w:rFonts w:hint="eastAsia"/>
+          <w:lang w:val="en-US"/>
+        </w:rPr>
+        <w:t>ORIs</w:t>
+      </w:r>
+      <w:r>
+        <w:rPr>
+          <w:lang w:val="en-US"/>
+        </w:rPr>
+        <w:t>, and further to US$</w:t>
+      </w:r>
+      <w:r>
+        <w:rPr>
+          <w:rFonts w:hint="eastAsia"/>
+          <w:lang w:val="en-US"/>
+        </w:rPr>
+        <w:t xml:space="preserve"> </w:t>
+      </w:r>
+      <w:r>
+        <w:rPr>
+          <w:lang w:val="en-US"/>
+        </w:rPr>
+        <w:t>3,410 [IQR: 3,173-3,615]</w:t>
+      </w:r>
+      <w:r>
+        <w:rPr>
+          <w:lang w:val="en-US"/>
+        </w:rPr>
+        <w:t xml:space="preserve"> </w:t>
+      </w:r>
+      <w:r>
+        <w:rPr>
+          <w:lang w:val="en-US"/>
+        </w:rPr>
+        <w:t>and US$</w:t>
+      </w:r>
+      <w:r>
+        <w:rPr>
+          <w:rFonts w:hint="eastAsia"/>
+          <w:lang w:val="en-US"/>
+        </w:rPr>
+        <w:t xml:space="preserve"> </w:t>
+      </w:r>
+      <w:r>
+        <w:rPr>
+          <w:lang w:val="en-US"/>
+        </w:rPr>
+        <w:t>1,340 [IQR: 1,321-1,362]</w:t>
+      </w:r>
+      <w:r>
+        <w:rPr>
+          <w:rFonts w:hint="eastAsia"/>
+          <w:lang w:val="en-US"/>
+        </w:rPr>
+        <w:t xml:space="preserve"> </w:t>
+      </w:r>
+      <w:r>
+        <w:rPr>
+          <w:lang w:val="en-US"/>
+        </w:rPr>
+        <w:t>for random and high-</w:t>
+      </w:r>
+      <w:r>
+        <w:rPr>
+          <w:rFonts w:hint="eastAsia"/>
+          <w:lang w:val="en-US"/>
+        </w:rPr>
+        <w:t>attack-rate</w:t>
+      </w:r>
+      <w:r>
+        <w:rPr>
+          <w:lang w:val="en-US"/>
+        </w:rPr>
+        <w:t xml:space="preserve"> targeting, respectively</w:t>
+      </w:r>
+      <w:r>
+        <w:rPr>
+          <w:rFonts w:hint="eastAsia"/>
+          <w:lang w:val="en-US"/>
+        </w:rPr>
         <w:t xml:space="preserve">, </w:t>
       </w:r>
       <w:r>
-        <w:t xml:space="preserve">prioritizing larger outbreaks </w:t>
-      </w:r>
-      <w:r>
-        <w:rPr>
-          <w:rFonts w:hint="eastAsia"/>
-        </w:rPr>
-        <w:t xml:space="preserve">reduced </w:t>
-      </w:r>
-      <w:r>
-        <w:t xml:space="preserve">the number targeted </w:t>
-      </w:r>
-      <w:r>
-        <w:t>(approximately 480 outbreaks)</w:t>
-      </w:r>
-      <w:r>
-        <w:rPr>
-          <w:rFonts w:hint="eastAsia"/>
-        </w:rPr>
-        <w:t xml:space="preserve">, whereas </w:t>
-      </w:r>
-      <w:r>
-        <w:t xml:space="preserve">prioritizing </w:t>
-      </w:r>
-      <w:r>
-        <w:rPr>
-          <w:rFonts w:hint="eastAsia"/>
-        </w:rPr>
-        <w:t xml:space="preserve">those with </w:t>
-      </w:r>
-      <w:r>
-        <w:t>high</w:t>
-      </w:r>
-      <w:r>
-        <w:rPr>
-          <w:rFonts w:hint="eastAsia"/>
-        </w:rPr>
-        <w:t xml:space="preserve">er </w:t>
-      </w:r>
-      <w:r>
-        <w:t>attack</w:t>
-      </w:r>
-      <w:r>
-        <w:rPr>
-          <w:rFonts w:hint="eastAsia"/>
-        </w:rPr>
-        <w:t xml:space="preserve"> </w:t>
-      </w:r>
-      <w:r>
-        <w:t xml:space="preserve">rate </w:t>
-      </w:r>
-      <w:r>
-        <w:rPr>
-          <w:rFonts w:hint="eastAsia"/>
-        </w:rPr>
-        <w:t xml:space="preserve">increased it </w:t>
-      </w:r>
-      <w:r>
+        <w:rPr>
+          <w:rFonts w:hint="eastAsia"/>
+          <w:lang w:val="en-US"/>
+        </w:rPr>
+        <w:t>with</w:t>
+      </w:r>
+      <w:r>
+        <w:rPr>
+          <w:rFonts w:hint="eastAsia"/>
+          <w:lang w:val="en-US"/>
+        </w:rPr>
+        <w:t xml:space="preserve"> </w:t>
+      </w:r>
+      <w:r>
+        <w:rPr>
+          <w:rFonts w:hint="eastAsia"/>
+          <w:lang w:val="en-US"/>
+        </w:rPr>
+        <w:t xml:space="preserve">week-1 </w:t>
+      </w:r>
+      <w:r>
+        <w:rPr>
+          <w:rFonts w:hint="eastAsia"/>
+          <w:lang w:val="en-US"/>
+        </w:rPr>
+        <w:t xml:space="preserve">ORIs </w:t>
+      </w:r>
+      <w:r>
+        <w:rPr>
+          <w:lang w:val="en-US"/>
+        </w:rPr>
         <w:t>(</w:t>
       </w:r>
       <w:r>
         <w:rPr>
-          <w:rFonts w:hint="eastAsia"/>
-        </w:rPr>
-        <w:t>approximately</w:t>
-      </w:r>
-      <w:r>
-        <w:t xml:space="preserve"> 800</w:t>
-      </w:r>
-      <w:r>
-        <w:rPr>
-          <w:rFonts w:hint="eastAsia"/>
-        </w:rPr>
-        <w:t>), reflecting outbreaks with higher attack rate are smaller</w:t>
-      </w:r>
-      <w:r>
-        <w:rPr>
-          <w:rFonts w:hint="eastAsia"/>
-        </w:rPr>
-        <w:t xml:space="preserve"> </w:t>
-      </w:r>
-      <w:r>
-        <w:rPr>
-          <w:rFonts w:hint="eastAsia"/>
-        </w:rPr>
-        <w:t>(</w:t>
-      </w:r>
-      <w:r>
-        <w:rPr>
-          <w:rFonts w:hint="eastAsia"/>
           <w:b/>
           <w:bCs/>
-        </w:rPr>
-        <w:t>Figure 4A</w:t>
-      </w:r>
-      <w:r>
-        <w:rPr>
-          <w:rFonts w:hint="eastAsia"/>
-        </w:rPr>
-        <w:t xml:space="preserve">). </w:t>
-      </w:r>
-      <w:r>
-        <w:t>Total cases averted increased with both the number of doses deployed and prioritization (</w:t>
+          <w:lang w:val="en-US"/>
+        </w:rPr>
+        <w:t>Figure 4E</w:t>
+      </w:r>
+      <w:r>
+        <w:rPr>
+          <w:lang w:val="en-US"/>
+        </w:rPr>
+        <w:t xml:space="preserve">). Similarly, cost per DALY averted </w:t>
+      </w:r>
+      <w:r>
+        <w:rPr>
+          <w:rFonts w:hint="eastAsia"/>
+          <w:lang w:val="en-US"/>
+        </w:rPr>
+        <w:t>declined</w:t>
+      </w:r>
+      <w:r>
+        <w:rPr>
+          <w:lang w:val="en-US"/>
+        </w:rPr>
+        <w:t xml:space="preserve"> from US$</w:t>
+      </w:r>
+      <w:r>
+        <w:rPr>
+          <w:rFonts w:hint="eastAsia"/>
+          <w:lang w:val="en-US"/>
+        </w:rPr>
+        <w:t xml:space="preserve"> </w:t>
+      </w:r>
+      <w:r>
+        <w:rPr>
+          <w:lang w:val="en-US"/>
+        </w:rPr>
+        <w:t>31,157 [IQR: 28,533-34,696]</w:t>
+      </w:r>
+      <w:r>
+        <w:rPr>
+          <w:rFonts w:hint="eastAsia"/>
+          <w:lang w:val="en-US"/>
+        </w:rPr>
+        <w:t xml:space="preserve"> </w:t>
+      </w:r>
+      <w:r>
+        <w:rPr>
+          <w:lang w:val="en-US"/>
+        </w:rPr>
+        <w:t>to US$</w:t>
+      </w:r>
+      <w:r>
+        <w:rPr>
+          <w:rFonts w:hint="eastAsia"/>
+          <w:lang w:val="en-US"/>
+        </w:rPr>
+        <w:t xml:space="preserve"> </w:t>
+      </w:r>
+      <w:r>
+        <w:rPr>
+          <w:lang w:val="en-US"/>
+        </w:rPr>
+        <w:t>16,465 [IQR: 16,205-16,752]</w:t>
+      </w:r>
+      <w:r>
+        <w:rPr>
+          <w:rFonts w:hint="eastAsia"/>
+          <w:lang w:val="en-US"/>
+        </w:rPr>
+        <w:t xml:space="preserve"> </w:t>
+      </w:r>
+      <w:r>
+        <w:rPr>
+          <w:rFonts w:hint="eastAsia"/>
+          <w:lang w:val="en-US"/>
+        </w:rPr>
+        <w:t xml:space="preserve">for </w:t>
+      </w:r>
+      <w:r>
+        <w:rPr>
+          <w:rFonts w:hint="eastAsia"/>
+          <w:lang w:val="en-US"/>
+        </w:rPr>
+        <w:t xml:space="preserve">week-9 </w:t>
+      </w:r>
+      <w:r>
+        <w:rPr>
+          <w:rFonts w:hint="eastAsia"/>
+          <w:lang w:val="en-US"/>
+        </w:rPr>
+        <w:t>ORIs</w:t>
+      </w:r>
+      <w:r>
+        <w:rPr>
+          <w:lang w:val="en-US"/>
+        </w:rPr>
+        <w:t>, and from US$</w:t>
+      </w:r>
+      <w:r>
+        <w:rPr>
+          <w:rFonts w:hint="eastAsia"/>
+          <w:lang w:val="en-US"/>
+        </w:rPr>
+        <w:t xml:space="preserve"> </w:t>
+      </w:r>
+      <w:r>
+        <w:rPr>
+          <w:lang w:val="en-US"/>
+        </w:rPr>
+        <w:t>11,531 [IQR: 10,919 - 12,479]</w:t>
+      </w:r>
+      <w:r>
+        <w:rPr>
+          <w:rFonts w:hint="eastAsia"/>
+          <w:lang w:val="en-US"/>
+        </w:rPr>
+        <w:t xml:space="preserve"> </w:t>
+      </w:r>
+      <w:r>
+        <w:rPr>
+          <w:lang w:val="en-US"/>
+        </w:rPr>
+        <w:t>to US$</w:t>
+      </w:r>
+      <w:r>
+        <w:rPr>
+          <w:rFonts w:hint="eastAsia"/>
+          <w:lang w:val="en-US"/>
+        </w:rPr>
+        <w:t xml:space="preserve"> </w:t>
+      </w:r>
+      <w:r>
+        <w:rPr>
+          <w:lang w:val="en-US"/>
+        </w:rPr>
+        <w:t>4,688 [IQR: 4,624 - 4,786]</w:t>
+      </w:r>
+      <w:r>
+        <w:rPr>
+          <w:lang w:val="en-US"/>
+        </w:rPr>
+        <w:t xml:space="preserve"> </w:t>
+      </w:r>
+      <w:r>
+        <w:rPr>
+          <w:rFonts w:hint="eastAsia"/>
+          <w:lang w:val="en-US"/>
+        </w:rPr>
+        <w:t xml:space="preserve">for </w:t>
+      </w:r>
+      <w:r>
+        <w:rPr>
+          <w:rFonts w:hint="eastAsia"/>
+          <w:lang w:val="en-US"/>
+        </w:rPr>
+        <w:t xml:space="preserve">week-1 </w:t>
+      </w:r>
+      <w:r>
+        <w:rPr>
+          <w:rFonts w:hint="eastAsia"/>
+          <w:lang w:val="en-US"/>
+        </w:rPr>
+        <w:t>ORIs</w:t>
+      </w:r>
+      <w:r>
+        <w:rPr>
+          <w:lang w:val="en-US"/>
+        </w:rPr>
+        <w:t xml:space="preserve"> (</w:t>
       </w:r>
       <w:r>
         <w:rPr>
           <w:b/>
           <w:bCs/>
-        </w:rPr>
-        <w:t>Figure 4B</w:t>
-      </w:r>
-      <w:r>
-        <w:t xml:space="preserve">). With a 9-week delay in ORI implementation, the median number of cases averted </w:t>
-      </w:r>
-      <w:r>
-        <w:rPr>
-          <w:rFonts w:hint="eastAsia"/>
-        </w:rPr>
-        <w:t>was</w:t>
-      </w:r>
-      <w:r>
-        <w:t xml:space="preserve"> 68,000 [IQR</w:t>
-      </w:r>
-      <w:r>
-        <w:rPr>
-          <w:rFonts w:hint="eastAsia"/>
-        </w:rPr>
-        <w:t>:</w:t>
-      </w:r>
-      <w:r>
-        <w:t xml:space="preserve"> 65,900–75,800] under random targeting, compared with 87,000 [78,100–95,700], 97,000 [89,900–103,800], and 156,000 [154,100–158,300] when prioritizing </w:t>
-      </w:r>
-      <w:r>
-        <w:rPr>
-          <w:rFonts w:hint="eastAsia"/>
-        </w:rPr>
-        <w:t xml:space="preserve">by outbreak </w:t>
-      </w:r>
-      <w:r>
-        <w:t xml:space="preserve">size, </w:t>
-      </w:r>
-      <w:r>
-        <w:rPr>
-          <w:rFonts w:hint="eastAsia"/>
-        </w:rPr>
-        <w:t>d</w:t>
-      </w:r>
-      <w:r>
-        <w:t xml:space="preserve">uration, and </w:t>
-      </w:r>
-      <w:r>
-        <w:rPr>
-          <w:rFonts w:hint="eastAsia"/>
-        </w:rPr>
-        <w:t>attack rate,</w:t>
-      </w:r>
-      <w:r>
-        <w:t xml:space="preserve"> respectively. When the delay was shortened to 1 week, the corresponding </w:t>
-      </w:r>
-      <w:r>
-        <w:rPr>
-          <w:rFonts w:hint="eastAsia"/>
-        </w:rPr>
-        <w:t>medians</w:t>
-      </w:r>
-      <w:r>
-        <w:t xml:space="preserve"> increased to 194,000, 244,000, 259,000</w:t>
-      </w:r>
-      <w:r>
-        <w:rPr>
-          <w:rFonts w:hint="eastAsia"/>
-        </w:rPr>
-        <w:t>,</w:t>
-      </w:r>
-      <w:r>
-        <w:t xml:space="preserve"> and 420,000</w:t>
-      </w:r>
-      <w:r>
-        <w:rPr>
-          <w:rFonts w:hint="eastAsia"/>
-        </w:rPr>
-        <w:t>, respectively</w:t>
-      </w:r>
-      <w:r>
-        <w:t>.</w:t>
-      </w:r>
-    </w:p>
-    <w:p>
-      <w:pPr>
-        <w:pStyle w:val="Heading4"/>
-      </w:pPr>
-      <w:r>
-        <w:lastRenderedPageBreak/>
-        <w:t>Efficiency and cost</w:t>
-      </w:r>
-      <w:r>
-        <w:rPr>
-          <w:rFonts w:hint="eastAsia"/>
-        </w:rPr>
-        <w:t xml:space="preserve"> effectiveness</w:t>
-      </w:r>
-    </w:p>
-    <w:p>
-      <w:pPr>
-        <w:rPr>
-          <w:lang w:val="en-US"/>
-        </w:rPr>
-      </w:pPr>
-      <w:r>
-        <w:rPr>
-          <w:rFonts w:hint="eastAsia"/>
-        </w:rPr>
-        <w:t>ORI e</w:t>
-      </w:r>
-      <w:r>
-        <w:rPr>
-          <w:rFonts w:hint="eastAsia"/>
-        </w:rPr>
-        <w:t>fficiency</w:t>
-      </w:r>
-      <w:r>
-        <w:rPr>
-          <w:rFonts w:hint="eastAsia"/>
-        </w:rPr>
-        <w:t xml:space="preserve"> varied widely</w:t>
-      </w:r>
-      <w:r>
-        <w:rPr>
-          <w:rFonts w:hint="eastAsia"/>
-        </w:rPr>
-        <w:t xml:space="preserve"> at low vaccine supply (</w:t>
-      </w:r>
-      <w:r>
-        <w:rPr>
-          <w:rFonts w:hint="eastAsia"/>
-        </w:rPr>
-        <w:t xml:space="preserve">&lt;= </w:t>
-      </w:r>
-      <w:r>
-        <w:rPr>
-          <w:rFonts w:hint="eastAsia"/>
-        </w:rPr>
-        <w:t xml:space="preserve">200,000 doses) but converged </w:t>
-      </w:r>
-      <w:r>
-        <w:rPr>
-          <w:rFonts w:hint="eastAsia"/>
-        </w:rPr>
-        <w:t>as supply increased</w:t>
-      </w:r>
-      <w:r>
-        <w:rPr>
-          <w:rFonts w:hint="eastAsia"/>
-        </w:rPr>
-        <w:t xml:space="preserve"> (</w:t>
-      </w:r>
-      <w:r>
-        <w:rPr>
-          <w:rFonts w:hint="eastAsia"/>
-          <w:b/>
-          <w:bCs/>
-        </w:rPr>
-        <w:t>Figure 4C</w:t>
-      </w:r>
-      <w:r>
-        <w:rPr>
-          <w:rFonts w:hint="eastAsia"/>
-        </w:rPr>
-        <w:t xml:space="preserve">). </w:t>
-      </w:r>
-      <w:r>
-        <w:rPr>
-          <w:rFonts w:hint="eastAsia"/>
+          <w:lang w:val="en-US"/>
+        </w:rPr>
+        <w:t>Figure 4F</w:t>
+      </w:r>
+      <w:r>
+        <w:rPr>
+          <w:lang w:val="en-US"/>
+        </w:rPr>
+        <w:t>).</w:t>
+      </w:r>
+      <w:r>
+        <w:rPr>
+          <w:rFonts w:hint="eastAsia"/>
+          <w:lang w:val="en-US"/>
+        </w:rPr>
+        <w:t xml:space="preserve"> </w:t>
+      </w:r>
+      <w:r>
+        <w:rPr>
+          <w:lang w:val="en-US"/>
         </w:rPr>
         <w:t>T</w:t>
       </w:r>
       <w:r>
         <w:rPr>
-          <w:rFonts w:hint="eastAsia"/>
-        </w:rPr>
-        <w:t>argeting high-</w:t>
-      </w:r>
-      <w:r>
-        <w:rPr>
-          <w:rFonts w:hint="eastAsia"/>
-        </w:rPr>
-        <w:t>attack-rate</w:t>
-      </w:r>
-      <w:r>
-        <w:rPr>
-          <w:rFonts w:hint="eastAsia"/>
-        </w:rPr>
-        <w:t xml:space="preserve"> outbreaks consistently </w:t>
-      </w:r>
-      <w:r>
-        <w:rPr>
-          <w:rFonts w:hint="eastAsia"/>
-        </w:rPr>
-        <w:t>achieved the greatest</w:t>
-      </w:r>
-      <w:r>
-        <w:t xml:space="preserve"> efficiency, exceeding 2 cases averted per 1,000 doses </w:t>
-      </w:r>
-      <w:r>
-        <w:rPr>
-          <w:rFonts w:hint="eastAsia"/>
-        </w:rPr>
-        <w:t xml:space="preserve">for ORIs implemented in week </w:t>
-      </w:r>
-      <w:r>
-        <w:t xml:space="preserve">1 and about 1 case per 1,000 doses </w:t>
-      </w:r>
-      <w:r>
-        <w:rPr>
-          <w:rFonts w:hint="eastAsia"/>
-        </w:rPr>
-        <w:t xml:space="preserve">for those implemented in </w:t>
-      </w:r>
-      <w:r>
-        <w:t xml:space="preserve">week </w:t>
-      </w:r>
-      <w:r>
-        <w:rPr>
-          <w:rFonts w:hint="eastAsia"/>
-        </w:rPr>
-        <w:t>9</w:t>
-      </w:r>
-      <w:r>
-        <w:t>, while other strategies remained lower. The pattern for DALYs averted per 1,000 doses mirrored that of cases averted but with smaller magnitude—approximately 0.6 for high-</w:t>
-      </w:r>
-      <w:r>
-        <w:rPr>
-          <w:rFonts w:hint="eastAsia"/>
-        </w:rPr>
-        <w:t>attack-rate</w:t>
-      </w:r>
-      <w:r>
-        <w:t xml:space="preserve"> targeting </w:t>
-      </w:r>
-      <w:r>
-        <w:rPr>
-          <w:rFonts w:hint="eastAsia"/>
-        </w:rPr>
-        <w:t>for ORIs implemented in w</w:t>
-      </w:r>
-      <w:r>
-        <w:t xml:space="preserve">eek </w:t>
-      </w:r>
-      <w:r>
-        <w:rPr>
-          <w:rFonts w:hint="eastAsia"/>
-        </w:rPr>
-        <w:t>1</w:t>
-      </w:r>
-      <w:r>
-        <w:t xml:space="preserve"> and 0.3–0.4 for other strategies (</w:t>
-      </w:r>
-      <w:r>
-        <w:rPr>
-          <w:b/>
-          <w:bCs/>
-        </w:rPr>
-        <w:t>Figure 4D</w:t>
-      </w:r>
-      <w:r>
-        <w:t>).</w:t>
-      </w:r>
-      <w:r>
-        <w:rPr>
-          <w:rFonts w:hint="eastAsia"/>
-        </w:rPr>
-        <w:t xml:space="preserve"> </w:t>
-      </w:r>
-      <w:r>
-        <w:rPr>
-          <w:rFonts w:hint="eastAsia"/>
-          <w:lang w:val="en-US"/>
-        </w:rPr>
-        <w:t>Cost effectiveness</w:t>
-      </w:r>
-      <w:r>
-        <w:rPr>
-          <w:lang w:val="en-US"/>
-        </w:rPr>
-        <w:t xml:space="preserve"> improved </w:t>
-      </w:r>
-      <w:r>
-        <w:rPr>
-          <w:rFonts w:hint="eastAsia"/>
-          <w:lang w:val="en-US"/>
-        </w:rPr>
-        <w:t xml:space="preserve">both </w:t>
-      </w:r>
-      <w:r>
-        <w:rPr>
-          <w:lang w:val="en-US"/>
-        </w:rPr>
-        <w:t>with both shorter delays and better targeting. The cost per case averted declined from US$8,285 [7,776–9,191] under random targeting to US$4,299 [4,231–4,421] when high-</w:t>
-      </w:r>
-      <w:r>
-        <w:rPr>
-          <w:rFonts w:hint="eastAsia"/>
-          <w:lang w:val="en-US"/>
-        </w:rPr>
-        <w:t xml:space="preserve">attack-rate </w:t>
-      </w:r>
-      <w:r>
-        <w:rPr>
-          <w:lang w:val="en-US"/>
-        </w:rPr>
-        <w:t xml:space="preserve">outbreaks were prioritized with </w:t>
-      </w:r>
-      <w:r>
-        <w:rPr>
-          <w:rFonts w:hint="eastAsia"/>
-          <w:lang w:val="en-US"/>
-        </w:rPr>
-        <w:t>ORIs implemented in week</w:t>
-      </w:r>
-      <w:r>
-        <w:rPr>
-          <w:lang w:val="en-US"/>
-        </w:rPr>
-        <w:t xml:space="preserve"> 9, and further to US$3,346 [3,106–3,505] and US$1,331 [1,312–1,357] for random and high-</w:t>
-      </w:r>
-      <w:r>
-        <w:rPr>
-          <w:rFonts w:hint="eastAsia"/>
-          <w:lang w:val="en-US"/>
-        </w:rPr>
-        <w:t>attack-rate</w:t>
-      </w:r>
-      <w:r>
-        <w:rPr>
-          <w:lang w:val="en-US"/>
-        </w:rPr>
-        <w:t xml:space="preserve"> targeting, respectively</w:t>
-      </w:r>
-      <w:r>
-        <w:rPr>
-          <w:rFonts w:hint="eastAsia"/>
-          <w:lang w:val="en-US"/>
-        </w:rPr>
-        <w:t>, for ORIs implemented in week 1</w:t>
-      </w:r>
-      <w:r>
-        <w:rPr>
-          <w:lang w:val="en-US"/>
-        </w:rPr>
-        <w:t xml:space="preserve"> (</w:t>
-      </w:r>
-      <w:r>
-        <w:rPr>
-          <w:b/>
-          <w:bCs/>
-          <w:lang w:val="en-US"/>
-        </w:rPr>
-        <w:t>Figure 4E</w:t>
-      </w:r>
-      <w:r>
-        <w:rPr>
-          <w:lang w:val="en-US"/>
-        </w:rPr>
-        <w:t xml:space="preserve">). Similarly, cost per DALY averted decreased from US$31,248 [28,347–36,212] to US$16,621 [16,279–16,812] </w:t>
-      </w:r>
-      <w:r>
-        <w:rPr>
-          <w:rFonts w:hint="eastAsia"/>
-          <w:lang w:val="en-US"/>
-        </w:rPr>
-        <w:t>for ORIs implemented in week</w:t>
-      </w:r>
-      <w:r>
-        <w:rPr>
-          <w:lang w:val="en-US"/>
-        </w:rPr>
-        <w:t xml:space="preserve"> 9, and from US$10,997 [10,253–11,610] to US$4,695 [4,602–4,753] </w:t>
-      </w:r>
-      <w:r>
-        <w:rPr>
-          <w:rFonts w:hint="eastAsia"/>
-          <w:lang w:val="en-US"/>
-        </w:rPr>
-        <w:t xml:space="preserve">for ORIs implemented in week </w:t>
-      </w:r>
-      <w:r>
-        <w:rPr>
-          <w:lang w:val="en-US"/>
-        </w:rPr>
-        <w:t>1 (</w:t>
-      </w:r>
-      <w:r>
-        <w:rPr>
-          <w:b/>
-          <w:bCs/>
-          <w:lang w:val="en-US"/>
-        </w:rPr>
-        <w:t>Figure 4F</w:t>
-      </w:r>
-      <w:r>
-        <w:rPr>
-          <w:lang w:val="en-US"/>
-        </w:rPr>
-        <w:t>).</w:t>
-      </w:r>
-      <w:r>
-        <w:rPr>
-          <w:rFonts w:hint="eastAsia"/>
-          <w:lang w:val="en-US"/>
-        </w:rPr>
-        <w:t xml:space="preserve"> </w:t>
-      </w:r>
-      <w:r>
-        <w:rPr>
-          <w:lang w:val="en-US"/>
-        </w:rPr>
-        <w:t>Together, these results indicate that targeting outbreaks with high attack rates offers the largest gains in both health and economic outcomes, and that timeliness of ORI implementation remains a critical determinant of OCV impact.</w:t>
+          <w:highlight w:val="yellow"/>
+          <w:lang w:val="en-US"/>
+        </w:rPr>
+        <w:t>ogether, these results indicate that targeting outbreaks with high attack rates offers the largest gains in both health and economic outcomes, and that timeliness of ORI implementation remains a critical determinant of OCV impact.</w:t>
       </w:r>
     </w:p>
     <w:p>
@@ -16743,6 +17718,7 @@
         <w:t xml:space="preserve">was delayed from week 1 to week 9. </w:t>
       </w:r>
       <w:r>
+        <w:lastRenderedPageBreak/>
         <w:t xml:space="preserve">This corresponds to a roughly </w:t>
       </w:r>
       <w:r>
@@ -16853,11 +17829,7 @@
         <w:t>)</w:t>
       </w:r>
       <w:r>
-        <w:t xml:space="preserve"> over the same delay </w:t>
-      </w:r>
-      <w:r>
-        <w:lastRenderedPageBreak/>
-        <w:t>interval</w:t>
+        <w:t xml:space="preserve"> over the same delay interval</w:t>
       </w:r>
       <w:r>
         <w:rPr>
@@ -17033,15 +18005,7 @@
         <w:t xml:space="preserve">across settings in sub-Saharan Africa. </w:t>
       </w:r>
       <w:r>
-        <w:t xml:space="preserve">Consequently, uncertainty intervals for </w:t>
-      </w:r>
-      <w:proofErr w:type="gramStart"/>
-      <w:r>
-        <w:t>percent</w:t>
-      </w:r>
-      <w:proofErr w:type="gramEnd"/>
-      <w:r>
-        <w:t xml:space="preserve"> cases averted were broad, often ranging from near 0% to 100%.</w:t>
+        <w:t>Consequently, uncertainty intervals for percent cases averted were broad, often ranging from near 0% to 100%.</w:t>
       </w:r>
       <w:r>
         <w:rPr>
@@ -17131,14 +18095,7 @@
         <w:rPr>
           <w:rFonts w:hint="eastAsia"/>
         </w:rPr>
-        <w:t xml:space="preserve">, </w:t>
-      </w:r>
-      <w:proofErr w:type="gramStart"/>
-      <w:r>
-        <w:rPr>
-          <w:rFonts w:hint="eastAsia"/>
-        </w:rPr>
-        <w:t>long</w:t>
+        <w:t>, long</w:t>
       </w:r>
       <w:r>
         <w:rPr>
@@ -17150,14 +18107,7 @@
         <w:rPr>
           <w:rFonts w:hint="eastAsia"/>
         </w:rPr>
-        <w:t>-lasting</w:t>
-      </w:r>
-      <w:proofErr w:type="gramEnd"/>
-      <w:r>
-        <w:rPr>
-          <w:rFonts w:hint="eastAsia"/>
-        </w:rPr>
-        <w:t xml:space="preserve">, or </w:t>
+        <w:t xml:space="preserve">-lasting, or </w:t>
       </w:r>
       <w:r>
         <w:rPr>
@@ -17804,6 +18754,138 @@
       <w:r>
         <w:rPr>
           <w:rFonts w:hint="eastAsia"/>
+          <w:highlight w:val="yellow"/>
+        </w:rPr>
+        <w:t>Our analys</w:t>
+      </w:r>
+      <w:r>
+        <w:rPr>
+          <w:rFonts w:hint="eastAsia"/>
+          <w:highlight w:val="yellow"/>
+        </w:rPr>
+        <w:t>i</w:t>
+      </w:r>
+      <w:r>
+        <w:rPr>
+          <w:rFonts w:hint="eastAsia"/>
+          <w:highlight w:val="yellow"/>
+        </w:rPr>
+        <w:t xml:space="preserve">s of the case-triggered approach demonstrates </w:t>
+      </w:r>
+      <w:r>
+        <w:rPr>
+          <w:highlight w:val="yellow"/>
+        </w:rPr>
+        <w:t>the</w:t>
+      </w:r>
+      <w:r>
+        <w:rPr>
+          <w:rFonts w:hint="eastAsia"/>
+          <w:highlight w:val="yellow"/>
+        </w:rPr>
+        <w:t xml:space="preserve"> uncertainty of </w:t>
+      </w:r>
+      <w:r>
+        <w:rPr>
+          <w:rFonts w:hint="eastAsia"/>
+          <w:highlight w:val="yellow"/>
+        </w:rPr>
+        <w:t>t</w:t>
+      </w:r>
+      <w:r>
+        <w:rPr>
+          <w:highlight w:val="yellow"/>
+        </w:rPr>
+        <w:t>he</w:t>
+      </w:r>
+      <w:r>
+        <w:rPr>
+          <w:rFonts w:hint="eastAsia"/>
+          <w:highlight w:val="yellow"/>
+        </w:rPr>
+        <w:t xml:space="preserve"> estimated impact even when the ORI was implemented without delay (i.e., in week 1). The median </w:t>
+      </w:r>
+      <w:r>
+        <w:rPr>
+          <w:highlight w:val="yellow"/>
+        </w:rPr>
+        <w:t>percentage</w:t>
+      </w:r>
+      <w:r>
+        <w:rPr>
+          <w:rFonts w:hint="eastAsia"/>
+          <w:highlight w:val="yellow"/>
+        </w:rPr>
+        <w:t xml:space="preserve"> averted may reach 70%</w:t>
+      </w:r>
+      <w:r>
+        <w:rPr>
+          <w:rFonts w:hint="eastAsia"/>
+          <w:highlight w:val="yellow"/>
+        </w:rPr>
+        <w:t xml:space="preserve">, when the ORI is triggered at outbreak onset or by a small number of cases, </w:t>
+      </w:r>
+      <w:r>
+        <w:rPr>
+          <w:rFonts w:hint="eastAsia"/>
+          <w:highlight w:val="yellow"/>
+        </w:rPr>
+        <w:t xml:space="preserve">but </w:t>
+      </w:r>
+      <w:r>
+        <w:rPr>
+          <w:rFonts w:hint="eastAsia"/>
+          <w:highlight w:val="yellow"/>
+        </w:rPr>
+        <w:t xml:space="preserve">will drop </w:t>
+      </w:r>
+      <w:r>
+        <w:rPr>
+          <w:rFonts w:hint="eastAsia"/>
+          <w:highlight w:val="yellow"/>
+        </w:rPr>
+        <w:t xml:space="preserve">as low as 35% if the </w:t>
+      </w:r>
+      <w:r>
+        <w:rPr>
+          <w:rFonts w:hint="eastAsia"/>
+          <w:highlight w:val="yellow"/>
+        </w:rPr>
+        <w:t xml:space="preserve">response is triggered only after </w:t>
+      </w:r>
+      <w:r>
+        <w:rPr>
+          <w:rFonts w:hint="eastAsia"/>
+          <w:highlight w:val="yellow"/>
+        </w:rPr>
+        <w:lastRenderedPageBreak/>
+        <w:t xml:space="preserve">&gt;100 cases have already occurred. </w:t>
+      </w:r>
+      <w:r>
+        <w:rPr>
+          <w:rFonts w:hint="eastAsia"/>
+          <w:highlight w:val="yellow"/>
+        </w:rPr>
+        <w:t>This underscores an importance of surveillance capacity to detect a case quickly and trigger a response in addition to streaming operational and logistic processes to implement the ORI rapidly after the trigger.</w:t>
+      </w:r>
+      <w:r>
+        <w:rPr>
+          <w:rFonts w:hint="eastAsia"/>
+        </w:rPr>
+        <w:t xml:space="preserve"> </w:t>
+      </w:r>
+    </w:p>
+    <w:p>
+      <w:pPr>
+        <w:rPr>
+          <w:rFonts w:hint="eastAsia"/>
+        </w:rPr>
+      </w:pPr>
+    </w:p>
+    <w:p>
+      <w:r>
+        <w:rPr>
+          <w:rFonts w:hint="eastAsia"/>
         </w:rPr>
         <w:t xml:space="preserve">At the aggregate level, the overall </w:t>
       </w:r>
@@ -17952,11 +19034,7 @@
         <w:t>)</w:t>
       </w:r>
       <w:r>
-        <w:t xml:space="preserve">, </w:t>
-      </w:r>
-      <w:r>
-        <w:lastRenderedPageBreak/>
-        <w:t xml:space="preserve">increasing to 2.1 when prioritizing high-attack-rate outbreaks, equivalent to ~420,000 cases averted if </w:t>
+        <w:t xml:space="preserve">, increasing to 2.1 when prioritizing high-attack-rate outbreaks, equivalent to ~420,000 cases averted if </w:t>
       </w:r>
       <w:r>
         <w:rPr>
@@ -18628,7 +19706,11 @@
         <w:t xml:space="preserve"> </w:t>
       </w:r>
       <w:r>
-        <w:t>random targeting</w:t>
+        <w:t xml:space="preserve">random </w:t>
+      </w:r>
+      <w:r>
+        <w:lastRenderedPageBreak/>
+        <w:t>targeting</w:t>
       </w:r>
       <w:r>
         <w:rPr>
@@ -19032,11 +20114,7 @@
         <w:t>to</w:t>
       </w:r>
       <w:r>
-        <w:t xml:space="preserve"> sub-</w:t>
-      </w:r>
-      <w:r>
-        <w:lastRenderedPageBreak/>
-        <w:t>Saharan Africa</w:t>
+        <w:t xml:space="preserve"> sub-Saharan Africa</w:t>
       </w:r>
       <w:r>
         <w:rPr>
@@ -19702,15 +20780,7 @@
         <w:t>Sixth</w:t>
       </w:r>
       <w:r>
-        <w:t xml:space="preserve">, our outbreak </w:t>
-      </w:r>
-      <w:proofErr w:type="gramStart"/>
-      <w:r>
-        <w:t>dataset</w:t>
-      </w:r>
-      <w:proofErr w:type="gramEnd"/>
-      <w:r>
-        <w:t>, derived from a standardized algorithm, depends on operational definitions that vary by context.</w:t>
+        <w:t>, our outbreak dataset, derived from a standardized algorithm, depends on operational definitions that vary by context.</w:t>
       </w:r>
       <w:r>
         <w:t xml:space="preserve"> Applying alternative outbreak criteria could yield different datasets and, consequently, different estimates of vaccine impact. </w:t>
@@ -19722,7 +20792,11 @@
         <w:t>T</w:t>
       </w:r>
       <w:r>
-        <w:t>he main analysis excluded outbreaks that were either too small or too large, based on the population sizes commonly observed in historical OCV campaigns. While this filtering was appropriate for retrospective evaluation, such thresholds may not be applicable to future scenarios. To explore a broader range of outbreak settings, we relaxed these criteria and included outbreaks occurring in populations between 5,000 and 15,000,000, instead of the original range of 16,500 to 5,000,000. Under this more inclusive scenario, the median and interquartile ranges remained largely unchanged (</w:t>
+        <w:t xml:space="preserve">he main analysis excluded outbreaks that were either too small or too large, based on the population sizes commonly observed in historical OCV campaigns. While this filtering was appropriate for retrospective evaluation, </w:t>
+      </w:r>
+      <w:r>
+        <w:lastRenderedPageBreak/>
+        <w:t>such thresholds may not be applicable to future scenarios. To explore a broader range of outbreak settings, we relaxed these criteria and included outbreaks occurring in populations between 5,000 and 15,000,000, instead of the original range of 16,500 to 5,000,000. Under this more inclusive scenario, the median and interquartile ranges remained largely unchanged (</w:t>
       </w:r>
       <w:r>
         <w:rPr>
@@ -19806,14 +20880,7 @@
         <w:rPr>
           <w:rFonts w:hint="eastAsia"/>
         </w:rPr>
-        <w:t xml:space="preserve">detailed distribution of delays in ORI </w:t>
-      </w:r>
-      <w:r>
-        <w:rPr>
-          <w:rFonts w:hint="eastAsia"/>
-        </w:rPr>
-        <w:lastRenderedPageBreak/>
-        <w:t>implementation. Our simulation of overall simulation was intended</w:t>
+        <w:t>detailed distribution of delays in ORI implementation. Our simulation of overall simulation was intended</w:t>
       </w:r>
       <w:r>
         <w:rPr>
@@ -19879,6 +20946,7 @@
         <w:rPr>
           <w:rFonts w:hint="eastAsia"/>
         </w:rPr>
+        <w:lastRenderedPageBreak/>
         <w:t>Acknowledgement</w:t>
       </w:r>
     </w:p>
@@ -19964,14 +21032,7 @@
         <w:rPr>
           <w:rFonts w:hint="eastAsia"/>
         </w:rPr>
-        <w:t xml:space="preserve">and QZ </w:t>
-      </w:r>
-      <w:r>
-        <w:rPr>
-          <w:rFonts w:hint="eastAsia"/>
-        </w:rPr>
-        <w:lastRenderedPageBreak/>
-        <w:t>collected</w:t>
+        <w:t>and QZ collected</w:t>
       </w:r>
       <w:r>
         <w:rPr>
@@ -20093,47 +21154,11 @@
         <w:fldChar w:fldCharType="separate"/>
       </w:r>
       <w:r>
-        <w:t>1</w:t>
-      </w:r>
-      <w:proofErr w:type="gramStart"/>
-      <w:r>
-        <w:t xml:space="preserve">. </w:t>
+        <w:t xml:space="preserve">1. </w:t>
       </w:r>
       <w:r>
         <w:tab/>
-      </w:r>
-      <w:proofErr w:type="spellStart"/>
-      <w:r>
-        <w:t>Longini</w:t>
-      </w:r>
-      <w:proofErr w:type="spellEnd"/>
-      <w:proofErr w:type="gramEnd"/>
-      <w:r>
-        <w:t xml:space="preserve"> IM, Nizam A, Ali M, Yunus M, </w:t>
-      </w:r>
-      <w:proofErr w:type="spellStart"/>
-      <w:r>
-        <w:t>Shenvi</w:t>
-      </w:r>
-      <w:proofErr w:type="spellEnd"/>
-      <w:r>
-        <w:t xml:space="preserve"> N, Clemens JD. Controlling Endemic Cholera with Oral Vaccines. Von Seidlein L, editor. </w:t>
-      </w:r>
-      <w:proofErr w:type="spellStart"/>
-      <w:r>
-        <w:t>PLoS</w:t>
-      </w:r>
-      <w:proofErr w:type="spellEnd"/>
-      <w:r>
-        <w:t xml:space="preserve"> Med. 2007 Nov 27;4(11</w:t>
-      </w:r>
-      <w:proofErr w:type="gramStart"/>
-      <w:r>
-        <w:t>):e</w:t>
-      </w:r>
-      <w:proofErr w:type="gramEnd"/>
-      <w:r>
-        <w:t xml:space="preserve">336. </w:t>
+        <w:t xml:space="preserve">Longini IM, Nizam A, Ali M, Yunus M, Shenvi N, Clemens JD. Controlling Endemic Cholera with Oral Vaccines. Von Seidlein L, editor. PLoS Med. 2007 Nov 27;4(11):e336. </w:t>
       </w:r>
     </w:p>
     <w:p>
@@ -20141,51 +21166,11 @@
         <w:pStyle w:val="Bibliography"/>
       </w:pPr>
       <w:r>
-        <w:t>2</w:t>
-      </w:r>
-      <w:proofErr w:type="gramStart"/>
-      <w:r>
-        <w:t xml:space="preserve">. </w:t>
+        <w:t xml:space="preserve">2. </w:t>
       </w:r>
       <w:r>
         <w:tab/>
-        <w:t>Dimitrov</w:t>
-      </w:r>
-      <w:proofErr w:type="gramEnd"/>
-      <w:r>
-        <w:t xml:space="preserve"> DT, Troeger C, Halloran ME, </w:t>
-      </w:r>
-      <w:proofErr w:type="spellStart"/>
-      <w:r>
-        <w:t>Longini</w:t>
-      </w:r>
-      <w:proofErr w:type="spellEnd"/>
-      <w:r>
-        <w:t xml:space="preserve"> IM, Chao DL. Comparative Effectiveness of Different Strategies of Oral Cholera Vaccination in Bangladesh: A Modeling Study. Baker S, editor. </w:t>
-      </w:r>
-      <w:proofErr w:type="spellStart"/>
-      <w:r>
-        <w:t>PLoS</w:t>
-      </w:r>
-      <w:proofErr w:type="spellEnd"/>
-      <w:r>
-        <w:t xml:space="preserve"> </w:t>
-      </w:r>
-      <w:proofErr w:type="spellStart"/>
-      <w:r>
-        <w:t>Negl</w:t>
-      </w:r>
-      <w:proofErr w:type="spellEnd"/>
-      <w:r>
-        <w:t xml:space="preserve"> Trop Dis. 2014 Dec 4;8(12</w:t>
-      </w:r>
-      <w:proofErr w:type="gramStart"/>
-      <w:r>
-        <w:t>):e</w:t>
-      </w:r>
-      <w:proofErr w:type="gramEnd"/>
-      <w:r>
-        <w:t xml:space="preserve">3343. </w:t>
+        <w:t xml:space="preserve">Dimitrov DT, Troeger C, Halloran ME, Longini IM, Chao DL. Comparative Effectiveness of Different Strategies of Oral Cholera Vaccination in Bangladesh: A Modeling Study. Baker S, editor. PLoS Negl Trop Dis. 2014 Dec 4;8(12):e3343. </w:t>
       </w:r>
     </w:p>
     <w:p>
@@ -20193,51 +21178,11 @@
         <w:pStyle w:val="Bibliography"/>
       </w:pPr>
       <w:r>
-        <w:t>3</w:t>
-      </w:r>
-      <w:proofErr w:type="gramStart"/>
-      <w:r>
-        <w:t xml:space="preserve">. </w:t>
+        <w:t xml:space="preserve">3. </w:t>
       </w:r>
       <w:r>
         <w:tab/>
-        <w:t>Khan</w:t>
-      </w:r>
-      <w:proofErr w:type="gramEnd"/>
-      <w:r>
-        <w:t xml:space="preserve"> AI, Levin A, Chao DL, DeRoeck D, Dimitrov DT, Khan JAM, et al. The impact and cost-effectiveness of controlling cholera </w:t>
-      </w:r>
-      <w:proofErr w:type="gramStart"/>
-      <w:r>
-        <w:t>through the use of</w:t>
-      </w:r>
-      <w:proofErr w:type="gramEnd"/>
-      <w:r>
-        <w:t xml:space="preserve"> oral cholera vaccines in urban Bangladesh: A disease modeling and economic analysis. Maheu-Giroux M, editor. </w:t>
-      </w:r>
-      <w:proofErr w:type="spellStart"/>
-      <w:r>
-        <w:t>PLoS</w:t>
-      </w:r>
-      <w:proofErr w:type="spellEnd"/>
-      <w:r>
-        <w:t xml:space="preserve"> </w:t>
-      </w:r>
-      <w:proofErr w:type="spellStart"/>
-      <w:r>
-        <w:t>Negl</w:t>
-      </w:r>
-      <w:proofErr w:type="spellEnd"/>
-      <w:r>
-        <w:t xml:space="preserve"> Trop Dis. 2018 Oct 9;12(10</w:t>
-      </w:r>
-      <w:proofErr w:type="gramStart"/>
-      <w:r>
-        <w:t>):e</w:t>
-      </w:r>
-      <w:proofErr w:type="gramEnd"/>
-      <w:r>
-        <w:t xml:space="preserve">0006652. </w:t>
+        <w:t xml:space="preserve">Khan AI, Levin A, Chao DL, DeRoeck D, Dimitrov DT, Khan JAM, et al. The impact and cost-effectiveness of controlling cholera through the use of oral cholera vaccines in urban Bangladesh: A disease modeling and economic analysis. Maheu-Giroux M, editor. PLoS Negl Trop Dis. 2018 Oct 9;12(10):e0006652. </w:t>
       </w:r>
     </w:p>
     <w:p>
@@ -20252,15 +21197,7 @@
       </w:r>
       <w:r>
         <w:tab/>
-        <w:t xml:space="preserve">Smalley HK, </w:t>
-      </w:r>
-      <w:proofErr w:type="spellStart"/>
-      <w:r>
-        <w:t>Keskinocak</w:t>
-      </w:r>
-      <w:proofErr w:type="spellEnd"/>
-      <w:r>
-        <w:t xml:space="preserve"> P, Swann J, Hinman A. Optimized oral cholera vaccine distribution strategies to minimize disease incidence: A mixed integer programming model and analysis of a Bangladesh scenario. </w:t>
+        <w:t xml:space="preserve">Smalley HK, Keskinocak P, Swann J, Hinman A. Optimized oral cholera vaccine distribution strategies to minimize disease incidence: A mixed integer programming model and analysis of a Bangladesh scenario. </w:t>
       </w:r>
       <w:r>
         <w:rPr>
@@ -20277,6 +21214,7 @@
         <w:rPr>
           <w:lang w:val="de-DE"/>
         </w:rPr>
+        <w:lastRenderedPageBreak/>
         <w:t xml:space="preserve">5. </w:t>
       </w:r>
       <w:r>
@@ -20287,15 +21225,7 @@
         <w:t xml:space="preserve">Finger F, Bertuzzo E, Luquero FJ, Naibei N, Touré B, Allan M, et al. </w:t>
       </w:r>
       <w:r>
-        <w:t>The potential impact of case-area targeted interventions in response to cholera outbreaks: A modeling study. Von Seidlein L, editor. PLOS Med. 2018 Feb 27;15(2</w:t>
-      </w:r>
-      <w:proofErr w:type="gramStart"/>
-      <w:r>
-        <w:t>):e</w:t>
-      </w:r>
-      <w:proofErr w:type="gramEnd"/>
-      <w:r>
-        <w:t xml:space="preserve">1002509. </w:t>
+        <w:t xml:space="preserve">The potential impact of case-area targeted interventions in response to cholera outbreaks: A modeling study. Von Seidlein L, editor. PLOS Med. 2018 Feb 27;15(2):e1002509. </w:t>
       </w:r>
     </w:p>
     <w:p>
@@ -20307,23 +21237,7 @@
       </w:r>
       <w:r>
         <w:tab/>
-        <w:t xml:space="preserve">Lee EC, Chao DL, Lemaitre JC, </w:t>
-      </w:r>
-      <w:proofErr w:type="spellStart"/>
-      <w:r>
-        <w:t>Matrajt</w:t>
-      </w:r>
-      <w:proofErr w:type="spellEnd"/>
-      <w:r>
-        <w:t xml:space="preserve"> L, Pasetto D, Perez-Saez J, et al. Achieving coordinated national immunity and cholera elimination in Haiti through vaccination: a modelling study. Lancet Glob Health. 2020 Aug;8(8</w:t>
-      </w:r>
-      <w:proofErr w:type="gramStart"/>
-      <w:r>
-        <w:t>):e</w:t>
-      </w:r>
-      <w:proofErr w:type="gramEnd"/>
-      <w:r>
-        <w:t xml:space="preserve">1081–9. </w:t>
+        <w:t xml:space="preserve">Lee EC, Chao DL, Lemaitre JC, Matrajt L, Pasetto D, Perez-Saez J, et al. Achieving coordinated national immunity and cholera elimination in Haiti through vaccination: a modelling study. Lancet Glob Health. 2020 Aug;8(8):e1081–9. </w:t>
       </w:r>
     </w:p>
     <w:p>
@@ -20331,35 +21245,11 @@
         <w:pStyle w:val="Bibliography"/>
       </w:pPr>
       <w:r>
-        <w:t>7</w:t>
-      </w:r>
-      <w:proofErr w:type="gramStart"/>
-      <w:r>
-        <w:t xml:space="preserve">. </w:t>
+        <w:t xml:space="preserve">7. </w:t>
       </w:r>
       <w:r>
         <w:tab/>
-        <w:t>Chao</w:t>
-      </w:r>
-      <w:proofErr w:type="gramEnd"/>
-      <w:r>
-        <w:t xml:space="preserve"> DL, Halloran ME, </w:t>
-      </w:r>
-      <w:proofErr w:type="spellStart"/>
-      <w:r>
-        <w:t>Longini</w:t>
-      </w:r>
-      <w:proofErr w:type="spellEnd"/>
-      <w:r>
-        <w:t xml:space="preserve"> IM. Vaccination strategies for epidemic cholera in Haiti with implications for the developing world. Proc Natl </w:t>
-      </w:r>
-      <w:proofErr w:type="spellStart"/>
-      <w:r>
-        <w:t>Acad</w:t>
-      </w:r>
-      <w:proofErr w:type="spellEnd"/>
-      <w:r>
-        <w:t xml:space="preserve"> Sci. 2011 Apr 26;108(17):7081–5. </w:t>
+        <w:t xml:space="preserve">Chao DL, Halloran ME, Longini IM. Vaccination strategies for epidemic cholera in Haiti with implications for the developing world. Proc Natl Acad Sci. 2011 Apr 26;108(17):7081–5. </w:t>
       </w:r>
     </w:p>
     <w:p>
@@ -20371,62 +21261,7 @@
       </w:r>
       <w:r>
         <w:tab/>
-      </w:r>
-      <w:proofErr w:type="spellStart"/>
-      <w:r>
-        <w:t>Kirpich</w:t>
-      </w:r>
-      <w:proofErr w:type="spellEnd"/>
-      <w:r>
-        <w:t xml:space="preserve"> A, </w:t>
-      </w:r>
-      <w:proofErr w:type="spellStart"/>
-      <w:r>
-        <w:t>Weppelmann</w:t>
-      </w:r>
-      <w:proofErr w:type="spellEnd"/>
-      <w:r>
-        <w:t xml:space="preserve"> TA, Yang Y, Morris JG, </w:t>
-      </w:r>
-      <w:proofErr w:type="spellStart"/>
-      <w:r>
-        <w:t>Longini</w:t>
-      </w:r>
-      <w:proofErr w:type="spellEnd"/>
-      <w:r>
-        <w:t xml:space="preserve"> IM. Controlling cholera in the Ouest Department of Haiti using oral vaccines. </w:t>
-      </w:r>
-      <w:proofErr w:type="spellStart"/>
-      <w:r>
-        <w:t>Coudeville</w:t>
-      </w:r>
-      <w:proofErr w:type="spellEnd"/>
-      <w:r>
-        <w:t xml:space="preserve"> L, editor. </w:t>
-      </w:r>
-      <w:proofErr w:type="spellStart"/>
-      <w:r>
-        <w:t>PLoS</w:t>
-      </w:r>
-      <w:proofErr w:type="spellEnd"/>
-      <w:r>
-        <w:t xml:space="preserve"> </w:t>
-      </w:r>
-      <w:proofErr w:type="spellStart"/>
-      <w:r>
-        <w:t>Negl</w:t>
-      </w:r>
-      <w:proofErr w:type="spellEnd"/>
-      <w:r>
-        <w:t xml:space="preserve"> Trop Dis. 2017 Apr 14;11(4</w:t>
-      </w:r>
-      <w:proofErr w:type="gramStart"/>
-      <w:r>
-        <w:t>):e</w:t>
-      </w:r>
-      <w:proofErr w:type="gramEnd"/>
-      <w:r>
-        <w:t xml:space="preserve">0005482. </w:t>
+        <w:t xml:space="preserve">Kirpich A, Weppelmann TA, Yang Y, Morris JG, Longini IM. Controlling cholera in the Ouest Department of Haiti using oral vaccines. Coudeville L, editor. PLoS Negl Trop Dis. 2017 Apr 14;11(4):e0005482. </w:t>
       </w:r>
     </w:p>
     <w:p>
@@ -20438,31 +21273,7 @@
       </w:r>
       <w:r>
         <w:tab/>
-        <w:t xml:space="preserve">Peak CM, Reilly AL, Azman AS, Buckee CO. Prolonging herd immunity to cholera via vaccination: Accounting for human mobility and waning vaccine effects. </w:t>
-      </w:r>
-      <w:proofErr w:type="spellStart"/>
-      <w:r>
-        <w:t>PLoS</w:t>
-      </w:r>
-      <w:proofErr w:type="spellEnd"/>
-      <w:r>
-        <w:t xml:space="preserve"> </w:t>
-      </w:r>
-      <w:proofErr w:type="spellStart"/>
-      <w:r>
-        <w:t>Negl</w:t>
-      </w:r>
-      <w:proofErr w:type="spellEnd"/>
-      <w:r>
-        <w:t xml:space="preserve"> Trop Dis. 2018 Feb 28;12(2</w:t>
-      </w:r>
-      <w:proofErr w:type="gramStart"/>
-      <w:r>
-        <w:t>):e</w:t>
-      </w:r>
-      <w:proofErr w:type="gramEnd"/>
-      <w:r>
-        <w:t xml:space="preserve">0006257. </w:t>
+        <w:t xml:space="preserve">Peak CM, Reilly AL, Azman AS, Buckee CO. Prolonging herd immunity to cholera via vaccination: Accounting for human mobility and waning vaccine effects. PLoS Negl Trop Dis. 2018 Feb 28;12(2):e0006257. </w:t>
       </w:r>
     </w:p>
     <w:p>
@@ -20470,35 +21281,11 @@
         <w:pStyle w:val="Bibliography"/>
       </w:pPr>
       <w:r>
-        <w:lastRenderedPageBreak/>
         <w:t xml:space="preserve">10. </w:t>
       </w:r>
       <w:r>
         <w:tab/>
-      </w:r>
-      <w:proofErr w:type="spellStart"/>
-      <w:r>
-        <w:t>Mukandavire</w:t>
-      </w:r>
-      <w:proofErr w:type="spellEnd"/>
-      <w:r>
-        <w:t xml:space="preserve"> Z, </w:t>
-      </w:r>
-      <w:proofErr w:type="spellStart"/>
-      <w:r>
-        <w:t>Manangazira</w:t>
-      </w:r>
-      <w:proofErr w:type="spellEnd"/>
-      <w:r>
-        <w:t xml:space="preserve"> P, Nyabadza F, Cuadros DF, Musuka G, Morris JG. Stemming cholera tides in Zimbabwe through mass vaccination. Int J Infect Dis. 2020 </w:t>
-      </w:r>
-      <w:proofErr w:type="gramStart"/>
-      <w:r>
-        <w:t>Jul;96:222</w:t>
-      </w:r>
-      <w:proofErr w:type="gramEnd"/>
-      <w:r>
-        <w:t xml:space="preserve">–7. </w:t>
+        <w:t xml:space="preserve">Mukandavire Z, Manangazira P, Nyabadza F, Cuadros DF, Musuka G, Morris JG. Stemming cholera tides in Zimbabwe through mass vaccination. Int J Infect Dis. 2020 Jul;96:222–7. </w:t>
       </w:r>
     </w:p>
     <w:p>
@@ -20522,31 +21309,7 @@
       </w:r>
       <w:r>
         <w:tab/>
-        <w:t xml:space="preserve">Azman AS, Luquero FJ, Rodrigues A, Palma PP, Grais RF, Banga CN, et al. Urban Cholera Transmission Hotspots and Their Implications for Reactive Vaccination: Evidence from Bissau City, Guinea Bissau. Vinetz JM, editor. </w:t>
-      </w:r>
-      <w:proofErr w:type="spellStart"/>
-      <w:r>
-        <w:t>PLoS</w:t>
-      </w:r>
-      <w:proofErr w:type="spellEnd"/>
-      <w:r>
-        <w:t xml:space="preserve"> </w:t>
-      </w:r>
-      <w:proofErr w:type="spellStart"/>
-      <w:r>
-        <w:t>Negl</w:t>
-      </w:r>
-      <w:proofErr w:type="spellEnd"/>
-      <w:r>
-        <w:t xml:space="preserve"> Trop Dis. 2012 Nov 8;6(11</w:t>
-      </w:r>
-      <w:proofErr w:type="gramStart"/>
-      <w:r>
-        <w:t>):e</w:t>
-      </w:r>
-      <w:proofErr w:type="gramEnd"/>
-      <w:r>
-        <w:t xml:space="preserve">1901. </w:t>
+        <w:t xml:space="preserve">Azman AS, Luquero FJ, Rodrigues A, Palma PP, Grais RF, Banga CN, et al. Urban Cholera Transmission Hotspots and Their Implications for Reactive Vaccination: Evidence from Bissau City, Guinea Bissau. Vinetz JM, editor. PLoS Negl Trop Dis. 2012 Nov 8;6(11):e1901. </w:t>
       </w:r>
     </w:p>
     <w:p>
@@ -20558,39 +21321,7 @@
       </w:r>
       <w:r>
         <w:tab/>
-        <w:t xml:space="preserve">Leung T, Eaton J, </w:t>
-      </w:r>
-      <w:proofErr w:type="spellStart"/>
-      <w:r>
-        <w:t>Matrajt</w:t>
-      </w:r>
-      <w:proofErr w:type="spellEnd"/>
-      <w:r>
-        <w:t xml:space="preserve"> L. Optimizing one-dose and two-dose cholera vaccine allocation in outbreak settings: A modeling study. Fleckenstein JM, editor. </w:t>
-      </w:r>
-      <w:proofErr w:type="spellStart"/>
-      <w:r>
-        <w:t>PLoS</w:t>
-      </w:r>
-      <w:proofErr w:type="spellEnd"/>
-      <w:r>
-        <w:t xml:space="preserve"> </w:t>
-      </w:r>
-      <w:proofErr w:type="spellStart"/>
-      <w:r>
-        <w:t>Negl</w:t>
-      </w:r>
-      <w:proofErr w:type="spellEnd"/>
-      <w:r>
-        <w:t xml:space="preserve"> Trop Dis. 2022 Apr 20;16(4</w:t>
-      </w:r>
-      <w:proofErr w:type="gramStart"/>
-      <w:r>
-        <w:t>):e</w:t>
-      </w:r>
-      <w:proofErr w:type="gramEnd"/>
-      <w:r>
-        <w:t xml:space="preserve">0010358. </w:t>
+        <w:t xml:space="preserve">Leung T, Eaton J, Matrajt L. Optimizing one-dose and two-dose cholera vaccine allocation in outbreak settings: A modeling study. Fleckenstein JM, editor. PLoS Negl Trop Dis. 2022 Apr 20;16(4):e0010358. </w:t>
       </w:r>
     </w:p>
     <w:p>
@@ -20598,35 +21329,11 @@
         <w:pStyle w:val="Bibliography"/>
       </w:pPr>
       <w:r>
-        <w:t>14</w:t>
-      </w:r>
-      <w:proofErr w:type="gramStart"/>
-      <w:r>
-        <w:t xml:space="preserve">. </w:t>
+        <w:t xml:space="preserve">14. </w:t>
       </w:r>
       <w:r>
         <w:tab/>
-        <w:t>Azman</w:t>
-      </w:r>
-      <w:proofErr w:type="gramEnd"/>
-      <w:r>
-        <w:t xml:space="preserve"> AS, Luquero FJ, </w:t>
-      </w:r>
-      <w:proofErr w:type="spellStart"/>
-      <w:r>
-        <w:t>Ciglenecki</w:t>
-      </w:r>
-      <w:proofErr w:type="spellEnd"/>
-      <w:r>
-        <w:t xml:space="preserve"> I, Grais RF, Sack DA, Lessler J. The Impact of a One-Dose versus Two-Dose Oral Cholera Vaccine Regimen in Outbreak Settings: A Modeling Study. Kretzschmar MEE, editor. PLOS Med. 2015 Aug 25;12(8</w:t>
-      </w:r>
-      <w:proofErr w:type="gramStart"/>
-      <w:r>
-        <w:t>):e</w:t>
-      </w:r>
-      <w:proofErr w:type="gramEnd"/>
-      <w:r>
-        <w:t xml:space="preserve">1001867. </w:t>
+        <w:t xml:space="preserve">Azman AS, Luquero FJ, Ciglenecki I, Grais RF, Sack DA, Lessler J. The Impact of a One-Dose versus Two-Dose Oral Cholera Vaccine Regimen in Outbreak Settings: A Modeling Study. Kretzschmar MEE, editor. PLOS Med. 2015 Aug 25;12(8):e1001867. </w:t>
       </w:r>
     </w:p>
     <w:p>
@@ -20637,19 +21344,11 @@
         </w:rPr>
       </w:pPr>
       <w:r>
-        <w:t>15</w:t>
-      </w:r>
-      <w:proofErr w:type="gramStart"/>
-      <w:r>
-        <w:t xml:space="preserve">. </w:t>
+        <w:t xml:space="preserve">15. </w:t>
       </w:r>
       <w:r>
         <w:tab/>
-        <w:t>Kim</w:t>
-      </w:r>
-      <w:proofErr w:type="gramEnd"/>
-      <w:r>
-        <w:t xml:space="preserve"> JH, Mogasale V, Burgess C, Wierzba TF. Impact of oral cholera vaccines in cholera-endemic countries: A mathematical modeling study. </w:t>
+        <w:t xml:space="preserve">Kim JH, Mogasale V, Burgess C, Wierzba TF. Impact of oral cholera vaccines in cholera-endemic countries: A mathematical modeling study. </w:t>
       </w:r>
       <w:r>
         <w:rPr>
@@ -20676,7 +21375,11 @@
         <w:t xml:space="preserve">Xu H, Zou K, Dent J, Wiens KE, Malembaka EB, Bwire G, et al. </w:t>
       </w:r>
       <w:r>
-        <w:t>Enhanced cholera surveillance to improve vaccination campaign efficiency. Nat Med [Internet]. 2024 Mar 5 [cited 2024 Apr 16]; Available from: https://www.nature.com/articles/s41591-024-02852-8</w:t>
+        <w:t xml:space="preserve">Enhanced cholera surveillance to improve vaccination campaign efficiency. Nat Med [Internet]. 2024 Mar 5 </w:t>
+      </w:r>
+      <w:r>
+        <w:lastRenderedPageBreak/>
+        <w:t>[cited 2024 Apr 16]; Available from: https://www.nature.com/articles/s41591-024-02852-8</w:t>
       </w:r>
     </w:p>
     <w:p>
@@ -20688,31 +21391,7 @@
       </w:r>
       <w:r>
         <w:tab/>
-        <w:t xml:space="preserve">Peak CM, Reilly AL, Azman AS, Buckee CO. Prolonging herd immunity to cholera via vaccination: Accounting for human mobility and waning vaccine effects. Marks F, editor. </w:t>
-      </w:r>
-      <w:proofErr w:type="spellStart"/>
-      <w:r>
-        <w:t>PLoS</w:t>
-      </w:r>
-      <w:proofErr w:type="spellEnd"/>
-      <w:r>
-        <w:t xml:space="preserve"> </w:t>
-      </w:r>
-      <w:proofErr w:type="spellStart"/>
-      <w:r>
-        <w:t>Negl</w:t>
-      </w:r>
-      <w:proofErr w:type="spellEnd"/>
-      <w:r>
-        <w:t xml:space="preserve"> Trop Dis. 2018 Feb 28;12(2</w:t>
-      </w:r>
-      <w:proofErr w:type="gramStart"/>
-      <w:r>
-        <w:t>):e</w:t>
-      </w:r>
-      <w:proofErr w:type="gramEnd"/>
-      <w:r>
-        <w:t xml:space="preserve">0006257. </w:t>
+        <w:t xml:space="preserve">Peak CM, Reilly AL, Azman AS, Buckee CO. Prolonging herd immunity to cholera via vaccination: Accounting for human mobility and waning vaccine effects. Marks F, editor. PLoS Negl Trop Dis. 2018 Feb 28;12(2):e0006257. </w:t>
       </w:r>
     </w:p>
     <w:p>
@@ -20736,14 +21415,7 @@
       </w:r>
       <w:r>
         <w:tab/>
-      </w:r>
-      <w:proofErr w:type="spellStart"/>
-      <w:r>
-        <w:t>Havumaki</w:t>
-      </w:r>
-      <w:proofErr w:type="spellEnd"/>
-      <w:r>
-        <w:t xml:space="preserve"> J, Meza R, Phares CR, Date K, Eisenberg MC. Comparing alternative cholera vaccination strategies in Maela refugee camp: using a transmission model in public health practice. BMC Infect Dis. 2019 Dec;19(1):1075. </w:t>
+        <w:t xml:space="preserve">Havumaki J, Meza R, Phares CR, Date K, Eisenberg MC. Comparing alternative cholera vaccination strategies in Maela refugee camp: using a transmission model in public health practice. BMC Infect Dis. 2019 Dec;19(1):1075. </w:t>
       </w:r>
     </w:p>
     <w:p>
@@ -20751,27 +21423,11 @@
         <w:pStyle w:val="Bibliography"/>
       </w:pPr>
       <w:r>
-        <w:t>20</w:t>
-      </w:r>
-      <w:proofErr w:type="gramStart"/>
-      <w:r>
-        <w:t xml:space="preserve">. </w:t>
+        <w:t xml:space="preserve">20. </w:t>
       </w:r>
       <w:r>
         <w:tab/>
-        <w:t>Kaper</w:t>
-      </w:r>
-      <w:proofErr w:type="gramEnd"/>
-      <w:r>
-        <w:t xml:space="preserve"> JB, Morris JG, Levine MM. Cholera. Clin </w:t>
-      </w:r>
-      <w:proofErr w:type="spellStart"/>
-      <w:r>
-        <w:t>Microbiol</w:t>
-      </w:r>
-      <w:proofErr w:type="spellEnd"/>
-      <w:r>
-        <w:t xml:space="preserve"> Rev. 1995 Jan;8(1):48–86. </w:t>
+        <w:t xml:space="preserve">Kaper JB, Morris JG, Levine MM. Cholera. Clin Microbiol Rev. 1995 Jan;8(1):48–86. </w:t>
       </w:r>
     </w:p>
     <w:p>
@@ -20783,23 +21439,7 @@
       </w:r>
       <w:r>
         <w:tab/>
-        <w:t xml:space="preserve">Sikder M, Deshpande A, Hegde ST, </w:t>
-      </w:r>
-      <w:proofErr w:type="spellStart"/>
-      <w:r>
-        <w:t>Malembaka</w:t>
-      </w:r>
-      <w:proofErr w:type="spellEnd"/>
-      <w:r>
-        <w:t xml:space="preserve"> EB, </w:t>
-      </w:r>
-      <w:proofErr w:type="spellStart"/>
-      <w:r>
-        <w:t>Gallandat</w:t>
-      </w:r>
-      <w:proofErr w:type="spellEnd"/>
-      <w:r>
-        <w:t xml:space="preserve"> K, Reiner RC, et al. Water, Sanitation, and Cholera in Sub-Saharan Africa. Environ Sci Technol. 2023 Jul 18;57(28):10185–92. </w:t>
+        <w:t xml:space="preserve">Sikder M, Deshpande A, Hegde ST, Malembaka EB, Gallandat K, Reiner RC, et al. Water, Sanitation, and Cholera in Sub-Saharan Africa. Environ Sci Technol. 2023 Jul 18;57(28):10185–92. </w:t>
       </w:r>
     </w:p>
     <w:p>
@@ -20807,44 +21447,11 @@
         <w:pStyle w:val="Bibliography"/>
       </w:pPr>
       <w:r>
-        <w:lastRenderedPageBreak/>
-        <w:t>22</w:t>
-      </w:r>
-      <w:proofErr w:type="gramStart"/>
-      <w:r>
-        <w:t xml:space="preserve">. </w:t>
+        <w:t xml:space="preserve">22. </w:t>
       </w:r>
       <w:r>
         <w:tab/>
-        <w:t>Ali</w:t>
-      </w:r>
-      <w:proofErr w:type="gramEnd"/>
-      <w:r>
-        <w:t xml:space="preserve"> M, Nelson AR, Lopez AL, Sack DA. Updated Global Burden of Cholera in Endemic Countries. </w:t>
-      </w:r>
-      <w:proofErr w:type="spellStart"/>
-      <w:r>
-        <w:t>PLoS</w:t>
-      </w:r>
-      <w:proofErr w:type="spellEnd"/>
-      <w:r>
-        <w:t xml:space="preserve"> </w:t>
-      </w:r>
-      <w:proofErr w:type="spellStart"/>
-      <w:r>
-        <w:t>Negl</w:t>
-      </w:r>
-      <w:proofErr w:type="spellEnd"/>
-      <w:r>
-        <w:t xml:space="preserve"> Trop Dis. 2015 Jun 4;9(6</w:t>
-      </w:r>
-      <w:proofErr w:type="gramStart"/>
-      <w:r>
-        <w:t>):e</w:t>
-      </w:r>
-      <w:proofErr w:type="gramEnd"/>
-      <w:r>
-        <w:t xml:space="preserve">0003832. </w:t>
+        <w:t xml:space="preserve">Ali M, Nelson AR, Lopez AL, Sack DA. Updated Global Burden of Cholera in Endemic Countries. PLoS Negl Trop Dis. 2015 Jun 4;9(6):e0003832. </w:t>
       </w:r>
     </w:p>
     <w:p>
@@ -20864,27 +21471,11 @@
         <w:pStyle w:val="Bibliography"/>
       </w:pPr>
       <w:r>
-        <w:t>24</w:t>
-      </w:r>
-      <w:proofErr w:type="gramStart"/>
-      <w:r>
-        <w:t xml:space="preserve">. </w:t>
+        <w:t xml:space="preserve">24. </w:t>
       </w:r>
       <w:r>
         <w:tab/>
-        <w:t>Lessler</w:t>
-      </w:r>
-      <w:proofErr w:type="gramEnd"/>
-      <w:r>
-        <w:t xml:space="preserve"> J, Moore SM, Luquero FJ, McKay HS, Grais R, </w:t>
-      </w:r>
-      <w:proofErr w:type="spellStart"/>
-      <w:r>
-        <w:t>Henkens</w:t>
-      </w:r>
-      <w:proofErr w:type="spellEnd"/>
-      <w:r>
-        <w:t xml:space="preserve"> M, et al. Mapping the burden of cholera in sub-Saharan Africa and implications for control: an analysis of data across geographical scales. Lancet Lond Engl. 2018 May 12;391(10133):1908–15. </w:t>
+        <w:t xml:space="preserve">Lessler J, Moore SM, Luquero FJ, McKay HS, Grais R, Henkens M, et al. Mapping the burden of cholera in sub-Saharan Africa and implications for control: an analysis of data across geographical scales. Lancet Lond Engl. 2018 May 12;391(10133):1908–15. </w:t>
       </w:r>
     </w:p>
     <w:p>
@@ -20892,35 +21483,11 @@
         <w:pStyle w:val="Bibliography"/>
       </w:pPr>
       <w:r>
-        <w:t>25</w:t>
-      </w:r>
-      <w:proofErr w:type="gramStart"/>
-      <w:r>
-        <w:t xml:space="preserve">. </w:t>
+        <w:t xml:space="preserve">25. </w:t>
       </w:r>
       <w:r>
         <w:tab/>
-        <w:t>Zheng</w:t>
-      </w:r>
-      <w:proofErr w:type="gramEnd"/>
-      <w:r>
-        <w:t xml:space="preserve"> Q, Luquero FJ, </w:t>
-      </w:r>
-      <w:proofErr w:type="spellStart"/>
-      <w:r>
-        <w:t>Ciglenecki</w:t>
-      </w:r>
-      <w:proofErr w:type="spellEnd"/>
-      <w:r>
-        <w:t xml:space="preserve"> I, Wamala JF, Abubakar A, Welo P, et al. Cholera outbreaks in sub-Saharan Africa during 2010-2019: a descriptive analysis. Int J Infect Dis. 2022 Sep </w:t>
-      </w:r>
-      <w:proofErr w:type="gramStart"/>
-      <w:r>
-        <w:t>1;122:215</w:t>
-      </w:r>
-      <w:proofErr w:type="gramEnd"/>
-      <w:r>
-        <w:t xml:space="preserve">–21. </w:t>
+        <w:t xml:space="preserve">Zheng Q, Luquero FJ, Ciglenecki I, Wamala JF, Abubakar A, Welo P, et al. Cholera outbreaks in sub-Saharan Africa during 2010-2019: a descriptive analysis. Int J Infect Dis. 2022 Sep 1;122:215–21. </w:t>
       </w:r>
     </w:p>
     <w:p>
@@ -20928,27 +21495,11 @@
         <w:pStyle w:val="Bibliography"/>
       </w:pPr>
       <w:r>
-        <w:t>26</w:t>
-      </w:r>
-      <w:proofErr w:type="gramStart"/>
-      <w:r>
-        <w:t xml:space="preserve">. </w:t>
+        <w:t xml:space="preserve">26. </w:t>
       </w:r>
       <w:r>
         <w:tab/>
-        <w:t>Yen</w:t>
-      </w:r>
-      <w:proofErr w:type="gramEnd"/>
-      <w:r>
-        <w:t xml:space="preserve"> C, Hyde TB, Costa AJ, Fernandez K, Tam JS, </w:t>
-      </w:r>
-      <w:proofErr w:type="spellStart"/>
-      <w:r>
-        <w:t>Hugonnet</w:t>
-      </w:r>
-      <w:proofErr w:type="spellEnd"/>
-      <w:r>
-        <w:t xml:space="preserve"> S, et al. The development of global vaccine stockpiles. Lancet Infect Dis. 2015 Mar 1;15(3):340–7. </w:t>
+        <w:t xml:space="preserve">Yen C, Hyde TB, Costa AJ, Fernandez K, Tam JS, Hugonnet S, et al. The development of global vaccine stockpiles. Lancet Infect Dis. 2015 Mar 1;15(3):340–7. </w:t>
       </w:r>
     </w:p>
     <w:p>
@@ -20956,19 +21507,11 @@
         <w:pStyle w:val="Bibliography"/>
       </w:pPr>
       <w:r>
-        <w:t>27</w:t>
-      </w:r>
-      <w:proofErr w:type="gramStart"/>
-      <w:r>
-        <w:t xml:space="preserve">. </w:t>
+        <w:t xml:space="preserve">27. </w:t>
       </w:r>
       <w:r>
         <w:tab/>
-        <w:t>Global</w:t>
-      </w:r>
-      <w:proofErr w:type="gramEnd"/>
-      <w:r>
-        <w:t xml:space="preserve"> Task Force on Cholera Control. GTFCC OCV Dashboard [Internet]. Available from: https://apps.epicentre-msf.org/public/app/gtfcc</w:t>
+        <w:t>Global Task Force on Cholera Control. GTFCC OCV Dashboard [Internet]. Available from: https://apps.epicentre-msf.org/public/app/gtfcc</w:t>
       </w:r>
     </w:p>
     <w:p>
@@ -20976,35 +21519,11 @@
         <w:pStyle w:val="Bibliography"/>
       </w:pPr>
       <w:r>
-        <w:t>28</w:t>
-      </w:r>
-      <w:proofErr w:type="gramStart"/>
-      <w:r>
-        <w:t xml:space="preserve">. </w:t>
+        <w:t xml:space="preserve">28. </w:t>
       </w:r>
       <w:r>
         <w:tab/>
-        <w:t>Lee</w:t>
-      </w:r>
-      <w:proofErr w:type="gramEnd"/>
-      <w:r>
-        <w:t xml:space="preserve"> EC, Azman AS, Kaminsky J, Moore SM, McKay HS, Lessler J. The projected impact of geographic targeting of oral cholera vaccination in sub-Saharan Africa: A modeling study. </w:t>
-      </w:r>
-      <w:proofErr w:type="spellStart"/>
-      <w:r>
-        <w:t>PLoS</w:t>
-      </w:r>
-      <w:proofErr w:type="spellEnd"/>
-      <w:r>
-        <w:t xml:space="preserve"> Med. 2019 Dec;16(12</w:t>
-      </w:r>
-      <w:proofErr w:type="gramStart"/>
-      <w:r>
-        <w:t>):e</w:t>
-      </w:r>
-      <w:proofErr w:type="gramEnd"/>
-      <w:r>
-        <w:t xml:space="preserve">1003003. </w:t>
+        <w:t xml:space="preserve">Lee EC, Azman AS, Kaminsky J, Moore SM, McKay HS, Lessler J. The projected impact of geographic targeting of oral cholera vaccination in sub-Saharan Africa: A modeling study. PLoS Med. 2019 Dec;16(12):e1003003. </w:t>
       </w:r>
     </w:p>
     <w:p>
@@ -21012,35 +21531,12 @@
         <w:pStyle w:val="Bibliography"/>
       </w:pPr>
       <w:r>
-        <w:t>29</w:t>
-      </w:r>
-      <w:proofErr w:type="gramStart"/>
-      <w:r>
-        <w:t xml:space="preserve">. </w:t>
+        <w:lastRenderedPageBreak/>
+        <w:t xml:space="preserve">29. </w:t>
       </w:r>
       <w:r>
         <w:tab/>
-        <w:t>Perez</w:t>
-      </w:r>
-      <w:proofErr w:type="gramEnd"/>
-      <w:r>
-        <w:t xml:space="preserve">-Saez J, Lessler J, Lee EC, Luquero FJ, </w:t>
-      </w:r>
-      <w:proofErr w:type="spellStart"/>
-      <w:r>
-        <w:t>Malembaka</w:t>
-      </w:r>
-      <w:proofErr w:type="spellEnd"/>
-      <w:r>
-        <w:t xml:space="preserve"> EB, Finger F, et al. The seasonality of cholera in sub-Saharan Africa: a statistical modelling study. Lancet Glob Health. 2022 Jun 1;10(6</w:t>
-      </w:r>
-      <w:proofErr w:type="gramStart"/>
-      <w:r>
-        <w:t>):e</w:t>
-      </w:r>
-      <w:proofErr w:type="gramEnd"/>
-      <w:r>
-        <w:t xml:space="preserve">831–9. </w:t>
+        <w:t xml:space="preserve">Perez-Saez J, Lessler J, Lee EC, Luquero FJ, Malembaka EB, Finger F, et al. The seasonality of cholera in sub-Saharan Africa: a statistical modelling study. Lancet Glob Health. 2022 Jun 1;10(6):e831–9. </w:t>
       </w:r>
     </w:p>
     <w:p>
@@ -21060,35 +21556,11 @@
         <w:pStyle w:val="Bibliography"/>
       </w:pPr>
       <w:r>
-        <w:t>31</w:t>
-      </w:r>
-      <w:proofErr w:type="gramStart"/>
-      <w:r>
-        <w:t xml:space="preserve">. </w:t>
+        <w:t xml:space="preserve">31. </w:t>
       </w:r>
       <w:r>
         <w:tab/>
-        <w:t>Meredith</w:t>
-      </w:r>
-      <w:proofErr w:type="gramEnd"/>
-      <w:r>
-        <w:t xml:space="preserve"> HR, Giles JR, Perez-Saez J, Mande T, Rinaldo A, Mutembo S, et al. Characterizing human mobility patterns in rural settings of sub-Saharan Africa. </w:t>
-      </w:r>
-      <w:proofErr w:type="spellStart"/>
-      <w:r>
-        <w:t>eLife</w:t>
-      </w:r>
-      <w:proofErr w:type="spellEnd"/>
-      <w:r>
-        <w:t>. 2021 Sep 17;</w:t>
-      </w:r>
-      <w:proofErr w:type="gramStart"/>
-      <w:r>
-        <w:t>10:e</w:t>
-      </w:r>
-      <w:proofErr w:type="gramEnd"/>
-      <w:r>
-        <w:t xml:space="preserve">68441. </w:t>
+        <w:t xml:space="preserve">Meredith HR, Giles JR, Perez-Saez J, Mande T, Rinaldo A, Mutembo S, et al. Characterizing human mobility patterns in rural settings of sub-Saharan Africa. eLife. 2021 Sep 17;10:e68441. </w:t>
       </w:r>
     </w:p>
     <w:p>
@@ -21096,27 +21568,11 @@
         <w:pStyle w:val="Bibliography"/>
       </w:pPr>
       <w:r>
-        <w:t>32</w:t>
-      </w:r>
-      <w:proofErr w:type="gramStart"/>
-      <w:r>
-        <w:t xml:space="preserve">. </w:t>
+        <w:t xml:space="preserve">32. </w:t>
       </w:r>
       <w:r>
         <w:tab/>
-        <w:t>Zheng</w:t>
-      </w:r>
-      <w:proofErr w:type="gramEnd"/>
-      <w:r>
-        <w:t xml:space="preserve"> Q, Lee EC. Cholera outbreak time series in Africa between 2010 and 2023. In </w:t>
-      </w:r>
-      <w:proofErr w:type="gramStart"/>
-      <w:r>
-        <w:t>preparation;</w:t>
-      </w:r>
-      <w:proofErr w:type="gramEnd"/>
-      <w:r>
-        <w:t xml:space="preserve"> </w:t>
+        <w:t xml:space="preserve">Zheng Q, Lee EC. Cholera outbreak time series in Africa between 2010 and 2023. In preparation; </w:t>
       </w:r>
     </w:p>
     <w:p>
@@ -21128,15 +21584,7 @@
       </w:r>
       <w:r>
         <w:tab/>
-        <w:t>Pezzoli L, Oral Cholera Vaccine Working Group of the Global Task Force on Cholera Control. Global oral cholera vaccine use, 2013-2018. Vaccine. 2020 Feb 29;38 Suppl 1(Suppl 1</w:t>
-      </w:r>
-      <w:proofErr w:type="gramStart"/>
-      <w:r>
-        <w:t>):A</w:t>
-      </w:r>
-      <w:proofErr w:type="gramEnd"/>
-      <w:r>
-        <w:t xml:space="preserve">132–40. </w:t>
+        <w:t xml:space="preserve">Pezzoli L, Oral Cholera Vaccine Working Group of the Global Task Force on Cholera Control. Global oral cholera vaccine use, 2013-2018. Vaccine. 2020 Feb 29;38 Suppl 1(Suppl 1):A132–40. </w:t>
       </w:r>
     </w:p>
     <w:p>
@@ -21144,27 +21592,11 @@
         <w:pStyle w:val="Bibliography"/>
       </w:pPr>
       <w:r>
-        <w:t>34</w:t>
-      </w:r>
-      <w:proofErr w:type="gramStart"/>
-      <w:r>
-        <w:t xml:space="preserve">. </w:t>
+        <w:t xml:space="preserve">34. </w:t>
       </w:r>
       <w:r>
         <w:tab/>
-        <w:t>Johns</w:t>
-      </w:r>
-      <w:proofErr w:type="gramEnd"/>
-      <w:r>
-        <w:t xml:space="preserve"> Hopkins Cholera Dynamics Team. </w:t>
-      </w:r>
-      <w:proofErr w:type="spellStart"/>
-      <w:r>
-        <w:t>CholeraTaxonomy</w:t>
-      </w:r>
-      <w:proofErr w:type="spellEnd"/>
-      <w:r>
-        <w:t xml:space="preserve"> [Internet]. [cited 2025 Jan 2]. Available from: https://cholera-taxonomy.middle-distance.com/</w:t>
+        <w:t>Johns Hopkins Cholera Dynamics Team. CholeraTaxonomy [Internet]. [cited 2025 Jan 2]. Available from: https://cholera-taxonomy.middle-distance.com/</w:t>
       </w:r>
     </w:p>
     <w:p>
@@ -21172,36 +21604,11 @@
         <w:pStyle w:val="Bibliography"/>
       </w:pPr>
       <w:r>
-        <w:lastRenderedPageBreak/>
-        <w:t>35</w:t>
-      </w:r>
-      <w:proofErr w:type="gramStart"/>
-      <w:r>
-        <w:t xml:space="preserve">. </w:t>
+        <w:t xml:space="preserve">35. </w:t>
       </w:r>
       <w:r>
         <w:tab/>
-        <w:t>Zheng</w:t>
-      </w:r>
-      <w:proofErr w:type="gramEnd"/>
-      <w:r>
-        <w:t xml:space="preserve"> Q, </w:t>
-      </w:r>
-      <w:proofErr w:type="spellStart"/>
-      <w:r>
-        <w:t>DePencier</w:t>
-      </w:r>
-      <w:proofErr w:type="spellEnd"/>
-      <w:r>
-        <w:t xml:space="preserve"> R, Demby MN, Azman AS, Lee EC. Cholera surveillance time series in Africa between 2010 and 2023. </w:t>
-      </w:r>
-      <w:proofErr w:type="spellStart"/>
-      <w:r>
-        <w:t>VeriXiv</w:t>
-      </w:r>
-      <w:proofErr w:type="spellEnd"/>
-      <w:r>
-        <w:t xml:space="preserve">. 2025;2(116). </w:t>
+        <w:t xml:space="preserve">Zheng Q, DePencier R, Demby MN, Azman AS, Lee EC. Cholera surveillance time series in Africa between 2010 and 2023. VeriXiv. 2025;2(116). </w:t>
       </w:r>
     </w:p>
     <w:p>
@@ -21209,19 +21616,11 @@
         <w:pStyle w:val="Bibliography"/>
       </w:pPr>
       <w:r>
-        <w:t>36</w:t>
-      </w:r>
-      <w:proofErr w:type="gramStart"/>
-      <w:r>
-        <w:t xml:space="preserve">. </w:t>
+        <w:t xml:space="preserve">36. </w:t>
       </w:r>
       <w:r>
         <w:tab/>
-        <w:t>GTFCC</w:t>
-      </w:r>
-      <w:proofErr w:type="gramEnd"/>
-      <w:r>
-        <w:t xml:space="preserve"> OCV Dashboard [Internet]. [cited 2024 Nov 7]. Available from: https://apps.epicentre-msf.org/public/app/gtfcc</w:t>
+        <w:t>GTFCC OCV Dashboard [Internet]. [cited 2024 Nov 7]. Available from: https://apps.epicentre-msf.org/public/app/gtfcc</w:t>
       </w:r>
     </w:p>
     <w:p>
@@ -21229,27 +21628,11 @@
         <w:pStyle w:val="Bibliography"/>
       </w:pPr>
       <w:r>
-        <w:t>37</w:t>
-      </w:r>
-      <w:proofErr w:type="gramStart"/>
-      <w:r>
-        <w:t xml:space="preserve">. </w:t>
+        <w:t xml:space="preserve">37. </w:t>
       </w:r>
       <w:r>
         <w:tab/>
-        <w:t>Cholera</w:t>
-      </w:r>
-      <w:proofErr w:type="gramEnd"/>
-      <w:r>
-        <w:t xml:space="preserve"> surveillance time series in Africa between 2010 ... | </w:t>
-      </w:r>
-      <w:proofErr w:type="spellStart"/>
-      <w:r>
-        <w:t>VeriXiv</w:t>
-      </w:r>
-      <w:proofErr w:type="spellEnd"/>
-      <w:r>
-        <w:t xml:space="preserve"> [Internet]. [cited 2025 Jul 9]. Available from: https://verixiv.org/articles/2-116</w:t>
+        <w:t>Cholera surveillance time series in Africa between 2010 ... | VeriXiv [Internet]. [cited 2025 Jul 9]. Available from: https://verixiv.org/articles/2-116</w:t>
       </w:r>
     </w:p>
     <w:p>
@@ -21260,19 +21643,11 @@
         </w:rPr>
       </w:pPr>
       <w:r>
-        <w:t>38</w:t>
-      </w:r>
-      <w:proofErr w:type="gramStart"/>
-      <w:r>
-        <w:t xml:space="preserve">. </w:t>
+        <w:t xml:space="preserve">38. </w:t>
       </w:r>
       <w:r>
         <w:tab/>
-        <w:t>Halloran</w:t>
-      </w:r>
-      <w:proofErr w:type="gramEnd"/>
-      <w:r>
-        <w:t xml:space="preserve"> ME, Struchiner CJ. Study designs for dependent happenings. </w:t>
+        <w:t xml:space="preserve">Halloran ME, Struchiner CJ. Study designs for dependent happenings. </w:t>
       </w:r>
       <w:r>
         <w:rPr>
@@ -21307,19 +21682,11 @@
         <w:pStyle w:val="Bibliography"/>
       </w:pPr>
       <w:r>
-        <w:t>40</w:t>
-      </w:r>
-      <w:proofErr w:type="gramStart"/>
-      <w:r>
-        <w:t xml:space="preserve">. </w:t>
+        <w:t xml:space="preserve">40. </w:t>
       </w:r>
       <w:r>
         <w:tab/>
-        <w:t>Kim</w:t>
-      </w:r>
-      <w:proofErr w:type="gramEnd"/>
-      <w:r>
-        <w:t xml:space="preserve"> JH. cholera-outbreak-vaccine-impact-modeling [Internet]. 2024. Available from: https://github.com/kimfinale/cholera-outbreak-vaccine-impact-modeling</w:t>
+        <w:t>Kim JH. cholera-outbreak-vaccine-impact-modeling [Internet]. 2024. Available from: https://github.com/kimfinale/cholera-outbreak-vaccine-impact-modeling</w:t>
       </w:r>
     </w:p>
     <w:p>
@@ -21331,35 +21698,7 @@
       </w:r>
       <w:r>
         <w:tab/>
-        <w:t xml:space="preserve">Ng Ombe H, </w:t>
-      </w:r>
-      <w:proofErr w:type="spellStart"/>
-      <w:r>
-        <w:t>Simuyandi</w:t>
-      </w:r>
-      <w:proofErr w:type="spellEnd"/>
-      <w:r>
-        <w:t xml:space="preserve"> M, Mwaba J, </w:t>
-      </w:r>
-      <w:proofErr w:type="spellStart"/>
-      <w:r>
-        <w:t>Luchen</w:t>
-      </w:r>
-      <w:proofErr w:type="spellEnd"/>
-      <w:r>
-        <w:t xml:space="preserve"> CC, Alabi P, </w:t>
-      </w:r>
-      <w:proofErr w:type="spellStart"/>
-      <w:r>
-        <w:t>Chilyabanyama</w:t>
-      </w:r>
-      <w:proofErr w:type="spellEnd"/>
-      <w:r>
-        <w:t xml:space="preserve"> ON, et al. Immunogenicity and waning immunity from the oral cholera vaccine (</w:t>
-      </w:r>
-      <w:proofErr w:type="spellStart"/>
-      <w:r>
-        <w:t>Shanchol</w:t>
+        <w:t>Ng Ombe H, Simuyandi M, Mwaba J, Luchen CC, Alabi P, Chilyabanyama ON, et al. Immunogenicity and waning immunity from the oral cholera vaccine (Shanchol</w:t>
       </w:r>
       <w:r>
         <w:rPr>
@@ -21367,33 +21706,8 @@
         </w:rPr>
         <w:t>TM</w:t>
       </w:r>
-      <w:proofErr w:type="spellEnd"/>
-      <w:r>
-        <w:t xml:space="preserve">) in adults residing in </w:t>
-      </w:r>
-      <w:proofErr w:type="spellStart"/>
-      <w:r>
-        <w:t>Lukanga</w:t>
-      </w:r>
-      <w:proofErr w:type="spellEnd"/>
-      <w:r>
-        <w:t xml:space="preserve"> Swamps of Zambia. </w:t>
-      </w:r>
-      <w:proofErr w:type="spellStart"/>
-      <w:r>
-        <w:t>PloS</w:t>
-      </w:r>
-      <w:proofErr w:type="spellEnd"/>
-      <w:r>
-        <w:t xml:space="preserve"> One. 2022;17(1</w:t>
-      </w:r>
-      <w:proofErr w:type="gramStart"/>
-      <w:r>
-        <w:t>):e</w:t>
-      </w:r>
-      <w:proofErr w:type="gramEnd"/>
-      <w:r>
-        <w:t xml:space="preserve">0262239. </w:t>
+      <w:r>
+        <w:t xml:space="preserve">) in adults residing in Lukanga Swamps of Zambia. PloS One. 2022;17(1):e0262239. </w:t>
       </w:r>
     </w:p>
     <w:p>
@@ -21401,6 +21715,7 @@
         <w:pStyle w:val="Bibliography"/>
       </w:pPr>
       <w:r>
+        <w:lastRenderedPageBreak/>
         <w:t xml:space="preserve">42. </w:t>
       </w:r>
       <w:r>
@@ -21417,31 +21732,7 @@
       </w:r>
       <w:r>
         <w:tab/>
-        <w:t xml:space="preserve">Chowdhury F, Bhuiyan TR, Akter A, Bhuiyan MS, Khan AI, Hossain M, et al. Immunogenicity of a killed bivalent whole cell oral cholera vaccine in forcibly displaced Myanmar nationals in Cox’s Bazar, Bangladesh. </w:t>
-      </w:r>
-      <w:proofErr w:type="spellStart"/>
-      <w:r>
-        <w:t>PLoS</w:t>
-      </w:r>
-      <w:proofErr w:type="spellEnd"/>
-      <w:r>
-        <w:t xml:space="preserve"> </w:t>
-      </w:r>
-      <w:proofErr w:type="spellStart"/>
-      <w:r>
-        <w:t>Negl</w:t>
-      </w:r>
-      <w:proofErr w:type="spellEnd"/>
-      <w:r>
-        <w:t xml:space="preserve"> Trop Dis. 2020 Mar;14(3</w:t>
-      </w:r>
-      <w:proofErr w:type="gramStart"/>
-      <w:r>
-        <w:t>):e</w:t>
-      </w:r>
-      <w:proofErr w:type="gramEnd"/>
-      <w:r>
-        <w:t xml:space="preserve">0007989. </w:t>
+        <w:t xml:space="preserve">Chowdhury F, Bhuiyan TR, Akter A, Bhuiyan MS, Khan AI, Hossain M, et al. Immunogenicity of a killed bivalent whole cell oral cholera vaccine in forcibly displaced Myanmar nationals in Cox’s Bazar, Bangladesh. PLoS Negl Trop Dis. 2020 Mar;14(3):e0007989. </w:t>
       </w:r>
     </w:p>
     <w:p>
@@ -21453,15 +21744,7 @@
       </w:r>
       <w:r>
         <w:tab/>
-        <w:t>Raghava Mohan V, Raj S, Dhingra MS, Aloysia D’Cor N, Singh AP, Saluja T, et al. Safety and immunogenicity of a killed bivalent (O1 and O139) whole-cell oral cholera vaccine in adults and children in Vellore, South India. Borrow R, editor. PLOS ONE. 2019 Jun 18;14(6</w:t>
-      </w:r>
-      <w:proofErr w:type="gramStart"/>
-      <w:r>
-        <w:t>):e</w:t>
-      </w:r>
-      <w:proofErr w:type="gramEnd"/>
-      <w:r>
-        <w:t xml:space="preserve">0218033. </w:t>
+        <w:t xml:space="preserve">Raghava Mohan V, Raj S, Dhingra MS, Aloysia D’Cor N, Singh AP, Saluja T, et al. Safety and immunogenicity of a killed bivalent (O1 and O139) whole-cell oral cholera vaccine in adults and children in Vellore, South India. Borrow R, editor. PLOS ONE. 2019 Jun 18;14(6):e0218033. </w:t>
       </w:r>
     </w:p>
     <w:p>
@@ -21473,39 +21756,7 @@
       </w:r>
       <w:r>
         <w:tab/>
-        <w:t xml:space="preserve">Charles RC, Hilaire IJ, Mayo-Smith LM, Teng JE, Jerome JG, Franke MF, et al. Immunogenicity of a killed bivalent (O1 and O139) whole cell oral cholera vaccine, </w:t>
-      </w:r>
-      <w:proofErr w:type="spellStart"/>
-      <w:r>
-        <w:t>Shanchol</w:t>
-      </w:r>
-      <w:proofErr w:type="spellEnd"/>
-      <w:r>
-        <w:t xml:space="preserve">, in Haiti. </w:t>
-      </w:r>
-      <w:proofErr w:type="spellStart"/>
-      <w:r>
-        <w:t>PLoS</w:t>
-      </w:r>
-      <w:proofErr w:type="spellEnd"/>
-      <w:r>
-        <w:t xml:space="preserve"> </w:t>
-      </w:r>
-      <w:proofErr w:type="spellStart"/>
-      <w:r>
-        <w:t>Negl</w:t>
-      </w:r>
-      <w:proofErr w:type="spellEnd"/>
-      <w:r>
-        <w:t xml:space="preserve"> Trop Dis. 2014 May;8(5</w:t>
-      </w:r>
-      <w:proofErr w:type="gramStart"/>
-      <w:r>
-        <w:t>):e</w:t>
-      </w:r>
-      <w:proofErr w:type="gramEnd"/>
-      <w:r>
-        <w:t xml:space="preserve">2828. </w:t>
+        <w:t xml:space="preserve">Charles RC, Hilaire IJ, Mayo-Smith LM, Teng JE, Jerome JG, Franke MF, et al. Immunogenicity of a killed bivalent (O1 and O139) whole cell oral cholera vaccine, Shanchol, in Haiti. PLoS Negl Trop Dis. 2014 May;8(5):e2828. </w:t>
       </w:r>
     </w:p>
     <w:p>
@@ -21517,15 +21768,7 @@
       </w:r>
       <w:r>
         <w:tab/>
-        <w:t>Chac D, Bhuiyan TR, Saha A, Alam MM, Salma U, Jahan N, et al. Gut Microbiota and Development of Vibrio cholerae-Specific Long-Term Memory B Cells in Adults after Whole-Cell Killed Oral Cholera Vaccine. Infect Immun. 2021 Aug 16;89(9</w:t>
-      </w:r>
-      <w:proofErr w:type="gramStart"/>
-      <w:r>
-        <w:t>):e</w:t>
-      </w:r>
-      <w:proofErr w:type="gramEnd"/>
-      <w:r>
-        <w:t xml:space="preserve">0021721. </w:t>
+        <w:t xml:space="preserve">Chac D, Bhuiyan TR, Saha A, Alam MM, Salma U, Jahan N, et al. Gut Microbiota and Development of Vibrio cholerae-Specific Long-Term Memory B Cells in Adults after Whole-Cell Killed Oral Cholera Vaccine. Infect Immun. 2021 Aug 16;89(9):e0021721. </w:t>
       </w:r>
     </w:p>
     <w:p>
@@ -21533,20 +21776,11 @@
         <w:pStyle w:val="Bibliography"/>
       </w:pPr>
       <w:r>
-        <w:lastRenderedPageBreak/>
         <w:t xml:space="preserve">47. </w:t>
       </w:r>
       <w:r>
         <w:tab/>
-        <w:t xml:space="preserve">McCarty JM, Cassie D, Bedell L, Lock MD, Bennett S. Long-Term Immunogenicity of Live Oral Cholera Vaccine CVD 103-HgR in Adolescents Aged 12-17 Years in the United States. Am J Trop Med </w:t>
-      </w:r>
-      <w:proofErr w:type="spellStart"/>
-      <w:r>
-        <w:t>Hyg</w:t>
-      </w:r>
-      <w:proofErr w:type="spellEnd"/>
-      <w:r>
-        <w:t xml:space="preserve">. 2021 Apr 5;104(5):1758–60. </w:t>
+        <w:t xml:space="preserve">McCarty JM, Cassie D, Bedell L, Lock MD, Bennett S. Long-Term Immunogenicity of Live Oral Cholera Vaccine CVD 103-HgR in Adolescents Aged 12-17 Years in the United States. Am J Trop Med Hyg. 2021 Apr 5;104(5):1758–60. </w:t>
       </w:r>
     </w:p>
     <w:p>
@@ -21558,15 +21792,7 @@
       </w:r>
       <w:r>
         <w:tab/>
-        <w:t xml:space="preserve">McCarty JM, Lock MD, Hunt KM, Simon JK, </w:t>
-      </w:r>
-      <w:proofErr w:type="spellStart"/>
-      <w:r>
-        <w:t>Gurwith</w:t>
-      </w:r>
-      <w:proofErr w:type="spellEnd"/>
-      <w:r>
-        <w:t xml:space="preserve"> M. Safety and immunogenicity of single-dose live oral cholera vaccine strain CVD 103-HgR in healthy adults age 18–45. Vaccine. 2018 Feb;36(6):833–40. </w:t>
+        <w:t xml:space="preserve">McCarty JM, Lock MD, Hunt KM, Simon JK, Gurwith M. Safety and immunogenicity of single-dose live oral cholera vaccine strain CVD 103-HgR in healthy adults age 18–45. Vaccine. 2018 Feb;36(6):833–40. </w:t>
       </w:r>
     </w:p>
     <w:p>
@@ -21574,35 +21800,11 @@
         <w:pStyle w:val="Bibliography"/>
       </w:pPr>
       <w:r>
-        <w:t>49</w:t>
-      </w:r>
-      <w:proofErr w:type="gramStart"/>
-      <w:r>
-        <w:t xml:space="preserve">. </w:t>
+        <w:t xml:space="preserve">49. </w:t>
       </w:r>
       <w:r>
         <w:tab/>
-        <w:t>Chowdhury</w:t>
-      </w:r>
-      <w:proofErr w:type="gramEnd"/>
-      <w:r>
-        <w:t xml:space="preserve"> F, Ali Syed K, Akter A, Rahman Bhuiyan T, Tauheed I, Khaton F, et al. A phase I/II study to evaluate safety, tolerability and immunogenicity of </w:t>
-      </w:r>
-      <w:proofErr w:type="spellStart"/>
-      <w:r>
-        <w:t>Hillchol</w:t>
-      </w:r>
-      <w:proofErr w:type="spellEnd"/>
-      <w:r>
-        <w:t xml:space="preserve">®, an inactivated single </w:t>
-      </w:r>
-      <w:proofErr w:type="spellStart"/>
-      <w:r>
-        <w:t>Hikojima</w:t>
-      </w:r>
-      <w:proofErr w:type="spellEnd"/>
-      <w:r>
-        <w:t xml:space="preserve"> strain based oral cholera vaccine, in a sequentially age descending population in Bangladesh. Vaccine. 2021 Jul 22;39(32):4450–7. </w:t>
+        <w:t xml:space="preserve">Chowdhury F, Ali Syed K, Akter A, Rahman Bhuiyan T, Tauheed I, Khaton F, et al. A phase I/II study to evaluate safety, tolerability and immunogenicity of Hillchol®, an inactivated single Hikojima strain based oral cholera vaccine, in a sequentially age descending population in Bangladesh. Vaccine. 2021 Jul 22;39(32):4450–7. </w:t>
       </w:r>
     </w:p>
     <w:p>
@@ -21614,31 +21816,7 @@
       </w:r>
       <w:r>
         <w:tab/>
-        <w:t xml:space="preserve">Mbewe N, Imamura T, </w:t>
-      </w:r>
-      <w:proofErr w:type="spellStart"/>
-      <w:r>
-        <w:t>Sivile</w:t>
-      </w:r>
-      <w:proofErr w:type="spellEnd"/>
-      <w:r>
-        <w:t xml:space="preserve"> S, Sinkala A, Zulu P, Chanda C, et al. Clinical Characteristics of 6578 Adult Patients </w:t>
-      </w:r>
-      <w:proofErr w:type="gramStart"/>
-      <w:r>
-        <w:t>With</w:t>
-      </w:r>
-      <w:proofErr w:type="gramEnd"/>
-      <w:r>
-        <w:t xml:space="preserve"> Cholera Admitted to Community and Referral Cholera Treatment Centers in Lusaka, Zambia, October 2023 to April 2024. Open Forum Infect Dis. 2025 Jun 1;12(6</w:t>
-      </w:r>
-      <w:proofErr w:type="gramStart"/>
-      <w:r>
-        <w:t>):ofaf</w:t>
-      </w:r>
-      <w:proofErr w:type="gramEnd"/>
-      <w:r>
-        <w:t xml:space="preserve">277. </w:t>
+        <w:t xml:space="preserve">Mbewe N, Imamura T, Sivile S, Sinkala A, Zulu P, Chanda C, et al. Clinical Characteristics of 6578 Adult Patients With Cholera Admitted to Community and Referral Cholera Treatment Centers in Lusaka, Zambia, October 2023 to April 2024. Open Forum Infect Dis. 2025 Jun 1;12(6):ofaf277. </w:t>
       </w:r>
     </w:p>
     <w:p>
@@ -21646,19 +21824,15 @@
         <w:pStyle w:val="Bibliography"/>
       </w:pPr>
       <w:r>
-        <w:t>51</w:t>
-      </w:r>
-      <w:proofErr w:type="gramStart"/>
-      <w:r>
-        <w:t xml:space="preserve">. </w:t>
+        <w:t xml:space="preserve">51. </w:t>
       </w:r>
       <w:r>
         <w:tab/>
-        <w:t>GBD</w:t>
-      </w:r>
-      <w:proofErr w:type="gramEnd"/>
-      <w:r>
-        <w:t xml:space="preserve"> 2017 Disease and Injury Incidence and Prevalence Collaborators. Global, regional, and national incidence, prevalence, and years lived with disability for 354 diseases and injuries for 195 countries and territories, 1990-2017: a systematic analysis for the Global Burden of Disease Study 2017. Lancet Lond Engl. 2018 Nov 10;392(10159):1789–858. </w:t>
+        <w:t xml:space="preserve">GBD 2017 Disease and Injury Incidence and Prevalence Collaborators. Global, regional, and national incidence, prevalence, and years lived with disability for 354 diseases and injuries for 195 countries and territories, 1990-2017: a systematic analysis for the </w:t>
+      </w:r>
+      <w:r>
+        <w:lastRenderedPageBreak/>
+        <w:t xml:space="preserve">Global Burden of Disease Study 2017. Lancet Lond Engl. 2018 Nov 10;392(10159):1789–858. </w:t>
       </w:r>
     </w:p>
     <w:p>
@@ -21666,19 +21840,11 @@
         <w:pStyle w:val="Bibliography"/>
       </w:pPr>
       <w:r>
-        <w:t>52</w:t>
-      </w:r>
-      <w:proofErr w:type="gramStart"/>
-      <w:r>
-        <w:t xml:space="preserve">. </w:t>
+        <w:t xml:space="preserve">52. </w:t>
       </w:r>
       <w:r>
         <w:tab/>
-        <w:t>UNICEF</w:t>
-      </w:r>
-      <w:proofErr w:type="gramEnd"/>
-      <w:r>
-        <w:t>. Oral cholera vaccine (OCV) price data [Internet]. 2024 Oct. Available from: https://www.unicef.org/supply/media/22781/file/OCV-vaccines-prices-29102024.pdf</w:t>
+        <w:t>UNICEF. Oral cholera vaccine (OCV) price data [Internet]. 2024 Oct. Available from: https://www.unicef.org/supply/media/22781/file/OCV-vaccines-prices-29102024.pdf</w:t>
       </w:r>
     </w:p>
     <w:p>
@@ -21690,15 +21856,7 @@
       </w:r>
       <w:r>
         <w:tab/>
-        <w:t xml:space="preserve">Sarker AR, Khan AI, Islam MT, Chowdhury F, Khanam F, Kang S, et al. Cost of oral cholera vaccine delivery in a mass immunization program for children in urban Bangladesh. Vaccine X. 2022 </w:t>
-      </w:r>
-      <w:proofErr w:type="gramStart"/>
-      <w:r>
-        <w:t>Dec;12:100247</w:t>
-      </w:r>
-      <w:proofErr w:type="gramEnd"/>
-      <w:r>
-        <w:t xml:space="preserve">. </w:t>
+        <w:t xml:space="preserve">Sarker AR, Khan AI, Islam MT, Chowdhury F, Khanam F, Kang S, et al. Cost of oral cholera vaccine delivery in a mass immunization program for children in urban Bangladesh. Vaccine X. 2022 Dec;12:100247. </w:t>
       </w:r>
     </w:p>
     <w:p>
@@ -21706,19 +21864,11 @@
         <w:pStyle w:val="Bibliography"/>
       </w:pPr>
       <w:r>
-        <w:t>54</w:t>
-      </w:r>
-      <w:proofErr w:type="gramStart"/>
-      <w:r>
-        <w:t xml:space="preserve">. </w:t>
+        <w:t xml:space="preserve">54. </w:t>
       </w:r>
       <w:r>
         <w:tab/>
-        <w:t>UNICEF</w:t>
-      </w:r>
-      <w:proofErr w:type="gramEnd"/>
-      <w:r>
-        <w:t>. Emergency stockpile availability - oral cholera vaccine [Internet]. 2024 Nov. Available from: https://www.unicef.org/supply/media/22091/file/EmergencyStockpileAvailabilityReportOCV11112024.pdf</w:t>
+        <w:t>UNICEF. Emergency stockpile availability - oral cholera vaccine [Internet]. 2024 Nov. Available from: https://www.unicef.org/supply/media/22091/file/EmergencyStockpileAvailabilityReportOCV11112024.pdf</w:t>
       </w:r>
     </w:p>
     <w:p>
@@ -21726,35 +21876,11 @@
         <w:pStyle w:val="Bibliography"/>
       </w:pPr>
       <w:r>
-        <w:t>55</w:t>
-      </w:r>
-      <w:proofErr w:type="gramStart"/>
-      <w:r>
-        <w:t xml:space="preserve">. </w:t>
+        <w:t xml:space="preserve">55. </w:t>
       </w:r>
       <w:r>
         <w:tab/>
-        <w:t>Mogasale</w:t>
-      </w:r>
-      <w:proofErr w:type="gramEnd"/>
-      <w:r>
-        <w:t xml:space="preserve"> V, </w:t>
-      </w:r>
-      <w:proofErr w:type="spellStart"/>
-      <w:r>
-        <w:t>Ngogoyo</w:t>
-      </w:r>
-      <w:proofErr w:type="spellEnd"/>
-      <w:r>
-        <w:t xml:space="preserve"> SM, Mogasale VV. Model-based estimation of the economic burden of cholera in Africa. BMJ Open. 2021 Mar;11(3</w:t>
-      </w:r>
-      <w:proofErr w:type="gramStart"/>
-      <w:r>
-        <w:t>):e</w:t>
-      </w:r>
-      <w:proofErr w:type="gramEnd"/>
-      <w:r>
-        <w:t xml:space="preserve">044615. </w:t>
+        <w:t xml:space="preserve">Mogasale V, Ngogoyo SM, Mogasale VV. Model-based estimation of the economic burden of cholera in Africa. BMJ Open. 2021 Mar;11(3):e044615. </w:t>
       </w:r>
     </w:p>
     <w:p>
@@ -21762,36 +21888,22 @@
         <w:pStyle w:val="Bibliography"/>
       </w:pPr>
       <w:r>
-        <w:rPr>
-          <w:lang w:val="de-DE"/>
-        </w:rPr>
         <w:t xml:space="preserve">56. </w:t>
       </w:r>
       <w:r>
-        <w:rPr>
-          <w:lang w:val="de-DE"/>
-        </w:rPr>
         <w:tab/>
-        <w:t xml:space="preserve">Ilboudo PG, Huang XX, Ngwira B, Mwanyungwe A, Mogasale V, Mengel MA, et al. </w:t>
-      </w:r>
-      <w:r>
-        <w:t xml:space="preserve">Cost-of-illness of cholera to households and health facilities in rural Malawi. </w:t>
+        <w:t xml:space="preserve">Ilboudo PG, Huang XX, Ngwira B, </w:t>
       </w:r>
       <w:proofErr w:type="spellStart"/>
       <w:r>
-        <w:t>PloS</w:t>
+        <w:t>Mwanyungwe</w:t>
       </w:r>
       <w:proofErr w:type="spellEnd"/>
       <w:r>
-        <w:t xml:space="preserve"> One. 2017;12(9</w:t>
-      </w:r>
-      <w:proofErr w:type="gramStart"/>
-      <w:r>
-        <w:t>):e</w:t>
-      </w:r>
-      <w:proofErr w:type="gramEnd"/>
-      <w:r>
-        <w:t xml:space="preserve">0185041. </w:t>
+        <w:t xml:space="preserve"> A, Mogasale V, Mengel MA, et al. </w:t>
+      </w:r>
+      <w:r>
+        <w:t xml:space="preserve">Cost-of-illness of cholera to households and health facilities in rural Malawi. PloS One. 2017;12(9):e0185041. </w:t>
       </w:r>
     </w:p>
     <w:p>
@@ -21803,30 +21915,7 @@
       </w:r>
       <w:r>
         <w:tab/>
-      </w:r>
-      <w:proofErr w:type="spellStart"/>
-      <w:r>
-        <w:t>Awalime</w:t>
-      </w:r>
-      <w:proofErr w:type="spellEnd"/>
-      <w:r>
-        <w:t xml:space="preserve"> DK, Davies-Teye BBK, </w:t>
-      </w:r>
-      <w:proofErr w:type="spellStart"/>
-      <w:r>
-        <w:t>Vanotoo</w:t>
-      </w:r>
-      <w:proofErr w:type="spellEnd"/>
-      <w:r>
-        <w:t xml:space="preserve"> LA, Owoo NS, </w:t>
-      </w:r>
-      <w:proofErr w:type="spellStart"/>
-      <w:r>
-        <w:t>Nketiah</w:t>
-      </w:r>
-      <w:proofErr w:type="spellEnd"/>
-      <w:r>
-        <w:t xml:space="preserve">-Amponsah E. Economic evaluation of 2014 cholera outbreak in Ghana: a household cost analysis. Health Econ Rev. 2017 Dec 4;7(1):45. </w:t>
+        <w:t xml:space="preserve">Awalime DK, Davies-Teye BBK, Vanotoo LA, Owoo NS, Nketiah-Amponsah E. Economic evaluation of 2014 cholera outbreak in Ghana: a household cost analysis. Health Econ Rev. 2017 Dec 4;7(1):45. </w:t>
       </w:r>
     </w:p>
     <w:p>
@@ -21834,36 +21923,11 @@
         <w:pStyle w:val="Bibliography"/>
       </w:pPr>
       <w:r>
-        <w:lastRenderedPageBreak/>
-        <w:t>58</w:t>
-      </w:r>
-      <w:proofErr w:type="gramStart"/>
-      <w:r>
-        <w:t xml:space="preserve">. </w:t>
+        <w:t xml:space="preserve">58. </w:t>
       </w:r>
       <w:r>
         <w:tab/>
-        <w:t>Poulos</w:t>
-      </w:r>
-      <w:proofErr w:type="gramEnd"/>
-      <w:r>
-        <w:t xml:space="preserve"> C, </w:t>
-      </w:r>
-      <w:proofErr w:type="spellStart"/>
-      <w:r>
-        <w:t>Riewpaiboon</w:t>
-      </w:r>
-      <w:proofErr w:type="spellEnd"/>
-      <w:r>
-        <w:t xml:space="preserve"> A, Stewart JF, Clemens J, Guh S, </w:t>
-      </w:r>
-      <w:proofErr w:type="spellStart"/>
-      <w:r>
-        <w:t>Agtini</w:t>
-      </w:r>
-      <w:proofErr w:type="spellEnd"/>
-      <w:r>
-        <w:t xml:space="preserve"> M, et al. Costs of Illness Due to Endemic Cholera. Epidemiol Infect. 2012 Mar;140(3):10.1017/S0950268811000513. </w:t>
+        <w:t xml:space="preserve">Poulos C, Riewpaiboon A, Stewart JF, Clemens J, Guh S, Agtini M, et al. Costs of Illness Due to Endemic Cholera. Epidemiol Infect. 2012 Mar;140(3):10.1017/S0950268811000513. </w:t>
       </w:r>
     </w:p>
     <w:p>
@@ -21878,22 +21942,7 @@
       </w:r>
       <w:r>
         <w:tab/>
-      </w:r>
-      <w:proofErr w:type="spellStart"/>
-      <w:r>
-        <w:t>Schaetti</w:t>
-      </w:r>
-      <w:proofErr w:type="spellEnd"/>
-      <w:r>
-        <w:t xml:space="preserve"> C, Weiss MG, Ali SM, </w:t>
-      </w:r>
-      <w:proofErr w:type="spellStart"/>
-      <w:r>
-        <w:t>Chaignat</w:t>
-      </w:r>
-      <w:proofErr w:type="spellEnd"/>
-      <w:r>
-        <w:t xml:space="preserve"> CL, Khatib AM, Reyburn R, et al. Costs of illness due to cholera, costs of immunization and cost-effectiveness of an oral cholera mass vaccination campaign in Zanzibar. </w:t>
+        <w:t xml:space="preserve">Schaetti C, Weiss MG, Ali SM, Chaignat CL, Khatib AM, Reyburn R, et al. Costs of illness due to cholera, costs of immunization and cost-effectiveness of an oral cholera mass vaccination campaign in Zanzibar. </w:t>
       </w:r>
       <w:r>
         <w:rPr>
@@ -21932,31 +21981,7 @@
       </w:r>
       <w:r>
         <w:tab/>
-        <w:t xml:space="preserve">Azman AS, Parker LA, </w:t>
-      </w:r>
-      <w:proofErr w:type="spellStart"/>
-      <w:r>
-        <w:t>Rumunu</w:t>
-      </w:r>
-      <w:proofErr w:type="spellEnd"/>
-      <w:r>
-        <w:t xml:space="preserve"> J, Tadesse F, </w:t>
-      </w:r>
-      <w:proofErr w:type="spellStart"/>
-      <w:r>
-        <w:t>Grandesso</w:t>
-      </w:r>
-      <w:proofErr w:type="spellEnd"/>
-      <w:r>
-        <w:t xml:space="preserve"> F, Deng LL, et al. Effectiveness of one dose of oral cholera vaccine in response to an outbreak: a case-cohort study. Lancet Glob Health. 2016 Nov 1;4(11</w:t>
-      </w:r>
-      <w:proofErr w:type="gramStart"/>
-      <w:r>
-        <w:t>):e</w:t>
-      </w:r>
-      <w:proofErr w:type="gramEnd"/>
-      <w:r>
-        <w:t xml:space="preserve">856–63. </w:t>
+        <w:t xml:space="preserve">Azman AS, Parker LA, Rumunu J, Tadesse F, Grandesso F, Deng LL, et al. Effectiveness of one dose of oral cholera vaccine in response to an outbreak: a case-cohort study. Lancet Glob Health. 2016 Nov 1;4(11):e856–63. </w:t>
       </w:r>
     </w:p>
     <w:p>
@@ -21968,23 +21993,7 @@
       </w:r>
       <w:r>
         <w:tab/>
-        <w:t xml:space="preserve">Luquero FJ, Grout L, </w:t>
-      </w:r>
-      <w:proofErr w:type="spellStart"/>
-      <w:r>
-        <w:t>Ciglenecki</w:t>
-      </w:r>
-      <w:proofErr w:type="spellEnd"/>
-      <w:r>
-        <w:t xml:space="preserve"> I, </w:t>
-      </w:r>
-      <w:proofErr w:type="spellStart"/>
-      <w:r>
-        <w:t>Sakoba</w:t>
-      </w:r>
-      <w:proofErr w:type="spellEnd"/>
-      <w:r>
-        <w:t xml:space="preserve"> K, Traore B, Heile M, et al. Use of Vibrio cholerae Vaccine in an Outbreak in Guinea. N Engl J Med. 2014 May 29;370(22):2111–20. </w:t>
+        <w:t xml:space="preserve">Luquero FJ, Grout L, Ciglenecki I, Sakoba K, Traore B, Heile M, et al. Use of Vibrio cholerae Vaccine in an Outbreak in Guinea. N Engl J Med. 2014 May 29;370(22):2111–20. </w:t>
       </w:r>
     </w:p>
     <w:p>
@@ -21992,19 +22001,12 @@
         <w:pStyle w:val="Bibliography"/>
       </w:pPr>
       <w:r>
+        <w:lastRenderedPageBreak/>
         <w:t xml:space="preserve">63. </w:t>
       </w:r>
       <w:r>
         <w:tab/>
-        <w:t xml:space="preserve">Weil AA, Khan AI, Chowdhury F, Larocque RC, Faruque ASG, Ryan ET, et al. Clinical outcomes in household contacts of patients with cholera in Bangladesh. Clin Infect Dis Off </w:t>
-      </w:r>
-      <w:proofErr w:type="spellStart"/>
-      <w:r>
-        <w:t>Publ</w:t>
-      </w:r>
-      <w:proofErr w:type="spellEnd"/>
-      <w:r>
-        <w:t xml:space="preserve"> Infect Dis Soc Am. 2009 Nov 15;49(10):1473–9. </w:t>
+        <w:t xml:space="preserve">Weil AA, Khan AI, Chowdhury F, Larocque RC, Faruque ASG, Ryan ET, et al. Clinical outcomes in household contacts of patients with cholera in Bangladesh. Clin Infect Dis Off Publ Infect Dis Soc Am. 2009 Nov 15;49(10):1473–9. </w:t>
       </w:r>
     </w:p>
     <w:p>
@@ -22012,19 +22014,11 @@
         <w:pStyle w:val="Bibliography"/>
       </w:pPr>
       <w:r>
-        <w:t>64</w:t>
-      </w:r>
-      <w:proofErr w:type="gramStart"/>
-      <w:r>
-        <w:t xml:space="preserve">. </w:t>
+        <w:t xml:space="preserve">64. </w:t>
       </w:r>
       <w:r>
         <w:tab/>
-        <w:t>United</w:t>
-      </w:r>
-      <w:proofErr w:type="gramEnd"/>
-      <w:r>
-        <w:t xml:space="preserve"> Nations, Department of Economic and Social Affairs, Population Division. World Population Prospects 2024, Online Edition [Internet]. 2024. Available from: https://population.un.org/wpp/Download/Standard/Mortality/</w:t>
+        <w:t>United Nations, Department of Economic and Social Affairs, Population Division. World Population Prospects 2024, Online Edition [Internet]. 2024. Available from: https://population.un.org/wpp/Download/Standard/Mortality/</w:t>
       </w:r>
     </w:p>
     <w:p>
@@ -22032,19 +22026,11 @@
         <w:pStyle w:val="Bibliography"/>
       </w:pPr>
       <w:r>
-        <w:t>65</w:t>
-      </w:r>
-      <w:proofErr w:type="gramStart"/>
-      <w:r>
-        <w:t xml:space="preserve">. </w:t>
+        <w:t xml:space="preserve">65. </w:t>
       </w:r>
       <w:r>
         <w:tab/>
-        <w:t>World</w:t>
-      </w:r>
-      <w:proofErr w:type="gramEnd"/>
-      <w:r>
-        <w:t xml:space="preserve"> Bank Group. GDP per capita (current US$) [Internet]. Available from: https://data.worldbank.org/indicator/NY.GDP.PCAP.CD</w:t>
+        <w:t>World Bank Group. GDP per capita (current US$) [Internet]. Available from: https://data.worldbank.org/indicator/NY.GDP.PCAP.CD</w:t>
       </w:r>
     </w:p>
     <w:p>
@@ -22052,19 +22038,11 @@
         <w:pStyle w:val="Bibliography"/>
       </w:pPr>
       <w:r>
-        <w:t>66</w:t>
-      </w:r>
-      <w:proofErr w:type="gramStart"/>
-      <w:r>
-        <w:t xml:space="preserve">. </w:t>
+        <w:t xml:space="preserve">66. </w:t>
       </w:r>
       <w:r>
         <w:tab/>
-        <w:t>World</w:t>
-      </w:r>
-      <w:proofErr w:type="gramEnd"/>
-      <w:r>
-        <w:t xml:space="preserve"> Bank Group. Labor force participation rate, total (% of total population ages 15-64) (modeled ILO estimate) [Internet]. Available from: https://data.worldbank.org/indicator/SL.TLF.ACTI.ZS?end=2023&amp;start=1960</w:t>
+        <w:t>World Bank Group. Labor force participation rate, total (% of total population ages 15-64) (modeled ILO estimate) [Internet]. Available from: https://data.worldbank.org/indicator/SL.TLF.ACTI.ZS?end=2023&amp;start=1960</w:t>
       </w:r>
     </w:p>
     <w:p>
@@ -22076,15 +22054,7 @@
       </w:r>
       <w:r>
         <w:tab/>
-        <w:t>Pezzoli L. Global oral cholera vaccine use, 2013–2018. Vaccine. 2020 Feb;</w:t>
-      </w:r>
-      <w:proofErr w:type="gramStart"/>
-      <w:r>
-        <w:t>38:A</w:t>
-      </w:r>
-      <w:proofErr w:type="gramEnd"/>
-      <w:r>
-        <w:t xml:space="preserve">132–40. </w:t>
+        <w:t xml:space="preserve">Pezzoli L. Global oral cholera vaccine use, 2013–2018. Vaccine. 2020 Feb;38:A132–40. </w:t>
       </w:r>
     </w:p>
     <w:p>
@@ -22096,23 +22066,7 @@
       </w:r>
       <w:r>
         <w:tab/>
-        <w:t xml:space="preserve">Edosa M, Jeon Y, Gedefaw A, Hailu D, Mesfin Getachew E, Mogeni OD, et al. Comprehensive Review on the Use of Oral Cholera Vaccine (OCV) in Ethiopia: 2019 to 2023. Clin Infect Dis Off </w:t>
-      </w:r>
-      <w:proofErr w:type="spellStart"/>
-      <w:r>
-        <w:t>Publ</w:t>
-      </w:r>
-      <w:proofErr w:type="spellEnd"/>
-      <w:r>
-        <w:t xml:space="preserve"> Infect Dis Soc Am. 2024 Jul 12;79(Suppl 1</w:t>
-      </w:r>
-      <w:proofErr w:type="gramStart"/>
-      <w:r>
-        <w:t>):S</w:t>
-      </w:r>
-      <w:proofErr w:type="gramEnd"/>
-      <w:r>
-        <w:t xml:space="preserve">20–32. </w:t>
+        <w:t xml:space="preserve">Edosa M, Jeon Y, Gedefaw A, Hailu D, Mesfin Getachew E, Mogeni OD, et al. Comprehensive Review on the Use of Oral Cholera Vaccine (OCV) in Ethiopia: 2019 to 2023. Clin Infect Dis Off Publ Infect Dis Soc Am. 2024 Jul 12;79(Suppl 1):S20–32. </w:t>
       </w:r>
     </w:p>
     <w:p>
@@ -22133,31 +22087,7 @@
         <w:t xml:space="preserve">Mogasale V, Ramani E, Wee H, Kim JH. </w:t>
       </w:r>
       <w:r>
-        <w:t xml:space="preserve">Oral Cholera Vaccination Delivery Cost in Low- and Middle-Income Countries: An Analysis Based on Systematic Review. Ryan ET, editor. </w:t>
-      </w:r>
-      <w:proofErr w:type="spellStart"/>
-      <w:r>
-        <w:t>PLoS</w:t>
-      </w:r>
-      <w:proofErr w:type="spellEnd"/>
-      <w:r>
-        <w:t xml:space="preserve"> </w:t>
-      </w:r>
-      <w:proofErr w:type="spellStart"/>
-      <w:r>
-        <w:t>Negl</w:t>
-      </w:r>
-      <w:proofErr w:type="spellEnd"/>
-      <w:r>
-        <w:t xml:space="preserve"> Trop Dis. 2016 Dec 8;10(12</w:t>
-      </w:r>
-      <w:proofErr w:type="gramStart"/>
-      <w:r>
-        <w:t>):e</w:t>
-      </w:r>
-      <w:proofErr w:type="gramEnd"/>
-      <w:r>
-        <w:t xml:space="preserve">0005124. </w:t>
+        <w:t xml:space="preserve">Oral Cholera Vaccination Delivery Cost in Low- and Middle-Income Countries: An Analysis Based on Systematic Review. Ryan ET, editor. PLoS Negl Trop Dis. 2016 Dec 8;10(12):e0005124. </w:t>
       </w:r>
     </w:p>
     <w:p>
@@ -22165,20 +22095,11 @@
         <w:pStyle w:val="Bibliography"/>
       </w:pPr>
       <w:r>
-        <w:lastRenderedPageBreak/>
         <w:t xml:space="preserve">70. </w:t>
       </w:r>
       <w:r>
         <w:tab/>
-        <w:t xml:space="preserve">Turner HC, Lauer JA, Tran BX, </w:t>
-      </w:r>
-      <w:proofErr w:type="spellStart"/>
-      <w:r>
-        <w:t>Teerawattananon</w:t>
-      </w:r>
-      <w:proofErr w:type="spellEnd"/>
-      <w:r>
-        <w:t xml:space="preserve"> Y, Jit M. Adjusting for Inflation and Currency Changes Within Health Economic Studies. Value Health. 2019 Sep;22(9):1026–32. </w:t>
+        <w:t xml:space="preserve">Turner HC, Lauer JA, Tran BX, Teerawattananon Y, Jit M. Adjusting for Inflation and Currency Changes Within Health Economic Studies. Value Health. 2019 Sep;22(9):1026–32. </w:t>
       </w:r>
     </w:p>
     <w:p>
@@ -22186,19 +22107,11 @@
         <w:pStyle w:val="Bibliography"/>
       </w:pPr>
       <w:r>
-        <w:t>71</w:t>
-      </w:r>
-      <w:proofErr w:type="gramStart"/>
-      <w:r>
-        <w:t xml:space="preserve">. </w:t>
+        <w:t xml:space="preserve">71. </w:t>
       </w:r>
       <w:r>
         <w:tab/>
-        <w:t>Bureau</w:t>
-      </w:r>
-      <w:proofErr w:type="gramEnd"/>
-      <w:r>
-        <w:t xml:space="preserve"> of Labor Statistics. Math calculations to better utilize CPI data [Internet]. Bureau of Labor Statistics; Available from: https://www.bls.gov/cpi/factsheets/cpi-math-calculations.pdf</w:t>
+        <w:t>Bureau of Labor Statistics. Math calculations to better utilize CPI data [Internet]. Bureau of Labor Statistics; Available from: https://www.bls.gov/cpi/factsheets/cpi-math-calculations.pdf</w:t>
       </w:r>
     </w:p>
     <w:p>
@@ -22206,27 +22119,11 @@
         <w:pStyle w:val="Bibliography"/>
       </w:pPr>
       <w:r>
-        <w:t>72</w:t>
-      </w:r>
-      <w:proofErr w:type="gramStart"/>
-      <w:r>
-        <w:t xml:space="preserve">. </w:t>
+        <w:t xml:space="preserve">72. </w:t>
       </w:r>
       <w:r>
         <w:tab/>
-        <w:t>Lee</w:t>
-      </w:r>
-      <w:proofErr w:type="gramEnd"/>
-      <w:r>
-        <w:t xml:space="preserve"> EC, Azman AS, Kaminsky J, Moore SM, McKay HS, Lessler J. The projected impact of geographic targeting of oral cholera vaccination in sub-Saharan Africa: A modeling study. Kretzschmar MEE, editor. PLOS Med. 2019 Dec 11;16(12</w:t>
-      </w:r>
-      <w:proofErr w:type="gramStart"/>
-      <w:r>
-        <w:t>):e</w:t>
-      </w:r>
-      <w:proofErr w:type="gramEnd"/>
-      <w:r>
-        <w:t xml:space="preserve">1003003. </w:t>
+        <w:t xml:space="preserve">Lee EC, Azman AS, Kaminsky J, Moore SM, McKay HS, Lessler J. The projected impact of geographic targeting of oral cholera vaccination in sub-Saharan Africa: A modeling study. Kretzschmar MEE, editor. PLOS Med. 2019 Dec 11;16(12):e1003003. </w:t>
       </w:r>
     </w:p>
     <w:p>
@@ -22238,30 +22135,7 @@
       </w:r>
       <w:r>
         <w:tab/>
-      </w:r>
-      <w:proofErr w:type="spellStart"/>
-      <w:r>
-        <w:t>Girotto</w:t>
-      </w:r>
-      <w:proofErr w:type="spellEnd"/>
-      <w:r>
-        <w:t xml:space="preserve"> CD, </w:t>
-      </w:r>
-      <w:proofErr w:type="spellStart"/>
-      <w:r>
-        <w:t>Behzadian</w:t>
-      </w:r>
-      <w:proofErr w:type="spellEnd"/>
-      <w:r>
-        <w:t xml:space="preserve"> K, Musah A, Chen AS, Djordjević S, Nichols G, et al. Analysis of environmental factors influencing endemic cholera risks in sub-Saharan Africa. Sci Total Environ. 2024 May </w:t>
-      </w:r>
-      <w:proofErr w:type="gramStart"/>
-      <w:r>
-        <w:t>20;926:171896</w:t>
-      </w:r>
-      <w:proofErr w:type="gramEnd"/>
-      <w:r>
-        <w:t xml:space="preserve">. </w:t>
+        <w:t xml:space="preserve">Girotto CD, Behzadian K, Musah A, Chen AS, Djordjević S, Nichols G, et al. Analysis of environmental factors influencing endemic cholera risks in sub-Saharan Africa. Sci Total Environ. 2024 May 20;926:171896. </w:t>
       </w:r>
     </w:p>
     <w:p>
@@ -22269,27 +22143,11 @@
         <w:pStyle w:val="Bibliography"/>
       </w:pPr>
       <w:r>
-        <w:t>74</w:t>
-      </w:r>
-      <w:proofErr w:type="gramStart"/>
-      <w:r>
-        <w:t xml:space="preserve">. </w:t>
+        <w:t xml:space="preserve">74. </w:t>
       </w:r>
       <w:r>
         <w:tab/>
-        <w:t>Koepke</w:t>
-      </w:r>
-      <w:proofErr w:type="gramEnd"/>
-      <w:r>
-        <w:t xml:space="preserve"> AA, </w:t>
-      </w:r>
-      <w:proofErr w:type="spellStart"/>
-      <w:r>
-        <w:t>Longini</w:t>
-      </w:r>
-      <w:proofErr w:type="spellEnd"/>
-      <w:r>
-        <w:t xml:space="preserve"> IM, Halloran ME, Wakefield J, Minin VN. PREDICTIVE MODELING OF CHOLERA OUTBREAKS IN BANGLADESH. Ann Appl Stat. 2016 Jun;10(2):575–95. </w:t>
+        <w:t xml:space="preserve">Koepke AA, Longini IM, Halloran ME, Wakefield J, Minin VN. PREDICTIVE MODELING OF CHOLERA OUTBREAKS IN BANGLADESH. Ann Appl Stat. 2016 Jun;10(2):575–95. </w:t>
       </w:r>
     </w:p>
     <w:p>
@@ -22301,31 +22159,11 @@
       </w:r>
       <w:r>
         <w:tab/>
-        <w:t xml:space="preserve">Armando CJ, </w:t>
-      </w:r>
-      <w:proofErr w:type="spellStart"/>
-      <w:r>
-        <w:t>Rocklöv</w:t>
-      </w:r>
-      <w:proofErr w:type="spellEnd"/>
-      <w:r>
-        <w:t xml:space="preserve"> J, Sidat M, Tozan Y, </w:t>
-      </w:r>
-      <w:proofErr w:type="spellStart"/>
-      <w:r>
-        <w:t>Mavume</w:t>
-      </w:r>
-      <w:proofErr w:type="spellEnd"/>
-      <w:r>
-        <w:t xml:space="preserve"> AF, Bunker A, et al. Spatial-temporal analysis of climate and socioeconomic conditions on cholera incidence in Mozambique from 2000 to 2018: an ecological longitudinal retrospective study. BMJ Open. 2024 Aug;14(8</w:t>
-      </w:r>
-      <w:proofErr w:type="gramStart"/>
-      <w:r>
-        <w:t>):e</w:t>
-      </w:r>
-      <w:proofErr w:type="gramEnd"/>
-      <w:r>
-        <w:t xml:space="preserve">082503. </w:t>
+        <w:t xml:space="preserve">Armando CJ, Rocklöv J, Sidat M, Tozan Y, Mavume AF, Bunker A, et al. Spatial-temporal analysis of climate and socioeconomic conditions on cholera incidence in Mozambique </w:t>
+      </w:r>
+      <w:r>
+        <w:lastRenderedPageBreak/>
+        <w:t xml:space="preserve">from 2000 to 2018: an ecological longitudinal retrospective study. BMJ Open. 2024 Aug;14(8):e082503. </w:t>
       </w:r>
     </w:p>
     <w:p>
@@ -22337,23 +22175,7 @@
       </w:r>
       <w:r>
         <w:tab/>
-        <w:t xml:space="preserve">Ali M, Sen Gupta S, Arora N, </w:t>
-      </w:r>
-      <w:proofErr w:type="spellStart"/>
-      <w:r>
-        <w:t>Khasnobis</w:t>
-      </w:r>
-      <w:proofErr w:type="spellEnd"/>
-      <w:r>
-        <w:t xml:space="preserve"> P, Venkatesh S, Sur D, et al. Identification of burden hotspots and risk factors for cholera in India: An observational study. Moise IK, editor. PLOS ONE. 2017 Aug 24;12(8</w:t>
-      </w:r>
-      <w:proofErr w:type="gramStart"/>
-      <w:r>
-        <w:t>):e</w:t>
-      </w:r>
-      <w:proofErr w:type="gramEnd"/>
-      <w:r>
-        <w:t xml:space="preserve">0183100. </w:t>
+        <w:t xml:space="preserve">Ali M, Sen Gupta S, Arora N, Khasnobis P, Venkatesh S, Sur D, et al. Identification of burden hotspots and risk factors for cholera in India: An observational study. Moise IK, editor. PLOS ONE. 2017 Aug 24;12(8):e0183100. </w:t>
       </w:r>
     </w:p>
     <w:p>
@@ -22365,31 +22187,7 @@
       </w:r>
       <w:r>
         <w:tab/>
-        <w:t xml:space="preserve">Delport D, </w:t>
-      </w:r>
-      <w:proofErr w:type="spellStart"/>
-      <w:r>
-        <w:t>Muellenmeister</w:t>
-      </w:r>
-      <w:proofErr w:type="spellEnd"/>
-      <w:r>
-        <w:t xml:space="preserve"> AM, MacKechnie G, </w:t>
-      </w:r>
-      <w:proofErr w:type="spellStart"/>
-      <w:r>
-        <w:t>Vaccher</w:t>
-      </w:r>
-      <w:proofErr w:type="spellEnd"/>
-      <w:r>
-        <w:t xml:space="preserve"> S, Mengistu T, Hogan D, et al. Estimating the historical impact of outbreak response immunization programs across 210 outbreaks in LMICs [Internet]. </w:t>
-      </w:r>
-      <w:proofErr w:type="spellStart"/>
-      <w:r>
-        <w:t>medRxiv</w:t>
-      </w:r>
-      <w:proofErr w:type="spellEnd"/>
-      <w:r>
-        <w:t>; 2024 [cited 2025 Feb 21]. p. 2024.06.02.24308241. Available from: https://www.medrxiv.org/content/10.1101/2024.06.02.24308241v1</w:t>
+        <w:t>Delport D, Muellenmeister AM, MacKechnie G, Vaccher S, Mengistu T, Hogan D, et al. Estimating the historical impact of outbreak response immunization programs across 210 outbreaks in LMICs [Internet]. medRxiv; 2024 [cited 2025 Feb 21]. p. 2024.06.02.24308241. Available from: https://www.medrxiv.org/content/10.1101/2024.06.02.24308241v1</w:t>
       </w:r>
     </w:p>
     <w:p>
@@ -22401,15 +22199,7 @@
       </w:r>
       <w:r>
         <w:tab/>
-        <w:t xml:space="preserve">Xu H, Zou K, Dent J, Wiens KE, </w:t>
-      </w:r>
-      <w:proofErr w:type="spellStart"/>
-      <w:r>
-        <w:t>Malembaka</w:t>
-      </w:r>
-      <w:proofErr w:type="spellEnd"/>
-      <w:r>
-        <w:t xml:space="preserve"> EB, Bwire G, et al. Enhanced cholera surveillance to improve vaccination campaign efficiency. Nat Med. 2024 Mar 5;1–7. </w:t>
+        <w:t xml:space="preserve">Xu H, Zou K, Dent J, Wiens KE, Malembaka EB, Bwire G, et al. Enhanced cholera surveillance to improve vaccination campaign efficiency. Nat Med. 2024 Mar 5;1–7. </w:t>
       </w:r>
     </w:p>
     <w:p>
@@ -22417,47 +22207,11 @@
         <w:pStyle w:val="Bibliography"/>
       </w:pPr>
       <w:r>
-        <w:t>79</w:t>
-      </w:r>
-      <w:proofErr w:type="gramStart"/>
-      <w:r>
-        <w:t xml:space="preserve">. </w:t>
+        <w:t xml:space="preserve">79. </w:t>
       </w:r>
       <w:r>
         <w:tab/>
-      </w:r>
-      <w:proofErr w:type="spellStart"/>
-      <w:r>
-        <w:t>Longini</w:t>
-      </w:r>
-      <w:proofErr w:type="spellEnd"/>
-      <w:proofErr w:type="gramEnd"/>
-      <w:r>
-        <w:t xml:space="preserve"> IMJ, Nizam A, Ali M, Yunus M, </w:t>
-      </w:r>
-      <w:proofErr w:type="spellStart"/>
-      <w:r>
-        <w:t>Shenvi</w:t>
-      </w:r>
-      <w:proofErr w:type="spellEnd"/>
-      <w:r>
-        <w:t xml:space="preserve"> N, Clemens JD. Controlling endemic cholera with oral vaccines. </w:t>
-      </w:r>
-      <w:proofErr w:type="spellStart"/>
-      <w:r>
-        <w:t>PLoS</w:t>
-      </w:r>
-      <w:proofErr w:type="spellEnd"/>
-      <w:r>
-        <w:t xml:space="preserve"> Med. 2007 Nov 27;4(11</w:t>
-      </w:r>
-      <w:proofErr w:type="gramStart"/>
-      <w:r>
-        <w:t>):e</w:t>
-      </w:r>
-      <w:proofErr w:type="gramEnd"/>
-      <w:r>
-        <w:t xml:space="preserve">336. </w:t>
+        <w:t xml:space="preserve">Longini IMJ, Nizam A, Ali M, Yunus M, Shenvi N, Clemens JD. Controlling endemic cholera with oral vaccines. PLoS Med. 2007 Nov 27;4(11):e336. </w:t>
       </w:r>
     </w:p>
     <w:p>
@@ -22465,19 +22219,11 @@
         <w:pStyle w:val="Bibliography"/>
       </w:pPr>
       <w:r>
-        <w:t>80</w:t>
-      </w:r>
-      <w:proofErr w:type="gramStart"/>
-      <w:r>
-        <w:t xml:space="preserve">. </w:t>
+        <w:t xml:space="preserve">80. </w:t>
       </w:r>
       <w:r>
         <w:tab/>
-        <w:t>Kim</w:t>
-      </w:r>
-      <w:proofErr w:type="gramEnd"/>
-      <w:r>
-        <w:t xml:space="preserve"> JH, Mogasale V, Burgess C, Wierzba TF. Impact of oral cholera vaccines in cholera-endemic countries: A mathematical modeling study. Vaccine. 2016;34(18):2113–20. </w:t>
+        <w:t xml:space="preserve">Kim JH, Mogasale V, Burgess C, Wierzba TF. Impact of oral cholera vaccines in cholera-endemic countries: A mathematical modeling study. Vaccine. 2016;34(18):2113–20. </w:t>
       </w:r>
     </w:p>
     <w:p>
@@ -22485,51 +22231,11 @@
         <w:pStyle w:val="Bibliography"/>
       </w:pPr>
       <w:r>
-        <w:t>81</w:t>
-      </w:r>
-      <w:proofErr w:type="gramStart"/>
-      <w:r>
-        <w:t xml:space="preserve">. </w:t>
+        <w:t xml:space="preserve">81. </w:t>
       </w:r>
       <w:r>
         <w:tab/>
-        <w:t>Sikder</w:t>
-      </w:r>
-      <w:proofErr w:type="gramEnd"/>
-      <w:r>
-        <w:t xml:space="preserve"> M, </w:t>
-      </w:r>
-      <w:proofErr w:type="spellStart"/>
-      <w:r>
-        <w:t>Altare</w:t>
-      </w:r>
-      <w:proofErr w:type="spellEnd"/>
-      <w:r>
-        <w:t xml:space="preserve"> C, Doocy S, Trowbridge D, Kaur G, Kaushal N, et al. Case-area targeted preventive interventions to interrupt cholera transmission: Current implementation practices and lessons learned. </w:t>
-      </w:r>
-      <w:proofErr w:type="spellStart"/>
-      <w:r>
-        <w:t>PLoS</w:t>
-      </w:r>
-      <w:proofErr w:type="spellEnd"/>
-      <w:r>
-        <w:t xml:space="preserve"> </w:t>
-      </w:r>
-      <w:proofErr w:type="spellStart"/>
-      <w:r>
-        <w:t>Negl</w:t>
-      </w:r>
-      <w:proofErr w:type="spellEnd"/>
-      <w:r>
-        <w:t xml:space="preserve"> Trop Dis. 2021 Dec;15(12</w:t>
-      </w:r>
-      <w:proofErr w:type="gramStart"/>
-      <w:r>
-        <w:t>):e</w:t>
-      </w:r>
-      <w:proofErr w:type="gramEnd"/>
-      <w:r>
-        <w:t xml:space="preserve">0010042. </w:t>
+        <w:t xml:space="preserve">Sikder M, Altare C, Doocy S, Trowbridge D, Kaur G, Kaushal N, et al. Case-area targeted preventive interventions to interrupt cholera transmission: Current implementation practices and lessons learned. PLoS Negl Trop Dis. 2021 Dec;15(12):e0010042. </w:t>
       </w:r>
     </w:p>
     <w:p>
@@ -22537,36 +22243,11 @@
         <w:pStyle w:val="Bibliography"/>
       </w:pPr>
       <w:r>
-        <w:lastRenderedPageBreak/>
         <w:t xml:space="preserve">82. </w:t>
       </w:r>
       <w:r>
         <w:tab/>
-        <w:t xml:space="preserve">OKeeffe J, Salem-Bango L, Desjardins MR, Lantagne D, </w:t>
-      </w:r>
-      <w:proofErr w:type="spellStart"/>
-      <w:r>
-        <w:t>Altare</w:t>
-      </w:r>
-      <w:proofErr w:type="spellEnd"/>
-      <w:r>
-        <w:t xml:space="preserve"> C, Kaur G, et al. Case-area targeted interventions during a large-scale cholera epidemic: A prospective cohort study in Northeast Nigeria. </w:t>
-      </w:r>
-      <w:proofErr w:type="spellStart"/>
-      <w:r>
-        <w:t>PLoS</w:t>
-      </w:r>
-      <w:proofErr w:type="spellEnd"/>
-      <w:r>
-        <w:t xml:space="preserve"> Med. 2024 May;21(5</w:t>
-      </w:r>
-      <w:proofErr w:type="gramStart"/>
-      <w:r>
-        <w:t>):e</w:t>
-      </w:r>
-      <w:proofErr w:type="gramEnd"/>
-      <w:r>
-        <w:t xml:space="preserve">1004404. </w:t>
+        <w:t xml:space="preserve">OKeeffe J, Salem-Bango L, Desjardins MR, Lantagne D, Altare C, Kaur G, et al. Case-area targeted interventions during a large-scale cholera epidemic: A prospective cohort study in Northeast Nigeria. PLoS Med. 2024 May;21(5):e1004404. </w:t>
       </w:r>
     </w:p>
     <w:p>
@@ -22578,39 +22259,7 @@
       </w:r>
       <w:r>
         <w:tab/>
-        <w:t xml:space="preserve">Kaur G, Salem-Bango L, Nery ALMDS, Solomon EC, </w:t>
-      </w:r>
-      <w:proofErr w:type="spellStart"/>
-      <w:r>
-        <w:t>Ihemezue</w:t>
-      </w:r>
-      <w:proofErr w:type="spellEnd"/>
-      <w:r>
-        <w:t xml:space="preserve"> E, Kelly C, et al. Implementation considerations in case-area targeted interventions to prevent cholera transmission in Northeast Nigeria: A qualitative analysis. </w:t>
-      </w:r>
-      <w:proofErr w:type="spellStart"/>
-      <w:r>
-        <w:t>PLoS</w:t>
-      </w:r>
-      <w:proofErr w:type="spellEnd"/>
-      <w:r>
-        <w:t xml:space="preserve"> </w:t>
-      </w:r>
-      <w:proofErr w:type="spellStart"/>
-      <w:r>
-        <w:t>Negl</w:t>
-      </w:r>
-      <w:proofErr w:type="spellEnd"/>
-      <w:r>
-        <w:t xml:space="preserve"> Trop Dis. 2023 Apr;17(4</w:t>
-      </w:r>
-      <w:proofErr w:type="gramStart"/>
-      <w:r>
-        <w:t>):e</w:t>
-      </w:r>
-      <w:proofErr w:type="gramEnd"/>
-      <w:r>
-        <w:t xml:space="preserve">0011298. </w:t>
+        <w:t xml:space="preserve">Kaur G, Salem-Bango L, Nery ALMDS, Solomon EC, Ihemezue E, Kelly C, et al. Implementation considerations in case-area targeted interventions to prevent cholera transmission in Northeast Nigeria: A qualitative analysis. PLoS Negl Trop Dis. 2023 Apr;17(4):e0011298. </w:t>
       </w:r>
     </w:p>
     <w:p>
@@ -22693,6 +22342,7 @@
         </w:rPr>
       </w:pPr>
       <w:r>
+        <w:lastRenderedPageBreak/>
         <w:t xml:space="preserve">87. </w:t>
       </w:r>
       <w:r>
@@ -22732,43 +22382,11 @@
         <w:pStyle w:val="Bibliography"/>
       </w:pPr>
       <w:r>
-        <w:t>89</w:t>
-      </w:r>
-      <w:proofErr w:type="gramStart"/>
-      <w:r>
-        <w:t xml:space="preserve">. </w:t>
+        <w:t xml:space="preserve">89. </w:t>
       </w:r>
       <w:r>
         <w:tab/>
-        <w:t>Wiens</w:t>
-      </w:r>
-      <w:proofErr w:type="gramEnd"/>
-      <w:r>
-        <w:t xml:space="preserve"> KE, Xu H, Zou K, Mwaba J, Lessler J, </w:t>
-      </w:r>
-      <w:proofErr w:type="spellStart"/>
-      <w:r>
-        <w:t>Malembaka</w:t>
-      </w:r>
-      <w:proofErr w:type="spellEnd"/>
-      <w:r>
-        <w:t xml:space="preserve"> EB, et al. Estimating the proportion of clinically suspected cholera cases that are true Vibrio cholerae infections: A systematic review and meta-analysis. </w:t>
-      </w:r>
-      <w:proofErr w:type="spellStart"/>
-      <w:r>
-        <w:t>PLoS</w:t>
-      </w:r>
-      <w:proofErr w:type="spellEnd"/>
-      <w:r>
-        <w:t xml:space="preserve"> Med. 2023 Sep;20(9</w:t>
-      </w:r>
-      <w:proofErr w:type="gramStart"/>
-      <w:r>
-        <w:t>):e</w:t>
-      </w:r>
-      <w:proofErr w:type="gramEnd"/>
-      <w:r>
-        <w:t xml:space="preserve">1004286. </w:t>
+        <w:t xml:space="preserve">Wiens KE, Xu H, Zou K, Mwaba J, Lessler J, Malembaka EB, et al. Estimating the proportion of clinically suspected cholera cases that are true Vibrio cholerae infections: A systematic review and meta-analysis. PLoS Med. 2023 Sep;20(9):e1004286. </w:t>
       </w:r>
     </w:p>
     <w:p>
@@ -22776,35 +22394,11 @@
         <w:pStyle w:val="Bibliography"/>
       </w:pPr>
       <w:r>
-        <w:t>90</w:t>
-      </w:r>
-      <w:proofErr w:type="gramStart"/>
-      <w:r>
-        <w:t xml:space="preserve">. </w:t>
+        <w:t xml:space="preserve">90. </w:t>
       </w:r>
       <w:r>
         <w:tab/>
-        <w:t>Wiens</w:t>
-      </w:r>
-      <w:proofErr w:type="gramEnd"/>
-      <w:r>
-        <w:t xml:space="preserve"> KE, Miller MH, Costello DJ, Solomon AP, Hilbert SM, Shipper AG, et al. Care-</w:t>
-      </w:r>
-      <w:proofErr w:type="gramStart"/>
-      <w:r>
-        <w:t>seeking for</w:t>
-      </w:r>
-      <w:proofErr w:type="gramEnd"/>
-      <w:r>
-        <w:t xml:space="preserve"> diarrheal illness: A systematic review and meta-analysis. PLOS Glob Public Health. 2025 Apr 22;5(4</w:t>
-      </w:r>
-      <w:proofErr w:type="gramStart"/>
-      <w:r>
-        <w:t>):e</w:t>
-      </w:r>
-      <w:proofErr w:type="gramEnd"/>
-      <w:r>
-        <w:t xml:space="preserve">0004483. </w:t>
+        <w:t xml:space="preserve">Wiens KE, Miller MH, Costello DJ, Solomon AP, Hilbert SM, Shipper AG, et al. Care-seeking for diarrheal illness: A systematic review and meta-analysis. PLOS Glob Public Health. 2025 Apr 22;5(4):e0004483. </w:t>
       </w:r>
     </w:p>
     <w:p>
@@ -26064,20 +25658,6 @@
 </file>
 
 <file path=customXml/item1.xml><?xml version="1.0" encoding="utf-8"?>
-<p:properties xmlns:p="http://schemas.microsoft.com/office/2006/metadata/properties" xmlns:xsi="http://www.w3.org/2001/XMLSchema-instance" xmlns:pc="http://schemas.microsoft.com/office/infopath/2007/PartnerControls">
-  <documentManagement>
-    <_activity xmlns="00f5eb7a-3f09-4ccb-9a17-2c4fa8202c3e" xsi:nil="true"/>
-  </documentManagement>
-</p:properties>
-</file>
-
-<file path=customXml/item2.xml><?xml version="1.0" encoding="utf-8"?>
-<go:gDocsCustomXmlDataStorage xmlns:go="http://customooxmlschemas.google.com/" xmlns:r="http://schemas.openxmlformats.org/officeDocument/2006/relationships" uri="GoogleDocsCustomDataVersion2">
-  <go:docsCustomData xmlns:go="http://customooxmlschemas.google.com/" roundtripDataSignature="AMtx7mgdndu53wYGt6HnkXDpKDmMCu/43A==">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</go:docsCustomData>
-</go:gDocsCustomXmlDataStorage>
-</file>
-
-<file path=customXml/item3.xml><?xml version="1.0" encoding="utf-8"?>
 <ct:contentTypeSchema xmlns:ct="http://schemas.microsoft.com/office/2006/metadata/contentType" xmlns:ma="http://schemas.microsoft.com/office/2006/metadata/properties/metaAttributes" ct:_="" ma:_="" ma:contentTypeName="Document" ma:contentTypeID="0x010100A2E3680EE573554D94035A4421814AE7" ma:contentTypeVersion="17" ma:contentTypeDescription="Create a new document." ma:contentTypeScope="" ma:versionID="677f1e42a8347fa1a33a1e5bd082a6f0">
   <xsd:schema xmlns:xsd="http://www.w3.org/2001/XMLSchema" xmlns:xs="http://www.w3.org/2001/XMLSchema" xmlns:p="http://schemas.microsoft.com/office/2006/metadata/properties" xmlns:ns3="00f5eb7a-3f09-4ccb-9a17-2c4fa8202c3e" xmlns:ns4="534d57da-ff16-4cef-a6f3-6603b923fb9d" targetNamespace="http://schemas.microsoft.com/office/2006/metadata/properties" ma:root="true" ma:fieldsID="3152a6d693dc4f03211544ef130251e4" ns3:_="" ns4:_="">
     <xsd:import namespace="00f5eb7a-3f09-4ccb-9a17-2c4fa8202c3e"/>
@@ -26324,11 +25904,21 @@
 </ct:contentTypeSchema>
 </file>
 
-<file path=customXml/item4.xml><?xml version="1.0" encoding="utf-8"?>
-<b:Sources xmlns:b="http://schemas.openxmlformats.org/officeDocument/2006/bibliography" xmlns="http://schemas.openxmlformats.org/officeDocument/2006/bibliography" SelectedStyle="\APASixthEditionOfficeOnline.xsl" StyleName="APA" Version="6"/>
+<file path=customXml/item2.xml><?xml version="1.0" encoding="utf-8"?>
+<go:gDocsCustomXmlDataStorage xmlns:go="http://customooxmlschemas.google.com/" xmlns:r="http://schemas.openxmlformats.org/officeDocument/2006/relationships" uri="GoogleDocsCustomDataVersion2">
+  <go:docsCustomData xmlns:go="http://customooxmlschemas.google.com/" roundtripDataSignature="AMtx7mgdndu53wYGt6HnkXDpKDmMCu/43A==">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</go:docsCustomData>
+</go:gDocsCustomXmlDataStorage>
 </file>
 
-<file path=customXml/item5.xml><?xml version="1.0" encoding="utf-8"?>
+<file path=customXml/item3.xml><?xml version="1.0" encoding="utf-8"?>
+<p:properties xmlns:p="http://schemas.microsoft.com/office/2006/metadata/properties" xmlns:xsi="http://www.w3.org/2001/XMLSchema-instance" xmlns:pc="http://schemas.microsoft.com/office/infopath/2007/PartnerControls">
+  <documentManagement>
+    <_activity xmlns="00f5eb7a-3f09-4ccb-9a17-2c4fa8202c3e" xsi:nil="true"/>
+  </documentManagement>
+</p:properties>
+</file>
+
+<file path=customXml/item4.xml><?xml version="1.0" encoding="utf-8"?>
 <?mso-contentType ?>
 <FormTemplates xmlns="http://schemas.microsoft.com/sharepoint/v3/contenttype/forms">
   <Display>DocumentLibraryForm</Display>
@@ -26337,26 +25927,11 @@
 </FormTemplates>
 </file>
 
-<file path=customXml/itemProps1.xml><?xml version="1.0" encoding="utf-8"?>
-<ds:datastoreItem xmlns:ds="http://schemas.openxmlformats.org/officeDocument/2006/customXml" ds:itemID="{9C00E788-F0BC-46FB-A07D-C58627BA0AFE}">
-  <ds:schemaRefs>
-    <ds:schemaRef ds:uri="http://schemas.microsoft.com/office/2006/metadata/properties"/>
-    <ds:schemaRef ds:uri="http://schemas.microsoft.com/office/infopath/2007/PartnerControls"/>
-    <ds:schemaRef ds:uri="00f5eb7a-3f09-4ccb-9a17-2c4fa8202c3e"/>
-  </ds:schemaRefs>
-</ds:datastoreItem>
+<file path=customXml/item5.xml><?xml version="1.0" encoding="utf-8"?>
+<b:Sources xmlns:b="http://schemas.openxmlformats.org/officeDocument/2006/bibliography" xmlns="http://schemas.openxmlformats.org/officeDocument/2006/bibliography" SelectedStyle="\APASixthEditionOfficeOnline.xsl" StyleName="APA" Version="6"/>
 </file>
 
-<file path=customXml/itemProps2.xml><?xml version="1.0" encoding="utf-8"?>
-<ds:datastoreItem xmlns:ds="http://schemas.openxmlformats.org/officeDocument/2006/customXml" ds:itemID="{11111111-1234-1234-1234-123412341234}">
-  <ds:schemaRefs>
-    <ds:schemaRef ds:uri="http://customooxmlschemas.google.com/"/>
-    <ds:schemaRef ds:uri="http://schemas.openxmlformats.org/officeDocument/2006/relationships"/>
-  </ds:schemaRefs>
-</ds:datastoreItem>
-</file>
-
-<file path=customXml/itemProps3.xml><?xml version="1.0" encoding="utf-8"?>
+<file path=customXml/itemProps1.xml><?xml version="1.0" encoding="utf-8"?>
 <ds:datastoreItem xmlns:ds="http://schemas.openxmlformats.org/officeDocument/2006/customXml" ds:itemID="{84C8490E-D3BA-4C03-B8F3-1DA315608BFD}">
   <ds:schemaRefs>
     <ds:schemaRef ds:uri="http://schemas.microsoft.com/office/2006/metadata/contentType"/>
@@ -26375,18 +25950,37 @@
 </ds:datastoreItem>
 </file>
 
+<file path=customXml/itemProps2.xml><?xml version="1.0" encoding="utf-8"?>
+<ds:datastoreItem xmlns:ds="http://schemas.openxmlformats.org/officeDocument/2006/customXml" ds:itemID="{11111111-1234-1234-1234-123412341234}">
+  <ds:schemaRefs>
+    <ds:schemaRef ds:uri="http://customooxmlschemas.google.com/"/>
+    <ds:schemaRef ds:uri="http://schemas.openxmlformats.org/officeDocument/2006/relationships"/>
+  </ds:schemaRefs>
+</ds:datastoreItem>
+</file>
+
+<file path=customXml/itemProps3.xml><?xml version="1.0" encoding="utf-8"?>
+<ds:datastoreItem xmlns:ds="http://schemas.openxmlformats.org/officeDocument/2006/customXml" ds:itemID="{9C00E788-F0BC-46FB-A07D-C58627BA0AFE}">
+  <ds:schemaRefs>
+    <ds:schemaRef ds:uri="http://schemas.microsoft.com/office/2006/metadata/properties"/>
+    <ds:schemaRef ds:uri="http://schemas.microsoft.com/office/infopath/2007/PartnerControls"/>
+    <ds:schemaRef ds:uri="00f5eb7a-3f09-4ccb-9a17-2c4fa8202c3e"/>
+  </ds:schemaRefs>
+</ds:datastoreItem>
+</file>
+
 <file path=customXml/itemProps4.xml><?xml version="1.0" encoding="utf-8"?>
+<ds:datastoreItem xmlns:ds="http://schemas.openxmlformats.org/officeDocument/2006/customXml" ds:itemID="{337A23CE-E10A-4043-BC60-ADD821B08A35}">
+  <ds:schemaRefs>
+    <ds:schemaRef ds:uri="http://schemas.microsoft.com/sharepoint/v3/contenttype/forms"/>
+  </ds:schemaRefs>
+</ds:datastoreItem>
+</file>
+
+<file path=customXml/itemProps5.xml><?xml version="1.0" encoding="utf-8"?>
 <ds:datastoreItem xmlns:ds="http://schemas.openxmlformats.org/officeDocument/2006/customXml" ds:itemID="{DF6F51F4-5859-44B7-B20A-7EB4E4161878}">
   <ds:schemaRefs>
     <ds:schemaRef ds:uri="http://schemas.openxmlformats.org/officeDocument/2006/bibliography"/>
   </ds:schemaRefs>
 </ds:datastoreItem>
-</file>
-
-<file path=customXml/itemProps5.xml><?xml version="1.0" encoding="utf-8"?>
-<ds:datastoreItem xmlns:ds="http://schemas.openxmlformats.org/officeDocument/2006/customXml" ds:itemID="{337A23CE-E10A-4043-BC60-ADD821B08A35}">
-  <ds:schemaRefs>
-    <ds:schemaRef ds:uri="http://schemas.microsoft.com/sharepoint/v3/contenttype/forms"/>
-  </ds:schemaRefs>
-</ds:datastoreItem>
 </file>
--- a/papers/Maintext_cholera_outbreak_modeling_31Oct2025.docx
+++ b/papers/Maintext_cholera_outbreak_modeling_31Oct2025.docx
@@ -589,13 +589,24 @@
         <w:t>6</w:t>
       </w:r>
       <w:r>
-        <w:t xml:space="preserve">% per week </w:t>
-      </w:r>
-      <w:r>
-        <w:rPr>
-          <w:rFonts w:hint="eastAsia"/>
-        </w:rPr>
-        <w:t>, or halving</w:t>
+        <w:t xml:space="preserve">% per </w:t>
+      </w:r>
+      <w:proofErr w:type="gramStart"/>
+      <w:r>
+        <w:t xml:space="preserve">week </w:t>
+      </w:r>
+      <w:r>
+        <w:rPr>
+          <w:rFonts w:hint="eastAsia"/>
+        </w:rPr>
+        <w:t>,</w:t>
+      </w:r>
+      <w:proofErr w:type="gramEnd"/>
+      <w:r>
+        <w:rPr>
+          <w:rFonts w:hint="eastAsia"/>
+        </w:rPr>
+        <w:t xml:space="preserve"> or halving</w:t>
       </w:r>
       <w:r>
         <w:t xml:space="preserve"> every </w:t>
@@ -822,6 +833,7 @@
         </w:rPr>
         <w:t xml:space="preserve">per 1000 OCVs by </w:t>
       </w:r>
+      <w:proofErr w:type="gramStart"/>
       <w:r>
         <w:rPr>
           <w:rFonts w:hint="eastAsia"/>
@@ -838,7 +850,14 @@
         <w:rPr>
           <w:rFonts w:hint="eastAsia"/>
         </w:rPr>
-        <w:t xml:space="preserve">15 fold </w:t>
+        <w:t>15 fold</w:t>
+      </w:r>
+      <w:proofErr w:type="gramEnd"/>
+      <w:r>
+        <w:rPr>
+          <w:rFonts w:hint="eastAsia"/>
+        </w:rPr>
+        <w:t xml:space="preserve"> </w:t>
       </w:r>
       <w:r>
         <w:rPr>
@@ -852,6 +871,7 @@
         </w:rPr>
         <w:t xml:space="preserve">per DALY averted by </w:t>
       </w:r>
+      <w:proofErr w:type="gramStart"/>
       <w:r>
         <w:rPr>
           <w:rFonts w:hint="eastAsia"/>
@@ -876,6 +896,7 @@
         </w:rPr>
         <w:t xml:space="preserve"> fold</w:t>
       </w:r>
+      <w:proofErr w:type="gramEnd"/>
       <w:r>
         <w:rPr>
           <w:rFonts w:hint="eastAsia"/>
@@ -1200,10 +1221,18 @@
         <w:t>%</w:t>
       </w:r>
       <w:r>
-        <w:t xml:space="preserve"> [QR: 49.8 - 82.5]</w:t>
-      </w:r>
-      <w:r>
-        <w:t xml:space="preserve">% </w:t>
+        <w:t xml:space="preserve"> [QR: 49.8 - </w:t>
+      </w:r>
+      <w:proofErr w:type="gramStart"/>
+      <w:r>
+        <w:t>82.5]</w:t>
+      </w:r>
+      <w:r>
+        <w:t>%</w:t>
+      </w:r>
+      <w:proofErr w:type="gramEnd"/>
+      <w:r>
+        <w:t xml:space="preserve"> </w:t>
       </w:r>
       <w:r>
         <w:rPr>
@@ -2234,7 +2263,15 @@
     </w:p>
     <w:p>
       <w:r>
-        <w:t xml:space="preserve">ORI impact declined by half approximately every 2·6 weeks of </w:t>
+        <w:t xml:space="preserve">ORI impact declined by half approximately every 2·6 </w:t>
+      </w:r>
+      <w:proofErr w:type="gramStart"/>
+      <w:r>
+        <w:t>weeks</w:t>
+      </w:r>
+      <w:proofErr w:type="gramEnd"/>
+      <w:r>
+        <w:t xml:space="preserve"> of </w:t>
       </w:r>
       <w:r>
         <w:rPr>
@@ -3979,12 +4016,21 @@
         </w:rPr>
         <w:t xml:space="preserve"> </w:t>
       </w:r>
-      <w:r>
-        <w:rPr>
-          <w:rFonts w:hint="eastAsia"/>
-          <w:lang w:val="en-US"/>
-        </w:rPr>
-        <w:t xml:space="preserve">this </w:t>
+      <w:proofErr w:type="gramStart"/>
+      <w:r>
+        <w:rPr>
+          <w:rFonts w:hint="eastAsia"/>
+          <w:lang w:val="en-US"/>
+        </w:rPr>
+        <w:t>this</w:t>
+      </w:r>
+      <w:proofErr w:type="gramEnd"/>
+      <w:r>
+        <w:rPr>
+          <w:rFonts w:hint="eastAsia"/>
+          <w:lang w:val="en-US"/>
+        </w:rPr>
+        <w:t xml:space="preserve"> </w:t>
       </w:r>
       <w:r>
         <w:rPr>
@@ -4548,13 +4594,24 @@
         <w:t xml:space="preserve">, </w:t>
       </w:r>
       <w:r>
-        <w:t>outbreaks beginning after Jan 1, 202</w:t>
-      </w:r>
-      <w:r>
-        <w:rPr>
-          <w:rFonts w:hint="eastAsia"/>
-        </w:rPr>
-        <w:t xml:space="preserve">1 </w:t>
+        <w:t xml:space="preserve">outbreaks beginning after Jan 1, </w:t>
+      </w:r>
+      <w:proofErr w:type="gramStart"/>
+      <w:r>
+        <w:t>202</w:t>
+      </w:r>
+      <w:r>
+        <w:rPr>
+          <w:rFonts w:hint="eastAsia"/>
+        </w:rPr>
+        <w:t>1</w:t>
+      </w:r>
+      <w:proofErr w:type="gramEnd"/>
+      <w:r>
+        <w:rPr>
+          <w:rFonts w:hint="eastAsia"/>
+        </w:rPr>
+        <w:t xml:space="preserve"> </w:t>
       </w:r>
       <w:r>
         <w:t xml:space="preserve">were excluded due to </w:t>
@@ -11869,6 +11926,7 @@
             <w:r>
               <w:t>), followed by an additional 1–</w:t>
             </w:r>
+            <w:proofErr w:type="gramStart"/>
             <w:r>
               <w:rPr>
                 <w:rFonts w:hint="eastAsia"/>
@@ -11876,7 +11934,11 @@
               <w:t>15</w:t>
             </w:r>
             <w:r>
-              <w:t xml:space="preserve"> week implementation delay.</w:t>
+              <w:t xml:space="preserve"> week</w:t>
+            </w:r>
+            <w:proofErr w:type="gramEnd"/>
+            <w:r>
+              <w:t xml:space="preserve"> implementation delay.</w:t>
             </w:r>
           </w:p>
         </w:tc>
@@ -13170,11 +13232,19 @@
         </w:rPr>
         <w:t xml:space="preserve"> </w:t>
       </w:r>
-      <w:r>
-        <w:rPr>
-          <w:rFonts w:hint="eastAsia"/>
-        </w:rPr>
-        <w:t xml:space="preserve">in </w:t>
+      <w:proofErr w:type="gramStart"/>
+      <w:r>
+        <w:rPr>
+          <w:rFonts w:hint="eastAsia"/>
+        </w:rPr>
+        <w:t>in</w:t>
+      </w:r>
+      <w:proofErr w:type="gramEnd"/>
+      <w:r>
+        <w:rPr>
+          <w:rFonts w:hint="eastAsia"/>
+        </w:rPr>
+        <w:t xml:space="preserve"> </w:t>
       </w:r>
       <w:r>
         <w:rPr>
@@ -13404,10 +13474,21 @@
         <w:rPr>
           <w:rFonts w:hint="eastAsia"/>
         </w:rPr>
-        <w:t>: a</w:t>
-      </w:r>
-      <w:r>
-        <w:t>t week 1</w:t>
+        <w:t xml:space="preserve">: </w:t>
+      </w:r>
+      <w:proofErr w:type="gramStart"/>
+      <w:r>
+        <w:rPr>
+          <w:rFonts w:hint="eastAsia"/>
+        </w:rPr>
+        <w:t>a</w:t>
+      </w:r>
+      <w:r>
+        <w:t>t</w:t>
+      </w:r>
+      <w:proofErr w:type="gramEnd"/>
+      <w:r>
+        <w:t xml:space="preserve"> week 1</w:t>
       </w:r>
       <w:r>
         <w:rPr>
@@ -16759,9 +16840,14 @@
       <w:r>
         <w:t xml:space="preserve"> respectively. When </w:t>
       </w:r>
+      <w:proofErr w:type="gramStart"/>
       <w:r>
         <w:lastRenderedPageBreak/>
-        <w:t xml:space="preserve">the delay was shortened to 1 week, the corresponding </w:t>
+        <w:t>the</w:t>
+      </w:r>
+      <w:proofErr w:type="gramEnd"/>
+      <w:r>
+        <w:t xml:space="preserve"> delay was shortened to 1 week, the corresponding </w:t>
       </w:r>
       <w:r>
         <w:rPr>
@@ -17537,19 +17623,6 @@
         </w:rPr>
         <w:t xml:space="preserve"> </w:t>
       </w:r>
-      <w:r>
-        <w:rPr>
-          <w:lang w:val="en-US"/>
-        </w:rPr>
-        <w:t>T</w:t>
-      </w:r>
-      <w:r>
-        <w:rPr>
-          <w:highlight w:val="yellow"/>
-          <w:lang w:val="en-US"/>
-        </w:rPr>
-        <w:t>ogether, these results indicate that targeting outbreaks with high attack rates offers the largest gains in both health and economic outcomes, and that timeliness of ORI implementation remains a critical determinant of OCV impact.</w:t>
-      </w:r>
     </w:p>
     <w:p>
       <w:pPr>
@@ -17676,6 +17749,12 @@
         <w:rPr>
           <w:rFonts w:hint="eastAsia"/>
         </w:rPr>
+        <w:t xml:space="preserve">of </w:t>
+      </w:r>
+      <w:r>
+        <w:rPr>
+          <w:rFonts w:hint="eastAsia"/>
+        </w:rPr>
         <w:t>cases averted</w:t>
       </w:r>
       <w:r>
@@ -17718,78 +17797,80 @@
         <w:t xml:space="preserve">was delayed from week 1 to week 9. </w:t>
       </w:r>
       <w:r>
+        <w:t xml:space="preserve">This corresponds to a roughly </w:t>
+      </w:r>
+      <w:r>
+        <w:rPr>
+          <w:rFonts w:hint="eastAsia"/>
+        </w:rPr>
+        <w:t>23</w:t>
+      </w:r>
+      <w:r>
+        <w:t>.</w:t>
+      </w:r>
+      <w:r>
+        <w:rPr>
+          <w:rFonts w:hint="eastAsia"/>
+        </w:rPr>
+        <w:t>6</w:t>
+      </w:r>
+      <w:r>
+        <w:t xml:space="preserve">% reduction in impact per week of delay, with the </w:t>
+      </w:r>
+      <w:r>
+        <w:t xml:space="preserve">benefit halving every </w:t>
+      </w:r>
+      <w:r>
+        <w:rPr>
+          <w:rFonts w:hint="eastAsia"/>
+        </w:rPr>
+        <w:t>2</w:t>
+      </w:r>
+      <w:r>
+        <w:t>.</w:t>
+      </w:r>
+      <w:r>
+        <w:rPr>
+          <w:rFonts w:hint="eastAsia"/>
+        </w:rPr>
+        <w:t>6</w:t>
+      </w:r>
+      <w:r>
+        <w:t xml:space="preserve"> weeks</w:t>
+      </w:r>
+      <w:r>
+        <w:t>.</w:t>
+      </w:r>
+      <w:r>
+        <w:t xml:space="preserve"> </w:t>
+      </w:r>
+      <w:r>
+        <w:rPr>
+          <w:rFonts w:hint="eastAsia"/>
+        </w:rPr>
+        <w:t>ORI</w:t>
+      </w:r>
+      <w:r>
+        <w:t xml:space="preserve"> efficiency showed a similar decline, </w:t>
+      </w:r>
+      <w:r>
+        <w:rPr>
+          <w:rFonts w:hint="eastAsia"/>
+        </w:rPr>
+        <w:t>falling</w:t>
+      </w:r>
+      <w:r>
+        <w:t xml:space="preserve"> from </w:t>
+      </w:r>
+      <w:r>
         <w:lastRenderedPageBreak/>
-        <w:t xml:space="preserve">This corresponds to a roughly </w:t>
-      </w:r>
-      <w:r>
-        <w:rPr>
-          <w:rFonts w:hint="eastAsia"/>
-        </w:rPr>
-        <w:t>23</w:t>
-      </w:r>
-      <w:r>
-        <w:t>.</w:t>
-      </w:r>
-      <w:r>
-        <w:rPr>
-          <w:rFonts w:hint="eastAsia"/>
-        </w:rPr>
-        <w:t>6</w:t>
-      </w:r>
-      <w:r>
-        <w:t xml:space="preserve">% reduction in impact per week of delay, with the benefit halving every </w:t>
-      </w:r>
-      <w:r>
-        <w:rPr>
-          <w:rFonts w:hint="eastAsia"/>
-          <w:highlight w:val="yellow"/>
-        </w:rPr>
-        <w:t>2</w:t>
-      </w:r>
-      <w:r>
-        <w:rPr>
-          <w:highlight w:val="yellow"/>
-        </w:rPr>
-        <w:t>.</w:t>
-      </w:r>
-      <w:r>
-        <w:rPr>
-          <w:rFonts w:hint="eastAsia"/>
-        </w:rPr>
-        <w:t>6</w:t>
-      </w:r>
-      <w:r>
-        <w:t xml:space="preserve"> weeks</w:t>
-      </w:r>
-      <w:r>
-        <w:t>.</w:t>
-      </w:r>
-      <w:r>
-        <w:t xml:space="preserve"> </w:t>
-      </w:r>
-      <w:r>
-        <w:rPr>
-          <w:rFonts w:hint="eastAsia"/>
-        </w:rPr>
-        <w:t>ORI</w:t>
-      </w:r>
-      <w:r>
-        <w:t xml:space="preserve"> efficiency showed a similar decline, </w:t>
-      </w:r>
-      <w:r>
-        <w:rPr>
-          <w:rFonts w:hint="eastAsia"/>
-        </w:rPr>
-        <w:t>falling</w:t>
-      </w:r>
-      <w:r>
-        <w:t xml:space="preserve"> from roughly </w:t>
-      </w:r>
-      <w:r>
-        <w:rPr>
-          <w:lang w:val="en-US"/>
-        </w:rPr>
-        <w:t>0.692</w:t>
+        <w:t xml:space="preserve">roughly </w:t>
+      </w:r>
+      <w:r>
+        <w:rPr>
+          <w:lang w:val="en-US"/>
+        </w:rPr>
+        <w:t>0.69</w:t>
       </w:r>
       <w:r>
         <w:rPr>
@@ -17802,7 +17883,13 @@
         <w:t xml:space="preserve">to </w:t>
       </w:r>
       <w:r>
-        <w:t>0.0860</w:t>
+        <w:t>0.0</w:t>
+      </w:r>
+      <w:r>
+        <w:rPr>
+          <w:rFonts w:hint="eastAsia"/>
+        </w:rPr>
+        <w:t>9</w:t>
       </w:r>
       <w:r>
         <w:rPr>
@@ -17846,73 +17933,56 @@
       <w:r>
         <w:rPr>
           <w:rFonts w:hint="eastAsia"/>
-          <w:highlight w:val="yellow"/>
         </w:rPr>
         <w:t xml:space="preserve">$US </w:t>
       </w:r>
       <w:r>
-        <w:rPr>
-          <w:highlight w:val="yellow"/>
-        </w:rPr>
         <w:t>4</w:t>
       </w:r>
       <w:r>
         <w:rPr>
           <w:rFonts w:hint="eastAsia"/>
-          <w:highlight w:val="yellow"/>
         </w:rPr>
         <w:t>,</w:t>
       </w:r>
       <w:r>
-        <w:rPr>
-          <w:highlight w:val="yellow"/>
-        </w:rPr>
         <w:t>662</w:t>
       </w:r>
       <w:r>
         <w:rPr>
           <w:rFonts w:hint="eastAsia"/>
-          <w:highlight w:val="yellow"/>
-        </w:rPr>
-        <w:t xml:space="preserve"> </w:t>
-      </w:r>
-      <w:r>
-        <w:rPr>
-          <w:rFonts w:hint="eastAsia"/>
-          <w:highlight w:val="yellow"/>
+        </w:rPr>
+        <w:t xml:space="preserve"> </w:t>
+      </w:r>
+      <w:r>
+        <w:rPr>
+          <w:rFonts w:hint="eastAsia"/>
         </w:rPr>
         <w:t xml:space="preserve">and $US </w:t>
       </w:r>
       <w:r>
-        <w:rPr>
-          <w:highlight w:val="yellow"/>
-        </w:rPr>
         <w:t>13</w:t>
       </w:r>
       <w:r>
         <w:rPr>
           <w:rFonts w:hint="eastAsia"/>
-          <w:highlight w:val="yellow"/>
         </w:rPr>
         <w:t>,</w:t>
       </w:r>
       <w:r>
-        <w:rPr>
-          <w:highlight w:val="yellow"/>
-        </w:rPr>
         <w:t>043</w:t>
       </w:r>
       <w:r>
         <w:rPr>
           <w:rFonts w:hint="eastAsia"/>
         </w:rPr>
-        <w:t>, respectively,</w:t>
-      </w:r>
-      <w:r>
-        <w:rPr>
-          <w:rFonts w:hint="eastAsia"/>
-        </w:rPr>
-        <w:t xml:space="preserve"> per case averted through ORI</w:t>
+        <w:t xml:space="preserve"> per case averted</w:t>
+      </w:r>
+      <w:r>
+        <w:rPr>
+          <w:rFonts w:hint="eastAsia"/>
+        </w:rPr>
+        <w:t>, respectively</w:t>
       </w:r>
       <w:r>
         <w:t>.</w:t>
@@ -18005,7 +18075,13 @@
         <w:t xml:space="preserve">across settings in sub-Saharan Africa. </w:t>
       </w:r>
       <w:r>
-        <w:t>Consequently, uncertainty intervals for percent cases averted were broad, often ranging from near 0% to 100%.</w:t>
+        <w:t xml:space="preserve">Consequently, uncertainty intervals for </w:t>
+      </w:r>
+      <w:r>
+        <w:t>percentage</w:t>
+      </w:r>
+      <w:r>
+        <w:t xml:space="preserve"> cases averted were broad, often ranging from near 0% to 100%.</w:t>
       </w:r>
       <w:r>
         <w:rPr>
@@ -18023,160 +18099,400 @@
         <w:rPr>
           <w:rFonts w:hint="eastAsia"/>
         </w:rPr>
+        <w:t>ORI implementation</w:t>
+      </w:r>
+      <w:r>
+        <w:rPr>
+          <w:rFonts w:hint="eastAsia"/>
+        </w:rPr>
+        <w:t xml:space="preserve"> c</w:t>
+      </w:r>
+      <w:r>
+        <w:rPr>
+          <w:rFonts w:hint="eastAsia"/>
+        </w:rPr>
+        <w:t>ould</w:t>
+      </w:r>
+      <w:r>
+        <w:rPr>
+          <w:rFonts w:hint="eastAsia"/>
+        </w:rPr>
+        <w:t xml:space="preserve"> be </w:t>
+      </w:r>
+      <w:r>
+        <w:rPr>
+          <w:rFonts w:hint="eastAsia"/>
+        </w:rPr>
+        <w:t xml:space="preserve">partially </w:t>
+      </w:r>
+      <w:r>
+        <w:rPr>
+          <w:rFonts w:hint="eastAsia"/>
+        </w:rPr>
+        <w:t xml:space="preserve">offset by </w:t>
+      </w:r>
+      <w:r>
+        <w:rPr>
+          <w:rFonts w:hint="eastAsia"/>
+        </w:rPr>
+        <w:t xml:space="preserve">prioritizing </w:t>
+      </w:r>
+      <w:r>
+        <w:rPr>
+          <w:rFonts w:hint="eastAsia"/>
+        </w:rPr>
+        <w:t xml:space="preserve">outbreaks that </w:t>
+      </w:r>
+      <w:r>
+        <w:rPr>
+          <w:rFonts w:hint="eastAsia"/>
+        </w:rPr>
+        <w:t>were</w:t>
+      </w:r>
+      <w:r>
+        <w:rPr>
+          <w:rFonts w:hint="eastAsia"/>
+        </w:rPr>
+        <w:t xml:space="preserve"> </w:t>
+      </w:r>
+      <w:r>
+        <w:rPr>
+          <w:rFonts w:hint="eastAsia"/>
+        </w:rPr>
+        <w:t>large</w:t>
+      </w:r>
+      <w:r>
+        <w:rPr>
+          <w:rFonts w:hint="eastAsia"/>
+        </w:rPr>
+        <w:t>r</w:t>
+      </w:r>
+      <w:r>
+        <w:rPr>
+          <w:rFonts w:hint="eastAsia"/>
+        </w:rPr>
+        <w:t xml:space="preserve">, </w:t>
+      </w:r>
+      <w:r>
+        <w:t>longer</w:t>
+      </w:r>
+      <w:r>
+        <w:rPr>
+          <w:rFonts w:hint="eastAsia"/>
+        </w:rPr>
+        <w:t xml:space="preserve"> </w:t>
+      </w:r>
+      <w:r>
+        <w:t>lasting</w:t>
+      </w:r>
+      <w:r>
+        <w:rPr>
+          <w:rFonts w:hint="eastAsia"/>
+        </w:rPr>
+        <w:t xml:space="preserve">, or </w:t>
+      </w:r>
+      <w:r>
+        <w:rPr>
+          <w:rFonts w:hint="eastAsia"/>
+        </w:rPr>
+        <w:t>ha</w:t>
+      </w:r>
+      <w:r>
+        <w:rPr>
+          <w:rFonts w:hint="eastAsia"/>
+        </w:rPr>
+        <w:t>d</w:t>
+      </w:r>
+      <w:r>
+        <w:rPr>
+          <w:rFonts w:hint="eastAsia"/>
+        </w:rPr>
+        <w:t xml:space="preserve"> high</w:t>
+      </w:r>
+      <w:r>
+        <w:rPr>
+          <w:rFonts w:hint="eastAsia"/>
+        </w:rPr>
+        <w:t>er</w:t>
+      </w:r>
+      <w:r>
+        <w:rPr>
+          <w:rFonts w:hint="eastAsia"/>
+        </w:rPr>
+        <w:t xml:space="preserve"> </w:t>
+      </w:r>
+      <w:r>
+        <w:rPr>
+          <w:rFonts w:hint="eastAsia"/>
+        </w:rPr>
+        <w:t xml:space="preserve">attack </w:t>
+      </w:r>
+      <w:r>
+        <w:t>rates</w:t>
+      </w:r>
+      <w:r>
+        <w:rPr>
+          <w:rFonts w:hint="eastAsia"/>
+        </w:rPr>
+        <w:t xml:space="preserve"> in the absence of </w:t>
+      </w:r>
+      <w:r>
+        <w:rPr>
+          <w:rFonts w:hint="eastAsia"/>
+        </w:rPr>
+        <w:t>vaccination</w:t>
+      </w:r>
+      <w:r>
+        <w:rPr>
+          <w:rFonts w:hint="eastAsia"/>
+        </w:rPr>
+        <w:t xml:space="preserve">. For example, </w:t>
+      </w:r>
+      <w:r>
+        <w:rPr>
+          <w:rFonts w:hint="eastAsia"/>
+        </w:rPr>
+        <w:t xml:space="preserve">a </w:t>
+      </w:r>
+      <w:r>
+        <w:rPr>
+          <w:rFonts w:hint="eastAsia"/>
+        </w:rPr>
+        <w:t xml:space="preserve">median </w:t>
+      </w:r>
+      <w:r>
+        <w:t>2</w:t>
+      </w:r>
+      <w:r>
+        <w:rPr>
+          <w:rFonts w:hint="eastAsia"/>
+        </w:rPr>
+        <w:t>2</w:t>
+      </w:r>
+      <w:r>
+        <w:t>.</w:t>
+      </w:r>
+      <w:r>
+        <w:rPr>
+          <w:rFonts w:hint="eastAsia"/>
+        </w:rPr>
+        <w:t>8%</w:t>
+      </w:r>
+      <w:r>
+        <w:rPr>
+          <w:rFonts w:hint="eastAsia"/>
+        </w:rPr>
+        <w:t xml:space="preserve"> </w:t>
+      </w:r>
+      <w:r>
+        <w:rPr>
+          <w:rFonts w:hint="eastAsia"/>
+        </w:rPr>
+        <w:t>case reduction</w:t>
+      </w:r>
+      <w:r>
+        <w:rPr>
+          <w:rFonts w:hint="eastAsia"/>
+        </w:rPr>
+        <w:t xml:space="preserve"> </w:t>
+      </w:r>
+      <w:r>
+        <w:rPr>
+          <w:rFonts w:hint="eastAsia"/>
+        </w:rPr>
+        <w:t xml:space="preserve">for week-5 </w:t>
+      </w:r>
+      <w:r>
+        <w:rPr>
+          <w:rFonts w:hint="eastAsia"/>
+        </w:rPr>
         <w:t>ORI</w:t>
       </w:r>
       <w:r>
         <w:rPr>
           <w:rFonts w:hint="eastAsia"/>
         </w:rPr>
-        <w:t xml:space="preserve"> initiation c</w:t>
-      </w:r>
-      <w:r>
-        <w:rPr>
-          <w:rFonts w:hint="eastAsia"/>
-        </w:rPr>
-        <w:t>ould</w:t>
-      </w:r>
-      <w:r>
-        <w:rPr>
-          <w:rFonts w:hint="eastAsia"/>
-        </w:rPr>
-        <w:t xml:space="preserve"> be </w:t>
-      </w:r>
-      <w:r>
-        <w:rPr>
-          <w:rFonts w:hint="eastAsia"/>
-        </w:rPr>
-        <w:t xml:space="preserve">partially </w:t>
-      </w:r>
-      <w:r>
-        <w:rPr>
-          <w:rFonts w:hint="eastAsia"/>
-        </w:rPr>
-        <w:t xml:space="preserve">offset by </w:t>
-      </w:r>
-      <w:r>
-        <w:rPr>
-          <w:rFonts w:hint="eastAsia"/>
-        </w:rPr>
-        <w:t xml:space="preserve">prioritizing </w:t>
-      </w:r>
-      <w:r>
-        <w:rPr>
-          <w:rFonts w:hint="eastAsia"/>
-        </w:rPr>
-        <w:t xml:space="preserve">outbreaks that </w:t>
-      </w:r>
-      <w:r>
-        <w:rPr>
-          <w:rFonts w:hint="eastAsia"/>
-        </w:rPr>
-        <w:t>were</w:t>
-      </w:r>
-      <w:r>
-        <w:rPr>
-          <w:rFonts w:hint="eastAsia"/>
-        </w:rPr>
-        <w:t xml:space="preserve"> </w:t>
-      </w:r>
-      <w:r>
-        <w:rPr>
-          <w:rFonts w:hint="eastAsia"/>
-        </w:rPr>
-        <w:t>large</w:t>
-      </w:r>
-      <w:r>
-        <w:rPr>
-          <w:rFonts w:hint="eastAsia"/>
-        </w:rPr>
-        <w:t>r</w:t>
-      </w:r>
-      <w:r>
-        <w:rPr>
-          <w:rFonts w:hint="eastAsia"/>
-        </w:rPr>
-        <w:t>, long</w:t>
-      </w:r>
-      <w:r>
-        <w:rPr>
-          <w:rFonts w:hint="eastAsia"/>
-        </w:rPr>
-        <w:t>er</w:t>
-      </w:r>
-      <w:r>
-        <w:rPr>
-          <w:rFonts w:hint="eastAsia"/>
-        </w:rPr>
-        <w:t xml:space="preserve">-lasting, or </w:t>
-      </w:r>
-      <w:r>
-        <w:rPr>
-          <w:rFonts w:hint="eastAsia"/>
-        </w:rPr>
-        <w:t>ha</w:t>
-      </w:r>
-      <w:r>
-        <w:rPr>
-          <w:rFonts w:hint="eastAsia"/>
-        </w:rPr>
-        <w:t>d</w:t>
-      </w:r>
-      <w:r>
-        <w:rPr>
-          <w:rFonts w:hint="eastAsia"/>
-        </w:rPr>
-        <w:t xml:space="preserve"> high</w:t>
-      </w:r>
-      <w:r>
-        <w:rPr>
-          <w:rFonts w:hint="eastAsia"/>
-        </w:rPr>
-        <w:t>er</w:t>
-      </w:r>
-      <w:r>
-        <w:rPr>
-          <w:rFonts w:hint="eastAsia"/>
-        </w:rPr>
-        <w:t xml:space="preserve"> </w:t>
-      </w:r>
-      <w:r>
-        <w:rPr>
-          <w:rFonts w:hint="eastAsia"/>
-        </w:rPr>
-        <w:t xml:space="preserve">attack </w:t>
-      </w:r>
-      <w:r>
-        <w:t>rates</w:t>
-      </w:r>
-      <w:r>
-        <w:rPr>
-          <w:rFonts w:hint="eastAsia"/>
-        </w:rPr>
-        <w:t xml:space="preserve"> in the absence of </w:t>
-      </w:r>
-      <w:r>
-        <w:rPr>
-          <w:rFonts w:hint="eastAsia"/>
-        </w:rPr>
-        <w:t>vaccination</w:t>
-      </w:r>
-      <w:r>
-        <w:rPr>
-          <w:rFonts w:hint="eastAsia"/>
-        </w:rPr>
-        <w:t>. For example, median case reduction</w:t>
-      </w:r>
-      <w:r>
-        <w:rPr>
-          <w:rFonts w:hint="eastAsia"/>
-        </w:rPr>
-        <w:t xml:space="preserve"> </w:t>
-      </w:r>
-      <w:r>
-        <w:rPr>
-          <w:rFonts w:hint="eastAsia"/>
-        </w:rPr>
-        <w:t xml:space="preserve">from an </w:t>
+        <w:t xml:space="preserve">s </w:t>
+      </w:r>
+      <w:r>
+        <w:rPr>
+          <w:rFonts w:hint="eastAsia"/>
+        </w:rPr>
+        <w:t xml:space="preserve">across all </w:t>
+      </w:r>
+      <w:proofErr w:type="gramStart"/>
+      <w:r>
+        <w:rPr>
+          <w:rFonts w:hint="eastAsia"/>
+        </w:rPr>
+        <w:t>outbreaks</w:t>
+      </w:r>
+      <w:r>
+        <w:rPr>
+          <w:rFonts w:hint="eastAsia"/>
+        </w:rPr>
+        <w:t>(</w:t>
+      </w:r>
+      <w:proofErr w:type="gramEnd"/>
+      <w:r>
+        <w:rPr>
+          <w:rFonts w:hint="eastAsia"/>
+        </w:rPr>
+        <w:t>was</w:t>
+      </w:r>
+      <w:r>
+        <w:rPr>
+          <w:rFonts w:hint="eastAsia"/>
+        </w:rPr>
+        <w:t xml:space="preserve"> comparable to </w:t>
+      </w:r>
+      <w:r>
+        <w:t>2</w:t>
+      </w:r>
+      <w:r>
+        <w:rPr>
+          <w:rFonts w:hint="eastAsia"/>
+        </w:rPr>
+        <w:t>4</w:t>
+      </w:r>
+      <w:r>
+        <w:t>.</w:t>
+      </w:r>
+      <w:r>
+        <w:rPr>
+          <w:rFonts w:hint="eastAsia"/>
+        </w:rPr>
+        <w:t>6</w:t>
+      </w:r>
+      <w:r>
+        <w:rPr>
+          <w:rFonts w:hint="eastAsia"/>
+        </w:rPr>
+        <w:t>%</w:t>
+      </w:r>
+      <w:r>
+        <w:rPr>
+          <w:rFonts w:hint="eastAsia"/>
+        </w:rPr>
+        <w:t xml:space="preserve"> for week-13</w:t>
+      </w:r>
+      <w:r>
+        <w:rPr>
+          <w:rFonts w:hint="eastAsia"/>
+        </w:rPr>
+        <w:t xml:space="preserve"> ORI</w:t>
+      </w:r>
+      <w:r>
+        <w:rPr>
+          <w:rFonts w:hint="eastAsia"/>
+        </w:rPr>
+        <w:t xml:space="preserve">s </w:t>
+      </w:r>
+      <w:r>
+        <w:rPr>
+          <w:rFonts w:hint="eastAsia"/>
+        </w:rPr>
+        <w:t xml:space="preserve">in the </w:t>
+      </w:r>
+      <w:r>
+        <w:rPr>
+          <w:rFonts w:hint="eastAsia"/>
+        </w:rPr>
+        <w:t>top quartile by duration</w:t>
+      </w:r>
+      <w:r>
+        <w:t>.</w:t>
+      </w:r>
+      <w:r>
+        <w:rPr>
+          <w:rFonts w:hint="eastAsia"/>
+        </w:rPr>
+        <w:t xml:space="preserve"> </w:t>
+      </w:r>
+      <w:r>
+        <w:rPr>
+          <w:rFonts w:hint="eastAsia"/>
+        </w:rPr>
+        <w:t xml:space="preserve">Similarly, </w:t>
+      </w:r>
+      <w:r>
+        <w:rPr>
+          <w:rFonts w:hint="eastAsia"/>
+        </w:rPr>
+        <w:t xml:space="preserve">median </w:t>
+      </w:r>
+      <w:r>
+        <w:rPr>
+          <w:rFonts w:hint="eastAsia"/>
+        </w:rPr>
+        <w:t>O</w:t>
+      </w:r>
+      <w:r>
+        <w:rPr>
+          <w:rFonts w:hint="eastAsia"/>
+        </w:rPr>
+        <w:t>RI</w:t>
+      </w:r>
+      <w:r>
+        <w:rPr>
+          <w:rFonts w:hint="eastAsia"/>
+        </w:rPr>
+        <w:t xml:space="preserve"> efficiency </w:t>
+      </w:r>
+      <w:r>
+        <w:rPr>
+          <w:rFonts w:hint="eastAsia"/>
+        </w:rPr>
+        <w:t xml:space="preserve">increased from </w:t>
+      </w:r>
+      <w:r>
+        <w:rPr>
+          <w:lang w:val="en-US"/>
+        </w:rPr>
+        <w:t>0.</w:t>
+      </w:r>
+      <w:r>
+        <w:rPr>
+          <w:rFonts w:hint="eastAsia"/>
+          <w:lang w:val="en-US"/>
+        </w:rPr>
+        <w:t>20</w:t>
+      </w:r>
+      <w:r>
+        <w:rPr>
+          <w:rFonts w:hint="eastAsia"/>
+          <w:lang w:val="en-US"/>
+        </w:rPr>
+        <w:t xml:space="preserve"> </w:t>
+      </w:r>
+      <w:r>
+        <w:t xml:space="preserve">cases averted per 1,000 doses </w:t>
+      </w:r>
+      <w:r>
+        <w:rPr>
+          <w:rFonts w:hint="eastAsia"/>
+        </w:rPr>
+        <w:t xml:space="preserve">from </w:t>
+      </w:r>
+      <w:proofErr w:type="gramStart"/>
+      <w:r>
+        <w:rPr>
+          <w:rFonts w:hint="eastAsia"/>
+        </w:rPr>
+        <w:t>an</w:t>
+      </w:r>
+      <w:proofErr w:type="gramEnd"/>
+      <w:r>
+        <w:rPr>
+          <w:rFonts w:hint="eastAsia"/>
+        </w:rPr>
+        <w:t xml:space="preserve"> </w:t>
+      </w:r>
+      <w:r>
+        <w:rPr>
+          <w:rFonts w:hint="eastAsia"/>
+        </w:rPr>
+        <w:t xml:space="preserve">week-5 </w:t>
       </w:r>
       <w:r>
         <w:rPr>
@@ -18188,242 +18504,72 @@
         <w:rPr>
           <w:rFonts w:hint="eastAsia"/>
         </w:rPr>
-        <w:t xml:space="preserve"> i</w:t>
-      </w:r>
-      <w:r>
-        <w:rPr>
-          <w:rFonts w:hint="eastAsia"/>
-        </w:rPr>
-        <w:t xml:space="preserve">nitiated in </w:t>
-      </w:r>
-      <w:r>
-        <w:rPr>
-          <w:rFonts w:hint="eastAsia"/>
-        </w:rPr>
-        <w:t>week</w:t>
-      </w:r>
-      <w:r>
-        <w:rPr>
-          <w:rFonts w:hint="eastAsia"/>
-        </w:rPr>
-        <w:t xml:space="preserve"> 5 </w:t>
-      </w:r>
-      <w:r>
-        <w:rPr>
-          <w:rFonts w:hint="eastAsia"/>
-        </w:rPr>
-        <w:t xml:space="preserve">across all outbreaks </w:t>
-      </w:r>
-      <w:r>
-        <w:rPr>
-          <w:rFonts w:hint="eastAsia"/>
-        </w:rPr>
-        <w:t>(</w:t>
-      </w:r>
-      <w:r>
-        <w:t>2</w:t>
-      </w:r>
-      <w:r>
-        <w:rPr>
-          <w:rFonts w:hint="eastAsia"/>
-        </w:rPr>
-        <w:t>2</w:t>
+        <w:t>s</w:t>
+      </w:r>
+      <w:r>
+        <w:rPr>
+          <w:rFonts w:hint="eastAsia"/>
+        </w:rPr>
+        <w:t xml:space="preserve"> across all outbreaks</w:t>
+      </w:r>
+      <w:r>
+        <w:rPr>
+          <w:rFonts w:hint="eastAsia"/>
+        </w:rPr>
+        <w:t xml:space="preserve"> to 0.5</w:t>
+      </w:r>
+      <w:r>
+        <w:rPr>
+          <w:rFonts w:hint="eastAsia"/>
+        </w:rPr>
+        <w:t>5</w:t>
+      </w:r>
+      <w:r>
+        <w:t xml:space="preserve"> when targeting outbreaks </w:t>
+      </w:r>
+      <w:r>
+        <w:rPr>
+          <w:rFonts w:hint="eastAsia"/>
+        </w:rPr>
+        <w:t xml:space="preserve">in the top quartile by </w:t>
+      </w:r>
+      <w:r>
+        <w:t>attack rate</w:t>
+      </w:r>
+      <w:r>
+        <w:rPr>
+          <w:rFonts w:hint="eastAsia"/>
+        </w:rPr>
+        <w:t xml:space="preserve"> </w:t>
+      </w:r>
+      <w:r>
+        <w:rPr>
+          <w:rFonts w:hint="eastAsia"/>
+        </w:rPr>
+        <w:t xml:space="preserve">from </w:t>
+      </w:r>
+      <w:proofErr w:type="gramStart"/>
+      <w:r>
+        <w:rPr>
+          <w:rFonts w:hint="eastAsia"/>
+        </w:rPr>
+        <w:t>an</w:t>
+      </w:r>
+      <w:proofErr w:type="gramEnd"/>
+      <w:r>
+        <w:rPr>
+          <w:rFonts w:hint="eastAsia"/>
+        </w:rPr>
+        <w:t xml:space="preserve"> </w:t>
+      </w:r>
+      <w:r>
+        <w:rPr>
+          <w:rFonts w:hint="eastAsia"/>
+        </w:rPr>
+        <w:t>week-13 ORI</w:t>
       </w:r>
       <w:r>
         <w:t>.</w:t>
-      </w:r>
-      <w:r>
-        <w:rPr>
-          <w:rFonts w:hint="eastAsia"/>
-        </w:rPr>
-        <w:t xml:space="preserve">8%) </w:t>
-      </w:r>
-      <w:r>
-        <w:rPr>
-          <w:rFonts w:hint="eastAsia"/>
-        </w:rPr>
-        <w:t>was</w:t>
-      </w:r>
-      <w:r>
-        <w:rPr>
-          <w:rFonts w:hint="eastAsia"/>
-        </w:rPr>
-        <w:t xml:space="preserve"> comparable to that of a</w:t>
-      </w:r>
-      <w:r>
-        <w:rPr>
-          <w:rFonts w:hint="eastAsia"/>
-        </w:rPr>
-        <w:t xml:space="preserve">n ORI </w:t>
-      </w:r>
-      <w:r>
-        <w:rPr>
-          <w:rFonts w:hint="eastAsia"/>
-        </w:rPr>
-        <w:t xml:space="preserve">initiated </w:t>
-      </w:r>
-      <w:r>
-        <w:rPr>
-          <w:rFonts w:hint="eastAsia"/>
-        </w:rPr>
-        <w:t>in week</w:t>
-      </w:r>
-      <w:r>
-        <w:rPr>
-          <w:rFonts w:hint="eastAsia"/>
-        </w:rPr>
-        <w:t xml:space="preserve"> 13</w:t>
-      </w:r>
-      <w:r>
-        <w:rPr>
-          <w:rFonts w:hint="eastAsia"/>
-        </w:rPr>
-        <w:t xml:space="preserve"> </w:t>
-      </w:r>
-      <w:r>
-        <w:rPr>
-          <w:rFonts w:hint="eastAsia"/>
-        </w:rPr>
-        <w:t xml:space="preserve">in </w:t>
-      </w:r>
-      <w:r>
-        <w:rPr>
-          <w:rFonts w:hint="eastAsia"/>
-        </w:rPr>
-        <w:t xml:space="preserve">outbreaks within the </w:t>
-      </w:r>
-      <w:r>
-        <w:rPr>
-          <w:rFonts w:hint="eastAsia"/>
-        </w:rPr>
-        <w:t>top quartile by duration (</w:t>
-      </w:r>
-      <w:r>
-        <w:t>2</w:t>
-      </w:r>
-      <w:r>
-        <w:rPr>
-          <w:rFonts w:hint="eastAsia"/>
-        </w:rPr>
-        <w:t>4</w:t>
-      </w:r>
-      <w:r>
-        <w:t>.</w:t>
-      </w:r>
-      <w:r>
-        <w:rPr>
-          <w:rFonts w:hint="eastAsia"/>
-        </w:rPr>
-        <w:t>6</w:t>
-      </w:r>
-      <w:r>
-        <w:rPr>
-          <w:rFonts w:hint="eastAsia"/>
-        </w:rPr>
-        <w:t>%)</w:t>
-      </w:r>
-      <w:r>
-        <w:t>.</w:t>
-      </w:r>
-      <w:r>
-        <w:rPr>
-          <w:rFonts w:hint="eastAsia"/>
-        </w:rPr>
-        <w:t xml:space="preserve"> </w:t>
-      </w:r>
-      <w:r>
-        <w:rPr>
-          <w:rFonts w:hint="eastAsia"/>
-        </w:rPr>
-        <w:t xml:space="preserve">Similarly, </w:t>
-      </w:r>
-      <w:r>
-        <w:rPr>
-          <w:rFonts w:hint="eastAsia"/>
-        </w:rPr>
-        <w:t xml:space="preserve">median </w:t>
-      </w:r>
-      <w:r>
-        <w:rPr>
-          <w:rFonts w:hint="eastAsia"/>
-        </w:rPr>
-        <w:t>O</w:t>
-      </w:r>
-      <w:r>
-        <w:rPr>
-          <w:rFonts w:hint="eastAsia"/>
-        </w:rPr>
-        <w:t>RI</w:t>
-      </w:r>
-      <w:r>
-        <w:rPr>
-          <w:rFonts w:hint="eastAsia"/>
-        </w:rPr>
-        <w:t xml:space="preserve"> efficiency </w:t>
-      </w:r>
-      <w:r>
-        <w:rPr>
-          <w:rFonts w:hint="eastAsia"/>
-        </w:rPr>
-        <w:t xml:space="preserve">increased from </w:t>
-      </w:r>
-      <w:r>
-        <w:rPr>
-          <w:lang w:val="en-US"/>
-        </w:rPr>
-        <w:t>0.198</w:t>
-      </w:r>
-      <w:r>
-        <w:rPr>
-          <w:rFonts w:hint="eastAsia"/>
-          <w:lang w:val="en-US"/>
-        </w:rPr>
-        <w:t xml:space="preserve"> </w:t>
-      </w:r>
-      <w:r>
-        <w:t xml:space="preserve">cases averted per 1,000 doses </w:t>
-      </w:r>
-      <w:r>
-        <w:rPr>
-          <w:rFonts w:hint="eastAsia"/>
-        </w:rPr>
-        <w:t xml:space="preserve">from an </w:t>
-      </w:r>
-      <w:r>
-        <w:rPr>
-          <w:rFonts w:hint="eastAsia"/>
-        </w:rPr>
-        <w:t>ORI</w:t>
-      </w:r>
-      <w:r>
-        <w:rPr>
-          <w:rFonts w:hint="eastAsia"/>
-        </w:rPr>
-        <w:t xml:space="preserve"> initiated in week</w:t>
-      </w:r>
-      <w:r>
-        <w:rPr>
-          <w:rFonts w:hint="eastAsia"/>
-        </w:rPr>
-        <w:t xml:space="preserve"> 5 across all outbreaks</w:t>
-      </w:r>
-      <w:r>
-        <w:rPr>
-          <w:rFonts w:hint="eastAsia"/>
-        </w:rPr>
-        <w:t xml:space="preserve"> to 0.546</w:t>
-      </w:r>
-      <w:r>
-        <w:t xml:space="preserve"> when targeting outbreaks </w:t>
-      </w:r>
-      <w:r>
-        <w:rPr>
-          <w:rFonts w:hint="eastAsia"/>
-        </w:rPr>
-        <w:t xml:space="preserve">in the top quartile by </w:t>
-      </w:r>
-      <w:r>
-        <w:t>attack rate.</w:t>
       </w:r>
       <w:r>
         <w:t xml:space="preserve"> </w:t>
@@ -18505,7 +18651,25 @@
         <w:rPr>
           <w:rFonts w:hint="eastAsia"/>
         </w:rPr>
-        <w:t xml:space="preserve">more likely to be </w:t>
+        <w:t>mo</w:t>
+      </w:r>
+      <w:r>
+        <w:rPr>
+          <w:rFonts w:hint="eastAsia"/>
+        </w:rPr>
+        <w:t>st</w:t>
+      </w:r>
+      <w:r>
+        <w:rPr>
+          <w:rFonts w:hint="eastAsia"/>
+        </w:rPr>
+        <w:t xml:space="preserve"> likely to be</w:t>
+      </w:r>
+      <w:r>
+        <w:rPr>
+          <w:rFonts w:hint="eastAsia"/>
+        </w:rPr>
+        <w:t xml:space="preserve">come </w:t>
       </w:r>
       <w:r>
         <w:rPr>
@@ -18514,7 +18678,13 @@
         <w:t>extensive or prolonged</w:t>
       </w:r>
       <w:r>
-        <w:t xml:space="preserve"> can </w:t>
+        <w:t xml:space="preserve"> </w:t>
+      </w:r>
+      <w:r>
+        <w:rPr>
+          <w:rFonts w:hint="eastAsia"/>
+        </w:rPr>
+        <w:t xml:space="preserve">could </w:t>
       </w:r>
       <w:r>
         <w:rPr>
@@ -18592,13 +18762,13 @@
         <w:t xml:space="preserve">this </w:t>
       </w:r>
       <w:r>
-        <w:t xml:space="preserve">may be partially </w:t>
-      </w:r>
-      <w:r>
-        <w:rPr>
-          <w:rFonts w:hint="eastAsia"/>
-        </w:rPr>
-        <w:t>achievable</w:t>
+        <w:t xml:space="preserve">may be </w:t>
+      </w:r>
+      <w:r>
+        <w:rPr>
+          <w:rFonts w:hint="eastAsia"/>
+        </w:rPr>
+        <w:t>increasingly feasible</w:t>
       </w:r>
       <w:r>
         <w:t xml:space="preserve"> using environmental</w:t>
@@ -18752,127 +18922,131 @@
     <w:p/>
     <w:p>
       <w:r>
-        <w:rPr>
-          <w:rFonts w:hint="eastAsia"/>
-          <w:highlight w:val="yellow"/>
-        </w:rPr>
-        <w:t>Our analys</w:t>
-      </w:r>
-      <w:r>
-        <w:rPr>
-          <w:rFonts w:hint="eastAsia"/>
-          <w:highlight w:val="yellow"/>
-        </w:rPr>
-        <w:t>i</w:t>
-      </w:r>
-      <w:r>
-        <w:rPr>
-          <w:rFonts w:hint="eastAsia"/>
-          <w:highlight w:val="yellow"/>
-        </w:rPr>
-        <w:t xml:space="preserve">s of the case-triggered approach demonstrates </w:t>
-      </w:r>
-      <w:r>
-        <w:rPr>
-          <w:highlight w:val="yellow"/>
-        </w:rPr>
-        <w:t>the</w:t>
-      </w:r>
-      <w:r>
-        <w:rPr>
-          <w:rFonts w:hint="eastAsia"/>
-          <w:highlight w:val="yellow"/>
-        </w:rPr>
-        <w:t xml:space="preserve"> uncertainty of </w:t>
-      </w:r>
-      <w:r>
-        <w:rPr>
-          <w:rFonts w:hint="eastAsia"/>
-          <w:highlight w:val="yellow"/>
-        </w:rPr>
-        <w:t>t</w:t>
-      </w:r>
-      <w:r>
-        <w:rPr>
-          <w:highlight w:val="yellow"/>
-        </w:rPr>
-        <w:t>he</w:t>
-      </w:r>
-      <w:r>
-        <w:rPr>
-          <w:rFonts w:hint="eastAsia"/>
-          <w:highlight w:val="yellow"/>
-        </w:rPr>
-        <w:t xml:space="preserve"> estimated impact even when the ORI was implemented without delay (i.e., in week 1). The median </w:t>
-      </w:r>
-      <w:r>
-        <w:rPr>
-          <w:highlight w:val="yellow"/>
-        </w:rPr>
-        <w:t>percentage</w:t>
-      </w:r>
-      <w:r>
-        <w:rPr>
-          <w:rFonts w:hint="eastAsia"/>
-          <w:highlight w:val="yellow"/>
-        </w:rPr>
-        <w:t xml:space="preserve"> averted may reach 70%</w:t>
-      </w:r>
-      <w:r>
-        <w:rPr>
-          <w:rFonts w:hint="eastAsia"/>
-          <w:highlight w:val="yellow"/>
-        </w:rPr>
-        <w:t xml:space="preserve">, when the ORI is triggered at outbreak onset or by a small number of cases, </w:t>
-      </w:r>
-      <w:r>
-        <w:rPr>
-          <w:rFonts w:hint="eastAsia"/>
-          <w:highlight w:val="yellow"/>
-        </w:rPr>
-        <w:t xml:space="preserve">but </w:t>
-      </w:r>
-      <w:r>
-        <w:rPr>
-          <w:rFonts w:hint="eastAsia"/>
-          <w:highlight w:val="yellow"/>
-        </w:rPr>
-        <w:t xml:space="preserve">will drop </w:t>
-      </w:r>
-      <w:r>
-        <w:rPr>
-          <w:rFonts w:hint="eastAsia"/>
-          <w:highlight w:val="yellow"/>
-        </w:rPr>
-        <w:t xml:space="preserve">as low as 35% if the </w:t>
-      </w:r>
-      <w:r>
-        <w:rPr>
-          <w:rFonts w:hint="eastAsia"/>
-          <w:highlight w:val="yellow"/>
-        </w:rPr>
-        <w:t xml:space="preserve">response is triggered only after </w:t>
-      </w:r>
-      <w:r>
-        <w:rPr>
-          <w:rFonts w:hint="eastAsia"/>
-          <w:highlight w:val="yellow"/>
-        </w:rPr>
+        <w:t xml:space="preserve">Our analysis of case-triggered ORIs further underscores the importance of early detection </w:t>
+      </w:r>
+      <w:r>
+        <w:rPr>
+          <w:rFonts w:hint="eastAsia"/>
+        </w:rPr>
+        <w:t>as well as</w:t>
+      </w:r>
+      <w:r>
+        <w:t xml:space="preserve"> rapid implementation. </w:t>
+      </w:r>
+      <w:r>
+        <w:rPr>
+          <w:rFonts w:hint="eastAsia"/>
+        </w:rPr>
+        <w:t>For week-1 ORIs, t</w:t>
+      </w:r>
+      <w:r>
+        <w:t xml:space="preserve">he median percentage of cases averted </w:t>
+      </w:r>
+      <w:r>
+        <w:rPr>
+          <w:rFonts w:hint="eastAsia"/>
+        </w:rPr>
+        <w:t xml:space="preserve">declined from </w:t>
+      </w:r>
+      <w:r>
+        <w:t xml:space="preserve">70% </w:t>
+      </w:r>
+      <w:r>
+        <w:t xml:space="preserve">when </w:t>
+      </w:r>
+      <w:r>
+        <w:rPr>
+          <w:rFonts w:hint="eastAsia"/>
+        </w:rPr>
+        <w:t xml:space="preserve">outbreak response was triggered at outbreak onset </w:t>
+      </w:r>
+      <w:r>
+        <w:rPr>
+          <w:rFonts w:hint="eastAsia"/>
+        </w:rPr>
+        <w:t xml:space="preserve">to </w:t>
+      </w:r>
+      <w:r>
+        <w:t xml:space="preserve">below 35% </w:t>
+      </w:r>
+      <w:r>
+        <w:rPr>
+          <w:rFonts w:hint="eastAsia"/>
+        </w:rPr>
+        <w:t>when triggered only after more than 100 cases had already occurred</w:t>
+      </w:r>
+      <w:r>
+        <w:t>—equivalent to surveillance missing the first 100 cases or these cases going undetected.</w:t>
+      </w:r>
+      <w:r>
+        <w:rPr>
+          <w:rFonts w:hint="eastAsia"/>
+        </w:rPr>
+        <w:t xml:space="preserve"> </w:t>
+      </w:r>
+      <w:r>
+        <w:t>Th</w:t>
+      </w:r>
+      <w:r>
+        <w:rPr>
+          <w:rFonts w:hint="eastAsia"/>
+        </w:rPr>
+        <w:t xml:space="preserve">ese findings </w:t>
+      </w:r>
+      <w:r>
+        <w:t xml:space="preserve">highlight the need for </w:t>
+      </w:r>
+      <w:r>
+        <w:rPr>
+          <w:rFonts w:hint="eastAsia"/>
+        </w:rPr>
+        <w:t>robust</w:t>
+      </w:r>
+      <w:r>
+        <w:t xml:space="preserve"> surveillance systems capable of rapidly detecting and </w:t>
+      </w:r>
+      <w:r>
         <w:lastRenderedPageBreak/>
-        <w:t xml:space="preserve">&gt;100 cases have already occurred. </w:t>
-      </w:r>
-      <w:r>
-        <w:rPr>
-          <w:rFonts w:hint="eastAsia"/>
-          <w:highlight w:val="yellow"/>
-        </w:rPr>
-        <w:t>This underscores an importance of surveillance capacity to detect a case quickly and trigger a response in addition to streaming operational and logistic processes to implement the ORI rapidly after the trigger.</w:t>
-      </w:r>
-      <w:r>
-        <w:rPr>
-          <w:rFonts w:hint="eastAsia"/>
-        </w:rPr>
-        <w:t xml:space="preserve"> </w:t>
+        <w:t>confirming</w:t>
+      </w:r>
+      <w:r>
+        <w:rPr>
+          <w:rFonts w:hint="eastAsia"/>
+        </w:rPr>
+        <w:t xml:space="preserve"> cholera</w:t>
+      </w:r>
+      <w:r>
+        <w:t xml:space="preserve"> cases, alongside operational </w:t>
+      </w:r>
+      <w:r>
+        <w:rPr>
+          <w:rFonts w:hint="eastAsia"/>
+        </w:rPr>
+        <w:t xml:space="preserve">and logistical </w:t>
+      </w:r>
+      <w:r>
+        <w:rPr>
+          <w:rFonts w:hint="eastAsia"/>
+        </w:rPr>
+        <w:t>capacity</w:t>
+      </w:r>
+      <w:r>
+        <w:t xml:space="preserve"> to </w:t>
+      </w:r>
+      <w:r>
+        <w:rPr>
+          <w:rFonts w:hint="eastAsia"/>
+        </w:rPr>
+        <w:t xml:space="preserve">deliver vaccines and </w:t>
+      </w:r>
+      <w:r>
+        <w:t xml:space="preserve">initiate </w:t>
+      </w:r>
+      <w:r>
+        <w:rPr>
+          <w:rFonts w:hint="eastAsia"/>
+        </w:rPr>
+        <w:t>campaigns immediately once response thresholds are reached.</w:t>
       </w:r>
     </w:p>
     <w:p>
@@ -18908,7 +19082,19 @@
         <w:rPr>
           <w:rFonts w:hint="eastAsia"/>
         </w:rPr>
-        <w:t xml:space="preserve"> with the median impact observed at the individual-outbreak level.</w:t>
+        <w:t xml:space="preserve"> with the median </w:t>
+      </w:r>
+      <w:r>
+        <w:rPr>
+          <w:rFonts w:hint="eastAsia"/>
+        </w:rPr>
+        <w:t>outbreak-level estimates</w:t>
+      </w:r>
+      <w:r>
+        <w:rPr>
+          <w:rFonts w:hint="eastAsia"/>
+        </w:rPr>
+        <w:t>.</w:t>
       </w:r>
       <w:r>
         <w:rPr>
@@ -18926,78 +19112,466 @@
         <w:t>were implemented</w:t>
       </w:r>
       <w:r>
-        <w:t xml:space="preserve"> over time, larger and longer outbreaks—</w:t>
-      </w:r>
-      <w:r>
-        <w:rPr>
-          <w:rFonts w:hint="eastAsia"/>
-        </w:rPr>
-        <w:t xml:space="preserve">which </w:t>
-      </w:r>
-      <w:r>
-        <w:t>contribute disproportionately to the</w:t>
-      </w:r>
-      <w:r>
-        <w:rPr>
-          <w:rFonts w:hint="eastAsia"/>
-        </w:rPr>
-        <w:t xml:space="preserve"> cholera</w:t>
-      </w:r>
-      <w:r>
-        <w:t xml:space="preserve"> burden—</w:t>
-      </w:r>
-      <w:r>
-        <w:rPr>
-          <w:rFonts w:hint="eastAsia"/>
-        </w:rPr>
-        <w:t xml:space="preserve">accounted for </w:t>
-      </w:r>
-      <w:r>
-        <w:t xml:space="preserve">much of the cumulative </w:t>
-      </w:r>
-      <w:r>
-        <w:rPr>
-          <w:rFonts w:hint="eastAsia"/>
-        </w:rPr>
-        <w:t>benefit</w:t>
+        <w:t xml:space="preserve"> </w:t>
+      </w:r>
+      <w:r>
+        <w:t>across multiple outbreaks, large and long-duration outbreaks—which</w:t>
+      </w:r>
+      <w:r>
+        <w:rPr>
+          <w:rFonts w:hint="eastAsia"/>
+        </w:rPr>
+        <w:t xml:space="preserve"> yielded greater benefits from ORIs</w:t>
+      </w:r>
+      <w:r>
+        <w:t>—</w:t>
+      </w:r>
+      <w:r>
+        <w:rPr>
+          <w:rFonts w:hint="eastAsia"/>
+        </w:rPr>
+        <w:t xml:space="preserve">contributed disproportionately to the overall benefit, moving the overall median upward. </w:t>
+      </w:r>
+    </w:p>
+    <w:p>
+      <w:r>
+        <w:t>Assuming 200 million OCV doses (comparable to the total deployed globally since 2013),</w:t>
+      </w:r>
+      <w:r>
+        <w:t xml:space="preserve"> our model estimated that random targeting would avert </w:t>
+      </w:r>
+      <w:r>
+        <w:rPr>
+          <w:rFonts w:hint="eastAsia"/>
+        </w:rPr>
+        <w:t xml:space="preserve">around </w:t>
+      </w:r>
+      <w:r>
+        <w:t>0.4</w:t>
+      </w:r>
+      <w:r>
+        <w:rPr>
+          <w:rFonts w:hint="eastAsia"/>
+        </w:rPr>
+        <w:t>5</w:t>
+      </w:r>
+      <w:r>
+        <w:t xml:space="preserve"> cases per 1,000 doses</w:t>
+      </w:r>
+      <w:r>
+        <w:rPr>
+          <w:rFonts w:hint="eastAsia"/>
+        </w:rPr>
+        <w:t xml:space="preserve"> (</w:t>
+      </w:r>
+      <w:r>
+        <w:rPr>
+          <w:rFonts w:hint="eastAsia"/>
+          <w:lang w:val="en-US"/>
+        </w:rPr>
+        <w:t xml:space="preserve">compared to 0.1 at the </w:t>
+      </w:r>
+      <w:r>
+        <w:rPr>
+          <w:rFonts w:hint="eastAsia"/>
+          <w:lang w:val="en-US"/>
+        </w:rPr>
+        <w:t>out</w:t>
+      </w:r>
+      <w:r>
+        <w:rPr>
+          <w:rFonts w:hint="eastAsia"/>
+          <w:lang w:val="en-US"/>
+        </w:rPr>
+        <w:t>break level</w:t>
+      </w:r>
+      <w:r>
+        <w:rPr>
+          <w:rFonts w:hint="eastAsia"/>
+          <w:lang w:val="en-US"/>
+        </w:rPr>
+        <w:t>)</w:t>
+      </w:r>
+      <w:r>
+        <w:t>, increasing to 2.1</w:t>
+      </w:r>
+      <w:r>
+        <w:rPr>
+          <w:rFonts w:hint="eastAsia"/>
+        </w:rPr>
+        <w:t>3</w:t>
+      </w:r>
+      <w:r>
+        <w:t xml:space="preserve"> when prioritizing high-attack-rate outbreaks, equivalent to </w:t>
+      </w:r>
+      <w:r>
+        <w:rPr>
+          <w:rFonts w:hint="eastAsia"/>
+        </w:rPr>
+        <w:t xml:space="preserve">about </w:t>
+      </w:r>
+      <w:r>
+        <w:t>42</w:t>
+      </w:r>
+      <w:r>
+        <w:rPr>
+          <w:rFonts w:hint="eastAsia"/>
+        </w:rPr>
+        <w:t>2</w:t>
+      </w:r>
+      <w:r>
+        <w:t>,000 cases averted</w:t>
+      </w:r>
+      <w:r>
+        <w:rPr>
+          <w:rFonts w:hint="eastAsia"/>
+        </w:rPr>
+        <w:t xml:space="preserve"> for week-1 ORIs</w:t>
       </w:r>
       <w:r>
         <w:t>.</w:t>
       </w:r>
-      <w:r>
-        <w:rPr>
-          <w:rFonts w:hint="eastAsia"/>
-        </w:rPr>
-        <w:t xml:space="preserve"> </w:t>
-      </w:r>
-      <w:r>
-        <w:rPr>
-          <w:highlight w:val="yellow"/>
-        </w:rPr>
-        <w:t xml:space="preserve">Assuming 200 million OCV doses (comparable to the total deployed globally since </w:t>
-      </w:r>
-      <w:commentRangeStart w:id="31"/>
-      <w:r>
-        <w:rPr>
-          <w:highlight w:val="yellow"/>
-        </w:rPr>
-        <w:t>2013</w:t>
-      </w:r>
-      <w:commentRangeEnd w:id="31"/>
-      <w:r>
-        <w:rPr>
-          <w:rStyle w:val="CommentReference"/>
-        </w:rPr>
-        <w:commentReference w:id="31"/>
-      </w:r>
-      <w:r>
-        <w:rPr>
-          <w:highlight w:val="yellow"/>
-        </w:rPr>
-        <w:t>)</w:t>
-      </w:r>
-      <w:r>
-        <w:t>, our model estimated that random targeting would avert ~0.4 cases per 1,000 doses</w:t>
+    </w:p>
+    <w:p>
+      <w:pPr>
+        <w:rPr>
+          <w:lang w:val="en-US"/>
+        </w:rPr>
+      </w:pPr>
+    </w:p>
+    <w:p>
+      <w:r>
+        <w:t>Our estimates of impact, efficiency, and cost-effectiveness are broadly consistent with, but likely more representative than, previous studies that focused on a few large-scale outbreak</w:t>
+      </w:r>
+      <w:r>
+        <w:rPr>
+          <w:rFonts w:hint="eastAsia"/>
+        </w:rPr>
+        <w:t>s</w:t>
+      </w:r>
+      <w:r>
+        <w:rPr>
+          <w:rFonts w:hint="eastAsia"/>
+        </w:rPr>
+        <w:t>.</w:t>
+      </w:r>
+      <w:r>
+        <w:rPr>
+          <w:vertAlign w:val="superscript"/>
+        </w:rPr>
+        <w:fldChar w:fldCharType="begin"/>
+      </w:r>
+      <w:r>
+        <w:rPr>
+          <w:vertAlign w:val="superscript"/>
+        </w:rPr>
+        <w:instrText xml:space="preserve"> ADDIN ZOTERO_ITEM CSL_CITATION {"citationID":"fwgAfALq","properties":{"formattedCitation":"\\super 2,3,5,7,8,10,12,15,19,77\\nosupersub{}","plainCitation":"2,3,5,7,8,10,12,15,19,77","noteIndex":0},"citationItems":[{"id":"LX0Qu1LM/YwYF9Pg5","uris":["http://zotero.org/users/local/xDVOxgbN/items/C9VJ6Y9N"],"itemData":{"id":87,"type":"article-journal","abstract":"In October 2010, a virulent South Asian strain of El Tor cholera began to spread in Haiti. Interventions have included treatment of cases and improved sanitation. Use of cholera vaccines would likely have further reduced morbidity and mortality, but such vaccines are in short supply and little is known about effective vaccination strategies for epidemic cholera. We use a mathematical cholera transmission model to assess different vaccination strategies. With limited vaccine quantities, concentrating vaccine in high-risk areas is always most efficient. We show that targeting one million doses of vaccine to areas with high exposure to\n              Vibrio cholerae\n              , enough for two doses for 5% of the population, would reduce the number of cases by 11%. The same strategy with enough vaccine for 30% of the population with modest hygienic improvement could reduce cases by 55% and save 3,320 lives. For epidemic cholera, we recommend a large mobile stockpile of enough vaccine to cover 30% of a country's population to be reactively targeted to populations at high risk of exposure.","container-title":"Proceedings of the National Academy of Sciences","DOI":"10.1073/pnas.1102149108","ISSN":"0027-8424, 1091-6490","issue":"17","journalAbbreviation":"Proc. Natl. Acad. Sci. U.S.A.","language":"en","page":"7081-7085","source":"DOI.org (Crossref)","title":"Vaccination strategies for epidemic cholera in Haiti with implications for the developing world","volume":"108","author":[{"family":"Chao","given":"Dennis L."},{"family":"Halloran","given":"M. Elizabeth"},{"family":"Longini","given":"Ira M."}],"issued":{"date-parts":[["2011",4,26]]}}},{"id":"LX0Qu1LM/xm4e9U9E","uris":["http://zotero.org/users/local/xDVOxgbN/items/A7JBWGAG"],"itemData":{"id":97,"type":"article-journal","container-title":"PLoS Neglected Tropical Diseases","DOI":"10.1371/journal.pntd.0001901","ISSN":"1935-2735","issue":"11","journalAbbreviation":"PLoS Negl Trop Dis","language":"en","page":"e1901","source":"DOI.org (Crossref)","title":"Urban Cholera Transmission Hotspots and Their Implications for Reactive Vaccination: Evidence from Bissau City, Guinea Bissau","title-short":"Urban Cholera Transmission Hotspots and Their Implications for Reactive Vaccination","volume":"6","author":[{"family":"Azman","given":"Andrew S."},{"family":"Luquero","given":"Francisco J."},{"family":"Rodrigues","given":"Amabelia"},{"family":"Palma","given":"Pedro Pablo"},{"family":"Grais","given":"Rebecca F."},{"family":"Banga","given":"Cunhate Na"},{"family":"Grenfell","given":"Bryan T."},{"family":"Lessler","given":"Justin"}],"editor":[{"family":"Vinetz","given":"Joseph M."}],"issued":{"date-parts":[["2012",11,8]]}}},{"id":"LX0Qu1LM/XFVcQNpG","uris":["http://zotero.org/users/local/xDVOxgbN/items/3KCFPCDX"],"itemData":{"id":67,"type":"article-journal","container-title":"PLOS Medicine","DOI":"10.1371/journal.pmed.1002509","ISSN":"1549-1676","issue":"2","journalAbbreviation":"PLoS Med","language":"en","page":"e1002509","source":"DOI.org (Crossref)","title":"The potential impact of case-area targeted interventions in response to cholera outbreaks: A modeling study","title-short":"The potential impact of case-area targeted interventions in response to cholera outbreaks","volume":"15","author":[{"family":"Finger","given":"Flavio"},{"family":"Bertuzzo","given":"Enrico"},{"family":"Luquero","given":"Francisco J."},{"family":"Naibei","given":"Nathan"},{"family":"Touré","given":"Brahima"},{"family":"Allan","given":"Maya"},{"family":"Porten","given":"Klaudia"},{"family":"Lessler","given":"Justin"},{"family":"Rinaldo","given":"Andrea"},{"family":"Azman","given":"Andrew S."}],"editor":[{"family":"Von Seidlein","given":"Lorenz"}],"issued":{"date-parts":[["2018",2,27]]}}},{"id":"LX0Qu1LM/hpSHjdoY","uris":["http://zotero.org/users/local/xDVOxgbN/items/Z93MZCN2"],"itemData":{"id":74,"type":"article-journal","container-title":"PLoS Neglected Tropical Diseases","DOI":"10.1371/journal.pntd.0003343","ISSN":"1935-2735","issue":"12","journalAbbreviation":"PLoS Negl Trop Dis","language":"en","page":"e3343","source":"DOI.org (Crossref)","title":"Comparative Effectiveness of Different Strategies of Oral Cholera Vaccination in Bangladesh: A Modeling Study","title-short":"Comparative Effectiveness of Different Strategies of Oral Cholera Vaccination in Bangladesh","volume":"8","author":[{"family":"Dimitrov","given":"Dobromir T."},{"family":"Troeger","given":"Christopher"},{"family":"Halloran","given":"M. Elizabeth"},{"family":"Longini","given":"Ira M."},{"family":"Chao","given":"Dennis L."}],"editor":[{"family":"Baker","given":"Stephen"}],"issued":{"date-parts":[["2014",12,4]]}}},{"id":"LX0Qu1LM/9J8Oi2P2","uris":["http://zotero.org/users/local/xDVOxgbN/items/PMGMMCST"],"itemData":{"id":38,"type":"article-journal","container-title":"PLOS Neglected Tropical Diseases","DOI":"10.1371/journal.pntd.0006652","ISSN":"1935-2735","issue":"10","journalAbbreviation":"PLoS Negl Trop Dis","language":"en","page":"e0006652","source":"DOI.org (Crossref)","title":"The impact and cost-effectiveness of controlling cholera through the use of oral cholera vaccines in urban Bangladesh: A disease modeling and economic analysis","title-short":"The impact and cost-effectiveness of controlling cholera through the use of oral cholera vaccines in urban Bangladesh","volume":"12","author":[{"family":"Khan","given":"Ashraful Islam"},{"family":"Levin","given":"Ann"},{"family":"Chao","given":"Dennis L."},{"family":"DeRoeck","given":"Denise"},{"family":"Dimitrov","given":"Dobromir T."},{"family":"Khan","given":"Jahangir A. M."},{"family":"Islam","given":"Muhammad Shariful"},{"family":"Ali","given":"Mohammad"},{"family":"Islam","given":"Md. Taufiqul"},{"family":"Sarker","given":"Abdur Razzaque"},{"family":"Clemens","given":"John D."},{"family":"Qadri","given":"Firdausi"}],"editor":[{"family":"Maheu-Giroux","given":"Mathieu"}],"issued":{"date-parts":[["2018",10,9]]}}},{"id":"LX0Qu1LM/4s826AL9","uris":["http://zotero.org/users/local/xDVOxgbN/items/JZWUIAKP"],"itemData":{"id":69,"type":"article-journal","container-title":"International Journal of Infectious Diseases","DOI":"10.1016/j.ijid.2020.03.077","ISSN":"12019712","journalAbbreviation":"International Journal of Infectious Diseases","language":"en","page":"222-227","source":"DOI.org (Crossref)","title":"Stemming cholera tides in Zimbabwe through mass vaccination","volume":"96","author":[{"family":"Mukandavire","given":"Zindoga"},{"family":"Manangazira","given":"Portia"},{"family":"Nyabadza","given":"Farai"},{"family":"Cuadros","given":"Diego F"},{"family":"Musuka","given":"Godfrey"},{"family":"Morris","given":"J. Glenn"}],"issued":{"date-parts":[["2020",7]]}}},{"id":"LX0Qu1LM/iD09017B","uris":["http://zotero.org/users/local/xDVOxgbN/items/4F2U9M9L"],"itemData":{"id":84,"type":"article-journal","container-title":"Vaccine","DOI":"10.1016/j.vaccine.2016.03.004","ISSN":"0264410X","issue":"18","journalAbbreviation":"Vaccine","language":"en","page":"2113-2120","source":"DOI.org (Crossref)","title":"Impact of oral cholera vaccines in cholera-endemic countries: A mathematical modeling study","title-short":"Impact of oral cholera vaccines in cholera-endemic countries","volume":"34","author":[{"family":"Kim","given":"Jong-Hoon"},{"family":"Mogasale","given":"Vittal"},{"family":"Burgess","given":"Colleen"},{"family":"Wierzba","given":"Thomas F."}],"issued":{"date-parts":[["2016",4]]}}},{"id":"LX0Qu1LM/GIWEcwhG","uris":["http://zotero.org/users/local/xDVOxgbN/items/QWND6R6T"],"itemData":{"id":89,"type":"article-journal","container-title":"PLOS Neglected Tropical Diseases","DOI":"10.1371/journal.pntd.0005482","ISSN":"1935-2735","issue":"4","journalAbbreviation":"PLoS Negl Trop Dis","language":"en","page":"e0005482","source":"DOI.org (Crossref)","title":"Controlling cholera in the Ouest Department of Haiti using oral vaccines","volume":"11","author":[{"family":"Kirpich","given":"Alexander"},{"family":"Weppelmann","given":"Thomas A."},{"family":"Yang","given":"Yang"},{"family":"Morris","given":"John Glenn"},{"family":"Longini","given":"Ira M."}],"editor":[{"family":"Coudeville","given":"Laurent"}],"issued":{"date-parts":[["2017",4,14]]}}},{"id":"LX0Qu1LM/sns3LBOk","uris":["http://zotero.org/users/local/xDVOxgbN/items/TR5894IS"],"itemData":{"id":91,"type":"article-journal","abstract":"Abstract\n            \n              Background\n              Cholera is a major public health concern in displaced-person camps, which often contend with overcrowding and scarcity of resources. Maela, the largest and longest-standing refugee camp in Thailand, located along the Thai-Burmese border, experienced four cholera outbreaks between 2005 and 2010. In 2013, a cholera vaccine campaign was implemented in the camp. To assist in the evaluation of the campaign and planning for subsequent campaigns, we developed a mathematical model of cholera in Maela.\n            \n            \n              Methods\n              We formulated a Susceptible-Infectious-Water-Recovered-based transmission model and estimated parameters using incidence data from 2010. We next evaluated the reduction in cases conferred by several immunization strategies, varying timing, effectiveness, and resources (i.e., vaccine availability). After the vaccine campaign, we generated case forecasts for the next year, to inform on-the-ground decision-making regarding whether a booster campaign was needed.\n            \n            \n              Results\n              \n                We found that preexposure vaccination can substantially reduce the risk of cholera even when &lt;50\n                %\n                of the population is given the full two-dose series. Additionally, the preferred number of doses per person should be considered in the context of one vs. two dose effectiveness and vaccine availability. For reactive vaccination, a trade-off between timing and effectiveness was revealed, indicating that it may be beneficial to give one dose to more people rather than two doses to fewer people, given that a two-dose schedule would incur a delay in administration of the second dose. Forecasting using realistic coverage levels predicted that there was no need for a booster campaign in 2014 (consistent with our predictions, there was not a cholera epidemic in 2014).\n              \n            \n            \n              Conclusions\n              Our analyses suggest that vaccination in conjunction with ongoing water sanitation and hygiene efforts provides an effective strategy for controlling cholera outbreaks in refugee camps. Effective preexposure vaccination depends on timing and effectiveness. If a camp is facing an outbreak, delayed distribution of vaccines can substantially alter the effectiveness of reactive vaccination, suggesting that quick distribution of vaccines may be more important than ensuring every individual receives both vaccine doses. Overall, this analysis illustrates how mathematical models can be applied in public health practice, to assist in evaluating alternative intervention strategies and inform decision-making.","container-title":"BMC Infectious Diseases","DOI":"10.1186/s12879-019-4688-6","ISSN":"1471-2334","issue":"1","journalAbbreviation":"BMC Infect Dis","language":"en","page":"1075","source":"DOI.org (Crossref)","title":"Comparing alternative cholera vaccination strategies in Maela refugee camp: using a transmission model in public health practice","title-short":"Comparing alternative cholera vaccination strategies in Maela refugee camp","volume":"19","author":[{"family":"Havumaki","given":"Joshua"},{"family":"Meza","given":"Rafael"},{"family":"Phares","given":"Christina R."},{"family":"Date","given":"Kashmira"},{"family":"Eisenberg","given":"Marisa C."}],"issued":{"date-parts":[["2019",12]]}}},{"id":15384,"uris":["http://zotero.org/users/7663102/items/V45PRDVH"],"itemData":{"id":15384,"type":"article","abstract":"Background Outbreaks of vaccine-preventable diseases continue to occur in low- and middle-income countries (LMICs), requiring outbreak response immunization (ORI) programs for containment. To inform future investment decisions, this study aimed to estimate the cases, deaths, disability-adjusted life years (DALYs), and societal economic costs averted by past ORI programs. Outbreaks of measles, Ebola, yellow fever, cholera, and meningococcal meningitis in LMICs between 2000-2023 were considered.\nMethods 210 outbreaks (51 measles, 40 cholera, 88 yellow fever, 24 meningitis, 7 Ebola) were identified with sufficient data for analysis. Agent-based models were calibrated for each disease such that after controlling for baseline vaccine coverage, ORI initiation time, speed of vaccine delivery, environmental variables, or endemic prevalence of the disease, observed outbreaks were within the distribution of simulated outbreaks. A status-quo and no ORI scenario were compared for each outbreak.\nFindings Across 210 outbreaks, ORI programs are estimated to have averted 5·81M [95% uncertainty interval 5·75M–5·87M] cases (4·01M measles, 283K cholera, 1·50M yellow fever, 21·3K meningitis, 820 Ebola), 327K [317K–338K] deaths (20.0K measles, 5215 cholera, 300K yellow fever, 1599 meningitis, 381 Ebola), 14·6M [14·1M–15·1M] DALYs (1·27M measles, 220K cholera, 13·0M yellow fever, 113K meningitis, 16·6K Ebola), and US$31·7B [29·0B–34·9B] (US$710M measles, US$156M cholera, US$30·7B yellow fever, US$97·6M meningitis, US$6·72M Ebola) in societal economic costs. In general, the more rapidly the ORI was initiated the greater the impact.\nInterpretation ORI programs are critical for reducing the health and economic impacts of outbreaks of vaccine-preventable diseases.\nFunding Gavi,the Vaccine Alliance.","DOI":"10.1101/2024.06.02.24308241","language":"en","license":"© 2024, Posted by Cold Spring Harbor Laboratory. This pre-print is available under a Creative Commons License (Attribution 4.0 International), CC BY 4.0, as described at http://creativecommons.org/licenses/by/4.0/","note":"page: 2024.06.02.24308241","publisher":"medRxiv","source":"medRxiv","title":"Estimating the historical impact of outbreak response immunization programs across 210 outbreaks in LMICs","URL":"https://www.medrxiv.org/content/10.1101/2024.06.02.24308241v1","author":[{"family":"Delport","given":"D."},{"family":"Muellenmeister","given":"A. M."},{"family":"MacKechnie","given":"G."},{"family":"Vaccher","given":"S."},{"family":"Mengistu","given":"T."},{"family":"Hogan","given":"D."},{"family":"Abeysuriya","given":"R. G."},{"family":"Scott","given":"N."}],"accessed":{"date-parts":[["2025",2,21]]},"issued":{"date-parts":[["2024",6,3]]},"citation-key":"delportEstimatingHistoricalImpact2024"}}],"schema":"https://github.com/citation-style-language/schema/raw/master/csl-citation.json"} </w:instrText>
+      </w:r>
+      <w:r>
+        <w:rPr>
+          <w:vertAlign w:val="superscript"/>
+        </w:rPr>
+        <w:fldChar w:fldCharType="separate"/>
+      </w:r>
+      <w:r>
+        <w:rPr>
+          <w:rFonts w:cs="Times New Roman"/>
+          <w:vertAlign w:val="superscript"/>
+        </w:rPr>
+        <w:t>2,3,5,7,8,10,12,15,19,77</w:t>
+      </w:r>
+      <w:r>
+        <w:rPr>
+          <w:vertAlign w:val="superscript"/>
+        </w:rPr>
+        <w:fldChar w:fldCharType="end"/>
+      </w:r>
+      <w:r>
+        <w:t>.</w:t>
+      </w:r>
+      <w:r>
+        <w:t xml:space="preserve"> For instance, analyses</w:t>
+      </w:r>
+      <w:r>
+        <w:rPr>
+          <w:rFonts w:hint="eastAsia"/>
+        </w:rPr>
+        <w:t xml:space="preserve"> based on a </w:t>
+      </w:r>
+      <w:r>
+        <w:rPr>
+          <w:rFonts w:hint="eastAsia"/>
+        </w:rPr>
+        <w:t xml:space="preserve">few </w:t>
+      </w:r>
+      <w:r>
+        <w:rPr>
+          <w:rFonts w:hint="eastAsia"/>
+        </w:rPr>
+        <w:t>outbreak</w:t>
+      </w:r>
+      <w:r>
+        <w:rPr>
+          <w:rFonts w:hint="eastAsia"/>
+        </w:rPr>
+        <w:t>s</w:t>
+      </w:r>
+      <w:r>
+        <w:t xml:space="preserve"> have reported </w:t>
+      </w:r>
+      <w:r>
+        <w:rPr>
+          <w:rFonts w:hint="eastAsia"/>
+        </w:rPr>
+        <w:t>roughly</w:t>
+      </w:r>
+      <w:r>
+        <w:t xml:space="preserve"> </w:t>
+      </w:r>
+      <w:r>
+        <w:rPr>
+          <w:rFonts w:hint="eastAsia"/>
+        </w:rPr>
+        <w:t>3</w:t>
+      </w:r>
+      <w:r>
+        <w:rPr>
+          <w:rFonts w:hint="eastAsia"/>
+        </w:rPr>
+        <w:t>0</w:t>
+      </w:r>
+      <w:r>
+        <w:t>–9</w:t>
+      </w:r>
+      <w:r>
+        <w:rPr>
+          <w:rFonts w:hint="eastAsia"/>
+        </w:rPr>
+        <w:t>0</w:t>
+      </w:r>
+      <w:r>
+        <w:t xml:space="preserve">% </w:t>
+      </w:r>
+      <w:r>
+        <w:rPr>
+          <w:rFonts w:hint="eastAsia"/>
+        </w:rPr>
+        <w:t xml:space="preserve">case </w:t>
+      </w:r>
+      <w:r>
+        <w:t xml:space="preserve">reductions </w:t>
+      </w:r>
+      <w:r>
+        <w:rPr>
+          <w:rFonts w:hint="eastAsia"/>
+        </w:rPr>
+        <w:t>from</w:t>
+      </w:r>
+      <w:r>
+        <w:t xml:space="preserve"> reactive campaigns in Bangladesh,</w:t>
+      </w:r>
+      <w:r>
+        <w:t xml:space="preserve"> </w:t>
+      </w:r>
+      <w:r>
+        <w:t>Zimbabwe, Guinea, Haiti,</w:t>
+      </w:r>
+      <w:r>
+        <w:t xml:space="preserve"> </w:t>
+      </w:r>
+      <w:r>
+        <w:t>Chad,</w:t>
+      </w:r>
+      <w:r>
+        <w:t xml:space="preserve"> </w:t>
+      </w:r>
+      <w:r>
+        <w:rPr>
+          <w:rFonts w:hint="eastAsia"/>
+        </w:rPr>
+        <w:t xml:space="preserve">and </w:t>
+      </w:r>
+      <w:r>
+        <w:t>Thailand</w:t>
+      </w:r>
+      <w:r>
+        <w:rPr>
+          <w:rFonts w:hint="eastAsia"/>
+        </w:rPr>
+        <w:t>,</w:t>
+      </w:r>
+      <w:r>
+        <w:fldChar w:fldCharType="begin"/>
+      </w:r>
+      <w:r>
+        <w:instrText xml:space="preserve"> ADDIN ZOTERO_ITEM CSL_CITATION {"citationID":"ExGdrT0W","properties":{"formattedCitation":"\\super 1,5,13,14\\nosupersub{}","plainCitation":"1,5,13,14","noteIndex":0},"citationItems":[{"id":"LX0Qu1LM/IHFQNf60","uris":["http://zotero.org/users/local/xDVOxgbN/items/P34TEJN2"],"itemData":{"id":"ZN66rL7d/T0HOJMjP","type":"article-journal","abstract":"Background\n              A global stockpile of oral cholera vaccine (OCV) was established in 2013 for use in outbreak response and are licensed as two-dose regimens. Vaccine availability, however, remains limited. Previous studies have found that a single dose of OCV may provide substantial protection against cholera.\n            \n            \n              Methods\n              Using a mathematical model with two age groups paired with optimization algorithms, we determine the optimal vaccination strategy with one and two doses of vaccine to minimize cumulative overall infections, symptomatic infections, and deaths. We explore counterfactual vaccination scenarios in three distinct settings: Maela, the largest refugee camp in Thailand, with high in- and out-migration; N’Djamena, Chad, a densely populated region; and Haiti, where departments are connected by rivers and roads.\n            \n            \n              Results\n              Over the short term under limited vaccine supply, the optimal strategies for all objectives prioritize one dose to the older age group (over five years old), irrespective of setting and level of vaccination coverage. As more vaccine becomes available, it is optimal to administer a second dose for long-term protection. With enough vaccine to cover the whole population with one dose, the optimal strategies can avert up to 30% to 90% of deaths and 36% to 92% of symptomatic infections across the three settings over one year. The one-dose optimal strategies can avert 1.2 to 1.8 times as many cases and deaths compared to the standard two-dose strategy.\n            \n            \n              Conclusions\n              In an outbreak setting, speedy vaccination campaigns with a single dose of OCV is likely to avert more cases and deaths than a two-dose pro-rata campaign under a limited vaccine supply.","container-title":"PLOS Neglected Tropical Diseases","DOI":"10.1371/journal.pntd.0010358","ISSN":"1935-2735","issue":"4","journalAbbreviation":"PLoS Negl Trop Dis","language":"en","page":"e0010358","source":"DOI.org (Crossref)","title":"Optimizing one-dose and two-dose cholera vaccine allocation in outbreak settings: A modeling study","title-short":"Optimizing one-dose and two-dose cholera vaccine allocation in outbreak settings","volume":"16","author":[{"family":"Leung","given":"Tiffany"},{"family":"Eaton","given":"Julia"},{"family":"Matrajt","given":"Laura"}],"editor":[{"family":"Fleckenstein","given":"James Michael"}],"issued":{"date-parts":[["2022",4,20]]}}},{"id":"LX0Qu1LM/HrPAxR4h","uris":["http://zotero.org/users/local/xDVOxgbN/items/37LE7P3K"],"itemData":{"id":"ZN66rL7d/hXqTsIEn","type":"article-journal","container-title":"PLoS Medicine","DOI":"10.1371/journal.pmed.0040336","ISSN":"1549-1676","issue":"11","journalAbbreviation":"PLoS Med","language":"en","page":"e336","source":"DOI.org (Crossref)","title":"Controlling Endemic Cholera with Oral Vaccines","volume":"4","author":[{"family":"Longini","given":"Ira M"},{"family":"Nizam","given":"Azhar"},{"family":"Ali","given":"Mohammad"},{"family":"Yunus","given":"Mohammad"},{"family":"Shenvi","given":"Neeta"},{"family":"Clemens","given":"John D"}],"editor":[{"family":"Von Seidlein","given":"Lorenz"}],"issued":{"date-parts":[["2007",11,27]]}}},{"id":"LX0Qu1LM/mzBA3b1G","uris":["http://zotero.org/users/local/xDVOxgbN/items/D9HE3GUQ"],"itemData":{"id":78,"type":"article-journal","container-title":"PLOS Medicine","DOI":"10.1371/journal.pmed.1001867","ISSN":"1549-1676","issue":"8","journalAbbreviation":"PLoS Med","language":"en","page":"e1001867","source":"DOI.org (Crossref)","title":"The Impact of a One-Dose versus Two-Dose Oral Cholera Vaccine Regimen in Outbreak Settings: A Modeling Study","title-short":"The Impact of a One-Dose versus Two-Dose Oral Cholera Vaccine Regimen in Outbreak Settings","volume":"12","author":[{"family":"Azman","given":"Andrew S."},{"family":"Luquero","given":"Francisco J."},{"family":"Ciglenecki","given":"Iza"},{"family":"Grais","given":"Rebecca F."},{"family":"Sack","given":"David A."},{"family":"Lessler","given":"Justin"}],"editor":[{"family":"Kretzschmar","given":"Mirjam E. E."}],"issued":{"date-parts":[["2015",8,25]]}}},{"id":"LX0Qu1LM/XFVcQNpG","uris":["http://zotero.org/users/local/xDVOxgbN/items/3KCFPCDX"],"itemData":{"id":"ZN66rL7d/xLgkmKAb","type":"article-journal","container-title":"PLOS Medicine","DOI":"10.1371/journal.pmed.1002509","ISSN":"1549-1676","issue":"2","journalAbbreviation":"PLoS Med","language":"en","page":"e1002509","source":"DOI.org (Crossref)","title":"The potential impact of case-area targeted interventions in response to cholera outbreaks: A modeling study","title-short":"The potential impact of case-area targeted interventions in response to cholera outbreaks","volume":"15","author":[{"family":"Finger","given":"Flavio"},{"family":"Bertuzzo","given":"Enrico"},{"family":"Luquero","given":"Francisco J."},{"family":"Naibei","given":"Nathan"},{"family":"Touré","given":"Brahima"},{"family":"Allan","given":"Maya"},{"family":"Porten","given":"Klaudia"},{"family":"Lessler","given":"Justin"},{"family":"Rinaldo","given":"Andrea"},{"family":"Azman","given":"Andrew S."}],"editor":[{"family":"Von Seidlein","given":"Lorenz"}],"issued":{"date-parts":[["2018",2,27]]}}}],"schema":"https://github.com/citation-style-language/schema/raw/master/csl-citation.json"} </w:instrText>
+      </w:r>
+      <w:r>
+        <w:fldChar w:fldCharType="separate"/>
+      </w:r>
+      <w:r>
+        <w:rPr>
+          <w:rFonts w:cs="Times New Roman"/>
+          <w:vertAlign w:val="superscript"/>
+        </w:rPr>
+        <w:t>1,5,13,14</w:t>
+      </w:r>
+      <w:r>
+        <w:fldChar w:fldCharType="end"/>
+      </w:r>
+      <w:r>
+        <w:t xml:space="preserve"> </w:t>
+      </w:r>
+      <w:r>
+        <w:t xml:space="preserve">often </w:t>
+      </w:r>
+      <w:r>
+        <w:rPr>
+          <w:rFonts w:hint="eastAsia"/>
+        </w:rPr>
+        <w:t>assuming</w:t>
+      </w:r>
+      <w:r>
+        <w:t xml:space="preserve"> high</w:t>
+      </w:r>
+      <w:r>
+        <w:rPr>
+          <w:rFonts w:hint="eastAsia"/>
+        </w:rPr>
+        <w:t xml:space="preserve"> </w:t>
+      </w:r>
+      <w:r>
+        <w:t>coverage or earl</w:t>
+      </w:r>
+      <w:r>
+        <w:rPr>
+          <w:rFonts w:hint="eastAsia"/>
+        </w:rPr>
+        <w:t>y</w:t>
+      </w:r>
+      <w:r>
+        <w:t xml:space="preserve"> response.</w:t>
+      </w:r>
+      <w:r>
+        <w:t xml:space="preserve"> </w:t>
+      </w:r>
+      <w:r>
+        <w:t xml:space="preserve">By incorporating over a thousand outbreaks of varying </w:t>
+      </w:r>
+      <w:r>
+        <w:rPr>
+          <w:rFonts w:hint="eastAsia"/>
+        </w:rPr>
+        <w:t>epidemiologic characteristics</w:t>
+      </w:r>
+      <w:r>
+        <w:t>, our approach provides regionally generalizable estimates across realistic operational settings.</w:t>
+      </w:r>
+      <w:r>
+        <w:rPr>
+          <w:rFonts w:hint="eastAsia"/>
+        </w:rPr>
+        <w:t xml:space="preserve"> </w:t>
+      </w:r>
+      <w:r>
+        <w:rPr>
+          <w:rFonts w:hint="eastAsia"/>
+        </w:rPr>
+        <w:t xml:space="preserve">The </w:t>
+      </w:r>
+      <w:r>
+        <w:t>O</w:t>
+      </w:r>
+      <w:r>
+        <w:rPr>
+          <w:rFonts w:hint="eastAsia"/>
+        </w:rPr>
+        <w:t>RI</w:t>
+      </w:r>
+      <w:r>
+        <w:t xml:space="preserve"> efficiency in our study (2.1</w:t>
+      </w:r>
+      <w:r>
+        <w:rPr>
+          <w:rFonts w:hint="eastAsia"/>
+        </w:rPr>
+        <w:t>3</w:t>
+      </w:r>
+      <w:r>
+        <w:t xml:space="preserve"> cases averted per 1,000 doses </w:t>
+      </w:r>
+      <w:r>
+        <w:t>when prioritizing high-attack-rate outbreaks</w:t>
+      </w:r>
+      <w:r>
+        <w:t xml:space="preserve">) aligns with the </w:t>
+      </w:r>
+      <w:r>
+        <w:rPr>
+          <w:rFonts w:hint="eastAsia"/>
+        </w:rPr>
+        <w:t xml:space="preserve">estimates from </w:t>
+      </w:r>
+      <w:r>
+        <w:rPr>
+          <w:rFonts w:hint="eastAsia"/>
+        </w:rPr>
+        <w:t>Xu et al.,</w:t>
+      </w:r>
+      <w:r>
+        <w:fldChar w:fldCharType="begin"/>
+      </w:r>
+      <w:r>
+        <w:instrText xml:space="preserve"> ADDIN ZOTERO_ITEM CSL_CITATION {"citationID":"x7NW6Xdr","properties":{"formattedCitation":"\\super 78\\nosupersub{}","plainCitation":"78","noteIndex":0},"citationItems":[{"id":11595,"uris":["http://zotero.org/users/7663102/items/3RFUD84K"],"itemData":{"id":11595,"type":"article-journal","abstract":"Systematic testing for Vibrio cholerae O1 is rare, which means that the world’s limited supply of oral cholera vaccines (OCVs) may not be delivered to areas with the highest true cholera burden. Here we used a phenomenological model with subnational geographic targeting and fine-scale vaccine effects to model how expanding V. cholerae testing affected impact and cost-effectiveness for preventive vaccination campaigns across different bacteriological confirmation and vaccine targeting assumptions in 35 African countries. Systematic testing followed by OCV targeting based on confirmed cholera yielded higher efficiency and cost-effectiveness and slightly fewer averted cases than status quo scenarios targeting suspected cholera. Targeting vaccine to populations with an annual incidence rate greater than 10 per 10,000, the testing scenario averted 10.8 (95% prediction interval (PI) 9.4–12.6) cases per 1,000 fully vaccinated persons while the status quo scenario averted 6.9 (95% PI 6.0–7.8) cases per 1,000 fully vaccinated persons. In the testing scenario, testing costs increased by US$31 (95% PI 25–39) while vaccination costs reduced by US$248 (95% PI 176–326) per averted case compared to the status quo. Introduction of systematic testing into cholera surveillance could improve efficiency and reach of global OCV supply for preventive vaccination.","container-title":"Nature Medicine","DOI":"10.1038/s41591-024-02852-8","ISSN":"1546-170X","journalAbbreviation":"Nat Med","language":"en","license":"2024 The Author(s)","note":"publisher: Nature Publishing Group","page":"1-7","source":"www.nature.com","title":"Enhanced cholera surveillance to improve vaccination campaign efficiency","author":[{"family":"Xu","given":"Hanmeng"},{"family":"Zou","given":"Kaiyue"},{"family":"Dent","given":"Juan"},{"family":"Wiens","given":"Kirsten E."},{"family":"Malembaka","given":"Espoir Bwenge"},{"family":"Bwire","given":"Godfrey"},{"family":"Okitayemba","given":"Placide Welo"},{"family":"Hampton","given":"Lee M."},{"family":"Azman","given":"Andrew S."},{"family":"Lee","given":"Elizabeth C."}],"issued":{"date-parts":[["2024",3,5]]},"citation-key":"xuEnhancedCholeraSurveillance2024"}}],"schema":"https://github.com/citation-style-language/schema/raw/master/csl-citation.json"} </w:instrText>
+      </w:r>
+      <w:r>
+        <w:fldChar w:fldCharType="separate"/>
+      </w:r>
+      <w:r>
+        <w:rPr>
+          <w:rFonts w:cs="Times New Roman"/>
+          <w:vertAlign w:val="superscript"/>
+        </w:rPr>
+        <w:t>78</w:t>
+      </w:r>
+      <w:r>
+        <w:fldChar w:fldCharType="end"/>
+      </w:r>
+      <w:r>
+        <w:rPr>
+          <w:rFonts w:hint="eastAsia"/>
+        </w:rPr>
+        <w:t xml:space="preserve"> </w:t>
+      </w:r>
+      <w:r>
+        <w:t xml:space="preserve">who </w:t>
+      </w:r>
+      <w:r>
+        <w:rPr>
+          <w:rFonts w:hint="eastAsia"/>
+        </w:rPr>
+        <w:t xml:space="preserve">reported </w:t>
+      </w:r>
+      <w:r>
+        <w:t>2.6</w:t>
+      </w:r>
+      <w:r>
+        <w:rPr>
+          <w:rFonts w:hint="eastAsia"/>
+        </w:rPr>
+        <w:t>-</w:t>
+      </w:r>
+      <w:r>
+        <w:t>1</w:t>
+      </w:r>
+      <w:r>
+        <w:rPr>
+          <w:rFonts w:hint="eastAsia"/>
+        </w:rPr>
+        <w:t>1</w:t>
+      </w:r>
+      <w:r>
+        <w:t xml:space="preserve"> cases averted per 1,000 fully vaccinated persons</w:t>
       </w:r>
       <w:r>
         <w:rPr>
@@ -19008,33 +19582,275 @@
       <w:r>
         <w:rPr>
           <w:rFonts w:hint="eastAsia"/>
-          <w:lang w:val="en-US"/>
-        </w:rPr>
-        <w:t xml:space="preserve">compared to 0.1 at the </w:t>
-      </w:r>
-      <w:r>
-        <w:rPr>
-          <w:rFonts w:hint="eastAsia"/>
-          <w:lang w:val="en-US"/>
-        </w:rPr>
-        <w:t>out</w:t>
-      </w:r>
-      <w:r>
-        <w:rPr>
-          <w:rFonts w:hint="eastAsia"/>
-          <w:lang w:val="en-US"/>
-        </w:rPr>
-        <w:t>break level</w:t>
-      </w:r>
-      <w:r>
-        <w:rPr>
-          <w:rFonts w:hint="eastAsia"/>
-          <w:lang w:val="en-US"/>
-        </w:rPr>
-        <w:t>)</w:t>
-      </w:r>
-      <w:r>
-        <w:t xml:space="preserve">, increasing to 2.1 when prioritizing high-attack-rate outbreaks, equivalent to ~420,000 cases averted if </w:t>
+        </w:rPr>
+        <w:t>two</w:t>
+      </w:r>
+      <w:r>
+        <w:rPr>
+          <w:rFonts w:hint="eastAsia"/>
+        </w:rPr>
+        <w:t xml:space="preserve"> doses)</w:t>
+      </w:r>
+      <w:r>
+        <w:t xml:space="preserve"> in preventive campaigns</w:t>
+      </w:r>
+      <w:r>
+        <w:rPr>
+          <w:rFonts w:hint="eastAsia"/>
+        </w:rPr>
+        <w:t xml:space="preserve"> across </w:t>
+      </w:r>
+      <w:r>
+        <w:rPr>
+          <w:rFonts w:hint="eastAsia"/>
+        </w:rPr>
+        <w:t>sub-</w:t>
+      </w:r>
+      <w:r>
+        <w:rPr>
+          <w:rFonts w:hint="eastAsia"/>
+        </w:rPr>
+        <w:t>Saharan Africa</w:t>
+      </w:r>
+      <w:r>
+        <w:t xml:space="preserve">. </w:t>
+      </w:r>
+      <w:r>
+        <w:rPr>
+          <w:rFonts w:hint="eastAsia"/>
+        </w:rPr>
+        <w:t>Although</w:t>
+      </w:r>
+      <w:r>
+        <w:rPr>
+          <w:rFonts w:hint="eastAsia"/>
+        </w:rPr>
+        <w:t xml:space="preserve"> </w:t>
+      </w:r>
+      <w:r>
+        <w:rPr>
+          <w:rFonts w:hint="eastAsia"/>
+        </w:rPr>
+        <w:t xml:space="preserve">higher efficiencies have been reported from </w:t>
+      </w:r>
+      <w:r>
+        <w:rPr>
+          <w:rFonts w:hint="eastAsia"/>
+        </w:rPr>
+        <w:t>campaigns i</w:t>
+      </w:r>
+      <w:r>
+        <w:rPr>
+          <w:rFonts w:hint="eastAsia"/>
+        </w:rPr>
+        <w:t xml:space="preserve">n </w:t>
+      </w:r>
+      <w:r>
+        <w:rPr>
+          <w:rFonts w:hint="eastAsia"/>
+        </w:rPr>
+        <w:t>Bangladesh,</w:t>
+      </w:r>
+      <w:r>
+        <w:fldChar w:fldCharType="begin"/>
+      </w:r>
+      <w:r>
+        <w:instrText xml:space="preserve"> ADDIN ZOTERO_ITEM CSL_CITATION {"citationID":"dlhluE9M","properties":{"formattedCitation":"\\super 79\\nosupersub{}","plainCitation":"79","noteIndex":0},"citationItems":[{"id":7255,"uris":["http://zotero.org/users/7663102/items/TCTSRXWU"],"itemData":{"id":7255,"type":"article-journal","abstract":"BACKGROUND: Although advances in rehydration therapy have made cholera a treatable disease with low case-fatality in settings with appropriate medical  care, cholera continues to impose considerable mortality in the world's most  impoverished populations. Internationally licensed, killed whole-cell based oral  cholera vaccines (OCVs) have been available for over a decade, but have not been  used for the control of cholera. Recently, these vaccines were shown to confer  significant levels of herd protection, suggesting that the protective potential  of these vaccines has been underestimated and that these vaccines may be highly  effective in cholera control when deployed in mass immunization programs. We used  a large-scale stochastic simulation model to investigate the possibility of  controlling endemic cholera with OCVs. METHODS AND FINDINGS: We construct a  large-scale, stochastic cholera transmission model of Matlab, Bangladesh. We find  that cholera transmission could be controlled in endemic areas with 50% coverage  with OCVs. At this level of coverage, the model predicts that there would be an  89% (95% confidence interval [CI] 72%-98%) reduction in cholera cases among the  unvaccinated, and a 93% (95% CI 82%-99%) reduction overall in the entire  population. Even a more modest coverage of 30% would result in a 76% (95% CI  44%-95%) reduction in cholera incidence for the population area covered. For  populations that have less natural immunity than the population of Matlab, 70%  coverage would probably be necessary for cholera control, i.e., an annual  incidence rate of &lt; or = 1 case per 1,000 people in the population. CONCLUSIONS:  Endemic cholera could be reduced to an annual incidence rate of &lt; or = 1 case per  1,000 people in endemic areas with biennial vaccination with OCVs if coverage  could reach 50%-70% depending on the level of prior immunity in the population.  These vaccination efforts could be targeted with careful use of ecological data.","container-title":"PLoS medicine","DOI":"10.1371/journal.pmed.0040336","ISSN":"1549-1676 1549-1277","issue":"11","journalAbbreviation":"PLoS Med","language":"eng","page":"e336","title":"Controlling endemic cholera with oral vaccines.","volume":"4","author":[{"family":"Longini","given":"Ira M. Jr"},{"family":"Nizam","given":"Azhar"},{"family":"Ali","given":"Mohammad"},{"family":"Yunus","given":"Mohammad"},{"family":"Shenvi","given":"Neeta"},{"family":"Clemens","given":"John D."}],"issued":{"date-parts":[["2007",11,27]]},"citation-key":"longiniControllingEndemicCholera2007"}}],"schema":"https://github.com/citation-style-language/schema/raw/master/csl-citation.json"} </w:instrText>
+      </w:r>
+      <w:r>
+        <w:fldChar w:fldCharType="separate"/>
+      </w:r>
+      <w:r>
+        <w:rPr>
+          <w:rFonts w:cs="Times New Roman"/>
+          <w:vertAlign w:val="superscript"/>
+        </w:rPr>
+        <w:t>79</w:t>
+      </w:r>
+      <w:r>
+        <w:fldChar w:fldCharType="end"/>
+      </w:r>
+      <w:r>
+        <w:rPr>
+          <w:rFonts w:hint="eastAsia"/>
+        </w:rPr>
+        <w:t>, Indonesia, Nigeria, and Uganda</w:t>
+      </w:r>
+      <w:r>
+        <w:fldChar w:fldCharType="begin"/>
+      </w:r>
+      <w:r>
+        <w:instrText xml:space="preserve"> ADDIN ZOTERO_ITEM CSL_CITATION {"citationID":"P0XNeos8","properties":{"formattedCitation":"\\super 80\\nosupersub{}","plainCitation":"80","noteIndex":0},"citationItems":[{"id":5887,"uris":["http://zotero.org/users/7663102/items/9S6TNLQC"],"itemData":{"id":5887,"type":"article-journal","abstract":"BACKGROUND: Impact evaluation of vaccination programs is necessary for making decisions to introduce oral cholera vaccines (OCVs) in cholera-endemic countries. METHODS: We analyzed data to forecast the future global burden of cholera. We developed a mathematical model of cholera transmission in three countries as examples: Nigeria, Uganda, and Indonesia. After fitting the model, we evaluated the impact of OCVs delivered in four vaccination strategies varying by target age group and frequency of vaccination over the period of 2015-2030. RESULTS: Data suggest that the global annual incidence of cholera will increase from 3046238 in 2015 to 3787385 in 2030 with the highest burden in Asia and Africa where overall population size is large and the proportion of population with access to improved sanitation facilities is low. We estimate that OCV will reduce the cumulative incidence of cholera by half in Indonesia and &gt;80% in Nigeria and Uganda when delivered to 1+ year olds every three years at a coverage rate of 50%, although cholera may persist through higher coverage rates (i.e., &gt;90%). The proportion of person-to-person transmission compared to water-to-person transmission is positively correlated with higher vaccination impact in all three countries. CONCLUSIONS: Periodic OCV vaccination every three or five years can significantly reduce the global burden of cholera although cholera may persist even with high OCV coverage. Vaccination impact will likely vary depending on local epidemiological conditions including age distribution of cases and relative contribution of different transmission routes.","container-title":"Vaccine","DOI":"10.1016/j.vaccine.2016.03.004","issue":"18","language":"eng","page":"2113-2120","title":"Impact of oral cholera vaccines in cholera-endemic countries: A mathematical modeling study","volume":"34","author":[{"family":"Kim","given":"Jong-Hoon"},{"family":"Mogasale","given":"Vittal"},{"family":"Burgess","given":"Colleen"},{"family":"Wierzba","given":"Thomas F."}],"issued":{"date-parts":[["2016"]]},"citation-key":"kim2016"}}],"schema":"https://github.com/citation-style-language/schema/raw/master/csl-citation.json"} </w:instrText>
+      </w:r>
+      <w:r>
+        <w:fldChar w:fldCharType="separate"/>
+      </w:r>
+      <w:r>
+        <w:rPr>
+          <w:rFonts w:cs="Times New Roman"/>
+          <w:vertAlign w:val="superscript"/>
+        </w:rPr>
+        <w:t>80</w:t>
+      </w:r>
+      <w:r>
+        <w:fldChar w:fldCharType="end"/>
+      </w:r>
+      <w:r>
+        <w:rPr>
+          <w:rFonts w:hint="eastAsia"/>
+        </w:rPr>
+        <w:t xml:space="preserve">, </w:t>
+      </w:r>
+      <w:r>
+        <w:rPr>
+          <w:rFonts w:hint="eastAsia"/>
+        </w:rPr>
+        <w:t xml:space="preserve"> and </w:t>
+      </w:r>
+      <w:r>
+        <w:rPr>
+          <w:rFonts w:hint="eastAsia"/>
+        </w:rPr>
+        <w:t>Guinea, Haiti, Zimbabwe, Haiti,</w:t>
+      </w:r>
+      <w:r>
+        <w:fldChar w:fldCharType="begin"/>
+      </w:r>
+      <w:r>
+        <w:instrText xml:space="preserve"> ADDIN ZOTERO_ITEM CSL_CITATION {"citationID":"BO70MNDX","properties":{"formattedCitation":"\\super 14\\nosupersub{}","plainCitation":"14","noteIndex":0},"citationItems":[{"id":"LX0Qu1LM/mzBA3b1G","uris":["http://zotero.org/users/local/xDVOxgbN/items/D9HE3GUQ"],"itemData":{"id":"JohsOuRT/enyouzEn","type":"article-journal","container-title":"PLOS Medicine","DOI":"10.1371/journal.pmed.1001867","ISSN":"1549-1676","issue":"8","journalAbbreviation":"PLoS Med","language":"en","page":"e1001867","source":"DOI.org (Crossref)","title":"The Impact of a One-Dose versus Two-Dose Oral Cholera Vaccine Regimen in Outbreak Settings: A Modeling Study","title-short":"The Impact of a One-Dose versus Two-Dose Oral Cholera Vaccine Regimen in Outbreak Settings","volume":"12","author":[{"family":"Azman","given":"Andrew S."},{"family":"Luquero","given":"Francisco J."},{"family":"Ciglenecki","given":"Iza"},{"family":"Grais","given":"Rebecca F."},{"family":"Sack","given":"David A."},{"family":"Lessler","given":"Justin"}],"editor":[{"family":"Kretzschmar","given":"Mirjam E. E."}],"issued":{"date-parts":[["2015",8,25]]}}}],"schema":"https://github.com/citation-style-language/schema/raw/master/csl-citation.json"} </w:instrText>
+      </w:r>
+      <w:r>
+        <w:fldChar w:fldCharType="separate"/>
+      </w:r>
+      <w:r>
+        <w:rPr>
+          <w:rFonts w:cs="Times New Roman"/>
+          <w:vertAlign w:val="superscript"/>
+        </w:rPr>
+        <w:t>14</w:t>
+      </w:r>
+      <w:r>
+        <w:fldChar w:fldCharType="end"/>
+      </w:r>
+      <w:r>
+        <w:rPr>
+          <w:rFonts w:hint="eastAsia"/>
+        </w:rPr>
+        <w:t xml:space="preserve"> </w:t>
+      </w:r>
+      <w:r>
+        <w:rPr>
+          <w:rFonts w:hint="eastAsia"/>
+        </w:rPr>
+        <w:t xml:space="preserve"> </w:t>
+      </w:r>
+      <w:r>
+        <w:rPr>
+          <w:rFonts w:hint="eastAsia"/>
+        </w:rPr>
+        <w:t xml:space="preserve"> these </w:t>
+      </w:r>
+      <w:r>
+        <w:rPr>
+          <w:rFonts w:hint="eastAsia"/>
+        </w:rPr>
+        <w:t>likely reflect conditions not representative of most outbreaks</w:t>
+      </w:r>
+      <w:r>
+        <w:rPr>
+          <w:rFonts w:hint="eastAsia"/>
+        </w:rPr>
+        <w:t xml:space="preserve">. </w:t>
+      </w:r>
+      <w:r>
+        <w:rPr>
+          <w:rFonts w:hint="eastAsia"/>
+        </w:rPr>
+        <w:t>Likewise</w:t>
+      </w:r>
+      <w:r>
+        <w:t>, our</w:t>
+      </w:r>
+      <w:r>
+        <w:t xml:space="preserve"> </w:t>
+      </w:r>
+      <w:r>
+        <w:rPr>
+          <w:rFonts w:hint="eastAsia"/>
+        </w:rPr>
+        <w:t xml:space="preserve">estimated </w:t>
+      </w:r>
+      <w:r>
+        <w:t>cost per DALY averted (~US $</w:t>
+      </w:r>
+      <w:r>
+        <w:rPr>
+          <w:rFonts w:hint="eastAsia"/>
+        </w:rPr>
+        <w:t xml:space="preserve"> </w:t>
+      </w:r>
+      <w:r>
+        <w:t>24,770</w:t>
+      </w:r>
+      <w:r>
+        <w:rPr>
+          <w:rFonts w:hint="eastAsia"/>
+        </w:rPr>
+        <w:t xml:space="preserve"> and </w:t>
+      </w:r>
+      <w:r>
+        <w:t>US $</w:t>
+      </w:r>
+      <w:r>
+        <w:rPr>
+          <w:rFonts w:hint="eastAsia"/>
+        </w:rPr>
+        <w:t xml:space="preserve"> </w:t>
+      </w:r>
+      <w:r>
+        <w:t>2,97</w:t>
+      </w:r>
+      <w:r>
+        <w:rPr>
+          <w:rFonts w:hint="eastAsia"/>
+        </w:rPr>
+        <w:t xml:space="preserve">7 </w:t>
+      </w:r>
+      <w:r>
+        <w:t>for</w:t>
+      </w:r>
+      <w:r>
+        <w:rPr>
+          <w:rFonts w:hint="eastAsia"/>
+        </w:rPr>
+        <w:t xml:space="preserve"> </w:t>
+      </w:r>
+      <w:r>
+        <w:t>random targeting</w:t>
+      </w:r>
+      <w:r>
+        <w:rPr>
+          <w:rFonts w:hint="eastAsia"/>
+        </w:rPr>
+        <w:t xml:space="preserve"> and the top quartile by attack rate</w:t>
+      </w:r>
+      <w:r>
+        <w:rPr>
+          <w:rFonts w:hint="eastAsia"/>
+        </w:rPr>
+        <w:t xml:space="preserve"> </w:t>
+      </w:r>
+      <w:r>
+        <w:rPr>
+          <w:rFonts w:hint="eastAsia"/>
+        </w:rPr>
+        <w:t xml:space="preserve">with </w:t>
+      </w:r>
+      <w:r>
+        <w:rPr>
+          <w:rFonts w:hint="eastAsia"/>
+        </w:rPr>
+        <w:t xml:space="preserve">week-1 </w:t>
       </w:r>
       <w:r>
         <w:rPr>
@@ -19043,1898 +19859,1393 @@
         <w:t>ORIs</w:t>
       </w:r>
       <w:r>
-        <w:t xml:space="preserve"> began in week 1.</w:t>
+        <w:t xml:space="preserve">) falls within previously reported </w:t>
+      </w:r>
+      <w:r>
+        <w:rPr>
+          <w:rFonts w:hint="eastAsia"/>
+        </w:rPr>
+        <w:t>ranges</w:t>
+      </w:r>
+      <w:r>
+        <w:t xml:space="preserve"> (US $1,800–21,000 per DALY averted)</w:t>
+      </w:r>
+      <w:r>
+        <w:rPr>
+          <w:rFonts w:hint="eastAsia"/>
+        </w:rPr>
+        <w:t xml:space="preserve"> f</w:t>
+      </w:r>
+      <w:r>
+        <w:rPr>
+          <w:rFonts w:hint="eastAsia"/>
+        </w:rPr>
+        <w:t>o</w:t>
+      </w:r>
+      <w:r>
+        <w:rPr>
+          <w:rFonts w:hint="eastAsia"/>
+        </w:rPr>
+        <w:t xml:space="preserve">r </w:t>
+      </w:r>
+      <w:r>
+        <w:rPr>
+          <w:rFonts w:hint="eastAsia"/>
+        </w:rPr>
+        <w:t xml:space="preserve">two-dose </w:t>
+      </w:r>
+      <w:r>
+        <w:t xml:space="preserve">preventive campaigns in </w:t>
+      </w:r>
+      <w:r>
+        <w:rPr>
+          <w:rFonts w:hint="eastAsia"/>
+        </w:rPr>
+        <w:t xml:space="preserve">sub-Saharan </w:t>
+      </w:r>
+      <w:r>
+        <w:t>Africa</w:t>
+      </w:r>
+      <w:r>
+        <w:rPr>
+          <w:rFonts w:hint="eastAsia"/>
+        </w:rPr>
+        <w:t>.</w:t>
+      </w:r>
+      <w:r>
+        <w:fldChar w:fldCharType="begin"/>
+      </w:r>
+      <w:r>
+        <w:instrText xml:space="preserve"> ADDIN ZOTERO_ITEM CSL_CITATION {"citationID":"tU7LCSAB","properties":{"formattedCitation":"\\super 72\\nosupersub{}","plainCitation":"72","noteIndex":0},"citationItems":[{"id":"LX0Qu1LM/9MqWsMhw","uris":["http://zotero.org/users/local/xDVOxgbN/items/9SKJXDU4"],"itemData":{"id":"JohsOuRT/32WaInX3","type":"article-journal","container-title":"PLOS Medicine","DOI":"10.1371/journal.pmed.1003003","ISSN":"1549-1676","issue":"12","journalAbbreviation":"PLoS Med","language":"en","page":"e1003003","source":"DOI.org (Crossref)","title":"The projected impact of geographic targeting of oral cholera vaccination in sub-Saharan Africa: A modeling study","title-short":"The projected impact of geographic targeting of oral cholera vaccination in sub-Saharan Africa","volume":"16","author":[{"family":"Lee","given":"Elizabeth C."},{"family":"Azman","given":"Andrew S."},{"family":"Kaminsky","given":"Joshua"},{"family":"Moore","given":"Sean M."},{"family":"McKay","given":"Heather S."},{"family":"Lessler","given":"Justin"}],"editor":[{"family":"Kretzschmar","given":"Mirjam E. E."}],"issued":{"date-parts":[["2019",12,11]]}}}],"schema":"https://github.com/citation-style-language/schema/raw/master/csl-citation.json"} </w:instrText>
+      </w:r>
+      <w:r>
+        <w:fldChar w:fldCharType="separate"/>
+      </w:r>
+      <w:r>
+        <w:rPr>
+          <w:rFonts w:cs="Times New Roman"/>
+          <w:vertAlign w:val="superscript"/>
+        </w:rPr>
+        <w:t>72</w:t>
+      </w:r>
+      <w:r>
+        <w:fldChar w:fldCharType="end"/>
+      </w:r>
+      <w:r>
+        <w:t xml:space="preserve"> </w:t>
+      </w:r>
+      <w:r>
+        <w:rPr>
+          <w:rFonts w:hint="eastAsia"/>
+        </w:rPr>
+        <w:t xml:space="preserve"> </w:t>
       </w:r>
     </w:p>
     <w:p/>
     <w:p>
       <w:pPr>
         <w:rPr>
-          <w:lang w:val="en-US"/>
-        </w:rPr>
-      </w:pPr>
+          <w:rFonts w:hint="eastAsia"/>
+        </w:rPr>
+      </w:pPr>
+      <w:r>
+        <w:rPr>
+          <w:rFonts w:hint="eastAsia"/>
+        </w:rPr>
+        <w:t xml:space="preserve">This </w:t>
+      </w:r>
+      <w:r>
+        <w:rPr>
+          <w:rFonts w:hint="eastAsia"/>
+        </w:rPr>
+        <w:t>study</w:t>
+      </w:r>
+      <w:r>
+        <w:t xml:space="preserve"> </w:t>
+      </w:r>
+      <w:r>
+        <w:rPr>
+          <w:rFonts w:hint="eastAsia"/>
+        </w:rPr>
+        <w:t xml:space="preserve">has </w:t>
+      </w:r>
+      <w:r>
+        <w:t xml:space="preserve">several limitations. </w:t>
+      </w:r>
+      <w:r>
+        <w:t xml:space="preserve">First, we assumed uniform vaccine coverage within administrative units, which may underestimate the </w:t>
+      </w:r>
+      <w:r>
+        <w:rPr>
+          <w:rFonts w:hint="eastAsia"/>
+        </w:rPr>
+        <w:t>efficiency</w:t>
+      </w:r>
+      <w:r>
+        <w:t xml:space="preserve"> of </w:t>
+      </w:r>
+      <w:r>
+        <w:rPr>
+          <w:rFonts w:hint="eastAsia"/>
+        </w:rPr>
+        <w:t>s</w:t>
+      </w:r>
+      <w:r>
+        <w:t>patially focused strategies such as case-area targeted interventions</w:t>
+      </w:r>
+      <w:r>
+        <w:fldChar w:fldCharType="begin"/>
+      </w:r>
+      <w:r>
+        <w:instrText xml:space="preserve"> ADDIN ZOTERO_ITEM CSL_CITATION {"citationID":"TnNKrFWO","properties":{"formattedCitation":"\\super 5,81\\uc0\\u8211{}83\\nosupersub{}","plainCitation":"5,81–83","noteIndex":0},"citationItems":[{"id":"LX0Qu1LM/XFVcQNpG","uris":["http://zotero.org/users/local/xDVOxgbN/items/3KCFPCDX"],"itemData":{"id":"uzNuC9xx/prXsVH16","type":"article-journal","container-title":"PLOS Medicine","DOI":"10.1371/journal.pmed.1002509","ISSN":"1549-1676","issue":"2","journalAbbreviation":"PLoS Med","language":"en","page":"e1002509","source":"DOI.org (Crossref)","title":"The potential impact of case-area targeted interventions in response to cholera outbreaks: A modeling study","title-short":"The potential impact of case-area targeted interventions in response to cholera outbreaks","volume":"15","author":[{"family":"Finger","given":"Flavio"},{"family":"Bertuzzo","given":"Enrico"},{"family":"Luquero","given":"Francisco J."},{"family":"Naibei","given":"Nathan"},{"family":"Touré","given":"Brahima"},{"family":"Allan","given":"Maya"},{"family":"Porten","given":"Klaudia"},{"family":"Lessler","given":"Justin"},{"family":"Rinaldo","given":"Andrea"},{"family":"Azman","given":"Andrew S."}],"editor":[{"family":"Von Seidlein","given":"Lorenz"}],"issued":{"date-parts":[["2018",2,27]]}}},{"id":15178,"uris":["http://zotero.org/users/7663102/items/ZIFQRHRQ"],"itemData":{"id":15178,"type":"article-journal","abstract":"BACKGROUND: Cholera is a major cause of mortality and morbidity in low-resource and humanitarian settings. It is transmitted by fecal-oral route, and the infection risk is higher to those living in and near cholera cases. Rapid identification of cholera cases and implementation of measures to prevent subsequent transmission around cases may be an efficient strategy to reduce the size and scale of cholera outbreaks.\nMETHODOLOGY/PRINCIPLE FINDINGS: We investigated implementation of cholera case-area targeted interventions (CATIs) using systematic reviews and case studies. We identified 11 peer-reviewed and eight grey literature articles documenting CATIs and completed 30 key informant interviews in case studies in Democratic Republic of Congo, Haiti, Yemen, and Zimbabwe. We documented 15 outbreaks in 12 countries where CATIs were used. The team composition and the interventions varied, with water, sanitation, and hygiene interventions implemented more commonly than those of health. Alert systems triggering interventions were diverse ranging from suspected cholera cases to culture confirmed cases. Selection of high-risk households around the case household was inconsistent and ranged from only one case to approximately 100 surrounding households with different methods of selecting them. Coordination among actors and integration between sectors were consistently reported as challenging. Delays in sharing case information impeded rapid implementation of this approach, while evaluation of the effectiveness of interventions varied.\nCONCLUSIONS/SIGNIFICANCE: CATIs appear effective in reducing cholera outbreaks, but there is limited and context specific evidence of their effectiveness in reducing the incidence of cholera cases and lack of guidance for their consistent implementation. We propose to 1) use uniform cholera case definitions considering a local capacity to trigger alert; 2) evaluate the effectiveness of individual or sets of interventions to interrupt cholera, and establish a set of evidence-based interventions; 3) establish criteria to select high-risk households; and 4) improve coordination and data sharing amongst actors and facilitate integration among sectors to strengthen CATI approaches in cholera outbreaks.","container-title":"PLoS neglected tropical diseases","DOI":"10.1371/journal.pntd.0010042","ISSN":"1935-2735","issue":"12","journalAbbreviation":"PLoS Negl Trop Dis","language":"eng","note":"PMID: 34919551\nPMCID: PMC8719662","page":"e0010042","source":"PubMed","title":"Case-area targeted preventive interventions to interrupt cholera transmission: Current implementation practices and lessons learned","title-short":"Case-area targeted preventive interventions to interrupt cholera transmission","volume":"15","author":[{"family":"Sikder","given":"Mustafa"},{"family":"Altare","given":"Chiara"},{"family":"Doocy","given":"Shannon"},{"family":"Trowbridge","given":"Daniella"},{"family":"Kaur","given":"Gurpreet"},{"family":"Kaushal","given":"Natasha"},{"family":"Lyles","given":"Emily"},{"family":"Lantagne","given":"Daniele"},{"family":"Azman","given":"Andrew S."},{"family":"Spiegel","given":"Paul"}],"issued":{"date-parts":[["2021",12]]},"citation-key":"sikderCaseareaTargetedPreventive2021"}},{"id":15166,"uris":["http://zotero.org/users/7663102/items/HLFJ79SF"],"itemData":{"id":15166,"type":"article-journal","abstract":"BACKGROUND: Cholera outbreaks are on the rise globally, with conflict-affected settings particularly at risk. Case-area targeted interventions (CATIs), a strategy whereby teams provide a package of interventions to case and neighboring households within a predefined \"ring,\" are increasingly employed in cholera responses. However, evidence on their ability to attenuate incidence is limited.\nMETHODS AND FINDINGS: We conducted a prospective observational cohort study in 3 conflict-affected states in Nigeria in 2021. Enumerators within rapid response teams observed CATI implementation during a cholera outbreak and collected data on household demographics; existing water, sanitation, and hygiene (WASH) infrastructure; and CATI interventions. Descriptive statistics showed that CATIs were delivered to 46,864 case and neighbor households, with 80.0% of cases and 33.5% of neighbors receiving all intended supplies and activities, in a context with operational challenges of population density, supply stock outs, and security constraints. We then applied prospective Poisson space-time scan statistics (STSS) across 3 models for each state: (1) an unadjusted model with case and population data; (2) an environmentally adjusted model adjusting for distance to cholera treatment centers and existing WASH infrastructure (improved water source, improved latrine, and handwashing station); and (3) a fully adjusted model adjusting for environmental and CATI variables (supply of Aquatabs and soap, hygiene promotion, bedding and latrine disinfection activities, ring coverage, and response timeliness). We ran the STSS each day of our study period to evaluate the space-time dynamics of the cholera outbreaks. Compared to the unadjusted model, significant cholera clustering was attenuated in the environmentally adjusted model (from 572 to 18 clusters) but there was still risk of cholera transmission. Two states still yielded significant clusters (range 8-10 total clusters, relative risk of 2.2-5.5, 16.6-19.9 day duration, including 11.1-56.8 cholera cases). Cholera clustering was completely attenuated in the fully adjusted model, with no significant anomalous clusters across time and space. Associated measures including quantity, relative risk, significance, likelihood of recurrence, size, and duration of clusters reinforced the results. Key limitations include selection bias, remote data monitoring, and the lack of a control group.\nCONCLUSIONS: CATIs were associated with significant reductions in cholera clustering in Northeast Nigeria despite operational challenges. Our results provide a strong justification for rapid implementation and scale-up CATIs in cholera-response, particularly in conflict settings where WASH access is often limited.","container-title":"PLoS medicine","DOI":"10.1371/journal.pmed.1004404","ISSN":"1549-1676","issue":"5","journalAbbreviation":"PLoS Med","language":"eng","note":"PMID: 38728366\nPMCID: PMC11149837","page":"e1004404","source":"PubMed","title":"Case-area targeted interventions during a large-scale cholera epidemic: A prospective cohort study in Northeast Nigeria","title-short":"Case-area targeted interventions during a large-scale cholera epidemic","volume":"21","author":[{"family":"OKeeffe","given":"Jennifer"},{"family":"Salem-Bango","given":"Lindsay"},{"family":"Desjardins","given":"Michael R."},{"family":"Lantagne","given":"Daniele"},{"family":"Altare","given":"Chiara"},{"family":"Kaur","given":"Gurpreet"},{"family":"Heath","given":"Thomas"},{"family":"Rangaiya","given":"Kanaganathan"},{"family":"Obroh","given":"Patricia Oke-Oghene"},{"family":"Audu","given":"Ahmadu"},{"family":"Lecuyot","given":"Baptiste"},{"family":"Zoungrana","given":"Timothée"},{"family":"Ihemezue","given":"Emmanuel Emeka"},{"family":"Aye","given":"Solomon"},{"family":"Sikder","given":"Mustafa"},{"family":"Doocy","given":"Shannon"},{"family":"Wang","given":"Qiulin"},{"family":"Xiao","given":"Melody"},{"family":"Spiegel","given":"Paul B."}],"issued":{"date-parts":[["2024",5]]},"citation-key":"okeeffeCaseareaTargetedInterventions2024"}},{"id":15172,"uris":["http://zotero.org/users/7663102/items/YDFYAS8X"],"itemData":{"id":15172,"type":"article-journal","abstract":"Cholera outbreaks primarily occur in areas lacking adequate water, sanitation, and hygiene (WASH), and infection can cause severe dehydration and death. As individuals living near cholera cases are more likely to contract cholera, case-area targeted interventions (CATI), where a response team visits case and neighbor households and conducts WASH and/or epidemiological interventions, are increasingly implemented to interrupt cholera transmission. As part of a multi-pronged evaluation on whether CATIs reduce cholera transmission, we compared two organizations' standard operating procedures (SOPs) with information from key informant interviews with 26 staff at national/headquarters and field levels who implemented CATIs in Nigeria in 2021. While organizations generally adhered to SOPs during implementation, deviations related to accessing case household and neighbor household selection were made due to incomplete line lists, high population density, and insufficient staffing and materials. We recommend reducing the CATI radius, providing more explicit context-specific guidance in SOPs, adopting more measures to ensure sufficient staffing and supplies, improving surveillance and data management, and strengthening risk communication and community engagement. The qualitative results herein will inform future quantitative analysis to provide recommendations for overall CATI implementation in future cholera responses in fragile contexts.","container-title":"PLoS neglected tropical diseases","DOI":"10.1371/journal.pntd.0011298","ISSN":"1935-2735","issue":"4","journalAbbreviation":"PLoS Negl Trop Dis","language":"eng","note":"PMID: 37115769\nPMCID: PMC10171589","page":"e0011298","source":"PubMed","title":"Implementation considerations in case-area targeted interventions to prevent cholera transmission in Northeast Nigeria: A qualitative analysis","title-short":"Implementation considerations in case-area targeted interventions to prevent cholera transmission in Northeast Nigeria","volume":"17","author":[{"family":"Kaur","given":"Gurpreet"},{"family":"Salem-Bango","given":"Lindsay"},{"family":"Nery","given":"Ana Leticia Melquiades Dos Santos"},{"family":"Solomon","given":"Emmanuel Chimda"},{"family":"Ihemezue","given":"Emmanuel"},{"family":"Kelly","given":"Christine"},{"family":"Altare","given":"Chiara"},{"family":"Azman","given":"Andrew S."},{"family":"Spiegel","given":"Paul B."},{"family":"Lantagne","given":"Daniele"}],"issued":{"date-parts":[["2023",4]]},"citation-key":"kaurImplementationConsiderationsCasearea2023"}}],"schema":"https://github.com/citation-style-language/schema/raw/master/csl-citation.json"} </w:instrText>
+      </w:r>
+      <w:r>
+        <w:fldChar w:fldCharType="separate"/>
+      </w:r>
+      <w:r>
+        <w:rPr>
+          <w:rFonts w:cs="Times New Roman"/>
+          <w:vertAlign w:val="superscript"/>
+        </w:rPr>
+        <w:t>5,81–83</w:t>
+      </w:r>
+      <w:r>
+        <w:fldChar w:fldCharType="end"/>
+      </w:r>
+      <w:r>
+        <w:t xml:space="preserve"> or </w:t>
+      </w:r>
+      <w:r>
+        <w:rPr>
+          <w:rFonts w:hint="eastAsia"/>
+        </w:rPr>
+        <w:t xml:space="preserve">district-level </w:t>
+      </w:r>
+      <w:r>
+        <w:t>geographic targeting</w:t>
+      </w:r>
+      <w:r>
+        <w:rPr>
+          <w:rFonts w:hint="eastAsia"/>
+        </w:rPr>
+        <w:t>.</w:t>
+      </w:r>
+      <w:r>
+        <w:fldChar w:fldCharType="begin"/>
+      </w:r>
+      <w:r>
+        <w:instrText xml:space="preserve"> ADDIN ZOTERO_ITEM CSL_CITATION {"citationID":"Y7oxy3SL","properties":{"formattedCitation":"\\super 72,78\\nosupersub{}","plainCitation":"72,78","noteIndex":0},"citationItems":[{"id":"LX0Qu1LM/9MqWsMhw","uris":["http://zotero.org/users/local/xDVOxgbN/items/9SKJXDU4"],"itemData":{"id":"uzNuC9xx/LKQ0djug","type":"article-journal","container-title":"PLOS Medicine","DOI":"10.1371/journal.pmed.1003003","ISSN":"1549-1676","issue":"12","journalAbbreviation":"PLoS Med","language":"en","page":"e1003003","source":"DOI.org (Crossref)","title":"The projected impact of geographic targeting of oral cholera vaccination in sub-Saharan Africa: A modeling study","title-short":"The projected impact of geographic targeting of oral cholera vaccination in sub-Saharan Africa","volume":"16","author":[{"family":"Lee","given":"Elizabeth C."},{"family":"Azman","given":"Andrew S."},{"family":"Kaminsky","given":"Joshua"},{"family":"Moore","given":"Sean M."},{"family":"McKay","given":"Heather S."},{"family":"Lessler","given":"Justin"}],"editor":[{"family":"Kretzschmar","given":"Mirjam E. E."}],"issued":{"date-parts":[["2019",12,11]]}}},{"id":11595,"uris":["http://zotero.org/users/7663102/items/3RFUD84K"],"itemData":{"id":11595,"type":"article-journal","abstract":"Systematic testing for Vibrio cholerae O1 is rare, which means that the world’s limited supply of oral cholera vaccines (OCVs) may not be delivered to areas with the highest true cholera burden. Here we used a phenomenological model with subnational geographic targeting and fine-scale vaccine effects to model how expanding V. cholerae testing affected impact and cost-effectiveness for preventive vaccination campaigns across different bacteriological confirmation and vaccine targeting assumptions in 35 African countries. Systematic testing followed by OCV targeting based on confirmed cholera yielded higher efficiency and cost-effectiveness and slightly fewer averted cases than status quo scenarios targeting suspected cholera. Targeting vaccine to populations with an annual incidence rate greater than 10 per 10,000, the testing scenario averted 10.8 (95% prediction interval (PI) 9.4–12.6) cases per 1,000 fully vaccinated persons while the status quo scenario averted 6.9 (95% PI 6.0–7.8) cases per 1,000 fully vaccinated persons. In the testing scenario, testing costs increased by US$31 (95% PI 25–39) while vaccination costs reduced by US$248 (95% PI 176–326) per averted case compared to the status quo. Introduction of systematic testing into cholera surveillance could improve efficiency and reach of global OCV supply for preventive vaccination.","container-title":"Nature Medicine","DOI":"10.1038/s41591-024-02852-8","ISSN":"1546-170X","journalAbbreviation":"Nat Med","language":"en","license":"2024 The Author(s)","note":"publisher: Nature Publishing Group","page":"1-7","source":"www.nature.com","title":"Enhanced cholera surveillance to improve vaccination campaign efficiency","author":[{"family":"Xu","given":"Hanmeng"},{"family":"Zou","given":"Kaiyue"},{"family":"Dent","given":"Juan"},{"family":"Wiens","given":"Kirsten E."},{"family":"Malembaka","given":"Espoir Bwenge"},{"family":"Bwire","given":"Godfrey"},{"family":"Okitayemba","given":"Placide Welo"},{"family":"Hampton","given":"Lee M."},{"family":"Azman","given":"Andrew S."},{"family":"Lee","given":"Elizabeth C."}],"issued":{"date-parts":[["2024",3,5]]},"citation-key":"xuEnhancedCholeraSurveillance2024"}}],"schema":"https://github.com/citation-style-language/schema/raw/master/csl-citation.json"} </w:instrText>
+      </w:r>
+      <w:r>
+        <w:fldChar w:fldCharType="separate"/>
+      </w:r>
+      <w:r>
+        <w:rPr>
+          <w:rFonts w:cs="Times New Roman"/>
+          <w:vertAlign w:val="superscript"/>
+        </w:rPr>
+        <w:t>72,78</w:t>
+      </w:r>
+      <w:r>
+        <w:fldChar w:fldCharType="end"/>
+      </w:r>
+      <w:r>
+        <w:t xml:space="preserve"> </w:t>
+      </w:r>
+      <w:r>
+        <w:t xml:space="preserve">Nonetheless, our findings showing higher efficiency of ORIs in outbreaks with high attack rates suggest that these conditions can approximate the benefits of spatially targeted </w:t>
+      </w:r>
+      <w:r>
+        <w:t>approaches.</w:t>
+      </w:r>
+      <w:r>
+        <w:rPr>
+          <w:rFonts w:hint="eastAsia"/>
+        </w:rPr>
+        <w:t xml:space="preserve"> Conversely</w:t>
+      </w:r>
+      <w:r>
+        <w:rPr>
+          <w:rFonts w:hint="eastAsia"/>
+        </w:rPr>
+        <w:t>, u</w:t>
+      </w:r>
+      <w:r>
+        <w:rPr>
+          <w:rFonts w:hint="eastAsia"/>
+        </w:rPr>
+        <w:t xml:space="preserve">naccounted </w:t>
+      </w:r>
+      <w:r>
+        <w:t>vaccine wastage</w:t>
+      </w:r>
+      <w:r>
+        <w:fldChar w:fldCharType="begin"/>
+      </w:r>
+      <w:r>
+        <w:instrText xml:space="preserve"> ADDIN ZOTERO_ITEM CSL_CITATION {"citationID":"dwlotRU0","properties":{"formattedCitation":"\\super 84\\nosupersub{}","plainCitation":"84","noteIndex":0},"citationItems":[{"id":14926,"uris":["http://zotero.org/users/7663102/items/RG8HI75U"],"itemData":{"id":14926,"type":"article-journal","abstract":"Justin Lessler and colleagues describe a method that estimates the fraction of a population accessible to vaccination activities, and they apply it to measles vaccination in three African countries: Ghana, Madagascar, and Sierra Leone.","container-title":"PLOS Medicine","DOI":"10.1371/journal.pmed.1001110","ISSN":"1549-1676","issue":"10","journalAbbreviation":"PLoS Med","language":"en","note":"publisher: Public Library of Science","page":"e1001110","source":"PLoS Journals","title":"Measuring the Performance of Vaccination Programs Using Cross-Sectional Surveys: A Likelihood Framework and Retrospective Analysis","title-short":"Measuring the Performance of Vaccination Programs Using Cross-Sectional Surveys","volume":"8","author":[{"family":"Lessler","given":"Justin"},{"family":"Metcalf","given":"C. Jessica E."},{"family":"Grais","given":"Rebecca F."},{"family":"Luquero","given":"Francisco J."},{"family":"Cummings","given":"Derek A. T."},{"family":"Grenfell","given":"Bryan T."}],"issued":{"date-parts":[["2011"]],"season":"25"},"citation-key":"lesslerMeasuringPerformanceVaccination2011"}}],"schema":"https://github.com/citation-style-language/schema/raw/master/csl-citation.json"} </w:instrText>
+      </w:r>
+      <w:r>
+        <w:fldChar w:fldCharType="separate"/>
+      </w:r>
+      <w:r>
+        <w:rPr>
+          <w:rFonts w:cs="Times New Roman"/>
+          <w:vertAlign w:val="superscript"/>
+        </w:rPr>
+        <w:t>84</w:t>
+      </w:r>
+      <w:r>
+        <w:fldChar w:fldCharType="end"/>
+      </w:r>
+      <w:r>
+        <w:rPr>
+          <w:rFonts w:hint="eastAsia"/>
+        </w:rPr>
+        <w:t xml:space="preserve"> </w:t>
+      </w:r>
+      <w:r>
+        <w:t xml:space="preserve">could </w:t>
+      </w:r>
+      <w:r>
+        <w:t xml:space="preserve">lead to </w:t>
+      </w:r>
+      <w:r>
+        <w:t>overestimat</w:t>
+      </w:r>
+      <w:r>
+        <w:rPr>
+          <w:rFonts w:hint="eastAsia"/>
+        </w:rPr>
+        <w:t>ion</w:t>
+      </w:r>
+      <w:r>
+        <w:rPr>
+          <w:rFonts w:hint="eastAsia"/>
+        </w:rPr>
+        <w:t xml:space="preserve"> of </w:t>
+      </w:r>
+      <w:r>
+        <w:rPr>
+          <w:rFonts w:hint="eastAsia"/>
+        </w:rPr>
+        <w:t>ORI efficiency and cost effectiveness</w:t>
+      </w:r>
+      <w:r>
+        <w:t>.</w:t>
+      </w:r>
+      <w:r>
+        <w:t xml:space="preserve"> </w:t>
+      </w:r>
+      <w:r>
+        <w:t xml:space="preserve">Second, </w:t>
+      </w:r>
+      <w:r>
+        <w:t xml:space="preserve">our </w:t>
+      </w:r>
+      <w:r>
+        <w:rPr>
+          <w:rFonts w:hint="eastAsia"/>
+        </w:rPr>
+        <w:t>parameter</w:t>
+      </w:r>
+      <w:r>
+        <w:rPr>
+          <w:rFonts w:hint="eastAsia"/>
+        </w:rPr>
+        <w:t>ization</w:t>
+      </w:r>
+      <w:r>
+        <w:rPr>
+          <w:rFonts w:hint="eastAsia"/>
+        </w:rPr>
+        <w:t xml:space="preserve"> </w:t>
+      </w:r>
+      <w:r>
+        <w:rPr>
+          <w:rFonts w:hint="eastAsia"/>
+        </w:rPr>
+        <w:t>of</w:t>
+      </w:r>
+      <w:r>
+        <w:rPr>
+          <w:rFonts w:hint="eastAsia"/>
+        </w:rPr>
+        <w:t xml:space="preserve"> </w:t>
+      </w:r>
+      <w:r>
+        <w:t xml:space="preserve">indirect </w:t>
+      </w:r>
+      <w:r>
+        <w:rPr>
+          <w:rFonts w:hint="eastAsia"/>
+        </w:rPr>
+        <w:t>protect</w:t>
+      </w:r>
+      <w:r>
+        <w:rPr>
+          <w:rFonts w:hint="eastAsia"/>
+        </w:rPr>
+        <w:t>ion</w:t>
+      </w:r>
+      <w:r>
+        <w:t xml:space="preserve"> </w:t>
+      </w:r>
+      <w:r>
+        <w:rPr>
+          <w:rFonts w:hint="eastAsia"/>
+        </w:rPr>
+        <w:t xml:space="preserve">relied on data from </w:t>
+      </w:r>
+      <w:r>
+        <w:rPr>
+          <w:rFonts w:hint="eastAsia"/>
+        </w:rPr>
+        <w:t>B</w:t>
+      </w:r>
+      <w:r>
+        <w:t>angladesh</w:t>
+      </w:r>
+      <w:r>
+        <w:rPr>
+          <w:rFonts w:hint="eastAsia"/>
+        </w:rPr>
+        <w:t>,</w:t>
+      </w:r>
+      <w:r>
+        <w:fldChar w:fldCharType="begin"/>
+      </w:r>
+      <w:r>
+        <w:instrText xml:space="preserve"> ADDIN ZOTERO_ITEM CSL_CITATION {"citationID":"9E4AsK8m","properties":{"formattedCitation":"\\super 1,39\\nosupersub{}","plainCitation":"1,39","noteIndex":0},"citationItems":[{"id":"LX0Qu1LM/HrPAxR4h","uris":["http://zotero.org/users/local/xDVOxgbN/items/37LE7P3K"],"itemData":{"id":99,"type":"article-journal","container-title":"PLoS Medicine","DOI":"10.1371/journal.pmed.0040336","ISSN":"1549-1676","issue":"11","journalAbbreviation":"PLoS Med","language":"en","page":"e336","source":"DOI.org (Crossref)","title":"Controlling Endemic Cholera with Oral Vaccines","volume":"4","author":[{"family":"Longini","given":"Ira M"},{"family":"Nizam","given":"Azhar"},{"family":"Ali","given":"Mohammad"},{"family":"Yunus","given":"Mohammad"},{"family":"Shenvi","given":"Neeta"},{"family":"Clemens","given":"John D"}],"editor":[{"family":"Von Seidlein","given":"Lorenz"}],"issued":{"date-parts":[["2007",11,27]]}}},{"id":"LX0Qu1LM/OwzcpbOW","uris":["http://zotero.org/users/local/xDVOxgbN/items/3QIMSM7G"],"itemData":{"id":154,"type":"article-journal","container-title":"The Lancet","DOI":"10.1016/S0140-6736(05)66550-6","ISSN":"01406736","issue":"9479","journalAbbreviation":"The Lancet","language":"en","license":"https://www.elsevier.com/tdm/userlicense/1.0/","page":"44-49","source":"DOI.org (Crossref)","title":"Herd immunity conferred by killed oral cholera vaccines in Bangladesh: a reanalysis","title-short":"Herd immunity conferred by killed oral cholera vaccines in Bangladesh","volume":"366","author":[{"family":"Ali","given":"Mohammad"},{"family":"Emch","given":"Michael"},{"family":"Von Seidlein","given":"Lorenz"},{"family":"Yunus","given":"Mohammad"},{"family":"Sack","given":"David A"},{"family":"Rao","given":"Malla"},{"family":"Holmgren","given":"Jan"},{"family":"Clemens","given":"John D"}],"issued":{"date-parts":[["2005",7]]}}}],"schema":"https://github.com/citation-style-language/schema/raw/master/csl-citation.json"} </w:instrText>
+      </w:r>
+      <w:r>
+        <w:fldChar w:fldCharType="separate"/>
+      </w:r>
+      <w:r>
+        <w:rPr>
+          <w:rFonts w:cs="Times New Roman"/>
+          <w:vertAlign w:val="superscript"/>
+        </w:rPr>
+        <w:t>1,39</w:t>
+      </w:r>
+      <w:r>
+        <w:fldChar w:fldCharType="end"/>
+      </w:r>
+      <w:r>
+        <w:t xml:space="preserve"> </w:t>
+      </w:r>
+      <w:r>
+        <w:rPr>
+          <w:rFonts w:hint="eastAsia"/>
+        </w:rPr>
+        <w:t xml:space="preserve">which </w:t>
+      </w:r>
+      <w:r>
+        <w:t xml:space="preserve">may not </w:t>
+      </w:r>
+      <w:r>
+        <w:rPr>
+          <w:rFonts w:hint="eastAsia"/>
+        </w:rPr>
+        <w:t xml:space="preserve">fully </w:t>
+      </w:r>
+      <w:r>
+        <w:t xml:space="preserve">generalize </w:t>
+      </w:r>
+      <w:r>
+        <w:rPr>
+          <w:rFonts w:hint="eastAsia"/>
+        </w:rPr>
+        <w:t>to</w:t>
+      </w:r>
+      <w:r>
+        <w:t xml:space="preserve"> sub-Saharan Africa</w:t>
+      </w:r>
+      <w:r>
+        <w:rPr>
+          <w:rFonts w:hint="eastAsia"/>
+        </w:rPr>
+        <w:t xml:space="preserve">n </w:t>
+      </w:r>
+      <w:r>
+        <w:rPr>
+          <w:rFonts w:hint="eastAsia"/>
+        </w:rPr>
+        <w:t xml:space="preserve">contexts; </w:t>
+      </w:r>
+      <w:r>
+        <w:rPr>
+          <w:rFonts w:hint="eastAsia"/>
+        </w:rPr>
+        <w:t>nevertheless</w:t>
+      </w:r>
+      <w:r>
+        <w:rPr>
+          <w:rFonts w:hint="eastAsia"/>
+        </w:rPr>
+        <w:t xml:space="preserve">, </w:t>
+      </w:r>
+      <w:r>
+        <w:rPr>
+          <w:rFonts w:hint="eastAsia"/>
+        </w:rPr>
+        <w:t>the consistency</w:t>
+      </w:r>
+      <w:r>
+        <w:rPr>
+          <w:rFonts w:hint="eastAsia"/>
+        </w:rPr>
+        <w:t xml:space="preserve"> between</w:t>
+      </w:r>
+      <w:r>
+        <w:rPr>
+          <w:rFonts w:hint="eastAsia"/>
+        </w:rPr>
+        <w:t xml:space="preserve"> our estimates and </w:t>
+      </w:r>
+      <w:r>
+        <w:t>the</w:t>
+      </w:r>
+      <w:r>
+        <w:rPr>
+          <w:rFonts w:hint="eastAsia"/>
+        </w:rPr>
+        <w:t xml:space="preserve"> outcomes from the d</w:t>
+      </w:r>
+      <w:r>
+        <w:t>ynamic model</w:t>
+      </w:r>
+      <w:r>
+        <w:rPr>
+          <w:rFonts w:hint="eastAsia"/>
+        </w:rPr>
+        <w:t xml:space="preserve"> </w:t>
+      </w:r>
+      <w:r>
+        <w:t>(</w:t>
+      </w:r>
+      <w:r>
+        <w:rPr>
+          <w:rFonts w:hint="eastAsia"/>
+        </w:rPr>
+        <w:t xml:space="preserve">Supplementary Material </w:t>
+      </w:r>
+      <w:r>
+        <w:rPr>
+          <w:b/>
+          <w:bCs/>
+        </w:rPr>
+        <w:t>S</w:t>
+      </w:r>
+      <w:r>
+        <w:rPr>
+          <w:rFonts w:hint="eastAsia"/>
+          <w:b/>
+          <w:bCs/>
+        </w:rPr>
+        <w:t>9</w:t>
+      </w:r>
+      <w:r>
+        <w:rPr>
+          <w:rFonts w:hint="eastAsia"/>
+          <w:b/>
+          <w:bCs/>
+        </w:rPr>
+        <w:t>; Figures S</w:t>
+      </w:r>
+      <w:r>
+        <w:rPr>
+          <w:rFonts w:hint="eastAsia"/>
+          <w:b/>
+          <w:bCs/>
+        </w:rPr>
+        <w:t>5</w:t>
+      </w:r>
+      <w:r>
+        <w:rPr>
+          <w:rFonts w:hint="eastAsia"/>
+          <w:b/>
+          <w:bCs/>
+        </w:rPr>
+        <w:t>-S</w:t>
+      </w:r>
+      <w:r>
+        <w:rPr>
+          <w:rFonts w:hint="eastAsia"/>
+          <w:b/>
+          <w:bCs/>
+        </w:rPr>
+        <w:t>7</w:t>
+      </w:r>
+      <w:r>
+        <w:t>)</w:t>
+      </w:r>
+      <w:r>
+        <w:rPr>
+          <w:rFonts w:hint="eastAsia"/>
+        </w:rPr>
+        <w:t xml:space="preserve"> suggests </w:t>
+      </w:r>
+      <w:r>
+        <w:rPr>
+          <w:rFonts w:hint="eastAsia"/>
+        </w:rPr>
+        <w:t xml:space="preserve">that </w:t>
+      </w:r>
+      <w:r>
+        <w:rPr>
+          <w:rFonts w:hint="eastAsia"/>
+        </w:rPr>
+        <w:t xml:space="preserve">modeled </w:t>
+      </w:r>
+      <w:r>
+        <w:t xml:space="preserve">indirect effects </w:t>
+      </w:r>
+      <w:r>
+        <w:rPr>
+          <w:rFonts w:hint="eastAsia"/>
+        </w:rPr>
+        <w:t>are</w:t>
+      </w:r>
+      <w:r>
+        <w:rPr>
+          <w:rFonts w:hint="eastAsia"/>
+        </w:rPr>
+        <w:t xml:space="preserve"> robust</w:t>
+      </w:r>
+      <w:r>
+        <w:t>.</w:t>
+      </w:r>
+      <w:r>
+        <w:t xml:space="preserve"> </w:t>
+      </w:r>
+      <w:r>
+        <w:t>Third</w:t>
+      </w:r>
+      <w:r>
+        <w:t xml:space="preserve">, </w:t>
+      </w:r>
+      <w:r>
+        <w:rPr>
+          <w:rFonts w:hint="eastAsia"/>
+        </w:rPr>
+        <w:t xml:space="preserve">we modeled </w:t>
+      </w:r>
+      <w:r>
+        <w:rPr>
+          <w:rFonts w:hint="eastAsia"/>
+        </w:rPr>
+        <w:t xml:space="preserve">each </w:t>
+      </w:r>
+      <w:r>
+        <w:rPr>
+          <w:rFonts w:hint="eastAsia"/>
+        </w:rPr>
+        <w:t>outbreak</w:t>
+      </w:r>
+      <w:r>
+        <w:rPr>
+          <w:rFonts w:hint="eastAsia"/>
+        </w:rPr>
+        <w:t xml:space="preserve"> independently</w:t>
+      </w:r>
+      <w:r>
+        <w:rPr>
+          <w:rFonts w:hint="eastAsia"/>
+        </w:rPr>
+        <w:t xml:space="preserve"> and thus </w:t>
+      </w:r>
+      <w:r>
+        <w:t xml:space="preserve">the </w:t>
+      </w:r>
+      <w:r>
+        <w:rPr>
+          <w:rFonts w:hint="eastAsia"/>
+        </w:rPr>
+        <w:t xml:space="preserve">impact </w:t>
+      </w:r>
+      <w:r>
+        <w:rPr>
+          <w:rFonts w:hint="eastAsia"/>
+        </w:rPr>
+        <w:t xml:space="preserve">of </w:t>
+      </w:r>
+      <w:r>
+        <w:rPr>
+          <w:rFonts w:hint="eastAsia"/>
+        </w:rPr>
+        <w:t xml:space="preserve">ORI </w:t>
+      </w:r>
+      <w:r>
+        <w:rPr>
+          <w:rFonts w:hint="eastAsia"/>
+        </w:rPr>
+        <w:t>was</w:t>
+      </w:r>
+      <w:r>
+        <w:rPr>
+          <w:rFonts w:hint="eastAsia"/>
+        </w:rPr>
+        <w:t xml:space="preserve"> </w:t>
+      </w:r>
+      <w:r>
+        <w:rPr>
+          <w:rFonts w:hint="eastAsia"/>
+        </w:rPr>
+        <w:t xml:space="preserve">confined to </w:t>
+      </w:r>
+      <w:r>
+        <w:rPr>
+          <w:rFonts w:hint="eastAsia"/>
+        </w:rPr>
+        <w:t xml:space="preserve">the specific </w:t>
+      </w:r>
+      <w:r>
+        <w:t>outbreak</w:t>
+      </w:r>
+      <w:r>
+        <w:rPr>
+          <w:rFonts w:hint="eastAsia"/>
+        </w:rPr>
+        <w:t xml:space="preserve"> in which </w:t>
+      </w:r>
+      <w:r>
+        <w:rPr>
+          <w:rFonts w:hint="eastAsia"/>
+        </w:rPr>
+        <w:t xml:space="preserve">the ORI was implemented. </w:t>
+      </w:r>
+      <w:r>
+        <w:rPr>
+          <w:rFonts w:hint="eastAsia"/>
+        </w:rPr>
+        <w:t>I</w:t>
+      </w:r>
+      <w:r>
+        <w:t>n reality</w:t>
+      </w:r>
+      <w:r>
+        <w:t>, ORIs m</w:t>
+      </w:r>
+      <w:r>
+        <w:rPr>
+          <w:rFonts w:hint="eastAsia"/>
+        </w:rPr>
+        <w:t xml:space="preserve">ight reduce </w:t>
+      </w:r>
+      <w:r>
+        <w:rPr>
+          <w:rFonts w:hint="eastAsia"/>
+        </w:rPr>
+        <w:t xml:space="preserve">future </w:t>
+      </w:r>
+      <w:r>
+        <w:t>outbreaks in the same or neighboring areas</w:t>
+      </w:r>
+      <w:r>
+        <w:rPr>
+          <w:rFonts w:hint="eastAsia"/>
+        </w:rPr>
+        <w:t xml:space="preserve"> given</w:t>
+      </w:r>
+      <w:r>
+        <w:rPr>
+          <w:rFonts w:hint="eastAsia"/>
+        </w:rPr>
+        <w:t xml:space="preserve"> that</w:t>
+      </w:r>
+      <w:r>
+        <w:rPr>
+          <w:rFonts w:hint="eastAsia"/>
+        </w:rPr>
+        <w:t xml:space="preserve"> two-dose OCVs provide protection for up to 4-5 years</w:t>
+      </w:r>
+      <w:r>
+        <w:t>.</w:t>
+      </w:r>
+      <w:r>
+        <w:fldChar w:fldCharType="begin"/>
+      </w:r>
+      <w:r>
+        <w:instrText xml:space="preserve"> ADDIN ZOTERO_ITEM CSL_CITATION {"citationID":"2pfURpqk","properties":{"formattedCitation":"\\super 85\\uc0\\u8211{}88\\nosupersub{}","plainCitation":"85–88","noteIndex":0},"citationItems":[{"id":15866,"uris":["http://zotero.org/users/7663102/items/AWWNIBI4"],"itemData":{"id":15866,"type":"article-journal","abstract":"Several studies have shown that inactivated, whole-cell oral cholera vaccines (OCVs) confer both direct protection on vaccinees and herd protection on populations. Because our earlier cluster-randomized effectiveness trial (CRT) in urban Bangladesh failed to detect OCV herd protection, we reanalysed the trial to assess whether herd effects were masked in our original analysis.A total of 267 270 persons were randomized to 90 approximately equal-sized clusters. In 60 clusters persons aged 1 year and older were eligible to receive OCV and in 30 clusters persons received no intervention and served as controls. We analysed OCV protection against severely dehydrating cholera for the entire clusters, as in our original analysis, and for subclusters consisting of residents of innermost households. We hypothesized that if OCV herd protection was attenuated by cholera transmission into the clusters from the outside in this densely populated setting, herd protection would be most evident in the innermost households.During 2 years of follow-up of all residents of the clusters, total protection (protection of OCV recipients relative to control residents) was 58% [95% confidence interval (CI): 43%, 70%; P&amp;lt;0.0001], indirect protection (protection of non-OCV recipients in OCV clusters relative to control participants) was 16% (95% CI: –20%, 41%; P=0.35) and overall OCV protection (protection of all residents in the OCV clusters relative to control residents) was 46% (95% CI: 30%, 59%; P&amp;lt;0.0001). Analyses of the inner 75% and 50% households of the clusters showed similar findings. However, total protection was 75% (95% CI: 50%, 87%, P&amp;lt;0.0001), indirect protection 52% (95% CI: –9%, 79%; P=0.08) and overall protection 72% (95% CI: 49%, 84%; P&amp;lt;0.0001) for the innermost 25% households.Consistent with past studies, substantial OCV herd protective effects were identified, but were unmasked only by analysing innermost households of the clusters. Caution is needed in defining clusters for analysis of vaccine herd effects in CRTs of vaccines.","container-title":"International Journal of Epidemiology","DOI":"10.1093/ije/dyz060","ISSN":"0300-5771","issue":"4","journalAbbreviation":"International Journal of Epidemiology","page":"1252-1261","source":"Silverchair","title":"Unmasking herd protection by an oral cholera vaccine in a cluster-randomized trial","volume":"48","author":[{"family":"Ali","given":"Mohammad"},{"family":"Qadri","given":"Firdausi"},{"family":"Kim","given":"Deok Ryun"},{"family":"Islam","given":"Taufiqul"},{"family":"Im","given":"Justin"},{"family":"Ahmmed","given":"Faisal"},{"family":"Chon","given":"Yun"},{"family":"Islam Khan","given":"Ashraful"},{"family":"Zaman","given":"Khalequ"},{"family":"Marks","given":"Florian"},{"family":"Clemens","given":"John D"}],"issued":{"date-parts":[["2019",8,1]]},"citation-key":"ali2019a"}},{"id":15864,"uris":["http://zotero.org/users/7663102/items/6Z6UG45N"],"itemData":{"id":15864,"type":"article-journal","container-title":"The Lancet Infectious Diseases","DOI":"10.1016/S1473-3099(12)70196-2","ISSN":"1473-3099, 1474-4457","issue":"11","journalAbbreviation":"The Lancet Infectious Diseases","language":"English","note":"publisher: Elsevier\nPMID: 22954655","page":"837-844","source":"www.thelancet.com","title":"Effectiveness of an oral cholera vaccine in Zanzibar: findings from a mass vaccination campaign and observational cohort study","title-short":"Effectiveness of an oral cholera vaccine in Zanzibar","volume":"12","author":[{"family":"Khatib","given":"Ahmed M."},{"family":"Ali","given":"Mohammad"},{"family":"Seidlein","given":"Lorenz","dropping-particle":"von"},{"family":"Kim","given":"Deok Ryun"},{"family":"Hashim","given":"Ramadhan"},{"family":"Reyburn","given":"Rita"},{"family":"Ley","given":"Benedikt"},{"family":"Thriemer","given":"Kamala"},{"family":"Enwere","given":"Godwin"},{"family":"Hutubessy","given":"Raymond"},{"family":"Aguado","given":"Maria Teresa"},{"family":"Kieny","given":"Marie-Paule"},{"family":"Lopez","given":"Anna Lena"},{"family":"Wierzba","given":"Thomas F."},{"family":"Ali","given":"Said Mohammed"},{"family":"Saleh","given":"Abdul A."},{"family":"Mukhopadhyay","given":"Asish K."},{"family":"Clemens","given":"John"},{"family":"Jiddawi","given":"Mohamed Saleh"},{"family":"Deen","given":"Jacqueline"}],"issued":{"date-parts":[["2012",11,1]]},"citation-key":"khatib2012"}},{"id":15860,"uris":["http://zotero.org/users/7663102/items/IZ8CXXA9"],"itemData":{"id":15860,"type":"article-journal","abstract":"Background. We evaluated the herd protection conferred by an oral cholera vaccine using 2 approaches: cluster design and geographic information system (GIS) design.Methods. Residents living in 3933 dwellings (clusters) in Kolkata, India, were</w:instrText>
+      </w:r>
+      <w:r>
+        <w:rPr>
+          <w:rFonts w:hint="eastAsia"/>
+        </w:rPr>
+        <w:instrText xml:space="preserve"> cluster-randomized to receive either cholera vaccine or oral placebo. Nonpregnant residents aged </w:instrText>
+      </w:r>
+      <w:r>
+        <w:rPr>
+          <w:rFonts w:hint="eastAsia"/>
+        </w:rPr>
+        <w:instrText>≥</w:instrText>
+      </w:r>
+      <w:r>
+        <w:rPr>
+          <w:rFonts w:hint="eastAsia"/>
+        </w:rPr>
+        <w:instrText>1 year were invited to participate in the trial. Only the first episode of cholera detected for a subject between 14 and 1095 days after a second dose was c</w:instrText>
+      </w:r>
+      <w:r>
+        <w:instrText xml:space="preserve">onsidered. In the cluster design, indirect protection was assessed by comparing the incidence of cholera among nonparticipants in vaccine clusters vs those in placebo clusters. In the GIS analysis, herd protection was assessed by evaluating association between vaccine coverage among the population residing within 250 m of the household and the occurrence of cholera in that population.Results. Among 107 347 eligible residents, 66 990 received 2 doses of either cholera vaccine or placebo. In the cluster design, the 3-year data showed significant total protection (66% protection, 95% confidence interval [CI], 50%–78%, P &amp;lt; .01) but no evidence of indirect protection. With the GIS approach, the risk of cholera among placebo recipients was inversely related to neighborhood-level vaccine coverage, and the trend was highly significant (P &amp;lt; .01). This relationship held in multivariable models that also controlled for potentially confounding demographic variables (hazard ratio, 0.94 [95% CI, .90–.98]; P &amp;lt; .01).Conclusions. Indirect protection was evident in analyses using the GIS approach but not the cluster design approach, likely owing to considerable transmission of cholera between clusters, which would vitiate herd protection in the cluster analyses.Clinical Trials Registration. NCT00289224.","container-title":"Clinical Infectious Diseases","DOI":"10.1093/cid/cit009","ISSN":"1058-4838","issue":"8","journalAbbreviation":"Clinical Infectious Diseases","page":"1123-1131","source":"Silverchair","title":"Herd Protection by a Bivalent Killed Whole-Cell Oral Cholera Vaccine in the Slums of Kolkata, India","volume":"56","author":[{"family":"Ali","given":"Mohammad"},{"family":"Sur","given":"Dipika"},{"family":"You","given":"Young Ae"},{"family":"Kanungo","given":"Suman"},{"family":"Sah","given":"Binod"},{"family":"Manna","given":"Byomkesh"},{"family":"Puri","given":"Mahesh"},{"family":"Wierzba","given":"Thomas F."},{"family":"Donner","given":"Allan"},{"family":"Nair","given":"G. Balakrish"},{"family":"Bhattacharya","given":"Sujit K."},{"family":"Dhingra","given":"Mandeep Singh"},{"family":"Deen","given":"Jacqueline L."},{"family":"Lopez","given":"Anna Lena"},{"family":"Clemens","given":"John"}],"issued":{"date-parts":[["2013",4,15]]},"citation-key":"ali2013a"}},{"id":15856,"uris":["http://zotero.org/users/7663102/items/LDTSAHDD"],"itemData":{"id":15856,"type":"article-journal","container-title":"The Lancet","DOI":"10.1016/S0140-6736(05)66550-6","ISSN":"0140-6736, 1474-547X","issue":"9479","journalAbbreviation":"The Lancet","language":"English","note":"publisher: Elsevier\nPMID: 15993232","page":"44-49","source":"www.thelancet.com","title":"Herd immunity conferred by killed oral cholera vaccines in Bangladesh: a reanalysis","title-short":"Herd immunity conferred by killed oral cholera vaccines in Bangladesh","volume":"366","author":[{"family":"Ali","given":"Mohammad"},{"family":"Emch","given":"Michael"},{"family":"Seidlein","given":"Lorenz","dropping-particle":"von"},{"family":"Yunus","given":"Mohammad"},{"family":"Sack","given":"David A."},{"family":"Rao","given":"Malla"},{"family":"Holmgren","given":"Jan"},{"family":"Clemens","given":"John D."}],"issued":{"date-parts":[["2005",7,2]]},"citation-key":"ali2005"}}],"schema":"https://github.com/citation-style-language/schema/raw/master/csl-citation.json"} </w:instrText>
+      </w:r>
+      <w:r>
+        <w:fldChar w:fldCharType="separate"/>
+      </w:r>
+      <w:r>
+        <w:rPr>
+          <w:rFonts w:cs="Times New Roman"/>
+          <w:vertAlign w:val="superscript"/>
+        </w:rPr>
+        <w:t>85–88</w:t>
+      </w:r>
+      <w:r>
+        <w:fldChar w:fldCharType="end"/>
+      </w:r>
+      <w:r>
+        <w:rPr>
+          <w:rFonts w:hint="eastAsia"/>
+        </w:rPr>
+        <w:t xml:space="preserve"> Due to </w:t>
+      </w:r>
+      <w:r>
+        <w:rPr>
+          <w:rFonts w:hint="eastAsia"/>
+        </w:rPr>
+        <w:t xml:space="preserve">a </w:t>
+      </w:r>
+      <w:r>
+        <w:rPr>
+          <w:rFonts w:hint="eastAsia"/>
+        </w:rPr>
+        <w:t xml:space="preserve">lack of geographic details for each outbreak and epidemiologic links between the outbreaks, we </w:t>
+      </w:r>
+      <w:r>
+        <w:rPr>
+          <w:rFonts w:hint="eastAsia"/>
+        </w:rPr>
+        <w:t xml:space="preserve">could not evaluate </w:t>
+      </w:r>
+      <w:r>
+        <w:t>the</w:t>
+      </w:r>
+      <w:r>
+        <w:rPr>
+          <w:rFonts w:hint="eastAsia"/>
+        </w:rPr>
+        <w:t xml:space="preserve"> downstream or spatial </w:t>
+      </w:r>
+      <w:r>
+        <w:rPr>
+          <w:rFonts w:hint="eastAsia"/>
+        </w:rPr>
+        <w:t xml:space="preserve">spillover </w:t>
+      </w:r>
+      <w:r>
+        <w:rPr>
+          <w:rFonts w:hint="eastAsia"/>
+        </w:rPr>
+        <w:t>effects.</w:t>
+      </w:r>
+      <w:r>
+        <w:t xml:space="preserve"> </w:t>
+      </w:r>
+      <w:r>
+        <w:rPr>
+          <w:rFonts w:hint="eastAsia"/>
+        </w:rPr>
+        <w:t xml:space="preserve">Fourth, </w:t>
+      </w:r>
+      <w:r>
+        <w:rPr>
+          <w:rFonts w:hint="eastAsia"/>
+        </w:rPr>
+        <w:t xml:space="preserve">as </w:t>
+      </w:r>
+      <w:r>
+        <w:t>roughly half</w:t>
+      </w:r>
+      <w:r>
+        <w:rPr>
+          <w:rFonts w:hint="eastAsia"/>
+        </w:rPr>
+        <w:t xml:space="preserve"> of reported suspected cholera cases</w:t>
+      </w:r>
+      <w:r>
+        <w:t xml:space="preserve"> </w:t>
+      </w:r>
+      <w:r>
+        <w:rPr>
+          <w:rFonts w:hint="eastAsia"/>
+        </w:rPr>
+        <w:t>are not</w:t>
+      </w:r>
+      <w:r>
+        <w:t xml:space="preserve"> true </w:t>
+      </w:r>
+      <w:r>
+        <w:rPr>
+          <w:i/>
+          <w:iCs/>
+        </w:rPr>
+        <w:t>Vibrio</w:t>
+      </w:r>
+      <w:r>
+        <w:t xml:space="preserve"> </w:t>
+      </w:r>
+      <w:r>
+        <w:rPr>
+          <w:i/>
+          <w:iCs/>
+        </w:rPr>
+        <w:t>cholerae</w:t>
+      </w:r>
+      <w:r>
+        <w:t xml:space="preserve"> infection</w:t>
+      </w:r>
+      <w:r>
+        <w:rPr>
+          <w:rFonts w:hint="eastAsia"/>
+        </w:rPr>
+        <w:t>s.</w:t>
+      </w:r>
+      <w:r>
+        <w:fldChar w:fldCharType="begin"/>
+      </w:r>
+      <w:r>
+        <w:instrText xml:space="preserve"> ADDIN ZOTERO_ITEM CSL_CITATION {"citationID":"KkMvIKUf","properties":{"formattedCitation":"\\super 89\\nosupersub{}","plainCitation":"89","noteIndex":0},"citationItems":[{"id":9937,"uris":["http://zotero.org/users/7663102/items/5Y8MIMKK"],"itemData":{"id":9937,"type":"article-journal","abstract":"BACKGROUND: Cholera surveillance relies on clinical diagnosis of acute watery diarrhea. Suspected cholera case definitions have high sensitivity but low specificity, challenging our ability to characterize cholera burden and epidemiology. Our objective was to estimate the proportion of clinically suspected cholera that are true Vibrio cholerae infections and identify factors that explain variation in positivity.\nMETHODS AND FINDINGS: We conducted a systematic r</w:instrText>
+      </w:r>
+      <w:r>
+        <w:rPr>
+          <w:rFonts w:hint="eastAsia"/>
+        </w:rPr>
+        <w:instrText xml:space="preserve">eview of studies that tested </w:instrText>
+      </w:r>
+      <w:r>
+        <w:rPr>
+          <w:rFonts w:hint="eastAsia"/>
+        </w:rPr>
+        <w:instrText>≥</w:instrText>
+      </w:r>
+      <w:r>
+        <w:rPr>
+          <w:rFonts w:hint="eastAsia"/>
+        </w:rPr>
+        <w:instrText>10 suspected cholera cases for V. cholerae O1/O139 using culture, PCR, and/or a rapid diagnostic test. We searched PubMed, Embase, Scopus, and Google Scholar for studies that sampled at least one suspected case between Januar</w:instrText>
+      </w:r>
+      <w:r>
+        <w:instrText xml:space="preserve">y 1, 2000 and April 19, 2023, to reflect contemporary patterns in V. cholerae positivity. We estimated diagnostic test sensitivity and specificity using a latent class meta-analysis. We estimated V. cholerae positivity using a random-effects meta-analysis, adjusting for test performance. We included 119 studies from 30 countries. V. cholerae positivity was lower in studies with representative sampling and in studies that set minimum ages in suspected case definitions. After adjusting for test performance, on average, 52% (95% credible interval (CrI): 24%, 80%) of suspected cases represented true V. cholerae infections. After adjusting for test performance and study methodology, the odds of a suspected case having a true infection were 5.71 (odds ratio 95% CrI: 1.53, 15.43) times higher when surveillance was initiated in response to an outbreak than in non-outbreak settings. Variation across studies was high, and a limitation of our approach was that we were unable to explain all the heterogeneity with study-level attributes, including diagnostic test used, setting, and case definitions.\nCONCLUSIONS: In this study, we found that burden estimates based on suspected cases alone may overestimate the incidence of medically attended cholera by 2-fold. However, accounting for cases missed by traditional clinical surveillance is key to unbiased cholera burden estimates. Given the substantial variability in positivity between settings, extrapolations from suspected to confirmed cases, which is necessary to estimate cholera incidence rates without exhaustive testing, should be based on local data.","container-title":"PLoS medicine","DOI":"10.1371/journal.pmed.1004286","ISSN":"1549-1676","issue":"9","journalAbbreviation":"PLoS Med","language":"eng","note":"PMID: 37708235\nPMCID: PMC10538743","page":"e1004286","source":"PubMed","title":"Estimating the proportion of clinically suspected cholera cases that are true Vibrio cholerae infections: A systematic review and meta-analysis","title-short":"Estimating the proportion of clinically suspected cholera cases that are true Vibrio cholerae infections","volume":"20","author":[{"family":"Wiens","given":"Kirsten E."},{"family":"Xu","given":"Hanmeng"},{"family":"Zou","given":"Kaiyue"},{"family":"Mwaba","given":"John"},{"family":"Lessler","given":"Justin"},{"family":"Malembaka","given":"Espoir Bwenge"},{"family":"Demby","given":"Maya N."},{"family":"Bwire","given":"Godfrey"},{"family":"Qadri","given":"Firdausi"},{"family":"Lee","given":"Elizabeth C."},{"family":"Azman","given":"Andrew S."}],"issued":{"date-parts":[["2023",9]]},"citation-key":"wiensEstimatingProportionClinically2023"}}],"schema":"https://github.com/citation-style-language/schema/raw/master/csl-citation.json"} </w:instrText>
+      </w:r>
+      <w:r>
+        <w:fldChar w:fldCharType="separate"/>
+      </w:r>
+      <w:r>
+        <w:rPr>
+          <w:rFonts w:cs="Times New Roman"/>
+          <w:vertAlign w:val="superscript"/>
+        </w:rPr>
+        <w:t>89</w:t>
+      </w:r>
+      <w:r>
+        <w:fldChar w:fldCharType="end"/>
+      </w:r>
+      <w:r>
+        <w:t xml:space="preserve"> </w:t>
+      </w:r>
+      <w:r>
+        <w:t xml:space="preserve">our reliance on suspected </w:t>
+      </w:r>
+      <w:r>
+        <w:rPr>
+          <w:rFonts w:hint="eastAsia"/>
+        </w:rPr>
+        <w:t xml:space="preserve">case data </w:t>
+      </w:r>
+      <w:r>
+        <w:rPr>
+          <w:rFonts w:hint="eastAsia"/>
+        </w:rPr>
+        <w:t>may</w:t>
+      </w:r>
+      <w:r>
+        <w:rPr>
+          <w:rFonts w:hint="eastAsia"/>
+        </w:rPr>
+        <w:t xml:space="preserve"> </w:t>
+      </w:r>
+      <w:r>
+        <w:rPr>
+          <w:rFonts w:hint="eastAsia"/>
+        </w:rPr>
+        <w:t>overestimate impact</w:t>
+      </w:r>
+      <w:r>
+        <w:rPr>
+          <w:rFonts w:hint="eastAsia"/>
+        </w:rPr>
+        <w:t xml:space="preserve">; </w:t>
+      </w:r>
+      <w:r>
+        <w:rPr>
+          <w:rFonts w:hint="eastAsia"/>
+        </w:rPr>
+        <w:t>however</w:t>
+      </w:r>
+      <w:r>
+        <w:rPr>
+          <w:rFonts w:hint="eastAsia"/>
+        </w:rPr>
+        <w:t xml:space="preserve">, </w:t>
+      </w:r>
+      <w:r>
+        <w:t xml:space="preserve">underreporting of cholera in sub-Saharan Africa may offset this </w:t>
+      </w:r>
+      <w:r>
+        <w:rPr>
+          <w:rFonts w:hint="eastAsia"/>
+        </w:rPr>
+        <w:t>bias</w:t>
+      </w:r>
+      <w:r>
+        <w:fldChar w:fldCharType="begin"/>
+      </w:r>
+      <w:r>
+        <w:instrText xml:space="preserve"> ADDIN ZOTERO_ITEM CSL_CITATION {"citationID":"wwDpVruH","properties":{"formattedCitation":"\\super 90\\nosupersub{}","plainCitation":"90","noteIndex":0},"citationItems":[{"id":15610,"uris":["http://zotero.org/users/7663102/items/ZCTWCSKR"],"itemData":{"id":15610,"type":"article-journal","abstract":"Monitoring and treating diarrheal illness often relies on individuals seeking care at hospitals or clinics. Cases that seek care through pharmacies and community health workers (CHW) are frequently excluded from disease burden estimates, which are used to allocate mitigation resources. Studies on care-seeking behavior can help identify these gaps but typically focus on children under five, even though diarrheal diseases like cholera and Enterotoxigenic E. coli affect all age groups. This study aimed to estimate the proportion of individuals seeking care for themselves or their children with diarrhea, considering different age groups, case definitions, and study settings. We conducted a systematic review of population-based primary research studies published during 2000–2024 that examined care-seeking behavior for diarrhea. We included 166 studies from 62 countries. Hospitals and clinics were the most common source of care sought outside the home, with CHW and health posts rarely reported. Using a random-effects meta-analysis, we found substantial heterogeneity in care-seeking between studies from low- and middle-income countries (I2 = 99.3) and estimated that the proportion of diarrhea cases seeking care at a hospital or clinic was 32.8% on average (95% Confidence Interval (CI) 28.1% to 37.9%; prediction interval 3.3% to 87.5%). Although there were trends toward higher care-seeking for children compared to adults, substantial variation existed between studies, and the differences were not significant. We estimated that the adjusted odds of seeking care at a hospital or clinic were significantly higher for severe diarrhea and cholera compared to general diarrhea (Odds Ratio 3.43; 95% CI 1.71 to 6.88). Our findings confirm that passive surveillance through hospitals and clinics may substantially undercount the number of people with diarrhea, particularly those with milder symptoms, although this proportion varied widely. Additionally, our findings underscore the importance of including care-seeking questions across all age groups in future studies, as we cannot assume lower care-seeking for adults across all settings. Our study was limited by fewer data on care-seeking from health posts, traditional healers, and CHW compared to hospitals and clinics, highlighting a need for further research on these sources of care.","container-title":"PLOS Global Public Health","DOI":"10.1371/journal.pgph.0004483","ISSN":"2767-3375","issue":"4","journalAbbreviation":"PLOS Global Public Health","language":"en","note":"publisher: Public Library of Science","page":"e0004483","source":"PLoS Journals","title":"Care-seeking for diarrheal illness: A systematic review and meta-analysis","title-short":"Care-seeking for diarrheal illness","volume":"5","author":[{"family":"Wiens","given":"Kirsten E."},{"family":"Miller","given":"Marissa H."},{"family":"Costello","given":"Daniel J."},{"family":"Solomon","given":"Ashlynn P."},{"family":"Hilbert","given":"Skye M."},{"family":"Shipper","given":"Andrea G."},{"family":"Lee","given":"Elizabeth C."},{"family":"Azman","given":"Andrew S."}],"issued":{"date-parts":[["2025",4,22]]},"citation-key":"wiens2025"}}],"schema":"https://github.com/citation-style-language/schema/raw/master/csl-citation.json"} </w:instrText>
+      </w:r>
+      <w:r>
+        <w:fldChar w:fldCharType="separate"/>
+      </w:r>
+      <w:r>
+        <w:rPr>
+          <w:rFonts w:cs="Times New Roman"/>
+          <w:vertAlign w:val="superscript"/>
+        </w:rPr>
+        <w:t>90</w:t>
+      </w:r>
+      <w:r>
+        <w:fldChar w:fldCharType="end"/>
+      </w:r>
+      <w:r>
+        <w:rPr>
+          <w:rFonts w:hint="eastAsia"/>
+        </w:rPr>
+        <w:t xml:space="preserve">. </w:t>
+      </w:r>
+      <w:r>
+        <w:rPr>
+          <w:rFonts w:hint="eastAsia"/>
+        </w:rPr>
+        <w:t>Fifth</w:t>
+      </w:r>
+      <w:r>
+        <w:t xml:space="preserve">, we assumed ORIs </w:t>
+      </w:r>
+      <w:r>
+        <w:rPr>
+          <w:rFonts w:hint="eastAsia"/>
+        </w:rPr>
+        <w:t xml:space="preserve">would not be implemented </w:t>
+      </w:r>
+      <w:r>
+        <w:t xml:space="preserve">if </w:t>
+      </w:r>
+      <w:r>
+        <w:rPr>
+          <w:rFonts w:hint="eastAsia"/>
+        </w:rPr>
+        <w:t xml:space="preserve">more than </w:t>
+      </w:r>
+      <w:r>
+        <w:rPr>
+          <w:rFonts w:hint="eastAsia"/>
+        </w:rPr>
+        <w:t xml:space="preserve">two weeks </w:t>
+      </w:r>
+      <w:r>
+        <w:rPr>
+          <w:rFonts w:hint="eastAsia"/>
+        </w:rPr>
+        <w:t xml:space="preserve">had elapsed </w:t>
+      </w:r>
+      <w:r>
+        <w:rPr>
+          <w:rFonts w:hint="eastAsia"/>
+        </w:rPr>
+        <w:t>after</w:t>
+      </w:r>
+      <w:r>
+        <w:rPr>
+          <w:rFonts w:hint="eastAsia"/>
+        </w:rPr>
+        <w:t xml:space="preserve"> outbreak resolution, whereas in practice</w:t>
+      </w:r>
+      <w:r>
+        <w:t xml:space="preserve">, </w:t>
+      </w:r>
+      <w:r>
+        <w:rPr>
+          <w:rFonts w:hint="eastAsia"/>
+        </w:rPr>
+        <w:t xml:space="preserve">reactive campaigns </w:t>
+      </w:r>
+      <w:r>
+        <w:rPr>
+          <w:rFonts w:hint="eastAsia"/>
+        </w:rPr>
+        <w:t xml:space="preserve">may still occur. </w:t>
+      </w:r>
+      <w:r>
+        <w:t>Sensitivity analyses confirmed a monotonic decline in ORI impact</w:t>
+      </w:r>
+      <w:r>
+        <w:rPr>
+          <w:rFonts w:hint="eastAsia"/>
+        </w:rPr>
+        <w:t xml:space="preserve"> and efficiency</w:t>
+      </w:r>
+      <w:r>
+        <w:t xml:space="preserve"> as</w:t>
+      </w:r>
+      <w:r>
+        <w:rPr>
+          <w:rFonts w:hint="eastAsia"/>
+        </w:rPr>
+        <w:t xml:space="preserve"> the delay to stop ORI after outbreak end</w:t>
+      </w:r>
+      <w:r>
+        <w:t xml:space="preserve"> increased </w:t>
+      </w:r>
+      <w:r>
+        <w:t>(</w:t>
+      </w:r>
+      <w:r>
+        <w:rPr>
+          <w:rFonts w:hint="eastAsia"/>
+        </w:rPr>
+        <w:t xml:space="preserve">Supplementary Material </w:t>
+      </w:r>
+      <w:r>
+        <w:rPr>
+          <w:rFonts w:hint="eastAsia"/>
+          <w:b/>
+          <w:bCs/>
+        </w:rPr>
+        <w:t>Table S</w:t>
+      </w:r>
+      <w:r>
+        <w:rPr>
+          <w:rFonts w:hint="eastAsia"/>
+          <w:b/>
+          <w:bCs/>
+        </w:rPr>
+        <w:t>2</w:t>
+      </w:r>
+      <w:r>
+        <w:t>)</w:t>
+      </w:r>
+      <w:r>
+        <w:rPr>
+          <w:rFonts w:hint="eastAsia"/>
+        </w:rPr>
+        <w:t>.</w:t>
+      </w:r>
+      <w:r>
+        <w:rPr>
+          <w:rFonts w:hint="eastAsia"/>
+        </w:rPr>
+        <w:t xml:space="preserve"> </w:t>
+      </w:r>
+      <w:r>
+        <w:rPr>
+          <w:rFonts w:hint="eastAsia"/>
+        </w:rPr>
+        <w:t>Sixth</w:t>
+      </w:r>
+      <w:r>
+        <w:t>, our outbreak dataset</w:t>
+      </w:r>
+      <w:r>
+        <w:rPr>
+          <w:rFonts w:hint="eastAsia"/>
+        </w:rPr>
+        <w:t xml:space="preserve"> was generated using standardized but </w:t>
+      </w:r>
+      <w:r>
+        <w:t>operational definitions that vary by context.</w:t>
+      </w:r>
+      <w:r>
+        <w:t xml:space="preserve"> </w:t>
+      </w:r>
+      <w:r>
+        <w:rPr>
+          <w:rFonts w:hint="eastAsia"/>
+        </w:rPr>
+        <w:t>A</w:t>
+      </w:r>
+      <w:r>
+        <w:t xml:space="preserve">lternative outbreak criteria could yield different datasets and, consequently, different estimates. </w:t>
+      </w:r>
+      <w:r>
+        <w:rPr>
+          <w:rFonts w:hint="eastAsia"/>
+        </w:rPr>
+        <w:t>T</w:t>
+      </w:r>
+      <w:r>
+        <w:t xml:space="preserve">he main analysis excluded </w:t>
+      </w:r>
+      <w:r>
+        <w:rPr>
+          <w:rFonts w:hint="eastAsia"/>
+        </w:rPr>
+        <w:t xml:space="preserve">outbreaks from administrative units with populations </w:t>
+      </w:r>
+      <w:r>
+        <w:t xml:space="preserve">that were </w:t>
+      </w:r>
+      <w:r>
+        <w:rPr>
+          <w:rFonts w:hint="eastAsia"/>
+        </w:rPr>
+        <w:t>outside of typical range of OCV deployments (16,500-5,000,000)</w:t>
+      </w:r>
+      <w:r>
+        <w:t xml:space="preserve">. To explore a broader range of outbreak settings, we relaxed these criteria and included outbreaks occurring in populations between 5,000 and </w:t>
+      </w:r>
+      <w:r>
+        <w:lastRenderedPageBreak/>
+        <w:t>15,000,000</w:t>
+      </w:r>
+      <w:r>
+        <w:rPr>
+          <w:rFonts w:hint="eastAsia"/>
+        </w:rPr>
+        <w:t xml:space="preserve">. </w:t>
+      </w:r>
+      <w:r>
+        <w:t>Under this more inclusive scenario, the median and interquartile ranges remained largely unchanged (</w:t>
+      </w:r>
+      <w:r>
+        <w:rPr>
+          <w:b/>
+          <w:bCs/>
+        </w:rPr>
+        <w:t>Table S</w:t>
+      </w:r>
+      <w:r>
+        <w:rPr>
+          <w:rFonts w:hint="eastAsia"/>
+          <w:b/>
+          <w:bCs/>
+        </w:rPr>
+        <w:t>3</w:t>
+      </w:r>
+      <w:r>
+        <w:t>).</w:t>
+      </w:r>
+      <w:r>
+        <w:rPr>
+          <w:rFonts w:hint="eastAsia"/>
+        </w:rPr>
+        <w:t xml:space="preserve"> </w:t>
+      </w:r>
+      <w:r>
+        <w:rPr>
+          <w:rFonts w:hint="eastAsia"/>
+        </w:rPr>
+        <w:t>Finally</w:t>
+      </w:r>
+      <w:r>
+        <w:rPr>
+          <w:rFonts w:hint="eastAsia"/>
+        </w:rPr>
+        <w:t>,</w:t>
+      </w:r>
+      <w:r>
+        <w:rPr>
+          <w:rFonts w:hint="eastAsia"/>
+        </w:rPr>
+        <w:t xml:space="preserve"> our simulation of OCV deployment from </w:t>
+      </w:r>
+      <w:r>
+        <w:rPr>
+          <w:rFonts w:hint="eastAsia"/>
+        </w:rPr>
+        <w:t xml:space="preserve">the global </w:t>
+      </w:r>
+      <w:r>
+        <w:rPr>
+          <w:rFonts w:hint="eastAsia"/>
+        </w:rPr>
+        <w:t xml:space="preserve">stockpile </w:t>
+      </w:r>
+      <w:r>
+        <w:rPr>
+          <w:rFonts w:hint="eastAsia"/>
+        </w:rPr>
+        <w:t>simplified</w:t>
+      </w:r>
+      <w:r>
+        <w:rPr>
+          <w:rFonts w:hint="eastAsia"/>
+        </w:rPr>
+        <w:t xml:space="preserve"> </w:t>
+      </w:r>
+      <w:r>
+        <w:rPr>
+          <w:rFonts w:hint="eastAsia"/>
+        </w:rPr>
+        <w:t xml:space="preserve">several </w:t>
+      </w:r>
+      <w:r>
+        <w:rPr>
+          <w:rFonts w:hint="eastAsia"/>
+        </w:rPr>
+        <w:t>realistic details</w:t>
+      </w:r>
+      <w:r>
+        <w:t>—</w:t>
+      </w:r>
+      <w:r>
+        <w:rPr>
+          <w:rFonts w:hint="eastAsia"/>
+        </w:rPr>
+        <w:t xml:space="preserve">such as </w:t>
+      </w:r>
+      <w:r>
+        <w:rPr>
+          <w:rFonts w:hint="eastAsia"/>
+        </w:rPr>
+        <w:t xml:space="preserve">characteristics of </w:t>
+      </w:r>
+      <w:r>
+        <w:rPr>
+          <w:rFonts w:hint="eastAsia"/>
+        </w:rPr>
+        <w:t>outbreak</w:t>
+      </w:r>
+      <w:r>
+        <w:rPr>
+          <w:rFonts w:hint="eastAsia"/>
+        </w:rPr>
+        <w:t>s</w:t>
+      </w:r>
+      <w:r>
+        <w:rPr>
+          <w:rFonts w:hint="eastAsia"/>
+        </w:rPr>
+        <w:t xml:space="preserve"> select</w:t>
+      </w:r>
+      <w:r>
+        <w:rPr>
+          <w:rFonts w:hint="eastAsia"/>
+        </w:rPr>
+        <w:t>ed</w:t>
+      </w:r>
+      <w:r>
+        <w:rPr>
+          <w:rFonts w:hint="eastAsia"/>
+        </w:rPr>
+        <w:t>, varia</w:t>
+      </w:r>
+      <w:r>
+        <w:rPr>
+          <w:rFonts w:hint="eastAsia"/>
+        </w:rPr>
+        <w:t>bility</w:t>
+      </w:r>
+      <w:r>
+        <w:rPr>
+          <w:rFonts w:hint="eastAsia"/>
+        </w:rPr>
+        <w:t xml:space="preserve"> in coverage, and the full distribution of implementation delays</w:t>
+      </w:r>
+      <w:r>
+        <w:t>—</w:t>
+      </w:r>
+      <w:r>
+        <w:rPr>
+          <w:rFonts w:hint="eastAsia"/>
+        </w:rPr>
+        <w:t xml:space="preserve">to highlight the disproportionate impact of long and large outbreaks </w:t>
+      </w:r>
+      <w:r>
+        <w:rPr>
+          <w:rFonts w:hint="eastAsia"/>
+        </w:rPr>
+        <w:t xml:space="preserve">to overall ORI impact </w:t>
+      </w:r>
+      <w:r>
+        <w:t>and the</w:t>
+      </w:r>
+      <w:r>
+        <w:rPr>
+          <w:rFonts w:hint="eastAsia"/>
+        </w:rPr>
+        <w:t xml:space="preserve"> benefits of </w:t>
+      </w:r>
+      <w:r>
+        <w:rPr>
+          <w:rFonts w:hint="eastAsia"/>
+        </w:rPr>
+        <w:t>prioritization by outbreak characteristics. These results should therefore be interpreted qualitative</w:t>
+      </w:r>
+      <w:r>
+        <w:rPr>
+          <w:rFonts w:hint="eastAsia"/>
+        </w:rPr>
+        <w:t>ly</w:t>
+      </w:r>
+      <w:r>
+        <w:rPr>
+          <w:rFonts w:hint="eastAsia"/>
+        </w:rPr>
+        <w:t>.</w:t>
+      </w:r>
+      <w:r>
+        <w:rPr>
+          <w:rFonts w:hint="eastAsia"/>
+        </w:rPr>
+        <w:t xml:space="preserve">  </w:t>
+      </w:r>
     </w:p>
     <w:p>
-      <w:r>
-        <w:t>Our estimates of impact, efficiency, and cost-effectiveness are broadly consistent with, but likely more representative than, previous studies that focused on a few large-scale outbreak</w:t>
-      </w:r>
-      <w:r>
-        <w:rPr>
-          <w:rFonts w:hint="eastAsia"/>
-        </w:rPr>
-        <w:t>s</w:t>
-      </w:r>
-      <w:r>
-        <w:rPr>
-          <w:rFonts w:hint="eastAsia"/>
-        </w:rPr>
-        <w:t>.</w:t>
-      </w:r>
-      <w:r>
-        <w:rPr>
-          <w:vertAlign w:val="superscript"/>
-        </w:rPr>
-        <w:fldChar w:fldCharType="begin"/>
-      </w:r>
-      <w:r>
-        <w:rPr>
-          <w:vertAlign w:val="superscript"/>
-        </w:rPr>
-        <w:instrText xml:space="preserve"> ADDIN ZOTERO_ITEM CSL_CITATION {"citationID":"fwgAfALq","properties":{"formattedCitation":"\\super 2,3,5,7,8,10,12,15,19,77\\nosupersub{}","plainCitation":"2,3,5,7,8,10,12,15,19,77","noteIndex":0},"citationItems":[{"id":"LX0Qu1LM/YwYF9Pg5","uris":["http://zotero.org/users/local/xDVOxgbN/items/C9VJ6Y9N"],"itemData":{"id":87,"type":"article-journal","abstract":"In October 2010, a virulent South Asian strain of El Tor cholera began to spread in Haiti. Interventions have included treatment of cases and improved sanitation. Use of cholera vaccines would likely have further reduced morbidity and mortality, but such vaccines are in short supply and little is known about effective vaccination strategies for epidemic cholera. We use a mathematical cholera transmission model to assess different vaccination strategies. With limited vaccine quantities, concentrating vaccine in high-risk areas is always most efficient. We show that targeting one million doses of vaccine to areas with high exposure to\n              Vibrio cholerae\n              , enough for two doses for 5% of the population, would reduce the number of cases by 11%. The same strategy with enough vaccine for 30% of the population with modest hygienic improvement could reduce cases by 55% and save 3,320 lives. For epidemic cholera, we recommend a large mobile stockpile of enough vaccine to cover 30% of a country's population to be reactively targeted to populations at high risk of exposure.","container-title":"Proceedings of the National Academy of Sciences","DOI":"10.1073/pnas.1102149108","ISSN":"0027-8424, 1091-6490","issue":"17","journalAbbreviation":"Proc. Natl. Acad. Sci. U.S.A.","language":"en","page":"7081-7085","source":"DOI.org (Crossref)","title":"Vaccination strategies for epidemic cholera in Haiti with implications for the developing world","volume":"108","author":[{"family":"Chao","given":"Dennis L."},{"family":"Halloran","given":"M. Elizabeth"},{"family":"Longini","given":"Ira M."}],"issued":{"date-parts":[["2011",4,26]]}}},{"id":"LX0Qu1LM/xm4e9U9E","uris":["http://zotero.org/users/local/xDVOxgbN/items/A7JBWGAG"],"itemData":{"id":97,"type":"article-journal","container-title":"PLoS Neglected Tropical Diseases","DOI":"10.1371/journal.pntd.0001901","ISSN":"1935-2735","issue":"11","journalAbbreviation":"PLoS Negl Trop Dis","language":"en","page":"e1901","source":"DOI.org (Crossref)","title":"Urban Cholera Transmission Hotspots and Their Implications for Reactive Vaccination: Evidence from Bissau City, Guinea Bissau","title-short":"Urban Cholera Transmission Hotspots and Their Implications for Reactive Vaccination","volume":"6","author":[{"family":"Azman","given":"Andrew S."},{"family":"Luquero","given":"Francisco J."},{"family":"Rodrigues","given":"Amabelia"},{"family":"Palma","given":"Pedro Pablo"},{"family":"Grais","given":"Rebecca F."},{"family":"Banga","given":"Cunhate Na"},{"family":"Grenfell","given":"Bryan T."},{"family":"Lessler","given":"Justin"}],"editor":[{"family":"Vinetz","given":"Joseph M."}],"issued":{"date-parts":[["2012",11,8]]}}},{"id":"LX0Qu1LM/XFVcQNpG","uris":["http://zotero.org/users/local/xDVOxgbN/items/3KCFPCDX"],"itemData":{"id":67,"type":"article-journal","container-title":"PLOS Medicine","DOI":"10.1371/journal.pmed.1002509","ISSN":"1549-1676","issue":"2","journalAbbreviation":"PLoS Med","language":"en","page":"e1002509","source":"DOI.org (Crossref)","title":"The potential impact of case-area targeted interventions in response to cholera outbreaks: A modeling study","title-short":"The potential impact of case-area targeted interventions in response to cholera outbreaks","volume":"15","author":[{"family":"Finger","given":"Flavio"},{"family":"Bertuzzo","given":"Enrico"},{"family":"Luquero","given":"Francisco J."},{"family":"Naibei","given":"Nathan"},{"family":"Touré","given":"Brahima"},{"family":"Allan","given":"Maya"},{"family":"Porten","given":"Klaudia"},{"family":"Lessler","given":"Justin"},{"family":"Rinaldo","given":"Andrea"},{"family":"Azman","given":"Andrew S."}],"editor":[{"family":"Von Seidlein","given":"Lorenz"}],"issued":{"date-parts":[["2018",2,27]]}}},{"id":"LX0Qu1LM/hpSHjdoY","uris":["http://zotero.org/users/local/xDVOxgbN/items/Z93MZCN2"],"itemData":{"id":74,"type":"article-journal","container-title":"PLoS Neglected Tropical Diseases","DOI":"10.1371/journal.pntd.0003343","ISSN":"1935-2735","issue":"12","journalAbbreviation":"PLoS Negl Trop Dis","language":"en","page":"e3343","source":"DOI.org (Crossref)","title":"Comparative Effectiveness of Different Strategies of Oral Cholera Vaccination in Bangladesh: A Modeling Study","title-short":"Comparative Effectiveness of Different Strategies of Oral Cholera Vaccination in Bangladesh","volume":"8","author":[{"family":"Dimitrov","given":"Dobromir T."},{"family":"Troeger","given":"Christopher"},{"family":"Halloran","given":"M. Elizabeth"},{"family":"Longini","given":"Ira M."},{"family":"Chao","given":"Dennis L."}],"editor":[{"family":"Baker","given":"Stephen"}],"issued":{"date-parts":[["2014",12,4]]}}},{"id":"LX0Qu1LM/9J8Oi2P2","uris":["http://zotero.org/users/local/xDVOxgbN/items/PMGMMCST"],"itemData":{"id":38,"type":"article-journal","container-title":"PLOS Neglected Tropical Diseases","DOI":"10.1371/journal.pntd.0006652","ISSN":"1935-2735","issue":"10","journalAbbreviation":"PLoS Negl Trop Dis","language":"en","page":"e0006652","source":"DOI.org (Crossref)","title":"The impact and cost-effectiveness of controlling cholera through the use of oral cholera vaccines in urban Bangladesh: A disease modeling and economic analysis","title-short":"The impact and cost-effectiveness of controlling cholera through the use of oral cholera vaccines in urban Bangladesh","volume":"12","author":[{"family":"Khan","given":"Ashraful Islam"},{"family":"Levin","given":"Ann"},{"family":"Chao","given":"Dennis L."},{"family":"DeRoeck","given":"Denise"},{"family":"Dimitrov","given":"Dobromir T."},{"family":"Khan","given":"Jahangir A. M."},{"family":"Islam","given":"Muhammad Shariful"},{"family":"Ali","given":"Mohammad"},{"family":"Islam","given":"Md. Taufiqul"},{"family":"Sarker","given":"Abdur Razzaque"},{"family":"Clemens","given":"John D."},{"family":"Qadri","given":"Firdausi"}],"editor":[{"family":"Maheu-Giroux","given":"Mathieu"}],"issued":{"date-parts":[["2018",10,9]]}}},{"id":"LX0Qu1LM/4s826AL9","uris":["http://zotero.org/users/local/xDVOxgbN/items/JZWUIAKP"],"itemData":{"id":69,"type":"article-journal","container-title":"International Journal of Infectious Diseases","DOI":"10.1016/j.ijid.2020.03.077","ISSN":"12019712","journalAbbreviation":"International Journal of Infectious Diseases","language":"en","page":"222-227","source":"DOI.org (Crossref)","title":"Stemming cholera tides in Zimbabwe through mass vaccination","volume":"96","author":[{"family":"Mukandavire","given":"Zindoga"},{"family":"Manangazira","given":"Portia"},{"family":"Nyabadza","given":"Farai"},{"family":"Cuadros","given":"Diego F"},{"family":"Musuka","given":"Godfrey"},{"family":"Morris","given":"J. Glenn"}],"issued":{"date-parts":[["2020",7]]}}},{"id":"LX0Qu1LM/iD09017B","uris":["http://zotero.org/users/local/xDVOxgbN/items/4F2U9M9L"],"itemData":{"id":84,"type":"article-journal","container-title":"Vaccine","DOI":"10.1016/j.vaccine.2016.03.004","ISSN":"0264410X","issue":"18","journalAbbreviation":"Vaccine","language":"en","page":"2113-2120","source":"DOI.org (Crossref)","title":"Impact of oral cholera vaccines in cholera-endemic countries: A mathematical modeling study","title-short":"Impact of oral cholera vaccines in cholera-endemic countries","volume":"34","author":[{"family":"Kim","given":"Jong-Hoon"},{"family":"Mogasale","given":"Vittal"},{"family":"Burgess","given":"Colleen"},{"family":"Wierzba","given":"Thomas F."}],"issued":{"date-parts":[["2016",4]]}}},{"id":"LX0Qu1LM/GIWEcwhG","uris":["http://zotero.org/users/local/xDVOxgbN/items/QWND6R6T"],"itemData":{"id":89,"type":"article-journal","container-title":"PLOS Neglected Tropical Diseases","DOI":"10.1371/journal.pntd.0005482","ISSN":"1935-2735","issue":"4","journalAbbreviation":"PLoS Negl Trop Dis","language":"en","page":"e0005482","source":"DOI.org (Crossref)","title":"Controlling cholera in the Ouest Department of Haiti using oral vaccines","volume":"11","author":[{"family":"Kirpich","given":"Alexander"},{"family":"Weppelmann","given":"Thomas A."},{"family":"Yang","given":"Yang"},{"family":"Morris","given":"John Glenn"},{"family":"Longini","given":"Ira M."}],"editor":[{"family":"Coudeville","given":"Laurent"}],"issued":{"date-parts":[["2017",4,14]]}}},{"id":"LX0Qu1LM/sns3LBOk","uris":["http://zotero.org/users/local/xDVOxgbN/items/TR5894IS"],"itemData":{"id":91,"type":"article-journal","abstract":"Abstract\n            \n              Background\n              Cholera is a major public health concern in displaced-person camps, which often contend with overcrowding and scarcity of resources. Maela, the largest and longest-standing refugee camp in Thailand, located along the Thai-Burmese border, experienced four cholera outbreaks between 2005 and 2010. In 2013, a cholera vaccine campaign was implemented in the camp. To assist in the evaluation of the campaign and planning for subsequent campaigns, we developed a mathematical model of cholera in Maela.\n            \n            \n              Methods\n              We formulated a Susceptible-Infectious-Water-Recovered-based transmission model and estimated parameters using incidence data from 2010. We next evaluated the reduction in cases conferred by several immunization strategies, varying timing, effectiveness, and resources (i.e., vaccine availability). After the vaccine campaign, we generated case forecasts for the next year, to inform on-the-ground decision-making regarding whether a booster campaign was needed.\n            \n            \n              Results\n              \n                We found that preexposure vaccination can substantially reduce the risk of cholera even when &lt;50\n                %\n                of the population is given the full two-dose series. Additionally, the preferred number of doses per person should be considered in the context of one vs. two dose effectiveness and vaccine availability. For reactive vaccination, a trade-off between timing and effectiveness was revealed, indicating that it may be beneficial to give one dose to more people rather than two doses to fewer people, given that a two-dose schedule would incur a delay in administration of the second dose. Forecasting using realistic coverage levels predicted that there was no need for a booster campaign in 2014 (consistent with our predictions, there was not a cholera epidemic in 2014).\n              \n            \n            \n              Conclusions\n              Our analyses suggest that vaccination in conjunction with ongoing water sanitation and hygiene efforts provides an effective strategy for controlling cholera outbreaks in refugee camps. Effective preexposure vaccination depends on timing and effectiveness. If a camp is facing an outbreak, delayed distribution of vaccines can substantially alter the effectiveness of reactive vaccination, suggesting that quick distribution of vaccines may be more important than ensuring every individual receives both vaccine doses. Overall, this analysis illustrates how mathematical models can be applied in public health practice, to assist in evaluating alternative intervention strategies and inform decision-making.","container-title":"BMC Infectious Diseases","DOI":"10.1186/s12879-019-4688-6","ISSN":"1471-2334","issue":"1","journalAbbreviation":"BMC Infect Dis","language":"en","page":"1075","source":"DOI.org (Crossref)","title":"Comparing alternative cholera vaccination strategies in Maela refugee camp: using a transmission model in public health practice","title-short":"Comparing alternative cholera vaccination strategies in Maela refugee camp","volume":"19","author":[{"family":"Havumaki","given":"Joshua"},{"family":"Meza","given":"Rafael"},{"family":"Phares","given":"Christina R."},{"family":"Date","given":"Kashmira"},{"family":"Eisenberg","given":"Marisa C."}],"issued":{"date-parts":[["2019",12]]}}},{"id":15384,"uris":["http://zotero.org/users/7663102/items/V45PRDVH"],"itemData":{"id":15384,"type":"article","abstract":"Background Outbreaks of vaccine-preventable diseases continue to occur in low- and middle-income countries (LMICs), requiring outbreak response immunization (ORI) programs for containment. To inform future investment decisions, this study aimed to estimate the cases, deaths, disability-adjusted life years (DALYs), and societal economic costs averted by past ORI programs. Outbreaks of measles, Ebola, yellow fever, cholera, and meningococcal meningitis in LMICs between 2000-2023 were considered.\nMethods 210 outbreaks (51 measles, 40 cholera, 88 yellow fever, 24 meningitis, 7 Ebola) were identified with sufficient data for analysis. Agent-based models were calibrated for each disease such that after controlling for baseline vaccine coverage, ORI initiation time, speed of vaccine delivery, environmental variables, or endemic prevalence of the disease, observed outbreaks were within the distribution of simulated outbreaks. A status-quo and no ORI scenario were compared for each outbreak.\nFindings Across 210 outbreaks, ORI programs are estimated to have averted 5·81M [95% uncertainty interval 5·75M–5·87M] cases (4·01M measles, 283K cholera, 1·50M yellow fever, 21·3K meningitis, 820 Ebola), 327K [317K–338K] deaths (20.0K measles, 5215 cholera, 300K yellow fever, 1599 meningitis, 381 Ebola), 14·6M [14·1M–15·1M] DALYs (1·27M measles, 220K cholera, 13·0M yellow fever, 113K meningitis, 16·6K Ebola), and US$31·7B [29·0B–34·9B] (US$710M measles, US$156M cholera, US$30·7B yellow fever, US$97·6M meningitis, US$6·72M Ebola) in societal economic costs. In general, the more rapidly the ORI was initiated the greater the impact.\nInterpretation ORI programs are critical for reducing the health and economic impacts of outbreaks of vaccine-preventable diseases.\nFunding Gavi,the Vaccine Alliance.","DOI":"10.1101/2024.06.02.24308241","language":"en","license":"© 2024, Posted by Cold Spring Harbor Laboratory. This pre-print is available under a Creative Commons License (Attribution 4.0 International), CC BY 4.0, as described at http://creativecommons.org/licenses/by/4.0/","note":"page: 2024.06.02.24308241","publisher":"medRxiv","source":"medRxiv","title":"Estimating the historical impact of outbreak response immunization programs across 210 outbreaks in LMICs","URL":"https://www.medrxiv.org/content/10.1101/2024.06.02.24308241v1","author":[{"family":"Delport","given":"D."},{"family":"Muellenmeister","given":"A. M."},{"family":"MacKechnie","given":"G."},{"family":"Vaccher","given":"S."},{"family":"Mengistu","given":"T."},{"family":"Hogan","given":"D."},{"family":"Abeysuriya","given":"R. G."},{"family":"Scott","given":"N."}],"accessed":{"date-parts":[["2025",2,21]]},"issued":{"date-parts":[["2024",6,3]]},"citation-key":"delportEstimatingHistoricalImpact2024"}}],"schema":"https://github.com/citation-style-language/schema/raw/master/csl-citation.json"} </w:instrText>
-      </w:r>
-      <w:r>
-        <w:rPr>
-          <w:vertAlign w:val="superscript"/>
-        </w:rPr>
-        <w:fldChar w:fldCharType="separate"/>
-      </w:r>
-      <w:r>
-        <w:rPr>
-          <w:rFonts w:cs="Times New Roman"/>
-          <w:vertAlign w:val="superscript"/>
-        </w:rPr>
-        <w:t>2,3,5,7,8,10,12,15,19,77</w:t>
-      </w:r>
-      <w:r>
-        <w:rPr>
-          <w:vertAlign w:val="superscript"/>
-        </w:rPr>
-        <w:fldChar w:fldCharType="end"/>
-      </w:r>
-      <w:r>
-        <w:t>.</w:t>
-      </w:r>
-      <w:r>
-        <w:t xml:space="preserve"> For instance, analyses</w:t>
-      </w:r>
-      <w:r>
-        <w:rPr>
-          <w:rFonts w:hint="eastAsia"/>
-        </w:rPr>
-        <w:t xml:space="preserve"> based on a </w:t>
-      </w:r>
-      <w:r>
-        <w:rPr>
-          <w:rFonts w:hint="eastAsia"/>
-        </w:rPr>
-        <w:t xml:space="preserve">few </w:t>
-      </w:r>
-      <w:r>
-        <w:rPr>
-          <w:rFonts w:hint="eastAsia"/>
-        </w:rPr>
-        <w:t>outbreak</w:t>
-      </w:r>
-      <w:r>
-        <w:rPr>
-          <w:rFonts w:hint="eastAsia"/>
-        </w:rPr>
-        <w:t>s</w:t>
-      </w:r>
-      <w:r>
-        <w:t xml:space="preserve"> have reported reductions of</w:t>
-      </w:r>
-      <w:r>
-        <w:rPr>
-          <w:rFonts w:hint="eastAsia"/>
-        </w:rPr>
-        <w:t xml:space="preserve"> roughly</w:t>
-      </w:r>
-      <w:r>
-        <w:t xml:space="preserve"> </w:t>
-      </w:r>
-      <w:r>
-        <w:rPr>
-          <w:rFonts w:hint="eastAsia"/>
-        </w:rPr>
-        <w:t>3</w:t>
-      </w:r>
-      <w:r>
-        <w:rPr>
-          <w:rFonts w:hint="eastAsia"/>
-        </w:rPr>
-        <w:t>0</w:t>
-      </w:r>
-      <w:r>
-        <w:t>–9</w:t>
-      </w:r>
-      <w:r>
-        <w:rPr>
-          <w:rFonts w:hint="eastAsia"/>
-        </w:rPr>
-        <w:t>0</w:t>
-      </w:r>
-      <w:r>
-        <w:t>% for reactive campaigns in Bangladesh,</w:t>
-      </w:r>
-      <w:r>
-        <w:t xml:space="preserve"> </w:t>
-      </w:r>
-      <w:r>
-        <w:t>Zimbabwe, Guinea, Haiti,</w:t>
-      </w:r>
-      <w:r>
-        <w:t xml:space="preserve"> </w:t>
-      </w:r>
-      <w:r>
-        <w:t>Chad,</w:t>
-      </w:r>
-      <w:r>
-        <w:t xml:space="preserve"> </w:t>
-      </w:r>
-      <w:r>
-        <w:rPr>
-          <w:rFonts w:hint="eastAsia"/>
-        </w:rPr>
-        <w:t xml:space="preserve">and </w:t>
-      </w:r>
-      <w:r>
-        <w:t>Thailand</w:t>
-      </w:r>
-      <w:r>
-        <w:rPr>
-          <w:rFonts w:hint="eastAsia"/>
-        </w:rPr>
-        <w:t>,</w:t>
-      </w:r>
-      <w:r>
-        <w:fldChar w:fldCharType="begin"/>
-      </w:r>
-      <w:r>
-        <w:instrText xml:space="preserve"> ADDIN ZOTERO_ITEM CSL_CITATION {"citationID":"ExGdrT0W","properties":{"formattedCitation":"\\super 1,5,13,14\\nosupersub{}","plainCitation":"1,5,13,14","noteIndex":0},"citationItems":[{"id":"LX0Qu1LM/IHFQNf60","uris":["http://zotero.org/users/local/xDVOxgbN/items/P34TEJN2"],"itemData":{"id":"ZN66rL7d/T0HOJMjP","type":"article-journal","abstract":"Background\n              A global stockpile of oral cholera vaccine (OCV) was established in 2013 for use in outbreak response and are licensed as two-dose regimens. Vaccine availability, however, remains limited. Previous studies have found that a single dose of OCV may provide substantial protection against cholera.\n            \n            \n              Methods\n              Using a mathematical model with two age groups paired with optimization algorithms, we determine the optimal vaccination strategy with one and two doses of vaccine to minimize cumulative overall infections, symptomatic infections, and deaths. We explore counterfactual vaccination scenarios in three distinct settings: Maela, the largest refugee camp in Thailand, with high in- and out-migration; N’Djamena, Chad, a densely populated region; and Haiti, where departments are connected by rivers and roads.\n            \n            \n              Results\n              Over the short term under limited vaccine supply, the optimal strategies for all objectives prioritize one dose to the older age group (over five years old), irrespective of setting and level of vaccination coverage. As more vaccine becomes available, it is optimal to administer a second dose for long-term protection. With enough vaccine to cover the whole population with one dose, the optimal strategies can avert up to 30% to 90% of deaths and 36% to 92% of symptomatic infections across the three settings over one year. The one-dose optimal strategies can avert 1.2 to 1.8 times as many cases and deaths compared to the standard two-dose strategy.\n            \n            \n              Conclusions\n              In an outbreak setting, speedy vaccination campaigns with a single dose of OCV is likely to avert more cases and deaths than a two-dose pro-rata campaign under a limited vaccine supply.","container-title":"PLOS Neglected Tropical Diseases","DOI":"10.1371/journal.pntd.0010358","ISSN":"1935-2735","issue":"4","journalAbbreviation":"PLoS Negl Trop Dis","language":"en","page":"e0010358","source":"DOI.org (Crossref)","title":"Optimizing one-dose and two-dose cholera vaccine allocation in outbreak settings: A modeling study","title-short":"Optimizing one-dose and two-dose cholera vaccine allocation in outbreak settings","volume":"16","author":[{"family":"Leung","given":"Tiffany"},{"family":"Eaton","given":"Julia"},{"family":"Matrajt","given":"Laura"}],"editor":[{"family":"Fleckenstein","given":"James Michael"}],"issued":{"date-parts":[["2022",4,20]]}}},{"id":"LX0Qu1LM/HrPAxR4h","uris":["http://zotero.org/users/local/xDVOxgbN/items/37LE7P3K"],"itemData":{"id":"ZN66rL7d/hXqTsIEn","type":"article-journal","container-title":"PLoS Medicine","DOI":"10.1371/journal.pmed.0040336","ISSN":"1549-1676","issue":"11","journalAbbreviation":"PLoS Med","language":"en","page":"e336","source":"DOI.org (Crossref)","title":"Controlling Endemic Cholera with Oral Vaccines","volume":"4","author":[{"family":"Longini","given":"Ira M"},{"family":"Nizam","given":"Azhar"},{"family":"Ali","given":"Mohammad"},{"family":"Yunus","given":"Mohammad"},{"family":"Shenvi","given":"Neeta"},{"family":"Clemens","given":"John D"}],"editor":[{"family":"Von Seidlein","given":"Lorenz"}],"issued":{"date-parts":[["2007",11,27]]}}},{"id":"LX0Qu1LM/mzBA3b1G","uris":["http://zotero.org/users/local/xDVOxgbN/items/D9HE3GUQ"],"itemData":{"id":78,"type":"article-journal","container-title":"PLOS Medicine","DOI":"10.1371/journal.pmed.1001867","ISSN":"1549-1676","issue":"8","journalAbbreviation":"PLoS Med","language":"en","page":"e1001867","source":"DOI.org (Crossref)","title":"The Impact of a One-Dose versus Two-Dose Oral Cholera Vaccine Regimen in Outbreak Settings: A Modeling Study","title-short":"The Impact of a One-Dose versus Two-Dose Oral Cholera Vaccine Regimen in Outbreak Settings","volume":"12","author":[{"family":"Azman","given":"Andrew S."},{"family":"Luquero","given":"Francisco J."},{"family":"Ciglenecki","given":"Iza"},{"family":"Grais","given":"Rebecca F."},{"family":"Sack","given":"David A."},{"family":"Lessler","given":"Justin"}],"editor":[{"family":"Kretzschmar","given":"Mirjam E. E."}],"issued":{"date-parts":[["2015",8,25]]}}},{"id":"LX0Qu1LM/XFVcQNpG","uris":["http://zotero.org/users/local/xDVOxgbN/items/3KCFPCDX"],"itemData":{"id":"ZN66rL7d/xLgkmKAb","type":"article-journal","container-title":"PLOS Medicine","DOI":"10.1371/journal.pmed.1002509","ISSN":"1549-1676","issue":"2","journalAbbreviation":"PLoS Med","language":"en","page":"e1002509","source":"DOI.org (Crossref)","title":"The potential impact of case-area targeted interventions in response to cholera outbreaks: A modeling study","title-short":"The potential impact of case-area targeted interventions in response to cholera outbreaks","volume":"15","author":[{"family":"Finger","given":"Flavio"},{"family":"Bertuzzo","given":"Enrico"},{"family":"Luquero","given":"Francisco J."},{"family":"Naibei","given":"Nathan"},{"family":"Touré","given":"Brahima"},{"family":"Allan","given":"Maya"},{"family":"Porten","given":"Klaudia"},{"family":"Lessler","given":"Justin"},{"family":"Rinaldo","given":"Andrea"},{"family":"Azman","given":"Andrew S."}],"editor":[{"family":"Von Seidlein","given":"Lorenz"}],"issued":{"date-parts":[["2018",2,27]]}}}],"schema":"https://github.com/citation-style-language/schema/raw/master/csl-citation.json"} </w:instrText>
-      </w:r>
-      <w:r>
-        <w:fldChar w:fldCharType="separate"/>
-      </w:r>
-      <w:r>
-        <w:rPr>
-          <w:rFonts w:cs="Times New Roman"/>
-          <w:vertAlign w:val="superscript"/>
-        </w:rPr>
-        <w:t>1,5,13,14</w:t>
-      </w:r>
-      <w:r>
-        <w:fldChar w:fldCharType="end"/>
-      </w:r>
-      <w:r>
-        <w:t xml:space="preserve"> </w:t>
-      </w:r>
-      <w:r>
-        <w:t>often with high</w:t>
-      </w:r>
-      <w:r>
-        <w:rPr>
-          <w:rFonts w:hint="eastAsia"/>
-        </w:rPr>
-        <w:t xml:space="preserve"> </w:t>
-      </w:r>
-      <w:r>
-        <w:t>coverage or earl</w:t>
-      </w:r>
-      <w:r>
-        <w:rPr>
-          <w:rFonts w:hint="eastAsia"/>
-        </w:rPr>
-        <w:t>y</w:t>
-      </w:r>
-      <w:r>
-        <w:t xml:space="preserve"> response.</w:t>
-      </w:r>
-      <w:r>
-        <w:t xml:space="preserve"> </w:t>
-      </w:r>
-      <w:r>
-        <w:rPr>
-          <w:rFonts w:hint="eastAsia"/>
-        </w:rPr>
-        <w:t>In</w:t>
-      </w:r>
-      <w:r>
-        <w:t xml:space="preserve"> contrast, our multi-outbreak approach integrates extensive heterogeneity in outbreak </w:t>
-      </w:r>
-      <w:r>
-        <w:rPr>
-          <w:rFonts w:hint="eastAsia"/>
-        </w:rPr>
-        <w:t xml:space="preserve">characteristics, and </w:t>
-      </w:r>
-      <w:r>
-        <w:t>timing</w:t>
-      </w:r>
-      <w:r>
-        <w:rPr>
-          <w:rFonts w:hint="eastAsia"/>
-        </w:rPr>
-        <w:t xml:space="preserve"> and </w:t>
-      </w:r>
-      <w:r>
-        <w:rPr>
-          <w:rFonts w:hint="eastAsia"/>
-        </w:rPr>
-        <w:t>targeting</w:t>
-      </w:r>
-      <w:r>
-        <w:rPr>
-          <w:rFonts w:hint="eastAsia"/>
-        </w:rPr>
-        <w:t xml:space="preserve"> of ORIs</w:t>
-      </w:r>
-      <w:r>
-        <w:t>, producing regionally generalizable estimates.</w:t>
-      </w:r>
-      <w:r>
-        <w:rPr>
-          <w:rFonts w:hint="eastAsia"/>
-        </w:rPr>
-        <w:t xml:space="preserve"> </w:t>
-      </w:r>
-      <w:r>
-        <w:rPr>
-          <w:rFonts w:hint="eastAsia"/>
-        </w:rPr>
-        <w:t xml:space="preserve">The </w:t>
-      </w:r>
-      <w:r>
-        <w:t xml:space="preserve">OCV efficiency in our study (~2.1 cases averted per 1,000 doses </w:t>
-      </w:r>
-      <w:r>
-        <w:t>when prioritizing high-attack-rate outbreaks</w:t>
-      </w:r>
-      <w:r>
-        <w:t xml:space="preserve">) aligns with the range reported by </w:t>
-      </w:r>
-      <w:r>
-        <w:rPr>
-          <w:rFonts w:hint="eastAsia"/>
-        </w:rPr>
-        <w:t>Xu et al.,</w:t>
-      </w:r>
-      <w:r>
-        <w:fldChar w:fldCharType="begin"/>
-      </w:r>
-      <w:r>
-        <w:instrText xml:space="preserve"> ADDIN ZOTERO_ITEM CSL_CITATION {"citationID":"x7NW6Xdr","properties":{"formattedCitation":"\\super 78\\nosupersub{}","plainCitation":"78","noteIndex":0},"citationItems":[{"id":11595,"uris":["http://zotero.org/users/7663102/items/3RFUD84K"],"itemData":{"id":11595,"type":"article-journal","abstract":"Systematic testing for Vibrio cholerae O1 is rare, which means that the world’s limited supply of oral cholera vaccines (OCVs) may not be delivered to areas with the highest true cholera burden. Here we used a phenomenological model with subnational geographic targeting and fine-scale vaccine effects to model how expanding V. cholerae testing affected impact and cost-effectiveness for preventive vaccination campaigns across different bacteriological confirmation and vaccine targeting assumptions in 35 African countries. Systematic testing followed by OCV targeting based on confirmed cholera yielded higher efficiency and cost-effectiveness and slightly fewer averted cases than status quo scenarios targeting suspected cholera. Targeting vaccine to populations with an annual incidence rate greater than 10 per 10,000, the testing scenario averted 10.8 (95% prediction interval (PI) 9.4–12.6) cases per 1,000 fully vaccinated persons while the status quo scenario averted 6.9 (95% PI 6.0–7.8) cases per 1,000 fully vaccinated persons. In the testing scenario, testing costs increased by US$31 (95% PI 25–39) while vaccination costs reduced by US$248 (95% PI 176–326) per averted case compared to the status quo. Introduction of systematic testing into cholera surveillance could improve efficiency and reach of global OCV supply for preventive vaccination.","container-title":"Nature Medicine","DOI":"10.1038/s41591-024-02852-8","ISSN":"1546-170X","journalAbbreviation":"Nat Med","language":"en","license":"2024 The Author(s)","note":"publisher: Nature Publishing Group","page":"1-7","source":"www.nature.com","title":"Enhanced cholera surveillance to improve vaccination campaign efficiency","author":[{"family":"Xu","given":"Hanmeng"},{"family":"Zou","given":"Kaiyue"},{"family":"Dent","given":"Juan"},{"family":"Wiens","given":"Kirsten E."},{"family":"Malembaka","given":"Espoir Bwenge"},{"family":"Bwire","given":"Godfrey"},{"family":"Okitayemba","given":"Placide Welo"},{"family":"Hampton","given":"Lee M."},{"family":"Azman","given":"Andrew S."},{"family":"Lee","given":"Elizabeth C."}],"issued":{"date-parts":[["2024",3,5]]},"citation-key":"xuEnhancedCholeraSurveillance2024"}}],"schema":"https://github.com/citation-style-language/schema/raw/master/csl-citation.json"} </w:instrText>
-      </w:r>
-      <w:r>
-        <w:fldChar w:fldCharType="separate"/>
-      </w:r>
-      <w:r>
-        <w:rPr>
-          <w:rFonts w:cs="Times New Roman"/>
-          <w:vertAlign w:val="superscript"/>
-        </w:rPr>
-        <w:t>78</w:t>
-      </w:r>
-      <w:r>
-        <w:fldChar w:fldCharType="end"/>
-      </w:r>
-      <w:r>
-        <w:rPr>
-          <w:rFonts w:hint="eastAsia"/>
-        </w:rPr>
-        <w:t xml:space="preserve"> </w:t>
-      </w:r>
-      <w:r>
-        <w:t xml:space="preserve"> </w:t>
-      </w:r>
-      <w:r>
-        <w:rPr>
-          <w:rFonts w:hint="eastAsia"/>
-        </w:rPr>
-        <w:t xml:space="preserve"> </w:t>
-      </w:r>
-      <w:r>
-        <w:t xml:space="preserve">who </w:t>
-      </w:r>
-      <w:r>
-        <w:rPr>
-          <w:rFonts w:hint="eastAsia"/>
-        </w:rPr>
-        <w:t>estimated</w:t>
-      </w:r>
-      <w:r>
-        <w:t xml:space="preserve"> 2.6</w:t>
-      </w:r>
-      <w:r>
-        <w:rPr>
-          <w:rFonts w:hint="eastAsia"/>
-        </w:rPr>
-        <w:t xml:space="preserve"> - </w:t>
-      </w:r>
-      <w:r>
-        <w:t>1</w:t>
-      </w:r>
-      <w:r>
-        <w:rPr>
-          <w:rFonts w:hint="eastAsia"/>
-        </w:rPr>
-        <w:t>1</w:t>
-      </w:r>
-      <w:r>
-        <w:t xml:space="preserve"> cases averted per 1,000 fully vaccinated persons</w:t>
-      </w:r>
-      <w:r>
-        <w:rPr>
-          <w:rFonts w:hint="eastAsia"/>
-        </w:rPr>
-        <w:t xml:space="preserve"> (</w:t>
-      </w:r>
-      <w:r>
-        <w:rPr>
-          <w:rFonts w:hint="eastAsia"/>
-        </w:rPr>
-        <w:t>two</w:t>
-      </w:r>
-      <w:r>
-        <w:rPr>
-          <w:rFonts w:hint="eastAsia"/>
-        </w:rPr>
-        <w:t xml:space="preserve"> doses)</w:t>
-      </w:r>
-      <w:r>
-        <w:t xml:space="preserve"> in preventive campaigns</w:t>
-      </w:r>
-      <w:r>
-        <w:rPr>
-          <w:rFonts w:hint="eastAsia"/>
-        </w:rPr>
-        <w:t xml:space="preserve"> across </w:t>
-      </w:r>
-      <w:r>
-        <w:rPr>
-          <w:rFonts w:hint="eastAsia"/>
-        </w:rPr>
-        <w:t>sub-Saharan Africa</w:t>
-      </w:r>
-      <w:r>
-        <w:t>. Adjusting for our single-dose assumption</w:t>
-      </w:r>
-      <w:r>
-        <w:rPr>
-          <w:rFonts w:hint="eastAsia"/>
-        </w:rPr>
-        <w:t xml:space="preserve"> yields comparable results</w:t>
-      </w:r>
-      <w:r>
-        <w:t xml:space="preserve">. </w:t>
-      </w:r>
-      <w:r>
-        <w:rPr>
-          <w:rFonts w:hint="eastAsia"/>
-          <w:highlight w:val="yellow"/>
-        </w:rPr>
-        <w:t>Although</w:t>
-      </w:r>
-      <w:r>
-        <w:rPr>
-          <w:rFonts w:hint="eastAsia"/>
-          <w:highlight w:val="yellow"/>
-        </w:rPr>
-        <w:t xml:space="preserve"> </w:t>
-      </w:r>
-      <w:r>
-        <w:rPr>
-          <w:rFonts w:hint="eastAsia"/>
-          <w:highlight w:val="yellow"/>
-        </w:rPr>
-        <w:t>some preventive or reactive campaigns i</w:t>
-      </w:r>
-      <w:r>
-        <w:rPr>
-          <w:rFonts w:hint="eastAsia"/>
-          <w:highlight w:val="yellow"/>
-        </w:rPr>
-        <w:t xml:space="preserve">n </w:t>
-      </w:r>
-      <w:r>
-        <w:rPr>
-          <w:rFonts w:hint="eastAsia"/>
-          <w:highlight w:val="yellow"/>
-        </w:rPr>
-        <w:t>Bangladesh,</w:t>
-      </w:r>
-      <w:r>
-        <w:rPr>
-          <w:highlight w:val="yellow"/>
-        </w:rPr>
-        <w:fldChar w:fldCharType="begin"/>
-      </w:r>
-      <w:r>
-        <w:rPr>
-          <w:highlight w:val="yellow"/>
-        </w:rPr>
-        <w:instrText xml:space="preserve"> ADDIN ZOTERO_ITEM CSL_CITATION {"citationID":"dlhluE9M","properties":{"formattedCitation":"\\super 79\\nosupersub{}","plainCitation":"79","noteIndex":0},"citationItems":[{"id":7255,"uris":["http://zotero.org/users/7663102/items/TCTSRXWU"],"itemData":{"id":7255,"type":"article-journal","abstract":"BACKGROUND: Although advances in rehydration therapy have made cholera a treatable disease with low case-fatality in settings with appropriate medical  care, cholera continues to impose considerable mortality in the world's most  impoverished populations. Internationally licensed, killed whole-cell based oral  cholera vaccines (OCVs) have been available for over a decade, but have not been  used for the control of cholera. Recently, these vaccines were shown to confer  significant levels of herd protection, suggesting that the protective potential  of these vaccines has been underestimated and that these vaccines may be highly  effective in cholera control when deployed in mass immunization programs. We used  a large-scale stochastic simulation model to investigate the possibility of  controlling endemic cholera with OCVs. METHODS AND FINDINGS: We construct a  large-scale, stochastic cholera transmission model of Matlab, Bangladesh. We find  that cholera transmission could be controlled in endemic areas with 50% coverage  with OCVs. At this level of coverage, the model predicts that there would be an  89% (95% confidence interval [CI] 72%-98%) reduction in cholera cases among the  unvaccinated, and a 93% (95% CI 82%-99%) reduction overall in the entire  population. Even a more modest coverage of 30% would result in a 76% (95% CI  44%-95%) reduction in cholera incidence for the population area covered. For  populations that have less natural immunity than the population of Matlab, 70%  coverage would probably be necessary for cholera control, i.e., an annual  incidence rate of &lt; or = 1 case per 1,000 people in the population. CONCLUSIONS:  Endemic cholera could be reduced to an annual incidence rate of &lt; or = 1 case per  1,000 people in endemic areas with biennial vaccination with OCVs if coverage  could reach 50%-70% depending on the level of prior immunity in the population.  These vaccination efforts could be targeted with careful use of ecological data.","container-title":"PLoS medicine","DOI":"10.1371/journal.pmed.0040336","ISSN":"1549-1676 1549-1277","issue":"11","journalAbbreviation":"PLoS Med","language":"eng","page":"e336","title":"Controlling endemic cholera with oral vaccines.","volume":"4","author":[{"family":"Longini","given":"Ira M. Jr"},{"family":"Nizam","given":"Azhar"},{"family":"Ali","given":"Mohammad"},{"family":"Yunus","given":"Mohammad"},{"family":"Shenvi","given":"Neeta"},{"family":"Clemens","given":"John D."}],"issued":{"date-parts":[["2007",11,27]]},"citation-key":"longiniControllingEndemicCholera2007"}}],"schema":"https://github.com/citation-style-language/schema/raw/master/csl-citation.json"} </w:instrText>
-      </w:r>
-      <w:r>
-        <w:rPr>
-          <w:highlight w:val="yellow"/>
-        </w:rPr>
-        <w:fldChar w:fldCharType="separate"/>
-      </w:r>
-      <w:r>
-        <w:rPr>
-          <w:rFonts w:cs="Times New Roman"/>
-          <w:vertAlign w:val="superscript"/>
-        </w:rPr>
-        <w:t>79</w:t>
-      </w:r>
-      <w:r>
-        <w:rPr>
-          <w:highlight w:val="yellow"/>
-        </w:rPr>
-        <w:fldChar w:fldCharType="end"/>
-      </w:r>
-      <w:r>
-        <w:rPr>
-          <w:rFonts w:hint="eastAsia"/>
-          <w:highlight w:val="yellow"/>
-        </w:rPr>
-        <w:t>, Indonesia, Nigeria, and Uganda</w:t>
-      </w:r>
-      <w:r>
-        <w:rPr>
-          <w:highlight w:val="yellow"/>
-        </w:rPr>
-        <w:fldChar w:fldCharType="begin"/>
-      </w:r>
-      <w:r>
-        <w:rPr>
-          <w:highlight w:val="yellow"/>
-        </w:rPr>
-        <w:instrText xml:space="preserve"> ADDIN ZOTERO_ITEM CSL_CITATION {"citationID":"P0XNeos8","properties":{"formattedCitation":"\\super 80\\nosupersub{}","plainCitation":"80","noteIndex":0},"citationItems":[{"id":5887,"uris":["http://zotero.org/users/7663102/items/9S6TNLQC"],"itemData":{"id":5887,"type":"article-journal","abstract":"BACKGROUND: Impact evaluation of vaccination programs is necessary for making decisions to introduce oral cholera vaccines (OCVs) in cholera-endemic countries. METHODS: We analyzed data to forecast the future global burden of cholera. We developed a mathematical model of cholera transmission in three countries as examples: Nigeria, Uganda, and Indonesia. After fitting the model, we evaluated the impact of OCVs delivered in four vaccination strategies varying by target age group and frequency of vaccination over the period of 2015-2030. RESULTS: Data suggest that the global annual incidence of cholera will increase from 3046238 in 2015 to 3787385 in 2030 with the highest burden in Asia and Africa where overall population size is large and the proportion of population with access to improved sanitation facilities is low. We estimate that OCV will reduce the cumulative incidence of cholera by half in Indonesia and &gt;80% in Nigeria and Uganda when delivered to 1+ year olds every three years at a coverage rate of 50%, although cholera may persist through higher coverage rates (i.e., &gt;90%). The proportion of person-to-person transmission compared to water-to-person transmission is positively correlated with higher vaccination impact in all three countries. CONCLUSIONS: Periodic OCV vaccination every three or five years can significantly reduce the global burden of cholera although cholera may persist even with high OCV coverage. Vaccination impact will likely vary depending on local epidemiological conditions including age distribution of cases and relative contribution of different transmission routes.","container-title":"Vaccine","DOI":"10.1016/j.vaccine.2016.03.004","issue":"18","language":"eng","page":"2113-2120","title":"Impact of oral cholera vaccines in cholera-endemic countries: A mathematical modeling study","volume":"34","author":[{"family":"Kim","given":"Jong-Hoon"},{"family":"Mogasale","given":"Vittal"},{"family":"Burgess","given":"Colleen"},{"family":"Wierzba","given":"Thomas F."}],"issued":{"date-parts":[["2016"]]},"citation-key":"kim2016"}}],"schema":"https://github.com/citation-style-language/schema/raw/master/csl-citation.json"} </w:instrText>
-      </w:r>
-      <w:r>
-        <w:rPr>
-          <w:highlight w:val="yellow"/>
-        </w:rPr>
-        <w:fldChar w:fldCharType="separate"/>
-      </w:r>
-      <w:r>
-        <w:rPr>
-          <w:rFonts w:cs="Times New Roman"/>
-          <w:vertAlign w:val="superscript"/>
-        </w:rPr>
-        <w:t>80</w:t>
-      </w:r>
-      <w:r>
-        <w:rPr>
-          <w:highlight w:val="yellow"/>
-        </w:rPr>
-        <w:fldChar w:fldCharType="end"/>
-      </w:r>
-      <w:r>
-        <w:rPr>
-          <w:rFonts w:hint="eastAsia"/>
-          <w:highlight w:val="yellow"/>
-        </w:rPr>
-        <w:t xml:space="preserve">, </w:t>
-      </w:r>
-      <w:r>
-        <w:rPr>
-          <w:rFonts w:hint="eastAsia"/>
-          <w:highlight w:val="yellow"/>
-        </w:rPr>
-        <w:t xml:space="preserve"> and </w:t>
-      </w:r>
-      <w:r>
-        <w:rPr>
-          <w:rFonts w:hint="eastAsia"/>
-          <w:highlight w:val="yellow"/>
-        </w:rPr>
-        <w:t>Guinea, Haiti, Zimbabwe, Haiti,</w:t>
-      </w:r>
-      <w:r>
-        <w:rPr>
-          <w:highlight w:val="yellow"/>
-        </w:rPr>
-        <w:fldChar w:fldCharType="begin"/>
-      </w:r>
-      <w:r>
-        <w:rPr>
-          <w:highlight w:val="yellow"/>
-        </w:rPr>
-        <w:instrText xml:space="preserve"> ADDIN ZOTERO_ITEM CSL_CITATION {"citationID":"BO70MNDX","properties":{"formattedCitation":"\\super 14\\nosupersub{}","plainCitation":"14","noteIndex":0},"citationItems":[{"id":"LX0Qu1LM/mzBA3b1G","uris":["http://zotero.org/users/local/xDVOxgbN/items/D9HE3GUQ"],"itemData":{"id":"JohsOuRT/enyouzEn","type":"article-journal","container-title":"PLOS Medicine","DOI":"10.1371/journal.pmed.1001867","ISSN":"1549-1676","issue":"8","journalAbbreviation":"PLoS Med","language":"en","page":"e1001867","source":"DOI.org (Crossref)","title":"The Impact of a One-Dose versus Two-Dose Oral Cholera Vaccine Regimen in Outbreak Settings: A Modeling Study","title-short":"The Impact of a One-Dose versus Two-Dose Oral Cholera Vaccine Regimen in Outbreak Settings","volume":"12","author":[{"family":"Azman","given":"Andrew S."},{"family":"Luquero","given":"Francisco J."},{"family":"Ciglenecki","given":"Iza"},{"family":"Grais","given":"Rebecca F."},{"family":"Sack","given":"David A."},{"family":"Lessler","given":"Justin"}],"editor":[{"family":"Kretzschmar","given":"Mirjam E. E."}],"issued":{"date-parts":[["2015",8,25]]}}}],"schema":"https://github.com/citation-style-language/schema/raw/master/csl-citation.json"} </w:instrText>
-      </w:r>
-      <w:r>
-        <w:rPr>
-          <w:highlight w:val="yellow"/>
-        </w:rPr>
-        <w:fldChar w:fldCharType="separate"/>
-      </w:r>
-      <w:r>
-        <w:rPr>
-          <w:rFonts w:cs="Times New Roman"/>
-          <w:vertAlign w:val="superscript"/>
-        </w:rPr>
-        <w:t>14</w:t>
-      </w:r>
-      <w:r>
-        <w:rPr>
-          <w:highlight w:val="yellow"/>
-        </w:rPr>
-        <w:fldChar w:fldCharType="end"/>
-      </w:r>
-      <w:r>
-        <w:rPr>
-          <w:rFonts w:hint="eastAsia"/>
-          <w:highlight w:val="yellow"/>
-        </w:rPr>
-        <w:t xml:space="preserve"> have</w:t>
-      </w:r>
-      <w:r>
-        <w:rPr>
-          <w:rFonts w:hint="eastAsia"/>
-          <w:highlight w:val="yellow"/>
-        </w:rPr>
-        <w:t xml:space="preserve"> </w:t>
-      </w:r>
-      <w:r>
-        <w:rPr>
-          <w:rFonts w:hint="eastAsia"/>
-          <w:highlight w:val="yellow"/>
-        </w:rPr>
-        <w:t>reported</w:t>
-      </w:r>
-      <w:r>
-        <w:rPr>
-          <w:rFonts w:hint="eastAsia"/>
-          <w:highlight w:val="yellow"/>
-        </w:rPr>
-        <w:t xml:space="preserve"> higher efficiencies</w:t>
-      </w:r>
-      <w:r>
-        <w:rPr>
-          <w:rFonts w:hint="eastAsia"/>
-          <w:highlight w:val="yellow"/>
-        </w:rPr>
-        <w:t xml:space="preserve">, these </w:t>
-      </w:r>
-      <w:r>
-        <w:rPr>
-          <w:rFonts w:hint="eastAsia"/>
-          <w:highlight w:val="yellow"/>
-        </w:rPr>
-        <w:t>were limited to</w:t>
-      </w:r>
-      <w:r>
-        <w:rPr>
-          <w:rFonts w:hint="eastAsia"/>
-          <w:highlight w:val="yellow"/>
-        </w:rPr>
-        <w:t xml:space="preserve"> a few </w:t>
-      </w:r>
-      <w:r>
-        <w:rPr>
-          <w:rFonts w:hint="eastAsia"/>
-          <w:highlight w:val="yellow"/>
-        </w:rPr>
-        <w:t xml:space="preserve">large </w:t>
-      </w:r>
-      <w:r>
-        <w:rPr>
-          <w:rFonts w:hint="eastAsia"/>
-          <w:highlight w:val="yellow"/>
-        </w:rPr>
-        <w:t xml:space="preserve">outbreaks that may likely </w:t>
-      </w:r>
-      <w:r>
-        <w:rPr>
-          <w:rFonts w:hint="eastAsia"/>
-          <w:highlight w:val="yellow"/>
-        </w:rPr>
-        <w:t>overestimate average performance</w:t>
-      </w:r>
-      <w:r>
-        <w:rPr>
-          <w:rFonts w:hint="eastAsia"/>
-          <w:highlight w:val="yellow"/>
-        </w:rPr>
-        <w:t>.</w:t>
-      </w:r>
-      <w:r>
-        <w:rPr>
-          <w:rFonts w:hint="eastAsia"/>
-        </w:rPr>
-        <w:t xml:space="preserve"> </w:t>
-      </w:r>
-      <w:r>
-        <w:rPr>
-          <w:rFonts w:hint="eastAsia"/>
-        </w:rPr>
-        <w:t>Likewise</w:t>
-      </w:r>
-      <w:r>
-        <w:t xml:space="preserve">, our </w:t>
-      </w:r>
-      <w:r>
-        <w:rPr>
-          <w:rFonts w:hint="eastAsia"/>
-        </w:rPr>
-        <w:t xml:space="preserve">estimated </w:t>
-      </w:r>
-      <w:r>
-        <w:t>cost per DALY averted (~US $</w:t>
-      </w:r>
-      <w:r>
-        <w:t>24,770</w:t>
-      </w:r>
-      <w:r>
-        <w:rPr>
-          <w:rFonts w:hint="eastAsia"/>
-        </w:rPr>
-        <w:t xml:space="preserve"> and </w:t>
-      </w:r>
-      <w:r>
-        <w:t>US $</w:t>
-      </w:r>
-      <w:r>
-        <w:t>2,97</w:t>
-      </w:r>
-      <w:r>
-        <w:rPr>
-          <w:rFonts w:hint="eastAsia"/>
-        </w:rPr>
-        <w:t xml:space="preserve">7 </w:t>
-      </w:r>
-      <w:r>
-        <w:t>for</w:t>
-      </w:r>
-      <w:r>
-        <w:rPr>
-          <w:rFonts w:hint="eastAsia"/>
-        </w:rPr>
-        <w:t xml:space="preserve"> </w:t>
-      </w:r>
-      <w:r>
-        <w:t xml:space="preserve">random </w:t>
-      </w:r>
-      <w:r>
-        <w:lastRenderedPageBreak/>
-        <w:t>targeting</w:t>
-      </w:r>
-      <w:r>
-        <w:rPr>
-          <w:rFonts w:hint="eastAsia"/>
-        </w:rPr>
-        <w:t xml:space="preserve"> and the top quartile by attack rate</w:t>
-      </w:r>
-      <w:r>
-        <w:rPr>
-          <w:rFonts w:hint="eastAsia"/>
-        </w:rPr>
-        <w:t xml:space="preserve">, </w:t>
-      </w:r>
-      <w:r>
-        <w:rPr>
-          <w:rFonts w:hint="eastAsia"/>
-        </w:rPr>
-        <w:t xml:space="preserve">with </w:t>
-      </w:r>
-      <w:r>
-        <w:rPr>
-          <w:rFonts w:hint="eastAsia"/>
-        </w:rPr>
-        <w:t xml:space="preserve">ORIs </w:t>
-      </w:r>
-      <w:r>
-        <w:rPr>
-          <w:rFonts w:hint="eastAsia"/>
-        </w:rPr>
-        <w:t>in week 1</w:t>
-      </w:r>
-      <w:r>
-        <w:t xml:space="preserve">) falls within previously reported </w:t>
-      </w:r>
-      <w:r>
-        <w:rPr>
-          <w:rFonts w:hint="eastAsia"/>
-        </w:rPr>
-        <w:t>ranges</w:t>
-      </w:r>
-      <w:r>
-        <w:t xml:space="preserve"> (US $1,800–21,000 per DALY averted)</w:t>
-      </w:r>
-      <w:r>
-        <w:rPr>
-          <w:rFonts w:hint="eastAsia"/>
-        </w:rPr>
-        <w:t xml:space="preserve"> f</w:t>
-      </w:r>
-      <w:r>
-        <w:rPr>
-          <w:rFonts w:hint="eastAsia"/>
-        </w:rPr>
-        <w:t>o</w:t>
-      </w:r>
-      <w:r>
-        <w:rPr>
-          <w:rFonts w:hint="eastAsia"/>
-        </w:rPr>
-        <w:t xml:space="preserve">r </w:t>
-      </w:r>
-      <w:r>
-        <w:rPr>
-          <w:rFonts w:hint="eastAsia"/>
-        </w:rPr>
-        <w:t xml:space="preserve">two-dose </w:t>
-      </w:r>
-      <w:r>
-        <w:t xml:space="preserve">preventive campaigns in </w:t>
-      </w:r>
-      <w:r>
-        <w:rPr>
-          <w:rFonts w:hint="eastAsia"/>
-        </w:rPr>
-        <w:t xml:space="preserve">sub-Saharan </w:t>
-      </w:r>
-      <w:r>
-        <w:t>Africa</w:t>
-      </w:r>
-      <w:r>
-        <w:rPr>
-          <w:rFonts w:hint="eastAsia"/>
-        </w:rPr>
-        <w:t>.</w:t>
-      </w:r>
-      <w:r>
-        <w:fldChar w:fldCharType="begin"/>
-      </w:r>
-      <w:r>
-        <w:instrText xml:space="preserve"> ADDIN ZOTERO_ITEM CSL_CITATION {"citationID":"tU7LCSAB","properties":{"formattedCitation":"\\super 72\\nosupersub{}","plainCitation":"72","noteIndex":0},"citationItems":[{"id":"LX0Qu1LM/9MqWsMhw","uris":["http://zotero.org/users/local/xDVOxgbN/items/9SKJXDU4"],"itemData":{"id":"JohsOuRT/32WaInX3","type":"article-journal","container-title":"PLOS Medicine","DOI":"10.1371/journal.pmed.1003003","ISSN":"1549-1676","issue":"12","journalAbbreviation":"PLoS Med","language":"en","page":"e1003003","source":"DOI.org (Crossref)","title":"The projected impact of geographic targeting of oral cholera vaccination in sub-Saharan Africa: A modeling study","title-short":"The projected impact of geographic targeting of oral cholera vaccination in sub-Saharan Africa","volume":"16","author":[{"family":"Lee","given":"Elizabeth C."},{"family":"Azman","given":"Andrew S."},{"family":"Kaminsky","given":"Joshua"},{"family":"Moore","given":"Sean M."},{"family":"McKay","given":"Heather S."},{"family":"Lessler","given":"Justin"}],"editor":[{"family":"Kretzschmar","given":"Mirjam E. E."}],"issued":{"date-parts":[["2019",12,11]]}}}],"schema":"https://github.com/citation-style-language/schema/raw/master/csl-citation.json"} </w:instrText>
-      </w:r>
-      <w:r>
-        <w:fldChar w:fldCharType="separate"/>
-      </w:r>
-      <w:r>
-        <w:rPr>
-          <w:rFonts w:cs="Times New Roman"/>
-          <w:vertAlign w:val="superscript"/>
-        </w:rPr>
-        <w:t>72</w:t>
-      </w:r>
-      <w:r>
-        <w:fldChar w:fldCharType="end"/>
-      </w:r>
-      <w:r>
-        <w:t xml:space="preserve"> </w:t>
-      </w:r>
-      <w:r>
-        <w:rPr>
-          <w:rFonts w:hint="eastAsia"/>
-        </w:rPr>
-        <w:t xml:space="preserve"> </w:t>
+      <w:pPr>
+        <w:pStyle w:val="Heading2"/>
+      </w:pPr>
+      <w:bookmarkStart w:id="31" w:name="_Toc184909210"/>
+      <w:r>
+        <w:t>Conclusion</w:t>
+      </w:r>
+      <w:bookmarkEnd w:id="31"/>
+    </w:p>
+    <w:p>
+      <w:r>
+        <w:rPr>
+          <w:rFonts w:hint="eastAsia"/>
+        </w:rPr>
+        <w:t>O</w:t>
+      </w:r>
+      <w:r>
+        <w:t>ur study quantifies the health and economic benefits of timely and strategically targeted OCV outbreak response across diverse epidemiological settings in sub-Saharan Africa. Rapid ORI implementation and prioritization of large, prolonged, or high–attack-rate outbreaks can maximize health gains and cost-effectiveness, even under vaccine supply constraints. Strengthening surveillance, improving predictive tools, and ensuring rapid vaccine deployment will be essential to realize the full potential of reactive cholera vaccination.</w:t>
       </w:r>
     </w:p>
     <w:p/>
     <w:p>
-      <w:r>
-        <w:t xml:space="preserve">Despite its </w:t>
-      </w:r>
-      <w:r>
-        <w:rPr>
-          <w:rFonts w:hint="eastAsia"/>
-        </w:rPr>
-        <w:t>strengths</w:t>
-      </w:r>
-      <w:r>
-        <w:t xml:space="preserve">, our </w:t>
-      </w:r>
-      <w:r>
-        <w:rPr>
-          <w:rFonts w:hint="eastAsia"/>
-        </w:rPr>
-        <w:t>study</w:t>
-      </w:r>
-      <w:r>
-        <w:t xml:space="preserve"> </w:t>
-      </w:r>
-      <w:r>
-        <w:rPr>
-          <w:rFonts w:hint="eastAsia"/>
-        </w:rPr>
-        <w:t xml:space="preserve">has </w:t>
-      </w:r>
-      <w:r>
-        <w:t xml:space="preserve">several limitations. </w:t>
-      </w:r>
-      <w:r>
-        <w:t xml:space="preserve">First, we assumed uniform vaccine coverage within administrative units, which may underestimate the </w:t>
-      </w:r>
-      <w:r>
-        <w:rPr>
-          <w:rFonts w:hint="eastAsia"/>
-        </w:rPr>
-        <w:t>efficiency</w:t>
-      </w:r>
-      <w:r>
-        <w:t xml:space="preserve"> of </w:t>
-      </w:r>
-      <w:r>
-        <w:rPr>
-          <w:rFonts w:hint="eastAsia"/>
-        </w:rPr>
-        <w:t>s</w:t>
-      </w:r>
-      <w:r>
-        <w:t>patially focused strategies such as case-area targeted interventions</w:t>
-      </w:r>
-      <w:r>
-        <w:fldChar w:fldCharType="begin"/>
-      </w:r>
-      <w:r>
-        <w:instrText xml:space="preserve"> ADDIN ZOTERO_ITEM CSL_CITATION {"citationID":"TnNKrFWO","properties":{"formattedCitation":"\\super 5,81\\uc0\\u8211{}83\\nosupersub{}","plainCitation":"5,81–83","noteIndex":0},"citationItems":[{"id":"LX0Qu1LM/XFVcQNpG","uris":["http://zotero.org/users/local/xDVOxgbN/items/3KCFPCDX"],"itemData":{"id":"uzNuC9xx/prXsVH16","type":"article-journal","container-title":"PLOS Medicine","DOI":"10.1371/journal.pmed.1002509","ISSN":"1549-1676","issue":"2","journalAbbreviation":"PLoS Med","language":"en","page":"e1002509","source":"DOI.org (Crossref)","title":"The potential impact of case-area targeted interventions in response to cholera outbreaks: A modeling study","title-short":"The potential impact of case-area targeted interventions in response to cholera outbreaks","volume":"15","author":[{"family":"Finger","given":"Flavio"},{"family":"Bertuzzo","given":"Enrico"},{"family":"Luquero","given":"Francisco J."},{"family":"Naibei","given":"Nathan"},{"family":"Touré","given":"Brahima"},{"family":"Allan","given":"Maya"},{"family":"Porten","given":"Klaudia"},{"family":"Lessler","given":"Justin"},{"family":"Rinaldo","given":"Andrea"},{"family":"Azman","given":"Andrew S."}],"editor":[{"family":"Von Seidlein","given":"Lorenz"}],"issued":{"date-parts":[["2018",2,27]]}}},{"id":15178,"uris":["http://zotero.org/users/7663102/items/ZIFQRHRQ"],"itemData":{"id":15178,"type":"article-journal","abstract":"BACKGROUND: Cholera is a major cause of mortality and morbidity in low-resource and humanitarian settings. It is transmitted by fecal-oral route, and the infection risk is higher to those living in and near cholera cases. Rapid identification of cholera cases and implementation of measures to prevent subsequent transmission around cases may be an efficient strategy to reduce the size and scale of cholera outbreaks.\nMETHODOLOGY/PRINCIPLE FINDINGS: We investigated implementation of cholera case-area targeted interventions (CATIs) using systematic reviews and case studies. We identified 11 peer-reviewed and eight grey literature articles documenting CATIs and completed 30 key informant interviews in case studies in Democratic Republic of Congo, Haiti, Yemen, and Zimbabwe. We documented 15 outbreaks in 12 countries where CATIs were used. The team composition and the interventions varied, with water, sanitation, and hygiene interventions implemented more commonly than those of health. Alert systems triggering interventions were diverse ranging from suspected cholera cases to culture confirmed cases. Selection of high-risk households around the case household was inconsistent and ranged from only one case to approximately 100 surrounding households with different methods of selecting them. Coordination among actors and integration between sectors were consistently reported as challenging. Delays in sharing case information impeded rapid implementation of this approach, while evaluation of the effectiveness of interventions varied.\nCONCLUSIONS/SIGNIFICANCE: CATIs appear effective in reducing cholera outbreaks, but there is limited and context specific evidence of their effectiveness in reducing the incidence of cholera cases and lack of guidance for their consistent implementation. We propose to 1) use uniform cholera case definitions considering a local capacity to trigger alert; 2) evaluate the effectiveness of individual or sets of interventions to interrupt cholera, and establish a set of evidence-based interventions; 3) establish criteria to select high-risk households; and 4) improve coordination and data sharing amongst actors and facilitate integration among sectors to strengthen CATI approaches in cholera outbreaks.","container-title":"PLoS neglected tropical diseases","DOI":"10.1371/journal.pntd.0010042","ISSN":"1935-2735","issue":"12","journalAbbreviation":"PLoS Negl Trop Dis","language":"eng","note":"PMID: 34919551\nPMCID: PMC8719662","page":"e0010042","source":"PubMed","title":"Case-area targeted preventive interventions to interrupt cholera transmission: Current implementation practices and lessons learned","title-short":"Case-area targeted preventive interventions to interrupt cholera transmission","volume":"15","author":[{"family":"Sikder","given":"Mustafa"},{"family":"Altare","given":"Chiara"},{"family":"Doocy","given":"Shannon"},{"family":"Trowbridge","given":"Daniella"},{"family":"Kaur","given":"Gurpreet"},{"family":"Kaushal","given":"Natasha"},{"family":"Lyles","given":"Emily"},{"family":"Lantagne","given":"Daniele"},{"family":"Azman","given":"Andrew S."},{"family":"Spiegel","given":"Paul"}],"issued":{"date-parts":[["2021",12]]},"citation-key":"sikderCaseareaTargetedPreventive2021"}},{"id":15166,"uris":["http://zotero.org/users/7663102/items/HLFJ79SF"],"itemData":{"id":15166,"type":"article-journal","abstract":"BACKGROUND: Cholera outbreaks are on the rise globally, with conflict-affected settings particularly at risk. Case-area targeted interventions (CATIs), a strategy whereby teams provide a package of interventions to case and neighboring households within a predefined \"ring,\" are increasingly employed in cholera responses. However, evidence on their ability to attenuate incidence is limited.\nMETHODS AND FINDINGS: We conducted a prospective observational cohort study in 3 conflict-affected states in Nigeria in 2021. Enumerators within rapid response teams observed CATI implementation during a cholera outbreak and collected data on household demographics; existing water, sanitation, and hygiene (WASH) infrastructure; and CATI interventions. Descriptive statistics showed that CATIs were delivered to 46,864 case and neighbor households, with 80.0% of cases and 33.5% of neighbors receiving all intended supplies and activities, in a context with operational challenges of population density, supply stock outs, and security constraints. We then applied prospective Poisson space-time scan statistics (STSS) across 3 models for each state: (1) an unadjusted model with case and population data; (2) an environmentally adjusted model adjusting for distance to cholera treatment centers and existing WASH infrastructure (improved water source, improved latrine, and handwashing station); and (3) a fully adjusted model adjusting for environmental and CATI variables (supply of Aquatabs and soap, hygiene promotion, bedding and latrine disinfection activities, ring coverage, and response timeliness). We ran the STSS each day of our study period to evaluate the space-time dynamics of the cholera outbreaks. Compared to the unadjusted model, significant cholera clustering was attenuated in the environmentally adjusted model (from 572 to 18 clusters) but there was still risk of cholera transmission. Two states still yielded significant clusters (range 8-10 total clusters, relative risk of 2.2-5.5, 16.6-19.9 day duration, including 11.1-56.8 cholera cases). Cholera clustering was completely attenuated in the fully adjusted model, with no significant anomalous clusters across time and space. Associated measures including quantity, relative risk, significance, likelihood of recurrence, size, and duration of clusters reinforced the results. Key limitations include selection bias, remote data monitoring, and the lack of a control group.\nCONCLUSIONS: CATIs were associated with significant reductions in cholera clustering in Northeast Nigeria despite operational challenges. Our results provide a strong justification for rapid implementation and scale-up CATIs in cholera-response, particularly in conflict settings where WASH access is often limited.","container-title":"PLoS medicine","DOI":"10.1371/journal.pmed.1004404","ISSN":"1549-1676","issue":"5","journalAbbreviation":"PLoS Med","language":"eng","note":"PMID: 38728366\nPMCID: PMC11149837","page":"e1004404","source":"PubMed","title":"Case-area targeted interventions during a large-scale cholera epidemic: A prospective cohort study in Northeast Nigeria","title-short":"Case-area targeted interventions during a large-scale cholera epidemic","volume":"21","author":[{"family":"OKeeffe","given":"Jennifer"},{"family":"Salem-Bango","given":"Lindsay"},{"family":"Desjardins","given":"Michael R."},{"family":"Lantagne","given":"Daniele"},{"family":"Altare","given":"Chiara"},{"family":"Kaur","given":"Gurpreet"},{"family":"Heath","given":"Thomas"},{"family":"Rangaiya","given":"Kanaganathan"},{"family":"Obroh","given":"Patricia Oke-Oghene"},{"family":"Audu","given":"Ahmadu"},{"family":"Lecuyot","given":"Baptiste"},{"family":"Zoungrana","given":"Timothée"},{"family":"Ihemezue","given":"Emmanuel Emeka"},{"family":"Aye","given":"Solomon"},{"family":"Sikder","given":"Mustafa"},{"family":"Doocy","given":"Shannon"},{"family":"Wang","given":"Qiulin"},{"family":"Xiao","given":"Melody"},{"family":"Spiegel","given":"Paul B."}],"issued":{"date-parts":[["2024",5]]},"citation-key":"okeeffeCaseareaTargetedInterventions2024"}},{"id":15172,"uris":["http://zotero.org/users/7663102/items/YDFYAS8X"],"itemData":{"id":15172,"type":"article-journal","abstract":"Cholera outbreaks primarily occur in areas lacking adequate water, sanitation, and hygiene (WASH), and infection can cause severe dehydration and death. As individuals living near cholera cases are more likely to contract cholera, case-area targeted interventions (CATI), where a response team visits case and neighbor households and conducts WASH and/or epidemiological interventions, are increasingly implemented to interrupt cholera transmission. As part of a multi-pronged evaluation on whether CATIs reduce cholera transmission, we compared two organizations' standard operating procedures (SOPs) with information from key informant interviews with 26 staff at national/headquarters and field levels who implemented CATIs in Nigeria in 2021. While organizations generally adhered to SOPs during implementation, deviations related to accessing case household and neighbor household selection were made due to incomplete line lists, high population density, and insufficient staffing and materials. We recommend reducing the CATI radius, providing more explicit context-specific guidance in SOPs, adopting more measures to ensure sufficient staffing and supplies, improving surveillance and data management, and strengthening risk communication and community engagement. The qualitative results herein will inform future quantitative analysis to provide recommendations for overall CATI implementation in future cholera responses in fragile contexts.","container-title":"PLoS neglected tropical diseases","DOI":"10.1371/journal.pntd.0011298","ISSN":"1935-2735","issue":"4","journalAbbreviation":"PLoS Negl Trop Dis","language":"eng","note":"PMID: 37115769\nPMCID: PMC10171589","page":"e0011298","source":"PubMed","title":"Implementation considerations in case-area targeted interventions to prevent cholera transmission in Northeast Nigeria: A qualitative analysis","title-short":"Implementation considerations in case-area targeted interventions to prevent cholera transmission in Northeast Nigeria","volume":"17","author":[{"family":"Kaur","given":"Gurpreet"},{"family":"Salem-Bango","given":"Lindsay"},{"family":"Nery","given":"Ana Leticia Melquiades Dos Santos"},{"family":"Solomon","given":"Emmanuel Chimda"},{"family":"Ihemezue","given":"Emmanuel"},{"family":"Kelly","given":"Christine"},{"family":"Altare","given":"Chiara"},{"family":"Azman","given":"Andrew S."},{"family":"Spiegel","given":"Paul B."},{"family":"Lantagne","given":"Daniele"}],"issued":{"date-parts":[["2023",4]]},"citation-key":"kaurImplementationConsiderationsCasearea2023"}}],"schema":"https://github.com/citation-style-language/schema/raw/master/csl-citation.json"} </w:instrText>
-      </w:r>
-      <w:r>
-        <w:fldChar w:fldCharType="separate"/>
-      </w:r>
-      <w:r>
-        <w:rPr>
-          <w:rFonts w:cs="Times New Roman"/>
-          <w:vertAlign w:val="superscript"/>
-        </w:rPr>
-        <w:t>5,81–83</w:t>
-      </w:r>
-      <w:r>
-        <w:fldChar w:fldCharType="end"/>
-      </w:r>
-      <w:r>
-        <w:t xml:space="preserve"> or </w:t>
-      </w:r>
-      <w:r>
-        <w:rPr>
-          <w:rFonts w:hint="eastAsia"/>
-        </w:rPr>
-        <w:t xml:space="preserve">district-level </w:t>
-      </w:r>
-      <w:r>
-        <w:t>geographic targeting</w:t>
-      </w:r>
-      <w:r>
-        <w:rPr>
-          <w:rFonts w:hint="eastAsia"/>
-        </w:rPr>
-        <w:t>.</w:t>
-      </w:r>
-      <w:r>
-        <w:fldChar w:fldCharType="begin"/>
-      </w:r>
-      <w:r>
-        <w:instrText xml:space="preserve"> ADDIN ZOTERO_ITEM CSL_CITATION {"citationID":"Y7oxy3SL","properties":{"formattedCitation":"\\super 72,78\\nosupersub{}","plainCitation":"72,78","noteIndex":0},"citationItems":[{"id":"LX0Qu1LM/9MqWsMhw","uris":["http://zotero.org/users/local/xDVOxgbN/items/9SKJXDU4"],"itemData":{"id":"uzNuC9xx/LKQ0djug","type":"article-journal","container-title":"PLOS Medicine","DOI":"10.1371/journal.pmed.1003003","ISSN":"1549-1676","issue":"12","journalAbbreviation":"PLoS Med","language":"en","page":"e1003003","source":"DOI.org (Crossref)","title":"The projected impact of geographic targeting of oral cholera vaccination in sub-Saharan Africa: A modeling study","title-short":"The projected impact of geographic targeting of oral cholera vaccination in sub-Saharan Africa","volume":"16","author":[{"family":"Lee","given":"Elizabeth C."},{"family":"Azman","given":"Andrew S."},{"family":"Kaminsky","given":"Joshua"},{"family":"Moore","given":"Sean M."},{"family":"McKay","given":"Heather S."},{"family":"Lessler","given":"Justin"}],"editor":[{"family":"Kretzschmar","given":"Mirjam E. E."}],"issued":{"date-parts":[["2019",12,11]]}}},{"id":11595,"uris":["http://zotero.org/users/7663102/items/3RFUD84K"],"itemData":{"id":11595,"type":"article-journal","abstract":"Systematic testing for Vibrio cholerae O1 is rare, which means that the world’s limited supply of oral cholera vaccines (OCVs) may not be delivered to areas with the highest true cholera burden. Here we used a phenomenological model with subnational geographic targeting and fine-scale vaccine effects to model how expanding V. cholerae testing affected impact and cost-effectiveness for preventive vaccination campaigns across different bacteriological confirmation and vaccine targeting assumptions in 35 African countries. Systematic testing followed by OCV targeting based on confirmed cholera yielded higher efficiency and cost-effectiveness and slightly fewer averted cases than status quo scenarios targeting suspected cholera. Targeting vaccine to populations with an annual incidence rate greater than 10 per 10,000, the testing scenario averted 10.8 (95% prediction interval (PI) 9.4–12.6) cases per 1,000 fully vaccinated persons while the status quo scenario averted 6.9 (95% PI 6.0–7.8) cases per 1,000 fully vaccinated persons. In the testing scenario, testing costs increased by US$31 (95% PI 25–39) while vaccination costs reduced by US$248 (95% PI 176–326) per averted case compared to the status quo. Introduction of systematic testing into cholera surveillance could improve efficiency and reach of global OCV supply for preventive vaccination.","container-title":"Nature Medicine","DOI":"10.1038/s41591-024-02852-8","ISSN":"1546-170X","journalAbbreviation":"Nat Med","language":"en","license":"2024 The Author(s)","note":"publisher: Nature Publishing Group","page":"1-7","source":"www.nature.com","title":"Enhanced cholera surveillance to improve vaccination campaign efficiency","author":[{"family":"Xu","given":"Hanmeng"},{"family":"Zou","given":"Kaiyue"},{"family":"Dent","given":"Juan"},{"family":"Wiens","given":"Kirsten E."},{"family":"Malembaka","given":"Espoir Bwenge"},{"family":"Bwire","given":"Godfrey"},{"family":"Okitayemba","given":"Placide Welo"},{"family":"Hampton","given":"Lee M."},{"family":"Azman","given":"Andrew S."},{"family":"Lee","given":"Elizabeth C."}],"issued":{"date-parts":[["2024",3,5]]},"citation-key":"xuEnhancedCholeraSurveillance2024"}}],"schema":"https://github.com/citation-style-language/schema/raw/master/csl-citation.json"} </w:instrText>
-      </w:r>
-      <w:r>
-        <w:fldChar w:fldCharType="separate"/>
-      </w:r>
-      <w:r>
-        <w:rPr>
-          <w:rFonts w:cs="Times New Roman"/>
-          <w:vertAlign w:val="superscript"/>
-        </w:rPr>
-        <w:t>72,78</w:t>
-      </w:r>
-      <w:r>
-        <w:fldChar w:fldCharType="end"/>
-      </w:r>
-      <w:r>
-        <w:t xml:space="preserve"> Conversely, </w:t>
-      </w:r>
-      <w:r>
-        <w:rPr>
-          <w:rFonts w:hint="eastAsia"/>
-        </w:rPr>
-        <w:t xml:space="preserve">unaccounted </w:t>
-      </w:r>
-      <w:r>
-        <w:t>vaccine wastage</w:t>
-      </w:r>
-      <w:r>
-        <w:fldChar w:fldCharType="begin"/>
-      </w:r>
-      <w:r>
-        <w:instrText xml:space="preserve"> ADDIN ZOTERO_ITEM CSL_CITATION {"citationID":"dwlotRU0","properties":{"formattedCitation":"\\super 84\\nosupersub{}","plainCitation":"84","noteIndex":0},"citationItems":[{"id":14926,"uris":["http://zotero.org/users/7663102/items/RG8HI75U"],"itemData":{"id":14926,"type":"article-journal","abstract":"Justin Lessler and colleagues describe a method that estimates the fraction of a population accessible to vaccination activities, and they apply it to measles vaccination in three African countries: Ghana, Madagascar, and Sierra Leone.","container-title":"PLOS Medicine","DOI":"10.1371/journal.pmed.1001110","ISSN":"1549-1676","issue":"10","journalAbbreviation":"PLoS Med","language":"en","note":"publisher: Public Library of Science","page":"e1001110","source":"PLoS Journals","title":"Measuring the Performance of Vaccination Programs Using Cross-Sectional Surveys: A Likelihood Framework and Retrospective Analysis","title-short":"Measuring the Performance of Vaccination Programs Using Cross-Sectional Surveys","volume":"8","author":[{"family":"Lessler","given":"Justin"},{"family":"Metcalf","given":"C. Jessica E."},{"family":"Grais","given":"Rebecca F."},{"family":"Luquero","given":"Francisco J."},{"family":"Cummings","given":"Derek A. T."},{"family":"Grenfell","given":"Bryan T."}],"issued":{"date-parts":[["2011"]],"season":"25"},"citation-key":"lesslerMeasuringPerformanceVaccination2011"}}],"schema":"https://github.com/citation-style-language/schema/raw/master/csl-citation.json"} </w:instrText>
-      </w:r>
-      <w:r>
-        <w:fldChar w:fldCharType="separate"/>
-      </w:r>
-      <w:r>
-        <w:rPr>
-          <w:rFonts w:cs="Times New Roman"/>
-          <w:vertAlign w:val="superscript"/>
-        </w:rPr>
-        <w:t>84</w:t>
-      </w:r>
-      <w:r>
-        <w:fldChar w:fldCharType="end"/>
-      </w:r>
-      <w:r>
-        <w:rPr>
-          <w:rFonts w:hint="eastAsia"/>
-        </w:rPr>
-        <w:t xml:space="preserve"> </w:t>
-      </w:r>
-      <w:r>
-        <w:t xml:space="preserve">could </w:t>
-      </w:r>
-      <w:r>
-        <w:t xml:space="preserve">lead to </w:t>
-      </w:r>
-      <w:r>
-        <w:t>overestimate</w:t>
-      </w:r>
-      <w:r>
-        <w:rPr>
-          <w:rFonts w:hint="eastAsia"/>
-        </w:rPr>
-        <w:t xml:space="preserve">s of </w:t>
-      </w:r>
-      <w:r>
-        <w:rPr>
-          <w:rFonts w:hint="eastAsia"/>
-        </w:rPr>
-        <w:t>ORI efficiency and cost effectiveness</w:t>
-      </w:r>
-      <w:r>
-        <w:t>.</w:t>
-      </w:r>
-      <w:r>
-        <w:t xml:space="preserve"> </w:t>
-      </w:r>
-      <w:r>
-        <w:t xml:space="preserve">Second, </w:t>
-      </w:r>
-      <w:r>
-        <w:t xml:space="preserve">our </w:t>
-      </w:r>
-      <w:r>
-        <w:rPr>
-          <w:rFonts w:hint="eastAsia"/>
-        </w:rPr>
-        <w:t>parameter</w:t>
-      </w:r>
-      <w:r>
-        <w:rPr>
-          <w:rFonts w:hint="eastAsia"/>
-        </w:rPr>
-        <w:t>ization</w:t>
-      </w:r>
-      <w:r>
-        <w:rPr>
-          <w:rFonts w:hint="eastAsia"/>
-        </w:rPr>
-        <w:t xml:space="preserve"> </w:t>
-      </w:r>
-      <w:r>
-        <w:rPr>
-          <w:rFonts w:hint="eastAsia"/>
-        </w:rPr>
-        <w:t>of</w:t>
-      </w:r>
-      <w:r>
-        <w:rPr>
-          <w:rFonts w:hint="eastAsia"/>
-        </w:rPr>
-        <w:t xml:space="preserve"> </w:t>
-      </w:r>
-      <w:r>
-        <w:t xml:space="preserve">indirect </w:t>
-      </w:r>
-      <w:r>
-        <w:rPr>
-          <w:rFonts w:hint="eastAsia"/>
-        </w:rPr>
-        <w:t>protection</w:t>
-      </w:r>
-      <w:r>
-        <w:t xml:space="preserve"> </w:t>
-      </w:r>
-      <w:r>
-        <w:rPr>
-          <w:rFonts w:hint="eastAsia"/>
-        </w:rPr>
-        <w:t xml:space="preserve">relied on data from </w:t>
-      </w:r>
-      <w:r>
-        <w:rPr>
-          <w:rFonts w:hint="eastAsia"/>
-        </w:rPr>
-        <w:t>B</w:t>
-      </w:r>
-      <w:r>
-        <w:t>angladesh</w:t>
-      </w:r>
-      <w:r>
-        <w:rPr>
-          <w:rFonts w:hint="eastAsia"/>
-        </w:rPr>
-        <w:t>,</w:t>
-      </w:r>
-      <w:r>
-        <w:fldChar w:fldCharType="begin"/>
-      </w:r>
-      <w:r>
-        <w:instrText xml:space="preserve"> ADDIN ZOTERO_ITEM CSL_CITATION {"citationID":"9E4AsK8m","properties":{"formattedCitation":"\\super 1,39\\nosupersub{}","plainCitation":"1,39","noteIndex":0},"citationItems":[{"id":"LX0Qu1LM/HrPAxR4h","uris":["http://zotero.org/users/local/xDVOxgbN/items/37LE7P3K"],"itemData":{"id":99,"type":"article-journal","container-title":"PLoS Medicine","DOI":"10.1371/journal.pmed.0040336","ISSN":"1549-1676","issue":"11","journalAbbreviation":"PLoS Med","language":"en","page":"e336","source":"DOI.org (Crossref)","title":"Controlling Endemic Cholera with Oral Vaccines","volume":"4","author":[{"family":"Longini","given":"Ira M"},{"family":"Nizam","given":"Azhar"},{"family":"Ali","given":"Mohammad"},{"family":"Yunus","given":"Mohammad"},{"family":"Shenvi","given":"Neeta"},{"family":"Clemens","given":"John D"}],"editor":[{"family":"Von Seidlein","given":"Lorenz"}],"issued":{"date-parts":[["2007",11,27]]}}},{"id":"LX0Qu1LM/OwzcpbOW","uris":["http://zotero.org/users/local/xDVOxgbN/items/3QIMSM7G"],"itemData":{"id":154,"type":"article-journal","container-title":"The Lancet","DOI":"10.1016/S0140-6736(05)66550-6","ISSN":"01406736","issue":"9479","journalAbbreviation":"The Lancet","language":"en","license":"https://www.elsevier.com/tdm/userlicense/1.0/","page":"44-49","source":"DOI.org (Crossref)","title":"Herd immunity conferred by killed oral cholera vaccines in Bangladesh: a reanalysis","title-short":"Herd immunity conferred by killed oral cholera vaccines in Bangladesh","volume":"366","author":[{"family":"Ali","given":"Mohammad"},{"family":"Emch","given":"Michael"},{"family":"Von Seidlein","given":"Lorenz"},{"family":"Yunus","given":"Mohammad"},{"family":"Sack","given":"David A"},{"family":"Rao","given":"Malla"},{"family":"Holmgren","given":"Jan"},{"family":"Clemens","given":"John D"}],"issued":{"date-parts":[["2005",7]]}}}],"schema":"https://github.com/citation-style-language/schema/raw/master/csl-citation.json"} </w:instrText>
-      </w:r>
-      <w:r>
-        <w:fldChar w:fldCharType="separate"/>
-      </w:r>
-      <w:r>
-        <w:rPr>
-          <w:rFonts w:cs="Times New Roman"/>
-          <w:vertAlign w:val="superscript"/>
-        </w:rPr>
-        <w:t>1,39</w:t>
-      </w:r>
-      <w:r>
-        <w:fldChar w:fldCharType="end"/>
-      </w:r>
-      <w:r>
-        <w:t xml:space="preserve"> </w:t>
-      </w:r>
-      <w:r>
-        <w:rPr>
-          <w:rFonts w:hint="eastAsia"/>
-        </w:rPr>
-        <w:t xml:space="preserve">which </w:t>
-      </w:r>
-      <w:r>
-        <w:t xml:space="preserve">may not </w:t>
-      </w:r>
-      <w:r>
-        <w:rPr>
-          <w:rFonts w:hint="eastAsia"/>
-        </w:rPr>
-        <w:t xml:space="preserve">fully </w:t>
-      </w:r>
-      <w:r>
-        <w:t xml:space="preserve">generalize </w:t>
-      </w:r>
-      <w:r>
-        <w:rPr>
-          <w:rFonts w:hint="eastAsia"/>
-        </w:rPr>
-        <w:t>to</w:t>
-      </w:r>
-      <w:r>
-        <w:t xml:space="preserve"> sub-Saharan Africa</w:t>
-      </w:r>
-      <w:r>
-        <w:rPr>
-          <w:rFonts w:hint="eastAsia"/>
-        </w:rPr>
-        <w:t xml:space="preserve">n </w:t>
-      </w:r>
-      <w:r>
-        <w:rPr>
-          <w:rFonts w:hint="eastAsia"/>
-        </w:rPr>
-        <w:t xml:space="preserve">contexts; </w:t>
-      </w:r>
-      <w:r>
-        <w:rPr>
-          <w:rFonts w:hint="eastAsia"/>
-        </w:rPr>
-        <w:t>nevertheless</w:t>
-      </w:r>
-      <w:r>
-        <w:rPr>
-          <w:rFonts w:hint="eastAsia"/>
-        </w:rPr>
-        <w:t xml:space="preserve">, </w:t>
-      </w:r>
-      <w:r>
-        <w:rPr>
-          <w:rFonts w:hint="eastAsia"/>
-        </w:rPr>
-        <w:t>the consistency</w:t>
-      </w:r>
-      <w:r>
-        <w:rPr>
-          <w:rFonts w:hint="eastAsia"/>
-        </w:rPr>
-        <w:t xml:space="preserve"> between</w:t>
-      </w:r>
-      <w:r>
-        <w:rPr>
-          <w:rFonts w:hint="eastAsia"/>
-        </w:rPr>
-        <w:t xml:space="preserve"> </w:t>
-      </w:r>
-      <w:r>
-        <w:t>our static model</w:t>
-      </w:r>
-      <w:r>
-        <w:rPr>
-          <w:rFonts w:hint="eastAsia"/>
-        </w:rPr>
-        <w:t xml:space="preserve"> and </w:t>
-      </w:r>
-      <w:r>
-        <w:t>dynamic model</w:t>
-      </w:r>
-      <w:r>
-        <w:rPr>
-          <w:rFonts w:hint="eastAsia"/>
-        </w:rPr>
-        <w:t xml:space="preserve"> result</w:t>
-      </w:r>
-      <w:r>
-        <w:t>s (</w:t>
-      </w:r>
-      <w:r>
-        <w:rPr>
-          <w:rFonts w:hint="eastAsia"/>
-        </w:rPr>
-        <w:t xml:space="preserve">Supplementary Material </w:t>
-      </w:r>
-      <w:r>
-        <w:rPr>
-          <w:b/>
-          <w:bCs/>
-        </w:rPr>
-        <w:t>S</w:t>
-      </w:r>
-      <w:r>
-        <w:rPr>
-          <w:rFonts w:hint="eastAsia"/>
-          <w:b/>
-          <w:bCs/>
-        </w:rPr>
-        <w:t>9</w:t>
-      </w:r>
-      <w:r>
-        <w:rPr>
-          <w:rFonts w:hint="eastAsia"/>
-          <w:b/>
-          <w:bCs/>
-        </w:rPr>
-        <w:t>; Figures S</w:t>
-      </w:r>
-      <w:r>
-        <w:rPr>
-          <w:rFonts w:hint="eastAsia"/>
-          <w:b/>
-          <w:bCs/>
-        </w:rPr>
-        <w:t>5</w:t>
-      </w:r>
-      <w:r>
-        <w:rPr>
-          <w:rFonts w:hint="eastAsia"/>
-          <w:b/>
-          <w:bCs/>
-        </w:rPr>
-        <w:t>-S</w:t>
-      </w:r>
-      <w:r>
-        <w:rPr>
-          <w:rFonts w:hint="eastAsia"/>
-          <w:b/>
-          <w:bCs/>
-        </w:rPr>
-        <w:t>7</w:t>
-      </w:r>
-      <w:r>
-        <w:t>)</w:t>
-      </w:r>
-      <w:r>
-        <w:rPr>
-          <w:rFonts w:hint="eastAsia"/>
-        </w:rPr>
-        <w:t xml:space="preserve"> suggests that </w:t>
-      </w:r>
-      <w:r>
-        <w:rPr>
-          <w:rFonts w:hint="eastAsia"/>
-          <w:highlight w:val="yellow"/>
-        </w:rPr>
-        <w:t xml:space="preserve">modeled </w:t>
-      </w:r>
-      <w:r>
-        <w:rPr>
-          <w:highlight w:val="yellow"/>
-        </w:rPr>
-        <w:t xml:space="preserve">indirect effects </w:t>
-      </w:r>
-      <w:r>
-        <w:rPr>
-          <w:rFonts w:hint="eastAsia"/>
-          <w:highlight w:val="yellow"/>
-        </w:rPr>
-        <w:t>are</w:t>
-      </w:r>
-      <w:r>
-        <w:rPr>
-          <w:rFonts w:hint="eastAsia"/>
-          <w:highlight w:val="yellow"/>
-        </w:rPr>
-        <w:t xml:space="preserve"> robust</w:t>
-      </w:r>
-      <w:r>
-        <w:rPr>
-          <w:highlight w:val="yellow"/>
-        </w:rPr>
-        <w:t>.</w:t>
-      </w:r>
-      <w:r>
-        <w:t xml:space="preserve"> </w:t>
-      </w:r>
-      <w:r>
-        <w:t>Third</w:t>
-      </w:r>
-      <w:r>
-        <w:t xml:space="preserve">, </w:t>
-      </w:r>
-      <w:r>
-        <w:rPr>
-          <w:rFonts w:hint="eastAsia"/>
-        </w:rPr>
-        <w:t xml:space="preserve">we modeled </w:t>
-      </w:r>
-      <w:r>
-        <w:rPr>
-          <w:rFonts w:hint="eastAsia"/>
-        </w:rPr>
-        <w:t>outbreak</w:t>
-      </w:r>
-      <w:r>
-        <w:rPr>
-          <w:rFonts w:hint="eastAsia"/>
-        </w:rPr>
-        <w:t xml:space="preserve"> independently</w:t>
-      </w:r>
-      <w:r>
-        <w:rPr>
-          <w:rFonts w:hint="eastAsia"/>
-        </w:rPr>
-        <w:t xml:space="preserve"> and thus </w:t>
-      </w:r>
-      <w:r>
-        <w:t xml:space="preserve">the </w:t>
-      </w:r>
-      <w:r>
-        <w:rPr>
-          <w:rFonts w:hint="eastAsia"/>
-        </w:rPr>
-        <w:t xml:space="preserve">impact </w:t>
-      </w:r>
-      <w:r>
-        <w:rPr>
-          <w:rFonts w:hint="eastAsia"/>
-        </w:rPr>
-        <w:t xml:space="preserve">of </w:t>
-      </w:r>
-      <w:r>
-        <w:rPr>
-          <w:rFonts w:hint="eastAsia"/>
-        </w:rPr>
-        <w:t xml:space="preserve">ORI </w:t>
-      </w:r>
-      <w:r>
-        <w:rPr>
-          <w:rFonts w:hint="eastAsia"/>
-        </w:rPr>
-        <w:t>was</w:t>
-      </w:r>
-      <w:r>
-        <w:rPr>
-          <w:rFonts w:hint="eastAsia"/>
-        </w:rPr>
-        <w:t xml:space="preserve"> </w:t>
-      </w:r>
-      <w:r>
-        <w:rPr>
-          <w:rFonts w:hint="eastAsia"/>
-        </w:rPr>
-        <w:t xml:space="preserve">confined to </w:t>
-      </w:r>
-      <w:r>
-        <w:rPr>
-          <w:rFonts w:hint="eastAsia"/>
-        </w:rPr>
-        <w:t xml:space="preserve">the specific </w:t>
-      </w:r>
-      <w:r>
-        <w:t>outbreak</w:t>
-      </w:r>
-      <w:r>
-        <w:rPr>
-          <w:rFonts w:hint="eastAsia"/>
-        </w:rPr>
-        <w:t xml:space="preserve"> in which </w:t>
-      </w:r>
-      <w:r>
-        <w:rPr>
-          <w:rFonts w:hint="eastAsia"/>
-        </w:rPr>
-        <w:t xml:space="preserve">the ORI was implemented. </w:t>
-      </w:r>
-      <w:r>
-        <w:rPr>
-          <w:rFonts w:hint="eastAsia"/>
-        </w:rPr>
-        <w:t>I</w:t>
-      </w:r>
-      <w:r>
-        <w:t>n reality, ORIs m</w:t>
-      </w:r>
-      <w:r>
-        <w:rPr>
-          <w:rFonts w:hint="eastAsia"/>
-        </w:rPr>
-        <w:t xml:space="preserve">ight reduce </w:t>
-      </w:r>
-      <w:r>
-        <w:rPr>
-          <w:rFonts w:hint="eastAsia"/>
-        </w:rPr>
-        <w:t xml:space="preserve">future </w:t>
-      </w:r>
-      <w:r>
-        <w:t>outbreaks in the same or neighboring areas</w:t>
-      </w:r>
-      <w:r>
-        <w:rPr>
-          <w:rFonts w:hint="eastAsia"/>
-        </w:rPr>
-        <w:t xml:space="preserve"> given</w:t>
-      </w:r>
-      <w:r>
-        <w:rPr>
-          <w:rFonts w:hint="eastAsia"/>
-        </w:rPr>
-        <w:t xml:space="preserve"> that</w:t>
-      </w:r>
-      <w:r>
-        <w:rPr>
-          <w:rFonts w:hint="eastAsia"/>
-        </w:rPr>
-        <w:t xml:space="preserve"> two-dose OCVs provide protection for up to 4-5 years</w:t>
-      </w:r>
-      <w:r>
-        <w:t>.</w:t>
-      </w:r>
-      <w:r>
-        <w:fldChar w:fldCharType="begin"/>
-      </w:r>
-      <w:r>
-        <w:instrText xml:space="preserve"> ADDIN ZOTERO_ITEM CSL_CITATION {"citationID":"2pfURpqk","properties":{"formattedCitation":"\\super 85\\uc0\\u8211{}88\\nosupersub{}","plainCitation":"85–88","noteIndex":0},"citationItems":[{"id":15866,"uris":["http://zotero.org/users/7663102/items/AWWNIBI4"],"itemData":{"id":15866,"type":"article-journal","abstract":"Several studies have shown that inactivated, whole-cell oral cholera vaccines (OCVs) confer both direct protection on vaccinees and herd protection on populations. Because our earlier cluster-randomized effectiveness trial (CRT) in urban Bangladesh failed to detect OCV herd protection, we reanalysed the trial to assess whether herd effects were masked in our original analysis.A total of 267 270 persons were randomized to 90 approximately equal-sized clusters. In 60 clusters persons aged 1 year and older were eligible to receive OCV and in 30 clusters persons received no intervention and served as controls. We analysed OCV protection against severely dehydrating cholera for the entire clusters, as in our original analysis, and for subclusters consisting of residents of innermost households. We hypothesized that if OCV herd protection was attenuated by cholera transmission into the clusters from the outside in this densely populated setting, herd protection would be most evident in the innermost households.During 2 years of follow-up of all residents of the clusters, total protection (protection of OCV recipients relative to control residents) was 58% [95% confidence interval (CI): 43%, 70%; P&amp;lt;0.0001], indirect protection (protection of non-OCV recipients in OCV clusters relative to control participants) was 16% (95% CI: –20%, 41%; P=0.35) and overall OCV protection (protection of all residents in the OCV clusters relative to control residents) was 46% (95% CI: 30%, 59%; P&amp;lt;0.0001). Analyses of the inner 75% and 50% households of the clusters showed similar findings. However, total protection was 75% (95% CI: 50%, 87%, P&amp;lt;0.0001), indirect protection 52% (95% CI: –9%, 79%; P=0.08) and overall protection 72% (95% CI: 49%, 84%; P&amp;lt;0.0001) for the innermost 25% households.Consistent with past studies, substantial OCV herd protective effects were identified, but were unmasked only by analysing innermost households of the clusters. Caution is needed in defining clusters for analysis of vaccine herd effects in CRTs of vaccines.","container-title":"International Journal of Epidemiology","DOI":"10.1093/ije/dyz060","ISSN":"0300-5771","issue":"4","journalAbbreviation":"International Journal of Epidemiology","page":"1252-1261","source":"Silverchair","title":"Unmasking herd protection by an oral cholera vaccine in a cluster-randomized trial","volume":"48","author":[{"family":"Ali","given":"Mohammad"},{"family":"Qadri","given":"Firdausi"},{"family":"Kim","given":"Deok Ryun"},{"family":"Islam","given":"Taufiqul"},{"family":"Im","given":"Justin"},{"family":"Ahmmed","given":"Faisal"},{"family":"Chon","given":"Yun"},{"family":"Islam Khan","given":"Ashraful"},{"family":"Zaman","given":"Khalequ"},{"family":"Marks","given":"Florian"},{"family":"Clemens","given":"John D"}],"issued":{"date-parts":[["2019",8,1]]},"citation-key":"ali2019a"}},{"id":15864,"uris":["http://zotero.org/users/7663102/items/6Z6UG45N"],"itemData":{"id":15864,"type":"article-journal","container-title":"The Lancet Infectious Diseases","DOI":"10.1016/S1473-3099(12)70196-2","ISSN":"1473-3099, 1474-4457","issue":"11","journalAbbreviation":"The Lancet Infectious Diseases","language":"English","note":"publisher: Elsevier\nPMID: 22954655","page":"837-844","source":"www.thelancet.com","title":"Effectiveness of an oral cholera vaccine in Zanzibar: findings from a mass vaccination campaign and observational cohort study","title-short":"Effectiveness of an oral cholera vaccine in Zanzibar","volume":"12","author":[{"family":"Khatib","given":"Ahmed M."},{"family":"Ali","given":"Mohammad"},{"family":"Seidlein","given":"Lorenz","dropping-particle":"von"},{"family":"Kim","given":"Deok Ryun"},{"family":"Hashim","given":"Ramadhan"},{"family":"Reyburn","given":"Rita"},{"family":"Ley","given":"Benedikt"},{"family":"Thriemer","given":"Kamala"},{"family":"Enwere","given":"Godwin"},{"family":"Hutubessy","given":"Raymond"},{"family":"Aguado","given":"Maria Teresa"},{"family":"Kieny","given":"Marie-Paule"},{"family":"Lopez","given":"Anna Lena"},{"family":"Wierzba","given":"Thomas F."},{"family":"Ali","given":"Said Mohammed"},{"family":"Saleh","given":"Abdul A."},{"family":"Mukhopadhyay","given":"Asish K."},{"family":"Clemens","given":"John"},{"family":"Jiddawi","given":"Mohamed Saleh"},{"family":"Deen","given":"Jacqueline"}],"issued":{"date-parts":[["2012",11,1]]},"citation-key":"khatib2012"}},{"id":15860,"uris":["http://zotero.org/users/7663102/items/IZ8CXXA9"],"itemData":{"id":15860,"type":"article-journal","abstract":"Background. We evaluated the herd protection conferred by an oral cholera vaccine using 2 approaches: cluster design and geographic information system (GIS) design.Methods. Residents living in 3933 dwellings (clusters) in Kolkata, India, were</w:instrText>
-      </w:r>
-      <w:r>
-        <w:rPr>
-          <w:rFonts w:hint="eastAsia"/>
-        </w:rPr>
-        <w:instrText xml:space="preserve"> cluster-randomized to receive either cholera vaccine or oral placebo. Nonpregnant residents aged </w:instrText>
-      </w:r>
-      <w:r>
-        <w:rPr>
-          <w:rFonts w:hint="eastAsia"/>
-        </w:rPr>
-        <w:instrText>≥</w:instrText>
-      </w:r>
-      <w:r>
-        <w:rPr>
-          <w:rFonts w:hint="eastAsia"/>
-        </w:rPr>
-        <w:instrText>1 year were invited to participate in the trial. Only the first episode of cholera detected for a subject between 14 and 1095 days after a second dose was c</w:instrText>
-      </w:r>
-      <w:r>
-        <w:instrText xml:space="preserve">onsidered. In the cluster design, indirect protection was assessed by comparing the incidence of cholera among nonparticipants in vaccine clusters vs those in placebo clusters. In the GIS analysis, herd protection was assessed by evaluating association between vaccine coverage among the population residing within 250 m of the household and the occurrence of cholera in that population.Results. Among 107 347 eligible residents, 66 990 received 2 doses of either cholera vaccine or placebo. In the cluster design, the 3-year data showed significant total protection (66% protection, 95% confidence interval [CI], 50%–78%, P &amp;lt; .01) but no evidence of indirect protection. With the GIS approach, the risk of cholera among placebo recipients was inversely related to neighborhood-level vaccine coverage, and the trend was highly significant (P &amp;lt; .01). This relationship held in multivariable models that also controlled for potentially confounding demographic variables (hazard ratio, 0.94 [95% CI, .90–.98]; P &amp;lt; .01).Conclusions. Indirect protection was evident in analyses using the GIS approach but not the cluster design approach, likely owing to considerable transmission of cholera between clusters, which would vitiate herd protection in the cluster analyses.Clinical Trials Registration. NCT00289224.","container-title":"Clinical Infectious Diseases","DOI":"10.1093/cid/cit009","ISSN":"1058-4838","issue":"8","journalAbbreviation":"Clinical Infectious Diseases","page":"1123-1131","source":"Silverchair","title":"Herd Protection by a Bivalent Killed Whole-Cell Oral Cholera Vaccine in the Slums of Kolkata, India","volume":"56","author":[{"family":"Ali","given":"Mohammad"},{"family":"Sur","given":"Dipika"},{"family":"You","given":"Young Ae"},{"family":"Kanungo","given":"Suman"},{"family":"Sah","given":"Binod"},{"family":"Manna","given":"Byomkesh"},{"family":"Puri","given":"Mahesh"},{"family":"Wierzba","given":"Thomas F."},{"family":"Donner","given":"Allan"},{"family":"Nair","given":"G. Balakrish"},{"family":"Bhattacharya","given":"Sujit K."},{"family":"Dhingra","given":"Mandeep Singh"},{"family":"Deen","given":"Jacqueline L."},{"family":"Lopez","given":"Anna Lena"},{"family":"Clemens","given":"John"}],"issued":{"date-parts":[["2013",4,15]]},"citation-key":"ali2013a"}},{"id":15856,"uris":["http://zotero.org/users/7663102/items/LDTSAHDD"],"itemData":{"id":15856,"type":"article-journal","container-title":"The Lancet","DOI":"10.1016/S0140-6736(05)66550-6","ISSN":"0140-6736, 1474-547X","issue":"9479","journalAbbreviation":"The Lancet","language":"English","note":"publisher: Elsevier\nPMID: 15993232","page":"44-49","source":"www.thelancet.com","title":"Herd immunity conferred by killed oral cholera vaccines in Bangladesh: a reanalysis","title-short":"Herd immunity conferred by killed oral cholera vaccines in Bangladesh","volume":"366","author":[{"family":"Ali","given":"Mohammad"},{"family":"Emch","given":"Michael"},{"family":"Seidlein","given":"Lorenz","dropping-particle":"von"},{"family":"Yunus","given":"Mohammad"},{"family":"Sack","given":"David A."},{"family":"Rao","given":"Malla"},{"family":"Holmgren","given":"Jan"},{"family":"Clemens","given":"John D."}],"issued":{"date-parts":[["2005",7,2]]},"citation-key":"ali2005"}}],"schema":"https://github.com/citation-style-language/schema/raw/master/csl-citation.json"} </w:instrText>
-      </w:r>
-      <w:r>
-        <w:fldChar w:fldCharType="separate"/>
-      </w:r>
-      <w:r>
-        <w:rPr>
-          <w:rFonts w:cs="Times New Roman"/>
-          <w:vertAlign w:val="superscript"/>
-        </w:rPr>
-        <w:t>85–88</w:t>
-      </w:r>
-      <w:r>
-        <w:fldChar w:fldCharType="end"/>
-      </w:r>
-      <w:r>
-        <w:rPr>
-          <w:rFonts w:hint="eastAsia"/>
-        </w:rPr>
-        <w:t xml:space="preserve"> Due to </w:t>
-      </w:r>
-      <w:r>
-        <w:rPr>
-          <w:rFonts w:hint="eastAsia"/>
-        </w:rPr>
-        <w:t xml:space="preserve">a </w:t>
-      </w:r>
-      <w:r>
-        <w:rPr>
-          <w:rFonts w:hint="eastAsia"/>
-        </w:rPr>
-        <w:t xml:space="preserve">lack of geographic details for each outbreak and epidemiologic links between the outbreaks, we </w:t>
-      </w:r>
-      <w:r>
-        <w:rPr>
-          <w:rFonts w:hint="eastAsia"/>
-        </w:rPr>
-        <w:t xml:space="preserve">could not evaluate </w:t>
-      </w:r>
-      <w:r>
-        <w:t>the</w:t>
-      </w:r>
-      <w:r>
-        <w:rPr>
-          <w:rFonts w:hint="eastAsia"/>
-        </w:rPr>
-        <w:t xml:space="preserve"> downstream or spatial </w:t>
-      </w:r>
-      <w:r>
-        <w:rPr>
-          <w:rFonts w:hint="eastAsia"/>
-        </w:rPr>
-        <w:t xml:space="preserve">spillover </w:t>
-      </w:r>
-      <w:r>
-        <w:rPr>
-          <w:rFonts w:hint="eastAsia"/>
-        </w:rPr>
-        <w:t>effects.</w:t>
-      </w:r>
-      <w:r>
-        <w:t xml:space="preserve"> </w:t>
-      </w:r>
-      <w:r>
-        <w:rPr>
-          <w:rFonts w:hint="eastAsia"/>
-        </w:rPr>
-        <w:t xml:space="preserve">Fourth, </w:t>
-      </w:r>
-      <w:r>
-        <w:rPr>
-          <w:rFonts w:hint="eastAsia"/>
-        </w:rPr>
-        <w:t xml:space="preserve">as </w:t>
-      </w:r>
-      <w:r>
-        <w:t>roughly half</w:t>
-      </w:r>
-      <w:r>
-        <w:rPr>
-          <w:rFonts w:hint="eastAsia"/>
-        </w:rPr>
-        <w:t xml:space="preserve"> of reported suspected cholera cases</w:t>
-      </w:r>
-      <w:r>
-        <w:t xml:space="preserve"> </w:t>
-      </w:r>
-      <w:r>
-        <w:rPr>
-          <w:rFonts w:hint="eastAsia"/>
-        </w:rPr>
-        <w:t>are not</w:t>
-      </w:r>
-      <w:r>
-        <w:t xml:space="preserve"> true </w:t>
-      </w:r>
-      <w:r>
-        <w:rPr>
-          <w:i/>
-          <w:iCs/>
-        </w:rPr>
-        <w:t>Vibrio</w:t>
-      </w:r>
-      <w:r>
-        <w:t xml:space="preserve"> </w:t>
-      </w:r>
-      <w:r>
-        <w:rPr>
-          <w:i/>
-          <w:iCs/>
-        </w:rPr>
-        <w:t>cholerae</w:t>
-      </w:r>
-      <w:r>
-        <w:t xml:space="preserve"> infection</w:t>
-      </w:r>
-      <w:r>
-        <w:rPr>
-          <w:rFonts w:hint="eastAsia"/>
-        </w:rPr>
-        <w:t>s.</w:t>
-      </w:r>
-      <w:r>
-        <w:fldChar w:fldCharType="begin"/>
-      </w:r>
-      <w:r>
-        <w:instrText xml:space="preserve"> ADDIN ZOTERO_ITEM CSL_CITATION {"citationID":"KkMvIKUf","properties":{"formattedCitation":"\\super 89\\nosupersub{}","plainCitation":"89","noteIndex":0},"citationItems":[{"id":9937,"uris":["http://zotero.org/users/7663102/items/5Y8MIMKK"],"itemData":{"id":9937,"type":"article-journal","abstract":"BACKGROUND: Cholera surveillance relies on clinical diagnosis of acute watery diarrhea. Suspected cholera case definitions have high sensitivity but low specificity, challenging our ability to characterize cholera burden and epidemiology. Our objective was to estimate the proportion of clinically suspected cholera that are true Vibrio cholerae infections and identify factors that explain variation in positivity.\nMETHODS AND FINDINGS: We conducted a systematic r</w:instrText>
-      </w:r>
-      <w:r>
-        <w:rPr>
-          <w:rFonts w:hint="eastAsia"/>
-        </w:rPr>
-        <w:instrText xml:space="preserve">eview of studies that tested </w:instrText>
-      </w:r>
-      <w:r>
-        <w:rPr>
-          <w:rFonts w:hint="eastAsia"/>
-        </w:rPr>
-        <w:instrText>≥</w:instrText>
-      </w:r>
-      <w:r>
-        <w:rPr>
-          <w:rFonts w:hint="eastAsia"/>
-        </w:rPr>
-        <w:instrText>10 suspected cholera cases for V. cholerae O1/O139 using culture, PCR, and/or a rapid diagnostic test. We searched PubMed, Embase, Scopus, and Google Scholar for studies that sampled at least one suspected case between Januar</w:instrText>
-      </w:r>
-      <w:r>
-        <w:instrText xml:space="preserve">y 1, 2000 and April 19, 2023, to reflect contemporary patterns in V. cholerae positivity. We estimated diagnostic test sensitivity and specificity using a latent class meta-analysis. We estimated V. cholerae positivity using a random-effects meta-analysis, adjusting for test performance. We included 119 studies from 30 countries. V. cholerae positivity was lower in studies with representative sampling and in studies that set minimum ages in suspected case definitions. After adjusting for test performance, on average, 52% (95% credible interval (CrI): 24%, 80%) of suspected cases represented true V. cholerae infections. After adjusting for test performance and study methodology, the odds of a suspected case having a true infection were 5.71 (odds ratio 95% CrI: 1.53, 15.43) times higher when surveillance was initiated in response to an outbreak than in non-outbreak settings. Variation across studies was high, and a limitation of our approach was that we were unable to explain all the heterogeneity with study-level attributes, including diagnostic test used, setting, and case definitions.\nCONCLUSIONS: In this study, we found that burden estimates based on suspected cases alone may overestimate the incidence of medically attended cholera by 2-fold. However, accounting for cases missed by traditional clinical surveillance is key to unbiased cholera burden estimates. Given the substantial variability in positivity between settings, extrapolations from suspected to confirmed cases, which is necessary to estimate cholera incidence rates without exhaustive testing, should be based on local data.","container-title":"PLoS medicine","DOI":"10.1371/journal.pmed.1004286","ISSN":"1549-1676","issue":"9","journalAbbreviation":"PLoS Med","language":"eng","note":"PMID: 37708235\nPMCID: PMC10538743","page":"e1004286","source":"PubMed","title":"Estimating the proportion of clinically suspected cholera cases that are true Vibrio cholerae infections: A systematic review and meta-analysis","title-short":"Estimating the proportion of clinically suspected cholera cases that are true Vibrio cholerae infections","volume":"20","author":[{"family":"Wiens","given":"Kirsten E."},{"family":"Xu","given":"Hanmeng"},{"family":"Zou","given":"Kaiyue"},{"family":"Mwaba","given":"John"},{"family":"Lessler","given":"Justin"},{"family":"Malembaka","given":"Espoir Bwenge"},{"family":"Demby","given":"Maya N."},{"family":"Bwire","given":"Godfrey"},{"family":"Qadri","given":"Firdausi"},{"family":"Lee","given":"Elizabeth C."},{"family":"Azman","given":"Andrew S."}],"issued":{"date-parts":[["2023",9]]},"citation-key":"wiensEstimatingProportionClinically2023"}}],"schema":"https://github.com/citation-style-language/schema/raw/master/csl-citation.json"} </w:instrText>
-      </w:r>
-      <w:r>
-        <w:fldChar w:fldCharType="separate"/>
-      </w:r>
-      <w:r>
-        <w:rPr>
-          <w:rFonts w:cs="Times New Roman"/>
-          <w:vertAlign w:val="superscript"/>
-        </w:rPr>
-        <w:t>89</w:t>
-      </w:r>
-      <w:r>
-        <w:fldChar w:fldCharType="end"/>
-      </w:r>
-      <w:r>
-        <w:t xml:space="preserve"> </w:t>
-      </w:r>
-      <w:r>
-        <w:t xml:space="preserve">our reliance on suspected </w:t>
-      </w:r>
-      <w:r>
-        <w:rPr>
-          <w:rFonts w:hint="eastAsia"/>
-        </w:rPr>
-        <w:t xml:space="preserve">case data </w:t>
-      </w:r>
-      <w:r>
-        <w:rPr>
-          <w:rFonts w:hint="eastAsia"/>
-        </w:rPr>
-        <w:t>may</w:t>
-      </w:r>
-      <w:r>
-        <w:rPr>
-          <w:rFonts w:hint="eastAsia"/>
-        </w:rPr>
-        <w:t xml:space="preserve"> </w:t>
-      </w:r>
-      <w:r>
-        <w:rPr>
-          <w:rFonts w:hint="eastAsia"/>
-        </w:rPr>
-        <w:t>overestimate impact</w:t>
-      </w:r>
-      <w:r>
-        <w:rPr>
-          <w:rFonts w:hint="eastAsia"/>
-        </w:rPr>
-        <w:t xml:space="preserve">; </w:t>
-      </w:r>
-      <w:r>
-        <w:rPr>
-          <w:rFonts w:hint="eastAsia"/>
-        </w:rPr>
-        <w:t>however</w:t>
-      </w:r>
-      <w:r>
-        <w:rPr>
-          <w:rFonts w:hint="eastAsia"/>
-        </w:rPr>
-        <w:t xml:space="preserve">, </w:t>
-      </w:r>
-      <w:r>
-        <w:t xml:space="preserve">underreporting of cholera in sub-Saharan Africa may offset this </w:t>
-      </w:r>
-      <w:r>
-        <w:rPr>
-          <w:rFonts w:hint="eastAsia"/>
-        </w:rPr>
-        <w:t>bias</w:t>
-      </w:r>
-      <w:r>
-        <w:fldChar w:fldCharType="begin"/>
-      </w:r>
-      <w:r>
-        <w:instrText xml:space="preserve"> ADDIN ZOTERO_ITEM CSL_CITATION {"citationID":"wwDpVruH","properties":{"formattedCitation":"\\super 90\\nosupersub{}","plainCitation":"90","noteIndex":0},"citationItems":[{"id":15610,"uris":["http://zotero.org/users/7663102/items/ZCTWCSKR"],"itemData":{"id":15610,"type":"article-journal","abstract":"Monitoring and treating diarrheal illness often relies on individuals seeking care at hospitals or clinics. Cases that seek care through pharmacies and community health workers (CHW) are frequently excluded from disease burden estimates, which are used to allocate mitigation resources. Studies on care-seeking behavior can help identify these gaps but typically focus on children under five, even though diarrheal diseases like cholera and Enterotoxigenic E. coli affect all age groups. This study aimed to estimate the proportion of individuals seeking care for themselves or their children with diarrhea, considering different age groups, case definitions, and study settings. We conducted a systematic review of population-based primary research studies published during 2000–2024 that examined care-seeking behavior for diarrhea. We included 166 studies from 62 countries. Hospitals and clinics were the most common source of care sought outside the home, with CHW and health posts rarely reported. Using a random-effects meta-analysis, we found substantial heterogeneity in care-seeking between studies from low- and middle-income countries (I2 = 99.3) and estimated that the proportion of diarrhea cases seeking care at a hospital or clinic was 32.8% on average (95% Confidence Interval (CI) 28.1% to 37.9%; prediction interval 3.3% to 87.5%). Although there were trends toward higher care-seeking for children compared to adults, substantial variation existed between studies, and the differences were not significant. We estimated that the adjusted odds of seeking care at a hospital or clinic were significantly higher for severe diarrhea and cholera compared to general diarrhea (Odds Ratio 3.43; 95% CI 1.71 to 6.88). Our findings confirm that passive surveillance through hospitals and clinics may substantially undercount the number of people with diarrhea, particularly those with milder symptoms, although this proportion varied widely. Additionally, our findings underscore the importance of including care-seeking questions across all age groups in future studies, as we cannot assume lower care-seeking for adults across all settings. Our study was limited by fewer data on care-seeking from health posts, traditional healers, and CHW compared to hospitals and clinics, highlighting a need for further research on these sources of care.","container-title":"PLOS Global Public Health","DOI":"10.1371/journal.pgph.0004483","ISSN":"2767-3375","issue":"4","journalAbbreviation":"PLOS Global Public Health","language":"en","note":"publisher: Public Library of Science","page":"e0004483","source":"PLoS Journals","title":"Care-seeking for diarrheal illness: A systematic review and meta-analysis","title-short":"Care-seeking for diarrheal illness","volume":"5","author":[{"family":"Wiens","given":"Kirsten E."},{"family":"Miller","given":"Marissa H."},{"family":"Costello","given":"Daniel J."},{"family":"Solomon","given":"Ashlynn P."},{"family":"Hilbert","given":"Skye M."},{"family":"Shipper","given":"Andrea G."},{"family":"Lee","given":"Elizabeth C."},{"family":"Azman","given":"Andrew S."}],"issued":{"date-parts":[["2025",4,22]]},"citation-key":"wiens2025"}}],"schema":"https://github.com/citation-style-language/schema/raw/master/csl-citation.json"} </w:instrText>
-      </w:r>
-      <w:r>
-        <w:fldChar w:fldCharType="separate"/>
-      </w:r>
-      <w:r>
-        <w:rPr>
-          <w:rFonts w:cs="Times New Roman"/>
-          <w:vertAlign w:val="superscript"/>
-        </w:rPr>
-        <w:t>90</w:t>
-      </w:r>
-      <w:r>
-        <w:fldChar w:fldCharType="end"/>
-      </w:r>
-      <w:r>
-        <w:rPr>
-          <w:rFonts w:hint="eastAsia"/>
-        </w:rPr>
-        <w:t xml:space="preserve">. </w:t>
-      </w:r>
-      <w:r>
-        <w:rPr>
-          <w:rFonts w:hint="eastAsia"/>
-        </w:rPr>
-        <w:t>Fifth</w:t>
-      </w:r>
-      <w:r>
-        <w:t xml:space="preserve">, we assumed that ORIs </w:t>
-      </w:r>
-      <w:r>
-        <w:rPr>
-          <w:rFonts w:hint="eastAsia"/>
-        </w:rPr>
-        <w:t xml:space="preserve">would not be implemented </w:t>
-      </w:r>
-      <w:r>
-        <w:t xml:space="preserve">if </w:t>
-      </w:r>
-      <w:r>
-        <w:rPr>
-          <w:rFonts w:hint="eastAsia"/>
-        </w:rPr>
-        <w:t xml:space="preserve">more than </w:t>
-      </w:r>
-      <w:r>
-        <w:rPr>
-          <w:rFonts w:hint="eastAsia"/>
-        </w:rPr>
-        <w:t xml:space="preserve">two weeks </w:t>
-      </w:r>
-      <w:r>
-        <w:rPr>
-          <w:rFonts w:hint="eastAsia"/>
-        </w:rPr>
-        <w:t>had elapsed since</w:t>
-      </w:r>
-      <w:r>
-        <w:rPr>
-          <w:rFonts w:hint="eastAsia"/>
-        </w:rPr>
-        <w:t xml:space="preserve"> outbreak resolution, whereas in practice</w:t>
-      </w:r>
-      <w:r>
-        <w:t xml:space="preserve">, </w:t>
-      </w:r>
-      <w:r>
-        <w:rPr>
-          <w:rFonts w:hint="eastAsia"/>
-        </w:rPr>
-        <w:t xml:space="preserve">reactive campaigns </w:t>
-      </w:r>
-      <w:r>
-        <w:rPr>
-          <w:rFonts w:hint="eastAsia"/>
-        </w:rPr>
-        <w:t xml:space="preserve">may still occur. </w:t>
-      </w:r>
-      <w:r>
-        <w:t xml:space="preserve">Sensitivity analyses confirmed a monotonic decline in ORI impact as implementation lag increased </w:t>
-      </w:r>
-      <w:r>
-        <w:t>(</w:t>
-      </w:r>
-      <w:r>
-        <w:rPr>
-          <w:rFonts w:hint="eastAsia"/>
-        </w:rPr>
-        <w:t xml:space="preserve">Supplementary Material </w:t>
-      </w:r>
-      <w:r>
-        <w:rPr>
-          <w:rFonts w:hint="eastAsia"/>
-          <w:b/>
-          <w:bCs/>
-        </w:rPr>
-        <w:t>Table SX</w:t>
-      </w:r>
-      <w:r>
-        <w:t>)</w:t>
-      </w:r>
-      <w:r>
-        <w:rPr>
-          <w:rFonts w:hint="eastAsia"/>
-        </w:rPr>
-        <w:t>.</w:t>
-      </w:r>
-      <w:r>
-        <w:rPr>
-          <w:rFonts w:hint="eastAsia"/>
-        </w:rPr>
-        <w:t xml:space="preserve"> </w:t>
-      </w:r>
-      <w:r>
-        <w:rPr>
-          <w:rFonts w:hint="eastAsia"/>
-        </w:rPr>
-        <w:t>Sixth</w:t>
-      </w:r>
-      <w:r>
-        <w:t>, our outbreak dataset, derived from a standardized algorithm, depends on operational definitions that vary by context.</w:t>
-      </w:r>
-      <w:r>
-        <w:t xml:space="preserve"> Applying alternative outbreak criteria could yield different datasets and, consequently, different estimates of vaccine impact. </w:t>
-      </w:r>
-      <w:r>
-        <w:rPr>
-          <w:rFonts w:hint="eastAsia"/>
-        </w:rPr>
-        <w:t>T</w:t>
-      </w:r>
-      <w:r>
-        <w:t xml:space="preserve">he main analysis excluded outbreaks that were either too small or too large, based on the population sizes commonly observed in historical OCV campaigns. While this filtering was appropriate for retrospective evaluation, </w:t>
-      </w:r>
-      <w:r>
-        <w:lastRenderedPageBreak/>
-        <w:t>such thresholds may not be applicable to future scenarios. To explore a broader range of outbreak settings, we relaxed these criteria and included outbreaks occurring in populations between 5,000 and 15,000,000, instead of the original range of 16,500 to 5,000,000. Under this more inclusive scenario, the median and interquartile ranges remained largely unchanged (</w:t>
-      </w:r>
-      <w:r>
-        <w:rPr>
-          <w:b/>
-          <w:bCs/>
-        </w:rPr>
-        <w:t>Table S</w:t>
-      </w:r>
-      <w:r>
-        <w:rPr>
-          <w:rFonts w:hint="eastAsia"/>
-          <w:b/>
-          <w:bCs/>
-        </w:rPr>
-        <w:t>4</w:t>
-      </w:r>
-      <w:r>
-        <w:t>).</w:t>
-      </w:r>
-      <w:r>
-        <w:rPr>
-          <w:rFonts w:hint="eastAsia"/>
-        </w:rPr>
-        <w:t xml:space="preserve"> </w:t>
-      </w:r>
-      <w:r>
-        <w:rPr>
-          <w:rFonts w:hint="eastAsia"/>
-        </w:rPr>
-        <w:t>Finally</w:t>
-      </w:r>
-      <w:r>
-        <w:rPr>
-          <w:rFonts w:hint="eastAsia"/>
-        </w:rPr>
-        <w:t>,</w:t>
-      </w:r>
-      <w:r>
-        <w:rPr>
-          <w:rFonts w:hint="eastAsia"/>
-        </w:rPr>
-        <w:t xml:space="preserve"> the overall impact, efficiency, and cost effectiveness derived from our simulation of OCV deployment from stockpile requires careful interpretation. Our simulation </w:t>
-      </w:r>
-      <w:r>
-        <w:rPr>
-          <w:rFonts w:hint="eastAsia"/>
-        </w:rPr>
-        <w:t xml:space="preserve">ignores many potentially important realistic details to produce accurate estimation of the overall impact of OCV deployment from global stockpile. </w:t>
-      </w:r>
-      <w:r>
-        <w:rPr>
-          <w:rFonts w:hint="eastAsia"/>
-        </w:rPr>
-        <w:t xml:space="preserve">For example, </w:t>
-      </w:r>
-      <w:r>
-        <w:rPr>
-          <w:rFonts w:hint="eastAsia"/>
-        </w:rPr>
-        <w:t>our simulation does not account for ch</w:t>
-      </w:r>
-      <w:r>
-        <w:rPr>
-          <w:rFonts w:hint="eastAsia"/>
-        </w:rPr>
-        <w:t>a</w:t>
-      </w:r>
-      <w:r>
-        <w:rPr>
-          <w:rFonts w:hint="eastAsia"/>
-        </w:rPr>
-        <w:t>ra</w:t>
-      </w:r>
-      <w:r>
-        <w:rPr>
-          <w:rFonts w:hint="eastAsia"/>
-        </w:rPr>
-        <w:t xml:space="preserve">cteristics of actual outbreaks targeted, vaccine coverage levels, </w:t>
-      </w:r>
-      <w:r>
-        <w:rPr>
-          <w:rFonts w:hint="eastAsia"/>
-        </w:rPr>
-        <w:t>detailed distribution of delays in ORI implementation. Our simulation of overall simulation was intended</w:t>
-      </w:r>
-      <w:r>
-        <w:rPr>
-          <w:rFonts w:hint="eastAsia"/>
-        </w:rPr>
-        <w:t xml:space="preserve"> to illustrate the disproportionate contribution of larger and longer outbreaks to the overall impact and prioritization</w:t>
-      </w:r>
-      <w:r>
-        <w:rPr>
-          <w:rFonts w:hint="eastAsia"/>
-        </w:rPr>
-        <w:t>, which eventually will increase the median impact we can expect as we continue to vaccinate the outbreak-affected population even with delays.</w:t>
-      </w:r>
-      <w:r>
-        <w:rPr>
-          <w:rFonts w:hint="eastAsia"/>
-        </w:rPr>
-        <w:t xml:space="preserve"> </w:t>
+      <w:pPr>
+        <w:pStyle w:val="Heading2"/>
+      </w:pPr>
+      <w:r>
+        <w:rPr>
+          <w:rFonts w:hint="eastAsia"/>
+        </w:rPr>
+        <w:t>Acknowledgement</w:t>
       </w:r>
     </w:p>
     <w:p>
-      <w:pPr>
-        <w:pStyle w:val="Heading2"/>
-      </w:pPr>
-      <w:bookmarkStart w:id="32" w:name="_Toc184909210"/>
-      <w:r>
-        <w:t>Conclusion</w:t>
-      </w:r>
-      <w:bookmarkEnd w:id="32"/>
-    </w:p>
-    <w:p>
-      <w:r>
-        <w:rPr>
-          <w:rFonts w:hint="eastAsia"/>
-        </w:rPr>
-        <w:t>O</w:t>
-      </w:r>
-      <w:r>
-        <w:t xml:space="preserve">ur results underscore that ORIs can substantially reduce cholera burden in sub-Saharan Africa but that their effectiveness depends critically on the timeliness and targeting of campaigns. Rapid response within weeks of outbreak onset yields disproportionately greater benefits, whereas strategic prioritization of </w:t>
-      </w:r>
-      <w:r>
-        <w:rPr>
-          <w:rFonts w:hint="eastAsia"/>
-        </w:rPr>
-        <w:t xml:space="preserve">large, long, and high-attack-rate </w:t>
-      </w:r>
-      <w:r>
-        <w:t xml:space="preserve">outbreaks can maximize the return on limited vaccine supplies. As global efforts continue to expand OCV manufacturing capacity and improve cholera surveillance, integrating predictive tools for early outbreak detection and prioritization will be essential to achieving </w:t>
-      </w:r>
-      <w:r>
-        <w:t>global cholera control</w:t>
-      </w:r>
-      <w:r>
-        <w:t>.</w:t>
+      <w:r>
+        <w:t>This work was supported, in whole or in part, by the Bill &amp; Melinda Gates Foundation [INV-009125]. The conclusions and opinions expressed in this work are those of the authors alone and shall not be attributed to the Foundation. Under the grant conditions of the Foundation, a Creative Commons Attribution 4.0 License has already been assigned to the Author Accepted Manuscript version that might arise from this submission. Please note works submitted as a preprint have not undergone a peer review process.</w:t>
       </w:r>
     </w:p>
     <w:p/>
@@ -20947,218 +21258,213 @@
           <w:rFonts w:hint="eastAsia"/>
         </w:rPr>
         <w:lastRenderedPageBreak/>
-        <w:t>Acknowledgement</w:t>
+        <w:t xml:space="preserve">Author contributions </w:t>
       </w:r>
     </w:p>
     <w:p>
       <w:r>
-        <w:t>This work was supported, in whole or in part, by the Bill &amp; Melinda Gates Foundation [INV-009125]. The conclusions and opinions expressed in this work are those of the authors alone and shall not be attributed to the Foundation. Under the grant conditions of the Foundation, a Creative Commons Attribution 4.0 License has already been assigned to the Author Accepted Manuscript version that might arise from this submission. Please note works submitted as a preprint have not undergone a peer review process.</w:t>
-      </w:r>
-    </w:p>
-    <w:p/>
-    <w:p>
-      <w:pPr>
-        <w:pStyle w:val="Heading2"/>
-      </w:pPr>
-      <w:r>
-        <w:rPr>
-          <w:rFonts w:hint="eastAsia"/>
-        </w:rPr>
-        <w:t xml:space="preserve">Author contributions </w:t>
+        <w:rPr>
+          <w:rFonts w:hint="eastAsia"/>
+        </w:rPr>
+        <w:t xml:space="preserve">J-HK and ECL </w:t>
+      </w:r>
+      <w:r>
+        <w:t>concept</w:t>
+      </w:r>
+      <w:r>
+        <w:rPr>
+          <w:rFonts w:hint="eastAsia"/>
+        </w:rPr>
+        <w:t xml:space="preserve">ualized the study. </w:t>
+      </w:r>
+      <w:r>
+        <w:t>J-HK led the study design</w:t>
+      </w:r>
+      <w:r>
+        <w:rPr>
+          <w:rFonts w:hint="eastAsia"/>
+        </w:rPr>
+        <w:t xml:space="preserve"> and an</w:t>
+      </w:r>
+      <w:r>
+        <w:t>alysis</w:t>
+      </w:r>
+      <w:r>
+        <w:rPr>
+          <w:rFonts w:hint="eastAsia"/>
+        </w:rPr>
+        <w:t>.</w:t>
+      </w:r>
+      <w:r>
+        <w:t xml:space="preserve"> J-HK </w:t>
+      </w:r>
+      <w:r>
+        <w:t>and</w:t>
+      </w:r>
+      <w:r>
+        <w:rPr>
+          <w:rFonts w:hint="eastAsia"/>
+        </w:rPr>
+        <w:t xml:space="preserve"> MD </w:t>
+      </w:r>
+      <w:r>
+        <w:t xml:space="preserve">performed the statistical analysis </w:t>
+      </w:r>
+      <w:r>
+        <w:rPr>
+          <w:rFonts w:hint="eastAsia"/>
+        </w:rPr>
+        <w:t xml:space="preserve">and </w:t>
+      </w:r>
+      <w:r>
+        <w:t>drafted the initial manuscript</w:t>
+      </w:r>
+      <w:r>
+        <w:t xml:space="preserve">. ECL </w:t>
+      </w:r>
+      <w:r>
+        <w:rPr>
+          <w:rFonts w:hint="eastAsia"/>
+        </w:rPr>
+        <w:t>and QZ collected</w:t>
+      </w:r>
+      <w:r>
+        <w:rPr>
+          <w:rFonts w:hint="eastAsia"/>
+        </w:rPr>
+        <w:t xml:space="preserve"> and prepared</w:t>
+      </w:r>
+      <w:r>
+        <w:rPr>
+          <w:rFonts w:hint="eastAsia"/>
+        </w:rPr>
+        <w:t xml:space="preserve"> the data</w:t>
+      </w:r>
+      <w:r>
+        <w:rPr>
+          <w:rFonts w:hint="eastAsia"/>
+        </w:rPr>
+        <w:t xml:space="preserve"> for analysis</w:t>
+      </w:r>
+      <w:r>
+        <w:rPr>
+          <w:rFonts w:hint="eastAsia"/>
+        </w:rPr>
+        <w:t xml:space="preserve">. </w:t>
+      </w:r>
+      <w:r>
+        <w:rPr>
+          <w:rFonts w:hint="eastAsia"/>
+        </w:rPr>
+        <w:t>ECL</w:t>
+      </w:r>
+      <w:r>
+        <w:rPr>
+          <w:rFonts w:hint="eastAsia"/>
+        </w:rPr>
+        <w:t>, A</w:t>
+      </w:r>
+      <w:r>
+        <w:rPr>
+          <w:rFonts w:hint="eastAsia"/>
+        </w:rPr>
+        <w:t>S</w:t>
+      </w:r>
+      <w:r>
+        <w:rPr>
+          <w:rFonts w:hint="eastAsia"/>
+        </w:rPr>
+        <w:t>A,</w:t>
+      </w:r>
+      <w:r>
+        <w:rPr>
+          <w:rFonts w:hint="eastAsia"/>
+        </w:rPr>
+        <w:t xml:space="preserve"> </w:t>
+      </w:r>
+      <w:r>
+        <w:t xml:space="preserve">and </w:t>
+      </w:r>
+      <w:r>
+        <w:rPr>
+          <w:rFonts w:hint="eastAsia"/>
+        </w:rPr>
+        <w:t>JHK</w:t>
+      </w:r>
+      <w:r>
+        <w:rPr>
+          <w:rFonts w:hint="eastAsia"/>
+        </w:rPr>
+        <w:t xml:space="preserve"> </w:t>
+      </w:r>
+      <w:r>
+        <w:t>provided critical input on methodology. MD conducted the literature review. All authors participated in the interpretation of the findings, critically reviewed the manuscript for intellectual content, and approved the final version for submission.</w:t>
       </w:r>
     </w:p>
     <w:p>
-      <w:r>
-        <w:rPr>
-          <w:rFonts w:hint="eastAsia"/>
-        </w:rPr>
-        <w:t xml:space="preserve">J-HK and ECL </w:t>
-      </w:r>
-      <w:r>
-        <w:t>concept</w:t>
-      </w:r>
-      <w:r>
-        <w:rPr>
-          <w:rFonts w:hint="eastAsia"/>
-        </w:rPr>
-        <w:t xml:space="preserve">ualized the study. </w:t>
-      </w:r>
-      <w:r>
-        <w:t>J-HK led the study design</w:t>
-      </w:r>
-      <w:r>
-        <w:rPr>
-          <w:rFonts w:hint="eastAsia"/>
-        </w:rPr>
-        <w:t xml:space="preserve"> and an</w:t>
-      </w:r>
-      <w:r>
-        <w:t>alysis</w:t>
-      </w:r>
-      <w:r>
-        <w:rPr>
-          <w:rFonts w:hint="eastAsia"/>
-        </w:rPr>
-        <w:t>.</w:t>
-      </w:r>
-      <w:r>
-        <w:t xml:space="preserve"> J-HK </w:t>
-      </w:r>
-      <w:r>
-        <w:t>and</w:t>
-      </w:r>
-      <w:r>
-        <w:rPr>
-          <w:rFonts w:hint="eastAsia"/>
-        </w:rPr>
-        <w:t xml:space="preserve"> MD </w:t>
-      </w:r>
-      <w:r>
-        <w:t xml:space="preserve">performed the statistical analysis </w:t>
-      </w:r>
-      <w:r>
-        <w:rPr>
-          <w:rFonts w:hint="eastAsia"/>
-        </w:rPr>
-        <w:t xml:space="preserve">and </w:t>
-      </w:r>
-      <w:r>
-        <w:t>drafted the initial manuscript</w:t>
-      </w:r>
-      <w:r>
-        <w:t xml:space="preserve">. ECL </w:t>
-      </w:r>
-      <w:r>
-        <w:rPr>
-          <w:rFonts w:hint="eastAsia"/>
-        </w:rPr>
-        <w:t>and QZ collected</w:t>
-      </w:r>
-      <w:r>
-        <w:rPr>
-          <w:rFonts w:hint="eastAsia"/>
-        </w:rPr>
-        <w:t xml:space="preserve"> and prepared</w:t>
-      </w:r>
-      <w:r>
-        <w:rPr>
-          <w:rFonts w:hint="eastAsia"/>
-        </w:rPr>
-        <w:t xml:space="preserve"> the data</w:t>
-      </w:r>
-      <w:r>
-        <w:rPr>
-          <w:rFonts w:hint="eastAsia"/>
-        </w:rPr>
-        <w:t xml:space="preserve"> for analysis</w:t>
-      </w:r>
-      <w:r>
-        <w:rPr>
-          <w:rFonts w:hint="eastAsia"/>
-        </w:rPr>
-        <w:t xml:space="preserve">. </w:t>
-      </w:r>
-      <w:r>
-        <w:rPr>
-          <w:rFonts w:hint="eastAsia"/>
-        </w:rPr>
-        <w:t>ECL</w:t>
-      </w:r>
-      <w:r>
-        <w:rPr>
-          <w:rFonts w:hint="eastAsia"/>
-        </w:rPr>
-        <w:t>, A</w:t>
-      </w:r>
-      <w:r>
-        <w:rPr>
-          <w:rFonts w:hint="eastAsia"/>
-        </w:rPr>
-        <w:t>S</w:t>
-      </w:r>
-      <w:r>
-        <w:rPr>
-          <w:rFonts w:hint="eastAsia"/>
-        </w:rPr>
-        <w:t>A,</w:t>
-      </w:r>
-      <w:r>
-        <w:rPr>
-          <w:rFonts w:hint="eastAsia"/>
-        </w:rPr>
-        <w:t xml:space="preserve"> </w:t>
-      </w:r>
-      <w:r>
-        <w:t xml:space="preserve">and </w:t>
-      </w:r>
-      <w:r>
-        <w:rPr>
-          <w:rFonts w:hint="eastAsia"/>
-        </w:rPr>
-        <w:t>JHK</w:t>
-      </w:r>
-      <w:r>
-        <w:rPr>
-          <w:rFonts w:hint="eastAsia"/>
-        </w:rPr>
-        <w:t xml:space="preserve"> </w:t>
-      </w:r>
-      <w:r>
-        <w:t>provided critical input on methodology. MD conducted the literature review. All authors participated in the interpretation of the findings, critically reviewed the manuscript for intellectual content, and approved the final version for submission.</w:t>
-      </w:r>
+      <w:pPr>
+        <w:pStyle w:val="Heading2"/>
+        <w:rPr>
+          <w:lang w:val="en-US"/>
+        </w:rPr>
+      </w:pPr>
+      <w:bookmarkStart w:id="32" w:name="_heading=h.2xcytpi" w:colFirst="0" w:colLast="0"/>
+      <w:bookmarkStart w:id="33" w:name="_Toc184909211"/>
+      <w:bookmarkEnd w:id="32"/>
+      <w:r>
+        <w:rPr>
+          <w:lang w:val="en-US"/>
+        </w:rPr>
+        <w:t>Reference</w:t>
+      </w:r>
+      <w:r>
+        <w:rPr>
+          <w:lang w:val="en-US"/>
+        </w:rPr>
+        <w:t>s</w:t>
+      </w:r>
+      <w:bookmarkEnd w:id="33"/>
     </w:p>
     <w:p>
       <w:pPr>
-        <w:pStyle w:val="Heading2"/>
-        <w:rPr>
-          <w:lang w:val="en-US"/>
-        </w:rPr>
-      </w:pPr>
-      <w:bookmarkStart w:id="33" w:name="_heading=h.2xcytpi" w:colFirst="0" w:colLast="0"/>
-      <w:bookmarkStart w:id="34" w:name="_Toc184909211"/>
-      <w:bookmarkEnd w:id="33"/>
-      <w:r>
-        <w:rPr>
-          <w:lang w:val="en-US"/>
-        </w:rPr>
-        <w:t>Reference</w:t>
-      </w:r>
-      <w:r>
-        <w:rPr>
-          <w:lang w:val="en-US"/>
-        </w:rPr>
-        <w:t>s</w:t>
-      </w:r>
-      <w:bookmarkEnd w:id="34"/>
+        <w:pStyle w:val="Bibliography"/>
+      </w:pPr>
+      <w:r>
+        <w:rPr>
+          <w:lang w:val="de-DE"/>
+        </w:rPr>
+        <w:fldChar w:fldCharType="begin"/>
+      </w:r>
+      <w:r>
+        <w:rPr>
+          <w:lang w:val="en-US"/>
+        </w:rPr>
+        <w:instrText xml:space="preserve"> ADDIN ZOTERO_BIBL {"uncited":[],"omitted":[],"custom":[]} CSL_BIBLIOGRAPHY </w:instrText>
+      </w:r>
+      <w:r>
+        <w:rPr>
+          <w:lang w:val="de-DE"/>
+        </w:rPr>
+        <w:fldChar w:fldCharType="separate"/>
+      </w:r>
+      <w:r>
+        <w:t xml:space="preserve">1. </w:t>
+      </w:r>
+      <w:r>
+        <w:tab/>
+        <w:t xml:space="preserve">Longini IM, Nizam A, Ali M, Yunus M, Shenvi N, Clemens JD. Controlling Endemic Cholera with Oral Vaccines. Von Seidlein L, editor. PLoS Med. 2007 Nov 27;4(11):e336. </w:t>
+      </w:r>
     </w:p>
     <w:p>
       <w:pPr>
         <w:pStyle w:val="Bibliography"/>
       </w:pPr>
       <w:r>
-        <w:rPr>
-          <w:lang w:val="de-DE"/>
-        </w:rPr>
-        <w:fldChar w:fldCharType="begin"/>
-      </w:r>
-      <w:r>
-        <w:rPr>
-          <w:lang w:val="en-US"/>
-        </w:rPr>
-        <w:instrText xml:space="preserve"> ADDIN ZOTERO_BIBL {"uncited":[],"omitted":[],"custom":[]} CSL_BIBLIOGRAPHY </w:instrText>
-      </w:r>
-      <w:r>
-        <w:rPr>
-          <w:lang w:val="de-DE"/>
-        </w:rPr>
-        <w:fldChar w:fldCharType="separate"/>
-      </w:r>
-      <w:r>
-        <w:t xml:space="preserve">1. </w:t>
+        <w:t xml:space="preserve">2. </w:t>
       </w:r>
       <w:r>
         <w:tab/>
-        <w:t xml:space="preserve">Longini IM, Nizam A, Ali M, Yunus M, Shenvi N, Clemens JD. Controlling Endemic Cholera with Oral Vaccines. Von Seidlein L, editor. PLoS Med. 2007 Nov 27;4(11):e336. </w:t>
+        <w:t xml:space="preserve">Dimitrov DT, Troeger C, Halloran ME, Longini IM, Chao DL. Comparative Effectiveness of Different Strategies of Oral Cholera Vaccination in Bangladesh: A Modeling Study. Baker S, editor. PLoS Negl Trop Dis. 2014 Dec 4;8(12):e3343. </w:t>
       </w:r>
     </w:p>
     <w:p>
@@ -21166,44 +21472,53 @@
         <w:pStyle w:val="Bibliography"/>
       </w:pPr>
       <w:r>
-        <w:t xml:space="preserve">2. </w:t>
+        <w:t xml:space="preserve">3. </w:t>
       </w:r>
       <w:r>
         <w:tab/>
-        <w:t xml:space="preserve">Dimitrov DT, Troeger C, Halloran ME, Longini IM, Chao DL. Comparative Effectiveness of Different Strategies of Oral Cholera Vaccination in Bangladesh: A Modeling Study. Baker S, editor. PLoS Negl Trop Dis. 2014 Dec 4;8(12):e3343. </w:t>
+        <w:t xml:space="preserve">Khan AI, Levin A, Chao DL, DeRoeck D, Dimitrov DT, Khan JAM, et al. The impact and cost-effectiveness of controlling cholera through the use of oral cholera vaccines in urban Bangladesh: A disease modeling and economic analysis. Maheu-Giroux M, editor. PLoS Negl Trop Dis. 2018 Oct 9;12(10):e0006652. </w:t>
       </w:r>
     </w:p>
     <w:p>
       <w:pPr>
         <w:pStyle w:val="Bibliography"/>
-      </w:pPr>
-      <w:r>
-        <w:t xml:space="preserve">3. </w:t>
+        <w:rPr>
+          <w:lang w:val="de-DE"/>
+        </w:rPr>
+      </w:pPr>
+      <w:r>
+        <w:t xml:space="preserve">4. </w:t>
       </w:r>
       <w:r>
         <w:tab/>
-        <w:t xml:space="preserve">Khan AI, Levin A, Chao DL, DeRoeck D, Dimitrov DT, Khan JAM, et al. The impact and cost-effectiveness of controlling cholera through the use of oral cholera vaccines in urban Bangladesh: A disease modeling and economic analysis. Maheu-Giroux M, editor. PLoS Negl Trop Dis. 2018 Oct 9;12(10):e0006652. </w:t>
+        <w:t xml:space="preserve">Smalley HK, Keskinocak P, Swann J, Hinman A. Optimized oral cholera vaccine distribution strategies to minimize disease incidence: A mixed integer programming model and analysis of a Bangladesh scenario. </w:t>
+      </w:r>
+      <w:r>
+        <w:rPr>
+          <w:lang w:val="de-DE"/>
+        </w:rPr>
+        <w:t xml:space="preserve">Vaccine. 2015 Nov;33(46):6218–23. </w:t>
       </w:r>
     </w:p>
     <w:p>
       <w:pPr>
         <w:pStyle w:val="Bibliography"/>
+      </w:pPr>
+      <w:r>
         <w:rPr>
           <w:lang w:val="de-DE"/>
         </w:rPr>
-      </w:pPr>
-      <w:r>
-        <w:t xml:space="preserve">4. </w:t>
-      </w:r>
-      <w:r>
+        <w:t xml:space="preserve">5. </w:t>
+      </w:r>
+      <w:r>
+        <w:rPr>
+          <w:lang w:val="de-DE"/>
+        </w:rPr>
         <w:tab/>
-        <w:t xml:space="preserve">Smalley HK, Keskinocak P, Swann J, Hinman A. Optimized oral cholera vaccine distribution strategies to minimize disease incidence: A mixed integer programming model and analysis of a Bangladesh scenario. </w:t>
-      </w:r>
-      <w:r>
-        <w:rPr>
-          <w:lang w:val="de-DE"/>
-        </w:rPr>
-        <w:t xml:space="preserve">Vaccine. 2015 Nov;33(46):6218–23. </w:t>
+        <w:t xml:space="preserve">Finger F, Bertuzzo E, Luquero FJ, Naibei N, Touré B, Allan M, et al. </w:t>
+      </w:r>
+      <w:r>
+        <w:t xml:space="preserve">The potential impact of case-area targeted interventions in response to cholera outbreaks: A modeling study. Von Seidlein L, editor. PLOS Med. 2018 Feb 27;15(2):e1002509. </w:t>
       </w:r>
     </w:p>
     <w:p>
@@ -21211,21 +21526,11 @@
         <w:pStyle w:val="Bibliography"/>
       </w:pPr>
       <w:r>
-        <w:rPr>
-          <w:lang w:val="de-DE"/>
-        </w:rPr>
-        <w:lastRenderedPageBreak/>
-        <w:t xml:space="preserve">5. </w:t>
-      </w:r>
-      <w:r>
-        <w:rPr>
-          <w:lang w:val="de-DE"/>
-        </w:rPr>
+        <w:t xml:space="preserve">6. </w:t>
+      </w:r>
+      <w:r>
         <w:tab/>
-        <w:t xml:space="preserve">Finger F, Bertuzzo E, Luquero FJ, Naibei N, Touré B, Allan M, et al. </w:t>
-      </w:r>
-      <w:r>
-        <w:t xml:space="preserve">The potential impact of case-area targeted interventions in response to cholera outbreaks: A modeling study. Von Seidlein L, editor. PLOS Med. 2018 Feb 27;15(2):e1002509. </w:t>
+        <w:t xml:space="preserve">Lee EC, Chao DL, Lemaitre JC, Matrajt L, Pasetto D, Perez-Saez J, et al. Achieving coordinated national immunity and cholera elimination in Haiti through vaccination: a modelling study. Lancet Glob Health. 2020 Aug;8(8):e1081–9. </w:t>
       </w:r>
     </w:p>
     <w:p>
@@ -21233,11 +21538,11 @@
         <w:pStyle w:val="Bibliography"/>
       </w:pPr>
       <w:r>
-        <w:t xml:space="preserve">6. </w:t>
+        <w:t xml:space="preserve">7. </w:t>
       </w:r>
       <w:r>
         <w:tab/>
-        <w:t xml:space="preserve">Lee EC, Chao DL, Lemaitre JC, Matrajt L, Pasetto D, Perez-Saez J, et al. Achieving coordinated national immunity and cholera elimination in Haiti through vaccination: a modelling study. Lancet Glob Health. 2020 Aug;8(8):e1081–9. </w:t>
+        <w:t xml:space="preserve">Chao DL, Halloran ME, Longini IM. Vaccination strategies for epidemic cholera in Haiti with implications for the developing world. Proc Natl Acad Sci. 2011 Apr 26;108(17):7081–5. </w:t>
       </w:r>
     </w:p>
     <w:p>
@@ -21245,11 +21550,12 @@
         <w:pStyle w:val="Bibliography"/>
       </w:pPr>
       <w:r>
-        <w:t xml:space="preserve">7. </w:t>
+        <w:lastRenderedPageBreak/>
+        <w:t xml:space="preserve">8. </w:t>
       </w:r>
       <w:r>
         <w:tab/>
-        <w:t xml:space="preserve">Chao DL, Halloran ME, Longini IM. Vaccination strategies for epidemic cholera in Haiti with implications for the developing world. Proc Natl Acad Sci. 2011 Apr 26;108(17):7081–5. </w:t>
+        <w:t xml:space="preserve">Kirpich A, Weppelmann TA, Yang Y, Morris JG, Longini IM. Controlling cholera in the Ouest Department of Haiti using oral vaccines. Coudeville L, editor. PLoS Negl Trop Dis. 2017 Apr 14;11(4):e0005482. </w:t>
       </w:r>
     </w:p>
     <w:p>
@@ -21257,11 +21563,11 @@
         <w:pStyle w:val="Bibliography"/>
       </w:pPr>
       <w:r>
-        <w:t xml:space="preserve">8. </w:t>
+        <w:t xml:space="preserve">9. </w:t>
       </w:r>
       <w:r>
         <w:tab/>
-        <w:t xml:space="preserve">Kirpich A, Weppelmann TA, Yang Y, Morris JG, Longini IM. Controlling cholera in the Ouest Department of Haiti using oral vaccines. Coudeville L, editor. PLoS Negl Trop Dis. 2017 Apr 14;11(4):e0005482. </w:t>
+        <w:t xml:space="preserve">Peak CM, Reilly AL, Azman AS, Buckee CO. Prolonging herd immunity to cholera via vaccination: Accounting for human mobility and waning vaccine effects. PLoS Negl Trop Dis. 2018 Feb 28;12(2):e0006257. </w:t>
       </w:r>
     </w:p>
     <w:p>
@@ -21269,11 +21575,11 @@
         <w:pStyle w:val="Bibliography"/>
       </w:pPr>
       <w:r>
-        <w:t xml:space="preserve">9. </w:t>
+        <w:t xml:space="preserve">10. </w:t>
       </w:r>
       <w:r>
         <w:tab/>
-        <w:t xml:space="preserve">Peak CM, Reilly AL, Azman AS, Buckee CO. Prolonging herd immunity to cholera via vaccination: Accounting for human mobility and waning vaccine effects. PLoS Negl Trop Dis. 2018 Feb 28;12(2):e0006257. </w:t>
+        <w:t xml:space="preserve">Mukandavire Z, Manangazira P, Nyabadza F, Cuadros DF, Musuka G, Morris JG. Stemming cholera tides in Zimbabwe through mass vaccination. Int J Infect Dis. 2020 Jul;96:222–7. </w:t>
       </w:r>
     </w:p>
     <w:p>
@@ -21281,11 +21587,11 @@
         <w:pStyle w:val="Bibliography"/>
       </w:pPr>
       <w:r>
-        <w:t xml:space="preserve">10. </w:t>
+        <w:t xml:space="preserve">11. </w:t>
       </w:r>
       <w:r>
         <w:tab/>
-        <w:t xml:space="preserve">Mukandavire Z, Manangazira P, Nyabadza F, Cuadros DF, Musuka G, Morris JG. Stemming cholera tides in Zimbabwe through mass vaccination. Int J Infect Dis. 2020 Jul;96:222–7. </w:t>
+        <w:t xml:space="preserve">Azman AS, Lessler J. Reactive vaccination in the presence of disease hotspots. Proc R Soc B Biol Sci. 2015 Jan 7;282(1798):20141341. </w:t>
       </w:r>
     </w:p>
     <w:p>
@@ -21293,7 +21599,97 @@
         <w:pStyle w:val="Bibliography"/>
       </w:pPr>
       <w:r>
-        <w:t xml:space="preserve">11. </w:t>
+        <w:t xml:space="preserve">12. </w:t>
+      </w:r>
+      <w:r>
+        <w:tab/>
+        <w:t xml:space="preserve">Azman AS, Luquero FJ, Rodrigues A, Palma PP, Grais RF, Banga CN, et al. Urban Cholera Transmission Hotspots and Their Implications for Reactive Vaccination: Evidence from Bissau City, Guinea Bissau. Vinetz JM, editor. PLoS Negl Trop Dis. 2012 Nov 8;6(11):e1901. </w:t>
+      </w:r>
+    </w:p>
+    <w:p>
+      <w:pPr>
+        <w:pStyle w:val="Bibliography"/>
+      </w:pPr>
+      <w:r>
+        <w:t xml:space="preserve">13. </w:t>
+      </w:r>
+      <w:r>
+        <w:tab/>
+        <w:t xml:space="preserve">Leung T, Eaton J, Matrajt L. Optimizing one-dose and two-dose cholera vaccine allocation in outbreak settings: A modeling study. Fleckenstein JM, editor. PLoS Negl Trop Dis. 2022 Apr 20;16(4):e0010358. </w:t>
+      </w:r>
+    </w:p>
+    <w:p>
+      <w:pPr>
+        <w:pStyle w:val="Bibliography"/>
+      </w:pPr>
+      <w:r>
+        <w:t xml:space="preserve">14. </w:t>
+      </w:r>
+      <w:r>
+        <w:tab/>
+        <w:t xml:space="preserve">Azman AS, Luquero FJ, Ciglenecki I, Grais RF, Sack DA, Lessler J. The Impact of a One-Dose versus Two-Dose Oral Cholera Vaccine Regimen in Outbreak Settings: A Modeling Study. Kretzschmar MEE, editor. PLOS Med. 2015 Aug 25;12(8):e1001867. </w:t>
+      </w:r>
+    </w:p>
+    <w:p>
+      <w:pPr>
+        <w:pStyle w:val="Bibliography"/>
+        <w:rPr>
+          <w:lang w:val="de-DE"/>
+        </w:rPr>
+      </w:pPr>
+      <w:r>
+        <w:t xml:space="preserve">15. </w:t>
+      </w:r>
+      <w:r>
+        <w:tab/>
+        <w:t xml:space="preserve">Kim JH, Mogasale V, Burgess C, Wierzba TF. Impact of oral cholera vaccines in cholera-endemic countries: A mathematical modeling study. </w:t>
+      </w:r>
+      <w:r>
+        <w:rPr>
+          <w:lang w:val="de-DE"/>
+        </w:rPr>
+        <w:t xml:space="preserve">Vaccine. 2016 Apr;34(18):2113–20. </w:t>
+      </w:r>
+    </w:p>
+    <w:p>
+      <w:pPr>
+        <w:pStyle w:val="Bibliography"/>
+      </w:pPr>
+      <w:r>
+        <w:rPr>
+          <w:lang w:val="de-DE"/>
+        </w:rPr>
+        <w:t xml:space="preserve">16. </w:t>
+      </w:r>
+      <w:r>
+        <w:rPr>
+          <w:lang w:val="de-DE"/>
+        </w:rPr>
+        <w:tab/>
+        <w:t xml:space="preserve">Xu H, Zou K, Dent J, Wiens KE, Malembaka EB, Bwire G, et al. </w:t>
+      </w:r>
+      <w:r>
+        <w:t>Enhanced cholera surveillance to improve vaccination campaign efficiency. Nat Med [Internet]. 2024 Mar 5 [cited 2024 Apr 16]; Available from: https://www.nature.com/articles/s41591-024-02852-8</w:t>
+      </w:r>
+    </w:p>
+    <w:p>
+      <w:pPr>
+        <w:pStyle w:val="Bibliography"/>
+      </w:pPr>
+      <w:r>
+        <w:t xml:space="preserve">17. </w:t>
+      </w:r>
+      <w:r>
+        <w:tab/>
+        <w:t xml:space="preserve">Peak CM, Reilly AL, Azman AS, Buckee CO. Prolonging herd immunity to cholera via vaccination: Accounting for human mobility and waning vaccine effects. Marks F, editor. PLoS Negl Trop Dis. 2018 Feb 28;12(2):e0006257. </w:t>
+      </w:r>
+    </w:p>
+    <w:p>
+      <w:pPr>
+        <w:pStyle w:val="Bibliography"/>
+      </w:pPr>
+      <w:r>
+        <w:t xml:space="preserve">18. </w:t>
       </w:r>
       <w:r>
         <w:tab/>
@@ -21305,11 +21701,11 @@
         <w:pStyle w:val="Bibliography"/>
       </w:pPr>
       <w:r>
-        <w:t xml:space="preserve">12. </w:t>
+        <w:t xml:space="preserve">19. </w:t>
       </w:r>
       <w:r>
         <w:tab/>
-        <w:t xml:space="preserve">Azman AS, Luquero FJ, Rodrigues A, Palma PP, Grais RF, Banga CN, et al. Urban Cholera Transmission Hotspots and Their Implications for Reactive Vaccination: Evidence from Bissau City, Guinea Bissau. Vinetz JM, editor. PLoS Negl Trop Dis. 2012 Nov 8;6(11):e1901. </w:t>
+        <w:t xml:space="preserve">Havumaki J, Meza R, Phares CR, Date K, Eisenberg MC. Comparing alternative cholera vaccination strategies in Maela refugee camp: using a transmission model in public health practice. BMC Infect Dis. 2019 Dec;19(1):1075. </w:t>
       </w:r>
     </w:p>
     <w:p>
@@ -21317,11 +21713,12 @@
         <w:pStyle w:val="Bibliography"/>
       </w:pPr>
       <w:r>
-        <w:t xml:space="preserve">13. </w:t>
+        <w:lastRenderedPageBreak/>
+        <w:t xml:space="preserve">20. </w:t>
       </w:r>
       <w:r>
         <w:tab/>
-        <w:t xml:space="preserve">Leung T, Eaton J, Matrajt L. Optimizing one-dose and two-dose cholera vaccine allocation in outbreak settings: A modeling study. Fleckenstein JM, editor. PLoS Negl Trop Dis. 2022 Apr 20;16(4):e0010358. </w:t>
+        <w:t xml:space="preserve">Kaper JB, Morris JG, Levine MM. Cholera. Clin Microbiol Rev. 1995 Jan;8(1):48–86. </w:t>
       </w:r>
     </w:p>
     <w:p>
@@ -21329,32 +21726,23 @@
         <w:pStyle w:val="Bibliography"/>
       </w:pPr>
       <w:r>
-        <w:t xml:space="preserve">14. </w:t>
+        <w:t xml:space="preserve">21. </w:t>
       </w:r>
       <w:r>
         <w:tab/>
-        <w:t xml:space="preserve">Azman AS, Luquero FJ, Ciglenecki I, Grais RF, Sack DA, Lessler J. The Impact of a One-Dose versus Two-Dose Oral Cholera Vaccine Regimen in Outbreak Settings: A Modeling Study. Kretzschmar MEE, editor. PLOS Med. 2015 Aug 25;12(8):e1001867. </w:t>
+        <w:t xml:space="preserve">Sikder M, Deshpande A, Hegde ST, Malembaka EB, Gallandat K, Reiner RC, et al. Water, Sanitation, and Cholera in Sub-Saharan Africa. Environ Sci Technol. 2023 Jul 18;57(28):10185–92. </w:t>
       </w:r>
     </w:p>
     <w:p>
       <w:pPr>
         <w:pStyle w:val="Bibliography"/>
-        <w:rPr>
-          <w:lang w:val="de-DE"/>
-        </w:rPr>
-      </w:pPr>
-      <w:r>
-        <w:t xml:space="preserve">15. </w:t>
+      </w:pPr>
+      <w:r>
+        <w:t xml:space="preserve">22. </w:t>
       </w:r>
       <w:r>
         <w:tab/>
-        <w:t xml:space="preserve">Kim JH, Mogasale V, Burgess C, Wierzba TF. Impact of oral cholera vaccines in cholera-endemic countries: A mathematical modeling study. </w:t>
-      </w:r>
-      <w:r>
-        <w:rPr>
-          <w:lang w:val="de-DE"/>
-        </w:rPr>
-        <w:t xml:space="preserve">Vaccine. 2016 Apr;34(18):2113–20. </w:t>
+        <w:t xml:space="preserve">Ali M, Nelson AR, Lopez AL, Sack DA. Updated Global Burden of Cholera in Endemic Countries. PLoS Negl Trop Dis. 2015 Jun 4;9(6):e0003832. </w:t>
       </w:r>
     </w:p>
     <w:p>
@@ -21362,24 +21750,11 @@
         <w:pStyle w:val="Bibliography"/>
       </w:pPr>
       <w:r>
-        <w:rPr>
-          <w:lang w:val="de-DE"/>
-        </w:rPr>
-        <w:t xml:space="preserve">16. </w:t>
-      </w:r>
-      <w:r>
-        <w:rPr>
-          <w:lang w:val="de-DE"/>
-        </w:rPr>
+        <w:t xml:space="preserve">23. </w:t>
+      </w:r>
+      <w:r>
         <w:tab/>
-        <w:t xml:space="preserve">Xu H, Zou K, Dent J, Wiens KE, Malembaka EB, Bwire G, et al. </w:t>
-      </w:r>
-      <w:r>
-        <w:t xml:space="preserve">Enhanced cholera surveillance to improve vaccination campaign efficiency. Nat Med [Internet]. 2024 Mar 5 </w:t>
-      </w:r>
-      <w:r>
-        <w:lastRenderedPageBreak/>
-        <w:t>[cited 2024 Apr 16]; Available from: https://www.nature.com/articles/s41591-024-02852-8</w:t>
+        <w:t xml:space="preserve">Clemens JD, Nair GB, Ahmed T, Qadri F, Holmgren J. Cholera. Lancet Lond Engl. 2017 Sep 23;390(10101):1539–49. </w:t>
       </w:r>
     </w:p>
     <w:p>
@@ -21387,11 +21762,11 @@
         <w:pStyle w:val="Bibliography"/>
       </w:pPr>
       <w:r>
-        <w:t xml:space="preserve">17. </w:t>
+        <w:t xml:space="preserve">24. </w:t>
       </w:r>
       <w:r>
         <w:tab/>
-        <w:t xml:space="preserve">Peak CM, Reilly AL, Azman AS, Buckee CO. Prolonging herd immunity to cholera via vaccination: Accounting for human mobility and waning vaccine effects. Marks F, editor. PLoS Negl Trop Dis. 2018 Feb 28;12(2):e0006257. </w:t>
+        <w:t xml:space="preserve">Lessler J, Moore SM, Luquero FJ, McKay HS, Grais R, Henkens M, et al. Mapping the burden of cholera in sub-Saharan Africa and implications for control: an analysis of data across geographical scales. Lancet Lond Engl. 2018 May 12;391(10133):1908–15. </w:t>
       </w:r>
     </w:p>
     <w:p>
@@ -21399,11 +21774,11 @@
         <w:pStyle w:val="Bibliography"/>
       </w:pPr>
       <w:r>
-        <w:t xml:space="preserve">18. </w:t>
+        <w:t xml:space="preserve">25. </w:t>
       </w:r>
       <w:r>
         <w:tab/>
-        <w:t xml:space="preserve">Azman AS, Lessler J. Reactive vaccination in the presence of disease hotspots. Proc R Soc B Biol Sci. 2015 Jan 7;282(1798):20141341. </w:t>
+        <w:t xml:space="preserve">Zheng Q, Luquero FJ, Ciglenecki I, Wamala JF, Abubakar A, Welo P, et al. Cholera outbreaks in sub-Saharan Africa during 2010-2019: a descriptive analysis. Int J Infect Dis. 2022 Sep 1;122:215–21. </w:t>
       </w:r>
     </w:p>
     <w:p>
@@ -21411,11 +21786,11 @@
         <w:pStyle w:val="Bibliography"/>
       </w:pPr>
       <w:r>
-        <w:t xml:space="preserve">19. </w:t>
+        <w:t xml:space="preserve">26. </w:t>
       </w:r>
       <w:r>
         <w:tab/>
-        <w:t xml:space="preserve">Havumaki J, Meza R, Phares CR, Date K, Eisenberg MC. Comparing alternative cholera vaccination strategies in Maela refugee camp: using a transmission model in public health practice. BMC Infect Dis. 2019 Dec;19(1):1075. </w:t>
+        <w:t xml:space="preserve">Yen C, Hyde TB, Costa AJ, Fernandez K, Tam JS, Hugonnet S, et al. The development of global vaccine stockpiles. Lancet Infect Dis. 2015 Mar 1;15(3):340–7. </w:t>
       </w:r>
     </w:p>
     <w:p>
@@ -21423,11 +21798,11 @@
         <w:pStyle w:val="Bibliography"/>
       </w:pPr>
       <w:r>
-        <w:t xml:space="preserve">20. </w:t>
+        <w:t xml:space="preserve">27. </w:t>
       </w:r>
       <w:r>
         <w:tab/>
-        <w:t xml:space="preserve">Kaper JB, Morris JG, Levine MM. Cholera. Clin Microbiol Rev. 1995 Jan;8(1):48–86. </w:t>
+        <w:t>Global Task Force on Cholera Control. GTFCC OCV Dashboard [Internet]. Available from: https://apps.epicentre-msf.org/public/app/gtfcc</w:t>
       </w:r>
     </w:p>
     <w:p>
@@ -21435,11 +21810,11 @@
         <w:pStyle w:val="Bibliography"/>
       </w:pPr>
       <w:r>
-        <w:t xml:space="preserve">21. </w:t>
+        <w:t xml:space="preserve">28. </w:t>
       </w:r>
       <w:r>
         <w:tab/>
-        <w:t xml:space="preserve">Sikder M, Deshpande A, Hegde ST, Malembaka EB, Gallandat K, Reiner RC, et al. Water, Sanitation, and Cholera in Sub-Saharan Africa. Environ Sci Technol. 2023 Jul 18;57(28):10185–92. </w:t>
+        <w:t xml:space="preserve">Lee EC, Azman AS, Kaminsky J, Moore SM, McKay HS, Lessler J. The projected impact of geographic targeting of oral cholera vaccination in sub-Saharan Africa: A modeling study. PLoS Med. 2019 Dec;16(12):e1003003. </w:t>
       </w:r>
     </w:p>
     <w:p>
@@ -21447,11 +21822,11 @@
         <w:pStyle w:val="Bibliography"/>
       </w:pPr>
       <w:r>
-        <w:t xml:space="preserve">22. </w:t>
+        <w:t xml:space="preserve">29. </w:t>
       </w:r>
       <w:r>
         <w:tab/>
-        <w:t xml:space="preserve">Ali M, Nelson AR, Lopez AL, Sack DA. Updated Global Burden of Cholera in Endemic Countries. PLoS Negl Trop Dis. 2015 Jun 4;9(6):e0003832. </w:t>
+        <w:t xml:space="preserve">Perez-Saez J, Lessler J, Lee EC, Luquero FJ, Malembaka EB, Finger F, et al. The seasonality of cholera in sub-Saharan Africa: a statistical modelling study. Lancet Glob Health. 2022 Jun 1;10(6):e831–9. </w:t>
       </w:r>
     </w:p>
     <w:p>
@@ -21459,11 +21834,11 @@
         <w:pStyle w:val="Bibliography"/>
       </w:pPr>
       <w:r>
-        <w:t xml:space="preserve">23. </w:t>
+        <w:t xml:space="preserve">30. </w:t>
       </w:r>
       <w:r>
         <w:tab/>
-        <w:t xml:space="preserve">Clemens JD, Nair GB, Ahmed T, Qadri F, Holmgren J. Cholera. Lancet Lond Engl. 2017 Sep 23;390(10101):1539–49. </w:t>
+        <w:t xml:space="preserve">Bi Q, Ferreras E, Pezzoli L, Legros D, Ivers LC, Date K, et al. Protection against cholera from killed whole-cell oral cholera vaccines: a systematic review and meta-analysis. Lancet Infect Dis. 2017 Oct 1;17(10):1080–8. </w:t>
       </w:r>
     </w:p>
     <w:p>
@@ -21471,11 +21846,11 @@
         <w:pStyle w:val="Bibliography"/>
       </w:pPr>
       <w:r>
-        <w:t xml:space="preserve">24. </w:t>
+        <w:t xml:space="preserve">31. </w:t>
       </w:r>
       <w:r>
         <w:tab/>
-        <w:t xml:space="preserve">Lessler J, Moore SM, Luquero FJ, McKay HS, Grais R, Henkens M, et al. Mapping the burden of cholera in sub-Saharan Africa and implications for control: an analysis of data across geographical scales. Lancet Lond Engl. 2018 May 12;391(10133):1908–15. </w:t>
+        <w:t xml:space="preserve">Meredith HR, Giles JR, Perez-Saez J, Mande T, Rinaldo A, Mutembo S, et al. Characterizing human mobility patterns in rural settings of sub-Saharan Africa. eLife. 2021 Sep 17;10:e68441. </w:t>
       </w:r>
     </w:p>
     <w:p>
@@ -21483,11 +21858,11 @@
         <w:pStyle w:val="Bibliography"/>
       </w:pPr>
       <w:r>
-        <w:t xml:space="preserve">25. </w:t>
+        <w:t xml:space="preserve">32. </w:t>
       </w:r>
       <w:r>
         <w:tab/>
-        <w:t xml:space="preserve">Zheng Q, Luquero FJ, Ciglenecki I, Wamala JF, Abubakar A, Welo P, et al. Cholera outbreaks in sub-Saharan Africa during 2010-2019: a descriptive analysis. Int J Infect Dis. 2022 Sep 1;122:215–21. </w:t>
+        <w:t xml:space="preserve">Zheng Q, Lee EC. Cholera outbreak time series in Africa between 2010 and 2023. In preparation; </w:t>
       </w:r>
     </w:p>
     <w:p>
@@ -21495,11 +21870,12 @@
         <w:pStyle w:val="Bibliography"/>
       </w:pPr>
       <w:r>
-        <w:t xml:space="preserve">26. </w:t>
+        <w:lastRenderedPageBreak/>
+        <w:t xml:space="preserve">33. </w:t>
       </w:r>
       <w:r>
         <w:tab/>
-        <w:t xml:space="preserve">Yen C, Hyde TB, Costa AJ, Fernandez K, Tam JS, Hugonnet S, et al. The development of global vaccine stockpiles. Lancet Infect Dis. 2015 Mar 1;15(3):340–7. </w:t>
+        <w:t xml:space="preserve">Pezzoli L, Oral Cholera Vaccine Working Group of the Global Task Force on Cholera Control. Global oral cholera vaccine use, 2013-2018. Vaccine. 2020 Feb 29;38 Suppl 1(Suppl 1):A132–40. </w:t>
       </w:r>
     </w:p>
     <w:p>
@@ -21507,11 +21883,11 @@
         <w:pStyle w:val="Bibliography"/>
       </w:pPr>
       <w:r>
-        <w:t xml:space="preserve">27. </w:t>
+        <w:t xml:space="preserve">34. </w:t>
       </w:r>
       <w:r>
         <w:tab/>
-        <w:t>Global Task Force on Cholera Control. GTFCC OCV Dashboard [Internet]. Available from: https://apps.epicentre-msf.org/public/app/gtfcc</w:t>
+        <w:t>Johns Hopkins Cholera Dynamics Team. CholeraTaxonomy [Internet]. [cited 2025 Jan 2]. Available from: https://cholera-taxonomy.middle-distance.com/</w:t>
       </w:r>
     </w:p>
     <w:p>
@@ -21519,11 +21895,11 @@
         <w:pStyle w:val="Bibliography"/>
       </w:pPr>
       <w:r>
-        <w:t xml:space="preserve">28. </w:t>
+        <w:t xml:space="preserve">35. </w:t>
       </w:r>
       <w:r>
         <w:tab/>
-        <w:t xml:space="preserve">Lee EC, Azman AS, Kaminsky J, Moore SM, McKay HS, Lessler J. The projected impact of geographic targeting of oral cholera vaccination in sub-Saharan Africa: A modeling study. PLoS Med. 2019 Dec;16(12):e1003003. </w:t>
+        <w:t xml:space="preserve">Zheng Q, DePencier R, Demby MN, Azman AS, Lee EC. Cholera surveillance time series in Africa between 2010 and 2023. VeriXiv. 2025;2(116). </w:t>
       </w:r>
     </w:p>
     <w:p>
@@ -21531,12 +21907,11 @@
         <w:pStyle w:val="Bibliography"/>
       </w:pPr>
       <w:r>
-        <w:lastRenderedPageBreak/>
-        <w:t xml:space="preserve">29. </w:t>
+        <w:t xml:space="preserve">36. </w:t>
       </w:r>
       <w:r>
         <w:tab/>
-        <w:t xml:space="preserve">Perez-Saez J, Lessler J, Lee EC, Luquero FJ, Malembaka EB, Finger F, et al. The seasonality of cholera in sub-Saharan Africa: a statistical modelling study. Lancet Glob Health. 2022 Jun 1;10(6):e831–9. </w:t>
+        <w:t>GTFCC OCV Dashboard [Internet]. [cited 2024 Nov 7]. Available from: https://apps.epicentre-msf.org/public/app/gtfcc</w:t>
       </w:r>
     </w:p>
     <w:p>
@@ -21544,23 +21919,32 @@
         <w:pStyle w:val="Bibliography"/>
       </w:pPr>
       <w:r>
-        <w:t xml:space="preserve">30. </w:t>
+        <w:t xml:space="preserve">37. </w:t>
       </w:r>
       <w:r>
         <w:tab/>
-        <w:t xml:space="preserve">Bi Q, Ferreras E, Pezzoli L, Legros D, Ivers LC, Date K, et al. Protection against cholera from killed whole-cell oral cholera vaccines: a systematic review and meta-analysis. Lancet Infect Dis. 2017 Oct 1;17(10):1080–8. </w:t>
+        <w:t>Cholera surveillance time series in Africa between 2010 ... | VeriXiv [Internet]. [cited 2025 Jul 9]. Available from: https://verixiv.org/articles/2-116</w:t>
       </w:r>
     </w:p>
     <w:p>
       <w:pPr>
         <w:pStyle w:val="Bibliography"/>
-      </w:pPr>
-      <w:r>
-        <w:t xml:space="preserve">31. </w:t>
+        <w:rPr>
+          <w:lang w:val="de-DE"/>
+        </w:rPr>
+      </w:pPr>
+      <w:r>
+        <w:t xml:space="preserve">38. </w:t>
       </w:r>
       <w:r>
         <w:tab/>
-        <w:t xml:space="preserve">Meredith HR, Giles JR, Perez-Saez J, Mande T, Rinaldo A, Mutembo S, et al. Characterizing human mobility patterns in rural settings of sub-Saharan Africa. eLife. 2021 Sep 17;10:e68441. </w:t>
+        <w:t xml:space="preserve">Halloran ME, Struchiner CJ. Study designs for dependent happenings. </w:t>
+      </w:r>
+      <w:r>
+        <w:rPr>
+          <w:lang w:val="de-DE"/>
+        </w:rPr>
+        <w:t xml:space="preserve">Epidemiol Camb Mass. 1991 Sep;2(5):331–8. </w:t>
       </w:r>
     </w:p>
     <w:p>
@@ -21568,11 +21952,20 @@
         <w:pStyle w:val="Bibliography"/>
       </w:pPr>
       <w:r>
-        <w:t xml:space="preserve">32. </w:t>
-      </w:r>
-      <w:r>
+        <w:rPr>
+          <w:lang w:val="de-DE"/>
+        </w:rPr>
+        <w:t xml:space="preserve">39. </w:t>
+      </w:r>
+      <w:r>
+        <w:rPr>
+          <w:lang w:val="de-DE"/>
+        </w:rPr>
         <w:tab/>
-        <w:t xml:space="preserve">Zheng Q, Lee EC. Cholera outbreak time series in Africa between 2010 and 2023. In preparation; </w:t>
+        <w:t xml:space="preserve">Ali M, Emch M, Von Seidlein L, Yunus M, Sack DA, Rao M, et al. </w:t>
+      </w:r>
+      <w:r>
+        <w:t xml:space="preserve">Herd immunity conferred by killed oral cholera vaccines in Bangladesh: a reanalysis. The Lancet. 2005 Jul;366(9479):44–9. </w:t>
       </w:r>
     </w:p>
     <w:p>
@@ -21580,11 +21973,11 @@
         <w:pStyle w:val="Bibliography"/>
       </w:pPr>
       <w:r>
-        <w:t xml:space="preserve">33. </w:t>
+        <w:t xml:space="preserve">40. </w:t>
       </w:r>
       <w:r>
         <w:tab/>
-        <w:t xml:space="preserve">Pezzoli L, Oral Cholera Vaccine Working Group of the Global Task Force on Cholera Control. Global oral cholera vaccine use, 2013-2018. Vaccine. 2020 Feb 29;38 Suppl 1(Suppl 1):A132–40. </w:t>
+        <w:t>Kim JH. cholera-outbreak-vaccine-impact-modeling [Internet]. 2024. Available from: https://github.com/kimfinale/cholera-outbreak-vaccine-impact-modeling</w:t>
       </w:r>
     </w:p>
     <w:p>
@@ -21592,11 +21985,20 @@
         <w:pStyle w:val="Bibliography"/>
       </w:pPr>
       <w:r>
-        <w:t xml:space="preserve">34. </w:t>
+        <w:t xml:space="preserve">41. </w:t>
       </w:r>
       <w:r>
         <w:tab/>
-        <w:t>Johns Hopkins Cholera Dynamics Team. CholeraTaxonomy [Internet]. [cited 2025 Jan 2]. Available from: https://cholera-taxonomy.middle-distance.com/</w:t>
+        <w:t>Ng Ombe H, Simuyandi M, Mwaba J, Luchen CC, Alabi P, Chilyabanyama ON, et al. Immunogenicity and waning immunity from the oral cholera vaccine (Shanchol</w:t>
+      </w:r>
+      <w:r>
+        <w:rPr>
+          <w:vertAlign w:val="superscript"/>
+        </w:rPr>
+        <w:t>TM</w:t>
+      </w:r>
+      <w:r>
+        <w:t xml:space="preserve">) in adults residing in Lukanga Swamps of Zambia. PloS One. 2022;17(1):e0262239. </w:t>
       </w:r>
     </w:p>
     <w:p>
@@ -21604,11 +22006,11 @@
         <w:pStyle w:val="Bibliography"/>
       </w:pPr>
       <w:r>
-        <w:t xml:space="preserve">35. </w:t>
+        <w:t xml:space="preserve">42. </w:t>
       </w:r>
       <w:r>
         <w:tab/>
-        <w:t xml:space="preserve">Zheng Q, DePencier R, Demby MN, Azman AS, Lee EC. Cholera surveillance time series in Africa between 2010 and 2023. VeriXiv. 2025;2(116). </w:t>
+        <w:t xml:space="preserve">Kanungo S, Paisley A, Lopez AL, Bhattacharya M, Manna B, Kim DR, et al. Immune responses following one and two doses of the reformulated, bivalent, killed, whole-cell, oral cholera vaccine among adults and children in Kolkata, India: a randomized, placebo-controlled trial. Vaccine. 2009 Nov 16;27(49):6887–93. </w:t>
       </w:r>
     </w:p>
     <w:p>
@@ -21616,11 +22018,11 @@
         <w:pStyle w:val="Bibliography"/>
       </w:pPr>
       <w:r>
-        <w:t xml:space="preserve">36. </w:t>
+        <w:t xml:space="preserve">43. </w:t>
       </w:r>
       <w:r>
         <w:tab/>
-        <w:t>GTFCC OCV Dashboard [Internet]. [cited 2024 Nov 7]. Available from: https://apps.epicentre-msf.org/public/app/gtfcc</w:t>
+        <w:t xml:space="preserve">Chowdhury F, Bhuiyan TR, Akter A, Bhuiyan MS, Khan AI, Hossain M, et al. Immunogenicity of a killed bivalent whole cell oral cholera vaccine in forcibly displaced Myanmar nationals in Cox’s Bazar, Bangladesh. PLoS Negl Trop Dis. 2020 Mar;14(3):e0007989. </w:t>
       </w:r>
     </w:p>
     <w:p>
@@ -21628,32 +22030,24 @@
         <w:pStyle w:val="Bibliography"/>
       </w:pPr>
       <w:r>
-        <w:t xml:space="preserve">37. </w:t>
+        <w:t xml:space="preserve">44. </w:t>
       </w:r>
       <w:r>
         <w:tab/>
-        <w:t>Cholera surveillance time series in Africa between 2010 ... | VeriXiv [Internet]. [cited 2025 Jul 9]. Available from: https://verixiv.org/articles/2-116</w:t>
+        <w:t xml:space="preserve">Raghava Mohan V, Raj S, Dhingra MS, Aloysia D’Cor N, Singh AP, Saluja T, et al. Safety and immunogenicity of a killed bivalent (O1 and O139) whole-cell oral cholera vaccine in adults and children in Vellore, South India. Borrow R, editor. PLOS ONE. 2019 Jun 18;14(6):e0218033. </w:t>
       </w:r>
     </w:p>
     <w:p>
       <w:pPr>
         <w:pStyle w:val="Bibliography"/>
-        <w:rPr>
-          <w:lang w:val="de-DE"/>
-        </w:rPr>
-      </w:pPr>
-      <w:r>
-        <w:t xml:space="preserve">38. </w:t>
+      </w:pPr>
+      <w:r>
+        <w:lastRenderedPageBreak/>
+        <w:t xml:space="preserve">45. </w:t>
       </w:r>
       <w:r>
         <w:tab/>
-        <w:t xml:space="preserve">Halloran ME, Struchiner CJ. Study designs for dependent happenings. </w:t>
-      </w:r>
-      <w:r>
-        <w:rPr>
-          <w:lang w:val="de-DE"/>
-        </w:rPr>
-        <w:t xml:space="preserve">Epidemiol Camb Mass. 1991 Sep;2(5):331–8. </w:t>
+        <w:t xml:space="preserve">Charles RC, Hilaire IJ, Mayo-Smith LM, Teng JE, Jerome JG, Franke MF, et al. Immunogenicity of a killed bivalent (O1 and O139) whole cell oral cholera vaccine, Shanchol, in Haiti. PLoS Negl Trop Dis. 2014 May;8(5):e2828. </w:t>
       </w:r>
     </w:p>
     <w:p>
@@ -21661,20 +22055,11 @@
         <w:pStyle w:val="Bibliography"/>
       </w:pPr>
       <w:r>
-        <w:rPr>
-          <w:lang w:val="de-DE"/>
-        </w:rPr>
-        <w:t xml:space="preserve">39. </w:t>
-      </w:r>
-      <w:r>
-        <w:rPr>
-          <w:lang w:val="de-DE"/>
-        </w:rPr>
+        <w:t xml:space="preserve">46. </w:t>
+      </w:r>
+      <w:r>
         <w:tab/>
-        <w:t xml:space="preserve">Ali M, Emch M, Von Seidlein L, Yunus M, Sack DA, Rao M, et al. </w:t>
-      </w:r>
-      <w:r>
-        <w:t xml:space="preserve">Herd immunity conferred by killed oral cholera vaccines in Bangladesh: a reanalysis. The Lancet. 2005 Jul;366(9479):44–9. </w:t>
+        <w:t xml:space="preserve">Chac D, Bhuiyan TR, Saha A, Alam MM, Salma U, Jahan N, et al. Gut Microbiota and Development of Vibrio cholerae-Specific Long-Term Memory B Cells in Adults after Whole-Cell Killed Oral Cholera Vaccine. Infect Immun. 2021 Aug 16;89(9):e0021721. </w:t>
       </w:r>
     </w:p>
     <w:p>
@@ -21682,11 +22067,11 @@
         <w:pStyle w:val="Bibliography"/>
       </w:pPr>
       <w:r>
-        <w:t xml:space="preserve">40. </w:t>
+        <w:t xml:space="preserve">47. </w:t>
       </w:r>
       <w:r>
         <w:tab/>
-        <w:t>Kim JH. cholera-outbreak-vaccine-impact-modeling [Internet]. 2024. Available from: https://github.com/kimfinale/cholera-outbreak-vaccine-impact-modeling</w:t>
+        <w:t xml:space="preserve">McCarty JM, Cassie D, Bedell L, Lock MD, Bennett S. Long-Term Immunogenicity of Live Oral Cholera Vaccine CVD 103-HgR in Adolescents Aged 12-17 Years in the United States. Am J Trop Med Hyg. 2021 Apr 5;104(5):1758–60. </w:t>
       </w:r>
     </w:p>
     <w:p>
@@ -21694,20 +22079,11 @@
         <w:pStyle w:val="Bibliography"/>
       </w:pPr>
       <w:r>
-        <w:t xml:space="preserve">41. </w:t>
+        <w:t xml:space="preserve">48. </w:t>
       </w:r>
       <w:r>
         <w:tab/>
-        <w:t>Ng Ombe H, Simuyandi M, Mwaba J, Luchen CC, Alabi P, Chilyabanyama ON, et al. Immunogenicity and waning immunity from the oral cholera vaccine (Shanchol</w:t>
-      </w:r>
-      <w:r>
-        <w:rPr>
-          <w:vertAlign w:val="superscript"/>
-        </w:rPr>
-        <w:t>TM</w:t>
-      </w:r>
-      <w:r>
-        <w:t xml:space="preserve">) in adults residing in Lukanga Swamps of Zambia. PloS One. 2022;17(1):e0262239. </w:t>
+        <w:t xml:space="preserve">McCarty JM, Lock MD, Hunt KM, Simon JK, Gurwith M. Safety and immunogenicity of single-dose live oral cholera vaccine strain CVD 103-HgR in healthy adults age 18–45. Vaccine. 2018 Feb;36(6):833–40. </w:t>
       </w:r>
     </w:p>
     <w:p>
@@ -21715,12 +22091,11 @@
         <w:pStyle w:val="Bibliography"/>
       </w:pPr>
       <w:r>
-        <w:lastRenderedPageBreak/>
-        <w:t xml:space="preserve">42. </w:t>
+        <w:t xml:space="preserve">49. </w:t>
       </w:r>
       <w:r>
         <w:tab/>
-        <w:t xml:space="preserve">Kanungo S, Paisley A, Lopez AL, Bhattacharya M, Manna B, Kim DR, et al. Immune responses following one and two doses of the reformulated, bivalent, killed, whole-cell, oral cholera vaccine among adults and children in Kolkata, India: a randomized, placebo-controlled trial. Vaccine. 2009 Nov 16;27(49):6887–93. </w:t>
+        <w:t xml:space="preserve">Chowdhury F, Ali Syed K, Akter A, Rahman Bhuiyan T, Tauheed I, Khaton F, et al. A phase I/II study to evaluate safety, tolerability and immunogenicity of Hillchol®, an inactivated single Hikojima strain based oral cholera vaccine, in a sequentially age descending population in Bangladesh. Vaccine. 2021 Jul 22;39(32):4450–7. </w:t>
       </w:r>
     </w:p>
     <w:p>
@@ -21728,11 +22103,11 @@
         <w:pStyle w:val="Bibliography"/>
       </w:pPr>
       <w:r>
-        <w:t xml:space="preserve">43. </w:t>
+        <w:t xml:space="preserve">50. </w:t>
       </w:r>
       <w:r>
         <w:tab/>
-        <w:t xml:space="preserve">Chowdhury F, Bhuiyan TR, Akter A, Bhuiyan MS, Khan AI, Hossain M, et al. Immunogenicity of a killed bivalent whole cell oral cholera vaccine in forcibly displaced Myanmar nationals in Cox’s Bazar, Bangladesh. PLoS Negl Trop Dis. 2020 Mar;14(3):e0007989. </w:t>
+        <w:t xml:space="preserve">Mbewe N, Imamura T, Sivile S, Sinkala A, Zulu P, Chanda C, et al. Clinical Characteristics of 6578 Adult Patients With Cholera Admitted to Community and Referral Cholera Treatment Centers in Lusaka, Zambia, October 2023 to April 2024. Open Forum Infect Dis. 2025 Jun 1;12(6):ofaf277. </w:t>
       </w:r>
     </w:p>
     <w:p>
@@ -21740,11 +22115,11 @@
         <w:pStyle w:val="Bibliography"/>
       </w:pPr>
       <w:r>
-        <w:t xml:space="preserve">44. </w:t>
+        <w:t xml:space="preserve">51. </w:t>
       </w:r>
       <w:r>
         <w:tab/>
-        <w:t xml:space="preserve">Raghava Mohan V, Raj S, Dhingra MS, Aloysia D’Cor N, Singh AP, Saluja T, et al. Safety and immunogenicity of a killed bivalent (O1 and O139) whole-cell oral cholera vaccine in adults and children in Vellore, South India. Borrow R, editor. PLOS ONE. 2019 Jun 18;14(6):e0218033. </w:t>
+        <w:t xml:space="preserve">GBD 2017 Disease and Injury Incidence and Prevalence Collaborators. Global, regional, and national incidence, prevalence, and years lived with disability for 354 diseases and injuries for 195 countries and territories, 1990-2017: a systematic analysis for the Global Burden of Disease Study 2017. Lancet Lond Engl. 2018 Nov 10;392(10159):1789–858. </w:t>
       </w:r>
     </w:p>
     <w:p>
@@ -21752,11 +22127,11 @@
         <w:pStyle w:val="Bibliography"/>
       </w:pPr>
       <w:r>
-        <w:t xml:space="preserve">45. </w:t>
+        <w:t xml:space="preserve">52. </w:t>
       </w:r>
       <w:r>
         <w:tab/>
-        <w:t xml:space="preserve">Charles RC, Hilaire IJ, Mayo-Smith LM, Teng JE, Jerome JG, Franke MF, et al. Immunogenicity of a killed bivalent (O1 and O139) whole cell oral cholera vaccine, Shanchol, in Haiti. PLoS Negl Trop Dis. 2014 May;8(5):e2828. </w:t>
+        <w:t>UNICEF. Oral cholera vaccine (OCV) price data [Internet]. 2024 Oct. Available from: https://www.unicef.org/supply/media/22781/file/OCV-vaccines-prices-29102024.pdf</w:t>
       </w:r>
     </w:p>
     <w:p>
@@ -21764,11 +22139,11 @@
         <w:pStyle w:val="Bibliography"/>
       </w:pPr>
       <w:r>
-        <w:t xml:space="preserve">46. </w:t>
+        <w:t xml:space="preserve">53. </w:t>
       </w:r>
       <w:r>
         <w:tab/>
-        <w:t xml:space="preserve">Chac D, Bhuiyan TR, Saha A, Alam MM, Salma U, Jahan N, et al. Gut Microbiota and Development of Vibrio cholerae-Specific Long-Term Memory B Cells in Adults after Whole-Cell Killed Oral Cholera Vaccine. Infect Immun. 2021 Aug 16;89(9):e0021721. </w:t>
+        <w:t xml:space="preserve">Sarker AR, Khan AI, Islam MT, Chowdhury F, Khanam F, Kang S, et al. Cost of oral cholera vaccine delivery in a mass immunization program for children in urban Bangladesh. Vaccine X. 2022 Dec;12:100247. </w:t>
       </w:r>
     </w:p>
     <w:p>
@@ -21776,11 +22151,11 @@
         <w:pStyle w:val="Bibliography"/>
       </w:pPr>
       <w:r>
-        <w:t xml:space="preserve">47. </w:t>
+        <w:t xml:space="preserve">54. </w:t>
       </w:r>
       <w:r>
         <w:tab/>
-        <w:t xml:space="preserve">McCarty JM, Cassie D, Bedell L, Lock MD, Bennett S. Long-Term Immunogenicity of Live Oral Cholera Vaccine CVD 103-HgR in Adolescents Aged 12-17 Years in the United States. Am J Trop Med Hyg. 2021 Apr 5;104(5):1758–60. </w:t>
+        <w:t>UNICEF. Emergency stockpile availability - oral cholera vaccine [Internet]. 2024 Nov. Available from: https://www.unicef.org/supply/media/22091/file/EmergencyStockpileAvailabilityReportOCV11112024.pdf</w:t>
       </w:r>
     </w:p>
     <w:p>
@@ -21788,11 +22163,11 @@
         <w:pStyle w:val="Bibliography"/>
       </w:pPr>
       <w:r>
-        <w:t xml:space="preserve">48. </w:t>
+        <w:t xml:space="preserve">55. </w:t>
       </w:r>
       <w:r>
         <w:tab/>
-        <w:t xml:space="preserve">McCarty JM, Lock MD, Hunt KM, Simon JK, Gurwith M. Safety and immunogenicity of single-dose live oral cholera vaccine strain CVD 103-HgR in healthy adults age 18–45. Vaccine. 2018 Feb;36(6):833–40. </w:t>
+        <w:t xml:space="preserve">Mogasale V, Ngogoyo SM, Mogasale VV. Model-based estimation of the economic burden of cholera in Africa. BMJ Open. 2021 Mar;11(3):e044615. </w:t>
       </w:r>
     </w:p>
     <w:p>
@@ -21800,11 +22175,23 @@
         <w:pStyle w:val="Bibliography"/>
       </w:pPr>
       <w:r>
-        <w:t xml:space="preserve">49. </w:t>
+        <w:lastRenderedPageBreak/>
+        <w:t xml:space="preserve">56. </w:t>
       </w:r>
       <w:r>
         <w:tab/>
-        <w:t xml:space="preserve">Chowdhury F, Ali Syed K, Akter A, Rahman Bhuiyan T, Tauheed I, Khaton F, et al. A phase I/II study to evaluate safety, tolerability and immunogenicity of Hillchol®, an inactivated single Hikojima strain based oral cholera vaccine, in a sequentially age descending population in Bangladesh. Vaccine. 2021 Jul 22;39(32):4450–7. </w:t>
+        <w:t xml:space="preserve">Ilboudo PG, Huang XX, Ngwira B, </w:t>
+      </w:r>
+      <w:proofErr w:type="spellStart"/>
+      <w:r>
+        <w:t>Mwanyungwe</w:t>
+      </w:r>
+      <w:proofErr w:type="spellEnd"/>
+      <w:r>
+        <w:t xml:space="preserve"> A, Mogasale V, Mengel MA, et al. </w:t>
+      </w:r>
+      <w:r>
+        <w:t xml:space="preserve">Cost-of-illness of cholera to households and health facilities in rural Malawi. PloS One. 2017;12(9):e0185041. </w:t>
       </w:r>
     </w:p>
     <w:p>
@@ -21812,11 +22199,11 @@
         <w:pStyle w:val="Bibliography"/>
       </w:pPr>
       <w:r>
-        <w:t xml:space="preserve">50. </w:t>
+        <w:t xml:space="preserve">57. </w:t>
       </w:r>
       <w:r>
         <w:tab/>
-        <w:t xml:space="preserve">Mbewe N, Imamura T, Sivile S, Sinkala A, Zulu P, Chanda C, et al. Clinical Characteristics of 6578 Adult Patients With Cholera Admitted to Community and Referral Cholera Treatment Centers in Lusaka, Zambia, October 2023 to April 2024. Open Forum Infect Dis. 2025 Jun 1;12(6):ofaf277. </w:t>
+        <w:t xml:space="preserve">Awalime DK, Davies-Teye BBK, Vanotoo LA, Owoo NS, Nketiah-Amponsah E. Economic evaluation of 2014 cholera outbreak in Ghana: a household cost analysis. Health Econ Rev. 2017 Dec 4;7(1):45. </w:t>
       </w:r>
     </w:p>
     <w:p>
@@ -21824,27 +22211,32 @@
         <w:pStyle w:val="Bibliography"/>
       </w:pPr>
       <w:r>
-        <w:t xml:space="preserve">51. </w:t>
+        <w:t xml:space="preserve">58. </w:t>
       </w:r>
       <w:r>
         <w:tab/>
-        <w:t xml:space="preserve">GBD 2017 Disease and Injury Incidence and Prevalence Collaborators. Global, regional, and national incidence, prevalence, and years lived with disability for 354 diseases and injuries for 195 countries and territories, 1990-2017: a systematic analysis for the </w:t>
-      </w:r>
-      <w:r>
-        <w:lastRenderedPageBreak/>
-        <w:t xml:space="preserve">Global Burden of Disease Study 2017. Lancet Lond Engl. 2018 Nov 10;392(10159):1789–858. </w:t>
+        <w:t xml:space="preserve">Poulos C, Riewpaiboon A, Stewart JF, Clemens J, Guh S, Agtini M, et al. Costs of Illness Due to Endemic Cholera. Epidemiol Infect. 2012 Mar;140(3):10.1017/S0950268811000513. </w:t>
       </w:r>
     </w:p>
     <w:p>
       <w:pPr>
         <w:pStyle w:val="Bibliography"/>
-      </w:pPr>
-      <w:r>
-        <w:t xml:space="preserve">52. </w:t>
+        <w:rPr>
+          <w:lang w:val="de-DE"/>
+        </w:rPr>
+      </w:pPr>
+      <w:r>
+        <w:t xml:space="preserve">59. </w:t>
       </w:r>
       <w:r>
         <w:tab/>
-        <w:t>UNICEF. Oral cholera vaccine (OCV) price data [Internet]. 2024 Oct. Available from: https://www.unicef.org/supply/media/22781/file/OCV-vaccines-prices-29102024.pdf</w:t>
+        <w:t xml:space="preserve">Schaetti C, Weiss MG, Ali SM, Chaignat CL, Khatib AM, Reyburn R, et al. Costs of illness due to cholera, costs of immunization and cost-effectiveness of an oral cholera mass vaccination campaign in Zanzibar. </w:t>
+      </w:r>
+      <w:r>
+        <w:rPr>
+          <w:lang w:val="de-DE"/>
+        </w:rPr>
+        <w:t xml:space="preserve">PLoS Negl Trop Dis. 2012;6(10):e1844. </w:t>
       </w:r>
     </w:p>
     <w:p>
@@ -21852,11 +22244,20 @@
         <w:pStyle w:val="Bibliography"/>
       </w:pPr>
       <w:r>
-        <w:t xml:space="preserve">53. </w:t>
-      </w:r>
-      <w:r>
+        <w:rPr>
+          <w:lang w:val="de-DE"/>
+        </w:rPr>
+        <w:t xml:space="preserve">60. </w:t>
+      </w:r>
+      <w:r>
+        <w:rPr>
+          <w:lang w:val="de-DE"/>
+        </w:rPr>
         <w:tab/>
-        <w:t xml:space="preserve">Sarker AR, Khan AI, Islam MT, Chowdhury F, Khanam F, Kang S, et al. Cost of oral cholera vaccine delivery in a mass immunization program for children in urban Bangladesh. Vaccine X. 2022 Dec;12:100247. </w:t>
+        <w:t xml:space="preserve">Ohene-Adjei K, Kenu E, Bandoh DA, Addo PNO, Noora CL, Nortey P, et al. </w:t>
+      </w:r>
+      <w:r>
+        <w:t xml:space="preserve">Epidemiological link of a major cholera outbreak in Greater Accra region of Ghana, 2014. BMC Public Health. 2017 Oct 11;17(1):801. </w:t>
       </w:r>
     </w:p>
     <w:p>
@@ -21864,11 +22265,11 @@
         <w:pStyle w:val="Bibliography"/>
       </w:pPr>
       <w:r>
-        <w:t xml:space="preserve">54. </w:t>
+        <w:t xml:space="preserve">61. </w:t>
       </w:r>
       <w:r>
         <w:tab/>
-        <w:t>UNICEF. Emergency stockpile availability - oral cholera vaccine [Internet]. 2024 Nov. Available from: https://www.unicef.org/supply/media/22091/file/EmergencyStockpileAvailabilityReportOCV11112024.pdf</w:t>
+        <w:t xml:space="preserve">Azman AS, Parker LA, Rumunu J, Tadesse F, Grandesso F, Deng LL, et al. Effectiveness of one dose of oral cholera vaccine in response to an outbreak: a case-cohort study. Lancet Glob Health. 2016 Nov 1;4(11):e856–63. </w:t>
       </w:r>
     </w:p>
     <w:p>
@@ -21876,11 +22277,11 @@
         <w:pStyle w:val="Bibliography"/>
       </w:pPr>
       <w:r>
-        <w:t xml:space="preserve">55. </w:t>
+        <w:t xml:space="preserve">62. </w:t>
       </w:r>
       <w:r>
         <w:tab/>
-        <w:t xml:space="preserve">Mogasale V, Ngogoyo SM, Mogasale VV. Model-based estimation of the economic burden of cholera in Africa. BMJ Open. 2021 Mar;11(3):e044615. </w:t>
+        <w:t xml:space="preserve">Luquero FJ, Grout L, Ciglenecki I, Sakoba K, Traore B, Heile M, et al. Use of Vibrio cholerae Vaccine in an Outbreak in Guinea. N Engl J Med. 2014 May 29;370(22):2111–20. </w:t>
       </w:r>
     </w:p>
     <w:p>
@@ -21888,22 +22289,11 @@
         <w:pStyle w:val="Bibliography"/>
       </w:pPr>
       <w:r>
-        <w:t xml:space="preserve">56. </w:t>
+        <w:t xml:space="preserve">63. </w:t>
       </w:r>
       <w:r>
         <w:tab/>
-        <w:t xml:space="preserve">Ilboudo PG, Huang XX, Ngwira B, </w:t>
-      </w:r>
-      <w:proofErr w:type="spellStart"/>
-      <w:r>
-        <w:t>Mwanyungwe</w:t>
-      </w:r>
-      <w:proofErr w:type="spellEnd"/>
-      <w:r>
-        <w:t xml:space="preserve"> A, Mogasale V, Mengel MA, et al. </w:t>
-      </w:r>
-      <w:r>
-        <w:t xml:space="preserve">Cost-of-illness of cholera to households and health facilities in rural Malawi. PloS One. 2017;12(9):e0185041. </w:t>
+        <w:t xml:space="preserve">Weil AA, Khan AI, Chowdhury F, Larocque RC, Faruque ASG, Ryan ET, et al. Clinical outcomes in household contacts of patients with cholera in Bangladesh. Clin Infect Dis Off Publ Infect Dis Soc Am. 2009 Nov 15;49(10):1473–9. </w:t>
       </w:r>
     </w:p>
     <w:p>
@@ -21911,11 +22301,11 @@
         <w:pStyle w:val="Bibliography"/>
       </w:pPr>
       <w:r>
-        <w:t xml:space="preserve">57. </w:t>
+        <w:t xml:space="preserve">64. </w:t>
       </w:r>
       <w:r>
         <w:tab/>
-        <w:t xml:space="preserve">Awalime DK, Davies-Teye BBK, Vanotoo LA, Owoo NS, Nketiah-Amponsah E. Economic evaluation of 2014 cholera outbreak in Ghana: a household cost analysis. Health Econ Rev. 2017 Dec 4;7(1):45. </w:t>
+        <w:t>United Nations, Department of Economic and Social Affairs, Population Division. World Population Prospects 2024, Online Edition [Internet]. 2024. Available from: https://population.un.org/wpp/Download/Standard/Mortality/</w:t>
       </w:r>
     </w:p>
     <w:p>
@@ -21923,32 +22313,23 @@
         <w:pStyle w:val="Bibliography"/>
       </w:pPr>
       <w:r>
-        <w:t xml:space="preserve">58. </w:t>
+        <w:t xml:space="preserve">65. </w:t>
       </w:r>
       <w:r>
         <w:tab/>
-        <w:t xml:space="preserve">Poulos C, Riewpaiboon A, Stewart JF, Clemens J, Guh S, Agtini M, et al. Costs of Illness Due to Endemic Cholera. Epidemiol Infect. 2012 Mar;140(3):10.1017/S0950268811000513. </w:t>
+        <w:t>World Bank Group. GDP per capita (current US$) [Internet]. Available from: https://data.worldbank.org/indicator/NY.GDP.PCAP.CD</w:t>
       </w:r>
     </w:p>
     <w:p>
       <w:pPr>
         <w:pStyle w:val="Bibliography"/>
-        <w:rPr>
-          <w:lang w:val="de-DE"/>
-        </w:rPr>
-      </w:pPr>
-      <w:r>
-        <w:t xml:space="preserve">59. </w:t>
+      </w:pPr>
+      <w:r>
+        <w:t xml:space="preserve">66. </w:t>
       </w:r>
       <w:r>
         <w:tab/>
-        <w:t xml:space="preserve">Schaetti C, Weiss MG, Ali SM, Chaignat CL, Khatib AM, Reyburn R, et al. Costs of illness due to cholera, costs of immunization and cost-effectiveness of an oral cholera mass vaccination campaign in Zanzibar. </w:t>
-      </w:r>
-      <w:r>
-        <w:rPr>
-          <w:lang w:val="de-DE"/>
-        </w:rPr>
-        <w:t xml:space="preserve">PLoS Negl Trop Dis. 2012;6(10):e1844. </w:t>
+        <w:t>World Bank Group. Labor force participation rate, total (% of total population ages 15-64) (modeled ILO estimate) [Internet]. Available from: https://data.worldbank.org/indicator/SL.TLF.ACTI.ZS?end=2023&amp;start=1960</w:t>
       </w:r>
     </w:p>
     <w:p>
@@ -21956,20 +22337,11 @@
         <w:pStyle w:val="Bibliography"/>
       </w:pPr>
       <w:r>
-        <w:rPr>
-          <w:lang w:val="de-DE"/>
-        </w:rPr>
-        <w:t xml:space="preserve">60. </w:t>
-      </w:r>
-      <w:r>
-        <w:rPr>
-          <w:lang w:val="de-DE"/>
-        </w:rPr>
+        <w:t xml:space="preserve">67. </w:t>
+      </w:r>
+      <w:r>
         <w:tab/>
-        <w:t xml:space="preserve">Ohene-Adjei K, Kenu E, Bandoh DA, Addo PNO, Noora CL, Nortey P, et al. </w:t>
-      </w:r>
-      <w:r>
-        <w:t xml:space="preserve">Epidemiological link of a major cholera outbreak in Greater Accra region of Ghana, 2014. BMC Public Health. 2017 Oct 11;17(1):801. </w:t>
+        <w:t xml:space="preserve">Pezzoli L. Global oral cholera vaccine use, 2013–2018. Vaccine. 2020 Feb;38:A132–40. </w:t>
       </w:r>
     </w:p>
     <w:p>
@@ -21977,11 +22349,12 @@
         <w:pStyle w:val="Bibliography"/>
       </w:pPr>
       <w:r>
-        <w:t xml:space="preserve">61. </w:t>
+        <w:lastRenderedPageBreak/>
+        <w:t xml:space="preserve">68. </w:t>
       </w:r>
       <w:r>
         <w:tab/>
-        <w:t xml:space="preserve">Azman AS, Parker LA, Rumunu J, Tadesse F, Grandesso F, Deng LL, et al. Effectiveness of one dose of oral cholera vaccine in response to an outbreak: a case-cohort study. Lancet Glob Health. 2016 Nov 1;4(11):e856–63. </w:t>
+        <w:t xml:space="preserve">Edosa M, Jeon Y, Gedefaw A, Hailu D, Mesfin Getachew E, Mogeni OD, et al. Comprehensive Review on the Use of Oral Cholera Vaccine (OCV) in Ethiopia: 2019 to 2023. Clin Infect Dis Off Publ Infect Dis Soc Am. 2024 Jul 12;79(Suppl 1):S20–32. </w:t>
       </w:r>
     </w:p>
     <w:p>
@@ -21989,11 +22362,20 @@
         <w:pStyle w:val="Bibliography"/>
       </w:pPr>
       <w:r>
-        <w:t xml:space="preserve">62. </w:t>
-      </w:r>
-      <w:r>
+        <w:rPr>
+          <w:lang w:val="de-DE"/>
+        </w:rPr>
+        <w:t xml:space="preserve">69. </w:t>
+      </w:r>
+      <w:r>
+        <w:rPr>
+          <w:lang w:val="de-DE"/>
+        </w:rPr>
         <w:tab/>
-        <w:t xml:space="preserve">Luquero FJ, Grout L, Ciglenecki I, Sakoba K, Traore B, Heile M, et al. Use of Vibrio cholerae Vaccine in an Outbreak in Guinea. N Engl J Med. 2014 May 29;370(22):2111–20. </w:t>
+        <w:t xml:space="preserve">Mogasale V, Ramani E, Wee H, Kim JH. </w:t>
+      </w:r>
+      <w:r>
+        <w:t xml:space="preserve">Oral Cholera Vaccination Delivery Cost in Low- and Middle-Income Countries: An Analysis Based on Systematic Review. Ryan ET, editor. PLoS Negl Trop Dis. 2016 Dec 8;10(12):e0005124. </w:t>
       </w:r>
     </w:p>
     <w:p>
@@ -22001,12 +22383,11 @@
         <w:pStyle w:val="Bibliography"/>
       </w:pPr>
       <w:r>
-        <w:lastRenderedPageBreak/>
-        <w:t xml:space="preserve">63. </w:t>
+        <w:t xml:space="preserve">70. </w:t>
       </w:r>
       <w:r>
         <w:tab/>
-        <w:t xml:space="preserve">Weil AA, Khan AI, Chowdhury F, Larocque RC, Faruque ASG, Ryan ET, et al. Clinical outcomes in household contacts of patients with cholera in Bangladesh. Clin Infect Dis Off Publ Infect Dis Soc Am. 2009 Nov 15;49(10):1473–9. </w:t>
+        <w:t xml:space="preserve">Turner HC, Lauer JA, Tran BX, Teerawattananon Y, Jit M. Adjusting for Inflation and Currency Changes Within Health Economic Studies. Value Health. 2019 Sep;22(9):1026–32. </w:t>
       </w:r>
     </w:p>
     <w:p>
@@ -22014,11 +22395,11 @@
         <w:pStyle w:val="Bibliography"/>
       </w:pPr>
       <w:r>
-        <w:t xml:space="preserve">64. </w:t>
+        <w:t xml:space="preserve">71. </w:t>
       </w:r>
       <w:r>
         <w:tab/>
-        <w:t>United Nations, Department of Economic and Social Affairs, Population Division. World Population Prospects 2024, Online Edition [Internet]. 2024. Available from: https://population.un.org/wpp/Download/Standard/Mortality/</w:t>
+        <w:t>Bureau of Labor Statistics. Math calculations to better utilize CPI data [Internet]. Bureau of Labor Statistics; Available from: https://www.bls.gov/cpi/factsheets/cpi-math-calculations.pdf</w:t>
       </w:r>
     </w:p>
     <w:p>
@@ -22026,11 +22407,11 @@
         <w:pStyle w:val="Bibliography"/>
       </w:pPr>
       <w:r>
-        <w:t xml:space="preserve">65. </w:t>
+        <w:t xml:space="preserve">72. </w:t>
       </w:r>
       <w:r>
         <w:tab/>
-        <w:t>World Bank Group. GDP per capita (current US$) [Internet]. Available from: https://data.worldbank.org/indicator/NY.GDP.PCAP.CD</w:t>
+        <w:t xml:space="preserve">Lee EC, Azman AS, Kaminsky J, Moore SM, McKay HS, Lessler J. The projected impact of geographic targeting of oral cholera vaccination in sub-Saharan Africa: A modeling study. Kretzschmar MEE, editor. PLOS Med. 2019 Dec 11;16(12):e1003003. </w:t>
       </w:r>
     </w:p>
     <w:p>
@@ -22038,11 +22419,11 @@
         <w:pStyle w:val="Bibliography"/>
       </w:pPr>
       <w:r>
-        <w:t xml:space="preserve">66. </w:t>
+        <w:t xml:space="preserve">73. </w:t>
       </w:r>
       <w:r>
         <w:tab/>
-        <w:t>World Bank Group. Labor force participation rate, total (% of total population ages 15-64) (modeled ILO estimate) [Internet]. Available from: https://data.worldbank.org/indicator/SL.TLF.ACTI.ZS?end=2023&amp;start=1960</w:t>
+        <w:t xml:space="preserve">Girotto CD, Behzadian K, Musah A, Chen AS, Djordjević S, Nichols G, et al. Analysis of environmental factors influencing endemic cholera risks in sub-Saharan Africa. Sci Total Environ. 2024 May 20;926:171896. </w:t>
       </w:r>
     </w:p>
     <w:p>
@@ -22050,11 +22431,11 @@
         <w:pStyle w:val="Bibliography"/>
       </w:pPr>
       <w:r>
-        <w:t xml:space="preserve">67. </w:t>
+        <w:t xml:space="preserve">74. </w:t>
       </w:r>
       <w:r>
         <w:tab/>
-        <w:t xml:space="preserve">Pezzoli L. Global oral cholera vaccine use, 2013–2018. Vaccine. 2020 Feb;38:A132–40. </w:t>
+        <w:t xml:space="preserve">Koepke AA, Longini IM, Halloran ME, Wakefield J, Minin VN. PREDICTIVE MODELING OF CHOLERA OUTBREAKS IN BANGLADESH. Ann Appl Stat. 2016 Jun;10(2):575–95. </w:t>
       </w:r>
     </w:p>
     <w:p>
@@ -22062,11 +22443,11 @@
         <w:pStyle w:val="Bibliography"/>
       </w:pPr>
       <w:r>
-        <w:t xml:space="preserve">68. </w:t>
+        <w:t xml:space="preserve">75. </w:t>
       </w:r>
       <w:r>
         <w:tab/>
-        <w:t xml:space="preserve">Edosa M, Jeon Y, Gedefaw A, Hailu D, Mesfin Getachew E, Mogeni OD, et al. Comprehensive Review on the Use of Oral Cholera Vaccine (OCV) in Ethiopia: 2019 to 2023. Clin Infect Dis Off Publ Infect Dis Soc Am. 2024 Jul 12;79(Suppl 1):S20–32. </w:t>
+        <w:t xml:space="preserve">Armando CJ, Rocklöv J, Sidat M, Tozan Y, Mavume AF, Bunker A, et al. Spatial-temporal analysis of climate and socioeconomic conditions on cholera incidence in Mozambique from 2000 to 2018: an ecological longitudinal retrospective study. BMJ Open. 2024 Aug;14(8):e082503. </w:t>
       </w:r>
     </w:p>
     <w:p>
@@ -22074,20 +22455,11 @@
         <w:pStyle w:val="Bibliography"/>
       </w:pPr>
       <w:r>
-        <w:rPr>
-          <w:lang w:val="de-DE"/>
-        </w:rPr>
-        <w:t xml:space="preserve">69. </w:t>
-      </w:r>
-      <w:r>
-        <w:rPr>
-          <w:lang w:val="de-DE"/>
-        </w:rPr>
+        <w:t xml:space="preserve">76. </w:t>
+      </w:r>
+      <w:r>
         <w:tab/>
-        <w:t xml:space="preserve">Mogasale V, Ramani E, Wee H, Kim JH. </w:t>
-      </w:r>
-      <w:r>
-        <w:t xml:space="preserve">Oral Cholera Vaccination Delivery Cost in Low- and Middle-Income Countries: An Analysis Based on Systematic Review. Ryan ET, editor. PLoS Negl Trop Dis. 2016 Dec 8;10(12):e0005124. </w:t>
+        <w:t xml:space="preserve">Ali M, Sen Gupta S, Arora N, Khasnobis P, Venkatesh S, Sur D, et al. Identification of burden hotspots and risk factors for cholera in India: An observational study. Moise IK, editor. PLOS ONE. 2017 Aug 24;12(8):e0183100. </w:t>
       </w:r>
     </w:p>
     <w:p>
@@ -22095,11 +22467,11 @@
         <w:pStyle w:val="Bibliography"/>
       </w:pPr>
       <w:r>
-        <w:t xml:space="preserve">70. </w:t>
+        <w:t xml:space="preserve">77. </w:t>
       </w:r>
       <w:r>
         <w:tab/>
-        <w:t xml:space="preserve">Turner HC, Lauer JA, Tran BX, Teerawattananon Y, Jit M. Adjusting for Inflation and Currency Changes Within Health Economic Studies. Value Health. 2019 Sep;22(9):1026–32. </w:t>
+        <w:t>Delport D, Muellenmeister AM, MacKechnie G, Vaccher S, Mengistu T, Hogan D, et al. Estimating the historical impact of outbreak response immunization programs across 210 outbreaks in LMICs [Internet]. medRxiv; 2024 [cited 2025 Feb 21]. p. 2024.06.02.24308241. Available from: https://www.medrxiv.org/content/10.1101/2024.06.02.24308241v1</w:t>
       </w:r>
     </w:p>
     <w:p>
@@ -22107,11 +22479,11 @@
         <w:pStyle w:val="Bibliography"/>
       </w:pPr>
       <w:r>
-        <w:t xml:space="preserve">71. </w:t>
+        <w:t xml:space="preserve">78. </w:t>
       </w:r>
       <w:r>
         <w:tab/>
-        <w:t>Bureau of Labor Statistics. Math calculations to better utilize CPI data [Internet]. Bureau of Labor Statistics; Available from: https://www.bls.gov/cpi/factsheets/cpi-math-calculations.pdf</w:t>
+        <w:t xml:space="preserve">Xu H, Zou K, Dent J, Wiens KE, Malembaka EB, Bwire G, et al. Enhanced cholera surveillance to improve vaccination campaign efficiency. Nat Med. 2024 Mar 5;1–7. </w:t>
       </w:r>
     </w:p>
     <w:p>
@@ -22119,11 +22491,12 @@
         <w:pStyle w:val="Bibliography"/>
       </w:pPr>
       <w:r>
-        <w:t xml:space="preserve">72. </w:t>
+        <w:lastRenderedPageBreak/>
+        <w:t xml:space="preserve">79. </w:t>
       </w:r>
       <w:r>
         <w:tab/>
-        <w:t xml:space="preserve">Lee EC, Azman AS, Kaminsky J, Moore SM, McKay HS, Lessler J. The projected impact of geographic targeting of oral cholera vaccination in sub-Saharan Africa: A modeling study. Kretzschmar MEE, editor. PLOS Med. 2019 Dec 11;16(12):e1003003. </w:t>
+        <w:t xml:space="preserve">Longini IMJ, Nizam A, Ali M, Yunus M, Shenvi N, Clemens JD. Controlling endemic cholera with oral vaccines. PLoS Med. 2007 Nov 27;4(11):e336. </w:t>
       </w:r>
     </w:p>
     <w:p>
@@ -22131,11 +22504,11 @@
         <w:pStyle w:val="Bibliography"/>
       </w:pPr>
       <w:r>
-        <w:t xml:space="preserve">73. </w:t>
+        <w:t xml:space="preserve">80. </w:t>
       </w:r>
       <w:r>
         <w:tab/>
-        <w:t xml:space="preserve">Girotto CD, Behzadian K, Musah A, Chen AS, Djordjević S, Nichols G, et al. Analysis of environmental factors influencing endemic cholera risks in sub-Saharan Africa. Sci Total Environ. 2024 May 20;926:171896. </w:t>
+        <w:t xml:space="preserve">Kim JH, Mogasale V, Burgess C, Wierzba TF. Impact of oral cholera vaccines in cholera-endemic countries: A mathematical modeling study. Vaccine. 2016;34(18):2113–20. </w:t>
       </w:r>
     </w:p>
     <w:p>
@@ -22143,11 +22516,11 @@
         <w:pStyle w:val="Bibliography"/>
       </w:pPr>
       <w:r>
-        <w:t xml:space="preserve">74. </w:t>
+        <w:t xml:space="preserve">81. </w:t>
       </w:r>
       <w:r>
         <w:tab/>
-        <w:t xml:space="preserve">Koepke AA, Longini IM, Halloran ME, Wakefield J, Minin VN. PREDICTIVE MODELING OF CHOLERA OUTBREAKS IN BANGLADESH. Ann Appl Stat. 2016 Jun;10(2):575–95. </w:t>
+        <w:t xml:space="preserve">Sikder M, Altare C, Doocy S, Trowbridge D, Kaur G, Kaushal N, et al. Case-area targeted preventive interventions to interrupt cholera transmission: Current implementation practices and lessons learned. PLoS Negl Trop Dis. 2021 Dec;15(12):e0010042. </w:t>
       </w:r>
     </w:p>
     <w:p>
@@ -22155,15 +22528,11 @@
         <w:pStyle w:val="Bibliography"/>
       </w:pPr>
       <w:r>
-        <w:t xml:space="preserve">75. </w:t>
+        <w:t xml:space="preserve">82. </w:t>
       </w:r>
       <w:r>
         <w:tab/>
-        <w:t xml:space="preserve">Armando CJ, Rocklöv J, Sidat M, Tozan Y, Mavume AF, Bunker A, et al. Spatial-temporal analysis of climate and socioeconomic conditions on cholera incidence in Mozambique </w:t>
-      </w:r>
-      <w:r>
-        <w:lastRenderedPageBreak/>
-        <w:t xml:space="preserve">from 2000 to 2018: an ecological longitudinal retrospective study. BMJ Open. 2024 Aug;14(8):e082503. </w:t>
+        <w:t xml:space="preserve">OKeeffe J, Salem-Bango L, Desjardins MR, Lantagne D, Altare C, Kaur G, et al. Case-area targeted interventions during a large-scale cholera epidemic: A prospective cohort study in Northeast Nigeria. PLoS Med. 2024 May;21(5):e1004404. </w:t>
       </w:r>
     </w:p>
     <w:p>
@@ -22171,35 +22540,62 @@
         <w:pStyle w:val="Bibliography"/>
       </w:pPr>
       <w:r>
-        <w:t xml:space="preserve">76. </w:t>
+        <w:t xml:space="preserve">83. </w:t>
       </w:r>
       <w:r>
         <w:tab/>
-        <w:t xml:space="preserve">Ali M, Sen Gupta S, Arora N, Khasnobis P, Venkatesh S, Sur D, et al. Identification of burden hotspots and risk factors for cholera in India: An observational study. Moise IK, editor. PLOS ONE. 2017 Aug 24;12(8):e0183100. </w:t>
+        <w:t xml:space="preserve">Kaur G, Salem-Bango L, Nery ALMDS, Solomon EC, Ihemezue E, Kelly C, et al. Implementation considerations in case-area targeted interventions to prevent cholera transmission in Northeast Nigeria: A qualitative analysis. PLoS Negl Trop Dis. 2023 Apr;17(4):e0011298. </w:t>
       </w:r>
     </w:p>
     <w:p>
       <w:pPr>
         <w:pStyle w:val="Bibliography"/>
-      </w:pPr>
-      <w:r>
-        <w:t xml:space="preserve">77. </w:t>
+        <w:rPr>
+          <w:lang w:val="de-DE"/>
+        </w:rPr>
+      </w:pPr>
+      <w:r>
+        <w:t xml:space="preserve">84. </w:t>
       </w:r>
       <w:r>
         <w:tab/>
-        <w:t>Delport D, Muellenmeister AM, MacKechnie G, Vaccher S, Mengistu T, Hogan D, et al. Estimating the historical impact of outbreak response immunization programs across 210 outbreaks in LMICs [Internet]. medRxiv; 2024 [cited 2025 Feb 21]. p. 2024.06.02.24308241. Available from: https://www.medrxiv.org/content/10.1101/2024.06.02.24308241v1</w:t>
+        <w:t xml:space="preserve">Lessler J, Metcalf CJE, Grais RF, Luquero FJ, Cummings DAT, Grenfell BT. Measuring the Performance of Vaccination Programs Using Cross-Sectional Surveys: A Likelihood Framework and Retrospective Analysis. </w:t>
+      </w:r>
+      <w:r>
+        <w:rPr>
+          <w:lang w:val="de-DE"/>
+        </w:rPr>
+        <w:t xml:space="preserve">PLOS Med. 2011 25;8(10):e1001110. </w:t>
       </w:r>
     </w:p>
     <w:p>
       <w:pPr>
         <w:pStyle w:val="Bibliography"/>
-      </w:pPr>
-      <w:r>
-        <w:t xml:space="preserve">78. </w:t>
-      </w:r>
-      <w:r>
+        <w:rPr>
+          <w:lang w:val="de-DE"/>
+        </w:rPr>
+      </w:pPr>
+      <w:r>
+        <w:rPr>
+          <w:lang w:val="de-DE"/>
+        </w:rPr>
+        <w:t xml:space="preserve">85. </w:t>
+      </w:r>
+      <w:r>
+        <w:rPr>
+          <w:lang w:val="de-DE"/>
+        </w:rPr>
         <w:tab/>
-        <w:t xml:space="preserve">Xu H, Zou K, Dent J, Wiens KE, Malembaka EB, Bwire G, et al. Enhanced cholera surveillance to improve vaccination campaign efficiency. Nat Med. 2024 Mar 5;1–7. </w:t>
+        <w:t xml:space="preserve">Ali M, Qadri F, Kim DR, Islam T, Im J, Ahmmed F, et al. </w:t>
+      </w:r>
+      <w:r>
+        <w:t xml:space="preserve">Unmasking herd protection by an oral cholera vaccine in a cluster-randomized trial. </w:t>
+      </w:r>
+      <w:r>
+        <w:rPr>
+          <w:lang w:val="de-DE"/>
+        </w:rPr>
+        <w:t xml:space="preserve">Int J Epidemiol. 2019 Aug 1;48(4):1252–61. </w:t>
       </w:r>
     </w:p>
     <w:p>
@@ -22207,23 +22603,41 @@
         <w:pStyle w:val="Bibliography"/>
       </w:pPr>
       <w:r>
-        <w:t xml:space="preserve">79. </w:t>
-      </w:r>
-      <w:r>
+        <w:rPr>
+          <w:lang w:val="de-DE"/>
+        </w:rPr>
+        <w:t xml:space="preserve">86. </w:t>
+      </w:r>
+      <w:r>
+        <w:rPr>
+          <w:lang w:val="de-DE"/>
+        </w:rPr>
         <w:tab/>
-        <w:t xml:space="preserve">Longini IMJ, Nizam A, Ali M, Yunus M, Shenvi N, Clemens JD. Controlling endemic cholera with oral vaccines. PLoS Med. 2007 Nov 27;4(11):e336. </w:t>
+        <w:t xml:space="preserve">Khatib AM, Ali M, Seidlein L von, Kim DR, Hashim R, Reyburn R, et al. </w:t>
+      </w:r>
+      <w:r>
+        <w:t xml:space="preserve">Effectiveness of an oral cholera vaccine in Zanzibar: findings from a mass vaccination campaign and observational cohort study. Lancet Infect Dis. 2012 Nov 1;12(11):837–44. </w:t>
       </w:r>
     </w:p>
     <w:p>
       <w:pPr>
         <w:pStyle w:val="Bibliography"/>
-      </w:pPr>
-      <w:r>
-        <w:t xml:space="preserve">80. </w:t>
+        <w:rPr>
+          <w:lang w:val="de-DE"/>
+        </w:rPr>
+      </w:pPr>
+      <w:r>
+        <w:t xml:space="preserve">87. </w:t>
       </w:r>
       <w:r>
         <w:tab/>
-        <w:t xml:space="preserve">Kim JH, Mogasale V, Burgess C, Wierzba TF. Impact of oral cholera vaccines in cholera-endemic countries: A mathematical modeling study. Vaccine. 2016;34(18):2113–20. </w:t>
+        <w:t xml:space="preserve">Ali M, Sur D, You YA, Kanungo S, Sah B, Manna B, et al. Herd Protection by a Bivalent Killed Whole-Cell Oral Cholera Vaccine in the Slums of Kolkata, India. </w:t>
+      </w:r>
+      <w:r>
+        <w:rPr>
+          <w:lang w:val="de-DE"/>
+        </w:rPr>
+        <w:t xml:space="preserve">Clin Infect Dis. 2013 Apr 15;56(8):1123–31. </w:t>
       </w:r>
     </w:p>
     <w:p>
@@ -22231,11 +22645,20 @@
         <w:pStyle w:val="Bibliography"/>
       </w:pPr>
       <w:r>
-        <w:t xml:space="preserve">81. </w:t>
-      </w:r>
-      <w:r>
+        <w:rPr>
+          <w:lang w:val="de-DE"/>
+        </w:rPr>
+        <w:t xml:space="preserve">88. </w:t>
+      </w:r>
+      <w:r>
+        <w:rPr>
+          <w:lang w:val="de-DE"/>
+        </w:rPr>
         <w:tab/>
-        <w:t xml:space="preserve">Sikder M, Altare C, Doocy S, Trowbridge D, Kaur G, Kaushal N, et al. Case-area targeted preventive interventions to interrupt cholera transmission: Current implementation practices and lessons learned. PLoS Negl Trop Dis. 2021 Dec;15(12):e0010042. </w:t>
+        <w:t xml:space="preserve">Ali M, Emch M, Seidlein L von, Yunus M, Sack DA, Rao M, et al. </w:t>
+      </w:r>
+      <w:r>
+        <w:t xml:space="preserve">Herd immunity conferred by killed oral cholera vaccines in Bangladesh: a reanalysis. The Lancet. 2005 Jul 2;366(9479):44–9. </w:t>
       </w:r>
     </w:p>
     <w:p>
@@ -22243,11 +22666,11 @@
         <w:pStyle w:val="Bibliography"/>
       </w:pPr>
       <w:r>
-        <w:t xml:space="preserve">82. </w:t>
+        <w:t xml:space="preserve">89. </w:t>
       </w:r>
       <w:r>
         <w:tab/>
-        <w:t xml:space="preserve">OKeeffe J, Salem-Bango L, Desjardins MR, Lantagne D, Altare C, Kaur G, et al. Case-area targeted interventions during a large-scale cholera epidemic: A prospective cohort study in Northeast Nigeria. PLoS Med. 2024 May;21(5):e1004404. </w:t>
+        <w:t xml:space="preserve">Wiens KE, Xu H, Zou K, Mwaba J, Lessler J, Malembaka EB, et al. Estimating the proportion of clinically suspected cholera cases that are true Vibrio cholerae infections: A systematic review and meta-analysis. PLoS Med. 2023 Sep;20(9):e1004286. </w:t>
       </w:r>
     </w:p>
     <w:p>
@@ -22255,162 +22678,24 @@
         <w:pStyle w:val="Bibliography"/>
       </w:pPr>
       <w:r>
-        <w:t xml:space="preserve">83. </w:t>
+        <w:t xml:space="preserve">90. </w:t>
       </w:r>
       <w:r>
         <w:tab/>
-        <w:t xml:space="preserve">Kaur G, Salem-Bango L, Nery ALMDS, Solomon EC, Ihemezue E, Kelly C, et al. Implementation considerations in case-area targeted interventions to prevent cholera transmission in Northeast Nigeria: A qualitative analysis. PLoS Negl Trop Dis. 2023 Apr;17(4):e0011298. </w:t>
+        <w:t xml:space="preserve">Wiens KE, Miller MH, Costello DJ, Solomon AP, Hilbert SM, Shipper AG, et al. Care-seeking for diarrheal illness: A systematic review and meta-analysis. PLOS Glob Public Health. 2025 Apr 22;5(4):e0004483. </w:t>
       </w:r>
     </w:p>
     <w:p>
       <w:pPr>
-        <w:pStyle w:val="Bibliography"/>
         <w:rPr>
           <w:lang w:val="de-DE"/>
         </w:rPr>
       </w:pPr>
       <w:r>
-        <w:t xml:space="preserve">84. </w:t>
-      </w:r>
-      <w:r>
-        <w:tab/>
-        <w:t xml:space="preserve">Lessler J, Metcalf CJE, Grais RF, Luquero FJ, Cummings DAT, Grenfell BT. Measuring the Performance of Vaccination Programs Using Cross-Sectional Surveys: A Likelihood Framework and Retrospective Analysis. </w:t>
-      </w:r>
-      <w:r>
         <w:rPr>
           <w:lang w:val="de-DE"/>
         </w:rPr>
-        <w:t xml:space="preserve">PLOS Med. 2011 25;8(10):e1001110. </w:t>
-      </w:r>
-    </w:p>
-    <w:p>
-      <w:pPr>
-        <w:pStyle w:val="Bibliography"/>
-        <w:rPr>
-          <w:lang w:val="de-DE"/>
-        </w:rPr>
-      </w:pPr>
-      <w:r>
-        <w:rPr>
-          <w:lang w:val="de-DE"/>
-        </w:rPr>
-        <w:t xml:space="preserve">85. </w:t>
-      </w:r>
-      <w:r>
-        <w:rPr>
-          <w:lang w:val="de-DE"/>
-        </w:rPr>
-        <w:tab/>
-        <w:t xml:space="preserve">Ali M, Qadri F, Kim DR, Islam T, Im J, Ahmmed F, et al. </w:t>
-      </w:r>
-      <w:r>
-        <w:t xml:space="preserve">Unmasking herd protection by an oral cholera vaccine in a cluster-randomized trial. </w:t>
-      </w:r>
-      <w:r>
-        <w:rPr>
-          <w:lang w:val="de-DE"/>
-        </w:rPr>
-        <w:t xml:space="preserve">Int J Epidemiol. 2019 Aug 1;48(4):1252–61. </w:t>
-      </w:r>
-    </w:p>
-    <w:p>
-      <w:pPr>
-        <w:pStyle w:val="Bibliography"/>
-      </w:pPr>
-      <w:r>
-        <w:rPr>
-          <w:lang w:val="de-DE"/>
-        </w:rPr>
-        <w:t xml:space="preserve">86. </w:t>
-      </w:r>
-      <w:r>
-        <w:rPr>
-          <w:lang w:val="de-DE"/>
-        </w:rPr>
-        <w:tab/>
-        <w:t xml:space="preserve">Khatib AM, Ali M, Seidlein L von, Kim DR, Hashim R, Reyburn R, et al. </w:t>
-      </w:r>
-      <w:r>
-        <w:t xml:space="preserve">Effectiveness of an oral cholera vaccine in Zanzibar: findings from a mass vaccination campaign and observational cohort study. Lancet Infect Dis. 2012 Nov 1;12(11):837–44. </w:t>
-      </w:r>
-    </w:p>
-    <w:p>
-      <w:pPr>
-        <w:pStyle w:val="Bibliography"/>
-        <w:rPr>
-          <w:lang w:val="de-DE"/>
-        </w:rPr>
-      </w:pPr>
-      <w:r>
         <w:lastRenderedPageBreak/>
-        <w:t xml:space="preserve">87. </w:t>
-      </w:r>
-      <w:r>
-        <w:tab/>
-        <w:t xml:space="preserve">Ali M, Sur D, You YA, Kanungo S, Sah B, Manna B, et al. Herd Protection by a Bivalent Killed Whole-Cell Oral Cholera Vaccine in the Slums of Kolkata, India. </w:t>
-      </w:r>
-      <w:r>
-        <w:rPr>
-          <w:lang w:val="de-DE"/>
-        </w:rPr>
-        <w:t xml:space="preserve">Clin Infect Dis. 2013 Apr 15;56(8):1123–31. </w:t>
-      </w:r>
-    </w:p>
-    <w:p>
-      <w:pPr>
-        <w:pStyle w:val="Bibliography"/>
-      </w:pPr>
-      <w:r>
-        <w:rPr>
-          <w:lang w:val="de-DE"/>
-        </w:rPr>
-        <w:t xml:space="preserve">88. </w:t>
-      </w:r>
-      <w:r>
-        <w:rPr>
-          <w:lang w:val="de-DE"/>
-        </w:rPr>
-        <w:tab/>
-        <w:t xml:space="preserve">Ali M, Emch M, Seidlein L von, Yunus M, Sack DA, Rao M, et al. </w:t>
-      </w:r>
-      <w:r>
-        <w:t xml:space="preserve">Herd immunity conferred by killed oral cholera vaccines in Bangladesh: a reanalysis. The Lancet. 2005 Jul 2;366(9479):44–9. </w:t>
-      </w:r>
-    </w:p>
-    <w:p>
-      <w:pPr>
-        <w:pStyle w:val="Bibliography"/>
-      </w:pPr>
-      <w:r>
-        <w:t xml:space="preserve">89. </w:t>
-      </w:r>
-      <w:r>
-        <w:tab/>
-        <w:t xml:space="preserve">Wiens KE, Xu H, Zou K, Mwaba J, Lessler J, Malembaka EB, et al. Estimating the proportion of clinically suspected cholera cases that are true Vibrio cholerae infections: A systematic review and meta-analysis. PLoS Med. 2023 Sep;20(9):e1004286. </w:t>
-      </w:r>
-    </w:p>
-    <w:p>
-      <w:pPr>
-        <w:pStyle w:val="Bibliography"/>
-      </w:pPr>
-      <w:r>
-        <w:t xml:space="preserve">90. </w:t>
-      </w:r>
-      <w:r>
-        <w:tab/>
-        <w:t xml:space="preserve">Wiens KE, Miller MH, Costello DJ, Solomon AP, Hilbert SM, Shipper AG, et al. Care-seeking for diarrheal illness: A systematic review and meta-analysis. PLOS Glob Public Health. 2025 Apr 22;5(4):e0004483. </w:t>
-      </w:r>
-    </w:p>
-    <w:p>
-      <w:pPr>
-        <w:rPr>
-          <w:lang w:val="de-DE"/>
-        </w:rPr>
-      </w:pPr>
-      <w:r>
-        <w:rPr>
-          <w:lang w:val="de-DE"/>
-        </w:rPr>
         <w:fldChar w:fldCharType="end"/>
       </w:r>
     </w:p>
@@ -22422,45 +22707,6 @@
     </w:sectPr>
   </w:body>
 </w:document>
-</file>
-
-<file path=word/comments.xml><?xml version="1.0" encoding="utf-8"?>
-<w:comments xmlns:wpc="http://schemas.microsoft.com/office/word/2010/wordprocessingCanvas" xmlns:cx="http://schemas.microsoft.com/office/drawing/2014/chartex" xmlns:cx1="http://schemas.microsoft.com/office/drawing/2015/9/8/chartex" xmlns:cx2="http://schemas.microsoft.com/office/drawing/2015/10/21/chartex" xmlns:cx3="http://schemas.microsoft.com/office/drawing/2016/5/9/chartex" xmlns:cx4="http://schemas.microsoft.com/office/drawing/2016/5/10/chartex" xmlns:cx5="http://schemas.microsoft.com/office/drawing/2016/5/11/chartex" xmlns:cx6="http://schemas.microsoft.com/office/drawing/2016/5/12/chartex" xmlns:cx7="http://schemas.microsoft.com/office/drawing/2016/5/13/chartex" xmlns:cx8="http://schemas.microsoft.com/office/drawing/2016/5/14/chartex" xmlns:mc="http://schemas.openxmlformats.org/markup-compatibility/2006" xmlns:aink="http://schemas.microsoft.com/office/drawing/2016/ink" xmlns:am3d="http://schemas.microsoft.com/office/drawing/2017/model3d" xmlns:o="urn:schemas-microsoft-com:office:office" xmlns:oel="http://schemas.microsoft.com/office/2019/extlst" xmlns:r="http://schemas.openxmlformats.org/officeDocument/2006/relationships" xmlns:m="http://schemas.openxmlformats.org/officeDocument/2006/math" xmlns:v="urn:schemas-microsoft-com:vml" xmlns:wp14="http://schemas.microsoft.com/office/word/2010/wordprocessingDrawing" xmlns:wp="http://schemas.openxmlformats.org/drawingml/2006/wordprocessingDrawing" xmlns:w10="urn:schemas-microsoft-com:office:word" xmlns:w="http://schemas.openxmlformats.org/wordprocessingml/2006/main" xmlns:w14="http://schemas.microsoft.com/office/word/2010/wordml" xmlns:w15="http://schemas.microsoft.com/office/word/2012/wordml" xmlns:w16cex="http://schemas.microsoft.com/office/word/2018/wordml/cex" xmlns:w16cid="http://schemas.microsoft.com/office/word/2016/wordml/cid" xmlns:w16="http://schemas.microsoft.com/office/word/2018/wordml" xmlns:w16du="http://schemas.microsoft.com/office/word/2023/wordml/word16du" xmlns:w16sdtdh="http://schemas.microsoft.com/office/word/2020/wordml/sdtdatahash" xmlns:w16sdtfl="http://schemas.microsoft.com/office/word/2024/wordml/sdtformatlock" xmlns:w16se="http://schemas.microsoft.com/office/word/2015/wordml/symex" xmlns:wpg="http://schemas.microsoft.com/office/word/2010/wordprocessingGroup" xmlns:wpi="http://schemas.microsoft.com/office/word/2010/wordprocessingInk" xmlns:wne="http://schemas.microsoft.com/office/word/2006/wordml" xmlns:wps="http://schemas.microsoft.com/office/word/2010/wordprocessingShape" mc:Ignorable="w14 w15 w16se w16cid w16 w16cex w16sdtdh w16sdtfl w16du wp14">
-  <w:comment w:id="31" w:author="Jong-Hoon Kim" w:date="2025-11-04T22:31:00Z" w:initials="JK">
-    <w:p>
-      <w:pPr>
-        <w:pStyle w:val="CommentText"/>
-      </w:pPr>
-      <w:r>
-        <w:rPr>
-          <w:rStyle w:val="CommentReference"/>
-        </w:rPr>
-        <w:annotationRef/>
-      </w:r>
-      <w:r>
-        <w:t>numbers?</w:t>
-      </w:r>
-    </w:p>
-  </w:comment>
-</w:comments>
-</file>
-
-<file path=word/commentsExtended.xml><?xml version="1.0" encoding="utf-8"?>
-<w15:commentsEx xmlns:wpc="http://schemas.microsoft.com/office/word/2010/wordprocessingCanvas" xmlns:cx="http://schemas.microsoft.com/office/drawing/2014/chartex" xmlns:cx1="http://schemas.microsoft.com/office/drawing/2015/9/8/chartex" xmlns:cx2="http://schemas.microsoft.com/office/drawing/2015/10/21/chartex" xmlns:cx3="http://schemas.microsoft.com/office/drawing/2016/5/9/chartex" xmlns:cx4="http://schemas.microsoft.com/office/drawing/2016/5/10/chartex" xmlns:cx5="http://schemas.microsoft.com/office/drawing/2016/5/11/chartex" xmlns:cx6="http://schemas.microsoft.com/office/drawing/2016/5/12/chartex" xmlns:cx7="http://schemas.microsoft.com/office/drawing/2016/5/13/chartex" xmlns:cx8="http://schemas.microsoft.com/office/drawing/2016/5/14/chartex" xmlns:mc="http://schemas.openxmlformats.org/markup-compatibility/2006" xmlns:aink="http://schemas.microsoft.com/office/drawing/2016/ink" xmlns:am3d="http://schemas.microsoft.com/office/drawing/2017/model3d" xmlns:o="urn:schemas-microsoft-com:office:office" xmlns:oel="http://schemas.microsoft.com/office/2019/extlst" xmlns:r="http://schemas.openxmlformats.org/officeDocument/2006/relationships" xmlns:m="http://schemas.openxmlformats.org/officeDocument/2006/math" xmlns:v="urn:schemas-microsoft-com:vml" xmlns:wp14="http://schemas.microsoft.com/office/word/2010/wordprocessingDrawing" xmlns:wp="http://schemas.openxmlformats.org/drawingml/2006/wordprocessingDrawing" xmlns:w10="urn:schemas-microsoft-com:office:word" xmlns:w="http://schemas.openxmlformats.org/wordprocessingml/2006/main" xmlns:w14="http://schemas.microsoft.com/office/word/2010/wordml" xmlns:w15="http://schemas.microsoft.com/office/word/2012/wordml" xmlns:w16cex="http://schemas.microsoft.com/office/word/2018/wordml/cex" xmlns:w16cid="http://schemas.microsoft.com/office/word/2016/wordml/cid" xmlns:w16="http://schemas.microsoft.com/office/word/2018/wordml" xmlns:w16du="http://schemas.microsoft.com/office/word/2023/wordml/word16du" xmlns:w16sdtdh="http://schemas.microsoft.com/office/word/2020/wordml/sdtdatahash" xmlns:w16sdtfl="http://schemas.microsoft.com/office/word/2024/wordml/sdtformatlock" xmlns:w16se="http://schemas.microsoft.com/office/word/2015/wordml/symex" xmlns:wpg="http://schemas.microsoft.com/office/word/2010/wordprocessingGroup" xmlns:wpi="http://schemas.microsoft.com/office/word/2010/wordprocessingInk" xmlns:wne="http://schemas.microsoft.com/office/word/2006/wordml" xmlns:wps="http://schemas.microsoft.com/office/word/2010/wordprocessingShape" mc:Ignorable="w14 w15 w16se w16cid w16 w16cex w16sdtdh w16sdtfl w16du wp14">
-  <w15:commentEx w15:paraId="301CE190" w15:done="0"/>
-</w15:commentsEx>
-</file>
-
-<file path=word/commentsExtensible.xml><?xml version="1.0" encoding="utf-8"?>
-<w16cex:commentsExtensible xmlns:wpc="http://schemas.microsoft.com/office/word/2010/wordprocessingCanvas" xmlns:cx="http://schemas.microsoft.com/office/drawing/2014/chartex" xmlns:cx1="http://schemas.microsoft.com/office/drawing/2015/9/8/chartex" xmlns:cx2="http://schemas.microsoft.com/office/drawing/2015/10/21/chartex" xmlns:cx3="http://schemas.microsoft.com/office/drawing/2016/5/9/chartex" xmlns:cx4="http://schemas.microsoft.com/office/drawing/2016/5/10/chartex" xmlns:cx5="http://schemas.microsoft.com/office/drawing/2016/5/11/chartex" xmlns:cx6="http://schemas.microsoft.com/office/drawing/2016/5/12/chartex" xmlns:cx7="http://schemas.microsoft.com/office/drawing/2016/5/13/chartex" xmlns:cx8="http://schemas.microsoft.com/office/drawing/2016/5/14/chartex" xmlns:cr="http://schemas.microsoft.com/office/comments/2020/reactions" xmlns:mc="http://schemas.openxmlformats.org/markup-compatibility/2006" xmlns:aink="http://schemas.microsoft.com/office/drawing/2016/ink" xmlns:am3d="http://schemas.microsoft.com/office/drawing/2017/model3d" xmlns:o="urn:schemas-microsoft-com:office:office" xmlns:oel="http://schemas.microsoft.com/office/2019/extlst" xmlns:r="http://schemas.openxmlformats.org/officeDocument/2006/relationships" xmlns:m="http://schemas.openxmlformats.org/officeDocument/2006/math" xmlns:v="urn:schemas-microsoft-com:vml" xmlns:wp14="http://schemas.microsoft.com/office/word/2010/wordprocessingDrawing" xmlns:wp="http://schemas.openxmlformats.org/drawingml/2006/wordprocessingDrawing" xmlns:w10="urn:schemas-microsoft-com:office:word" xmlns:w="http://schemas.openxmlformats.org/wordprocessingml/2006/main" xmlns:w14="http://schemas.microsoft.com/office/word/2010/wordml" xmlns:w15="http://schemas.microsoft.com/office/word/2012/wordml" xmlns:w16cex="http://schemas.microsoft.com/office/word/2018/wordml/cex" xmlns:w16cid="http://schemas.microsoft.com/office/word/2016/wordml/cid" xmlns:w16="http://schemas.microsoft.com/office/word/2018/wordml" xmlns:w16du="http://schemas.microsoft.com/office/word/2023/wordml/word16du" xmlns:w16sdtdh="http://schemas.microsoft.com/office/word/2020/wordml/sdtdatahash" xmlns:w16sdtfl="http://schemas.microsoft.com/office/word/2024/wordml/sdtformatlock" xmlns:w16se="http://schemas.microsoft.com/office/word/2015/wordml/symex" xmlns:wpg="http://schemas.microsoft.com/office/word/2010/wordprocessingGroup" xmlns:wpi="http://schemas.microsoft.com/office/word/2010/wordprocessingInk" xmlns:wne="http://schemas.microsoft.com/office/word/2006/wordml" xmlns:wps="http://schemas.microsoft.com/office/word/2010/wordprocessingShape" mc:Ignorable="w14 w15 w16se w16cid w16 w16cex w16sdtdh w16sdtfl cr w16du wp14">
-  <w16cex:commentExtensible w16cex:durableId="7D3EC82D" w16cex:dateUtc="2025-11-04T13:31:00Z"/>
-</w16cex:commentsExtensible>
-</file>
-
-<file path=word/commentsIds.xml><?xml version="1.0" encoding="utf-8"?>
-<w16cid:commentsIds xmlns:wpc="http://schemas.microsoft.com/office/word/2010/wordprocessingCanvas" xmlns:cx="http://schemas.microsoft.com/office/drawing/2014/chartex" xmlns:cx1="http://schemas.microsoft.com/office/drawing/2015/9/8/chartex" xmlns:cx2="http://schemas.microsoft.com/office/drawing/2015/10/21/chartex" xmlns:cx3="http://schemas.microsoft.com/office/drawing/2016/5/9/chartex" xmlns:cx4="http://schemas.microsoft.com/office/drawing/2016/5/10/chartex" xmlns:cx5="http://schemas.microsoft.com/office/drawing/2016/5/11/chartex" xmlns:cx6="http://schemas.microsoft.com/office/drawing/2016/5/12/chartex" xmlns:cx7="http://schemas.microsoft.com/office/drawing/2016/5/13/chartex" xmlns:cx8="http://schemas.microsoft.com/office/drawing/2016/5/14/chartex" xmlns:mc="http://schemas.openxmlformats.org/markup-compatibility/2006" xmlns:aink="http://schemas.microsoft.com/office/drawing/2016/ink" xmlns:am3d="http://schemas.microsoft.com/office/drawing/2017/model3d" xmlns:o="urn:schemas-microsoft-com:office:office" xmlns:oel="http://schemas.microsoft.com/office/2019/extlst" xmlns:r="http://schemas.openxmlformats.org/officeDocument/2006/relationships" xmlns:m="http://schemas.openxmlformats.org/officeDocument/2006/math" xmlns:v="urn:schemas-microsoft-com:vml" xmlns:wp14="http://schemas.microsoft.com/office/word/2010/wordprocessingDrawing" xmlns:wp="http://schemas.openxmlformats.org/drawingml/2006/wordprocessingDrawing" xmlns:w10="urn:schemas-microsoft-com:office:word" xmlns:w="http://schemas.openxmlformats.org/wordprocessingml/2006/main" xmlns:w14="http://schemas.microsoft.com/office/word/2010/wordml" xmlns:w15="http://schemas.microsoft.com/office/word/2012/wordml" xmlns:w16cex="http://schemas.microsoft.com/office/word/2018/wordml/cex" xmlns:w16cid="http://schemas.microsoft.com/office/word/2016/wordml/cid" xmlns:w16="http://schemas.microsoft.com/office/word/2018/wordml" xmlns:w16du="http://schemas.microsoft.com/office/word/2023/wordml/word16du" xmlns:w16sdtdh="http://schemas.microsoft.com/office/word/2020/wordml/sdtdatahash" xmlns:w16sdtfl="http://schemas.microsoft.com/office/word/2024/wordml/sdtformatlock" xmlns:w16se="http://schemas.microsoft.com/office/word/2015/wordml/symex" xmlns:wpg="http://schemas.microsoft.com/office/word/2010/wordprocessingGroup" xmlns:wpi="http://schemas.microsoft.com/office/word/2010/wordprocessingInk" xmlns:wne="http://schemas.microsoft.com/office/word/2006/wordml" xmlns:wps="http://schemas.microsoft.com/office/word/2010/wordprocessingShape" mc:Ignorable="w14 w15 w16se w16cid w16 w16cex w16sdtdh w16sdtfl w16du wp14">
-  <w16cid:commentId w16cid:paraId="301CE190" w16cid:durableId="7D3EC82D"/>
-</w16cid:commentsIds>
 </file>
 
 <file path=word/endnotes.xml><?xml version="1.0" encoding="utf-8"?>
@@ -24117,14 +24363,6 @@
     <w:abstractNumId w:val="4"/>
   </w:num>
 </w:numbering>
-</file>
-
-<file path=word/people.xml><?xml version="1.0" encoding="utf-8"?>
-<w15:people xmlns:wpc="http://schemas.microsoft.com/office/word/2010/wordprocessingCanvas" xmlns:cx="http://schemas.microsoft.com/office/drawing/2014/chartex" xmlns:cx1="http://schemas.microsoft.com/office/drawing/2015/9/8/chartex" xmlns:cx2="http://schemas.microsoft.com/office/drawing/2015/10/21/chartex" xmlns:cx3="http://schemas.microsoft.com/office/drawing/2016/5/9/chartex" xmlns:cx4="http://schemas.microsoft.com/office/drawing/2016/5/10/chartex" xmlns:cx5="http://schemas.microsoft.com/office/drawing/2016/5/11/chartex" xmlns:cx6="http://schemas.microsoft.com/office/drawing/2016/5/12/chartex" xmlns:cx7="http://schemas.microsoft.com/office/drawing/2016/5/13/chartex" xmlns:cx8="http://schemas.microsoft.com/office/drawing/2016/5/14/chartex" xmlns:mc="http://schemas.openxmlformats.org/markup-compatibility/2006" xmlns:aink="http://schemas.microsoft.com/office/drawing/2016/ink" xmlns:am3d="http://schemas.microsoft.com/office/drawing/2017/model3d" xmlns:o="urn:schemas-microsoft-com:office:office" xmlns:oel="http://schemas.microsoft.com/office/2019/extlst" xmlns:r="http://schemas.openxmlformats.org/officeDocument/2006/relationships" xmlns:m="http://schemas.openxmlformats.org/officeDocument/2006/math" xmlns:v="urn:schemas-microsoft-com:vml" xmlns:wp14="http://schemas.microsoft.com/office/word/2010/wordprocessingDrawing" xmlns:wp="http://schemas.openxmlformats.org/drawingml/2006/wordprocessingDrawing" xmlns:w10="urn:schemas-microsoft-com:office:word" xmlns:w="http://schemas.openxmlformats.org/wordprocessingml/2006/main" xmlns:w14="http://schemas.microsoft.com/office/word/2010/wordml" xmlns:w15="http://schemas.microsoft.com/office/word/2012/wordml" xmlns:w16cex="http://schemas.microsoft.com/office/word/2018/wordml/cex" xmlns:w16cid="http://schemas.microsoft.com/office/word/2016/wordml/cid" xmlns:w16="http://schemas.microsoft.com/office/word/2018/wordml" xmlns:w16du="http://schemas.microsoft.com/office/word/2023/wordml/word16du" xmlns:w16sdtdh="http://schemas.microsoft.com/office/word/2020/wordml/sdtdatahash" xmlns:w16sdtfl="http://schemas.microsoft.com/office/word/2024/wordml/sdtformatlock" xmlns:w16se="http://schemas.microsoft.com/office/word/2015/wordml/symex" xmlns:wpg="http://schemas.microsoft.com/office/word/2010/wordprocessingGroup" xmlns:wpi="http://schemas.microsoft.com/office/word/2010/wordprocessingInk" xmlns:wne="http://schemas.microsoft.com/office/word/2006/wordml" xmlns:wps="http://schemas.microsoft.com/office/word/2010/wordprocessingShape" mc:Ignorable="w14 w15 w16se w16cid w16 w16cex w16sdtdh w16sdtfl w16du wp14">
-  <w15:person w15:author="Jong-Hoon Kim">
-    <w15:presenceInfo w15:providerId="AD" w15:userId="S::JongHoon.Kim@ivi.int::927fd5a4-599f-47a6-ae3d-302fac55f384"/>
-  </w15:person>
-</w15:people>
 </file>
 
 <file path=word/styles.xml><?xml version="1.0" encoding="utf-8"?>

--- a/papers/Maintext_cholera_outbreak_modeling_31Oct2025.docx
+++ b/papers/Maintext_cholera_outbreak_modeling_31Oct2025.docx
@@ -23,10 +23,14 @@
     <w:p/>
     <w:p>
       <w:pPr>
-        <w:rPr>
-          <w:lang w:val="en-US"/>
-        </w:rPr>
-      </w:pPr>
+        <w:pStyle w:val="Heading2"/>
+      </w:pPr>
+      <w:r>
+        <w:rPr>
+          <w:rFonts w:hint="eastAsia"/>
+        </w:rPr>
+        <w:t>Authors</w:t>
+      </w:r>
     </w:p>
     <w:p>
       <w:pPr>
@@ -34,6 +38,114 @@
           <w:lang w:val="en-US"/>
         </w:rPr>
       </w:pPr>
+      <w:r>
+        <w:rPr>
+          <w:lang w:val="en-US"/>
+        </w:rPr>
+        <w:t>Jong-Hoon Kim</w:t>
+      </w:r>
+      <w:r>
+        <w:rPr>
+          <w:vertAlign w:val="superscript"/>
+          <w:lang w:val="en-US"/>
+        </w:rPr>
+        <w:t>1</w:t>
+      </w:r>
+      <w:r>
+        <w:rPr>
+          <w:rFonts w:hint="eastAsia"/>
+          <w:vertAlign w:val="superscript"/>
+          <w:lang w:val="en-US"/>
+        </w:rPr>
+        <w:t>*</w:t>
+      </w:r>
+      <w:r>
+        <w:rPr>
+          <w:lang w:val="en-US"/>
+        </w:rPr>
+        <w:t>, Monica Duong</w:t>
+      </w:r>
+      <w:r>
+        <w:rPr>
+          <w:vertAlign w:val="superscript"/>
+          <w:lang w:val="en-US"/>
+        </w:rPr>
+        <w:t>1</w:t>
+      </w:r>
+      <w:r>
+        <w:rPr>
+          <w:lang w:val="en-US"/>
+        </w:rPr>
+        <w:t>, Elizabeth C. Lee</w:t>
+      </w:r>
+      <w:r>
+        <w:rPr>
+          <w:vertAlign w:val="superscript"/>
+          <w:lang w:val="en-US"/>
+        </w:rPr>
+        <w:t>2</w:t>
+      </w:r>
+      <w:r>
+        <w:rPr>
+          <w:lang w:val="en-US"/>
+        </w:rPr>
+        <w:t>, Qulu Zheng</w:t>
+      </w:r>
+      <w:r>
+        <w:rPr>
+          <w:rFonts w:hint="eastAsia"/>
+          <w:vertAlign w:val="superscript"/>
+          <w:lang w:val="en-US"/>
+        </w:rPr>
+        <w:t>3</w:t>
+      </w:r>
+      <w:r>
+        <w:rPr>
+          <w:lang w:val="en-US"/>
+        </w:rPr>
+        <w:t>, Andrew S. Azman</w:t>
+      </w:r>
+      <w:r>
+        <w:rPr>
+          <w:vertAlign w:val="superscript"/>
+          <w:lang w:val="en-US"/>
+        </w:rPr>
+        <w:t>2</w:t>
+      </w:r>
+      <w:r>
+        <w:rPr>
+          <w:rFonts w:hint="eastAsia"/>
+          <w:vertAlign w:val="superscript"/>
+          <w:lang w:val="en-US"/>
+        </w:rPr>
+        <w:t>,3</w:t>
+      </w:r>
+      <w:r>
+        <w:rPr>
+          <w:lang w:val="en-US"/>
+        </w:rPr>
+        <w:t>, Allyson Russell</w:t>
+      </w:r>
+      <w:r>
+        <w:rPr>
+          <w:vertAlign w:val="superscript"/>
+          <w:lang w:val="en-US"/>
+        </w:rPr>
+        <w:t>4</w:t>
+      </w:r>
+      <w:r>
+        <w:rPr>
+          <w:lang w:val="en-US"/>
+        </w:rPr>
+        <w:t>, Jerome H. Kim</w:t>
+      </w:r>
+      <w:r>
+        <w:rPr>
+          <w:vertAlign w:val="superscript"/>
+          <w:lang w:val="en-US"/>
+        </w:rPr>
+        <w:t>1</w:t>
+      </w:r>
     </w:p>
     <w:p>
       <w:pPr>
@@ -41,6 +153,12 @@
           <w:lang w:val="en-US"/>
         </w:rPr>
       </w:pPr>
+      <w:r>
+        <w:rPr>
+          <w:lang w:val="en-US"/>
+        </w:rPr>
+        <w:t xml:space="preserve"> </w:t>
+      </w:r>
     </w:p>
     <w:p>
       <w:pPr>
@@ -48,6 +166,25 @@
           <w:lang w:val="en-US"/>
         </w:rPr>
       </w:pPr>
+      <w:r>
+        <w:rPr>
+          <w:lang w:val="en-US"/>
+        </w:rPr>
+        <w:t>1. International Vaccine Institute</w:t>
+      </w:r>
+      <w:r>
+        <w:rPr>
+          <w:rFonts w:hint="eastAsia"/>
+          <w:lang w:val="en-US"/>
+        </w:rPr>
+        <w:t>, Seoul, South Korea</w:t>
+      </w:r>
+      <w:r>
+        <w:rPr>
+          <w:lang w:val="en-US"/>
+        </w:rPr>
+        <w:t xml:space="preserve"> </w:t>
+      </w:r>
     </w:p>
     <w:p>
       <w:pPr>
@@ -55,6 +192,25 @@
           <w:lang w:val="en-US"/>
         </w:rPr>
       </w:pPr>
+      <w:r>
+        <w:rPr>
+          <w:lang w:val="en-US"/>
+        </w:rPr>
+        <w:t>2.</w:t>
+      </w:r>
+      <w:r>
+        <w:rPr>
+          <w:rFonts w:hint="eastAsia"/>
+          <w:lang w:val="en-US"/>
+        </w:rPr>
+        <w:t xml:space="preserve"> </w:t>
+      </w:r>
+      <w:r>
+        <w:rPr>
+          <w:lang w:val="en-US"/>
+        </w:rPr>
+        <w:t>University of Geneva in Geneva, Switzerland</w:t>
+      </w:r>
     </w:p>
     <w:p>
       <w:pPr>
@@ -62,6 +218,19 @@
           <w:lang w:val="en-US"/>
         </w:rPr>
       </w:pPr>
+      <w:r>
+        <w:rPr>
+          <w:rFonts w:hint="eastAsia"/>
+          <w:lang w:val="en-US"/>
+        </w:rPr>
+        <w:t xml:space="preserve">3. </w:t>
+      </w:r>
+      <w:r>
+        <w:rPr>
+          <w:lang w:val="en-US"/>
+        </w:rPr>
+        <w:t>Johns Hopkins University</w:t>
+      </w:r>
     </w:p>
     <w:p>
       <w:pPr>
@@ -69,6 +238,19 @@
           <w:lang w:val="en-US"/>
         </w:rPr>
       </w:pPr>
+      <w:r>
+        <w:rPr>
+          <w:rFonts w:hint="eastAsia"/>
+          <w:lang w:val="en-US"/>
+        </w:rPr>
+        <w:t xml:space="preserve">4. </w:t>
+      </w:r>
+      <w:r>
+        <w:rPr>
+          <w:lang w:val="en-US"/>
+        </w:rPr>
+        <w:t>Gavi, the Vaccine Alliance</w:t>
+      </w:r>
     </w:p>
     <w:p>
       <w:pPr>
@@ -83,27 +265,30 @@
           <w:lang w:val="en-US"/>
         </w:rPr>
       </w:pPr>
-    </w:p>
-    <w:p>
-      <w:pPr>
-        <w:rPr>
-          <w:lang w:val="en-US"/>
-        </w:rPr>
-      </w:pPr>
-    </w:p>
-    <w:p>
-      <w:pPr>
-        <w:rPr>
-          <w:lang w:val="en-US"/>
-        </w:rPr>
-      </w:pPr>
-    </w:p>
-    <w:p>
-      <w:pPr>
-        <w:rPr>
-          <w:lang w:val="en-US"/>
-        </w:rPr>
-      </w:pPr>
+      <w:r>
+        <w:rPr>
+          <w:rFonts w:hint="eastAsia"/>
+          <w:lang w:val="en-US"/>
+        </w:rPr>
+        <w:t xml:space="preserve">Correspondence: Jong-Hoon Kim </w:t>
+      </w:r>
+      <w:hyperlink r:id="rId12" w:history="1">
+        <w:r>
+          <w:rPr>
+            <w:rStyle w:val="Hyperlink"/>
+            <w:rFonts w:hint="eastAsia"/>
+            <w:lang w:val="en-US"/>
+          </w:rPr>
+          <w:t>jonghoon.kim@ivi.int</w:t>
+        </w:r>
+      </w:hyperlink>
+      <w:r>
+        <w:rPr>
+          <w:rFonts w:hint="eastAsia"/>
+          <w:lang w:val="en-US"/>
+        </w:rPr>
+        <w:t xml:space="preserve"> </w:t>
+      </w:r>
     </w:p>
     <w:p>
       <w:pPr>
@@ -1915,11 +2100,6 @@
       </w:r>
     </w:p>
     <w:p>
-      <w:pPr>
-        <w:rPr>
-          <w:lang w:val="en-US"/>
-        </w:rPr>
-      </w:pPr>
       <w:r>
         <w:t xml:space="preserve">To our knowledge, this is the first study to model </w:t>
       </w:r>
@@ -2033,6 +2213,13 @@
       </w:r>
     </w:p>
     <w:p>
+      <w:pPr>
+        <w:rPr>
+          <w:lang w:val="en-US"/>
+        </w:rPr>
+      </w:pPr>
+    </w:p>
+    <w:p>
       <w:r>
         <w:rPr>
           <w:b/>
@@ -2084,7 +2271,11 @@
         <w:t>campaigns</w:t>
       </w:r>
       <w:r>
-        <w:t xml:space="preserve">, particularly in large and high–attack-rate outbreaks. When aggregated across outbreaks, </w:t>
+        <w:t>, particularly in large and high–</w:t>
+      </w:r>
+      <w:r>
+        <w:lastRenderedPageBreak/>
+        <w:t xml:space="preserve">attack-rate outbreaks. When aggregated across outbreaks, </w:t>
       </w:r>
       <w:r>
         <w:rPr>
@@ -2111,7 +2302,6 @@
         <w:t xml:space="preserve">omparable to </w:t>
       </w:r>
       <w:r>
-        <w:lastRenderedPageBreak/>
         <w:t>historical response times</w:t>
       </w:r>
       <w:r>
@@ -2828,7 +3018,11 @@
         <w:t xml:space="preserve"> supply, t</w:t>
       </w:r>
       <w:r>
-        <w:t>he International Coordinating Group (ICG)—which manages the stockpile—</w:t>
+        <w:t xml:space="preserve">he International Coordinating Group (ICG)—which </w:t>
+      </w:r>
+      <w:r>
+        <w:lastRenderedPageBreak/>
+        <w:t>manages the stockpile—</w:t>
       </w:r>
       <w:r>
         <w:t xml:space="preserve">temporarily </w:t>
@@ -14636,13 +14830,7 @@
         <w:t xml:space="preserve">. </w:t>
       </w:r>
     </w:p>
-    <w:p>
-      <w:pPr>
-        <w:rPr>
-          <w:rFonts w:hint="eastAsia"/>
-        </w:rPr>
-      </w:pPr>
-    </w:p>
+    <w:p/>
     <w:p>
       <w:r>
         <w:rPr>
@@ -15742,10 +15930,7 @@
         <w:t>—</w:t>
       </w:r>
       <w:r>
-        <w:t xml:space="preserve"> </w:t>
-      </w:r>
-      <w:r>
-        <w:t xml:space="preserve">equivalent to 0.8 and 10.4 times the regional GDP </w:t>
+        <w:t xml:space="preserve"> equivalent to 0.8 and 10.4 times the regional GDP </w:t>
       </w:r>
       <w:proofErr w:type="gramStart"/>
       <w:r>
@@ -17503,31 +17688,7 @@
         <w:rPr>
           <w:rFonts w:hint="eastAsia"/>
         </w:rPr>
-        <w:t xml:space="preserve">, and with substantial </w:t>
-      </w:r>
-      <w:r>
-        <w:rPr>
-          <w:rFonts w:hint="eastAsia"/>
-        </w:rPr>
-        <w:t xml:space="preserve">overlap between </w:t>
-      </w:r>
-      <w:r>
-        <w:rPr>
-          <w:rFonts w:hint="eastAsia"/>
-        </w:rPr>
-        <w:t xml:space="preserve">different delay periods </w:t>
-      </w:r>
-      <w:r>
-        <w:rPr>
-          <w:rFonts w:hint="eastAsia"/>
-        </w:rPr>
-        <w:t>(</w:t>
-      </w:r>
-      <w:r>
-        <w:rPr>
-          <w:rFonts w:hint="eastAsia"/>
-        </w:rPr>
-        <w:t xml:space="preserve">see </w:t>
+        <w:t xml:space="preserve">, and with substantial overlap between different delay periods (see </w:t>
       </w:r>
       <w:r>
         <w:rPr>
@@ -24058,6 +24219,7 @@
   <w:style w:type="character" w:default="1" w:styleId="DefaultParagraphFont">
     <w:name w:val="Default Paragraph Font"/>
     <w:uiPriority w:val="1"/>
+    <w:semiHidden/>
     <w:unhideWhenUsed/>
   </w:style>
   <w:style w:type="table" w:default="1" w:styleId="TableNormal">
